--- a/data/outputs/v2/Grade11/Biology/Lesson_Plans/SS1.1_Taxonomy_I/Biology_Taxonomy_I_CBE_LessonSequence.docx
+++ b/data/outputs/v2/Grade11/Biology/Lesson_Plans/SS1.1_Taxonomy_I/Biology_Taxonomy_I_CBE_LessonSequence.docx
@@ -2073,7 +2073,7 @@
         </w:rPr>
         <w:t xml:space="preserve">© 2026 SeaVuria and ARES. This work is licensed under a </w:t>
       </w:r>
-      <w:hyperlink w:history="1" r:id="rIdzelbt-ij0shnyb0xsysqn">
+      <w:hyperlink w:history="1" r:id="rIdejwmhpxcex9oqxtmpy-a6">
         <w:r>
           <w:rPr>
             <w:rFonts w:ascii="Arial" w:cs="Arial" w:eastAsia="Arial" w:hAnsi="Arial"/>
@@ -2093,7 +2093,7 @@
         </w:rPr>
         <w:t xml:space="preserve"> (</w:t>
       </w:r>
-      <w:hyperlink w:history="1" r:id="rIdryvlmhgd95m_luqvw5lck">
+      <w:hyperlink w:history="1" r:id="rIdaisjjjm0phbnqp7epkipp">
         <w:r>
           <w:rPr>
             <w:rFonts w:ascii="Arial" w:cs="Arial" w:eastAsia="Arial" w:hAnsi="Arial"/>
@@ -2113,7 +2113,7 @@
         </w:rPr>
         <w:t xml:space="preserve">). To view a copy of this license, visit </w:t>
       </w:r>
-      <w:hyperlink w:history="1" r:id="rIdi0a2xxre9qyjfsx2osgnb">
+      <w:hyperlink w:history="1" r:id="rId2mxgp-tl7amkbagvyigxc">
         <w:r>
           <w:rPr>
             <w:rFonts w:ascii="Arial" w:cs="Arial" w:eastAsia="Arial" w:hAnsi="Arial"/>
@@ -3125,7 +3125,7 @@
             <w:pPr>
               <w:spacing w:after="20" w:before="0"/>
             </w:pPr>
-            <w:hyperlink w:history="1" r:id="rIdtnd9lwsyvxjkgaw-2d7ur">
+            <w:hyperlink w:history="1" r:id="rId8bqgrgaddku2aarmz-4u7">
               <w:r>
                 <w:rPr>
                   <w:rFonts w:ascii="Arial" w:cs="Arial" w:eastAsia="Arial" w:hAnsi="Arial"/>
@@ -3158,7 +3158,7 @@
               <w:spacing w:after="10" w:before="0"/>
               <w:ind w:left="120"/>
             </w:pPr>
-            <w:hyperlink w:history="1" r:id="rId5j-wtvj8zsjnaomxfogtb">
+            <w:hyperlink w:history="1" r:id="rIdqydjyuberxqauxwdfpagc">
               <w:r>
                 <w:rPr>
                   <w:rFonts w:ascii="Arial" w:cs="Arial" w:eastAsia="Arial" w:hAnsi="Arial"/>
@@ -3203,7 +3203,7 @@
             <w:pPr>
               <w:spacing w:after="20" w:before="0"/>
             </w:pPr>
-            <w:hyperlink w:history="1" r:id="rIdswyhpws2vqsb507xzmls2">
+            <w:hyperlink w:history="1" r:id="rIdrih_uzliygesuwpgzf5bd">
               <w:r>
                 <w:rPr>
                   <w:rFonts w:ascii="Arial" w:cs="Arial" w:eastAsia="Arial" w:hAnsi="Arial"/>
@@ -3236,7 +3236,7 @@
               <w:spacing w:after="10" w:before="0"/>
               <w:ind w:left="120"/>
             </w:pPr>
-            <w:hyperlink w:history="1" r:id="rId5l9xmrlvdyhpoelefnoka">
+            <w:hyperlink w:history="1" r:id="rId2iflywy4uwudiq6kvttnp">
               <w:r>
                 <w:rPr>
                   <w:rFonts w:ascii="Arial" w:cs="Arial" w:eastAsia="Arial" w:hAnsi="Arial"/>
@@ -3431,7 +3431,7 @@
             <w:pPr>
               <w:spacing w:after="20" w:before="0"/>
             </w:pPr>
-            <w:hyperlink w:history="1" r:id="rIdexhgzxacqc1v7nlqzznhy">
+            <w:hyperlink w:history="1" r:id="rId6njof-wo_jqc_bnkphisb">
               <w:r>
                 <w:rPr>
                   <w:rFonts w:ascii="Arial" w:cs="Arial" w:eastAsia="Arial" w:hAnsi="Arial"/>
@@ -3464,7 +3464,7 @@
               <w:spacing w:after="10" w:before="0"/>
               <w:ind w:left="120"/>
             </w:pPr>
-            <w:hyperlink w:history="1" r:id="rId5tz7re8--3h5x8p_gpf-u">
+            <w:hyperlink w:history="1" r:id="rIdt8xxicgctcox3glpvf3zs">
               <w:r>
                 <w:rPr>
                   <w:rFonts w:ascii="Arial" w:cs="Arial" w:eastAsia="Arial" w:hAnsi="Arial"/>
@@ -3509,7 +3509,7 @@
             <w:pPr>
               <w:spacing w:after="20" w:before="0"/>
             </w:pPr>
-            <w:hyperlink w:history="1" r:id="rId-gwr_ls7fgd176uf6kucf">
+            <w:hyperlink w:history="1" r:id="rIdceqsxp4x2t5kbz1l80leb">
               <w:r>
                 <w:rPr>
                   <w:rFonts w:ascii="Arial" w:cs="Arial" w:eastAsia="Arial" w:hAnsi="Arial"/>
@@ -3542,7 +3542,7 @@
               <w:spacing w:after="10" w:before="0"/>
               <w:ind w:left="120"/>
             </w:pPr>
-            <w:hyperlink w:history="1" r:id="rIdfqmmxkzevt4ln45sizzke">
+            <w:hyperlink w:history="1" r:id="rIdgndnp0b72om9oumtxlwan">
               <w:r>
                 <w:rPr>
                   <w:rFonts w:ascii="Arial" w:cs="Arial" w:eastAsia="Arial" w:hAnsi="Arial"/>
@@ -3737,7 +3737,7 @@
             <w:pPr>
               <w:spacing w:after="20" w:before="0"/>
             </w:pPr>
-            <w:hyperlink w:history="1" r:id="rIdoc2artz753cio6wlocgyt">
+            <w:hyperlink w:history="1" r:id="rIddg6aa7nrgo9ke0f32xwyn">
               <w:r>
                 <w:rPr>
                   <w:rFonts w:ascii="Arial" w:cs="Arial" w:eastAsia="Arial" w:hAnsi="Arial"/>
@@ -3770,7 +3770,7 @@
               <w:spacing w:after="10" w:before="0"/>
               <w:ind w:left="120"/>
             </w:pPr>
-            <w:hyperlink w:history="1" r:id="rIdh8kuryrv3xilpqlodx4wd">
+            <w:hyperlink w:history="1" r:id="rId1naey-kvxhppholqn3mz4">
               <w:r>
                 <w:rPr>
                   <w:rFonts w:ascii="Arial" w:cs="Arial" w:eastAsia="Arial" w:hAnsi="Arial"/>
@@ -3815,7 +3815,7 @@
             <w:pPr>
               <w:spacing w:after="20" w:before="0"/>
             </w:pPr>
-            <w:hyperlink w:history="1" r:id="rIdshpyjog8y-smcefkp4yqx">
+            <w:hyperlink w:history="1" r:id="rIdp_g0oojoyoqlbokefgm3l">
               <w:r>
                 <w:rPr>
                   <w:rFonts w:ascii="Arial" w:cs="Arial" w:eastAsia="Arial" w:hAnsi="Arial"/>
@@ -3848,7 +3848,7 @@
               <w:spacing w:after="10" w:before="0"/>
               <w:ind w:left="120"/>
             </w:pPr>
-            <w:hyperlink w:history="1" r:id="rId0uyk2kt3gl1x3kunfsyww">
+            <w:hyperlink w:history="1" r:id="rIdkukvvet2lkhp4abb4bfp3">
               <w:r>
                 <w:rPr>
                   <w:rFonts w:ascii="Arial" w:cs="Arial" w:eastAsia="Arial" w:hAnsi="Arial"/>
@@ -4043,7 +4043,7 @@
             <w:pPr>
               <w:spacing w:after="20" w:before="0"/>
             </w:pPr>
-            <w:hyperlink w:history="1" r:id="rIdv0msrcw-kmzrbvrrecujj">
+            <w:hyperlink w:history="1" r:id="rIdhrcnwrs5mwzs8pnv7hsxr">
               <w:r>
                 <w:rPr>
                   <w:rFonts w:ascii="Arial" w:cs="Arial" w:eastAsia="Arial" w:hAnsi="Arial"/>
@@ -4076,7 +4076,7 @@
               <w:spacing w:after="10" w:before="0"/>
               <w:ind w:left="120"/>
             </w:pPr>
-            <w:hyperlink w:history="1" r:id="rId4x_enorib9rysv234i-ul">
+            <w:hyperlink w:history="1" r:id="rId76mihahmu-gyjuf-x3xs3">
               <w:r>
                 <w:rPr>
                   <w:rFonts w:ascii="Arial" w:cs="Arial" w:eastAsia="Arial" w:hAnsi="Arial"/>
@@ -4121,7 +4121,7 @@
             <w:pPr>
               <w:spacing w:after="20" w:before="0"/>
             </w:pPr>
-            <w:hyperlink w:history="1" r:id="rIdsqnmrkhs6eenotqg6udrn">
+            <w:hyperlink w:history="1" r:id="rIdrxp1x1gqh8glncm5i-ou6">
               <w:r>
                 <w:rPr>
                   <w:rFonts w:ascii="Arial" w:cs="Arial" w:eastAsia="Arial" w:hAnsi="Arial"/>
@@ -4154,7 +4154,7 @@
               <w:spacing w:after="10" w:before="0"/>
               <w:ind w:left="120"/>
             </w:pPr>
-            <w:hyperlink w:history="1" r:id="rIdbagwczhkapmodxfvwtvos">
+            <w:hyperlink w:history="1" r:id="rId5bahfrsm6gvefnqgge2qy">
               <w:r>
                 <w:rPr>
                   <w:rFonts w:ascii="Arial" w:cs="Arial" w:eastAsia="Arial" w:hAnsi="Arial"/>
@@ -4349,7 +4349,7 @@
             <w:pPr>
               <w:spacing w:after="20" w:before="0"/>
             </w:pPr>
-            <w:hyperlink w:history="1" r:id="rIdhyqczklwdajlbpjwi-0ho">
+            <w:hyperlink w:history="1" r:id="rId5y8kmgz--ubono3cmwudy">
               <w:r>
                 <w:rPr>
                   <w:rFonts w:ascii="Arial" w:cs="Arial" w:eastAsia="Arial" w:hAnsi="Arial"/>
@@ -4382,7 +4382,7 @@
               <w:spacing w:after="10" w:before="0"/>
               <w:ind w:left="120"/>
             </w:pPr>
-            <w:hyperlink w:history="1" r:id="rIdytqp_w9hxgs14gdmlxafu">
+            <w:hyperlink w:history="1" r:id="rId1oo34braurketbot3kafa">
               <w:r>
                 <w:rPr>
                   <w:rFonts w:ascii="Arial" w:cs="Arial" w:eastAsia="Arial" w:hAnsi="Arial"/>
@@ -4427,7 +4427,7 @@
             <w:pPr>
               <w:spacing w:after="20" w:before="0"/>
             </w:pPr>
-            <w:hyperlink w:history="1" r:id="rIdftuxoxkvmb0uelt7zlsik">
+            <w:hyperlink w:history="1" r:id="rIdrzj6rmekejulw5fmjc-zb">
               <w:r>
                 <w:rPr>
                   <w:rFonts w:ascii="Arial" w:cs="Arial" w:eastAsia="Arial" w:hAnsi="Arial"/>
@@ -4460,7 +4460,7 @@
               <w:spacing w:after="10" w:before="0"/>
               <w:ind w:left="120"/>
             </w:pPr>
-            <w:hyperlink w:history="1" r:id="rIdewbvnzhgbhpfxd4_yebvs">
+            <w:hyperlink w:history="1" r:id="rIdc9v4jki_jy9zzwqy60xam">
               <w:r>
                 <w:rPr>
                   <w:rFonts w:ascii="Arial" w:cs="Arial" w:eastAsia="Arial" w:hAnsi="Arial"/>
@@ -4972,7 +4972,7 @@
         </w:rPr>
         <w:t xml:space="preserve">© 2026 SeaVuria and ARES. Aligned with KICD objectives. Developed by SeaVuria; technical implementation by ARES (with AI assistance from Claude). Licensed under </w:t>
       </w:r>
-      <w:hyperlink w:history="1" r:id="rIdqbjpehn-ygibxs_t-ngm-">
+      <w:hyperlink w:history="1" r:id="rIdq8-sgpbysrofyu3tucr-1">
         <w:r>
           <w:rPr>
             <w:rFonts w:ascii="Arial" w:cs="Arial" w:eastAsia="Arial" w:hAnsi="Arial"/>
@@ -4993,7 +4993,7 @@
         </w:rPr>
         <w:t xml:space="preserve"> (</w:t>
       </w:r>
-      <w:hyperlink w:history="1" r:id="rId0wlmmobks__-aqs1kj28g">
+      <w:hyperlink w:history="1" r:id="rIdvgawk3rn3l4u-lqneawjx">
         <w:r>
           <w:rPr>
             <w:rFonts w:ascii="Arial" w:cs="Arial" w:eastAsia="Arial" w:hAnsi="Arial"/>
@@ -6006,7 +6006,7 @@
             <w:pPr>
               <w:spacing w:after="20" w:before="0"/>
             </w:pPr>
-            <w:hyperlink w:history="1" r:id="rIdnfhaujpzhi3hus3zel39h">
+            <w:hyperlink w:history="1" r:id="rIdu8fkcj8wnj1fz-a4l8xfv">
               <w:r>
                 <w:rPr>
                   <w:rFonts w:ascii="Arial" w:cs="Arial" w:eastAsia="Arial" w:hAnsi="Arial"/>
@@ -6039,7 +6039,7 @@
               <w:spacing w:after="10" w:before="0"/>
               <w:ind w:left="120"/>
             </w:pPr>
-            <w:hyperlink w:history="1" r:id="rIdikuvog11kmkm6chtps9s7">
+            <w:hyperlink w:history="1" r:id="rIdhk6npkunu7ti6asz_zecr">
               <w:r>
                 <w:rPr>
                   <w:rFonts w:ascii="Arial" w:cs="Arial" w:eastAsia="Arial" w:hAnsi="Arial"/>
@@ -6084,7 +6084,7 @@
             <w:pPr>
               <w:spacing w:after="20" w:before="0"/>
             </w:pPr>
-            <w:hyperlink w:history="1" r:id="rId-xkpbse8mu_s2nnlfhmc6">
+            <w:hyperlink w:history="1" r:id="rIdvjp-orkcxxpcg21-kt6g9">
               <w:r>
                 <w:rPr>
                   <w:rFonts w:ascii="Arial" w:cs="Arial" w:eastAsia="Arial" w:hAnsi="Arial"/>
@@ -6117,7 +6117,7 @@
               <w:spacing w:after="10" w:before="0"/>
               <w:ind w:left="120"/>
             </w:pPr>
-            <w:hyperlink w:history="1" r:id="rIdudwcjtglvo4ztefvs8omh">
+            <w:hyperlink w:history="1" r:id="rIdn_7_rymtxpjmumsigujuc">
               <w:r>
                 <w:rPr>
                   <w:rFonts w:ascii="Arial" w:cs="Arial" w:eastAsia="Arial" w:hAnsi="Arial"/>
@@ -6312,7 +6312,7 @@
             <w:pPr>
               <w:spacing w:after="20" w:before="0"/>
             </w:pPr>
-            <w:hyperlink w:history="1" r:id="rIdzskxk6vyjvmv4g7ba45ip">
+            <w:hyperlink w:history="1" r:id="rIdzeltlnf7scnyurruxw-5s">
               <w:r>
                 <w:rPr>
                   <w:rFonts w:ascii="Arial" w:cs="Arial" w:eastAsia="Arial" w:hAnsi="Arial"/>
@@ -6345,7 +6345,7 @@
               <w:spacing w:after="10" w:before="0"/>
               <w:ind w:left="120"/>
             </w:pPr>
-            <w:hyperlink w:history="1" r:id="rId9oqv116pjiau7q8tzlxj3">
+            <w:hyperlink w:history="1" r:id="rId1f14tggkp4vajmtwbha-7">
               <w:r>
                 <w:rPr>
                   <w:rFonts w:ascii="Arial" w:cs="Arial" w:eastAsia="Arial" w:hAnsi="Arial"/>
@@ -6390,7 +6390,7 @@
             <w:pPr>
               <w:spacing w:after="20" w:before="0"/>
             </w:pPr>
-            <w:hyperlink w:history="1" r:id="rIdcrcv-wntk2mpkgrtioiuu">
+            <w:hyperlink w:history="1" r:id="rIdqehmbeivcrhjnmqfvoxwx">
               <w:r>
                 <w:rPr>
                   <w:rFonts w:ascii="Arial" w:cs="Arial" w:eastAsia="Arial" w:hAnsi="Arial"/>
@@ -6423,7 +6423,7 @@
               <w:spacing w:after="10" w:before="0"/>
               <w:ind w:left="120"/>
             </w:pPr>
-            <w:hyperlink w:history="1" r:id="rIdlznf2g2chdaxrt1pjprc4">
+            <w:hyperlink w:history="1" r:id="rIdh0g4bysuooqg_act8wrip">
               <w:r>
                 <w:rPr>
                   <w:rFonts w:ascii="Arial" w:cs="Arial" w:eastAsia="Arial" w:hAnsi="Arial"/>
@@ -6618,7 +6618,7 @@
             <w:pPr>
               <w:spacing w:after="20" w:before="0"/>
             </w:pPr>
-            <w:hyperlink w:history="1" r:id="rIdgajj9s3mnk0hsplzvxmhu">
+            <w:hyperlink w:history="1" r:id="rIdoike13hzld4rmqujlbh9h">
               <w:r>
                 <w:rPr>
                   <w:rFonts w:ascii="Arial" w:cs="Arial" w:eastAsia="Arial" w:hAnsi="Arial"/>
@@ -6651,7 +6651,7 @@
               <w:spacing w:after="10" w:before="0"/>
               <w:ind w:left="120"/>
             </w:pPr>
-            <w:hyperlink w:history="1" r:id="rIdixzeio10aosdtkg8l7s_s">
+            <w:hyperlink w:history="1" r:id="rId876v4yudhrjn0s8y7f3g8">
               <w:r>
                 <w:rPr>
                   <w:rFonts w:ascii="Arial" w:cs="Arial" w:eastAsia="Arial" w:hAnsi="Arial"/>
@@ -6696,7 +6696,7 @@
             <w:pPr>
               <w:spacing w:after="20" w:before="0"/>
             </w:pPr>
-            <w:hyperlink w:history="1" r:id="rIdrzsu6glygiwtklcignxd8">
+            <w:hyperlink w:history="1" r:id="rIdnuruueybjci2vm7_gqpzu">
               <w:r>
                 <w:rPr>
                   <w:rFonts w:ascii="Arial" w:cs="Arial" w:eastAsia="Arial" w:hAnsi="Arial"/>
@@ -6729,7 +6729,7 @@
               <w:spacing w:after="10" w:before="0"/>
               <w:ind w:left="120"/>
             </w:pPr>
-            <w:hyperlink w:history="1" r:id="rIdp6feoo9syjvtpcnen-0jm">
+            <w:hyperlink w:history="1" r:id="rId3e-3ujumjqtpoqqvtembj">
               <w:r>
                 <w:rPr>
                   <w:rFonts w:ascii="Arial" w:cs="Arial" w:eastAsia="Arial" w:hAnsi="Arial"/>
@@ -6924,7 +6924,7 @@
             <w:pPr>
               <w:spacing w:after="20" w:before="0"/>
             </w:pPr>
-            <w:hyperlink w:history="1" r:id="rIdloofx9danqpncynnwq3mb">
+            <w:hyperlink w:history="1" r:id="rIdz4-x-1b-zkxerx2rsiorl">
               <w:r>
                 <w:rPr>
                   <w:rFonts w:ascii="Arial" w:cs="Arial" w:eastAsia="Arial" w:hAnsi="Arial"/>
@@ -6957,7 +6957,7 @@
               <w:spacing w:after="10" w:before="0"/>
               <w:ind w:left="120"/>
             </w:pPr>
-            <w:hyperlink w:history="1" r:id="rIdy1lcxnwkbgk-ugl67-2fb">
+            <w:hyperlink w:history="1" r:id="rId0l2tk3cfgnyqmvytrcsh9">
               <w:r>
                 <w:rPr>
                   <w:rFonts w:ascii="Arial" w:cs="Arial" w:eastAsia="Arial" w:hAnsi="Arial"/>
@@ -7002,7 +7002,7 @@
             <w:pPr>
               <w:spacing w:after="20" w:before="0"/>
             </w:pPr>
-            <w:hyperlink w:history="1" r:id="rIdoqyoq2umgk230zuwm_oye">
+            <w:hyperlink w:history="1" r:id="rIdbq_guhoq0xmi8jtjuzfgo">
               <w:r>
                 <w:rPr>
                   <w:rFonts w:ascii="Arial" w:cs="Arial" w:eastAsia="Arial" w:hAnsi="Arial"/>
@@ -7035,7 +7035,7 @@
               <w:spacing w:after="10" w:before="0"/>
               <w:ind w:left="120"/>
             </w:pPr>
-            <w:hyperlink w:history="1" r:id="rIdns2uwkjbim_9smnzy0cyx">
+            <w:hyperlink w:history="1" r:id="rIdqlnebnzvkpoiiasy1-ikj">
               <w:r>
                 <w:rPr>
                   <w:rFonts w:ascii="Arial" w:cs="Arial" w:eastAsia="Arial" w:hAnsi="Arial"/>
@@ -7230,7 +7230,7 @@
             <w:pPr>
               <w:spacing w:after="20" w:before="0"/>
             </w:pPr>
-            <w:hyperlink w:history="1" r:id="rIdv2coh85wzuhbfhinufm0d">
+            <w:hyperlink w:history="1" r:id="rId3oukeamydyegpzlkuyyc-">
               <w:r>
                 <w:rPr>
                   <w:rFonts w:ascii="Arial" w:cs="Arial" w:eastAsia="Arial" w:hAnsi="Arial"/>
@@ -7263,7 +7263,7 @@
               <w:spacing w:after="10" w:before="0"/>
               <w:ind w:left="120"/>
             </w:pPr>
-            <w:hyperlink w:history="1" r:id="rIdopmcdsnqyfal5-8glcbua">
+            <w:hyperlink w:history="1" r:id="rIdozhwxjwvh0cic3w78kzwo">
               <w:r>
                 <w:rPr>
                   <w:rFonts w:ascii="Arial" w:cs="Arial" w:eastAsia="Arial" w:hAnsi="Arial"/>
@@ -7308,7 +7308,7 @@
             <w:pPr>
               <w:spacing w:after="20" w:before="0"/>
             </w:pPr>
-            <w:hyperlink w:history="1" r:id="rIdrt1yskvw08rwr2wawja__">
+            <w:hyperlink w:history="1" r:id="rIdqyspwzxkut5epbswzhawc">
               <w:r>
                 <w:rPr>
                   <w:rFonts w:ascii="Arial" w:cs="Arial" w:eastAsia="Arial" w:hAnsi="Arial"/>
@@ -7341,7 +7341,7 @@
               <w:spacing w:after="10" w:before="0"/>
               <w:ind w:left="120"/>
             </w:pPr>
-            <w:hyperlink w:history="1" r:id="rIdq4wnqt_wepvnotw1kggxk">
+            <w:hyperlink w:history="1" r:id="rIdqhrzwaj14_oy00boh12jg">
               <w:r>
                 <w:rPr>
                   <w:rFonts w:ascii="Arial" w:cs="Arial" w:eastAsia="Arial" w:hAnsi="Arial"/>
@@ -7853,7 +7853,7 @@
         </w:rPr>
         <w:t xml:space="preserve">© 2026 SeaVuria and ARES. Aligned with KICD objectives. Developed by SeaVuria; technical implementation by ARES (with AI assistance from Claude). Licensed under </w:t>
       </w:r>
-      <w:hyperlink w:history="1" r:id="rIdsgtiwq_1xgvgoga82cnis">
+      <w:hyperlink w:history="1" r:id="rIdaaonryeqw-jb_wn6lfcc_">
         <w:r>
           <w:rPr>
             <w:rFonts w:ascii="Arial" w:cs="Arial" w:eastAsia="Arial" w:hAnsi="Arial"/>
@@ -7874,7 +7874,7 @@
         </w:rPr>
         <w:t xml:space="preserve"> (</w:t>
       </w:r>
-      <w:hyperlink w:history="1" r:id="rIdudq5yyc7ed91zvgd2xarf">
+      <w:hyperlink w:history="1" r:id="rId0y7vpyahgxn3a6fgzxbsw">
         <w:r>
           <w:rPr>
             <w:rFonts w:ascii="Arial" w:cs="Arial" w:eastAsia="Arial" w:hAnsi="Arial"/>
@@ -8887,7 +8887,7 @@
             <w:pPr>
               <w:spacing w:after="20" w:before="0"/>
             </w:pPr>
-            <w:hyperlink w:history="1" r:id="rIdmh022kyrzbfvaqylys5ty">
+            <w:hyperlink w:history="1" r:id="rIdgzbzclyfal3oaxqsns-cw">
               <w:r>
                 <w:rPr>
                   <w:rFonts w:ascii="Arial" w:cs="Arial" w:eastAsia="Arial" w:hAnsi="Arial"/>
@@ -8920,7 +8920,7 @@
               <w:spacing w:after="10" w:before="0"/>
               <w:ind w:left="120"/>
             </w:pPr>
-            <w:hyperlink w:history="1" r:id="rIdeiohcsnph0grgwqzrzfnf">
+            <w:hyperlink w:history="1" r:id="rId92zuxedfj5iiftagt_pv5">
               <w:r>
                 <w:rPr>
                   <w:rFonts w:ascii="Arial" w:cs="Arial" w:eastAsia="Arial" w:hAnsi="Arial"/>
@@ -8982,7 +8982,7 @@
               <w:spacing w:after="10" w:before="0"/>
               <w:ind w:left="120"/>
             </w:pPr>
-            <w:hyperlink w:history="1" r:id="rIdpl865jlbvrqclz2gmzl0q">
+            <w:hyperlink w:history="1" r:id="rIdqwrjr8vwkdjwmsugkupfl">
               <w:r>
                 <w:rPr>
                   <w:rFonts w:ascii="Arial" w:cs="Arial" w:eastAsia="Arial" w:hAnsi="Arial"/>
@@ -9192,7 +9192,7 @@
             <w:pPr>
               <w:spacing w:after="20" w:before="0"/>
             </w:pPr>
-            <w:hyperlink w:history="1" r:id="rIdrw-mlrcrcsmgmwb3zqdie">
+            <w:hyperlink w:history="1" r:id="rIdi4ikp9os6i17zisd1gx6-">
               <w:r>
                 <w:rPr>
                   <w:rFonts w:ascii="Arial" w:cs="Arial" w:eastAsia="Arial" w:hAnsi="Arial"/>
@@ -9225,7 +9225,7 @@
               <w:spacing w:after="10" w:before="0"/>
               <w:ind w:left="120"/>
             </w:pPr>
-            <w:hyperlink w:history="1" r:id="rId-lsmagsba_gxoegxgxt8t">
+            <w:hyperlink w:history="1" r:id="rIdhccaipddcvey4yn9g8vqf">
               <w:r>
                 <w:rPr>
                   <w:rFonts w:ascii="Arial" w:cs="Arial" w:eastAsia="Arial" w:hAnsi="Arial"/>
@@ -9287,7 +9287,7 @@
               <w:spacing w:after="10" w:before="0"/>
               <w:ind w:left="120"/>
             </w:pPr>
-            <w:hyperlink w:history="1" r:id="rIdnngckgjwhajvnox5jtqyc">
+            <w:hyperlink w:history="1" r:id="rIdsgpo4avrhbvpcn2p4jdgx">
               <w:r>
                 <w:rPr>
                   <w:rFonts w:ascii="Arial" w:cs="Arial" w:eastAsia="Arial" w:hAnsi="Arial"/>
@@ -9497,7 +9497,7 @@
             <w:pPr>
               <w:spacing w:after="20" w:before="0"/>
             </w:pPr>
-            <w:hyperlink w:history="1" r:id="rIdqq-ismja_rnl1eed87bl7">
+            <w:hyperlink w:history="1" r:id="rIddk2ui289v4z028wd06zup">
               <w:r>
                 <w:rPr>
                   <w:rFonts w:ascii="Arial" w:cs="Arial" w:eastAsia="Arial" w:hAnsi="Arial"/>
@@ -9530,7 +9530,7 @@
               <w:spacing w:after="10" w:before="0"/>
               <w:ind w:left="120"/>
             </w:pPr>
-            <w:hyperlink w:history="1" r:id="rIdfrba9lvas50l-hlo9mfis">
+            <w:hyperlink w:history="1" r:id="rIdj2jro3clna8inx5-ohtdj">
               <w:r>
                 <w:rPr>
                   <w:rFonts w:ascii="Arial" w:cs="Arial" w:eastAsia="Arial" w:hAnsi="Arial"/>
@@ -9592,7 +9592,7 @@
               <w:spacing w:after="10" w:before="0"/>
               <w:ind w:left="120"/>
             </w:pPr>
-            <w:hyperlink w:history="1" r:id="rIdihs_zgunonc2pp97p7wc7">
+            <w:hyperlink w:history="1" r:id="rIdwsg8c85xp0ylacn5gaihv">
               <w:r>
                 <w:rPr>
                   <w:rFonts w:ascii="Arial" w:cs="Arial" w:eastAsia="Arial" w:hAnsi="Arial"/>
@@ -9802,7 +9802,7 @@
             <w:pPr>
               <w:spacing w:after="20" w:before="0"/>
             </w:pPr>
-            <w:hyperlink w:history="1" r:id="rIdvsv4lz5hlcynabexx39qw">
+            <w:hyperlink w:history="1" r:id="rIdnlbf0hzlhnjhe2llmvcqf">
               <w:r>
                 <w:rPr>
                   <w:rFonts w:ascii="Arial" w:cs="Arial" w:eastAsia="Arial" w:hAnsi="Arial"/>
@@ -9835,7 +9835,7 @@
               <w:spacing w:after="10" w:before="0"/>
               <w:ind w:left="120"/>
             </w:pPr>
-            <w:hyperlink w:history="1" r:id="rIdtbx9bpkyfrz70ltbao5uc">
+            <w:hyperlink w:history="1" r:id="rId70ffphcuxgkhyb0reqeaq">
               <w:r>
                 <w:rPr>
                   <w:rFonts w:ascii="Arial" w:cs="Arial" w:eastAsia="Arial" w:hAnsi="Arial"/>
@@ -9897,7 +9897,7 @@
               <w:spacing w:after="10" w:before="0"/>
               <w:ind w:left="120"/>
             </w:pPr>
-            <w:hyperlink w:history="1" r:id="rIdvitbqvrup5hmvzqa9hadx">
+            <w:hyperlink w:history="1" r:id="rIdfie-mospoab7anqa8opgc">
               <w:r>
                 <w:rPr>
                   <w:rFonts w:ascii="Arial" w:cs="Arial" w:eastAsia="Arial" w:hAnsi="Arial"/>
@@ -10107,7 +10107,7 @@
             <w:pPr>
               <w:spacing w:after="20" w:before="0"/>
             </w:pPr>
-            <w:hyperlink w:history="1" r:id="rIdsoto-0th66rf96c153rg9">
+            <w:hyperlink w:history="1" r:id="rIdxgr6zfeza5ros82vijhur">
               <w:r>
                 <w:rPr>
                   <w:rFonts w:ascii="Arial" w:cs="Arial" w:eastAsia="Arial" w:hAnsi="Arial"/>
@@ -10140,7 +10140,7 @@
               <w:spacing w:after="10" w:before="0"/>
               <w:ind w:left="120"/>
             </w:pPr>
-            <w:hyperlink w:history="1" r:id="rId9dnnnpja1udwe4ls3u5rz">
+            <w:hyperlink w:history="1" r:id="rIdb0zjgtq_7cltlfvzl4ynp">
               <w:r>
                 <w:rPr>
                   <w:rFonts w:ascii="Arial" w:cs="Arial" w:eastAsia="Arial" w:hAnsi="Arial"/>
@@ -10202,7 +10202,7 @@
               <w:spacing w:after="10" w:before="0"/>
               <w:ind w:left="120"/>
             </w:pPr>
-            <w:hyperlink w:history="1" r:id="rIdtomi3tigg-uz3wnbvcgye">
+            <w:hyperlink w:history="1" r:id="rId4_ywciqqsdgf9vq7qd3al">
               <w:r>
                 <w:rPr>
                   <w:rFonts w:ascii="Arial" w:cs="Arial" w:eastAsia="Arial" w:hAnsi="Arial"/>
@@ -10729,7 +10729,7 @@
         </w:rPr>
         <w:t xml:space="preserve">© 2026 SeaVuria and ARES. Aligned with KICD objectives. Developed by SeaVuria; technical implementation by ARES (with AI assistance from Claude). Licensed under </w:t>
       </w:r>
-      <w:hyperlink w:history="1" r:id="rIdlcae_cj0yb3rzlmpw2txq">
+      <w:hyperlink w:history="1" r:id="rIdgver96njmtkmo7z2qt3hn">
         <w:r>
           <w:rPr>
             <w:rFonts w:ascii="Arial" w:cs="Arial" w:eastAsia="Arial" w:hAnsi="Arial"/>
@@ -10750,7 +10750,7 @@
         </w:rPr>
         <w:t xml:space="preserve"> (</w:t>
       </w:r>
-      <w:hyperlink w:history="1" r:id="rIdigfkfcd8wiw_hozpnxyd9">
+      <w:hyperlink w:history="1" r:id="rIddwnamop7bgcgub9siwv8y">
         <w:r>
           <w:rPr>
             <w:rFonts w:ascii="Arial" w:cs="Arial" w:eastAsia="Arial" w:hAnsi="Arial"/>
@@ -11763,7 +11763,7 @@
             <w:pPr>
               <w:spacing w:after="20" w:before="0"/>
             </w:pPr>
-            <w:hyperlink w:history="1" r:id="rIdiwfeduaaxhjctimugvhcl">
+            <w:hyperlink w:history="1" r:id="rIdwucc2hb8fzrborkmqotgm">
               <w:r>
                 <w:rPr>
                   <w:rFonts w:ascii="Arial" w:cs="Arial" w:eastAsia="Arial" w:hAnsi="Arial"/>
@@ -11796,7 +11796,7 @@
               <w:spacing w:after="10" w:before="0"/>
               <w:ind w:left="120"/>
             </w:pPr>
-            <w:hyperlink w:history="1" r:id="rId2xaxu2arj6mo7hswknrlv">
+            <w:hyperlink w:history="1" r:id="rIdcdykxe8t1qel1011kxy5t">
               <w:r>
                 <w:rPr>
                   <w:rFonts w:ascii="Arial" w:cs="Arial" w:eastAsia="Arial" w:hAnsi="Arial"/>
@@ -11841,7 +11841,7 @@
             <w:pPr>
               <w:spacing w:after="20" w:before="0"/>
             </w:pPr>
-            <w:hyperlink w:history="1" r:id="rId5dmjzo7rbd5o8jfllsqn9">
+            <w:hyperlink w:history="1" r:id="rIdy0xfuacbvcaj2nlxwagzn">
               <w:r>
                 <w:rPr>
                   <w:rFonts w:ascii="Arial" w:cs="Arial" w:eastAsia="Arial" w:hAnsi="Arial"/>
@@ -11874,7 +11874,7 @@
               <w:spacing w:after="10" w:before="0"/>
               <w:ind w:left="120"/>
             </w:pPr>
-            <w:hyperlink w:history="1" r:id="rIds94ss6qg0ghl4um33bgqn">
+            <w:hyperlink w:history="1" r:id="rIdorhehenr-txuqlsu2clct">
               <w:r>
                 <w:rPr>
                   <w:rFonts w:ascii="Arial" w:cs="Arial" w:eastAsia="Arial" w:hAnsi="Arial"/>
@@ -12069,7 +12069,7 @@
             <w:pPr>
               <w:spacing w:after="20" w:before="0"/>
             </w:pPr>
-            <w:hyperlink w:history="1" r:id="rIdrosbtn4dsrhpbdz9z5en6">
+            <w:hyperlink w:history="1" r:id="rIdsbvf3oymnbt6kjj9u6c0e">
               <w:r>
                 <w:rPr>
                   <w:rFonts w:ascii="Arial" w:cs="Arial" w:eastAsia="Arial" w:hAnsi="Arial"/>
@@ -12102,7 +12102,7 @@
               <w:spacing w:after="10" w:before="0"/>
               <w:ind w:left="120"/>
             </w:pPr>
-            <w:hyperlink w:history="1" r:id="rIds2u9ev8eq-r6lnx6fixfr">
+            <w:hyperlink w:history="1" r:id="rId7bqux1y7sxmjkerf9undf">
               <w:r>
                 <w:rPr>
                   <w:rFonts w:ascii="Arial" w:cs="Arial" w:eastAsia="Arial" w:hAnsi="Arial"/>
@@ -12147,7 +12147,7 @@
             <w:pPr>
               <w:spacing w:after="20" w:before="0"/>
             </w:pPr>
-            <w:hyperlink w:history="1" r:id="rIdjmj-zqggsiba4ztmljwvb">
+            <w:hyperlink w:history="1" r:id="rIdtex18qvr6u8fys3tkuy6b">
               <w:r>
                 <w:rPr>
                   <w:rFonts w:ascii="Arial" w:cs="Arial" w:eastAsia="Arial" w:hAnsi="Arial"/>
@@ -12180,7 +12180,7 @@
               <w:spacing w:after="10" w:before="0"/>
               <w:ind w:left="120"/>
             </w:pPr>
-            <w:hyperlink w:history="1" r:id="rIdwxrmjqzprabn6vyhtk0lz">
+            <w:hyperlink w:history="1" r:id="rIdr7a5r6ibyqaxivu6eix68">
               <w:r>
                 <w:rPr>
                   <w:rFonts w:ascii="Arial" w:cs="Arial" w:eastAsia="Arial" w:hAnsi="Arial"/>
@@ -12375,7 +12375,7 @@
             <w:pPr>
               <w:spacing w:after="20" w:before="0"/>
             </w:pPr>
-            <w:hyperlink w:history="1" r:id="rIde-zatobdcarssoqxkblbk">
+            <w:hyperlink w:history="1" r:id="rIdphibhn2uw_rofg-xgtq8j">
               <w:r>
                 <w:rPr>
                   <w:rFonts w:ascii="Arial" w:cs="Arial" w:eastAsia="Arial" w:hAnsi="Arial"/>
@@ -12408,7 +12408,7 @@
               <w:spacing w:after="10" w:before="0"/>
               <w:ind w:left="120"/>
             </w:pPr>
-            <w:hyperlink w:history="1" r:id="rId0b8toszjvlygfmbrjofsz">
+            <w:hyperlink w:history="1" r:id="rId37vb92zd2tgv8_8d6gs-f">
               <w:r>
                 <w:rPr>
                   <w:rFonts w:ascii="Arial" w:cs="Arial" w:eastAsia="Arial" w:hAnsi="Arial"/>
@@ -12453,7 +12453,7 @@
             <w:pPr>
               <w:spacing w:after="20" w:before="0"/>
             </w:pPr>
-            <w:hyperlink w:history="1" r:id="rIdbzoimzgc4xvekhbnnuz-0">
+            <w:hyperlink w:history="1" r:id="rId8o0tsozebnsbywbd12mzd">
               <w:r>
                 <w:rPr>
                   <w:rFonts w:ascii="Arial" w:cs="Arial" w:eastAsia="Arial" w:hAnsi="Arial"/>
@@ -12486,7 +12486,7 @@
               <w:spacing w:after="10" w:before="0"/>
               <w:ind w:left="120"/>
             </w:pPr>
-            <w:hyperlink w:history="1" r:id="rIdjap89z-yyie6an3_rdbv5">
+            <w:hyperlink w:history="1" r:id="rId5rbpsym4ye52r8txfp0g8">
               <w:r>
                 <w:rPr>
                   <w:rFonts w:ascii="Arial" w:cs="Arial" w:eastAsia="Arial" w:hAnsi="Arial"/>
@@ -12681,7 +12681,7 @@
             <w:pPr>
               <w:spacing w:after="20" w:before="0"/>
             </w:pPr>
-            <w:hyperlink w:history="1" r:id="rIdnda6daz3cfeb0kxs0z4hx">
+            <w:hyperlink w:history="1" r:id="rId6jukmasfc942fi3srwv7-">
               <w:r>
                 <w:rPr>
                   <w:rFonts w:ascii="Arial" w:cs="Arial" w:eastAsia="Arial" w:hAnsi="Arial"/>
@@ -12714,7 +12714,7 @@
               <w:spacing w:after="10" w:before="0"/>
               <w:ind w:left="120"/>
             </w:pPr>
-            <w:hyperlink w:history="1" r:id="rId-m93xt8rabv-8vuag_o1q">
+            <w:hyperlink w:history="1" r:id="rIdikxkehyngchlu1-pcmfga">
               <w:r>
                 <w:rPr>
                   <w:rFonts w:ascii="Arial" w:cs="Arial" w:eastAsia="Arial" w:hAnsi="Arial"/>
@@ -12759,7 +12759,7 @@
             <w:pPr>
               <w:spacing w:after="20" w:before="0"/>
             </w:pPr>
-            <w:hyperlink w:history="1" r:id="rIdwol5t4erhmjmlj1xpnfdi">
+            <w:hyperlink w:history="1" r:id="rIdvfh1rxzj-uzyb5_13ccmi">
               <w:r>
                 <w:rPr>
                   <w:rFonts w:ascii="Arial" w:cs="Arial" w:eastAsia="Arial" w:hAnsi="Arial"/>
@@ -12792,7 +12792,7 @@
               <w:spacing w:after="10" w:before="0"/>
               <w:ind w:left="120"/>
             </w:pPr>
-            <w:hyperlink w:history="1" r:id="rIdj4tnwnqdsucylpantlbbl">
+            <w:hyperlink w:history="1" r:id="rIdkgltxkt_as0njlmcgwhz3">
               <w:r>
                 <w:rPr>
                   <w:rFonts w:ascii="Arial" w:cs="Arial" w:eastAsia="Arial" w:hAnsi="Arial"/>
@@ -12987,7 +12987,7 @@
             <w:pPr>
               <w:spacing w:after="20" w:before="0"/>
             </w:pPr>
-            <w:hyperlink w:history="1" r:id="rIdx6oqj4vjrtxebc_atshkf">
+            <w:hyperlink w:history="1" r:id="rIdihwmomjqsgr1up-rnmdpv">
               <w:r>
                 <w:rPr>
                   <w:rFonts w:ascii="Arial" w:cs="Arial" w:eastAsia="Arial" w:hAnsi="Arial"/>
@@ -13020,7 +13020,7 @@
               <w:spacing w:after="10" w:before="0"/>
               <w:ind w:left="120"/>
             </w:pPr>
-            <w:hyperlink w:history="1" r:id="rIdr_kn_c732_cvuad59u4_0">
+            <w:hyperlink w:history="1" r:id="rIdqnwv7tqyosvypfo8vlex3">
               <w:r>
                 <w:rPr>
                   <w:rFonts w:ascii="Arial" w:cs="Arial" w:eastAsia="Arial" w:hAnsi="Arial"/>
@@ -13065,7 +13065,7 @@
             <w:pPr>
               <w:spacing w:after="20" w:before="0"/>
             </w:pPr>
-            <w:hyperlink w:history="1" r:id="rIdsy8wkyogyiqbmsptkcf06">
+            <w:hyperlink w:history="1" r:id="rIdheajomkjgivuaztqnx_tc">
               <w:r>
                 <w:rPr>
                   <w:rFonts w:ascii="Arial" w:cs="Arial" w:eastAsia="Arial" w:hAnsi="Arial"/>
@@ -13098,7 +13098,7 @@
               <w:spacing w:after="10" w:before="0"/>
               <w:ind w:left="120"/>
             </w:pPr>
-            <w:hyperlink w:history="1" r:id="rId66ghjye1_3w63gwiqwnbh">
+            <w:hyperlink w:history="1" r:id="rIdrvfirykbu6xkxsi9wbpp8">
               <w:r>
                 <w:rPr>
                   <w:rFonts w:ascii="Arial" w:cs="Arial" w:eastAsia="Arial" w:hAnsi="Arial"/>
@@ -13610,7 +13610,7 @@
         </w:rPr>
         <w:t xml:space="preserve">© 2026 SeaVuria and ARES. Aligned with KICD objectives. Developed by SeaVuria; technical implementation by ARES (with AI assistance from Claude). Licensed under </w:t>
       </w:r>
-      <w:hyperlink w:history="1" r:id="rIde6k72bt-7-vgkcyzibmyr">
+      <w:hyperlink w:history="1" r:id="rIdrvzumagqveym0_1yesvzd">
         <w:r>
           <w:rPr>
             <w:rFonts w:ascii="Arial" w:cs="Arial" w:eastAsia="Arial" w:hAnsi="Arial"/>
@@ -13631,7 +13631,7 @@
         </w:rPr>
         <w:t xml:space="preserve"> (</w:t>
       </w:r>
-      <w:hyperlink w:history="1" r:id="rIdbcgl2kc0hy1lodgvvzium">
+      <w:hyperlink w:history="1" r:id="rIdlodjh4_g7trv7uiymrecv">
         <w:r>
           <w:rPr>
             <w:rFonts w:ascii="Arial" w:cs="Arial" w:eastAsia="Arial" w:hAnsi="Arial"/>
@@ -14644,7 +14644,7 @@
             <w:pPr>
               <w:spacing w:after="20" w:before="0"/>
             </w:pPr>
-            <w:hyperlink w:history="1" r:id="rId15pst4srzic7-qahzzdgj">
+            <w:hyperlink w:history="1" r:id="rId6xf8hv4aoc5reee7btfm3">
               <w:r>
                 <w:rPr>
                   <w:rFonts w:ascii="Arial" w:cs="Arial" w:eastAsia="Arial" w:hAnsi="Arial"/>
@@ -14677,7 +14677,7 @@
               <w:spacing w:after="10" w:before="0"/>
               <w:ind w:left="120"/>
             </w:pPr>
-            <w:hyperlink w:history="1" r:id="rIdcgknwpcvarlddccgiyp9p">
+            <w:hyperlink w:history="1" r:id="rIdfhumlp58smif0mzcwez3y">
               <w:r>
                 <w:rPr>
                   <w:rFonts w:ascii="Arial" w:cs="Arial" w:eastAsia="Arial" w:hAnsi="Arial"/>
@@ -14739,7 +14739,7 @@
               <w:spacing w:after="10" w:before="0"/>
               <w:ind w:left="120"/>
             </w:pPr>
-            <w:hyperlink w:history="1" r:id="rIdodh4rklol_hk-kdurjzrp">
+            <w:hyperlink w:history="1" r:id="rIdwmusoad09q-hjsmkf87nm">
               <w:r>
                 <w:rPr>
                   <w:rFonts w:ascii="Arial" w:cs="Arial" w:eastAsia="Arial" w:hAnsi="Arial"/>
@@ -14949,7 +14949,7 @@
             <w:pPr>
               <w:spacing w:after="20" w:before="0"/>
             </w:pPr>
-            <w:hyperlink w:history="1" r:id="rIdwyifvnuxqcxkce0_gp_dh">
+            <w:hyperlink w:history="1" r:id="rId73hvfzm5gdb_mahkcdrew">
               <w:r>
                 <w:rPr>
                   <w:rFonts w:ascii="Arial" w:cs="Arial" w:eastAsia="Arial" w:hAnsi="Arial"/>
@@ -14982,7 +14982,7 @@
               <w:spacing w:after="10" w:before="0"/>
               <w:ind w:left="120"/>
             </w:pPr>
-            <w:hyperlink w:history="1" r:id="rIdvutomeviufhmyaxp5um8k">
+            <w:hyperlink w:history="1" r:id="rId7eqr5wkj-n0btg7yrcpr_">
               <w:r>
                 <w:rPr>
                   <w:rFonts w:ascii="Arial" w:cs="Arial" w:eastAsia="Arial" w:hAnsi="Arial"/>
@@ -15044,7 +15044,7 @@
               <w:spacing w:after="10" w:before="0"/>
               <w:ind w:left="120"/>
             </w:pPr>
-            <w:hyperlink w:history="1" r:id="rId01qyod-uelr1bciotuugt">
+            <w:hyperlink w:history="1" r:id="rIdwtwzbpnoj_xjo9-t2wa6u">
               <w:r>
                 <w:rPr>
                   <w:rFonts w:ascii="Arial" w:cs="Arial" w:eastAsia="Arial" w:hAnsi="Arial"/>
@@ -15254,7 +15254,7 @@
             <w:pPr>
               <w:spacing w:after="20" w:before="0"/>
             </w:pPr>
-            <w:hyperlink w:history="1" r:id="rId7nsmbqzplabnpp5zjifjx">
+            <w:hyperlink w:history="1" r:id="rIdzb2nez1itbkea4vfoygaw">
               <w:r>
                 <w:rPr>
                   <w:rFonts w:ascii="Arial" w:cs="Arial" w:eastAsia="Arial" w:hAnsi="Arial"/>
@@ -15287,7 +15287,7 @@
               <w:spacing w:after="10" w:before="0"/>
               <w:ind w:left="120"/>
             </w:pPr>
-            <w:hyperlink w:history="1" r:id="rIdxwzsadho6crndvtpikj2a">
+            <w:hyperlink w:history="1" r:id="rId3pelujpjb_fgvtbowqcqg">
               <w:r>
                 <w:rPr>
                   <w:rFonts w:ascii="Arial" w:cs="Arial" w:eastAsia="Arial" w:hAnsi="Arial"/>
@@ -15349,7 +15349,7 @@
               <w:spacing w:after="10" w:before="0"/>
               <w:ind w:left="120"/>
             </w:pPr>
-            <w:hyperlink w:history="1" r:id="rId2v7842wqzmcughhudhyb7">
+            <w:hyperlink w:history="1" r:id="rId-vck0-l8v0_baimfab7ou">
               <w:r>
                 <w:rPr>
                   <w:rFonts w:ascii="Arial" w:cs="Arial" w:eastAsia="Arial" w:hAnsi="Arial"/>
@@ -15559,7 +15559,7 @@
             <w:pPr>
               <w:spacing w:after="20" w:before="0"/>
             </w:pPr>
-            <w:hyperlink w:history="1" r:id="rId3bq7vmz1581fevbig0ywb">
+            <w:hyperlink w:history="1" r:id="rIdjqh6rtmqxx21lypb9gx5j">
               <w:r>
                 <w:rPr>
                   <w:rFonts w:ascii="Arial" w:cs="Arial" w:eastAsia="Arial" w:hAnsi="Arial"/>
@@ -15592,7 +15592,7 @@
               <w:spacing w:after="10" w:before="0"/>
               <w:ind w:left="120"/>
             </w:pPr>
-            <w:hyperlink w:history="1" r:id="rIdpu2gmqe9h2awvgzu8qa0u">
+            <w:hyperlink w:history="1" r:id="rIdlhbpef2hge0pzq7xi0rnd">
               <w:r>
                 <w:rPr>
                   <w:rFonts w:ascii="Arial" w:cs="Arial" w:eastAsia="Arial" w:hAnsi="Arial"/>
@@ -15654,7 +15654,7 @@
               <w:spacing w:after="10" w:before="0"/>
               <w:ind w:left="120"/>
             </w:pPr>
-            <w:hyperlink w:history="1" r:id="rId8bhib3nutxxmonqzdfggv">
+            <w:hyperlink w:history="1" r:id="rIddvkdcq_sm2orsoioaznzq">
               <w:r>
                 <w:rPr>
                   <w:rFonts w:ascii="Arial" w:cs="Arial" w:eastAsia="Arial" w:hAnsi="Arial"/>
@@ -15864,7 +15864,7 @@
             <w:pPr>
               <w:spacing w:after="20" w:before="0"/>
             </w:pPr>
-            <w:hyperlink w:history="1" r:id="rId58avocuo2ej9mmxonqa23">
+            <w:hyperlink w:history="1" r:id="rIdrpawkav3_fum21azxrebl">
               <w:r>
                 <w:rPr>
                   <w:rFonts w:ascii="Arial" w:cs="Arial" w:eastAsia="Arial" w:hAnsi="Arial"/>
@@ -15897,7 +15897,7 @@
               <w:spacing w:after="10" w:before="0"/>
               <w:ind w:left="120"/>
             </w:pPr>
-            <w:hyperlink w:history="1" r:id="rIdymn8sinqal-b6lm47ytrn">
+            <w:hyperlink w:history="1" r:id="rIdsrelvaxyhja-qdleuwnf5">
               <w:r>
                 <w:rPr>
                   <w:rFonts w:ascii="Arial" w:cs="Arial" w:eastAsia="Arial" w:hAnsi="Arial"/>
@@ -15959,7 +15959,7 @@
               <w:spacing w:after="10" w:before="0"/>
               <w:ind w:left="120"/>
             </w:pPr>
-            <w:hyperlink w:history="1" r:id="rIdg-ymks5raz_k8yzcxrq7e">
+            <w:hyperlink w:history="1" r:id="rIdpuyfsnvvuqdrs9zexshpq">
               <w:r>
                 <w:rPr>
                   <w:rFonts w:ascii="Arial" w:cs="Arial" w:eastAsia="Arial" w:hAnsi="Arial"/>
@@ -16486,7 +16486,7 @@
         </w:rPr>
         <w:t xml:space="preserve">© 2026 SeaVuria and ARES. Aligned with KICD objectives. Developed by SeaVuria; technical implementation by ARES (with AI assistance from Claude). Licensed under </w:t>
       </w:r>
-      <w:hyperlink w:history="1" r:id="rIdwb34zwa-ye-rfwzqslb3a">
+      <w:hyperlink w:history="1" r:id="rId1xbmgwssl-u7qj1mct-fq">
         <w:r>
           <w:rPr>
             <w:rFonts w:ascii="Arial" w:cs="Arial" w:eastAsia="Arial" w:hAnsi="Arial"/>
@@ -16507,7 +16507,7 @@
         </w:rPr>
         <w:t xml:space="preserve"> (</w:t>
       </w:r>
-      <w:hyperlink w:history="1" r:id="rId-weufl3fqxlerbdxyzzlg">
+      <w:hyperlink w:history="1" r:id="rIdoudojt1ziq8pm6fdsye6o">
         <w:r>
           <w:rPr>
             <w:rFonts w:ascii="Arial" w:cs="Arial" w:eastAsia="Arial" w:hAnsi="Arial"/>
@@ -17520,7 +17520,7 @@
             <w:pPr>
               <w:spacing w:after="20" w:before="0"/>
             </w:pPr>
-            <w:hyperlink w:history="1" r:id="rIdqa4ioyhkwhgir7wzmsn_2">
+            <w:hyperlink w:history="1" r:id="rIdumrpwafa9ifdsyehiujby">
               <w:r>
                 <w:rPr>
                   <w:rFonts w:ascii="Arial" w:cs="Arial" w:eastAsia="Arial" w:hAnsi="Arial"/>
@@ -17553,7 +17553,7 @@
               <w:spacing w:after="10" w:before="0"/>
               <w:ind w:left="120"/>
             </w:pPr>
-            <w:hyperlink w:history="1" r:id="rIdexnz7paeuf1she5a3uh8q">
+            <w:hyperlink w:history="1" r:id="rIdwz631cvnhn9duc9yo1h16">
               <w:r>
                 <w:rPr>
                   <w:rFonts w:ascii="Arial" w:cs="Arial" w:eastAsia="Arial" w:hAnsi="Arial"/>
@@ -17615,7 +17615,7 @@
               <w:spacing w:after="10" w:before="0"/>
               <w:ind w:left="120"/>
             </w:pPr>
-            <w:hyperlink w:history="1" r:id="rIdmn-qugqw28ecwrjltty9f">
+            <w:hyperlink w:history="1" r:id="rIdmdubxx0yvjpovzwgks6y9">
               <w:r>
                 <w:rPr>
                   <w:rFonts w:ascii="Arial" w:cs="Arial" w:eastAsia="Arial" w:hAnsi="Arial"/>
@@ -17825,7 +17825,7 @@
             <w:pPr>
               <w:spacing w:after="20" w:before="0"/>
             </w:pPr>
-            <w:hyperlink w:history="1" r:id="rIdiymhtxa9r17akxz2n1spt">
+            <w:hyperlink w:history="1" r:id="rId025te2oxmucerosdqgkal">
               <w:r>
                 <w:rPr>
                   <w:rFonts w:ascii="Arial" w:cs="Arial" w:eastAsia="Arial" w:hAnsi="Arial"/>
@@ -17858,7 +17858,7 @@
               <w:spacing w:after="10" w:before="0"/>
               <w:ind w:left="120"/>
             </w:pPr>
-            <w:hyperlink w:history="1" r:id="rIdic8mpi6slhg_x5are96pr">
+            <w:hyperlink w:history="1" r:id="rId0yc8qj8tms97ysxvwcsgo">
               <w:r>
                 <w:rPr>
                   <w:rFonts w:ascii="Arial" w:cs="Arial" w:eastAsia="Arial" w:hAnsi="Arial"/>
@@ -17920,7 +17920,7 @@
               <w:spacing w:after="10" w:before="0"/>
               <w:ind w:left="120"/>
             </w:pPr>
-            <w:hyperlink w:history="1" r:id="rIdlkz-vk6s2nrq5v1lqmbrs">
+            <w:hyperlink w:history="1" r:id="rId--4cpw5eksgyvribwdshm">
               <w:r>
                 <w:rPr>
                   <w:rFonts w:ascii="Arial" w:cs="Arial" w:eastAsia="Arial" w:hAnsi="Arial"/>
@@ -18130,7 +18130,7 @@
             <w:pPr>
               <w:spacing w:after="20" w:before="0"/>
             </w:pPr>
-            <w:hyperlink w:history="1" r:id="rId91pnlesjibwuu7pmixi-j">
+            <w:hyperlink w:history="1" r:id="rIdqab7jgo7ysl962_cifqkj">
               <w:r>
                 <w:rPr>
                   <w:rFonts w:ascii="Arial" w:cs="Arial" w:eastAsia="Arial" w:hAnsi="Arial"/>
@@ -18163,7 +18163,7 @@
               <w:spacing w:after="10" w:before="0"/>
               <w:ind w:left="120"/>
             </w:pPr>
-            <w:hyperlink w:history="1" r:id="rIdmy8iguqrnikbwcyr2moug">
+            <w:hyperlink w:history="1" r:id="rIdakodzulcxg0wnosfzrd55">
               <w:r>
                 <w:rPr>
                   <w:rFonts w:ascii="Arial" w:cs="Arial" w:eastAsia="Arial" w:hAnsi="Arial"/>
@@ -18225,7 +18225,7 @@
               <w:spacing w:after="10" w:before="0"/>
               <w:ind w:left="120"/>
             </w:pPr>
-            <w:hyperlink w:history="1" r:id="rIdtwdd31r-hgy4xykhi0axc">
+            <w:hyperlink w:history="1" r:id="rIdjuht7xzdur62nhvnlz2er">
               <w:r>
                 <w:rPr>
                   <w:rFonts w:ascii="Arial" w:cs="Arial" w:eastAsia="Arial" w:hAnsi="Arial"/>
@@ -18435,7 +18435,7 @@
             <w:pPr>
               <w:spacing w:after="20" w:before="0"/>
             </w:pPr>
-            <w:hyperlink w:history="1" r:id="rIduqyyojxh3xsbarrbqpt7d">
+            <w:hyperlink w:history="1" r:id="rIdvlew7xfimzqads7rn-vsv">
               <w:r>
                 <w:rPr>
                   <w:rFonts w:ascii="Arial" w:cs="Arial" w:eastAsia="Arial" w:hAnsi="Arial"/>
@@ -18468,7 +18468,7 @@
               <w:spacing w:after="10" w:before="0"/>
               <w:ind w:left="120"/>
             </w:pPr>
-            <w:hyperlink w:history="1" r:id="rIdfg4jzefv6m9cnyvw5npoh">
+            <w:hyperlink w:history="1" r:id="rIda6uyql6_2vaijy806tk3h">
               <w:r>
                 <w:rPr>
                   <w:rFonts w:ascii="Arial" w:cs="Arial" w:eastAsia="Arial" w:hAnsi="Arial"/>
@@ -18530,7 +18530,7 @@
               <w:spacing w:after="10" w:before="0"/>
               <w:ind w:left="120"/>
             </w:pPr>
-            <w:hyperlink w:history="1" r:id="rId-a1tdao8g6a-m6fpcdflj">
+            <w:hyperlink w:history="1" r:id="rIdfuqhhtangvdx4c6xcoavg">
               <w:r>
                 <w:rPr>
                   <w:rFonts w:ascii="Arial" w:cs="Arial" w:eastAsia="Arial" w:hAnsi="Arial"/>
@@ -18740,7 +18740,7 @@
             <w:pPr>
               <w:spacing w:after="20" w:before="0"/>
             </w:pPr>
-            <w:hyperlink w:history="1" r:id="rId8hngfyp38edpa6zcczjrf">
+            <w:hyperlink w:history="1" r:id="rIdfwet-hqhl8rbwnxqgj7st">
               <w:r>
                 <w:rPr>
                   <w:rFonts w:ascii="Arial" w:cs="Arial" w:eastAsia="Arial" w:hAnsi="Arial"/>
@@ -18773,7 +18773,7 @@
               <w:spacing w:after="10" w:before="0"/>
               <w:ind w:left="120"/>
             </w:pPr>
-            <w:hyperlink w:history="1" r:id="rIdtxhtebagnjc80d8besspn">
+            <w:hyperlink w:history="1" r:id="rId_dyh31sv6pfpjzcjntn1c">
               <w:r>
                 <w:rPr>
                   <w:rFonts w:ascii="Arial" w:cs="Arial" w:eastAsia="Arial" w:hAnsi="Arial"/>
@@ -18835,7 +18835,7 @@
               <w:spacing w:after="10" w:before="0"/>
               <w:ind w:left="120"/>
             </w:pPr>
-            <w:hyperlink w:history="1" r:id="rIdldlrriggosiuqq_88qtgs">
+            <w:hyperlink w:history="1" r:id="rIdi-k1hwqb54v9clgokqnpw">
               <w:r>
                 <w:rPr>
                   <w:rFonts w:ascii="Arial" w:cs="Arial" w:eastAsia="Arial" w:hAnsi="Arial"/>
@@ -19362,7 +19362,7 @@
         </w:rPr>
         <w:t xml:space="preserve">© 2026 SeaVuria and ARES. Aligned with KICD objectives. Developed by SeaVuria; technical implementation by ARES (with AI assistance from Claude). Licensed under </w:t>
       </w:r>
-      <w:hyperlink w:history="1" r:id="rIdtpjwue4ozt1pm1xbvnlwc">
+      <w:hyperlink w:history="1" r:id="rIdhocloat9ejae4sxgg5av8">
         <w:r>
           <w:rPr>
             <w:rFonts w:ascii="Arial" w:cs="Arial" w:eastAsia="Arial" w:hAnsi="Arial"/>
@@ -19383,7 +19383,7 @@
         </w:rPr>
         <w:t xml:space="preserve"> (</w:t>
       </w:r>
-      <w:hyperlink w:history="1" r:id="rIdc9r06rga7a78ntbd0y6dp">
+      <w:hyperlink w:history="1" r:id="rIdshocj8llpnfjdxk4hby2z">
         <w:r>
           <w:rPr>
             <w:rFonts w:ascii="Arial" w:cs="Arial" w:eastAsia="Arial" w:hAnsi="Arial"/>
@@ -20396,7 +20396,7 @@
             <w:pPr>
               <w:spacing w:after="20" w:before="0"/>
             </w:pPr>
-            <w:hyperlink w:history="1" r:id="rIdorqkjbx3xjjmbmyut7frr">
+            <w:hyperlink w:history="1" r:id="rIdefza46etbt8-ttyywttt9">
               <w:r>
                 <w:rPr>
                   <w:rFonts w:ascii="Arial" w:cs="Arial" w:eastAsia="Arial" w:hAnsi="Arial"/>
@@ -20429,7 +20429,7 @@
               <w:spacing w:after="10" w:before="0"/>
               <w:ind w:left="120"/>
             </w:pPr>
-            <w:hyperlink w:history="1" r:id="rIdxaptscoh0uypateqjprb0">
+            <w:hyperlink w:history="1" r:id="rIdhedsswbor_kvscguoqi0v">
               <w:r>
                 <w:rPr>
                   <w:rFonts w:ascii="Arial" w:cs="Arial" w:eastAsia="Arial" w:hAnsi="Arial"/>
@@ -20491,7 +20491,7 @@
               <w:spacing w:after="10" w:before="0"/>
               <w:ind w:left="120"/>
             </w:pPr>
-            <w:hyperlink w:history="1" r:id="rIdvesbaygr68lfqjmsitjhw">
+            <w:hyperlink w:history="1" r:id="rIdlqqhbqmb1uzrbedig-rc3">
               <w:r>
                 <w:rPr>
                   <w:rFonts w:ascii="Arial" w:cs="Arial" w:eastAsia="Arial" w:hAnsi="Arial"/>
@@ -20701,7 +20701,7 @@
             <w:pPr>
               <w:spacing w:after="20" w:before="0"/>
             </w:pPr>
-            <w:hyperlink w:history="1" r:id="rId5tw2orrx4kpkicq9sz2nc">
+            <w:hyperlink w:history="1" r:id="rIdoiakx3usd3gcwf6a9iild">
               <w:r>
                 <w:rPr>
                   <w:rFonts w:ascii="Arial" w:cs="Arial" w:eastAsia="Arial" w:hAnsi="Arial"/>
@@ -20734,7 +20734,7 @@
               <w:spacing w:after="10" w:before="0"/>
               <w:ind w:left="120"/>
             </w:pPr>
-            <w:hyperlink w:history="1" r:id="rIdniyjjne1yhpnq67nmi0w3">
+            <w:hyperlink w:history="1" r:id="rIdtuldclfut9uz9u4t8olas">
               <w:r>
                 <w:rPr>
                   <w:rFonts w:ascii="Arial" w:cs="Arial" w:eastAsia="Arial" w:hAnsi="Arial"/>
@@ -20796,7 +20796,7 @@
               <w:spacing w:after="10" w:before="0"/>
               <w:ind w:left="120"/>
             </w:pPr>
-            <w:hyperlink w:history="1" r:id="rIdemulvozwdkitstcbqh5z-">
+            <w:hyperlink w:history="1" r:id="rId00tk_ghqawittpfankzex">
               <w:r>
                 <w:rPr>
                   <w:rFonts w:ascii="Arial" w:cs="Arial" w:eastAsia="Arial" w:hAnsi="Arial"/>
@@ -21006,7 +21006,7 @@
             <w:pPr>
               <w:spacing w:after="20" w:before="0"/>
             </w:pPr>
-            <w:hyperlink w:history="1" r:id="rIdgwzaljn_0obchstgdous6">
+            <w:hyperlink w:history="1" r:id="rIdwqmnh0xm0bfr4thvb8vt9">
               <w:r>
                 <w:rPr>
                   <w:rFonts w:ascii="Arial" w:cs="Arial" w:eastAsia="Arial" w:hAnsi="Arial"/>
@@ -21039,7 +21039,7 @@
               <w:spacing w:after="10" w:before="0"/>
               <w:ind w:left="120"/>
             </w:pPr>
-            <w:hyperlink w:history="1" r:id="rIdmuvhaylcusld9xcbyjo2p">
+            <w:hyperlink w:history="1" r:id="rIdizg9xfrtjs3k91zzm8630">
               <w:r>
                 <w:rPr>
                   <w:rFonts w:ascii="Arial" w:cs="Arial" w:eastAsia="Arial" w:hAnsi="Arial"/>
@@ -21101,7 +21101,7 @@
               <w:spacing w:after="10" w:before="0"/>
               <w:ind w:left="120"/>
             </w:pPr>
-            <w:hyperlink w:history="1" r:id="rIdg8zdaiy-lwfe14vfmzqae">
+            <w:hyperlink w:history="1" r:id="rIdpczoqk8_mrfxwyl7nw8vs">
               <w:r>
                 <w:rPr>
                   <w:rFonts w:ascii="Arial" w:cs="Arial" w:eastAsia="Arial" w:hAnsi="Arial"/>
@@ -21311,7 +21311,7 @@
             <w:pPr>
               <w:spacing w:after="20" w:before="0"/>
             </w:pPr>
-            <w:hyperlink w:history="1" r:id="rIdl2wqkhlareu26l8xx2y_o">
+            <w:hyperlink w:history="1" r:id="rIddcakjebbss-tlcdtww_gh">
               <w:r>
                 <w:rPr>
                   <w:rFonts w:ascii="Arial" w:cs="Arial" w:eastAsia="Arial" w:hAnsi="Arial"/>
@@ -21344,7 +21344,7 @@
               <w:spacing w:after="10" w:before="0"/>
               <w:ind w:left="120"/>
             </w:pPr>
-            <w:hyperlink w:history="1" r:id="rId4ugvmdv7s_2i5xgrr11jt">
+            <w:hyperlink w:history="1" r:id="rIdxb265edxok_vvuvqsi8y5">
               <w:r>
                 <w:rPr>
                   <w:rFonts w:ascii="Arial" w:cs="Arial" w:eastAsia="Arial" w:hAnsi="Arial"/>
@@ -21406,7 +21406,7 @@
               <w:spacing w:after="10" w:before="0"/>
               <w:ind w:left="120"/>
             </w:pPr>
-            <w:hyperlink w:history="1" r:id="rIdlv_xpjtkwughjocnpsex4">
+            <w:hyperlink w:history="1" r:id="rIdj_bn7k9h0nzap6zpxfcdy">
               <w:r>
                 <w:rPr>
                   <w:rFonts w:ascii="Arial" w:cs="Arial" w:eastAsia="Arial" w:hAnsi="Arial"/>
@@ -21616,7 +21616,7 @@
             <w:pPr>
               <w:spacing w:after="20" w:before="0"/>
             </w:pPr>
-            <w:hyperlink w:history="1" r:id="rId5shiicwe91pa6rjkyh_da">
+            <w:hyperlink w:history="1" r:id="rIdn63j_g2vjziiwc5as1k9z">
               <w:r>
                 <w:rPr>
                   <w:rFonts w:ascii="Arial" w:cs="Arial" w:eastAsia="Arial" w:hAnsi="Arial"/>
@@ -21649,7 +21649,7 @@
               <w:spacing w:after="10" w:before="0"/>
               <w:ind w:left="120"/>
             </w:pPr>
-            <w:hyperlink w:history="1" r:id="rIddg69dl_zwj8wdf_wtzoxt">
+            <w:hyperlink w:history="1" r:id="rIdzqr-kparmpw8y1kykdm3a">
               <w:r>
                 <w:rPr>
                   <w:rFonts w:ascii="Arial" w:cs="Arial" w:eastAsia="Arial" w:hAnsi="Arial"/>
@@ -21711,7 +21711,7 @@
               <w:spacing w:after="10" w:before="0"/>
               <w:ind w:left="120"/>
             </w:pPr>
-            <w:hyperlink w:history="1" r:id="rIdtalynvw6cvememspqrd7h">
+            <w:hyperlink w:history="1" r:id="rId5kpo2nz-icqzhooilfqtv">
               <w:r>
                 <w:rPr>
                   <w:rFonts w:ascii="Arial" w:cs="Arial" w:eastAsia="Arial" w:hAnsi="Arial"/>
@@ -22238,7 +22238,7 @@
         </w:rPr>
         <w:t xml:space="preserve">© 2026 SeaVuria and ARES. Aligned with KICD objectives. Developed by SeaVuria; technical implementation by ARES (with AI assistance from Claude). Licensed under </w:t>
       </w:r>
-      <w:hyperlink w:history="1" r:id="rIdmdsdrsvh7whlajved0i9w">
+      <w:hyperlink w:history="1" r:id="rIdqcztugquv6co6x49jxsuc">
         <w:r>
           <w:rPr>
             <w:rFonts w:ascii="Arial" w:cs="Arial" w:eastAsia="Arial" w:hAnsi="Arial"/>
@@ -22259,7 +22259,7 @@
         </w:rPr>
         <w:t xml:space="preserve"> (</w:t>
       </w:r>
-      <w:hyperlink w:history="1" r:id="rId4ssj-e2e8nsvm09t5xq4d">
+      <w:hyperlink w:history="1" r:id="rIdtognkmhjj_xagq_avmdlz">
         <w:r>
           <w:rPr>
             <w:rFonts w:ascii="Arial" w:cs="Arial" w:eastAsia="Arial" w:hAnsi="Arial"/>
@@ -23272,7 +23272,7 @@
             <w:pPr>
               <w:spacing w:after="20" w:before="0"/>
             </w:pPr>
-            <w:hyperlink w:history="1" r:id="rIdsdnzya5mmght0qnblk2ox">
+            <w:hyperlink w:history="1" r:id="rIdosbsrgnlhcsl75jq6mlqe">
               <w:r>
                 <w:rPr>
                   <w:rFonts w:ascii="Arial" w:cs="Arial" w:eastAsia="Arial" w:hAnsi="Arial"/>
@@ -23305,7 +23305,7 @@
               <w:spacing w:after="10" w:before="0"/>
               <w:ind w:left="120"/>
             </w:pPr>
-            <w:hyperlink w:history="1" r:id="rIdicomspch4tafkxjieer6n">
+            <w:hyperlink w:history="1" r:id="rIdapva4hk1jipms222vpgml">
               <w:r>
                 <w:rPr>
                   <w:rFonts w:ascii="Arial" w:cs="Arial" w:eastAsia="Arial" w:hAnsi="Arial"/>
@@ -23350,7 +23350,7 @@
             <w:pPr>
               <w:spacing w:after="20" w:before="0"/>
             </w:pPr>
-            <w:hyperlink w:history="1" r:id="rIdl8tpcsts11ves7j9wbcl7">
+            <w:hyperlink w:history="1" r:id="rId8jebfd3ne-v7rb7yewll5">
               <w:r>
                 <w:rPr>
                   <w:rFonts w:ascii="Arial" w:cs="Arial" w:eastAsia="Arial" w:hAnsi="Arial"/>
@@ -23383,7 +23383,7 @@
               <w:spacing w:after="10" w:before="0"/>
               <w:ind w:left="120"/>
             </w:pPr>
-            <w:hyperlink w:history="1" r:id="rIdycxb4jbmcd7a4dlvtnqss">
+            <w:hyperlink w:history="1" r:id="rId78_vjfuayoqgnbrxdmmu9">
               <w:r>
                 <w:rPr>
                   <w:rFonts w:ascii="Arial" w:cs="Arial" w:eastAsia="Arial" w:hAnsi="Arial"/>
@@ -23578,7 +23578,7 @@
             <w:pPr>
               <w:spacing w:after="20" w:before="0"/>
             </w:pPr>
-            <w:hyperlink w:history="1" r:id="rIdafyc2grmlflz2zgyytwkg">
+            <w:hyperlink w:history="1" r:id="rIdnskenmrxfkqe_pcig9wul">
               <w:r>
                 <w:rPr>
                   <w:rFonts w:ascii="Arial" w:cs="Arial" w:eastAsia="Arial" w:hAnsi="Arial"/>
@@ -23611,7 +23611,7 @@
               <w:spacing w:after="10" w:before="0"/>
               <w:ind w:left="120"/>
             </w:pPr>
-            <w:hyperlink w:history="1" r:id="rIdq9vydoku95fdm1gh4ptxj">
+            <w:hyperlink w:history="1" r:id="rIdjs0qmtt3hmb1juwasqq_w">
               <w:r>
                 <w:rPr>
                   <w:rFonts w:ascii="Arial" w:cs="Arial" w:eastAsia="Arial" w:hAnsi="Arial"/>
@@ -23656,7 +23656,7 @@
             <w:pPr>
               <w:spacing w:after="20" w:before="0"/>
             </w:pPr>
-            <w:hyperlink w:history="1" r:id="rId2wzztevk4rxwwcwamg8k6">
+            <w:hyperlink w:history="1" r:id="rId1rq4ekzzokq-eu-_f-e76">
               <w:r>
                 <w:rPr>
                   <w:rFonts w:ascii="Arial" w:cs="Arial" w:eastAsia="Arial" w:hAnsi="Arial"/>
@@ -23689,7 +23689,7 @@
               <w:spacing w:after="10" w:before="0"/>
               <w:ind w:left="120"/>
             </w:pPr>
-            <w:hyperlink w:history="1" r:id="rId730_up1ml3cyrq-yyanth">
+            <w:hyperlink w:history="1" r:id="rIdv8pjmi-incdexfx8zrl5b">
               <w:r>
                 <w:rPr>
                   <w:rFonts w:ascii="Arial" w:cs="Arial" w:eastAsia="Arial" w:hAnsi="Arial"/>
@@ -23884,7 +23884,7 @@
             <w:pPr>
               <w:spacing w:after="20" w:before="0"/>
             </w:pPr>
-            <w:hyperlink w:history="1" r:id="rId3q2tgl3uz6bhyhcvjmnki">
+            <w:hyperlink w:history="1" r:id="rIdyuklfhmqibmvrz8eaq6xr">
               <w:r>
                 <w:rPr>
                   <w:rFonts w:ascii="Arial" w:cs="Arial" w:eastAsia="Arial" w:hAnsi="Arial"/>
@@ -23917,7 +23917,7 @@
               <w:spacing w:after="10" w:before="0"/>
               <w:ind w:left="120"/>
             </w:pPr>
-            <w:hyperlink w:history="1" r:id="rIdplduxbsv61t1ajxbg3yfl">
+            <w:hyperlink w:history="1" r:id="rId5-hdnfdjpwqy6qlag-vly">
               <w:r>
                 <w:rPr>
                   <w:rFonts w:ascii="Arial" w:cs="Arial" w:eastAsia="Arial" w:hAnsi="Arial"/>
@@ -23962,7 +23962,7 @@
             <w:pPr>
               <w:spacing w:after="20" w:before="0"/>
             </w:pPr>
-            <w:hyperlink w:history="1" r:id="rIdcxuglvrhi0nz-k06fldmn">
+            <w:hyperlink w:history="1" r:id="rIdu1qa6y2fgq71dcv_ogepz">
               <w:r>
                 <w:rPr>
                   <w:rFonts w:ascii="Arial" w:cs="Arial" w:eastAsia="Arial" w:hAnsi="Arial"/>
@@ -23995,7 +23995,7 @@
               <w:spacing w:after="10" w:before="0"/>
               <w:ind w:left="120"/>
             </w:pPr>
-            <w:hyperlink w:history="1" r:id="rIdtynsdxslbbpfdtfenxe-o">
+            <w:hyperlink w:history="1" r:id="rIdym9hy0on36tjrdbzlaq7g">
               <w:r>
                 <w:rPr>
                   <w:rFonts w:ascii="Arial" w:cs="Arial" w:eastAsia="Arial" w:hAnsi="Arial"/>
@@ -24190,7 +24190,7 @@
             <w:pPr>
               <w:spacing w:after="20" w:before="0"/>
             </w:pPr>
-            <w:hyperlink w:history="1" r:id="rIdyrj7u5bvvjssjxby1vnr6">
+            <w:hyperlink w:history="1" r:id="rId36c5n4tvlx7pade2wvzi6">
               <w:r>
                 <w:rPr>
                   <w:rFonts w:ascii="Arial" w:cs="Arial" w:eastAsia="Arial" w:hAnsi="Arial"/>
@@ -24223,7 +24223,7 @@
               <w:spacing w:after="10" w:before="0"/>
               <w:ind w:left="120"/>
             </w:pPr>
-            <w:hyperlink w:history="1" r:id="rId6dfdnoolf43ox9pvd4de_">
+            <w:hyperlink w:history="1" r:id="rId1iaej-ecf4uogwmcsacgp">
               <w:r>
                 <w:rPr>
                   <w:rFonts w:ascii="Arial" w:cs="Arial" w:eastAsia="Arial" w:hAnsi="Arial"/>
@@ -24268,7 +24268,7 @@
             <w:pPr>
               <w:spacing w:after="20" w:before="0"/>
             </w:pPr>
-            <w:hyperlink w:history="1" r:id="rIdsqwcbj5lkdof1t1qcppqy">
+            <w:hyperlink w:history="1" r:id="rIdjnj6armtd74qct9otmfco">
               <w:r>
                 <w:rPr>
                   <w:rFonts w:ascii="Arial" w:cs="Arial" w:eastAsia="Arial" w:hAnsi="Arial"/>
@@ -24301,7 +24301,7 @@
               <w:spacing w:after="10" w:before="0"/>
               <w:ind w:left="120"/>
             </w:pPr>
-            <w:hyperlink w:history="1" r:id="rId00068iiwygl2gyeejrsde">
+            <w:hyperlink w:history="1" r:id="rIdqlmkt5-nch7i93vgvghf0">
               <w:r>
                 <w:rPr>
                   <w:rFonts w:ascii="Arial" w:cs="Arial" w:eastAsia="Arial" w:hAnsi="Arial"/>
@@ -24496,7 +24496,7 @@
             <w:pPr>
               <w:spacing w:after="20" w:before="0"/>
             </w:pPr>
-            <w:hyperlink w:history="1" r:id="rIdh0xqgtvv6_jzdfcbhkhhw">
+            <w:hyperlink w:history="1" r:id="rIdmvtvjuqqzkypfhd6yhsew">
               <w:r>
                 <w:rPr>
                   <w:rFonts w:ascii="Arial" w:cs="Arial" w:eastAsia="Arial" w:hAnsi="Arial"/>
@@ -24529,7 +24529,7 @@
               <w:spacing w:after="10" w:before="0"/>
               <w:ind w:left="120"/>
             </w:pPr>
-            <w:hyperlink w:history="1" r:id="rIdhodbmnz0c980uu1pyzwqr">
+            <w:hyperlink w:history="1" r:id="rIdpkwhmxpgwsq4p1ye52yn8">
               <w:r>
                 <w:rPr>
                   <w:rFonts w:ascii="Arial" w:cs="Arial" w:eastAsia="Arial" w:hAnsi="Arial"/>
@@ -24574,7 +24574,7 @@
             <w:pPr>
               <w:spacing w:after="20" w:before="0"/>
             </w:pPr>
-            <w:hyperlink w:history="1" r:id="rId38mod_4fmtxlbqffvbz9m">
+            <w:hyperlink w:history="1" r:id="rIdejehbnczzvoz4dui4anvb">
               <w:r>
                 <w:rPr>
                   <w:rFonts w:ascii="Arial" w:cs="Arial" w:eastAsia="Arial" w:hAnsi="Arial"/>
@@ -24607,7 +24607,7 @@
               <w:spacing w:after="10" w:before="0"/>
               <w:ind w:left="120"/>
             </w:pPr>
-            <w:hyperlink w:history="1" r:id="rIdrbt6r1hvvrxwj6lb8wr6-">
+            <w:hyperlink w:history="1" r:id="rId20-f0x4u2tjzyrpflyu7y">
               <w:r>
                 <w:rPr>
                   <w:rFonts w:ascii="Arial" w:cs="Arial" w:eastAsia="Arial" w:hAnsi="Arial"/>
@@ -25119,7 +25119,7 @@
         </w:rPr>
         <w:t xml:space="preserve">© 2026 SeaVuria and ARES. Aligned with KICD objectives. Developed by SeaVuria; technical implementation by ARES (with AI assistance from Claude). Licensed under </w:t>
       </w:r>
-      <w:hyperlink w:history="1" r:id="rIdqmchggdmq4blecvk9giw6">
+      <w:hyperlink w:history="1" r:id="rIdjpjnv4vo6-ecyuydlmwm7">
         <w:r>
           <w:rPr>
             <w:rFonts w:ascii="Arial" w:cs="Arial" w:eastAsia="Arial" w:hAnsi="Arial"/>
@@ -25140,7 +25140,7 @@
         </w:rPr>
         <w:t xml:space="preserve"> (</w:t>
       </w:r>
-      <w:hyperlink w:history="1" r:id="rIduvt-aolqw_qdtnyqtfoqo">
+      <w:hyperlink w:history="1" r:id="rId9hwbz9q6lwhvkcmyvimcp">
         <w:r>
           <w:rPr>
             <w:rFonts w:ascii="Arial" w:cs="Arial" w:eastAsia="Arial" w:hAnsi="Arial"/>

--- a/data/outputs/v2/Grade11/Biology/Lesson_Plans/SS1.1_Taxonomy_I/Biology_Taxonomy_I_CBE_LessonSequence.docx
+++ b/data/outputs/v2/Grade11/Biology/Lesson_Plans/SS1.1_Taxonomy_I/Biology_Taxonomy_I_CBE_LessonSequence.docx
@@ -2073,7 +2073,7 @@
         </w:rPr>
         <w:t xml:space="preserve">© 2026 SeaVuria and ARES. This work is licensed under a </w:t>
       </w:r>
-      <w:hyperlink w:history="1" r:id="rIdejwmhpxcex9oqxtmpy-a6">
+      <w:hyperlink w:history="1" r:id="rIdydihatcak-vuywatatpqe">
         <w:r>
           <w:rPr>
             <w:rFonts w:ascii="Arial" w:cs="Arial" w:eastAsia="Arial" w:hAnsi="Arial"/>
@@ -2093,7 +2093,7 @@
         </w:rPr>
         <w:t xml:space="preserve"> (</w:t>
       </w:r>
-      <w:hyperlink w:history="1" r:id="rIdaisjjjm0phbnqp7epkipp">
+      <w:hyperlink w:history="1" r:id="rIdrpemqsak9sl4_fe4cxwyq">
         <w:r>
           <w:rPr>
             <w:rFonts w:ascii="Arial" w:cs="Arial" w:eastAsia="Arial" w:hAnsi="Arial"/>
@@ -2113,7 +2113,7 @@
         </w:rPr>
         <w:t xml:space="preserve">). To view a copy of this license, visit </w:t>
       </w:r>
-      <w:hyperlink w:history="1" r:id="rId2mxgp-tl7amkbagvyigxc">
+      <w:hyperlink w:history="1" r:id="rIdvjqwtwa3nx6tqow1vyo93">
         <w:r>
           <w:rPr>
             <w:rFonts w:ascii="Arial" w:cs="Arial" w:eastAsia="Arial" w:hAnsi="Arial"/>
@@ -3125,7 +3125,7 @@
             <w:pPr>
               <w:spacing w:after="20" w:before="0"/>
             </w:pPr>
-            <w:hyperlink w:history="1" r:id="rId8bqgrgaddku2aarmz-4u7">
+            <w:hyperlink w:history="1" r:id="rIdvjd4tfl_vmcohqnmastd6">
               <w:r>
                 <w:rPr>
                   <w:rFonts w:ascii="Arial" w:cs="Arial" w:eastAsia="Arial" w:hAnsi="Arial"/>
@@ -3140,6 +3140,22 @@
           </w:p>
           <w:p>
             <w:pPr>
+              <w:spacing w:after="20" w:before="0"/>
+            </w:pPr>
+            <w:r>
+              <w:rPr>
+                <w:rFonts w:ascii="Arial" w:cs="Arial" w:eastAsia="Arial" w:hAnsi="Arial"/>
+                <w:i/>
+                <w:iCs/>
+                <w:color w:val="595959"/>
+                <w:sz w:val="16"/>
+                <w:szCs w:val="16"/>
+              </w:rPr>
+              <w:t xml:space="preserve">Related topic: not an exact match for this lesson.</w:t>
+            </w:r>
+          </w:p>
+          <w:p>
+            <w:pPr>
               <w:spacing w:after="10" w:before="0"/>
               <w:ind w:left="120"/>
             </w:pPr>
@@ -3158,7 +3174,7 @@
               <w:spacing w:after="10" w:before="0"/>
               <w:ind w:left="120"/>
             </w:pPr>
-            <w:hyperlink w:history="1" r:id="rIdqydjyuberxqauxwdfpagc">
+            <w:hyperlink w:history="1" r:id="rIdyabla0ig0ofwnudgeptey">
               <w:r>
                 <w:rPr>
                   <w:rFonts w:ascii="Arial" w:cs="Arial" w:eastAsia="Arial" w:hAnsi="Arial"/>
@@ -3203,7 +3219,7 @@
             <w:pPr>
               <w:spacing w:after="20" w:before="0"/>
             </w:pPr>
-            <w:hyperlink w:history="1" r:id="rIdrih_uzliygesuwpgzf5bd">
+            <w:hyperlink w:history="1" r:id="rIdmjxllbu2vpoddlfzfgjw3">
               <w:r>
                 <w:rPr>
                   <w:rFonts w:ascii="Arial" w:cs="Arial" w:eastAsia="Arial" w:hAnsi="Arial"/>
@@ -3236,7 +3252,7 @@
               <w:spacing w:after="10" w:before="0"/>
               <w:ind w:left="120"/>
             </w:pPr>
-            <w:hyperlink w:history="1" r:id="rId2iflywy4uwudiq6kvttnp">
+            <w:hyperlink w:history="1" r:id="rIdg3mec6gkdip9xeu9uh0do">
               <w:r>
                 <w:rPr>
                   <w:rFonts w:ascii="Arial" w:cs="Arial" w:eastAsia="Arial" w:hAnsi="Arial"/>
@@ -3431,7 +3447,7 @@
             <w:pPr>
               <w:spacing w:after="20" w:before="0"/>
             </w:pPr>
-            <w:hyperlink w:history="1" r:id="rId6njof-wo_jqc_bnkphisb">
+            <w:hyperlink w:history="1" r:id="rIdpgczvopyoguszhdok63uv">
               <w:r>
                 <w:rPr>
                   <w:rFonts w:ascii="Arial" w:cs="Arial" w:eastAsia="Arial" w:hAnsi="Arial"/>
@@ -3446,6 +3462,22 @@
           </w:p>
           <w:p>
             <w:pPr>
+              <w:spacing w:after="20" w:before="0"/>
+            </w:pPr>
+            <w:r>
+              <w:rPr>
+                <w:rFonts w:ascii="Arial" w:cs="Arial" w:eastAsia="Arial" w:hAnsi="Arial"/>
+                <w:i/>
+                <w:iCs/>
+                <w:color w:val="595959"/>
+                <w:sz w:val="16"/>
+                <w:szCs w:val="16"/>
+              </w:rPr>
+              <w:t xml:space="preserve">Related topic: not an exact match for this lesson.</w:t>
+            </w:r>
+          </w:p>
+          <w:p>
+            <w:pPr>
               <w:spacing w:after="10" w:before="0"/>
               <w:ind w:left="120"/>
             </w:pPr>
@@ -3464,7 +3496,7 @@
               <w:spacing w:after="10" w:before="0"/>
               <w:ind w:left="120"/>
             </w:pPr>
-            <w:hyperlink w:history="1" r:id="rIdt8xxicgctcox3glpvf3zs">
+            <w:hyperlink w:history="1" r:id="rIdrdqhdmoa3i7iobhm8bfv9">
               <w:r>
                 <w:rPr>
                   <w:rFonts w:ascii="Arial" w:cs="Arial" w:eastAsia="Arial" w:hAnsi="Arial"/>
@@ -3509,7 +3541,7 @@
             <w:pPr>
               <w:spacing w:after="20" w:before="0"/>
             </w:pPr>
-            <w:hyperlink w:history="1" r:id="rIdceqsxp4x2t5kbz1l80leb">
+            <w:hyperlink w:history="1" r:id="rIdwbrl0czi9f5ivs2-lprnb">
               <w:r>
                 <w:rPr>
                   <w:rFonts w:ascii="Arial" w:cs="Arial" w:eastAsia="Arial" w:hAnsi="Arial"/>
@@ -3542,7 +3574,7 @@
               <w:spacing w:after="10" w:before="0"/>
               <w:ind w:left="120"/>
             </w:pPr>
-            <w:hyperlink w:history="1" r:id="rIdgndnp0b72om9oumtxlwan">
+            <w:hyperlink w:history="1" r:id="rIdqpcbljeg-vtwgsndeileg">
               <w:r>
                 <w:rPr>
                   <w:rFonts w:ascii="Arial" w:cs="Arial" w:eastAsia="Arial" w:hAnsi="Arial"/>
@@ -3737,7 +3769,7 @@
             <w:pPr>
               <w:spacing w:after="20" w:before="0"/>
             </w:pPr>
-            <w:hyperlink w:history="1" r:id="rIddg6aa7nrgo9ke0f32xwyn">
+            <w:hyperlink w:history="1" r:id="rId6c1qtr2sdd7i-wjuw3x-p">
               <w:r>
                 <w:rPr>
                   <w:rFonts w:ascii="Arial" w:cs="Arial" w:eastAsia="Arial" w:hAnsi="Arial"/>
@@ -3746,9 +3778,25 @@
                   <w:szCs w:val="16"/>
                   <w:u w:val="single" w:color="2E75B6"/>
                 </w:rPr>
-                <w:t xml:space="preserve">Alkyl halide nomenclature and classification</w:t>
+                <w:t xml:space="preserve">Biodiversity and natural selection</w:t>
               </w:r>
             </w:hyperlink>
+          </w:p>
+          <w:p>
+            <w:pPr>
+              <w:spacing w:after="20" w:before="0"/>
+            </w:pPr>
+            <w:r>
+              <w:rPr>
+                <w:rFonts w:ascii="Arial" w:cs="Arial" w:eastAsia="Arial" w:hAnsi="Arial"/>
+                <w:i/>
+                <w:iCs/>
+                <w:color w:val="595959"/>
+                <w:sz w:val="16"/>
+                <w:szCs w:val="16"/>
+              </w:rPr>
+              <w:t xml:space="preserve">Related topic: not an exact match for this lesson.</w:t>
+            </w:r>
           </w:p>
           <w:p>
             <w:pPr>
@@ -3770,7 +3818,7 @@
               <w:spacing w:after="10" w:before="0"/>
               <w:ind w:left="120"/>
             </w:pPr>
-            <w:hyperlink w:history="1" r:id="rId1naey-kvxhppholqn3mz4">
+            <w:hyperlink w:history="1" r:id="rIdlbprpgcaxg-n2e8oss9if">
               <w:r>
                 <w:rPr>
                   <w:rFonts w:ascii="Arial" w:cs="Arial" w:eastAsia="Arial" w:hAnsi="Arial"/>
@@ -3815,7 +3863,7 @@
             <w:pPr>
               <w:spacing w:after="20" w:before="0"/>
             </w:pPr>
-            <w:hyperlink w:history="1" r:id="rIdp_g0oojoyoqlbokefgm3l">
+            <w:hyperlink w:history="1" r:id="rIdsgaqlrewkiai9opxtuepi">
               <w:r>
                 <w:rPr>
                   <w:rFonts w:ascii="Arial" w:cs="Arial" w:eastAsia="Arial" w:hAnsi="Arial"/>
@@ -3848,7 +3896,7 @@
               <w:spacing w:after="10" w:before="0"/>
               <w:ind w:left="120"/>
             </w:pPr>
-            <w:hyperlink w:history="1" r:id="rIdkukvvet2lkhp4abb4bfp3">
+            <w:hyperlink w:history="1" r:id="rId5sf0qkvvjtaggw2mchklt">
               <w:r>
                 <w:rPr>
                   <w:rFonts w:ascii="Arial" w:cs="Arial" w:eastAsia="Arial" w:hAnsi="Arial"/>
@@ -4043,7 +4091,7 @@
             <w:pPr>
               <w:spacing w:after="20" w:before="0"/>
             </w:pPr>
-            <w:hyperlink w:history="1" r:id="rIdhrcnwrs5mwzs8pnv7hsxr">
+            <w:hyperlink w:history="1" r:id="rId_ygk6-vjwgntliovo3xr3">
               <w:r>
                 <w:rPr>
                   <w:rFonts w:ascii="Arial" w:cs="Arial" w:eastAsia="Arial" w:hAnsi="Arial"/>
@@ -4052,9 +4100,25 @@
                   <w:szCs w:val="16"/>
                   <w:u w:val="single" w:color="2E75B6"/>
                 </w:rPr>
-                <w:t xml:space="preserve">Overview of Triangle Classifications</w:t>
+                <w:t xml:space="preserve">24 Six Kingdoms Of Classification</w:t>
               </w:r>
             </w:hyperlink>
+          </w:p>
+          <w:p>
+            <w:pPr>
+              <w:spacing w:after="20" w:before="0"/>
+            </w:pPr>
+            <w:r>
+              <w:rPr>
+                <w:rFonts w:ascii="Arial" w:cs="Arial" w:eastAsia="Arial" w:hAnsi="Arial"/>
+                <w:i/>
+                <w:iCs/>
+                <w:color w:val="595959"/>
+                <w:sz w:val="16"/>
+                <w:szCs w:val="16"/>
+              </w:rPr>
+              <w:t xml:space="preserve">Related topic: not an exact match for this lesson.</w:t>
+            </w:r>
           </w:p>
           <w:p>
             <w:pPr>
@@ -4068,7 +4132,7 @@
                 <w:sz w:val="14"/>
                 <w:szCs w:val="14"/>
               </w:rPr>
-              <w:t xml:space="preserve">Source: CK-12</w:t>
+              <w:t xml:space="preserve">Source: Seavuria</w:t>
             </w:r>
           </w:p>
           <w:p>
@@ -4076,7 +4140,7 @@
               <w:spacing w:after="10" w:before="0"/>
               <w:ind w:left="120"/>
             </w:pPr>
-            <w:hyperlink w:history="1" r:id="rId76mihahmu-gyjuf-x3xs3">
+            <w:hyperlink w:history="1" r:id="rId0nyjhxgusmsx2wtusx7qh">
               <w:r>
                 <w:rPr>
                   <w:rFonts w:ascii="Arial" w:cs="Arial" w:eastAsia="Arial" w:hAnsi="Arial"/>
@@ -4121,7 +4185,7 @@
             <w:pPr>
               <w:spacing w:after="20" w:before="0"/>
             </w:pPr>
-            <w:hyperlink w:history="1" r:id="rIdrxp1x1gqh8glncm5i-ou6">
+            <w:hyperlink w:history="1" r:id="rId_3htks6dnp6jc3i_rcyct">
               <w:r>
                 <w:rPr>
                   <w:rFonts w:ascii="Arial" w:cs="Arial" w:eastAsia="Arial" w:hAnsi="Arial"/>
@@ -4154,7 +4218,7 @@
               <w:spacing w:after="10" w:before="0"/>
               <w:ind w:left="120"/>
             </w:pPr>
-            <w:hyperlink w:history="1" r:id="rId5bahfrsm6gvefnqgge2qy">
+            <w:hyperlink w:history="1" r:id="rIddwh7_jc3dnswx-rovltvx">
               <w:r>
                 <w:rPr>
                   <w:rFonts w:ascii="Arial" w:cs="Arial" w:eastAsia="Arial" w:hAnsi="Arial"/>
@@ -4349,7 +4413,7 @@
             <w:pPr>
               <w:spacing w:after="20" w:before="0"/>
             </w:pPr>
-            <w:hyperlink w:history="1" r:id="rId5y8kmgz--ubono3cmwudy">
+            <w:hyperlink w:history="1" r:id="rIdh0xs8jltrrhoskmus_hk0">
               <w:r>
                 <w:rPr>
                   <w:rFonts w:ascii="Arial" w:cs="Arial" w:eastAsia="Arial" w:hAnsi="Arial"/>
@@ -4364,6 +4428,22 @@
           </w:p>
           <w:p>
             <w:pPr>
+              <w:spacing w:after="20" w:before="0"/>
+            </w:pPr>
+            <w:r>
+              <w:rPr>
+                <w:rFonts w:ascii="Arial" w:cs="Arial" w:eastAsia="Arial" w:hAnsi="Arial"/>
+                <w:i/>
+                <w:iCs/>
+                <w:color w:val="595959"/>
+                <w:sz w:val="16"/>
+                <w:szCs w:val="16"/>
+              </w:rPr>
+              <w:t xml:space="preserve">Related topic: not an exact match for this lesson.</w:t>
+            </w:r>
+          </w:p>
+          <w:p>
+            <w:pPr>
               <w:spacing w:after="10" w:before="0"/>
               <w:ind w:left="120"/>
             </w:pPr>
@@ -4382,7 +4462,7 @@
               <w:spacing w:after="10" w:before="0"/>
               <w:ind w:left="120"/>
             </w:pPr>
-            <w:hyperlink w:history="1" r:id="rId1oo34braurketbot3kafa">
+            <w:hyperlink w:history="1" r:id="rIdrexriin3urphtqssco2db">
               <w:r>
                 <w:rPr>
                   <w:rFonts w:ascii="Arial" w:cs="Arial" w:eastAsia="Arial" w:hAnsi="Arial"/>
@@ -4427,7 +4507,7 @@
             <w:pPr>
               <w:spacing w:after="20" w:before="0"/>
             </w:pPr>
-            <w:hyperlink w:history="1" r:id="rIdrzj6rmekejulw5fmjc-zb">
+            <w:hyperlink w:history="1" r:id="rIduyq0sze6mqfohfslxzcmm">
               <w:r>
                 <w:rPr>
                   <w:rFonts w:ascii="Arial" w:cs="Arial" w:eastAsia="Arial" w:hAnsi="Arial"/>
@@ -4460,7 +4540,7 @@
               <w:spacing w:after="10" w:before="0"/>
               <w:ind w:left="120"/>
             </w:pPr>
-            <w:hyperlink w:history="1" r:id="rIdc9v4jki_jy9zzwqy60xam">
+            <w:hyperlink w:history="1" r:id="rIdz781a9rycvhwqjsnmxwvq">
               <w:r>
                 <w:rPr>
                   <w:rFonts w:ascii="Arial" w:cs="Arial" w:eastAsia="Arial" w:hAnsi="Arial"/>
@@ -4972,7 +5052,7 @@
         </w:rPr>
         <w:t xml:space="preserve">© 2026 SeaVuria and ARES. Aligned with KICD objectives. Developed by SeaVuria; technical implementation by ARES (with AI assistance from Claude). Licensed under </w:t>
       </w:r>
-      <w:hyperlink w:history="1" r:id="rIdq8-sgpbysrofyu3tucr-1">
+      <w:hyperlink w:history="1" r:id="rIdt_35hsfhi966lqglvraxi">
         <w:r>
           <w:rPr>
             <w:rFonts w:ascii="Arial" w:cs="Arial" w:eastAsia="Arial" w:hAnsi="Arial"/>
@@ -4993,7 +5073,7 @@
         </w:rPr>
         <w:t xml:space="preserve"> (</w:t>
       </w:r>
-      <w:hyperlink w:history="1" r:id="rIdvgawk3rn3l4u-lqneawjx">
+      <w:hyperlink w:history="1" r:id="rIds8ihogatvns2nd90nvied">
         <w:r>
           <w:rPr>
             <w:rFonts w:ascii="Arial" w:cs="Arial" w:eastAsia="Arial" w:hAnsi="Arial"/>
@@ -6006,7 +6086,7 @@
             <w:pPr>
               <w:spacing w:after="20" w:before="0"/>
             </w:pPr>
-            <w:hyperlink w:history="1" r:id="rIdu8fkcj8wnj1fz-a4l8xfv">
+            <w:hyperlink w:history="1" r:id="rId_ri6tombma9eaxohz8lvg">
               <w:r>
                 <w:rPr>
                   <w:rFonts w:ascii="Arial" w:cs="Arial" w:eastAsia="Arial" w:hAnsi="Arial"/>
@@ -6015,9 +6095,25 @@
                   <w:szCs w:val="16"/>
                   <w:u w:val="single" w:color="2E75B6"/>
                 </w:rPr>
-                <w:t xml:space="preserve">Alkyl halide nomenclature and classification</w:t>
+                <w:t xml:space="preserve">Plants: Classification, Reproduction, and Evolution - Overview</w:t>
               </w:r>
             </w:hyperlink>
+          </w:p>
+          <w:p>
+            <w:pPr>
+              <w:spacing w:after="20" w:before="0"/>
+            </w:pPr>
+            <w:r>
+              <w:rPr>
+                <w:rFonts w:ascii="Arial" w:cs="Arial" w:eastAsia="Arial" w:hAnsi="Arial"/>
+                <w:i/>
+                <w:iCs/>
+                <w:color w:val="595959"/>
+                <w:sz w:val="16"/>
+                <w:szCs w:val="16"/>
+              </w:rPr>
+              <w:t xml:space="preserve">Related topic: not an exact match for this lesson.</w:t>
+            </w:r>
           </w:p>
           <w:p>
             <w:pPr>
@@ -6031,7 +6127,7 @@
                 <w:sz w:val="14"/>
                 <w:szCs w:val="14"/>
               </w:rPr>
-              <w:t xml:space="preserve">Source: Khan Academy (English - US curriculum)</w:t>
+              <w:t xml:space="preserve">Source: CK-12</w:t>
             </w:r>
           </w:p>
           <w:p>
@@ -6039,7 +6135,7 @@
               <w:spacing w:after="10" w:before="0"/>
               <w:ind w:left="120"/>
             </w:pPr>
-            <w:hyperlink w:history="1" r:id="rIdhk6npkunu7ti6asz_zecr">
+            <w:hyperlink w:history="1" r:id="rIdtvydjfiek53q1aene_zb6">
               <w:r>
                 <w:rPr>
                   <w:rFonts w:ascii="Arial" w:cs="Arial" w:eastAsia="Arial" w:hAnsi="Arial"/>
@@ -6084,7 +6180,7 @@
             <w:pPr>
               <w:spacing w:after="20" w:before="0"/>
             </w:pPr>
-            <w:hyperlink w:history="1" r:id="rIdvjp-orkcxxpcg21-kt6g9">
+            <w:hyperlink w:history="1" r:id="rIdwrs_hnzyw2qm5vnszjxka">
               <w:r>
                 <w:rPr>
                   <w:rFonts w:ascii="Arial" w:cs="Arial" w:eastAsia="Arial" w:hAnsi="Arial"/>
@@ -6099,6 +6195,22 @@
           </w:p>
           <w:p>
             <w:pPr>
+              <w:spacing w:after="20" w:before="0"/>
+            </w:pPr>
+            <w:r>
+              <w:rPr>
+                <w:rFonts w:ascii="Arial" w:cs="Arial" w:eastAsia="Arial" w:hAnsi="Arial"/>
+                <w:i/>
+                <w:iCs/>
+                <w:color w:val="595959"/>
+                <w:sz w:val="16"/>
+                <w:szCs w:val="16"/>
+              </w:rPr>
+              <w:t xml:space="preserve">Related topic: not an exact match for this lesson.</w:t>
+            </w:r>
+          </w:p>
+          <w:p>
+            <w:pPr>
               <w:spacing w:after="10" w:before="0"/>
               <w:ind w:left="120"/>
             </w:pPr>
@@ -6117,7 +6229,7 @@
               <w:spacing w:after="10" w:before="0"/>
               <w:ind w:left="120"/>
             </w:pPr>
-            <w:hyperlink w:history="1" r:id="rIdn_7_rymtxpjmumsigujuc">
+            <w:hyperlink w:history="1" r:id="rIdllj_3fx7u6wfqmq2srkyd">
               <w:r>
                 <w:rPr>
                   <w:rFonts w:ascii="Arial" w:cs="Arial" w:eastAsia="Arial" w:hAnsi="Arial"/>
@@ -6312,7 +6424,7 @@
             <w:pPr>
               <w:spacing w:after="20" w:before="0"/>
             </w:pPr>
-            <w:hyperlink w:history="1" r:id="rIdzeltlnf7scnyurruxw-5s">
+            <w:hyperlink w:history="1" r:id="rIdokoon2_cwllfyw3vflis1">
               <w:r>
                 <w:rPr>
                   <w:rFonts w:ascii="Arial" w:cs="Arial" w:eastAsia="Arial" w:hAnsi="Arial"/>
@@ -6321,9 +6433,25 @@
                   <w:szCs w:val="16"/>
                   <w:u w:val="single" w:color="2E75B6"/>
                 </w:rPr>
-                <w:t xml:space="preserve">Overview of Triangle Classifications</w:t>
+                <w:t xml:space="preserve">Plants: Classification, Reproduction, and Evolution - Overview</w:t>
               </w:r>
             </w:hyperlink>
+          </w:p>
+          <w:p>
+            <w:pPr>
+              <w:spacing w:after="20" w:before="0"/>
+            </w:pPr>
+            <w:r>
+              <w:rPr>
+                <w:rFonts w:ascii="Arial" w:cs="Arial" w:eastAsia="Arial" w:hAnsi="Arial"/>
+                <w:i/>
+                <w:iCs/>
+                <w:color w:val="595959"/>
+                <w:sz w:val="16"/>
+                <w:szCs w:val="16"/>
+              </w:rPr>
+              <w:t xml:space="preserve">Related topic: not an exact match for this lesson.</w:t>
+            </w:r>
           </w:p>
           <w:p>
             <w:pPr>
@@ -6345,7 +6473,7 @@
               <w:spacing w:after="10" w:before="0"/>
               <w:ind w:left="120"/>
             </w:pPr>
-            <w:hyperlink w:history="1" r:id="rId1f14tggkp4vajmtwbha-7">
+            <w:hyperlink w:history="1" r:id="rId5o1p5jfazp-jhkbv-3b2t">
               <w:r>
                 <w:rPr>
                   <w:rFonts w:ascii="Arial" w:cs="Arial" w:eastAsia="Arial" w:hAnsi="Arial"/>
@@ -6383,6 +6511,344 @@
                 <w:sz w:val="16"/>
                 <w:szCs w:val="16"/>
               </w:rPr>
+              <w:t xml:space="preserve">📖 HTML:</w:t>
+            </w:r>
+          </w:p>
+          <w:p>
+            <w:pPr>
+              <w:spacing w:after="20" w:before="0"/>
+            </w:pPr>
+            <w:hyperlink w:history="1" r:id="rIdrt0jp2h_yrxp7zegyhczy">
+              <w:r>
+                <w:rPr>
+                  <w:rFonts w:ascii="Arial" w:cs="Arial" w:eastAsia="Arial" w:hAnsi="Arial"/>
+                  <w:color w:val="2E75B6"/>
+                  <w:sz w:val="16"/>
+                  <w:szCs w:val="16"/>
+                  <w:u w:val="single" w:color="2E75B6"/>
+                </w:rPr>
+                <w:t xml:space="preserve">Plant Classification (Flexbook)</w:t>
+              </w:r>
+            </w:hyperlink>
+          </w:p>
+          <w:p>
+            <w:pPr>
+              <w:spacing w:after="20" w:before="0"/>
+            </w:pPr>
+            <w:r>
+              <w:rPr>
+                <w:rFonts w:ascii="Arial" w:cs="Arial" w:eastAsia="Arial" w:hAnsi="Arial"/>
+                <w:i/>
+                <w:iCs/>
+                <w:color w:val="595959"/>
+                <w:sz w:val="16"/>
+                <w:szCs w:val="16"/>
+              </w:rPr>
+              <w:t xml:space="preserve">Related topic: not an exact match for this lesson.</w:t>
+            </w:r>
+          </w:p>
+          <w:p>
+            <w:pPr>
+              <w:spacing w:after="10" w:before="0"/>
+              <w:ind w:left="120"/>
+            </w:pPr>
+            <w:r>
+              <w:rPr>
+                <w:rFonts w:ascii="Arial" w:cs="Arial" w:eastAsia="Arial" w:hAnsi="Arial"/>
+                <w:color w:val="595959"/>
+                <w:sz w:val="14"/>
+                <w:szCs w:val="14"/>
+              </w:rPr>
+              <w:t xml:space="preserve">Source: CK-12</w:t>
+            </w:r>
+          </w:p>
+          <w:p>
+            <w:pPr>
+              <w:spacing w:after="10" w:before="0"/>
+              <w:ind w:left="120"/>
+            </w:pPr>
+            <w:hyperlink w:history="1" r:id="rIdcl8gzoqqvkmkxz36m1kk2">
+              <w:r>
+                <w:rPr>
+                  <w:rFonts w:ascii="Arial" w:cs="Arial" w:eastAsia="Arial" w:hAnsi="Arial"/>
+                  <w:color w:val="595959"/>
+                  <w:sz w:val="14"/>
+                  <w:szCs w:val="14"/>
+                  <w:u w:val="single" w:color="595959"/>
+                </w:rPr>
+                <w:t xml:space="preserve">🔍 Search ARES for similar readings</w:t>
+              </w:r>
+            </w:hyperlink>
+          </w:p>
+        </w:tc>
+        <w:tc>
+          <w:tcPr>
+            <w:tcW w:type="dxa" w:w="3040"/>
+            <w:shd w:fill="FFFFFF" w:color="auto" w:val="clear"/>
+            <w:tcMar>
+              <w:top w:type="dxa" w:w="60"/>
+              <w:left w:type="dxa" w:w="120"/>
+              <w:bottom w:type="dxa" w:w="60"/>
+              <w:right w:type="dxa" w:w="120"/>
+            </w:tcMar>
+            <w:vAlign w:val="top"/>
+          </w:tcPr>
+          <w:p>
+            <w:pPr>
+              <w:spacing w:after="40" w:before="0"/>
+              <w:jc w:val="left"/>
+            </w:pPr>
+            <w:r>
+              <w:rPr>
+                <w:rFonts w:ascii="Arial" w:cs="Arial" w:eastAsia="Arial" w:hAnsi="Arial"/>
+                <w:b w:val="false"/>
+                <w:bCs w:val="false"/>
+                <w:i w:val="false"/>
+                <w:iCs w:val="false"/>
+                <w:color w:val="000000"/>
+                <w:sz w:val="18"/>
+                <w:szCs w:val="18"/>
+              </w:rPr>
+              <w:t xml:space="preserve">Jigsaw group investigation (about 30 min). Learners form home groups of 6, then split into three expert pairs, each studying one case using the video or printed photo sets with a recording worksheet: Case A: Edible versus poisonous mushrooms (oyster and button mushrooms against deadly look-alikes; features such as cap, gills, ring, base). Case B: Useful versus harmful insects (honey bee and ladybird against mosquito, locust and tsetse fly; roles in pollination, honey, pest control, malaria and sleeping sickness). Case C: Crops versus weeds (maize and beans against couch grass and black jack/Bidens pilosa; competition for light, water and nutrients; herbicide choice). Each expert pair completes a table: What must be identified? What happens if identified wrongly? What features help us identify? Who needs to share this information (farmers, doctors, extension officers, researchers)? If a video is used, learners watch it twice: once for overview and once to record evidence. Learners without electricity use the photo cards and a short textbook extract shared in groups. Where safe, learners examine real maize, bean and sukuma wiki leaves and a preserved insect in a sealed container using a hand lens, noting distinguishing features.</w:t>
+            </w:r>
+          </w:p>
+        </w:tc>
+        <w:tc>
+          <w:tcPr>
+            <w:tcW w:type="dxa" w:w="3040"/>
+            <w:shd w:fill="F2F2F2" w:color="auto" w:val="clear"/>
+            <w:tcMar>
+              <w:top w:type="dxa" w:w="60"/>
+              <w:left w:type="dxa" w:w="120"/>
+              <w:bottom w:type="dxa" w:w="60"/>
+              <w:right w:type="dxa" w:w="120"/>
+            </w:tcMar>
+            <w:vAlign w:val="top"/>
+          </w:tcPr>
+          <w:p>
+            <w:pPr>
+              <w:spacing w:after="40" w:before="0"/>
+              <w:jc w:val="left"/>
+            </w:pPr>
+            <w:r>
+              <w:rPr>
+                <w:rFonts w:ascii="Arial" w:cs="Arial" w:eastAsia="Arial" w:hAnsi="Arial"/>
+                <w:b w:val="false"/>
+                <w:bCs w:val="false"/>
+                <w:i w:val="false"/>
+                <w:iCs w:val="false"/>
+                <w:color w:val="000000"/>
+                <w:sz w:val="18"/>
+                <w:szCs w:val="18"/>
+              </w:rPr>
+              <w:t xml:space="preserve">Introduce: 'You are the investigating team for the Ministry of Agriculture and the Ministry of Health. Your job is to find out why correct identification matters.' Distribute worksheets and photo cards, and set a 3-minute timer for the first video viewing. Circulate and ask each expert pair: 'What feature did you use to tell them apart?' and 'Who is harmed if this is wrong?' Pause the video at the key moment and WAIT TIME 10-15 seconds before taking answers. Cold-call 3 pairs for their observations. Remind learners of safety: 'Photographs only for wild mushrooms. Do not touch or taste.' Support learners with sentence starters: 'If we mistake ___ for ___, then ___.' Offer Kiswahili or mother-tongue terms alongside English and invite learners to share local names for each organism, then note them on a chart to revisit later.</w:t>
+            </w:r>
+          </w:p>
+        </w:tc>
+        <w:tc>
+          <w:tcPr>
+            <w:tcW w:type="dxa" w:w="3040"/>
+            <w:shd w:fill="FFFFFF" w:color="auto" w:val="clear"/>
+            <w:tcMar>
+              <w:top w:type="dxa" w:w="60"/>
+              <w:left w:type="dxa" w:w="120"/>
+              <w:bottom w:type="dxa" w:w="60"/>
+              <w:right w:type="dxa" w:w="120"/>
+            </w:tcMar>
+            <w:vAlign w:val="top"/>
+          </w:tcPr>
+          <w:p>
+            <w:pPr>
+              <w:spacing w:after="40" w:before="0"/>
+              <w:jc w:val="left"/>
+            </w:pPr>
+            <w:r>
+              <w:rPr>
+                <w:rFonts w:ascii="Arial" w:cs="Arial" w:eastAsia="Arial" w:hAnsi="Arial"/>
+                <w:b w:val="false"/>
+                <w:bCs w:val="false"/>
+                <w:i w:val="false"/>
+                <w:iCs w:val="false"/>
+                <w:color w:val="000000"/>
+                <w:sz w:val="18"/>
+                <w:szCs w:val="18"/>
+              </w:rPr>
+              <w:t xml:space="preserve">Jigsaw with group investigation: Each learner becomes the expert on one case, so they must understand it well enough to teach others. This builds a bigger pattern, that identifying organisms accurately is needed across health, farming and ecology, which no single case would show. Using a video or photo evidence mirrors how scientists gather information safely.</w:t>
+            </w:r>
+          </w:p>
+        </w:tc>
+        <w:tc>
+          <w:tcPr>
+            <w:tcW w:type="dxa" w:w="3040"/>
+            <w:shd w:fill="F2F2F2" w:color="auto" w:val="clear"/>
+            <w:tcMar>
+              <w:top w:type="dxa" w:w="60"/>
+              <w:left w:type="dxa" w:w="120"/>
+              <w:bottom w:type="dxa" w:w="60"/>
+              <w:right w:type="dxa" w:w="120"/>
+            </w:tcMar>
+            <w:vAlign w:val="top"/>
+          </w:tcPr>
+          <w:p>
+            <w:pPr>
+              <w:spacing w:after="40" w:before="0"/>
+              <w:jc w:val="left"/>
+            </w:pPr>
+            <w:r>
+              <w:rPr>
+                <w:rFonts w:ascii="Arial" w:cs="Arial" w:eastAsia="Arial" w:hAnsi="Arial"/>
+                <w:b w:val="false"/>
+                <w:bCs w:val="false"/>
+                <w:i w:val="false"/>
+                <w:iCs w:val="false"/>
+                <w:color w:val="000000"/>
+                <w:sz w:val="18"/>
+                <w:szCs w:val="18"/>
+              </w:rPr>
+              <w:t xml:space="preserve">Observation of group work and worksheets. Indicators: (1) the worksheet lists at least two identifying features per case; (2) learners state at least one consequence of wrong identification; (3) all members of the pair contribute; (4) learners use scientific words accurately (poisonous, pest, weed, vector). Use a 3-point checklist (not yet, partly, fully). Target: 80% of pairs complete the table fully.</w:t>
+            </w:r>
+          </w:p>
+        </w:tc>
+      </w:tr>
+      <w:tr>
+        <w:tc>
+          <w:tcPr>
+            <w:tcW w:type="dxa" w:w="1520"/>
+            <w:shd w:fill="E2EFDA" w:color="auto" w:val="clear"/>
+            <w:tcMar>
+              <w:top w:type="dxa" w:w="60"/>
+              <w:left w:type="dxa" w:w="120"/>
+              <w:bottom w:type="dxa" w:w="60"/>
+              <w:right w:type="dxa" w:w="120"/>
+            </w:tcMar>
+            <w:vAlign w:val="top"/>
+          </w:tcPr>
+          <w:p>
+            <w:pPr>
+              <w:spacing w:after="40" w:before="0"/>
+              <w:jc w:val="left"/>
+            </w:pPr>
+            <w:r>
+              <w:rPr>
+                <w:rFonts w:ascii="Arial" w:cs="Arial" w:eastAsia="Arial" w:hAnsi="Arial"/>
+                <w:b/>
+                <w:bCs/>
+                <w:i w:val="false"/>
+                <w:iCs w:val="false"/>
+                <w:color w:val="000000"/>
+                <w:sz w:val="18"/>
+                <w:szCs w:val="18"/>
+              </w:rPr>
+              <w:t xml:space="preserve">Explain Phase</w:t>
+            </w:r>
+          </w:p>
+          <w:p>
+            <w:pPr>
+              <w:spacing w:after="20" w:before="0"/>
+            </w:pPr>
+            <w:r>
+              <w:rPr>
+                <w:rFonts w:ascii="Arial" w:cs="Arial" w:eastAsia="Arial" w:hAnsi="Arial"/>
+                <w:b/>
+                <w:bCs/>
+                <w:color w:val="1F3864"/>
+                <w:sz w:val="16"/>
+                <w:szCs w:val="16"/>
+              </w:rPr>
+              <w:t xml:space="preserve">📹 VIDEO:</w:t>
+            </w:r>
+          </w:p>
+          <w:p>
+            <w:pPr>
+              <w:spacing w:after="20" w:before="0"/>
+            </w:pPr>
+            <w:hyperlink w:history="1" r:id="rIdzrq26ihuqhsw2hhvhozka">
+              <w:r>
+                <w:rPr>
+                  <w:rFonts w:ascii="Arial" w:cs="Arial" w:eastAsia="Arial" w:hAnsi="Arial"/>
+                  <w:color w:val="2E75B6"/>
+                  <w:sz w:val="16"/>
+                  <w:szCs w:val="16"/>
+                  <w:u w:val="single" w:color="2E75B6"/>
+                </w:rPr>
+                <w:t xml:space="preserve">Plants: Classification, Reproduction, and Evolution - Overview</w:t>
+              </w:r>
+            </w:hyperlink>
+          </w:p>
+          <w:p>
+            <w:pPr>
+              <w:spacing w:after="20" w:before="0"/>
+            </w:pPr>
+            <w:r>
+              <w:rPr>
+                <w:rFonts w:ascii="Arial" w:cs="Arial" w:eastAsia="Arial" w:hAnsi="Arial"/>
+                <w:i/>
+                <w:iCs/>
+                <w:color w:val="595959"/>
+                <w:sz w:val="16"/>
+                <w:szCs w:val="16"/>
+              </w:rPr>
+              <w:t xml:space="preserve">Related topic: not an exact match for this lesson.</w:t>
+            </w:r>
+          </w:p>
+          <w:p>
+            <w:pPr>
+              <w:spacing w:after="10" w:before="0"/>
+              <w:ind w:left="120"/>
+            </w:pPr>
+            <w:r>
+              <w:rPr>
+                <w:rFonts w:ascii="Arial" w:cs="Arial" w:eastAsia="Arial" w:hAnsi="Arial"/>
+                <w:color w:val="595959"/>
+                <w:sz w:val="14"/>
+                <w:szCs w:val="14"/>
+              </w:rPr>
+              <w:t xml:space="preserve">Source: CK-12</w:t>
+            </w:r>
+          </w:p>
+          <w:p>
+            <w:pPr>
+              <w:spacing w:after="10" w:before="0"/>
+              <w:ind w:left="120"/>
+            </w:pPr>
+            <w:hyperlink w:history="1" r:id="rIdieqlphyaqku0q-dp-2udc">
+              <w:r>
+                <w:rPr>
+                  <w:rFonts w:ascii="Arial" w:cs="Arial" w:eastAsia="Arial" w:hAnsi="Arial"/>
+                  <w:color w:val="595959"/>
+                  <w:sz w:val="14"/>
+                  <w:szCs w:val="14"/>
+                  <w:u w:val="single" w:color="595959"/>
+                </w:rPr>
+                <w:t xml:space="preserve">🔍 Search ARES for similar videos</w:t>
+              </w:r>
+            </w:hyperlink>
+          </w:p>
+          <w:p>
+            <w:pPr>
+              <w:spacing w:after="40" w:before="0"/>
+            </w:pPr>
+            <w:r>
+              <w:rPr>
+                <w:sz w:val="14"/>
+                <w:szCs w:val="14"/>
+              </w:rPr>
+              <w:t xml:space="preserve"/>
+            </w:r>
+          </w:p>
+          <w:p>
+            <w:pPr>
+              <w:spacing w:after="20" w:before="0"/>
+            </w:pPr>
+            <w:r>
+              <w:rPr>
+                <w:rFonts w:ascii="Arial" w:cs="Arial" w:eastAsia="Arial" w:hAnsi="Arial"/>
+                <w:b/>
+                <w:bCs/>
+                <w:color w:val="1F3864"/>
+                <w:sz w:val="16"/>
+                <w:szCs w:val="16"/>
+              </w:rPr>
               <w:t xml:space="preserve">📖 EXERCISE:</w:t>
             </w:r>
           </w:p>
@@ -6390,7 +6856,345 @@
             <w:pPr>
               <w:spacing w:after="20" w:before="0"/>
             </w:pPr>
-            <w:hyperlink w:history="1" r:id="rIdqehmbeivcrhjnmqfvoxwx">
+            <w:hyperlink w:history="1" r:id="rIdg5dwg8xfb_067qi8pjatd">
+              <w:r>
+                <w:rPr>
+                  <w:rFonts w:ascii="Arial" w:cs="Arial" w:eastAsia="Arial" w:hAnsi="Arial"/>
+                  <w:color w:val="2E75B6"/>
+                  <w:sz w:val="16"/>
+                  <w:szCs w:val="16"/>
+                  <w:u w:val="single" w:color="2E75B6"/>
+                </w:rPr>
+                <w:t xml:space="preserve">Plant Classification Practice</w:t>
+              </w:r>
+            </w:hyperlink>
+          </w:p>
+          <w:p>
+            <w:pPr>
+              <w:spacing w:after="20" w:before="0"/>
+            </w:pPr>
+            <w:r>
+              <w:rPr>
+                <w:rFonts w:ascii="Arial" w:cs="Arial" w:eastAsia="Arial" w:hAnsi="Arial"/>
+                <w:i/>
+                <w:iCs/>
+                <w:color w:val="595959"/>
+                <w:sz w:val="16"/>
+                <w:szCs w:val="16"/>
+              </w:rPr>
+              <w:t xml:space="preserve">Related topic: not an exact match for this lesson.</w:t>
+            </w:r>
+          </w:p>
+          <w:p>
+            <w:pPr>
+              <w:spacing w:after="10" w:before="0"/>
+              <w:ind w:left="120"/>
+            </w:pPr>
+            <w:r>
+              <w:rPr>
+                <w:rFonts w:ascii="Arial" w:cs="Arial" w:eastAsia="Arial" w:hAnsi="Arial"/>
+                <w:color w:val="595959"/>
+                <w:sz w:val="14"/>
+                <w:szCs w:val="14"/>
+              </w:rPr>
+              <w:t xml:space="preserve">Source: CK-12</w:t>
+            </w:r>
+          </w:p>
+          <w:p>
+            <w:pPr>
+              <w:spacing w:after="10" w:before="0"/>
+              <w:ind w:left="120"/>
+            </w:pPr>
+            <w:hyperlink w:history="1" r:id="rIdy56m7ptjzmy31refrlx0c">
+              <w:r>
+                <w:rPr>
+                  <w:rFonts w:ascii="Arial" w:cs="Arial" w:eastAsia="Arial" w:hAnsi="Arial"/>
+                  <w:color w:val="595959"/>
+                  <w:sz w:val="14"/>
+                  <w:szCs w:val="14"/>
+                  <w:u w:val="single" w:color="595959"/>
+                </w:rPr>
+                <w:t xml:space="preserve">🔍 Search ARES for similar readings</w:t>
+              </w:r>
+            </w:hyperlink>
+          </w:p>
+        </w:tc>
+        <w:tc>
+          <w:tcPr>
+            <w:tcW w:type="dxa" w:w="3040"/>
+            <w:shd w:fill="FFFFFF" w:color="auto" w:val="clear"/>
+            <w:tcMar>
+              <w:top w:type="dxa" w:w="60"/>
+              <w:left w:type="dxa" w:w="120"/>
+              <w:bottom w:type="dxa" w:w="60"/>
+              <w:right w:type="dxa" w:w="120"/>
+            </w:tcMar>
+            <w:vAlign w:val="top"/>
+          </w:tcPr>
+          <w:p>
+            <w:pPr>
+              <w:spacing w:after="40" w:before="0"/>
+              <w:jc w:val="left"/>
+            </w:pPr>
+            <w:r>
+              <w:rPr>
+                <w:rFonts w:ascii="Arial" w:cs="Arial" w:eastAsia="Arial" w:hAnsi="Arial"/>
+                <w:b w:val="false"/>
+                <w:bCs w:val="false"/>
+                <w:i w:val="false"/>
+                <w:iCs w:val="false"/>
+                <w:color w:val="000000"/>
+                <w:sz w:val="18"/>
+                <w:szCs w:val="18"/>
+              </w:rPr>
+              <w:t xml:space="preserve">Peer teaching and Claim-Evidence-Reasoning (about 20 min). Experts return to home groups and teach their case in 2 minutes each, while others record notes in a 3-column summary table (Case, Why identification matters, Evidence). Home groups then write a Claim-Evidence-Reasoning (CER) statement answering: 'Why is classification important?' Claim: a clear statement. Evidence: data from at least two cases. Reasoning: link the evidence to the idea that grouping organisms by shared features lets everyone identify, study and communicate about them. Groups prepare reasons on a chart, for example: (1) identify organisms accurately and safely, (2) study the large number of organisms in an organised way, (3) communicate across languages (the same organism has many local names), (4) show relationships between organisms, (5) support biodiversity conservation by knowing what species exist. Gallery Walk: charts are posted, and learners tour with sticky notes giving one 'star' (strong evidence) and one 'question' (peer assessment). Discussion and debate: 'Is local knowledge enough, or do we also need a universal system?'</w:t>
+            </w:r>
+          </w:p>
+        </w:tc>
+        <w:tc>
+          <w:tcPr>
+            <w:tcW w:type="dxa" w:w="3040"/>
+            <w:shd w:fill="F2F2F2" w:color="auto" w:val="clear"/>
+            <w:tcMar>
+              <w:top w:type="dxa" w:w="60"/>
+              <w:left w:type="dxa" w:w="120"/>
+              <w:bottom w:type="dxa" w:w="60"/>
+              <w:right w:type="dxa" w:w="120"/>
+            </w:tcMar>
+            <w:vAlign w:val="top"/>
+          </w:tcPr>
+          <w:p>
+            <w:pPr>
+              <w:spacing w:after="40" w:before="0"/>
+              <w:jc w:val="left"/>
+            </w:pPr>
+            <w:r>
+              <w:rPr>
+                <w:rFonts w:ascii="Arial" w:cs="Arial" w:eastAsia="Arial" w:hAnsi="Arial"/>
+                <w:b w:val="false"/>
+                <w:bCs w:val="false"/>
+                <w:i w:val="false"/>
+                <w:iCs w:val="false"/>
+                <w:color w:val="000000"/>
+                <w:sz w:val="18"/>
+                <w:szCs w:val="18"/>
+              </w:rPr>
+              <w:t xml:space="preserve">Say: 'Teach your case in two minutes, then ask your group one question to check understanding.' Model a CER example with a non-lesson case (for example, 'Claim: farmers need to identify the fall armyworm correctly. Evidence: it damages maize but other caterpillars do not. Reasoning: correct identification leads to correct control'). Display the CER frame. Circulate and ask: 'Which piece of evidence supports your claim?' and 'How does that link to the mushroom or mosquito example?' During the Gallery Walk, set a 6-minute timer, with 2 minutes per chart. Afterwards ask: 'Which reason was strongest and why?' WAIT TIME 10-15 seconds. Cold-call 5 learners from different groups. In the debate, ensure respect: 'Listen to the person speaking, then build on or challenge the idea, not the person.' Bring back the Lesson 1 puzzle: 'Everyone was correct by their own criteria, so what is still missing?' (Answer: a common system everyone agrees on.)</w:t>
+            </w:r>
+          </w:p>
+        </w:tc>
+        <w:tc>
+          <w:tcPr>
+            <w:tcW w:type="dxa" w:w="3040"/>
+            <w:shd w:fill="FFFFFF" w:color="auto" w:val="clear"/>
+            <w:tcMar>
+              <w:top w:type="dxa" w:w="60"/>
+              <w:left w:type="dxa" w:w="120"/>
+              <w:bottom w:type="dxa" w:w="60"/>
+              <w:right w:type="dxa" w:w="120"/>
+            </w:tcMar>
+            <w:vAlign w:val="top"/>
+          </w:tcPr>
+          <w:p>
+            <w:pPr>
+              <w:spacing w:after="40" w:before="0"/>
+              <w:jc w:val="left"/>
+            </w:pPr>
+            <w:r>
+              <w:rPr>
+                <w:rFonts w:ascii="Arial" w:cs="Arial" w:eastAsia="Arial" w:hAnsi="Arial"/>
+                <w:b w:val="false"/>
+                <w:bCs w:val="false"/>
+                <w:i w:val="false"/>
+                <w:iCs w:val="false"/>
+                <w:color w:val="000000"/>
+                <w:sz w:val="18"/>
+                <w:szCs w:val="18"/>
+              </w:rPr>
+              <w:t xml:space="preserve">Claim-Evidence-Reasoning, peer teaching and Gallery Walk: CER makes learners connect observations to the big idea instead of just listing facts. Peer teaching deepens understanding, since explaining a case reveals gaps. The Gallery Walk exposes learners to alternative reasoning and encourages respectful critique. The debate shows that local names and knowledge have value but are not enough for universal communication, which sets up the need for shared groups.</w:t>
+            </w:r>
+          </w:p>
+        </w:tc>
+        <w:tc>
+          <w:tcPr>
+            <w:tcW w:type="dxa" w:w="3040"/>
+            <w:shd w:fill="F2F2F2" w:color="auto" w:val="clear"/>
+            <w:tcMar>
+              <w:top w:type="dxa" w:w="60"/>
+              <w:left w:type="dxa" w:w="120"/>
+              <w:bottom w:type="dxa" w:w="60"/>
+              <w:right w:type="dxa" w:w="120"/>
+            </w:tcMar>
+            <w:vAlign w:val="top"/>
+          </w:tcPr>
+          <w:p>
+            <w:pPr>
+              <w:spacing w:after="40" w:before="0"/>
+              <w:jc w:val="left"/>
+            </w:pPr>
+            <w:r>
+              <w:rPr>
+                <w:rFonts w:ascii="Arial" w:cs="Arial" w:eastAsia="Arial" w:hAnsi="Arial"/>
+                <w:b w:val="false"/>
+                <w:bCs w:val="false"/>
+                <w:i w:val="false"/>
+                <w:iCs w:val="false"/>
+                <w:color w:val="000000"/>
+                <w:sz w:val="18"/>
+                <w:szCs w:val="18"/>
+              </w:rPr>
+              <w:t xml:space="preserve">Group presentations, peer assessment and worksheets. Indicators: (1) the claim states clearly that classification helps identify, study and communicate; (2) evidence cites specific details from at least two cases (for example, the poisonous mushroom look-alike, the mosquito as a malaria vector, black jack competing with beans); (3) reasoning explicitly links the evidence to classification; (4) peer comments are specific and respectful. Use a 4-point rubric (Claim, Evidence, Reasoning, Communication). Target: most groups score 3 or more on at least 3 rows. Re-teach a CER example if groups list only facts.</w:t>
+            </w:r>
+          </w:p>
+        </w:tc>
+      </w:tr>
+      <w:tr>
+        <w:tc>
+          <w:tcPr>
+            <w:tcW w:type="dxa" w:w="1520"/>
+            <w:shd w:fill="FCE4D6" w:color="auto" w:val="clear"/>
+            <w:tcMar>
+              <w:top w:type="dxa" w:w="60"/>
+              <w:left w:type="dxa" w:w="120"/>
+              <w:bottom w:type="dxa" w:w="60"/>
+              <w:right w:type="dxa" w:w="120"/>
+            </w:tcMar>
+            <w:vAlign w:val="top"/>
+          </w:tcPr>
+          <w:p>
+            <w:pPr>
+              <w:spacing w:after="40" w:before="0"/>
+              <w:jc w:val="left"/>
+            </w:pPr>
+            <w:r>
+              <w:rPr>
+                <w:rFonts w:ascii="Arial" w:cs="Arial" w:eastAsia="Arial" w:hAnsi="Arial"/>
+                <w:b/>
+                <w:bCs/>
+                <w:i w:val="false"/>
+                <w:iCs w:val="false"/>
+                <w:color w:val="000000"/>
+                <w:sz w:val="18"/>
+                <w:szCs w:val="18"/>
+              </w:rPr>
+              <w:t xml:space="preserve">Driving Question Board (DQB) Creation</w:t>
+            </w:r>
+          </w:p>
+          <w:p>
+            <w:pPr>
+              <w:spacing w:after="20" w:before="0"/>
+            </w:pPr>
+            <w:r>
+              <w:rPr>
+                <w:rFonts w:ascii="Arial" w:cs="Arial" w:eastAsia="Arial" w:hAnsi="Arial"/>
+                <w:b/>
+                <w:bCs/>
+                <w:color w:val="1F3864"/>
+                <w:sz w:val="16"/>
+                <w:szCs w:val="16"/>
+              </w:rPr>
+              <w:t xml:space="preserve">📹 VIDEO:</w:t>
+            </w:r>
+          </w:p>
+          <w:p>
+            <w:pPr>
+              <w:spacing w:after="20" w:before="0"/>
+            </w:pPr>
+            <w:hyperlink w:history="1" r:id="rId6ngic0jgnduuvt2pvat2r">
+              <w:r>
+                <w:rPr>
+                  <w:rFonts w:ascii="Arial" w:cs="Arial" w:eastAsia="Arial" w:hAnsi="Arial"/>
+                  <w:color w:val="2E75B6"/>
+                  <w:sz w:val="16"/>
+                  <w:szCs w:val="16"/>
+                  <w:u w:val="single" w:color="2E75B6"/>
+                </w:rPr>
+                <w:t xml:space="preserve">Plants: Classification, Reproduction, and Evolution - Overview</w:t>
+              </w:r>
+            </w:hyperlink>
+          </w:p>
+          <w:p>
+            <w:pPr>
+              <w:spacing w:after="20" w:before="0"/>
+            </w:pPr>
+            <w:r>
+              <w:rPr>
+                <w:rFonts w:ascii="Arial" w:cs="Arial" w:eastAsia="Arial" w:hAnsi="Arial"/>
+                <w:i/>
+                <w:iCs/>
+                <w:color w:val="595959"/>
+                <w:sz w:val="16"/>
+                <w:szCs w:val="16"/>
+              </w:rPr>
+              <w:t xml:space="preserve">Related topic: not an exact match for this lesson.</w:t>
+            </w:r>
+          </w:p>
+          <w:p>
+            <w:pPr>
+              <w:spacing w:after="10" w:before="0"/>
+              <w:ind w:left="120"/>
+            </w:pPr>
+            <w:r>
+              <w:rPr>
+                <w:rFonts w:ascii="Arial" w:cs="Arial" w:eastAsia="Arial" w:hAnsi="Arial"/>
+                <w:color w:val="595959"/>
+                <w:sz w:val="14"/>
+                <w:szCs w:val="14"/>
+              </w:rPr>
+              <w:t xml:space="preserve">Source: CK-12</w:t>
+            </w:r>
+          </w:p>
+          <w:p>
+            <w:pPr>
+              <w:spacing w:after="10" w:before="0"/>
+              <w:ind w:left="120"/>
+            </w:pPr>
+            <w:hyperlink w:history="1" r:id="rId_wgrtc5jt7d7jqgrwfglt">
+              <w:r>
+                <w:rPr>
+                  <w:rFonts w:ascii="Arial" w:cs="Arial" w:eastAsia="Arial" w:hAnsi="Arial"/>
+                  <w:color w:val="595959"/>
+                  <w:sz w:val="14"/>
+                  <w:szCs w:val="14"/>
+                  <w:u w:val="single" w:color="595959"/>
+                </w:rPr>
+                <w:t xml:space="preserve">🔍 Search ARES for similar videos</w:t>
+              </w:r>
+            </w:hyperlink>
+          </w:p>
+          <w:p>
+            <w:pPr>
+              <w:spacing w:after="40" w:before="0"/>
+            </w:pPr>
+            <w:r>
+              <w:rPr>
+                <w:sz w:val="14"/>
+                <w:szCs w:val="14"/>
+              </w:rPr>
+              <w:t xml:space="preserve"/>
+            </w:r>
+          </w:p>
+          <w:p>
+            <w:pPr>
+              <w:spacing w:after="20" w:before="0"/>
+            </w:pPr>
+            <w:r>
+              <w:rPr>
+                <w:rFonts w:ascii="Arial" w:cs="Arial" w:eastAsia="Arial" w:hAnsi="Arial"/>
+                <w:b/>
+                <w:bCs/>
+                <w:color w:val="1F3864"/>
+                <w:sz w:val="16"/>
+                <w:szCs w:val="16"/>
+              </w:rPr>
+              <w:t xml:space="preserve">📖 EXERCISE:</w:t>
+            </w:r>
+          </w:p>
+          <w:p>
+            <w:pPr>
+              <w:spacing w:after="20" w:before="0"/>
+            </w:pPr>
+            <w:hyperlink w:history="1" r:id="rIdcbneaa9489_d07iu8chbg">
               <w:r>
                 <w:rPr>
                   <w:rFonts w:ascii="Arial" w:cs="Arial" w:eastAsia="Arial" w:hAnsi="Arial"/>
@@ -6405,6 +7209,22 @@
           </w:p>
           <w:p>
             <w:pPr>
+              <w:spacing w:after="20" w:before="0"/>
+            </w:pPr>
+            <w:r>
+              <w:rPr>
+                <w:rFonts w:ascii="Arial" w:cs="Arial" w:eastAsia="Arial" w:hAnsi="Arial"/>
+                <w:i/>
+                <w:iCs/>
+                <w:color w:val="595959"/>
+                <w:sz w:val="16"/>
+                <w:szCs w:val="16"/>
+              </w:rPr>
+              <w:t xml:space="preserve">Related topic: not an exact match for this lesson.</w:t>
+            </w:r>
+          </w:p>
+          <w:p>
+            <w:pPr>
               <w:spacing w:after="10" w:before="0"/>
               <w:ind w:left="120"/>
             </w:pPr>
@@ -6423,7 +7243,7 @@
               <w:spacing w:after="10" w:before="0"/>
               <w:ind w:left="120"/>
             </w:pPr>
-            <w:hyperlink w:history="1" r:id="rIdh0g4bysuooqg_act8wrip">
+            <w:hyperlink w:history="1" r:id="rIdfvkca6r6jwbyck89akqno">
               <w:r>
                 <w:rPr>
                   <w:rFonts w:ascii="Arial" w:cs="Arial" w:eastAsia="Arial" w:hAnsi="Arial"/>
@@ -6465,7 +7285,7 @@
                 <w:sz w:val="18"/>
                 <w:szCs w:val="18"/>
               </w:rPr>
-              <w:t xml:space="preserve">Jigsaw group investigation (about 30 min). Learners form home groups of 6, then split into three expert pairs, each studying one case using the video or printed photo sets with a recording worksheet: Case A: Edible versus poisonous mushrooms (oyster and button mushrooms against deadly look-alikes; features such as cap, gills, ring, base). Case B: Useful versus harmful insects (honey bee and ladybird against mosquito, locust and tsetse fly; roles in pollination, honey, pest control, malaria and sleeping sickness). Case C: Crops versus weeds (maize and beans against couch grass and black jack/Bidens pilosa; competition for light, water and nutrients; herbicide choice). Each expert pair completes a table: What must be identified? What happens if identified wrongly? What features help us identify? Who needs to share this information (farmers, doctors, extension officers, researchers)? If a video is used, learners watch it twice: once for overview and once to record evidence. Learners without electricity use the photo cards and a short textbook extract shared in groups. Where safe, learners examine real maize, bean and sukuma wiki leaves and a preserved insect in a sealed container using a hand lens, noting distinguishing features.</w:t>
+              <w:t xml:space="preserve">Learners return to the Driving Question Board with the driving question displayed: 'How can we organise the many different living organisms around us so that everyone can identify and study them in the same way?' Individually they write on sticky notes (1) one thing they now understand about why classification matters and (2) one new question. Examples: 'If we all need to identify organisms accurately, what groups do scientists use?', 'How many groups are there?', 'Is a mushroom a plant?', 'Who gave organisms scientific names?', 'Why does the mosquito have a two-part Latin name?' In pairs they sort questions into clusters (for example, Groups and levels, Naming, Kingdoms). The class chooses one question to carry into Lesson 3.</w:t>
             </w:r>
           </w:p>
         </w:tc>
@@ -6497,7 +7317,7 @@
                 <w:sz w:val="18"/>
                 <w:szCs w:val="18"/>
               </w:rPr>
-              <w:t xml:space="preserve">Introduce: 'You are the investigating team for the Ministry of Agriculture and the Ministry of Health. Your job is to find out why correct identification matters.' Distribute worksheets and photo cards, and set a 3-minute timer for the first video viewing. Circulate and ask each expert pair: 'What feature did you use to tell them apart?' and 'Who is harmed if this is wrong?' Pause the video at the key moment and WAIT TIME 10-15 seconds before taking answers. Cold-call 3 pairs for their observations. Remind learners of safety: 'Photographs only for wild mushrooms. Do not touch or taste.' Support learners with sentence starters: 'If we mistake ___ for ___, then ___.' Offer Kiswahili or mother-tongue terms alongside English and invite learners to share local names for each organism, then note them on a chart to revisit later.</w:t>
+              <w:t xml:space="preserve">Say: 'Today we learned why classification is needed. What do we still not know? Write a question that would help us build a shared system.' Give 3 minutes of silent writing, WAIT TIME 10-15 seconds before sharing. Cold-call 4 learners to read and place their question and explain where it belongs. Highlight the next-lesson question: 'If scientists all need to identify organisms accurately, what common levels or groups are used?' Circle it and add 'Lesson 3'. Ask: 'Which of our earlier questions have we partly answered?' and mark them with a tick. Honour local-name questions by posting them under a heading 'Names across communities'. Keep the board visible for future lessons.</w:t>
             </w:r>
           </w:p>
         </w:tc>
@@ -6529,7 +7349,7 @@
                 <w:sz w:val="18"/>
                 <w:szCs w:val="18"/>
               </w:rPr>
-              <w:t xml:space="preserve">Jigsaw with group investigation: Each learner becomes the expert on one case, so they must understand it well enough to teach others. This builds a bigger pattern, that identifying organisms accurately is needed across health, farming and ecology, which no single case would show. Using a video or photo evidence mirrors how scientists gather information safely.</w:t>
+              <w:t xml:space="preserve">Driving Question Board: Learners see their questions drive the learning and track what they have figured out versus what is still unknown. It links the case evidence to the anchoring puzzle of different groupings and names, and helps learners see a logical sequence toward levels of classification, kingdoms and binomial names.</w:t>
             </w:r>
           </w:p>
         </w:tc>
@@ -6561,7 +7381,7 @@
                 <w:sz w:val="18"/>
                 <w:szCs w:val="18"/>
               </w:rPr>
-              <w:t xml:space="preserve">Observation of group work and worksheets. Indicators: (1) the worksheet lists at least two identifying features per case; (2) learners state at least one consequence of wrong identification; (3) all members of the pair contribute; (4) learners use scientific words accurately (poisonous, pest, weed, vector). Use a 3-point checklist (not yet, partly, fully). Target: 80% of pairs complete the table fully.</w:t>
+              <w:t xml:space="preserve">Exit ticket and observation. Each learner writes a question on a sticky note that doubles as an exit ticket. Indicators: the question is testable or linked to classification (levels, groups, naming); at least 70% of questions go beyond yes/no; learners can say where a question belongs. Note learners whose questions show confusion (for example, 'Why do mushrooms have green leaves?') for follow-up.</w:t>
             </w:r>
           </w:p>
         </w:tc>
@@ -6570,32 +7390,32 @@
         <w:tc>
           <w:tcPr>
             <w:tcW w:type="dxa" w:w="1520"/>
-            <w:shd w:fill="E2EFDA" w:color="auto" w:val="clear"/>
-            <w:tcMar>
-              <w:top w:type="dxa" w:w="60"/>
-              <w:left w:type="dxa" w:w="120"/>
-              <w:bottom w:type="dxa" w:w="60"/>
-              <w:right w:type="dxa" w:w="120"/>
-            </w:tcMar>
-            <w:vAlign w:val="top"/>
-          </w:tcPr>
-          <w:p>
-            <w:pPr>
-              <w:spacing w:after="40" w:before="0"/>
-              <w:jc w:val="left"/>
-            </w:pPr>
-            <w:r>
-              <w:rPr>
-                <w:rFonts w:ascii="Arial" w:cs="Arial" w:eastAsia="Arial" w:hAnsi="Arial"/>
-                <w:b/>
-                <w:bCs/>
-                <w:i w:val="false"/>
-                <w:iCs w:val="false"/>
-                <w:color w:val="000000"/>
-                <w:sz w:val="18"/>
-                <w:szCs w:val="18"/>
-              </w:rPr>
-              <w:t xml:space="preserve">Explain Phase</w:t>
+            <w:shd w:fill="D5E8F0" w:color="auto" w:val="clear"/>
+            <w:tcMar>
+              <w:top w:type="dxa" w:w="60"/>
+              <w:left w:type="dxa" w:w="120"/>
+              <w:bottom w:type="dxa" w:w="60"/>
+              <w:right w:type="dxa" w:w="120"/>
+            </w:tcMar>
+            <w:vAlign w:val="top"/>
+          </w:tcPr>
+          <w:p>
+            <w:pPr>
+              <w:spacing w:after="40" w:before="0"/>
+              <w:jc w:val="left"/>
+            </w:pPr>
+            <w:r>
+              <w:rPr>
+                <w:rFonts w:ascii="Arial" w:cs="Arial" w:eastAsia="Arial" w:hAnsi="Arial"/>
+                <w:b/>
+                <w:bCs/>
+                <w:i w:val="false"/>
+                <w:iCs w:val="false"/>
+                <w:color w:val="000000"/>
+                <w:sz w:val="18"/>
+                <w:szCs w:val="18"/>
+              </w:rPr>
+              <w:t xml:space="preserve">Model Building Phase</w:t>
             </w:r>
           </w:p>
           <w:p>
@@ -6618,7 +7438,7 @@
             <w:pPr>
               <w:spacing w:after="20" w:before="0"/>
             </w:pPr>
-            <w:hyperlink w:history="1" r:id="rIdoike13hzld4rmqujlbh9h">
+            <w:hyperlink w:history="1" r:id="rIdpws_puyviyfyzggrxiy5b">
               <w:r>
                 <w:rPr>
                   <w:rFonts w:ascii="Arial" w:cs="Arial" w:eastAsia="Arial" w:hAnsi="Arial"/>
@@ -6627,9 +7447,25 @@
                   <w:szCs w:val="16"/>
                   <w:u w:val="single" w:color="2E75B6"/>
                 </w:rPr>
-                <w:t xml:space="preserve">Alkene structure and classification</w:t>
+                <w:t xml:space="preserve">Plants: Classification, Reproduction, and Evolution - Overview</w:t>
               </w:r>
             </w:hyperlink>
+          </w:p>
+          <w:p>
+            <w:pPr>
+              <w:spacing w:after="20" w:before="0"/>
+            </w:pPr>
+            <w:r>
+              <w:rPr>
+                <w:rFonts w:ascii="Arial" w:cs="Arial" w:eastAsia="Arial" w:hAnsi="Arial"/>
+                <w:i/>
+                <w:iCs/>
+                <w:color w:val="595959"/>
+                <w:sz w:val="16"/>
+                <w:szCs w:val="16"/>
+              </w:rPr>
+              <w:t xml:space="preserve">Related topic: not an exact match for this lesson.</w:t>
+            </w:r>
           </w:p>
           <w:p>
             <w:pPr>
@@ -6643,7 +7479,7 @@
                 <w:sz w:val="14"/>
                 <w:szCs w:val="14"/>
               </w:rPr>
-              <w:t xml:space="preserve">Source: Khan Academy (English - US curriculum)</w:t>
+              <w:t xml:space="preserve">Source: CK-12</w:t>
             </w:r>
           </w:p>
           <w:p>
@@ -6651,7 +7487,7 @@
               <w:spacing w:after="10" w:before="0"/>
               <w:ind w:left="120"/>
             </w:pPr>
-            <w:hyperlink w:history="1" r:id="rId876v4yudhrjn0s8y7f3g8">
+            <w:hyperlink w:history="1" r:id="rIdjxx4zhgytzca1vthd_xdt">
               <w:r>
                 <w:rPr>
                   <w:rFonts w:ascii="Arial" w:cs="Arial" w:eastAsia="Arial" w:hAnsi="Arial"/>
@@ -6689,14 +7525,14 @@
                 <w:sz w:val="16"/>
                 <w:szCs w:val="16"/>
               </w:rPr>
-              <w:t xml:space="preserve">📖 EXERCISE:</w:t>
+              <w:t xml:space="preserve">📖 HTML:</w:t>
             </w:r>
           </w:p>
           <w:p>
             <w:pPr>
               <w:spacing w:after="20" w:before="0"/>
             </w:pPr>
-            <w:hyperlink w:history="1" r:id="rIdnuruueybjci2vm7_gqpzu">
+            <w:hyperlink w:history="1" r:id="rIdypa0bv6alt83gelhejcl9">
               <w:r>
                 <w:rPr>
                   <w:rFonts w:ascii="Arial" w:cs="Arial" w:eastAsia="Arial" w:hAnsi="Arial"/>
@@ -6705,9 +7541,25 @@
                   <w:szCs w:val="16"/>
                   <w:u w:val="single" w:color="2E75B6"/>
                 </w:rPr>
-                <w:t xml:space="preserve">Classification of Organisms Practice</w:t>
+                <w:t xml:space="preserve">Plant Classification (Flexbook)</w:t>
               </w:r>
             </w:hyperlink>
+          </w:p>
+          <w:p>
+            <w:pPr>
+              <w:spacing w:after="20" w:before="0"/>
+            </w:pPr>
+            <w:r>
+              <w:rPr>
+                <w:rFonts w:ascii="Arial" w:cs="Arial" w:eastAsia="Arial" w:hAnsi="Arial"/>
+                <w:i/>
+                <w:iCs/>
+                <w:color w:val="595959"/>
+                <w:sz w:val="16"/>
+                <w:szCs w:val="16"/>
+              </w:rPr>
+              <w:t xml:space="preserve">Related topic: not an exact match for this lesson.</w:t>
+            </w:r>
           </w:p>
           <w:p>
             <w:pPr>
@@ -6729,619 +7581,7 @@
               <w:spacing w:after="10" w:before="0"/>
               <w:ind w:left="120"/>
             </w:pPr>
-            <w:hyperlink w:history="1" r:id="rId3e-3ujumjqtpoqqvtembj">
-              <w:r>
-                <w:rPr>
-                  <w:rFonts w:ascii="Arial" w:cs="Arial" w:eastAsia="Arial" w:hAnsi="Arial"/>
-                  <w:color w:val="595959"/>
-                  <w:sz w:val="14"/>
-                  <w:szCs w:val="14"/>
-                  <w:u w:val="single" w:color="595959"/>
-                </w:rPr>
-                <w:t xml:space="preserve">🔍 Search ARES for similar readings</w:t>
-              </w:r>
-            </w:hyperlink>
-          </w:p>
-        </w:tc>
-        <w:tc>
-          <w:tcPr>
-            <w:tcW w:type="dxa" w:w="3040"/>
-            <w:shd w:fill="FFFFFF" w:color="auto" w:val="clear"/>
-            <w:tcMar>
-              <w:top w:type="dxa" w:w="60"/>
-              <w:left w:type="dxa" w:w="120"/>
-              <w:bottom w:type="dxa" w:w="60"/>
-              <w:right w:type="dxa" w:w="120"/>
-            </w:tcMar>
-            <w:vAlign w:val="top"/>
-          </w:tcPr>
-          <w:p>
-            <w:pPr>
-              <w:spacing w:after="40" w:before="0"/>
-              <w:jc w:val="left"/>
-            </w:pPr>
-            <w:r>
-              <w:rPr>
-                <w:rFonts w:ascii="Arial" w:cs="Arial" w:eastAsia="Arial" w:hAnsi="Arial"/>
-                <w:b w:val="false"/>
-                <w:bCs w:val="false"/>
-                <w:i w:val="false"/>
-                <w:iCs w:val="false"/>
-                <w:color w:val="000000"/>
-                <w:sz w:val="18"/>
-                <w:szCs w:val="18"/>
-              </w:rPr>
-              <w:t xml:space="preserve">Peer teaching and Claim-Evidence-Reasoning (about 20 min). Experts return to home groups and teach their case in 2 minutes each, while others record notes in a 3-column summary table (Case, Why identification matters, Evidence). Home groups then write a Claim-Evidence-Reasoning (CER) statement answering: 'Why is classification important?' Claim: a clear statement. Evidence: data from at least two cases. Reasoning: link the evidence to the idea that grouping organisms by shared features lets everyone identify, study and communicate about them. Groups prepare reasons on a chart, for example: (1) identify organisms accurately and safely, (2) study the large number of organisms in an organised way, (3) communicate across languages (the same organism has many local names), (4) show relationships between organisms, (5) support biodiversity conservation by knowing what species exist. Gallery Walk: charts are posted, and learners tour with sticky notes giving one 'star' (strong evidence) and one 'question' (peer assessment). Discussion and debate: 'Is local knowledge enough, or do we also need a universal system?'</w:t>
-            </w:r>
-          </w:p>
-        </w:tc>
-        <w:tc>
-          <w:tcPr>
-            <w:tcW w:type="dxa" w:w="3040"/>
-            <w:shd w:fill="F2F2F2" w:color="auto" w:val="clear"/>
-            <w:tcMar>
-              <w:top w:type="dxa" w:w="60"/>
-              <w:left w:type="dxa" w:w="120"/>
-              <w:bottom w:type="dxa" w:w="60"/>
-              <w:right w:type="dxa" w:w="120"/>
-            </w:tcMar>
-            <w:vAlign w:val="top"/>
-          </w:tcPr>
-          <w:p>
-            <w:pPr>
-              <w:spacing w:after="40" w:before="0"/>
-              <w:jc w:val="left"/>
-            </w:pPr>
-            <w:r>
-              <w:rPr>
-                <w:rFonts w:ascii="Arial" w:cs="Arial" w:eastAsia="Arial" w:hAnsi="Arial"/>
-                <w:b w:val="false"/>
-                <w:bCs w:val="false"/>
-                <w:i w:val="false"/>
-                <w:iCs w:val="false"/>
-                <w:color w:val="000000"/>
-                <w:sz w:val="18"/>
-                <w:szCs w:val="18"/>
-              </w:rPr>
-              <w:t xml:space="preserve">Say: 'Teach your case in two minutes, then ask your group one question to check understanding.' Model a CER example with a non-lesson case (for example, 'Claim: farmers need to identify the fall armyworm correctly. Evidence: it damages maize but other caterpillars do not. Reasoning: correct identification leads to correct control'). Display the CER frame. Circulate and ask: 'Which piece of evidence supports your claim?' and 'How does that link to the mushroom or mosquito example?' During the Gallery Walk, set a 6-minute timer, with 2 minutes per chart. Afterwards ask: 'Which reason was strongest and why?' WAIT TIME 10-15 seconds. Cold-call 5 learners from different groups. In the debate, ensure respect: 'Listen to the person speaking, then build on or challenge the idea, not the person.' Bring back the Lesson 1 puzzle: 'Everyone was correct by their own criteria, so what is still missing?' (Answer: a common system everyone agrees on.)</w:t>
-            </w:r>
-          </w:p>
-        </w:tc>
-        <w:tc>
-          <w:tcPr>
-            <w:tcW w:type="dxa" w:w="3040"/>
-            <w:shd w:fill="FFFFFF" w:color="auto" w:val="clear"/>
-            <w:tcMar>
-              <w:top w:type="dxa" w:w="60"/>
-              <w:left w:type="dxa" w:w="120"/>
-              <w:bottom w:type="dxa" w:w="60"/>
-              <w:right w:type="dxa" w:w="120"/>
-            </w:tcMar>
-            <w:vAlign w:val="top"/>
-          </w:tcPr>
-          <w:p>
-            <w:pPr>
-              <w:spacing w:after="40" w:before="0"/>
-              <w:jc w:val="left"/>
-            </w:pPr>
-            <w:r>
-              <w:rPr>
-                <w:rFonts w:ascii="Arial" w:cs="Arial" w:eastAsia="Arial" w:hAnsi="Arial"/>
-                <w:b w:val="false"/>
-                <w:bCs w:val="false"/>
-                <w:i w:val="false"/>
-                <w:iCs w:val="false"/>
-                <w:color w:val="000000"/>
-                <w:sz w:val="18"/>
-                <w:szCs w:val="18"/>
-              </w:rPr>
-              <w:t xml:space="preserve">Claim-Evidence-Reasoning, peer teaching and Gallery Walk: CER makes learners connect observations to the big idea instead of just listing facts. Peer teaching deepens understanding, since explaining a case reveals gaps. The Gallery Walk exposes learners to alternative reasoning and encourages respectful critique. The debate shows that local names and knowledge have value but are not enough for universal communication, which sets up the need for shared groups.</w:t>
-            </w:r>
-          </w:p>
-        </w:tc>
-        <w:tc>
-          <w:tcPr>
-            <w:tcW w:type="dxa" w:w="3040"/>
-            <w:shd w:fill="F2F2F2" w:color="auto" w:val="clear"/>
-            <w:tcMar>
-              <w:top w:type="dxa" w:w="60"/>
-              <w:left w:type="dxa" w:w="120"/>
-              <w:bottom w:type="dxa" w:w="60"/>
-              <w:right w:type="dxa" w:w="120"/>
-            </w:tcMar>
-            <w:vAlign w:val="top"/>
-          </w:tcPr>
-          <w:p>
-            <w:pPr>
-              <w:spacing w:after="40" w:before="0"/>
-              <w:jc w:val="left"/>
-            </w:pPr>
-            <w:r>
-              <w:rPr>
-                <w:rFonts w:ascii="Arial" w:cs="Arial" w:eastAsia="Arial" w:hAnsi="Arial"/>
-                <w:b w:val="false"/>
-                <w:bCs w:val="false"/>
-                <w:i w:val="false"/>
-                <w:iCs w:val="false"/>
-                <w:color w:val="000000"/>
-                <w:sz w:val="18"/>
-                <w:szCs w:val="18"/>
-              </w:rPr>
-              <w:t xml:space="preserve">Group presentations, peer assessment and worksheets. Indicators: (1) the claim states clearly that classification helps identify, study and communicate; (2) evidence cites specific details from at least two cases (for example, the poisonous mushroom look-alike, the mosquito as a malaria vector, black jack competing with beans); (3) reasoning explicitly links the evidence to classification; (4) peer comments are specific and respectful. Use a 4-point rubric (Claim, Evidence, Reasoning, Communication). Target: most groups score 3 or more on at least 3 rows. Re-teach a CER example if groups list only facts.</w:t>
-            </w:r>
-          </w:p>
-        </w:tc>
-      </w:tr>
-      <w:tr>
-        <w:tc>
-          <w:tcPr>
-            <w:tcW w:type="dxa" w:w="1520"/>
-            <w:shd w:fill="FCE4D6" w:color="auto" w:val="clear"/>
-            <w:tcMar>
-              <w:top w:type="dxa" w:w="60"/>
-              <w:left w:type="dxa" w:w="120"/>
-              <w:bottom w:type="dxa" w:w="60"/>
-              <w:right w:type="dxa" w:w="120"/>
-            </w:tcMar>
-            <w:vAlign w:val="top"/>
-          </w:tcPr>
-          <w:p>
-            <w:pPr>
-              <w:spacing w:after="40" w:before="0"/>
-              <w:jc w:val="left"/>
-            </w:pPr>
-            <w:r>
-              <w:rPr>
-                <w:rFonts w:ascii="Arial" w:cs="Arial" w:eastAsia="Arial" w:hAnsi="Arial"/>
-                <w:b/>
-                <w:bCs/>
-                <w:i w:val="false"/>
-                <w:iCs w:val="false"/>
-                <w:color w:val="000000"/>
-                <w:sz w:val="18"/>
-                <w:szCs w:val="18"/>
-              </w:rPr>
-              <w:t xml:space="preserve">Driving Question Board (DQB) Creation</w:t>
-            </w:r>
-          </w:p>
-          <w:p>
-            <w:pPr>
-              <w:spacing w:after="20" w:before="0"/>
-            </w:pPr>
-            <w:r>
-              <w:rPr>
-                <w:rFonts w:ascii="Arial" w:cs="Arial" w:eastAsia="Arial" w:hAnsi="Arial"/>
-                <w:b/>
-                <w:bCs/>
-                <w:color w:val="1F3864"/>
-                <w:sz w:val="16"/>
-                <w:szCs w:val="16"/>
-              </w:rPr>
-              <w:t xml:space="preserve">📹 VIDEO:</w:t>
-            </w:r>
-          </w:p>
-          <w:p>
-            <w:pPr>
-              <w:spacing w:after="20" w:before="0"/>
-            </w:pPr>
-            <w:hyperlink w:history="1" r:id="rIdz4-x-1b-zkxerx2rsiorl">
-              <w:r>
-                <w:rPr>
-                  <w:rFonts w:ascii="Arial" w:cs="Arial" w:eastAsia="Arial" w:hAnsi="Arial"/>
-                  <w:color w:val="2E75B6"/>
-                  <w:sz w:val="16"/>
-                  <w:szCs w:val="16"/>
-                  <w:u w:val="single" w:color="2E75B6"/>
-                </w:rPr>
-                <w:t xml:space="preserve">Plants: Classification, Reproduction, and Evolution - Overview</w:t>
-              </w:r>
-            </w:hyperlink>
-          </w:p>
-          <w:p>
-            <w:pPr>
-              <w:spacing w:after="10" w:before="0"/>
-              <w:ind w:left="120"/>
-            </w:pPr>
-            <w:r>
-              <w:rPr>
-                <w:rFonts w:ascii="Arial" w:cs="Arial" w:eastAsia="Arial" w:hAnsi="Arial"/>
-                <w:color w:val="595959"/>
-                <w:sz w:val="14"/>
-                <w:szCs w:val="14"/>
-              </w:rPr>
-              <w:t xml:space="preserve">Source: CK-12</w:t>
-            </w:r>
-          </w:p>
-          <w:p>
-            <w:pPr>
-              <w:spacing w:after="10" w:before="0"/>
-              <w:ind w:left="120"/>
-            </w:pPr>
-            <w:hyperlink w:history="1" r:id="rId0l2tk3cfgnyqmvytrcsh9">
-              <w:r>
-                <w:rPr>
-                  <w:rFonts w:ascii="Arial" w:cs="Arial" w:eastAsia="Arial" w:hAnsi="Arial"/>
-                  <w:color w:val="595959"/>
-                  <w:sz w:val="14"/>
-                  <w:szCs w:val="14"/>
-                  <w:u w:val="single" w:color="595959"/>
-                </w:rPr>
-                <w:t xml:space="preserve">🔍 Search ARES for similar videos</w:t>
-              </w:r>
-            </w:hyperlink>
-          </w:p>
-          <w:p>
-            <w:pPr>
-              <w:spacing w:after="40" w:before="0"/>
-            </w:pPr>
-            <w:r>
-              <w:rPr>
-                <w:sz w:val="14"/>
-                <w:szCs w:val="14"/>
-              </w:rPr>
-              <w:t xml:space="preserve"/>
-            </w:r>
-          </w:p>
-          <w:p>
-            <w:pPr>
-              <w:spacing w:after="20" w:before="0"/>
-            </w:pPr>
-            <w:r>
-              <w:rPr>
-                <w:rFonts w:ascii="Arial" w:cs="Arial" w:eastAsia="Arial" w:hAnsi="Arial"/>
-                <w:b/>
-                <w:bCs/>
-                <w:color w:val="1F3864"/>
-                <w:sz w:val="16"/>
-                <w:szCs w:val="16"/>
-              </w:rPr>
-              <w:t xml:space="preserve">📖 EXERCISE:</w:t>
-            </w:r>
-          </w:p>
-          <w:p>
-            <w:pPr>
-              <w:spacing w:after="20" w:before="0"/>
-            </w:pPr>
-            <w:hyperlink w:history="1" r:id="rIdbq_guhoq0xmi8jtjuzfgo">
-              <w:r>
-                <w:rPr>
-                  <w:rFonts w:ascii="Arial" w:cs="Arial" w:eastAsia="Arial" w:hAnsi="Arial"/>
-                  <w:color w:val="2E75B6"/>
-                  <w:sz w:val="16"/>
-                  <w:szCs w:val="16"/>
-                  <w:u w:val="single" w:color="2E75B6"/>
-                </w:rPr>
-                <w:t xml:space="preserve">Classification of Organisms Practice</w:t>
-              </w:r>
-            </w:hyperlink>
-          </w:p>
-          <w:p>
-            <w:pPr>
-              <w:spacing w:after="10" w:before="0"/>
-              <w:ind w:left="120"/>
-            </w:pPr>
-            <w:r>
-              <w:rPr>
-                <w:rFonts w:ascii="Arial" w:cs="Arial" w:eastAsia="Arial" w:hAnsi="Arial"/>
-                <w:color w:val="595959"/>
-                <w:sz w:val="14"/>
-                <w:szCs w:val="14"/>
-              </w:rPr>
-              <w:t xml:space="preserve">Source: CK-12</w:t>
-            </w:r>
-          </w:p>
-          <w:p>
-            <w:pPr>
-              <w:spacing w:after="10" w:before="0"/>
-              <w:ind w:left="120"/>
-            </w:pPr>
-            <w:hyperlink w:history="1" r:id="rIdqlnebnzvkpoiiasy1-ikj">
-              <w:r>
-                <w:rPr>
-                  <w:rFonts w:ascii="Arial" w:cs="Arial" w:eastAsia="Arial" w:hAnsi="Arial"/>
-                  <w:color w:val="595959"/>
-                  <w:sz w:val="14"/>
-                  <w:szCs w:val="14"/>
-                  <w:u w:val="single" w:color="595959"/>
-                </w:rPr>
-                <w:t xml:space="preserve">🔍 Search ARES for similar readings</w:t>
-              </w:r>
-            </w:hyperlink>
-          </w:p>
-        </w:tc>
-        <w:tc>
-          <w:tcPr>
-            <w:tcW w:type="dxa" w:w="3040"/>
-            <w:shd w:fill="FFFFFF" w:color="auto" w:val="clear"/>
-            <w:tcMar>
-              <w:top w:type="dxa" w:w="60"/>
-              <w:left w:type="dxa" w:w="120"/>
-              <w:bottom w:type="dxa" w:w="60"/>
-              <w:right w:type="dxa" w:w="120"/>
-            </w:tcMar>
-            <w:vAlign w:val="top"/>
-          </w:tcPr>
-          <w:p>
-            <w:pPr>
-              <w:spacing w:after="40" w:before="0"/>
-              <w:jc w:val="left"/>
-            </w:pPr>
-            <w:r>
-              <w:rPr>
-                <w:rFonts w:ascii="Arial" w:cs="Arial" w:eastAsia="Arial" w:hAnsi="Arial"/>
-                <w:b w:val="false"/>
-                <w:bCs w:val="false"/>
-                <w:i w:val="false"/>
-                <w:iCs w:val="false"/>
-                <w:color w:val="000000"/>
-                <w:sz w:val="18"/>
-                <w:szCs w:val="18"/>
-              </w:rPr>
-              <w:t xml:space="preserve">Learners return to the Driving Question Board with the driving question displayed: 'How can we organise the many different living organisms around us so that everyone can identify and study them in the same way?' Individually they write on sticky notes (1) one thing they now understand about why classification matters and (2) one new question. Examples: 'If we all need to identify organisms accurately, what groups do scientists use?', 'How many groups are there?', 'Is a mushroom a plant?', 'Who gave organisms scientific names?', 'Why does the mosquito have a two-part Latin name?' In pairs they sort questions into clusters (for example, Groups and levels, Naming, Kingdoms). The class chooses one question to carry into Lesson 3.</w:t>
-            </w:r>
-          </w:p>
-        </w:tc>
-        <w:tc>
-          <w:tcPr>
-            <w:tcW w:type="dxa" w:w="3040"/>
-            <w:shd w:fill="F2F2F2" w:color="auto" w:val="clear"/>
-            <w:tcMar>
-              <w:top w:type="dxa" w:w="60"/>
-              <w:left w:type="dxa" w:w="120"/>
-              <w:bottom w:type="dxa" w:w="60"/>
-              <w:right w:type="dxa" w:w="120"/>
-            </w:tcMar>
-            <w:vAlign w:val="top"/>
-          </w:tcPr>
-          <w:p>
-            <w:pPr>
-              <w:spacing w:after="40" w:before="0"/>
-              <w:jc w:val="left"/>
-            </w:pPr>
-            <w:r>
-              <w:rPr>
-                <w:rFonts w:ascii="Arial" w:cs="Arial" w:eastAsia="Arial" w:hAnsi="Arial"/>
-                <w:b w:val="false"/>
-                <w:bCs w:val="false"/>
-                <w:i w:val="false"/>
-                <w:iCs w:val="false"/>
-                <w:color w:val="000000"/>
-                <w:sz w:val="18"/>
-                <w:szCs w:val="18"/>
-              </w:rPr>
-              <w:t xml:space="preserve">Say: 'Today we learned why classification is needed. What do we still not know? Write a question that would help us build a shared system.' Give 3 minutes of silent writing, WAIT TIME 10-15 seconds before sharing. Cold-call 4 learners to read and place their question and explain where it belongs. Highlight the next-lesson question: 'If scientists all need to identify organisms accurately, what common levels or groups are used?' Circle it and add 'Lesson 3'. Ask: 'Which of our earlier questions have we partly answered?' and mark them with a tick. Honour local-name questions by posting them under a heading 'Names across communities'. Keep the board visible for future lessons.</w:t>
-            </w:r>
-          </w:p>
-        </w:tc>
-        <w:tc>
-          <w:tcPr>
-            <w:tcW w:type="dxa" w:w="3040"/>
-            <w:shd w:fill="FFFFFF" w:color="auto" w:val="clear"/>
-            <w:tcMar>
-              <w:top w:type="dxa" w:w="60"/>
-              <w:left w:type="dxa" w:w="120"/>
-              <w:bottom w:type="dxa" w:w="60"/>
-              <w:right w:type="dxa" w:w="120"/>
-            </w:tcMar>
-            <w:vAlign w:val="top"/>
-          </w:tcPr>
-          <w:p>
-            <w:pPr>
-              <w:spacing w:after="40" w:before="0"/>
-              <w:jc w:val="left"/>
-            </w:pPr>
-            <w:r>
-              <w:rPr>
-                <w:rFonts w:ascii="Arial" w:cs="Arial" w:eastAsia="Arial" w:hAnsi="Arial"/>
-                <w:b w:val="false"/>
-                <w:bCs w:val="false"/>
-                <w:i w:val="false"/>
-                <w:iCs w:val="false"/>
-                <w:color w:val="000000"/>
-                <w:sz w:val="18"/>
-                <w:szCs w:val="18"/>
-              </w:rPr>
-              <w:t xml:space="preserve">Driving Question Board: Learners see their questions drive the learning and track what they have figured out versus what is still unknown. It links the case evidence to the anchoring puzzle of different groupings and names, and helps learners see a logical sequence toward levels of classification, kingdoms and binomial names.</w:t>
-            </w:r>
-          </w:p>
-        </w:tc>
-        <w:tc>
-          <w:tcPr>
-            <w:tcW w:type="dxa" w:w="3040"/>
-            <w:shd w:fill="F2F2F2" w:color="auto" w:val="clear"/>
-            <w:tcMar>
-              <w:top w:type="dxa" w:w="60"/>
-              <w:left w:type="dxa" w:w="120"/>
-              <w:bottom w:type="dxa" w:w="60"/>
-              <w:right w:type="dxa" w:w="120"/>
-            </w:tcMar>
-            <w:vAlign w:val="top"/>
-          </w:tcPr>
-          <w:p>
-            <w:pPr>
-              <w:spacing w:after="40" w:before="0"/>
-              <w:jc w:val="left"/>
-            </w:pPr>
-            <w:r>
-              <w:rPr>
-                <w:rFonts w:ascii="Arial" w:cs="Arial" w:eastAsia="Arial" w:hAnsi="Arial"/>
-                <w:b w:val="false"/>
-                <w:bCs w:val="false"/>
-                <w:i w:val="false"/>
-                <w:iCs w:val="false"/>
-                <w:color w:val="000000"/>
-                <w:sz w:val="18"/>
-                <w:szCs w:val="18"/>
-              </w:rPr>
-              <w:t xml:space="preserve">Exit ticket and observation. Each learner writes a question on a sticky note that doubles as an exit ticket. Indicators: the question is testable or linked to classification (levels, groups, naming); at least 70% of questions go beyond yes/no; learners can say where a question belongs. Note learners whose questions show confusion (for example, 'Why do mushrooms have green leaves?') for follow-up.</w:t>
-            </w:r>
-          </w:p>
-        </w:tc>
-      </w:tr>
-      <w:tr>
-        <w:tc>
-          <w:tcPr>
-            <w:tcW w:type="dxa" w:w="1520"/>
-            <w:shd w:fill="D5E8F0" w:color="auto" w:val="clear"/>
-            <w:tcMar>
-              <w:top w:type="dxa" w:w="60"/>
-              <w:left w:type="dxa" w:w="120"/>
-              <w:bottom w:type="dxa" w:w="60"/>
-              <w:right w:type="dxa" w:w="120"/>
-            </w:tcMar>
-            <w:vAlign w:val="top"/>
-          </w:tcPr>
-          <w:p>
-            <w:pPr>
-              <w:spacing w:after="40" w:before="0"/>
-              <w:jc w:val="left"/>
-            </w:pPr>
-            <w:r>
-              <w:rPr>
-                <w:rFonts w:ascii="Arial" w:cs="Arial" w:eastAsia="Arial" w:hAnsi="Arial"/>
-                <w:b/>
-                <w:bCs/>
-                <w:i w:val="false"/>
-                <w:iCs w:val="false"/>
-                <w:color w:val="000000"/>
-                <w:sz w:val="18"/>
-                <w:szCs w:val="18"/>
-              </w:rPr>
-              <w:t xml:space="preserve">Model Building Phase</w:t>
-            </w:r>
-          </w:p>
-          <w:p>
-            <w:pPr>
-              <w:spacing w:after="20" w:before="0"/>
-            </w:pPr>
-            <w:r>
-              <w:rPr>
-                <w:rFonts w:ascii="Arial" w:cs="Arial" w:eastAsia="Arial" w:hAnsi="Arial"/>
-                <w:b/>
-                <w:bCs/>
-                <w:color w:val="1F3864"/>
-                <w:sz w:val="16"/>
-                <w:szCs w:val="16"/>
-              </w:rPr>
-              <w:t xml:space="preserve">📹 VIDEO:</w:t>
-            </w:r>
-          </w:p>
-          <w:p>
-            <w:pPr>
-              <w:spacing w:after="20" w:before="0"/>
-            </w:pPr>
-            <w:hyperlink w:history="1" r:id="rId3oukeamydyegpzlkuyyc-">
-              <w:r>
-                <w:rPr>
-                  <w:rFonts w:ascii="Arial" w:cs="Arial" w:eastAsia="Arial" w:hAnsi="Arial"/>
-                  <w:color w:val="2E75B6"/>
-                  <w:sz w:val="16"/>
-                  <w:szCs w:val="16"/>
-                  <w:u w:val="single" w:color="2E75B6"/>
-                </w:rPr>
-                <w:t xml:space="preserve">Triangle Classification Principles</w:t>
-              </w:r>
-            </w:hyperlink>
-          </w:p>
-          <w:p>
-            <w:pPr>
-              <w:spacing w:after="10" w:before="0"/>
-              <w:ind w:left="120"/>
-            </w:pPr>
-            <w:r>
-              <w:rPr>
-                <w:rFonts w:ascii="Arial" w:cs="Arial" w:eastAsia="Arial" w:hAnsi="Arial"/>
-                <w:color w:val="595959"/>
-                <w:sz w:val="14"/>
-                <w:szCs w:val="14"/>
-              </w:rPr>
-              <w:t xml:space="preserve">Source: CK-12</w:t>
-            </w:r>
-          </w:p>
-          <w:p>
-            <w:pPr>
-              <w:spacing w:after="10" w:before="0"/>
-              <w:ind w:left="120"/>
-            </w:pPr>
-            <w:hyperlink w:history="1" r:id="rIdozhwxjwvh0cic3w78kzwo">
-              <w:r>
-                <w:rPr>
-                  <w:rFonts w:ascii="Arial" w:cs="Arial" w:eastAsia="Arial" w:hAnsi="Arial"/>
-                  <w:color w:val="595959"/>
-                  <w:sz w:val="14"/>
-                  <w:szCs w:val="14"/>
-                  <w:u w:val="single" w:color="595959"/>
-                </w:rPr>
-                <w:t xml:space="preserve">🔍 Search ARES for similar videos</w:t>
-              </w:r>
-            </w:hyperlink>
-          </w:p>
-          <w:p>
-            <w:pPr>
-              <w:spacing w:after="40" w:before="0"/>
-            </w:pPr>
-            <w:r>
-              <w:rPr>
-                <w:sz w:val="14"/>
-                <w:szCs w:val="14"/>
-              </w:rPr>
-              <w:t xml:space="preserve"/>
-            </w:r>
-          </w:p>
-          <w:p>
-            <w:pPr>
-              <w:spacing w:after="20" w:before="0"/>
-            </w:pPr>
-            <w:r>
-              <w:rPr>
-                <w:rFonts w:ascii="Arial" w:cs="Arial" w:eastAsia="Arial" w:hAnsi="Arial"/>
-                <w:b/>
-                <w:bCs/>
-                <w:color w:val="1F3864"/>
-                <w:sz w:val="16"/>
-                <w:szCs w:val="16"/>
-              </w:rPr>
-              <w:t xml:space="preserve">📖 EXERCISE:</w:t>
-            </w:r>
-          </w:p>
-          <w:p>
-            <w:pPr>
-              <w:spacing w:after="20" w:before="0"/>
-            </w:pPr>
-            <w:hyperlink w:history="1" r:id="rIdqyspwzxkut5epbswzhawc">
-              <w:r>
-                <w:rPr>
-                  <w:rFonts w:ascii="Arial" w:cs="Arial" w:eastAsia="Arial" w:hAnsi="Arial"/>
-                  <w:color w:val="2E75B6"/>
-                  <w:sz w:val="16"/>
-                  <w:szCs w:val="16"/>
-                  <w:u w:val="single" w:color="2E75B6"/>
-                </w:rPr>
-                <w:t xml:space="preserve">Classification of Organisms Practice</w:t>
-              </w:r>
-            </w:hyperlink>
-          </w:p>
-          <w:p>
-            <w:pPr>
-              <w:spacing w:after="10" w:before="0"/>
-              <w:ind w:left="120"/>
-            </w:pPr>
-            <w:r>
-              <w:rPr>
-                <w:rFonts w:ascii="Arial" w:cs="Arial" w:eastAsia="Arial" w:hAnsi="Arial"/>
-                <w:color w:val="595959"/>
-                <w:sz w:val="14"/>
-                <w:szCs w:val="14"/>
-              </w:rPr>
-              <w:t xml:space="preserve">Source: CK-12</w:t>
-            </w:r>
-          </w:p>
-          <w:p>
-            <w:pPr>
-              <w:spacing w:after="10" w:before="0"/>
-              <w:ind w:left="120"/>
-            </w:pPr>
-            <w:hyperlink w:history="1" r:id="rIdqhrzwaj14_oy00boh12jg">
+            <w:hyperlink w:history="1" r:id="rIdkbhuec9efttl_lye2dhzv">
               <w:r>
                 <w:rPr>
                   <w:rFonts w:ascii="Arial" w:cs="Arial" w:eastAsia="Arial" w:hAnsi="Arial"/>
@@ -7853,7 +8093,7 @@
         </w:rPr>
         <w:t xml:space="preserve">© 2026 SeaVuria and ARES. Aligned with KICD objectives. Developed by SeaVuria; technical implementation by ARES (with AI assistance from Claude). Licensed under </w:t>
       </w:r>
-      <w:hyperlink w:history="1" r:id="rIdaaonryeqw-jb_wn6lfcc_">
+      <w:hyperlink w:history="1" r:id="rIdfwsq2us3mt97aqrvqm4yf">
         <w:r>
           <w:rPr>
             <w:rFonts w:ascii="Arial" w:cs="Arial" w:eastAsia="Arial" w:hAnsi="Arial"/>
@@ -7874,7 +8114,7 @@
         </w:rPr>
         <w:t xml:space="preserve"> (</w:t>
       </w:r>
-      <w:hyperlink w:history="1" r:id="rId0y7vpyahgxn3a6fgzxbsw">
+      <w:hyperlink w:history="1" r:id="rIdpoo0y6rotlayfaism24fk">
         <w:r>
           <w:rPr>
             <w:rFonts w:ascii="Arial" w:cs="Arial" w:eastAsia="Arial" w:hAnsi="Arial"/>
@@ -8887,7 +9127,7 @@
             <w:pPr>
               <w:spacing w:after="20" w:before="0"/>
             </w:pPr>
-            <w:hyperlink w:history="1" r:id="rIdgzbzclyfal3oaxqsns-cw">
+            <w:hyperlink w:history="1" r:id="rIdviv8h63zqdityefpt7zjt">
               <w:r>
                 <w:rPr>
                   <w:rFonts w:ascii="Arial" w:cs="Arial" w:eastAsia="Arial" w:hAnsi="Arial"/>
@@ -8896,9 +9136,25 @@
                   <w:szCs w:val="16"/>
                   <w:u w:val="single" w:color="2E75B6"/>
                 </w:rPr>
-                <w:t xml:space="preserve">Factoring using polynomial division</w:t>
+                <w:t xml:space="preserve">24 Six Kingdoms Of Classification</w:t>
               </w:r>
             </w:hyperlink>
+          </w:p>
+          <w:p>
+            <w:pPr>
+              <w:spacing w:after="20" w:before="0"/>
+            </w:pPr>
+            <w:r>
+              <w:rPr>
+                <w:rFonts w:ascii="Arial" w:cs="Arial" w:eastAsia="Arial" w:hAnsi="Arial"/>
+                <w:i/>
+                <w:iCs/>
+                <w:color w:val="595959"/>
+                <w:sz w:val="16"/>
+                <w:szCs w:val="16"/>
+              </w:rPr>
+              <w:t xml:space="preserve">Related topic: not an exact match for this lesson.</w:t>
+            </w:r>
           </w:p>
           <w:p>
             <w:pPr>
@@ -8912,7 +9168,7 @@
                 <w:sz w:val="14"/>
                 <w:szCs w:val="14"/>
               </w:rPr>
-              <w:t xml:space="preserve">Source: Khan Academy (English - US curriculum)</w:t>
+              <w:t xml:space="preserve">Source: Seavuria</w:t>
             </w:r>
           </w:p>
           <w:p>
@@ -8920,7 +9176,7 @@
               <w:spacing w:after="10" w:before="0"/>
               <w:ind w:left="120"/>
             </w:pPr>
-            <w:hyperlink w:history="1" r:id="rId92zuxedfj5iiftagt_pv5">
+            <w:hyperlink w:history="1" r:id="rIdjm0zsit0fyxtjt7kpq_cu">
               <w:r>
                 <w:rPr>
                   <w:rFonts w:ascii="Arial" w:cs="Arial" w:eastAsia="Arial" w:hAnsi="Arial"/>
@@ -8982,7 +9238,7 @@
               <w:spacing w:after="10" w:before="0"/>
               <w:ind w:left="120"/>
             </w:pPr>
-            <w:hyperlink w:history="1" r:id="rIdqwrjr8vwkdjwmsugkupfl">
+            <w:hyperlink w:history="1" r:id="rIdfofkqfuvtcb85apln2rrr">
               <w:r>
                 <w:rPr>
                   <w:rFonts w:ascii="Arial" w:cs="Arial" w:eastAsia="Arial" w:hAnsi="Arial"/>
@@ -9192,7 +9448,7 @@
             <w:pPr>
               <w:spacing w:after="20" w:before="0"/>
             </w:pPr>
-            <w:hyperlink w:history="1" r:id="rIdi4ikp9os6i17zisd1gx6-">
+            <w:hyperlink w:history="1" r:id="rIdffa1j5ror2srolvclkxn0">
               <w:r>
                 <w:rPr>
                   <w:rFonts w:ascii="Arial" w:cs="Arial" w:eastAsia="Arial" w:hAnsi="Arial"/>
@@ -9201,9 +9457,25 @@
                   <w:szCs w:val="16"/>
                   <w:u w:val="single" w:color="2E75B6"/>
                 </w:rPr>
-                <w:t xml:space="preserve">Factoring using polynomial division: missing term</w:t>
+                <w:t xml:space="preserve">24 Six Kingdoms Of Classification</w:t>
               </w:r>
             </w:hyperlink>
+          </w:p>
+          <w:p>
+            <w:pPr>
+              <w:spacing w:after="20" w:before="0"/>
+            </w:pPr>
+            <w:r>
+              <w:rPr>
+                <w:rFonts w:ascii="Arial" w:cs="Arial" w:eastAsia="Arial" w:hAnsi="Arial"/>
+                <w:i/>
+                <w:iCs/>
+                <w:color w:val="595959"/>
+                <w:sz w:val="16"/>
+                <w:szCs w:val="16"/>
+              </w:rPr>
+              <w:t xml:space="preserve">Related topic: not an exact match for this lesson.</w:t>
+            </w:r>
           </w:p>
           <w:p>
             <w:pPr>
@@ -9217,7 +9489,7 @@
                 <w:sz w:val="14"/>
                 <w:szCs w:val="14"/>
               </w:rPr>
-              <w:t xml:space="preserve">Source: Khan Academy (English - US curriculum)</w:t>
+              <w:t xml:space="preserve">Source: Seavuria</w:t>
             </w:r>
           </w:p>
           <w:p>
@@ -9225,7 +9497,7 @@
               <w:spacing w:after="10" w:before="0"/>
               <w:ind w:left="120"/>
             </w:pPr>
-            <w:hyperlink w:history="1" r:id="rIdhccaipddcvey4yn9g8vqf">
+            <w:hyperlink w:history="1" r:id="rId5tptm3_rv9dok7ywtzvcb">
               <w:r>
                 <w:rPr>
                   <w:rFonts w:ascii="Arial" w:cs="Arial" w:eastAsia="Arial" w:hAnsi="Arial"/>
@@ -9287,7 +9559,7 @@
               <w:spacing w:after="10" w:before="0"/>
               <w:ind w:left="120"/>
             </w:pPr>
-            <w:hyperlink w:history="1" r:id="rIdsgpo4avrhbvpcn2p4jdgx">
+            <w:hyperlink w:history="1" r:id="rIddtkb2qvkn9ud1tnyngp86">
               <w:r>
                 <w:rPr>
                   <w:rFonts w:ascii="Arial" w:cs="Arial" w:eastAsia="Arial" w:hAnsi="Arial"/>
@@ -9497,7 +9769,7 @@
             <w:pPr>
               <w:spacing w:after="20" w:before="0"/>
             </w:pPr>
-            <w:hyperlink w:history="1" r:id="rIddk2ui289v4z028wd06zup">
+            <w:hyperlink w:history="1" r:id="rIdau_t0bbetkcpzigsvv1ml">
               <w:r>
                 <w:rPr>
                   <w:rFonts w:ascii="Arial" w:cs="Arial" w:eastAsia="Arial" w:hAnsi="Arial"/>
@@ -9512,6 +9784,22 @@
           </w:p>
           <w:p>
             <w:pPr>
+              <w:spacing w:after="20" w:before="0"/>
+            </w:pPr>
+            <w:r>
+              <w:rPr>
+                <w:rFonts w:ascii="Arial" w:cs="Arial" w:eastAsia="Arial" w:hAnsi="Arial"/>
+                <w:i/>
+                <w:iCs/>
+                <w:color w:val="595959"/>
+                <w:sz w:val="16"/>
+                <w:szCs w:val="16"/>
+              </w:rPr>
+              <w:t xml:space="preserve">Related topic: not an exact match for this lesson.</w:t>
+            </w:r>
+          </w:p>
+          <w:p>
+            <w:pPr>
               <w:spacing w:after="10" w:before="0"/>
               <w:ind w:left="120"/>
             </w:pPr>
@@ -9530,7 +9818,7 @@
               <w:spacing w:after="10" w:before="0"/>
               <w:ind w:left="120"/>
             </w:pPr>
-            <w:hyperlink w:history="1" r:id="rIdj2jro3clna8inx5-ohtdj">
+            <w:hyperlink w:history="1" r:id="rIdirg8h4bzsnhms3gbgnmxu">
               <w:r>
                 <w:rPr>
                   <w:rFonts w:ascii="Arial" w:cs="Arial" w:eastAsia="Arial" w:hAnsi="Arial"/>
@@ -9592,7 +9880,7 @@
               <w:spacing w:after="10" w:before="0"/>
               <w:ind w:left="120"/>
             </w:pPr>
-            <w:hyperlink w:history="1" r:id="rIdwsg8c85xp0ylacn5gaihv">
+            <w:hyperlink w:history="1" r:id="rIdo7yuxpizsiqxv3dtikrxt">
               <w:r>
                 <w:rPr>
                   <w:rFonts w:ascii="Arial" w:cs="Arial" w:eastAsia="Arial" w:hAnsi="Arial"/>
@@ -9802,7 +10090,7 @@
             <w:pPr>
               <w:spacing w:after="20" w:before="0"/>
             </w:pPr>
-            <w:hyperlink w:history="1" r:id="rIdnlbf0hzlhnjhe2llmvcqf">
+            <w:hyperlink w:history="1" r:id="rIdwjkgxhgu9ia1pckxrjtdh">
               <w:r>
                 <w:rPr>
                   <w:rFonts w:ascii="Arial" w:cs="Arial" w:eastAsia="Arial" w:hAnsi="Arial"/>
@@ -9811,9 +10099,25 @@
                   <w:szCs w:val="16"/>
                   <w:u w:val="single" w:color="2E75B6"/>
                 </w:rPr>
-                <w:t xml:space="preserve">Worked example: Order of operations (PEMDAS)</w:t>
+                <w:t xml:space="preserve">24 Six Kingdoms Of Classification</w:t>
               </w:r>
             </w:hyperlink>
+          </w:p>
+          <w:p>
+            <w:pPr>
+              <w:spacing w:after="20" w:before="0"/>
+            </w:pPr>
+            <w:r>
+              <w:rPr>
+                <w:rFonts w:ascii="Arial" w:cs="Arial" w:eastAsia="Arial" w:hAnsi="Arial"/>
+                <w:i/>
+                <w:iCs/>
+                <w:color w:val="595959"/>
+                <w:sz w:val="16"/>
+                <w:szCs w:val="16"/>
+              </w:rPr>
+              <w:t xml:space="preserve">Related topic: not an exact match for this lesson.</w:t>
+            </w:r>
           </w:p>
           <w:p>
             <w:pPr>
@@ -9827,7 +10131,7 @@
                 <w:sz w:val="14"/>
                 <w:szCs w:val="14"/>
               </w:rPr>
-              <w:t xml:space="preserve">Source: Khan Academy (English - US curriculum)</w:t>
+              <w:t xml:space="preserve">Source: Seavuria</w:t>
             </w:r>
           </w:p>
           <w:p>
@@ -9835,7 +10139,7 @@
               <w:spacing w:after="10" w:before="0"/>
               <w:ind w:left="120"/>
             </w:pPr>
-            <w:hyperlink w:history="1" r:id="rId70ffphcuxgkhyb0reqeaq">
+            <w:hyperlink w:history="1" r:id="rIdbj07pjxu8pfji9vqnaj0z">
               <w:r>
                 <w:rPr>
                   <w:rFonts w:ascii="Arial" w:cs="Arial" w:eastAsia="Arial" w:hAnsi="Arial"/>
@@ -9897,7 +10201,7 @@
               <w:spacing w:after="10" w:before="0"/>
               <w:ind w:left="120"/>
             </w:pPr>
-            <w:hyperlink w:history="1" r:id="rIdfie-mospoab7anqa8opgc">
+            <w:hyperlink w:history="1" r:id="rIdbdn-jdi76kzddr-gju2gr">
               <w:r>
                 <w:rPr>
                   <w:rFonts w:ascii="Arial" w:cs="Arial" w:eastAsia="Arial" w:hAnsi="Arial"/>
@@ -10107,7 +10411,7 @@
             <w:pPr>
               <w:spacing w:after="20" w:before="0"/>
             </w:pPr>
-            <w:hyperlink w:history="1" r:id="rIdxgr6zfeza5ros82vijhur">
+            <w:hyperlink w:history="1" r:id="rId5-z_awj2craf7j4tz_zw4">
               <w:r>
                 <w:rPr>
                   <w:rFonts w:ascii="Arial" w:cs="Arial" w:eastAsia="Arial" w:hAnsi="Arial"/>
@@ -10116,9 +10420,25 @@
                   <w:szCs w:val="16"/>
                   <w:u w:val="single" w:color="2E75B6"/>
                 </w:rPr>
-                <w:t xml:space="preserve">Order of operations example</w:t>
+                <w:t xml:space="preserve">24 Six Kingdoms Of Classification</w:t>
               </w:r>
             </w:hyperlink>
+          </w:p>
+          <w:p>
+            <w:pPr>
+              <w:spacing w:after="20" w:before="0"/>
+            </w:pPr>
+            <w:r>
+              <w:rPr>
+                <w:rFonts w:ascii="Arial" w:cs="Arial" w:eastAsia="Arial" w:hAnsi="Arial"/>
+                <w:i/>
+                <w:iCs/>
+                <w:color w:val="595959"/>
+                <w:sz w:val="16"/>
+                <w:szCs w:val="16"/>
+              </w:rPr>
+              <w:t xml:space="preserve">Related topic: not an exact match for this lesson.</w:t>
+            </w:r>
           </w:p>
           <w:p>
             <w:pPr>
@@ -10132,7 +10452,7 @@
                 <w:sz w:val="14"/>
                 <w:szCs w:val="14"/>
               </w:rPr>
-              <w:t xml:space="preserve">Source: Khan Academy (English - US curriculum)</w:t>
+              <w:t xml:space="preserve">Source: Seavuria</w:t>
             </w:r>
           </w:p>
           <w:p>
@@ -10140,7 +10460,7 @@
               <w:spacing w:after="10" w:before="0"/>
               <w:ind w:left="120"/>
             </w:pPr>
-            <w:hyperlink w:history="1" r:id="rIdb0zjgtq_7cltlfvzl4ynp">
+            <w:hyperlink w:history="1" r:id="rIdtknniujm4nyfz11dews3o">
               <w:r>
                 <w:rPr>
                   <w:rFonts w:ascii="Arial" w:cs="Arial" w:eastAsia="Arial" w:hAnsi="Arial"/>
@@ -10202,7 +10522,7 @@
               <w:spacing w:after="10" w:before="0"/>
               <w:ind w:left="120"/>
             </w:pPr>
-            <w:hyperlink w:history="1" r:id="rId4_ywciqqsdgf9vq7qd3al">
+            <w:hyperlink w:history="1" r:id="rId41rlcospevyzvr5dypuwf">
               <w:r>
                 <w:rPr>
                   <w:rFonts w:ascii="Arial" w:cs="Arial" w:eastAsia="Arial" w:hAnsi="Arial"/>
@@ -10729,7 +11049,7 @@
         </w:rPr>
         <w:t xml:space="preserve">© 2026 SeaVuria and ARES. Aligned with KICD objectives. Developed by SeaVuria; technical implementation by ARES (with AI assistance from Claude). Licensed under </w:t>
       </w:r>
-      <w:hyperlink w:history="1" r:id="rIdgver96njmtkmo7z2qt3hn">
+      <w:hyperlink w:history="1" r:id="rIdtfyalvduve7hsavyd_dkc">
         <w:r>
           <w:rPr>
             <w:rFonts w:ascii="Arial" w:cs="Arial" w:eastAsia="Arial" w:hAnsi="Arial"/>
@@ -10750,7 +11070,7 @@
         </w:rPr>
         <w:t xml:space="preserve"> (</w:t>
       </w:r>
-      <w:hyperlink w:history="1" r:id="rIddwnamop7bgcgub9siwv8y">
+      <w:hyperlink w:history="1" r:id="rIdq0fo_gpgl-ruqaglc4yrw">
         <w:r>
           <w:rPr>
             <w:rFonts w:ascii="Arial" w:cs="Arial" w:eastAsia="Arial" w:hAnsi="Arial"/>
@@ -11763,7 +12083,7 @@
             <w:pPr>
               <w:spacing w:after="20" w:before="0"/>
             </w:pPr>
-            <w:hyperlink w:history="1" r:id="rIdwucc2hb8fzrborkmqotgm">
+            <w:hyperlink w:history="1" r:id="rIdggihzpb2j72nojmjbwtii">
               <w:r>
                 <w:rPr>
                   <w:rFonts w:ascii="Arial" w:cs="Arial" w:eastAsia="Arial" w:hAnsi="Arial"/>
@@ -11778,6 +12098,22 @@
           </w:p>
           <w:p>
             <w:pPr>
+              <w:spacing w:after="20" w:before="0"/>
+            </w:pPr>
+            <w:r>
+              <w:rPr>
+                <w:rFonts w:ascii="Arial" w:cs="Arial" w:eastAsia="Arial" w:hAnsi="Arial"/>
+                <w:i/>
+                <w:iCs/>
+                <w:color w:val="595959"/>
+                <w:sz w:val="16"/>
+                <w:szCs w:val="16"/>
+              </w:rPr>
+              <w:t xml:space="preserve">Related topic: not an exact match for this lesson.</w:t>
+            </w:r>
+          </w:p>
+          <w:p>
+            <w:pPr>
               <w:spacing w:after="10" w:before="0"/>
               <w:ind w:left="120"/>
             </w:pPr>
@@ -11796,7 +12132,7 @@
               <w:spacing w:after="10" w:before="0"/>
               <w:ind w:left="120"/>
             </w:pPr>
-            <w:hyperlink w:history="1" r:id="rIdcdykxe8t1qel1011kxy5t">
+            <w:hyperlink w:history="1" r:id="rIdvv7m0uzjoykjw7zmehvuy">
               <w:r>
                 <w:rPr>
                   <w:rFonts w:ascii="Arial" w:cs="Arial" w:eastAsia="Arial" w:hAnsi="Arial"/>
@@ -11834,14 +12170,241 @@
                 <w:sz w:val="16"/>
                 <w:szCs w:val="16"/>
               </w:rPr>
-              <w:t xml:space="preserve">📖 H5P:</w:t>
+              <w:t xml:space="preserve">📖 READING:</w:t>
             </w:r>
           </w:p>
           <w:p>
             <w:pPr>
               <w:spacing w:after="20" w:before="0"/>
             </w:pPr>
-            <w:hyperlink w:history="1" r:id="rIdy0xfuacbvcaj2nlxwagzn">
+            <w:r>
+              <w:rPr>
+                <w:rFonts w:ascii="Arial" w:cs="Arial" w:eastAsia="Arial" w:hAnsi="Arial"/>
+                <w:i/>
+                <w:iCs/>
+                <w:color w:val="595959"/>
+                <w:sz w:val="16"/>
+                <w:szCs w:val="16"/>
+              </w:rPr>
+              <w:t xml:space="preserve">No closely matching reading in the ARES library for this activity.</w:t>
+            </w:r>
+          </w:p>
+          <w:p>
+            <w:pPr>
+              <w:spacing w:after="10" w:before="0"/>
+              <w:ind w:left="120"/>
+            </w:pPr>
+            <w:hyperlink w:history="1" r:id="rId4u3mjv22toa2tkjwyfb-o">
+              <w:r>
+                <w:rPr>
+                  <w:rFonts w:ascii="Arial" w:cs="Arial" w:eastAsia="Arial" w:hAnsi="Arial"/>
+                  <w:color w:val="595959"/>
+                  <w:sz w:val="14"/>
+                  <w:szCs w:val="14"/>
+                  <w:u w:val="single" w:color="595959"/>
+                </w:rPr>
+                <w:t xml:space="preserve">🔍 Search ARES for readings</w:t>
+              </w:r>
+            </w:hyperlink>
+          </w:p>
+          <w:p>
+            <w:pPr>
+              <w:spacing w:after="10" w:before="0"/>
+              <w:ind w:left="120"/>
+            </w:pPr>
+            <w:r>
+              <w:rPr>
+                <w:rFonts w:ascii="Arial" w:cs="Arial" w:eastAsia="Arial" w:hAnsi="Arial"/>
+                <w:color w:val="595959"/>
+                <w:sz w:val="14"/>
+                <w:szCs w:val="14"/>
+              </w:rPr>
+              <w:t xml:space="preserve">Search terms: taxonomy hierarchy kingdom phylum</w:t>
+            </w:r>
+          </w:p>
+        </w:tc>
+        <w:tc>
+          <w:tcPr>
+            <w:tcW w:type="dxa" w:w="3040"/>
+            <w:shd w:fill="FFFFFF" w:color="auto" w:val="clear"/>
+            <w:tcMar>
+              <w:top w:type="dxa" w:w="60"/>
+              <w:left w:type="dxa" w:w="120"/>
+              <w:bottom w:type="dxa" w:w="60"/>
+              <w:right w:type="dxa" w:w="120"/>
+            </w:tcMar>
+            <w:vAlign w:val="top"/>
+          </w:tcPr>
+          <w:p>
+            <w:pPr>
+              <w:spacing w:after="40" w:before="0"/>
+              <w:jc w:val="left"/>
+            </w:pPr>
+            <w:r>
+              <w:rPr>
+                <w:rFonts w:ascii="Arial" w:cs="Arial" w:eastAsia="Arial" w:hAnsi="Arial"/>
+                <w:b w:val="false"/>
+                <w:bCs w:val="false"/>
+                <w:i w:val="false"/>
+                <w:iCs w:val="false"/>
+                <w:color w:val="000000"/>
+                <w:sz w:val="18"/>
+                <w:szCs w:val="18"/>
+              </w:rPr>
+              <w:t xml:space="preserve">Learners recall the opening puzzle (goat, chicken, maize, mushroom, algae, bacteria, bean plant, mosquito). Working individually then in pairs (Think-Pair-Share), they draw a quick sketch predicting how a worldwide system could arrange groups so a goat in Kisumu and a goat in Nairobi are placed in the same spot. They predict: Are groups all the same size? Do some groups sit inside others? They write a one-sentence prediction in their notebooks: 'I think the groups in a scientific system are arranged like ______ because ______.' (10 minutes)</w:t>
+            </w:r>
+          </w:p>
+        </w:tc>
+        <w:tc>
+          <w:tcPr>
+            <w:tcW w:type="dxa" w:w="3040"/>
+            <w:shd w:fill="F2F2F2" w:color="auto" w:val="clear"/>
+            <w:tcMar>
+              <w:top w:type="dxa" w:w="60"/>
+              <w:left w:type="dxa" w:w="120"/>
+              <w:bottom w:type="dxa" w:w="60"/>
+              <w:right w:type="dxa" w:w="120"/>
+            </w:tcMar>
+            <w:vAlign w:val="top"/>
+          </w:tcPr>
+          <w:p>
+            <w:pPr>
+              <w:spacing w:after="40" w:before="0"/>
+              <w:jc w:val="left"/>
+            </w:pPr>
+            <w:r>
+              <w:rPr>
+                <w:rFonts w:ascii="Arial" w:cs="Arial" w:eastAsia="Arial" w:hAnsi="Arial"/>
+                <w:b w:val="false"/>
+                <w:bCs w:val="false"/>
+                <w:i w:val="false"/>
+                <w:iCs w:val="false"/>
+                <w:color w:val="000000"/>
+                <w:sz w:val="18"/>
+                <w:szCs w:val="18"/>
+              </w:rPr>
+              <w:t xml:space="preserve">Display pictures of a goat (mbuzi), chicken (kuku), maize (mahindi) and mosquito (mbu). Say: 'Last lesson we saw that people in Kikuyu, Luo and Kiswahili communities may call the same organism by different names. Today we ask: how could groups be arranged so everyone puts the goat in the same place?' Give 1 minute of silent THINK time, then 2 minutes PAIR talk, then WAIT TIME of 10-15 seconds before cold-calling 4 pairs to SHARE. Ask: 'What shape or picture did you use: a list, a ladder, a pyramid, a set of boxes inside boxes?' Record every prediction on the board without judging. Say: 'Hold on to your prediction. We will test it with evidence.' Prompt for reasoning: 'What makes you think groups go inside bigger groups?'</w:t>
+            </w:r>
+          </w:p>
+        </w:tc>
+        <w:tc>
+          <w:tcPr>
+            <w:tcW w:type="dxa" w:w="3040"/>
+            <w:shd w:fill="FFFFFF" w:color="auto" w:val="clear"/>
+            <w:tcMar>
+              <w:top w:type="dxa" w:w="60"/>
+              <w:left w:type="dxa" w:w="120"/>
+              <w:bottom w:type="dxa" w:w="60"/>
+              <w:right w:type="dxa" w:w="120"/>
+            </w:tcMar>
+            <w:vAlign w:val="top"/>
+          </w:tcPr>
+          <w:p>
+            <w:pPr>
+              <w:spacing w:after="40" w:before="0"/>
+              <w:jc w:val="left"/>
+            </w:pPr>
+            <w:r>
+              <w:rPr>
+                <w:rFonts w:ascii="Arial" w:cs="Arial" w:eastAsia="Arial" w:hAnsi="Arial"/>
+                <w:b w:val="false"/>
+                <w:bCs w:val="false"/>
+                <w:i w:val="false"/>
+                <w:iCs w:val="false"/>
+                <w:color w:val="000000"/>
+                <w:sz w:val="18"/>
+                <w:szCs w:val="18"/>
+              </w:rPr>
+              <w:t xml:space="preserve">Think-Pair-Share with Predict-Observe-Explain. Making a prediction first exposes learners' existing ideas (e.g. 'a list of equal groups') and creates a reason to look for evidence. Sharing in pairs lets quieter learners rehearse their ideas, and the recorded predictions can be compared with the observations later.</w:t>
+            </w:r>
+          </w:p>
+        </w:tc>
+        <w:tc>
+          <w:tcPr>
+            <w:tcW w:type="dxa" w:w="3040"/>
+            <w:shd w:fill="F2F2F2" w:color="auto" w:val="clear"/>
+            <w:tcMar>
+              <w:top w:type="dxa" w:w="60"/>
+              <w:left w:type="dxa" w:w="120"/>
+              <w:bottom w:type="dxa" w:w="60"/>
+              <w:right w:type="dxa" w:w="120"/>
+            </w:tcMar>
+            <w:vAlign w:val="top"/>
+          </w:tcPr>
+          <w:p>
+            <w:pPr>
+              <w:spacing w:after="40" w:before="0"/>
+              <w:jc w:val="left"/>
+            </w:pPr>
+            <w:r>
+              <w:rPr>
+                <w:rFonts w:ascii="Arial" w:cs="Arial" w:eastAsia="Arial" w:hAnsi="Arial"/>
+                <w:b w:val="false"/>
+                <w:bCs w:val="false"/>
+                <w:i w:val="false"/>
+                <w:iCs w:val="false"/>
+                <w:color w:val="000000"/>
+                <w:sz w:val="18"/>
+                <w:szCs w:val="18"/>
+              </w:rPr>
+              <w:t xml:space="preserve">Oral questioning and observation of pair talk. Look for: (1) learners who draw nested, ladder or pyramid shapes versus flat lists; (2) learners who give a reason beyond 'it looks neat'; (3) misconceptions such as 'all groups are equal in size' or 'classification is by colour'. Tally on a clipboard how many pairs predicted a nested/ranked arrangement. Use this tally to decide how much support to give in the Observe phase.</w:t>
+            </w:r>
+          </w:p>
+        </w:tc>
+      </w:tr>
+      <w:tr>
+        <w:tc>
+          <w:tcPr>
+            <w:tcW w:type="dxa" w:w="1520"/>
+            <w:shd w:fill="D9EEF1" w:color="auto" w:val="clear"/>
+            <w:tcMar>
+              <w:top w:type="dxa" w:w="60"/>
+              <w:left w:type="dxa" w:w="120"/>
+              <w:bottom w:type="dxa" w:w="60"/>
+              <w:right w:type="dxa" w:w="120"/>
+            </w:tcMar>
+            <w:vAlign w:val="top"/>
+          </w:tcPr>
+          <w:p>
+            <w:pPr>
+              <w:spacing w:after="40" w:before="0"/>
+              <w:jc w:val="left"/>
+            </w:pPr>
+            <w:r>
+              <w:rPr>
+                <w:rFonts w:ascii="Arial" w:cs="Arial" w:eastAsia="Arial" w:hAnsi="Arial"/>
+                <w:b/>
+                <w:bCs/>
+                <w:i w:val="false"/>
+                <w:iCs w:val="false"/>
+                <w:color w:val="000000"/>
+                <w:sz w:val="18"/>
+                <w:szCs w:val="18"/>
+              </w:rPr>
+              <w:t xml:space="preserve">Observe Phase</w:t>
+            </w:r>
+          </w:p>
+          <w:p>
+            <w:pPr>
+              <w:spacing w:after="20" w:before="0"/>
+            </w:pPr>
+            <w:r>
+              <w:rPr>
+                <w:rFonts w:ascii="Arial" w:cs="Arial" w:eastAsia="Arial" w:hAnsi="Arial"/>
+                <w:b/>
+                <w:bCs/>
+                <w:color w:val="1F3864"/>
+                <w:sz w:val="16"/>
+                <w:szCs w:val="16"/>
+              </w:rPr>
+              <w:t xml:space="preserve">📹 VIDEO:</w:t>
+            </w:r>
+          </w:p>
+          <w:p>
+            <w:pPr>
+              <w:spacing w:after="20" w:before="0"/>
+            </w:pPr>
+            <w:hyperlink w:history="1" r:id="rId1chj34k2vz2-en8lmjb2a">
               <w:r>
                 <w:rPr>
                   <w:rFonts w:ascii="Arial" w:cs="Arial" w:eastAsia="Arial" w:hAnsi="Arial"/>
@@ -11850,9 +12413,25 @@
                   <w:szCs w:val="16"/>
                   <w:u w:val="single" w:color="2E75B6"/>
                 </w:rPr>
-                <w:t xml:space="preserve">The Scavenger Hunt</w:t>
+                <w:t xml:space="preserve">24 Six Kingdoms Of Classification</w:t>
               </w:r>
             </w:hyperlink>
+          </w:p>
+          <w:p>
+            <w:pPr>
+              <w:spacing w:after="20" w:before="0"/>
+            </w:pPr>
+            <w:r>
+              <w:rPr>
+                <w:rFonts w:ascii="Arial" w:cs="Arial" w:eastAsia="Arial" w:hAnsi="Arial"/>
+                <w:i/>
+                <w:iCs/>
+                <w:color w:val="595959"/>
+                <w:sz w:val="16"/>
+                <w:szCs w:val="16"/>
+              </w:rPr>
+              <w:t xml:space="preserve">Related topic: not an exact match for this lesson.</w:t>
+            </w:r>
           </w:p>
           <w:p>
             <w:pPr>
@@ -11866,7 +12445,7 @@
                 <w:sz w:val="14"/>
                 <w:szCs w:val="14"/>
               </w:rPr>
-              <w:t xml:space="preserve">Source: Global Digital Library - Book Catalog</w:t>
+              <w:t xml:space="preserve">Source: Seavuria</w:t>
             </w:r>
           </w:p>
           <w:p>
@@ -11874,235 +12453,7 @@
               <w:spacing w:after="10" w:before="0"/>
               <w:ind w:left="120"/>
             </w:pPr>
-            <w:hyperlink w:history="1" r:id="rIdorhehenr-txuqlsu2clct">
-              <w:r>
-                <w:rPr>
-                  <w:rFonts w:ascii="Arial" w:cs="Arial" w:eastAsia="Arial" w:hAnsi="Arial"/>
-                  <w:color w:val="595959"/>
-                  <w:sz w:val="14"/>
-                  <w:szCs w:val="14"/>
-                  <w:u w:val="single" w:color="595959"/>
-                </w:rPr>
-                <w:t xml:space="preserve">🔍 Search ARES for similar readings</w:t>
-              </w:r>
-            </w:hyperlink>
-          </w:p>
-        </w:tc>
-        <w:tc>
-          <w:tcPr>
-            <w:tcW w:type="dxa" w:w="3040"/>
-            <w:shd w:fill="FFFFFF" w:color="auto" w:val="clear"/>
-            <w:tcMar>
-              <w:top w:type="dxa" w:w="60"/>
-              <w:left w:type="dxa" w:w="120"/>
-              <w:bottom w:type="dxa" w:w="60"/>
-              <w:right w:type="dxa" w:w="120"/>
-            </w:tcMar>
-            <w:vAlign w:val="top"/>
-          </w:tcPr>
-          <w:p>
-            <w:pPr>
-              <w:spacing w:after="40" w:before="0"/>
-              <w:jc w:val="left"/>
-            </w:pPr>
-            <w:r>
-              <w:rPr>
-                <w:rFonts w:ascii="Arial" w:cs="Arial" w:eastAsia="Arial" w:hAnsi="Arial"/>
-                <w:b w:val="false"/>
-                <w:bCs w:val="false"/>
-                <w:i w:val="false"/>
-                <w:iCs w:val="false"/>
-                <w:color w:val="000000"/>
-                <w:sz w:val="18"/>
-                <w:szCs w:val="18"/>
-              </w:rPr>
-              <w:t xml:space="preserve">Learners recall the opening puzzle (goat, chicken, maize, mushroom, algae, bacteria, bean plant, mosquito). Working individually then in pairs (Think-Pair-Share), they draw a quick sketch predicting how a worldwide system could arrange groups so a goat in Kisumu and a goat in Nairobi are placed in the same spot. They predict: Are groups all the same size? Do some groups sit inside others? They write a one-sentence prediction in their notebooks: 'I think the groups in a scientific system are arranged like ______ because ______.' (10 minutes)</w:t>
-            </w:r>
-          </w:p>
-        </w:tc>
-        <w:tc>
-          <w:tcPr>
-            <w:tcW w:type="dxa" w:w="3040"/>
-            <w:shd w:fill="F2F2F2" w:color="auto" w:val="clear"/>
-            <w:tcMar>
-              <w:top w:type="dxa" w:w="60"/>
-              <w:left w:type="dxa" w:w="120"/>
-              <w:bottom w:type="dxa" w:w="60"/>
-              <w:right w:type="dxa" w:w="120"/>
-            </w:tcMar>
-            <w:vAlign w:val="top"/>
-          </w:tcPr>
-          <w:p>
-            <w:pPr>
-              <w:spacing w:after="40" w:before="0"/>
-              <w:jc w:val="left"/>
-            </w:pPr>
-            <w:r>
-              <w:rPr>
-                <w:rFonts w:ascii="Arial" w:cs="Arial" w:eastAsia="Arial" w:hAnsi="Arial"/>
-                <w:b w:val="false"/>
-                <w:bCs w:val="false"/>
-                <w:i w:val="false"/>
-                <w:iCs w:val="false"/>
-                <w:color w:val="000000"/>
-                <w:sz w:val="18"/>
-                <w:szCs w:val="18"/>
-              </w:rPr>
-              <w:t xml:space="preserve">Display pictures of a goat (mbuzi), chicken (kuku), maize (mahindi) and mosquito (mbu). Say: 'Last lesson we saw that people in Kikuyu, Luo and Kiswahili communities may call the same organism by different names. Today we ask: how could groups be arranged so everyone puts the goat in the same place?' Give 1 minute of silent THINK time, then 2 minutes PAIR talk, then WAIT TIME of 10-15 seconds before cold-calling 4 pairs to SHARE. Ask: 'What shape or picture did you use: a list, a ladder, a pyramid, a set of boxes inside boxes?' Record every prediction on the board without judging. Say: 'Hold on to your prediction. We will test it with evidence.' Prompt for reasoning: 'What makes you think groups go inside bigger groups?'</w:t>
-            </w:r>
-          </w:p>
-        </w:tc>
-        <w:tc>
-          <w:tcPr>
-            <w:tcW w:type="dxa" w:w="3040"/>
-            <w:shd w:fill="FFFFFF" w:color="auto" w:val="clear"/>
-            <w:tcMar>
-              <w:top w:type="dxa" w:w="60"/>
-              <w:left w:type="dxa" w:w="120"/>
-              <w:bottom w:type="dxa" w:w="60"/>
-              <w:right w:type="dxa" w:w="120"/>
-            </w:tcMar>
-            <w:vAlign w:val="top"/>
-          </w:tcPr>
-          <w:p>
-            <w:pPr>
-              <w:spacing w:after="40" w:before="0"/>
-              <w:jc w:val="left"/>
-            </w:pPr>
-            <w:r>
-              <w:rPr>
-                <w:rFonts w:ascii="Arial" w:cs="Arial" w:eastAsia="Arial" w:hAnsi="Arial"/>
-                <w:b w:val="false"/>
-                <w:bCs w:val="false"/>
-                <w:i w:val="false"/>
-                <w:iCs w:val="false"/>
-                <w:color w:val="000000"/>
-                <w:sz w:val="18"/>
-                <w:szCs w:val="18"/>
-              </w:rPr>
-              <w:t xml:space="preserve">Think-Pair-Share with Predict-Observe-Explain. Making a prediction first exposes learners' existing ideas (e.g. 'a list of equal groups') and creates a reason to look for evidence. Sharing in pairs lets quieter learners rehearse their ideas, and the recorded predictions can be compared with the observations later.</w:t>
-            </w:r>
-          </w:p>
-        </w:tc>
-        <w:tc>
-          <w:tcPr>
-            <w:tcW w:type="dxa" w:w="3040"/>
-            <w:shd w:fill="F2F2F2" w:color="auto" w:val="clear"/>
-            <w:tcMar>
-              <w:top w:type="dxa" w:w="60"/>
-              <w:left w:type="dxa" w:w="120"/>
-              <w:bottom w:type="dxa" w:w="60"/>
-              <w:right w:type="dxa" w:w="120"/>
-            </w:tcMar>
-            <w:vAlign w:val="top"/>
-          </w:tcPr>
-          <w:p>
-            <w:pPr>
-              <w:spacing w:after="40" w:before="0"/>
-              <w:jc w:val="left"/>
-            </w:pPr>
-            <w:r>
-              <w:rPr>
-                <w:rFonts w:ascii="Arial" w:cs="Arial" w:eastAsia="Arial" w:hAnsi="Arial"/>
-                <w:b w:val="false"/>
-                <w:bCs w:val="false"/>
-                <w:i w:val="false"/>
-                <w:iCs w:val="false"/>
-                <w:color w:val="000000"/>
-                <w:sz w:val="18"/>
-                <w:szCs w:val="18"/>
-              </w:rPr>
-              <w:t xml:space="preserve">Oral questioning and observation of pair talk. Look for: (1) learners who draw nested, ladder or pyramid shapes versus flat lists; (2) learners who give a reason beyond 'it looks neat'; (3) misconceptions such as 'all groups are equal in size' or 'classification is by colour'. Tally on a clipboard how many pairs predicted a nested/ranked arrangement. Use this tally to decide how much support to give in the Observe phase.</w:t>
-            </w:r>
-          </w:p>
-        </w:tc>
-      </w:tr>
-      <w:tr>
-        <w:tc>
-          <w:tcPr>
-            <w:tcW w:type="dxa" w:w="1520"/>
-            <w:shd w:fill="D9EEF1" w:color="auto" w:val="clear"/>
-            <w:tcMar>
-              <w:top w:type="dxa" w:w="60"/>
-              <w:left w:type="dxa" w:w="120"/>
-              <w:bottom w:type="dxa" w:w="60"/>
-              <w:right w:type="dxa" w:w="120"/>
-            </w:tcMar>
-            <w:vAlign w:val="top"/>
-          </w:tcPr>
-          <w:p>
-            <w:pPr>
-              <w:spacing w:after="40" w:before="0"/>
-              <w:jc w:val="left"/>
-            </w:pPr>
-            <w:r>
-              <w:rPr>
-                <w:rFonts w:ascii="Arial" w:cs="Arial" w:eastAsia="Arial" w:hAnsi="Arial"/>
-                <w:b/>
-                <w:bCs/>
-                <w:i w:val="false"/>
-                <w:iCs w:val="false"/>
-                <w:color w:val="000000"/>
-                <w:sz w:val="18"/>
-                <w:szCs w:val="18"/>
-              </w:rPr>
-              <w:t xml:space="preserve">Observe Phase</w:t>
-            </w:r>
-          </w:p>
-          <w:p>
-            <w:pPr>
-              <w:spacing w:after="20" w:before="0"/>
-            </w:pPr>
-            <w:r>
-              <w:rPr>
-                <w:rFonts w:ascii="Arial" w:cs="Arial" w:eastAsia="Arial" w:hAnsi="Arial"/>
-                <w:b/>
-                <w:bCs/>
-                <w:color w:val="1F3864"/>
-                <w:sz w:val="16"/>
-                <w:szCs w:val="16"/>
-              </w:rPr>
-              <w:t xml:space="preserve">📹 VIDEO:</w:t>
-            </w:r>
-          </w:p>
-          <w:p>
-            <w:pPr>
-              <w:spacing w:after="20" w:before="0"/>
-            </w:pPr>
-            <w:hyperlink w:history="1" r:id="rIdsbvf3oymnbt6kjj9u6c0e">
-              <w:r>
-                <w:rPr>
-                  <w:rFonts w:ascii="Arial" w:cs="Arial" w:eastAsia="Arial" w:hAnsi="Arial"/>
-                  <w:color w:val="2E75B6"/>
-                  <w:sz w:val="16"/>
-                  <w:szCs w:val="16"/>
-                  <w:u w:val="single" w:color="2E75B6"/>
-                </w:rPr>
-                <w:t xml:space="preserve">Strategy of the Civil War</w:t>
-              </w:r>
-            </w:hyperlink>
-          </w:p>
-          <w:p>
-            <w:pPr>
-              <w:spacing w:after="10" w:before="0"/>
-              <w:ind w:left="120"/>
-            </w:pPr>
-            <w:r>
-              <w:rPr>
-                <w:rFonts w:ascii="Arial" w:cs="Arial" w:eastAsia="Arial" w:hAnsi="Arial"/>
-                <w:color w:val="595959"/>
-                <w:sz w:val="14"/>
-                <w:szCs w:val="14"/>
-              </w:rPr>
-              <w:t xml:space="preserve">Source: Khan Academy (English - US curriculum)</w:t>
-            </w:r>
-          </w:p>
-          <w:p>
-            <w:pPr>
-              <w:spacing w:after="10" w:before="0"/>
-              <w:ind w:left="120"/>
-            </w:pPr>
-            <w:hyperlink w:history="1" r:id="rId7bqux1y7sxmjkerf9undf">
+            <w:hyperlink w:history="1" r:id="rIdo7o-fjvrj1wfpepwbkapw">
               <w:r>
                 <w:rPr>
                   <w:rFonts w:ascii="Arial" w:cs="Arial" w:eastAsia="Arial" w:hAnsi="Arial"/>
@@ -12140,47 +12491,31 @@
                 <w:sz w:val="16"/>
                 <w:szCs w:val="16"/>
               </w:rPr>
-              <w:t xml:space="preserve">📖 H5P:</w:t>
+              <w:t xml:space="preserve">📖 READING:</w:t>
             </w:r>
           </w:p>
           <w:p>
             <w:pPr>
               <w:spacing w:after="20" w:before="0"/>
             </w:pPr>
-            <w:hyperlink w:history="1" r:id="rIdtex18qvr6u8fys3tkuy6b">
-              <w:r>
-                <w:rPr>
-                  <w:rFonts w:ascii="Arial" w:cs="Arial" w:eastAsia="Arial" w:hAnsi="Arial"/>
-                  <w:color w:val="2E75B6"/>
-                  <w:sz w:val="16"/>
-                  <w:szCs w:val="16"/>
-                  <w:u w:val="single" w:color="2E75B6"/>
-                </w:rPr>
-                <w:t xml:space="preserve">The Scavenger Hunt</w:t>
-              </w:r>
-            </w:hyperlink>
+            <w:r>
+              <w:rPr>
+                <w:rFonts w:ascii="Arial" w:cs="Arial" w:eastAsia="Arial" w:hAnsi="Arial"/>
+                <w:i/>
+                <w:iCs/>
+                <w:color w:val="595959"/>
+                <w:sz w:val="16"/>
+                <w:szCs w:val="16"/>
+              </w:rPr>
+              <w:t xml:space="preserve">No closely matching reading in the ARES library for this activity.</w:t>
+            </w:r>
           </w:p>
           <w:p>
             <w:pPr>
               <w:spacing w:after="10" w:before="0"/>
               <w:ind w:left="120"/>
             </w:pPr>
-            <w:r>
-              <w:rPr>
-                <w:rFonts w:ascii="Arial" w:cs="Arial" w:eastAsia="Arial" w:hAnsi="Arial"/>
-                <w:color w:val="595959"/>
-                <w:sz w:val="14"/>
-                <w:szCs w:val="14"/>
-              </w:rPr>
-              <w:t xml:space="preserve">Source: Global Digital Library - Book Catalog</w:t>
-            </w:r>
-          </w:p>
-          <w:p>
-            <w:pPr>
-              <w:spacing w:after="10" w:before="0"/>
-              <w:ind w:left="120"/>
-            </w:pPr>
-            <w:hyperlink w:history="1" r:id="rIdr7a5r6ibyqaxivu6eix68">
+            <w:hyperlink w:history="1" r:id="rIdrnbqxtvvkzushaiso-b3k">
               <w:r>
                 <w:rPr>
                   <w:rFonts w:ascii="Arial" w:cs="Arial" w:eastAsia="Arial" w:hAnsi="Arial"/>
@@ -12189,9 +12524,24 @@
                   <w:szCs w:val="14"/>
                   <w:u w:val="single" w:color="595959"/>
                 </w:rPr>
-                <w:t xml:space="preserve">🔍 Search ARES for similar readings</w:t>
+                <w:t xml:space="preserve">🔍 Search ARES for readings</w:t>
               </w:r>
             </w:hyperlink>
+          </w:p>
+          <w:p>
+            <w:pPr>
+              <w:spacing w:after="10" w:before="0"/>
+              <w:ind w:left="120"/>
+            </w:pPr>
+            <w:r>
+              <w:rPr>
+                <w:rFonts w:ascii="Arial" w:cs="Arial" w:eastAsia="Arial" w:hAnsi="Arial"/>
+                <w:color w:val="595959"/>
+                <w:sz w:val="14"/>
+                <w:szCs w:val="14"/>
+              </w:rPr>
+              <w:t xml:space="preserve">Search terms: taxonomy hierarchy kingdom phylum</w:t>
+            </w:r>
           </w:p>
         </w:tc>
         <w:tc>
@@ -12375,7 +12725,7 @@
             <w:pPr>
               <w:spacing w:after="20" w:before="0"/>
             </w:pPr>
-            <w:hyperlink w:history="1" r:id="rIdphibhn2uw_rofg-xgtq8j">
+            <w:hyperlink w:history="1" r:id="rId6bm0it1tgtvvrgg3nvouk">
               <w:r>
                 <w:rPr>
                   <w:rFonts w:ascii="Arial" w:cs="Arial" w:eastAsia="Arial" w:hAnsi="Arial"/>
@@ -12390,6 +12740,22 @@
           </w:p>
           <w:p>
             <w:pPr>
+              <w:spacing w:after="20" w:before="0"/>
+            </w:pPr>
+            <w:r>
+              <w:rPr>
+                <w:rFonts w:ascii="Arial" w:cs="Arial" w:eastAsia="Arial" w:hAnsi="Arial"/>
+                <w:i/>
+                <w:iCs/>
+                <w:color w:val="595959"/>
+                <w:sz w:val="16"/>
+                <w:szCs w:val="16"/>
+              </w:rPr>
+              <w:t xml:space="preserve">Related topic: not an exact match for this lesson.</w:t>
+            </w:r>
+          </w:p>
+          <w:p>
+            <w:pPr>
               <w:spacing w:after="10" w:before="0"/>
               <w:ind w:left="120"/>
             </w:pPr>
@@ -12408,7 +12774,7 @@
               <w:spacing w:after="10" w:before="0"/>
               <w:ind w:left="120"/>
             </w:pPr>
-            <w:hyperlink w:history="1" r:id="rId37vb92zd2tgv8_8d6gs-f">
+            <w:hyperlink w:history="1" r:id="rIdi90vnh8zseyzu0jovbcsw">
               <w:r>
                 <w:rPr>
                   <w:rFonts w:ascii="Arial" w:cs="Arial" w:eastAsia="Arial" w:hAnsi="Arial"/>
@@ -12446,47 +12812,31 @@
                 <w:sz w:val="16"/>
                 <w:szCs w:val="16"/>
               </w:rPr>
-              <w:t xml:space="preserve">📖 H5P:</w:t>
+              <w:t xml:space="preserve">📖 READING:</w:t>
             </w:r>
           </w:p>
           <w:p>
             <w:pPr>
               <w:spacing w:after="20" w:before="0"/>
             </w:pPr>
-            <w:hyperlink w:history="1" r:id="rId8o0tsozebnsbywbd12mzd">
-              <w:r>
-                <w:rPr>
-                  <w:rFonts w:ascii="Arial" w:cs="Arial" w:eastAsia="Arial" w:hAnsi="Arial"/>
-                  <w:color w:val="2E75B6"/>
-                  <w:sz w:val="16"/>
-                  <w:szCs w:val="16"/>
-                  <w:u w:val="single" w:color="2E75B6"/>
-                </w:rPr>
-                <w:t xml:space="preserve">The Scavenger Hunt</w:t>
-              </w:r>
-            </w:hyperlink>
+            <w:r>
+              <w:rPr>
+                <w:rFonts w:ascii="Arial" w:cs="Arial" w:eastAsia="Arial" w:hAnsi="Arial"/>
+                <w:i/>
+                <w:iCs/>
+                <w:color w:val="595959"/>
+                <w:sz w:val="16"/>
+                <w:szCs w:val="16"/>
+              </w:rPr>
+              <w:t xml:space="preserve">No closely matching reading in the ARES library for this activity.</w:t>
+            </w:r>
           </w:p>
           <w:p>
             <w:pPr>
               <w:spacing w:after="10" w:before="0"/>
               <w:ind w:left="120"/>
             </w:pPr>
-            <w:r>
-              <w:rPr>
-                <w:rFonts w:ascii="Arial" w:cs="Arial" w:eastAsia="Arial" w:hAnsi="Arial"/>
-                <w:color w:val="595959"/>
-                <w:sz w:val="14"/>
-                <w:szCs w:val="14"/>
-              </w:rPr>
-              <w:t xml:space="preserve">Source: Global Digital Library - Book Catalog</w:t>
-            </w:r>
-          </w:p>
-          <w:p>
-            <w:pPr>
-              <w:spacing w:after="10" w:before="0"/>
-              <w:ind w:left="120"/>
-            </w:pPr>
-            <w:hyperlink w:history="1" r:id="rId5rbpsym4ye52r8txfp0g8">
+            <w:hyperlink w:history="1" r:id="rIdumz_wwrlwhdbl7zwzpzxx">
               <w:r>
                 <w:rPr>
                   <w:rFonts w:ascii="Arial" w:cs="Arial" w:eastAsia="Arial" w:hAnsi="Arial"/>
@@ -12495,9 +12845,24 @@
                   <w:szCs w:val="14"/>
                   <w:u w:val="single" w:color="595959"/>
                 </w:rPr>
-                <w:t xml:space="preserve">🔍 Search ARES for similar readings</w:t>
+                <w:t xml:space="preserve">🔍 Search ARES for readings</w:t>
               </w:r>
             </w:hyperlink>
+          </w:p>
+          <w:p>
+            <w:pPr>
+              <w:spacing w:after="10" w:before="0"/>
+              <w:ind w:left="120"/>
+            </w:pPr>
+            <w:r>
+              <w:rPr>
+                <w:rFonts w:ascii="Arial" w:cs="Arial" w:eastAsia="Arial" w:hAnsi="Arial"/>
+                <w:color w:val="595959"/>
+                <w:sz w:val="14"/>
+                <w:szCs w:val="14"/>
+              </w:rPr>
+              <w:t xml:space="preserve">Search terms: taxonomy hierarchy kingdom phylum</w:t>
+            </w:r>
           </w:p>
         </w:tc>
         <w:tc>
@@ -12681,7 +13046,7 @@
             <w:pPr>
               <w:spacing w:after="20" w:before="0"/>
             </w:pPr>
-            <w:hyperlink w:history="1" r:id="rId6jukmasfc942fi3srwv7-">
+            <w:hyperlink w:history="1" r:id="rId3v3ue1paafo_l_yzitajt">
               <w:r>
                 <w:rPr>
                   <w:rFonts w:ascii="Arial" w:cs="Arial" w:eastAsia="Arial" w:hAnsi="Arial"/>
@@ -12696,6 +13061,22 @@
           </w:p>
           <w:p>
             <w:pPr>
+              <w:spacing w:after="20" w:before="0"/>
+            </w:pPr>
+            <w:r>
+              <w:rPr>
+                <w:rFonts w:ascii="Arial" w:cs="Arial" w:eastAsia="Arial" w:hAnsi="Arial"/>
+                <w:i/>
+                <w:iCs/>
+                <w:color w:val="595959"/>
+                <w:sz w:val="16"/>
+                <w:szCs w:val="16"/>
+              </w:rPr>
+              <w:t xml:space="preserve">Related topic: not an exact match for this lesson.</w:t>
+            </w:r>
+          </w:p>
+          <w:p>
+            <w:pPr>
               <w:spacing w:after="10" w:before="0"/>
               <w:ind w:left="120"/>
             </w:pPr>
@@ -12714,7 +13095,7 @@
               <w:spacing w:after="10" w:before="0"/>
               <w:ind w:left="120"/>
             </w:pPr>
-            <w:hyperlink w:history="1" r:id="rIdikxkehyngchlu1-pcmfga">
+            <w:hyperlink w:history="1" r:id="rIdy7-q0arqwg2pg2bbzknc9">
               <w:r>
                 <w:rPr>
                   <w:rFonts w:ascii="Arial" w:cs="Arial" w:eastAsia="Arial" w:hAnsi="Arial"/>
@@ -12752,47 +13133,31 @@
                 <w:sz w:val="16"/>
                 <w:szCs w:val="16"/>
               </w:rPr>
-              <w:t xml:space="preserve">📖 H5P:</w:t>
+              <w:t xml:space="preserve">📖 READING:</w:t>
             </w:r>
           </w:p>
           <w:p>
             <w:pPr>
               <w:spacing w:after="20" w:before="0"/>
             </w:pPr>
-            <w:hyperlink w:history="1" r:id="rIdvfh1rxzj-uzyb5_13ccmi">
-              <w:r>
-                <w:rPr>
-                  <w:rFonts w:ascii="Arial" w:cs="Arial" w:eastAsia="Arial" w:hAnsi="Arial"/>
-                  <w:color w:val="2E75B6"/>
-                  <w:sz w:val="16"/>
-                  <w:szCs w:val="16"/>
-                  <w:u w:val="single" w:color="2E75B6"/>
-                </w:rPr>
-                <w:t xml:space="preserve">The Scavenger Hunt</w:t>
-              </w:r>
-            </w:hyperlink>
+            <w:r>
+              <w:rPr>
+                <w:rFonts w:ascii="Arial" w:cs="Arial" w:eastAsia="Arial" w:hAnsi="Arial"/>
+                <w:i/>
+                <w:iCs/>
+                <w:color w:val="595959"/>
+                <w:sz w:val="16"/>
+                <w:szCs w:val="16"/>
+              </w:rPr>
+              <w:t xml:space="preserve">No closely matching reading in the ARES library for this activity.</w:t>
+            </w:r>
           </w:p>
           <w:p>
             <w:pPr>
               <w:spacing w:after="10" w:before="0"/>
               <w:ind w:left="120"/>
             </w:pPr>
-            <w:r>
-              <w:rPr>
-                <w:rFonts w:ascii="Arial" w:cs="Arial" w:eastAsia="Arial" w:hAnsi="Arial"/>
-                <w:color w:val="595959"/>
-                <w:sz w:val="14"/>
-                <w:szCs w:val="14"/>
-              </w:rPr>
-              <w:t xml:space="preserve">Source: Global Digital Library - Book Catalog</w:t>
-            </w:r>
-          </w:p>
-          <w:p>
-            <w:pPr>
-              <w:spacing w:after="10" w:before="0"/>
-              <w:ind w:left="120"/>
-            </w:pPr>
-            <w:hyperlink w:history="1" r:id="rIdkgltxkt_as0njlmcgwhz3">
+            <w:hyperlink w:history="1" r:id="rIdywljcccww3v9b243nproz">
               <w:r>
                 <w:rPr>
                   <w:rFonts w:ascii="Arial" w:cs="Arial" w:eastAsia="Arial" w:hAnsi="Arial"/>
@@ -12801,9 +13166,24 @@
                   <w:szCs w:val="14"/>
                   <w:u w:val="single" w:color="595959"/>
                 </w:rPr>
-                <w:t xml:space="preserve">🔍 Search ARES for similar readings</w:t>
+                <w:t xml:space="preserve">🔍 Search ARES for readings</w:t>
               </w:r>
             </w:hyperlink>
+          </w:p>
+          <w:p>
+            <w:pPr>
+              <w:spacing w:after="10" w:before="0"/>
+              <w:ind w:left="120"/>
+            </w:pPr>
+            <w:r>
+              <w:rPr>
+                <w:rFonts w:ascii="Arial" w:cs="Arial" w:eastAsia="Arial" w:hAnsi="Arial"/>
+                <w:color w:val="595959"/>
+                <w:sz w:val="14"/>
+                <w:szCs w:val="14"/>
+              </w:rPr>
+              <w:t xml:space="preserve">Search terms: taxonomy hierarchy kingdom phylum</w:t>
+            </w:r>
           </w:p>
         </w:tc>
         <w:tc>
@@ -12987,7 +13367,7 @@
             <w:pPr>
               <w:spacing w:after="20" w:before="0"/>
             </w:pPr>
-            <w:hyperlink w:history="1" r:id="rIdihwmomjqsgr1up-rnmdpv">
+            <w:hyperlink w:history="1" r:id="rId1skqd9saoxal4-df4du1b">
               <w:r>
                 <w:rPr>
                   <w:rFonts w:ascii="Arial" w:cs="Arial" w:eastAsia="Arial" w:hAnsi="Arial"/>
@@ -13002,6 +13382,22 @@
           </w:p>
           <w:p>
             <w:pPr>
+              <w:spacing w:after="20" w:before="0"/>
+            </w:pPr>
+            <w:r>
+              <w:rPr>
+                <w:rFonts w:ascii="Arial" w:cs="Arial" w:eastAsia="Arial" w:hAnsi="Arial"/>
+                <w:i/>
+                <w:iCs/>
+                <w:color w:val="595959"/>
+                <w:sz w:val="16"/>
+                <w:szCs w:val="16"/>
+              </w:rPr>
+              <w:t xml:space="preserve">Related topic: not an exact match for this lesson.</w:t>
+            </w:r>
+          </w:p>
+          <w:p>
+            <w:pPr>
               <w:spacing w:after="10" w:before="0"/>
               <w:ind w:left="120"/>
             </w:pPr>
@@ -13020,7 +13416,7 @@
               <w:spacing w:after="10" w:before="0"/>
               <w:ind w:left="120"/>
             </w:pPr>
-            <w:hyperlink w:history="1" r:id="rIdqnwv7tqyosvypfo8vlex3">
+            <w:hyperlink w:history="1" r:id="rIdv9ogtduoyn9ctituau0-d">
               <w:r>
                 <w:rPr>
                   <w:rFonts w:ascii="Arial" w:cs="Arial" w:eastAsia="Arial" w:hAnsi="Arial"/>
@@ -13058,47 +13454,31 @@
                 <w:sz w:val="16"/>
                 <w:szCs w:val="16"/>
               </w:rPr>
-              <w:t xml:space="preserve">📖 H5P:</w:t>
+              <w:t xml:space="preserve">📖 READING:</w:t>
             </w:r>
           </w:p>
           <w:p>
             <w:pPr>
               <w:spacing w:after="20" w:before="0"/>
             </w:pPr>
-            <w:hyperlink w:history="1" r:id="rIdheajomkjgivuaztqnx_tc">
-              <w:r>
-                <w:rPr>
-                  <w:rFonts w:ascii="Arial" w:cs="Arial" w:eastAsia="Arial" w:hAnsi="Arial"/>
-                  <w:color w:val="2E75B6"/>
-                  <w:sz w:val="16"/>
-                  <w:szCs w:val="16"/>
-                  <w:u w:val="single" w:color="2E75B6"/>
-                </w:rPr>
-                <w:t xml:space="preserve">The Scavenger Hunt</w:t>
-              </w:r>
-            </w:hyperlink>
+            <w:r>
+              <w:rPr>
+                <w:rFonts w:ascii="Arial" w:cs="Arial" w:eastAsia="Arial" w:hAnsi="Arial"/>
+                <w:i/>
+                <w:iCs/>
+                <w:color w:val="595959"/>
+                <w:sz w:val="16"/>
+                <w:szCs w:val="16"/>
+              </w:rPr>
+              <w:t xml:space="preserve">No closely matching reading in the ARES library for this activity.</w:t>
+            </w:r>
           </w:p>
           <w:p>
             <w:pPr>
               <w:spacing w:after="10" w:before="0"/>
               <w:ind w:left="120"/>
             </w:pPr>
-            <w:r>
-              <w:rPr>
-                <w:rFonts w:ascii="Arial" w:cs="Arial" w:eastAsia="Arial" w:hAnsi="Arial"/>
-                <w:color w:val="595959"/>
-                <w:sz w:val="14"/>
-                <w:szCs w:val="14"/>
-              </w:rPr>
-              <w:t xml:space="preserve">Source: Global Digital Library - Book Catalog</w:t>
-            </w:r>
-          </w:p>
-          <w:p>
-            <w:pPr>
-              <w:spacing w:after="10" w:before="0"/>
-              <w:ind w:left="120"/>
-            </w:pPr>
-            <w:hyperlink w:history="1" r:id="rIdrvfirykbu6xkxsi9wbpp8">
+            <w:hyperlink w:history="1" r:id="rIdtci_1rqrppipycib-tsd3">
               <w:r>
                 <w:rPr>
                   <w:rFonts w:ascii="Arial" w:cs="Arial" w:eastAsia="Arial" w:hAnsi="Arial"/>
@@ -13107,9 +13487,24 @@
                   <w:szCs w:val="14"/>
                   <w:u w:val="single" w:color="595959"/>
                 </w:rPr>
-                <w:t xml:space="preserve">🔍 Search ARES for similar readings</w:t>
+                <w:t xml:space="preserve">🔍 Search ARES for readings</w:t>
               </w:r>
             </w:hyperlink>
+          </w:p>
+          <w:p>
+            <w:pPr>
+              <w:spacing w:after="10" w:before="0"/>
+              <w:ind w:left="120"/>
+            </w:pPr>
+            <w:r>
+              <w:rPr>
+                <w:rFonts w:ascii="Arial" w:cs="Arial" w:eastAsia="Arial" w:hAnsi="Arial"/>
+                <w:color w:val="595959"/>
+                <w:sz w:val="14"/>
+                <w:szCs w:val="14"/>
+              </w:rPr>
+              <w:t xml:space="preserve">Search terms: taxonomy hierarchy kingdom phylum</w:t>
+            </w:r>
           </w:p>
         </w:tc>
         <w:tc>
@@ -13610,7 +14005,7 @@
         </w:rPr>
         <w:t xml:space="preserve">© 2026 SeaVuria and ARES. Aligned with KICD objectives. Developed by SeaVuria; technical implementation by ARES (with AI assistance from Claude). Licensed under </w:t>
       </w:r>
-      <w:hyperlink w:history="1" r:id="rIdrvzumagqveym0_1yesvzd">
+      <w:hyperlink w:history="1" r:id="rIdiqr_urbwu3hy2d0aamlh4">
         <w:r>
           <w:rPr>
             <w:rFonts w:ascii="Arial" w:cs="Arial" w:eastAsia="Arial" w:hAnsi="Arial"/>
@@ -13631,7 +14026,7 @@
         </w:rPr>
         <w:t xml:space="preserve"> (</w:t>
       </w:r>
-      <w:hyperlink w:history="1" r:id="rIdlodjh4_g7trv7uiymrecv">
+      <w:hyperlink w:history="1" r:id="rIdgxzll1ijhah9vj1gm_r-p">
         <w:r>
           <w:rPr>
             <w:rFonts w:ascii="Arial" w:cs="Arial" w:eastAsia="Arial" w:hAnsi="Arial"/>
@@ -14644,40 +15039,24 @@
             <w:pPr>
               <w:spacing w:after="20" w:before="0"/>
             </w:pPr>
-            <w:hyperlink w:history="1" r:id="rId6xf8hv4aoc5reee7btfm3">
-              <w:r>
-                <w:rPr>
-                  <w:rFonts w:ascii="Arial" w:cs="Arial" w:eastAsia="Arial" w:hAnsi="Arial"/>
-                  <w:color w:val="2E75B6"/>
-                  <w:sz w:val="16"/>
-                  <w:szCs w:val="16"/>
-                  <w:u w:val="single" w:color="2E75B6"/>
-                </w:rPr>
-                <w:t xml:space="preserve">Welcome</w:t>
-              </w:r>
-            </w:hyperlink>
+            <w:r>
+              <w:rPr>
+                <w:rFonts w:ascii="Arial" w:cs="Arial" w:eastAsia="Arial" w:hAnsi="Arial"/>
+                <w:i/>
+                <w:iCs/>
+                <w:color w:val="595959"/>
+                <w:sz w:val="16"/>
+                <w:szCs w:val="16"/>
+              </w:rPr>
+              <w:t xml:space="preserve">No closely matching video in the ARES library for this activity.</w:t>
+            </w:r>
           </w:p>
           <w:p>
             <w:pPr>
               <w:spacing w:after="10" w:before="0"/>
               <w:ind w:left="120"/>
             </w:pPr>
-            <w:r>
-              <w:rPr>
-                <w:rFonts w:ascii="Arial" w:cs="Arial" w:eastAsia="Arial" w:hAnsi="Arial"/>
-                <w:color w:val="595959"/>
-                <w:sz w:val="14"/>
-                <w:szCs w:val="14"/>
-              </w:rPr>
-              <w:t xml:space="preserve">Source: Touchable Earth (en)</w:t>
-            </w:r>
-          </w:p>
-          <w:p>
-            <w:pPr>
-              <w:spacing w:after="10" w:before="0"/>
-              <w:ind w:left="120"/>
-            </w:pPr>
-            <w:hyperlink w:history="1" r:id="rIdfhumlp58smif0mzcwez3y">
+            <w:hyperlink w:history="1" r:id="rIdgzoz0x2g3ndomsj4qquab">
               <w:r>
                 <w:rPr>
                   <w:rFonts w:ascii="Arial" w:cs="Arial" w:eastAsia="Arial" w:hAnsi="Arial"/>
@@ -14686,9 +15065,24 @@
                   <w:szCs w:val="14"/>
                   <w:u w:val="single" w:color="595959"/>
                 </w:rPr>
-                <w:t xml:space="preserve">🔍 Search ARES for similar videos</w:t>
+                <w:t xml:space="preserve">🔍 Search ARES for videos</w:t>
               </w:r>
             </w:hyperlink>
+          </w:p>
+          <w:p>
+            <w:pPr>
+              <w:spacing w:after="10" w:before="0"/>
+              <w:ind w:left="120"/>
+            </w:pPr>
+            <w:r>
+              <w:rPr>
+                <w:rFonts w:ascii="Arial" w:cs="Arial" w:eastAsia="Arial" w:hAnsi="Arial"/>
+                <w:color w:val="595959"/>
+                <w:sz w:val="14"/>
+                <w:szCs w:val="14"/>
+              </w:rPr>
+              <w:t xml:space="preserve">Search terms: taxonomy scientific name binomial</w:t>
+            </w:r>
           </w:p>
           <w:p>
             <w:pPr>
@@ -14739,7 +15133,7 @@
               <w:spacing w:after="10" w:before="0"/>
               <w:ind w:left="120"/>
             </w:pPr>
-            <w:hyperlink w:history="1" r:id="rIdwmusoad09q-hjsmkf87nm">
+            <w:hyperlink w:history="1" r:id="rIdh3h24g9aitjrioebns00f">
               <w:r>
                 <w:rPr>
                   <w:rFonts w:ascii="Arial" w:cs="Arial" w:eastAsia="Arial" w:hAnsi="Arial"/>
@@ -14949,40 +15343,24 @@
             <w:pPr>
               <w:spacing w:after="20" w:before="0"/>
             </w:pPr>
-            <w:hyperlink w:history="1" r:id="rId73hvfzm5gdb_mahkcdrew">
-              <w:r>
-                <w:rPr>
-                  <w:rFonts w:ascii="Arial" w:cs="Arial" w:eastAsia="Arial" w:hAnsi="Arial"/>
-                  <w:color w:val="2E75B6"/>
-                  <w:sz w:val="16"/>
-                  <w:szCs w:val="16"/>
-                  <w:u w:val="single" w:color="2E75B6"/>
-                </w:rPr>
-                <w:t xml:space="preserve">Welcome</w:t>
-              </w:r>
-            </w:hyperlink>
+            <w:r>
+              <w:rPr>
+                <w:rFonts w:ascii="Arial" w:cs="Arial" w:eastAsia="Arial" w:hAnsi="Arial"/>
+                <w:i/>
+                <w:iCs/>
+                <w:color w:val="595959"/>
+                <w:sz w:val="16"/>
+                <w:szCs w:val="16"/>
+              </w:rPr>
+              <w:t xml:space="preserve">No closely matching video in the ARES library for this activity.</w:t>
+            </w:r>
           </w:p>
           <w:p>
             <w:pPr>
               <w:spacing w:after="10" w:before="0"/>
               <w:ind w:left="120"/>
             </w:pPr>
-            <w:r>
-              <w:rPr>
-                <w:rFonts w:ascii="Arial" w:cs="Arial" w:eastAsia="Arial" w:hAnsi="Arial"/>
-                <w:color w:val="595959"/>
-                <w:sz w:val="14"/>
-                <w:szCs w:val="14"/>
-              </w:rPr>
-              <w:t xml:space="preserve">Source: Touchable Earth (en)</w:t>
-            </w:r>
-          </w:p>
-          <w:p>
-            <w:pPr>
-              <w:spacing w:after="10" w:before="0"/>
-              <w:ind w:left="120"/>
-            </w:pPr>
-            <w:hyperlink w:history="1" r:id="rId7eqr5wkj-n0btg7yrcpr_">
+            <w:hyperlink w:history="1" r:id="rIdyeudwnvb3eroo5o_rjm3h">
               <w:r>
                 <w:rPr>
                   <w:rFonts w:ascii="Arial" w:cs="Arial" w:eastAsia="Arial" w:hAnsi="Arial"/>
@@ -14991,9 +15369,24 @@
                   <w:szCs w:val="14"/>
                   <w:u w:val="single" w:color="595959"/>
                 </w:rPr>
-                <w:t xml:space="preserve">🔍 Search ARES for similar videos</w:t>
+                <w:t xml:space="preserve">🔍 Search ARES for videos</w:t>
               </w:r>
             </w:hyperlink>
+          </w:p>
+          <w:p>
+            <w:pPr>
+              <w:spacing w:after="10" w:before="0"/>
+              <w:ind w:left="120"/>
+            </w:pPr>
+            <w:r>
+              <w:rPr>
+                <w:rFonts w:ascii="Arial" w:cs="Arial" w:eastAsia="Arial" w:hAnsi="Arial"/>
+                <w:color w:val="595959"/>
+                <w:sz w:val="14"/>
+                <w:szCs w:val="14"/>
+              </w:rPr>
+              <w:t xml:space="preserve">Search terms: taxonomy scientific name binomial</w:t>
+            </w:r>
           </w:p>
           <w:p>
             <w:pPr>
@@ -15044,7 +15437,7 @@
               <w:spacing w:after="10" w:before="0"/>
               <w:ind w:left="120"/>
             </w:pPr>
-            <w:hyperlink w:history="1" r:id="rIdwtwzbpnoj_xjo9-t2wa6u">
+            <w:hyperlink w:history="1" r:id="rId0yha_xov8qj_rbprsbmrq">
               <w:r>
                 <w:rPr>
                   <w:rFonts w:ascii="Arial" w:cs="Arial" w:eastAsia="Arial" w:hAnsi="Arial"/>
@@ -15254,40 +15647,24 @@
             <w:pPr>
               <w:spacing w:after="20" w:before="0"/>
             </w:pPr>
-            <w:hyperlink w:history="1" r:id="rIdzb2nez1itbkea4vfoygaw">
-              <w:r>
-                <w:rPr>
-                  <w:rFonts w:ascii="Arial" w:cs="Arial" w:eastAsia="Arial" w:hAnsi="Arial"/>
-                  <w:color w:val="2E75B6"/>
-                  <w:sz w:val="16"/>
-                  <w:szCs w:val="16"/>
-                  <w:u w:val="single" w:color="2E75B6"/>
-                </w:rPr>
-                <w:t xml:space="preserve">Welcome</w:t>
-              </w:r>
-            </w:hyperlink>
+            <w:r>
+              <w:rPr>
+                <w:rFonts w:ascii="Arial" w:cs="Arial" w:eastAsia="Arial" w:hAnsi="Arial"/>
+                <w:i/>
+                <w:iCs/>
+                <w:color w:val="595959"/>
+                <w:sz w:val="16"/>
+                <w:szCs w:val="16"/>
+              </w:rPr>
+              <w:t xml:space="preserve">No closely matching video in the ARES library for this activity.</w:t>
+            </w:r>
           </w:p>
           <w:p>
             <w:pPr>
               <w:spacing w:after="10" w:before="0"/>
               <w:ind w:left="120"/>
             </w:pPr>
-            <w:r>
-              <w:rPr>
-                <w:rFonts w:ascii="Arial" w:cs="Arial" w:eastAsia="Arial" w:hAnsi="Arial"/>
-                <w:color w:val="595959"/>
-                <w:sz w:val="14"/>
-                <w:szCs w:val="14"/>
-              </w:rPr>
-              <w:t xml:space="preserve">Source: Touchable Earth (en)</w:t>
-            </w:r>
-          </w:p>
-          <w:p>
-            <w:pPr>
-              <w:spacing w:after="10" w:before="0"/>
-              <w:ind w:left="120"/>
-            </w:pPr>
-            <w:hyperlink w:history="1" r:id="rId3pelujpjb_fgvtbowqcqg">
+            <w:hyperlink w:history="1" r:id="rIdu3wdx25ozj6dtfwhqgdqd">
               <w:r>
                 <w:rPr>
                   <w:rFonts w:ascii="Arial" w:cs="Arial" w:eastAsia="Arial" w:hAnsi="Arial"/>
@@ -15296,9 +15673,24 @@
                   <w:szCs w:val="14"/>
                   <w:u w:val="single" w:color="595959"/>
                 </w:rPr>
-                <w:t xml:space="preserve">🔍 Search ARES for similar videos</w:t>
+                <w:t xml:space="preserve">🔍 Search ARES for videos</w:t>
               </w:r>
             </w:hyperlink>
+          </w:p>
+          <w:p>
+            <w:pPr>
+              <w:spacing w:after="10" w:before="0"/>
+              <w:ind w:left="120"/>
+            </w:pPr>
+            <w:r>
+              <w:rPr>
+                <w:rFonts w:ascii="Arial" w:cs="Arial" w:eastAsia="Arial" w:hAnsi="Arial"/>
+                <w:color w:val="595959"/>
+                <w:sz w:val="14"/>
+                <w:szCs w:val="14"/>
+              </w:rPr>
+              <w:t xml:space="preserve">Search terms: taxonomy scientific name binomial</w:t>
+            </w:r>
           </w:p>
           <w:p>
             <w:pPr>
@@ -15349,7 +15741,7 @@
               <w:spacing w:after="10" w:before="0"/>
               <w:ind w:left="120"/>
             </w:pPr>
-            <w:hyperlink w:history="1" r:id="rId-vck0-l8v0_baimfab7ou">
+            <w:hyperlink w:history="1" r:id="rIdieil8pac0qxggf5ibik8c">
               <w:r>
                 <w:rPr>
                   <w:rFonts w:ascii="Arial" w:cs="Arial" w:eastAsia="Arial" w:hAnsi="Arial"/>
@@ -15559,40 +15951,24 @@
             <w:pPr>
               <w:spacing w:after="20" w:before="0"/>
             </w:pPr>
-            <w:hyperlink w:history="1" r:id="rIdjqh6rtmqxx21lypb9gx5j">
-              <w:r>
-                <w:rPr>
-                  <w:rFonts w:ascii="Arial" w:cs="Arial" w:eastAsia="Arial" w:hAnsi="Arial"/>
-                  <w:color w:val="2E75B6"/>
-                  <w:sz w:val="16"/>
-                  <w:szCs w:val="16"/>
-                  <w:u w:val="single" w:color="2E75B6"/>
-                </w:rPr>
-                <w:t xml:space="preserve">Welcome</w:t>
-              </w:r>
-            </w:hyperlink>
+            <w:r>
+              <w:rPr>
+                <w:rFonts w:ascii="Arial" w:cs="Arial" w:eastAsia="Arial" w:hAnsi="Arial"/>
+                <w:i/>
+                <w:iCs/>
+                <w:color w:val="595959"/>
+                <w:sz w:val="16"/>
+                <w:szCs w:val="16"/>
+              </w:rPr>
+              <w:t xml:space="preserve">No closely matching video in the ARES library for this activity.</w:t>
+            </w:r>
           </w:p>
           <w:p>
             <w:pPr>
               <w:spacing w:after="10" w:before="0"/>
               <w:ind w:left="120"/>
             </w:pPr>
-            <w:r>
-              <w:rPr>
-                <w:rFonts w:ascii="Arial" w:cs="Arial" w:eastAsia="Arial" w:hAnsi="Arial"/>
-                <w:color w:val="595959"/>
-                <w:sz w:val="14"/>
-                <w:szCs w:val="14"/>
-              </w:rPr>
-              <w:t xml:space="preserve">Source: Touchable Earth (en)</w:t>
-            </w:r>
-          </w:p>
-          <w:p>
-            <w:pPr>
-              <w:spacing w:after="10" w:before="0"/>
-              <w:ind w:left="120"/>
-            </w:pPr>
-            <w:hyperlink w:history="1" r:id="rIdlhbpef2hge0pzq7xi0rnd">
+            <w:hyperlink w:history="1" r:id="rId7gxcqr_ceda3ci31ok4kl">
               <w:r>
                 <w:rPr>
                   <w:rFonts w:ascii="Arial" w:cs="Arial" w:eastAsia="Arial" w:hAnsi="Arial"/>
@@ -15601,9 +15977,24 @@
                   <w:szCs w:val="14"/>
                   <w:u w:val="single" w:color="595959"/>
                 </w:rPr>
-                <w:t xml:space="preserve">🔍 Search ARES for similar videos</w:t>
+                <w:t xml:space="preserve">🔍 Search ARES for videos</w:t>
               </w:r>
             </w:hyperlink>
+          </w:p>
+          <w:p>
+            <w:pPr>
+              <w:spacing w:after="10" w:before="0"/>
+              <w:ind w:left="120"/>
+            </w:pPr>
+            <w:r>
+              <w:rPr>
+                <w:rFonts w:ascii="Arial" w:cs="Arial" w:eastAsia="Arial" w:hAnsi="Arial"/>
+                <w:color w:val="595959"/>
+                <w:sz w:val="14"/>
+                <w:szCs w:val="14"/>
+              </w:rPr>
+              <w:t xml:space="preserve">Search terms: taxonomy scientific name binomial</w:t>
+            </w:r>
           </w:p>
           <w:p>
             <w:pPr>
@@ -15654,7 +16045,7 @@
               <w:spacing w:after="10" w:before="0"/>
               <w:ind w:left="120"/>
             </w:pPr>
-            <w:hyperlink w:history="1" r:id="rIddvkdcq_sm2orsoioaznzq">
+            <w:hyperlink w:history="1" r:id="rIdkkemzg5wm4mlz4zixhzzg">
               <w:r>
                 <w:rPr>
                   <w:rFonts w:ascii="Arial" w:cs="Arial" w:eastAsia="Arial" w:hAnsi="Arial"/>
@@ -15864,40 +16255,24 @@
             <w:pPr>
               <w:spacing w:after="20" w:before="0"/>
             </w:pPr>
-            <w:hyperlink w:history="1" r:id="rIdrpawkav3_fum21azxrebl">
-              <w:r>
-                <w:rPr>
-                  <w:rFonts w:ascii="Arial" w:cs="Arial" w:eastAsia="Arial" w:hAnsi="Arial"/>
-                  <w:color w:val="2E75B6"/>
-                  <w:sz w:val="16"/>
-                  <w:szCs w:val="16"/>
-                  <w:u w:val="single" w:color="2E75B6"/>
-                </w:rPr>
-                <w:t xml:space="preserve">Welcome</w:t>
-              </w:r>
-            </w:hyperlink>
+            <w:r>
+              <w:rPr>
+                <w:rFonts w:ascii="Arial" w:cs="Arial" w:eastAsia="Arial" w:hAnsi="Arial"/>
+                <w:i/>
+                <w:iCs/>
+                <w:color w:val="595959"/>
+                <w:sz w:val="16"/>
+                <w:szCs w:val="16"/>
+              </w:rPr>
+              <w:t xml:space="preserve">No closely matching video in the ARES library for this activity.</w:t>
+            </w:r>
           </w:p>
           <w:p>
             <w:pPr>
               <w:spacing w:after="10" w:before="0"/>
               <w:ind w:left="120"/>
             </w:pPr>
-            <w:r>
-              <w:rPr>
-                <w:rFonts w:ascii="Arial" w:cs="Arial" w:eastAsia="Arial" w:hAnsi="Arial"/>
-                <w:color w:val="595959"/>
-                <w:sz w:val="14"/>
-                <w:szCs w:val="14"/>
-              </w:rPr>
-              <w:t xml:space="preserve">Source: Touchable Earth (en)</w:t>
-            </w:r>
-          </w:p>
-          <w:p>
-            <w:pPr>
-              <w:spacing w:after="10" w:before="0"/>
-              <w:ind w:left="120"/>
-            </w:pPr>
-            <w:hyperlink w:history="1" r:id="rIdsrelvaxyhja-qdleuwnf5">
+            <w:hyperlink w:history="1" r:id="rIdn7qmwjkwx_nxkonly0glk">
               <w:r>
                 <w:rPr>
                   <w:rFonts w:ascii="Arial" w:cs="Arial" w:eastAsia="Arial" w:hAnsi="Arial"/>
@@ -15906,9 +16281,24 @@
                   <w:szCs w:val="14"/>
                   <w:u w:val="single" w:color="595959"/>
                 </w:rPr>
-                <w:t xml:space="preserve">🔍 Search ARES for similar videos</w:t>
+                <w:t xml:space="preserve">🔍 Search ARES for videos</w:t>
               </w:r>
             </w:hyperlink>
+          </w:p>
+          <w:p>
+            <w:pPr>
+              <w:spacing w:after="10" w:before="0"/>
+              <w:ind w:left="120"/>
+            </w:pPr>
+            <w:r>
+              <w:rPr>
+                <w:rFonts w:ascii="Arial" w:cs="Arial" w:eastAsia="Arial" w:hAnsi="Arial"/>
+                <w:color w:val="595959"/>
+                <w:sz w:val="14"/>
+                <w:szCs w:val="14"/>
+              </w:rPr>
+              <w:t xml:space="preserve">Search terms: taxonomy scientific name binomial</w:t>
+            </w:r>
           </w:p>
           <w:p>
             <w:pPr>
@@ -15959,7 +16349,7 @@
               <w:spacing w:after="10" w:before="0"/>
               <w:ind w:left="120"/>
             </w:pPr>
-            <w:hyperlink w:history="1" r:id="rIdpuyfsnvvuqdrs9zexshpq">
+            <w:hyperlink w:history="1" r:id="rIdhnsmv474b7szii0bub2ay">
               <w:r>
                 <w:rPr>
                   <w:rFonts w:ascii="Arial" w:cs="Arial" w:eastAsia="Arial" w:hAnsi="Arial"/>
@@ -16486,7 +16876,7 @@
         </w:rPr>
         <w:t xml:space="preserve">© 2026 SeaVuria and ARES. Aligned with KICD objectives. Developed by SeaVuria; technical implementation by ARES (with AI assistance from Claude). Licensed under </w:t>
       </w:r>
-      <w:hyperlink w:history="1" r:id="rId1xbmgwssl-u7qj1mct-fq">
+      <w:hyperlink w:history="1" r:id="rIdumzqzkb7hhgyfjkbtnnh1">
         <w:r>
           <w:rPr>
             <w:rFonts w:ascii="Arial" w:cs="Arial" w:eastAsia="Arial" w:hAnsi="Arial"/>
@@ -16507,7 +16897,7 @@
         </w:rPr>
         <w:t xml:space="preserve"> (</w:t>
       </w:r>
-      <w:hyperlink w:history="1" r:id="rIdoudojt1ziq8pm6fdsye6o">
+      <w:hyperlink w:history="1" r:id="rIdofvjvuodlku60s863hqwf">
         <w:r>
           <w:rPr>
             <w:rFonts w:ascii="Arial" w:cs="Arial" w:eastAsia="Arial" w:hAnsi="Arial"/>
@@ -17520,40 +17910,24 @@
             <w:pPr>
               <w:spacing w:after="20" w:before="0"/>
             </w:pPr>
-            <w:hyperlink w:history="1" r:id="rIdumrpwafa9ifdsyehiujby">
-              <w:r>
-                <w:rPr>
-                  <w:rFonts w:ascii="Arial" w:cs="Arial" w:eastAsia="Arial" w:hAnsi="Arial"/>
-                  <w:color w:val="2E75B6"/>
-                  <w:sz w:val="16"/>
-                  <w:szCs w:val="16"/>
-                  <w:u w:val="single" w:color="2E75B6"/>
-                </w:rPr>
-                <w:t xml:space="preserve">Organism growth and the environment</w:t>
-              </w:r>
-            </w:hyperlink>
+            <w:r>
+              <w:rPr>
+                <w:rFonts w:ascii="Arial" w:cs="Arial" w:eastAsia="Arial" w:hAnsi="Arial"/>
+                <w:i/>
+                <w:iCs/>
+                <w:color w:val="595959"/>
+                <w:sz w:val="16"/>
+                <w:szCs w:val="16"/>
+              </w:rPr>
+              <w:t xml:space="preserve">No closely matching video in the ARES library for this activity.</w:t>
+            </w:r>
           </w:p>
           <w:p>
             <w:pPr>
               <w:spacing w:after="10" w:before="0"/>
               <w:ind w:left="120"/>
             </w:pPr>
-            <w:r>
-              <w:rPr>
-                <w:rFonts w:ascii="Arial" w:cs="Arial" w:eastAsia="Arial" w:hAnsi="Arial"/>
-                <w:color w:val="595959"/>
-                <w:sz w:val="14"/>
-                <w:szCs w:val="14"/>
-              </w:rPr>
-              <w:t xml:space="preserve">Source: Khan Academy (English - US curriculum)</w:t>
-            </w:r>
-          </w:p>
-          <w:p>
-            <w:pPr>
-              <w:spacing w:after="10" w:before="0"/>
-              <w:ind w:left="120"/>
-            </w:pPr>
-            <w:hyperlink w:history="1" r:id="rIdwz631cvnhn9duc9yo1h16">
+            <w:hyperlink w:history="1" r:id="rIddkjzgwvlgodsmwfs_vcwp">
               <w:r>
                 <w:rPr>
                   <w:rFonts w:ascii="Arial" w:cs="Arial" w:eastAsia="Arial" w:hAnsi="Arial"/>
@@ -17562,9 +17936,24 @@
                   <w:szCs w:val="14"/>
                   <w:u w:val="single" w:color="595959"/>
                 </w:rPr>
-                <w:t xml:space="preserve">🔍 Search ARES for similar videos</w:t>
+                <w:t xml:space="preserve">🔍 Search ARES for videos</w:t>
               </w:r>
             </w:hyperlink>
+          </w:p>
+          <w:p>
+            <w:pPr>
+              <w:spacing w:after="10" w:before="0"/>
+              <w:ind w:left="120"/>
+            </w:pPr>
+            <w:r>
+              <w:rPr>
+                <w:rFonts w:ascii="Arial" w:cs="Arial" w:eastAsia="Arial" w:hAnsi="Arial"/>
+                <w:color w:val="595959"/>
+                <w:sz w:val="14"/>
+                <w:szCs w:val="14"/>
+              </w:rPr>
+              <w:t xml:space="preserve">Search terms: taxonomy binomial nomenclature genus</w:t>
+            </w:r>
           </w:p>
           <w:p>
             <w:pPr>
@@ -17615,7 +18004,7 @@
               <w:spacing w:after="10" w:before="0"/>
               <w:ind w:left="120"/>
             </w:pPr>
-            <w:hyperlink w:history="1" r:id="rIdmdubxx0yvjpovzwgks6y9">
+            <w:hyperlink w:history="1" r:id="rId322ntqx72uu4p_-pqahyo">
               <w:r>
                 <w:rPr>
                   <w:rFonts w:ascii="Arial" w:cs="Arial" w:eastAsia="Arial" w:hAnsi="Arial"/>
@@ -17825,40 +18214,24 @@
             <w:pPr>
               <w:spacing w:after="20" w:before="0"/>
             </w:pPr>
-            <w:hyperlink w:history="1" r:id="rId025te2oxmucerosdqgkal">
-              <w:r>
-                <w:rPr>
-                  <w:rFonts w:ascii="Arial" w:cs="Arial" w:eastAsia="Arial" w:hAnsi="Arial"/>
-                  <w:color w:val="2E75B6"/>
-                  <w:sz w:val="16"/>
-                  <w:szCs w:val="16"/>
-                  <w:u w:val="single" w:color="2E75B6"/>
-                </w:rPr>
-                <w:t xml:space="preserve">Competition, predation, and mutualism</w:t>
-              </w:r>
-            </w:hyperlink>
+            <w:r>
+              <w:rPr>
+                <w:rFonts w:ascii="Arial" w:cs="Arial" w:eastAsia="Arial" w:hAnsi="Arial"/>
+                <w:i/>
+                <w:iCs/>
+                <w:color w:val="595959"/>
+                <w:sz w:val="16"/>
+                <w:szCs w:val="16"/>
+              </w:rPr>
+              <w:t xml:space="preserve">No closely matching video in the ARES library for this activity.</w:t>
+            </w:r>
           </w:p>
           <w:p>
             <w:pPr>
               <w:spacing w:after="10" w:before="0"/>
               <w:ind w:left="120"/>
             </w:pPr>
-            <w:r>
-              <w:rPr>
-                <w:rFonts w:ascii="Arial" w:cs="Arial" w:eastAsia="Arial" w:hAnsi="Arial"/>
-                <w:color w:val="595959"/>
-                <w:sz w:val="14"/>
-                <w:szCs w:val="14"/>
-              </w:rPr>
-              <w:t xml:space="preserve">Source: Khan Academy (English - US curriculum)</w:t>
-            </w:r>
-          </w:p>
-          <w:p>
-            <w:pPr>
-              <w:spacing w:after="10" w:before="0"/>
-              <w:ind w:left="120"/>
-            </w:pPr>
-            <w:hyperlink w:history="1" r:id="rId0yc8qj8tms97ysxvwcsgo">
+            <w:hyperlink w:history="1" r:id="rIdwxpajfx66ow1ifilzlxd9">
               <w:r>
                 <w:rPr>
                   <w:rFonts w:ascii="Arial" w:cs="Arial" w:eastAsia="Arial" w:hAnsi="Arial"/>
@@ -17867,9 +18240,24 @@
                   <w:szCs w:val="14"/>
                   <w:u w:val="single" w:color="595959"/>
                 </w:rPr>
-                <w:t xml:space="preserve">🔍 Search ARES for similar videos</w:t>
+                <w:t xml:space="preserve">🔍 Search ARES for videos</w:t>
               </w:r>
             </w:hyperlink>
+          </w:p>
+          <w:p>
+            <w:pPr>
+              <w:spacing w:after="10" w:before="0"/>
+              <w:ind w:left="120"/>
+            </w:pPr>
+            <w:r>
+              <w:rPr>
+                <w:rFonts w:ascii="Arial" w:cs="Arial" w:eastAsia="Arial" w:hAnsi="Arial"/>
+                <w:color w:val="595959"/>
+                <w:sz w:val="14"/>
+                <w:szCs w:val="14"/>
+              </w:rPr>
+              <w:t xml:space="preserve">Search terms: taxonomy binomial nomenclature genus</w:t>
+            </w:r>
           </w:p>
           <w:p>
             <w:pPr>
@@ -17920,7 +18308,7 @@
               <w:spacing w:after="10" w:before="0"/>
               <w:ind w:left="120"/>
             </w:pPr>
-            <w:hyperlink w:history="1" r:id="rId--4cpw5eksgyvribwdshm">
+            <w:hyperlink w:history="1" r:id="rId-z9fmd3g-k1jwerjty5r8">
               <w:r>
                 <w:rPr>
                   <w:rFonts w:ascii="Arial" w:cs="Arial" w:eastAsia="Arial" w:hAnsi="Arial"/>
@@ -18130,40 +18518,24 @@
             <w:pPr>
               <w:spacing w:after="20" w:before="0"/>
             </w:pPr>
-            <w:hyperlink w:history="1" r:id="rIdqab7jgo7ysl962_cifqkj">
-              <w:r>
-                <w:rPr>
-                  <w:rFonts w:ascii="Arial" w:cs="Arial" w:eastAsia="Arial" w:hAnsi="Arial"/>
-                  <w:color w:val="2E75B6"/>
-                  <w:sz w:val="16"/>
-                  <w:szCs w:val="16"/>
-                  <w:u w:val="single" w:color="2E75B6"/>
-                </w:rPr>
-                <w:t xml:space="preserve">Life history strategies and fecundity</w:t>
-              </w:r>
-            </w:hyperlink>
+            <w:r>
+              <w:rPr>
+                <w:rFonts w:ascii="Arial" w:cs="Arial" w:eastAsia="Arial" w:hAnsi="Arial"/>
+                <w:i/>
+                <w:iCs/>
+                <w:color w:val="595959"/>
+                <w:sz w:val="16"/>
+                <w:szCs w:val="16"/>
+              </w:rPr>
+              <w:t xml:space="preserve">No closely matching video in the ARES library for this activity.</w:t>
+            </w:r>
           </w:p>
           <w:p>
             <w:pPr>
               <w:spacing w:after="10" w:before="0"/>
               <w:ind w:left="120"/>
             </w:pPr>
-            <w:r>
-              <w:rPr>
-                <w:rFonts w:ascii="Arial" w:cs="Arial" w:eastAsia="Arial" w:hAnsi="Arial"/>
-                <w:color w:val="595959"/>
-                <w:sz w:val="14"/>
-                <w:szCs w:val="14"/>
-              </w:rPr>
-              <w:t xml:space="preserve">Source: Khan Academy (English - US curriculum)</w:t>
-            </w:r>
-          </w:p>
-          <w:p>
-            <w:pPr>
-              <w:spacing w:after="10" w:before="0"/>
-              <w:ind w:left="120"/>
-            </w:pPr>
-            <w:hyperlink w:history="1" r:id="rIdakodzulcxg0wnosfzrd55">
+            <w:hyperlink w:history="1" r:id="rIdsfn8qtbz_bhdme8ur_0oe">
               <w:r>
                 <w:rPr>
                   <w:rFonts w:ascii="Arial" w:cs="Arial" w:eastAsia="Arial" w:hAnsi="Arial"/>
@@ -18172,9 +18544,24 @@
                   <w:szCs w:val="14"/>
                   <w:u w:val="single" w:color="595959"/>
                 </w:rPr>
-                <w:t xml:space="preserve">🔍 Search ARES for similar videos</w:t>
+                <w:t xml:space="preserve">🔍 Search ARES for videos</w:t>
               </w:r>
             </w:hyperlink>
+          </w:p>
+          <w:p>
+            <w:pPr>
+              <w:spacing w:after="10" w:before="0"/>
+              <w:ind w:left="120"/>
+            </w:pPr>
+            <w:r>
+              <w:rPr>
+                <w:rFonts w:ascii="Arial" w:cs="Arial" w:eastAsia="Arial" w:hAnsi="Arial"/>
+                <w:color w:val="595959"/>
+                <w:sz w:val="14"/>
+                <w:szCs w:val="14"/>
+              </w:rPr>
+              <w:t xml:space="preserve">Search terms: taxonomy binomial nomenclature genus</w:t>
+            </w:r>
           </w:p>
           <w:p>
             <w:pPr>
@@ -18225,7 +18612,7 @@
               <w:spacing w:after="10" w:before="0"/>
               <w:ind w:left="120"/>
             </w:pPr>
-            <w:hyperlink w:history="1" r:id="rIdjuht7xzdur62nhvnlz2er">
+            <w:hyperlink w:history="1" r:id="rId2l1630v0ouq3f4c70qdhq">
               <w:r>
                 <w:rPr>
                   <w:rFonts w:ascii="Arial" w:cs="Arial" w:eastAsia="Arial" w:hAnsi="Arial"/>
@@ -18435,40 +18822,24 @@
             <w:pPr>
               <w:spacing w:after="20" w:before="0"/>
             </w:pPr>
-            <w:hyperlink w:history="1" r:id="rIdvlew7xfimzqads7rn-vsv">
-              <w:r>
-                <w:rPr>
-                  <w:rFonts w:ascii="Arial" w:cs="Arial" w:eastAsia="Arial" w:hAnsi="Arial"/>
-                  <w:color w:val="2E75B6"/>
-                  <w:sz w:val="16"/>
-                  <w:szCs w:val="16"/>
-                  <w:u w:val="single" w:color="2E75B6"/>
-                </w:rPr>
-                <w:t xml:space="preserve">Organism growth and the environment</w:t>
-              </w:r>
-            </w:hyperlink>
+            <w:r>
+              <w:rPr>
+                <w:rFonts w:ascii="Arial" w:cs="Arial" w:eastAsia="Arial" w:hAnsi="Arial"/>
+                <w:i/>
+                <w:iCs/>
+                <w:color w:val="595959"/>
+                <w:sz w:val="16"/>
+                <w:szCs w:val="16"/>
+              </w:rPr>
+              <w:t xml:space="preserve">No closely matching video in the ARES library for this activity.</w:t>
+            </w:r>
           </w:p>
           <w:p>
             <w:pPr>
               <w:spacing w:after="10" w:before="0"/>
               <w:ind w:left="120"/>
             </w:pPr>
-            <w:r>
-              <w:rPr>
-                <w:rFonts w:ascii="Arial" w:cs="Arial" w:eastAsia="Arial" w:hAnsi="Arial"/>
-                <w:color w:val="595959"/>
-                <w:sz w:val="14"/>
-                <w:szCs w:val="14"/>
-              </w:rPr>
-              <w:t xml:space="preserve">Source: Khan Academy (English - US curriculum)</w:t>
-            </w:r>
-          </w:p>
-          <w:p>
-            <w:pPr>
-              <w:spacing w:after="10" w:before="0"/>
-              <w:ind w:left="120"/>
-            </w:pPr>
-            <w:hyperlink w:history="1" r:id="rIda6uyql6_2vaijy806tk3h">
+            <w:hyperlink w:history="1" r:id="rIdenzotudqwxjtsn6kmdqcz">
               <w:r>
                 <w:rPr>
                   <w:rFonts w:ascii="Arial" w:cs="Arial" w:eastAsia="Arial" w:hAnsi="Arial"/>
@@ -18477,9 +18848,24 @@
                   <w:szCs w:val="14"/>
                   <w:u w:val="single" w:color="595959"/>
                 </w:rPr>
-                <w:t xml:space="preserve">🔍 Search ARES for similar videos</w:t>
+                <w:t xml:space="preserve">🔍 Search ARES for videos</w:t>
               </w:r>
             </w:hyperlink>
+          </w:p>
+          <w:p>
+            <w:pPr>
+              <w:spacing w:after="10" w:before="0"/>
+              <w:ind w:left="120"/>
+            </w:pPr>
+            <w:r>
+              <w:rPr>
+                <w:rFonts w:ascii="Arial" w:cs="Arial" w:eastAsia="Arial" w:hAnsi="Arial"/>
+                <w:color w:val="595959"/>
+                <w:sz w:val="14"/>
+                <w:szCs w:val="14"/>
+              </w:rPr>
+              <w:t xml:space="preserve">Search terms: taxonomy binomial nomenclature genus</w:t>
+            </w:r>
           </w:p>
           <w:p>
             <w:pPr>
@@ -18530,7 +18916,7 @@
               <w:spacing w:after="10" w:before="0"/>
               <w:ind w:left="120"/>
             </w:pPr>
-            <w:hyperlink w:history="1" r:id="rIdfuqhhtangvdx4c6xcoavg">
+            <w:hyperlink w:history="1" r:id="rIdm_iyb81llok_hsbmr22nw">
               <w:r>
                 <w:rPr>
                   <w:rFonts w:ascii="Arial" w:cs="Arial" w:eastAsia="Arial" w:hAnsi="Arial"/>
@@ -18740,40 +19126,24 @@
             <w:pPr>
               <w:spacing w:after="20" w:before="0"/>
             </w:pPr>
-            <w:hyperlink w:history="1" r:id="rIdfwet-hqhl8rbwnxqgj7st">
-              <w:r>
-                <w:rPr>
-                  <w:rFonts w:ascii="Arial" w:cs="Arial" w:eastAsia="Arial" w:hAnsi="Arial"/>
-                  <w:color w:val="2E75B6"/>
-                  <w:sz w:val="16"/>
-                  <w:szCs w:val="16"/>
-                  <w:u w:val="single" w:color="2E75B6"/>
-                </w:rPr>
-                <w:t xml:space="preserve">Organism growth and the environment</w:t>
-              </w:r>
-            </w:hyperlink>
+            <w:r>
+              <w:rPr>
+                <w:rFonts w:ascii="Arial" w:cs="Arial" w:eastAsia="Arial" w:hAnsi="Arial"/>
+                <w:i/>
+                <w:iCs/>
+                <w:color w:val="595959"/>
+                <w:sz w:val="16"/>
+                <w:szCs w:val="16"/>
+              </w:rPr>
+              <w:t xml:space="preserve">No closely matching video in the ARES library for this activity.</w:t>
+            </w:r>
           </w:p>
           <w:p>
             <w:pPr>
               <w:spacing w:after="10" w:before="0"/>
               <w:ind w:left="120"/>
             </w:pPr>
-            <w:r>
-              <w:rPr>
-                <w:rFonts w:ascii="Arial" w:cs="Arial" w:eastAsia="Arial" w:hAnsi="Arial"/>
-                <w:color w:val="595959"/>
-                <w:sz w:val="14"/>
-                <w:szCs w:val="14"/>
-              </w:rPr>
-              <w:t xml:space="preserve">Source: Khan Academy (English - US curriculum)</w:t>
-            </w:r>
-          </w:p>
-          <w:p>
-            <w:pPr>
-              <w:spacing w:after="10" w:before="0"/>
-              <w:ind w:left="120"/>
-            </w:pPr>
-            <w:hyperlink w:history="1" r:id="rId_dyh31sv6pfpjzcjntn1c">
+            <w:hyperlink w:history="1" r:id="rIdju08xvsn6e_-qbyr6_dto">
               <w:r>
                 <w:rPr>
                   <w:rFonts w:ascii="Arial" w:cs="Arial" w:eastAsia="Arial" w:hAnsi="Arial"/>
@@ -18782,9 +19152,24 @@
                   <w:szCs w:val="14"/>
                   <w:u w:val="single" w:color="595959"/>
                 </w:rPr>
-                <w:t xml:space="preserve">🔍 Search ARES for similar videos</w:t>
+                <w:t xml:space="preserve">🔍 Search ARES for videos</w:t>
               </w:r>
             </w:hyperlink>
+          </w:p>
+          <w:p>
+            <w:pPr>
+              <w:spacing w:after="10" w:before="0"/>
+              <w:ind w:left="120"/>
+            </w:pPr>
+            <w:r>
+              <w:rPr>
+                <w:rFonts w:ascii="Arial" w:cs="Arial" w:eastAsia="Arial" w:hAnsi="Arial"/>
+                <w:color w:val="595959"/>
+                <w:sz w:val="14"/>
+                <w:szCs w:val="14"/>
+              </w:rPr>
+              <w:t xml:space="preserve">Search terms: taxonomy binomial nomenclature genus</w:t>
+            </w:r>
           </w:p>
           <w:p>
             <w:pPr>
@@ -18835,7 +19220,7 @@
               <w:spacing w:after="10" w:before="0"/>
               <w:ind w:left="120"/>
             </w:pPr>
-            <w:hyperlink w:history="1" r:id="rIdi-k1hwqb54v9clgokqnpw">
+            <w:hyperlink w:history="1" r:id="rIdsbasqokcq9bbbxtw_rf98">
               <w:r>
                 <w:rPr>
                   <w:rFonts w:ascii="Arial" w:cs="Arial" w:eastAsia="Arial" w:hAnsi="Arial"/>
@@ -19362,7 +19747,7 @@
         </w:rPr>
         <w:t xml:space="preserve">© 2026 SeaVuria and ARES. Aligned with KICD objectives. Developed by SeaVuria; technical implementation by ARES (with AI assistance from Claude). Licensed under </w:t>
       </w:r>
-      <w:hyperlink w:history="1" r:id="rIdhocloat9ejae4sxgg5av8">
+      <w:hyperlink w:history="1" r:id="rIdl_xzucln2-qvsth5ng5kb">
         <w:r>
           <w:rPr>
             <w:rFonts w:ascii="Arial" w:cs="Arial" w:eastAsia="Arial" w:hAnsi="Arial"/>
@@ -19383,7 +19768,7 @@
         </w:rPr>
         <w:t xml:space="preserve"> (</w:t>
       </w:r>
-      <w:hyperlink w:history="1" r:id="rIdshocj8llpnfjdxk4hby2z">
+      <w:hyperlink w:history="1" r:id="rIdzyagggijphrhya_6xlfkf">
         <w:r>
           <w:rPr>
             <w:rFonts w:ascii="Arial" w:cs="Arial" w:eastAsia="Arial" w:hAnsi="Arial"/>
@@ -20396,7 +20781,619 @@
             <w:pPr>
               <w:spacing w:after="20" w:before="0"/>
             </w:pPr>
-            <w:hyperlink w:history="1" r:id="rIdefza46etbt8-ttyywttt9">
+            <w:hyperlink w:history="1" r:id="rId1unbhvkrio2oxsqml0qwr">
+              <w:r>
+                <w:rPr>
+                  <w:rFonts w:ascii="Arial" w:cs="Arial" w:eastAsia="Arial" w:hAnsi="Arial"/>
+                  <w:color w:val="2E75B6"/>
+                  <w:sz w:val="16"/>
+                  <w:szCs w:val="16"/>
+                  <w:u w:val="single" w:color="2E75B6"/>
+                </w:rPr>
+                <w:t xml:space="preserve">Prokaryotic and eukaryotic cells</w:t>
+              </w:r>
+            </w:hyperlink>
+          </w:p>
+          <w:p>
+            <w:pPr>
+              <w:spacing w:after="10" w:before="0"/>
+              <w:ind w:left="120"/>
+            </w:pPr>
+            <w:r>
+              <w:rPr>
+                <w:rFonts w:ascii="Arial" w:cs="Arial" w:eastAsia="Arial" w:hAnsi="Arial"/>
+                <w:color w:val="595959"/>
+                <w:sz w:val="14"/>
+                <w:szCs w:val="14"/>
+              </w:rPr>
+              <w:t xml:space="preserve">Source: Khan Academy (English - US curriculum)</w:t>
+            </w:r>
+          </w:p>
+          <w:p>
+            <w:pPr>
+              <w:spacing w:after="10" w:before="0"/>
+              <w:ind w:left="120"/>
+            </w:pPr>
+            <w:hyperlink w:history="1" r:id="rIdnh5ctkuoz5jzky-ntbhul">
+              <w:r>
+                <w:rPr>
+                  <w:rFonts w:ascii="Arial" w:cs="Arial" w:eastAsia="Arial" w:hAnsi="Arial"/>
+                  <w:color w:val="595959"/>
+                  <w:sz w:val="14"/>
+                  <w:szCs w:val="14"/>
+                  <w:u w:val="single" w:color="595959"/>
+                </w:rPr>
+                <w:t xml:space="preserve">🔍 Search ARES for similar videos</w:t>
+              </w:r>
+            </w:hyperlink>
+          </w:p>
+          <w:p>
+            <w:pPr>
+              <w:spacing w:after="40" w:before="0"/>
+            </w:pPr>
+            <w:r>
+              <w:rPr>
+                <w:sz w:val="14"/>
+                <w:szCs w:val="14"/>
+              </w:rPr>
+              <w:t xml:space="preserve"/>
+            </w:r>
+          </w:p>
+          <w:p>
+            <w:pPr>
+              <w:spacing w:after="20" w:before="0"/>
+            </w:pPr>
+            <w:r>
+              <w:rPr>
+                <w:rFonts w:ascii="Arial" w:cs="Arial" w:eastAsia="Arial" w:hAnsi="Arial"/>
+                <w:b/>
+                <w:bCs/>
+                <w:color w:val="1F3864"/>
+                <w:sz w:val="16"/>
+                <w:szCs w:val="16"/>
+              </w:rPr>
+              <w:t xml:space="preserve">📖 HTML:</w:t>
+            </w:r>
+          </w:p>
+          <w:p>
+            <w:pPr>
+              <w:spacing w:after="20" w:before="0"/>
+            </w:pPr>
+            <w:hyperlink w:history="1" r:id="rIdw-seqdcp2fjxjtlduduu9">
+              <w:r>
+                <w:rPr>
+                  <w:rFonts w:ascii="Arial" w:cs="Arial" w:eastAsia="Arial" w:hAnsi="Arial"/>
+                  <w:color w:val="2E75B6"/>
+                  <w:sz w:val="16"/>
+                  <w:szCs w:val="16"/>
+                  <w:u w:val="single" w:color="2E75B6"/>
+                </w:rPr>
+                <w:t xml:space="preserve">Autotrophs and Heterotrophs (Flexbook)</w:t>
+              </w:r>
+            </w:hyperlink>
+          </w:p>
+          <w:p>
+            <w:pPr>
+              <w:spacing w:after="10" w:before="0"/>
+              <w:ind w:left="120"/>
+            </w:pPr>
+            <w:r>
+              <w:rPr>
+                <w:rFonts w:ascii="Arial" w:cs="Arial" w:eastAsia="Arial" w:hAnsi="Arial"/>
+                <w:color w:val="595959"/>
+                <w:sz w:val="14"/>
+                <w:szCs w:val="14"/>
+              </w:rPr>
+              <w:t xml:space="preserve">Source: CK-12</w:t>
+            </w:r>
+          </w:p>
+          <w:p>
+            <w:pPr>
+              <w:spacing w:after="10" w:before="0"/>
+              <w:ind w:left="120"/>
+            </w:pPr>
+            <w:hyperlink w:history="1" r:id="rIdvtfhtxd7xmr6weub53szp">
+              <w:r>
+                <w:rPr>
+                  <w:rFonts w:ascii="Arial" w:cs="Arial" w:eastAsia="Arial" w:hAnsi="Arial"/>
+                  <w:color w:val="595959"/>
+                  <w:sz w:val="14"/>
+                  <w:szCs w:val="14"/>
+                  <w:u w:val="single" w:color="595959"/>
+                </w:rPr>
+                <w:t xml:space="preserve">🔍 Search ARES for similar readings</w:t>
+              </w:r>
+            </w:hyperlink>
+          </w:p>
+        </w:tc>
+        <w:tc>
+          <w:tcPr>
+            <w:tcW w:type="dxa" w:w="3040"/>
+            <w:shd w:fill="FFFFFF" w:color="auto" w:val="clear"/>
+            <w:tcMar>
+              <w:top w:type="dxa" w:w="60"/>
+              <w:left w:type="dxa" w:w="120"/>
+              <w:bottom w:type="dxa" w:w="60"/>
+              <w:right w:type="dxa" w:w="120"/>
+            </w:tcMar>
+            <w:vAlign w:val="top"/>
+          </w:tcPr>
+          <w:p>
+            <w:pPr>
+              <w:spacing w:after="40" w:before="0"/>
+              <w:jc w:val="left"/>
+            </w:pPr>
+            <w:r>
+              <w:rPr>
+                <w:rFonts w:ascii="Arial" w:cs="Arial" w:eastAsia="Arial" w:hAnsi="Arial"/>
+                <w:b w:val="false"/>
+                <w:bCs w:val="false"/>
+                <w:i w:val="false"/>
+                <w:iCs w:val="false"/>
+                <w:color w:val="000000"/>
+                <w:sz w:val="18"/>
+                <w:szCs w:val="18"/>
+              </w:rPr>
+              <w:t xml:space="preserve">Learners see the eight phenomenon organisms (printed photos on the board or desk cards): goat, chicken, maize, mushroom, algae, bacteria, bean plant, mosquito. Individually they write a prediction: 'If scientists worldwide used the same system, how many big groups would these eight fall into, and which organisms would share a group? What characteristic would they use?' They Think-Pair-Share with a partner, then record a group prediction in their notebooks.</w:t>
+            </w:r>
+          </w:p>
+        </w:tc>
+        <w:tc>
+          <w:tcPr>
+            <w:tcW w:type="dxa" w:w="3040"/>
+            <w:shd w:fill="F2F2F2" w:color="auto" w:val="clear"/>
+            <w:tcMar>
+              <w:top w:type="dxa" w:w="60"/>
+              <w:left w:type="dxa" w:w="120"/>
+              <w:bottom w:type="dxa" w:w="60"/>
+              <w:right w:type="dxa" w:w="120"/>
+            </w:tcMar>
+            <w:vAlign w:val="top"/>
+          </w:tcPr>
+          <w:p>
+            <w:pPr>
+              <w:spacing w:after="40" w:before="0"/>
+              <w:jc w:val="left"/>
+            </w:pPr>
+            <w:r>
+              <w:rPr>
+                <w:rFonts w:ascii="Arial" w:cs="Arial" w:eastAsia="Arial" w:hAnsi="Arial"/>
+                <w:b w:val="false"/>
+                <w:bCs w:val="false"/>
+                <w:i w:val="false"/>
+                <w:iCs w:val="false"/>
+                <w:color w:val="000000"/>
+                <w:sz w:val="18"/>
+                <w:szCs w:val="18"/>
+              </w:rPr>
+              <w:t xml:space="preserve">Display the cards and say: 'Remember our first lesson, when your groups sorted these by colour, habitat and usefulness and every group was right, yet we could not share one system. Today we find out what scientists use instead.' Give 2 minutes of silent writing, then WAIT TIME of 10-15 seconds before pairing. Say: 'Turn to your partner and share your prediction and your reason.' Cold-call 4 pairs: 'What did your partner predict, and what characteristic did they use?' Record predictions on the board without judging; ask: 'Which characteristic could be checked by anyone, in any country?' Circle ideas such as cell structure and feeding.</w:t>
+            </w:r>
+          </w:p>
+        </w:tc>
+        <w:tc>
+          <w:tcPr>
+            <w:tcW w:type="dxa" w:w="3040"/>
+            <w:shd w:fill="FFFFFF" w:color="auto" w:val="clear"/>
+            <w:tcMar>
+              <w:top w:type="dxa" w:w="60"/>
+              <w:left w:type="dxa" w:w="120"/>
+              <w:bottom w:type="dxa" w:w="60"/>
+              <w:right w:type="dxa" w:w="120"/>
+            </w:tcMar>
+            <w:vAlign w:val="top"/>
+          </w:tcPr>
+          <w:p>
+            <w:pPr>
+              <w:spacing w:after="40" w:before="0"/>
+              <w:jc w:val="left"/>
+            </w:pPr>
+            <w:r>
+              <w:rPr>
+                <w:rFonts w:ascii="Arial" w:cs="Arial" w:eastAsia="Arial" w:hAnsi="Arial"/>
+                <w:b w:val="false"/>
+                <w:bCs w:val="false"/>
+                <w:i w:val="false"/>
+                <w:iCs w:val="false"/>
+                <w:color w:val="000000"/>
+                <w:sz w:val="18"/>
+                <w:szCs w:val="18"/>
+              </w:rPr>
+              <w:t xml:space="preserve">Predict-Observe-Explain with Think-Pair-Share: committing to a prediction makes learners aware of their existing ideas (often colour, size, habitat), so they notice when evidence contradicts or supports them later in the lesson.</w:t>
+            </w:r>
+          </w:p>
+        </w:tc>
+        <w:tc>
+          <w:tcPr>
+            <w:tcW w:type="dxa" w:w="3040"/>
+            <w:shd w:fill="F2F2F2" w:color="auto" w:val="clear"/>
+            <w:tcMar>
+              <w:top w:type="dxa" w:w="60"/>
+              <w:left w:type="dxa" w:w="120"/>
+              <w:bottom w:type="dxa" w:w="60"/>
+              <w:right w:type="dxa" w:w="120"/>
+            </w:tcMar>
+            <w:vAlign w:val="top"/>
+          </w:tcPr>
+          <w:p>
+            <w:pPr>
+              <w:spacing w:after="40" w:before="0"/>
+              <w:jc w:val="left"/>
+            </w:pPr>
+            <w:r>
+              <w:rPr>
+                <w:rFonts w:ascii="Arial" w:cs="Arial" w:eastAsia="Arial" w:hAnsi="Arial"/>
+                <w:b w:val="false"/>
+                <w:bCs w:val="false"/>
+                <w:i w:val="false"/>
+                <w:iCs w:val="false"/>
+                <w:color w:val="000000"/>
+                <w:sz w:val="18"/>
+                <w:szCs w:val="18"/>
+              </w:rPr>
+              <w:t xml:space="preserve">Oral questioning and observation: note how many pairs use observable structural or feeding characteristics versus appearance or usefulness. Indicator: at least half of pairs can name one characteristic that is not colour, size or usefulness. Record misconceptions (e.g. 'mushrooms are plants because they grow in soil') for revisiting in the Explain phase.</w:t>
+            </w:r>
+          </w:p>
+        </w:tc>
+      </w:tr>
+      <w:tr>
+        <w:tc>
+          <w:tcPr>
+            <w:tcW w:type="dxa" w:w="1520"/>
+            <w:shd w:fill="D9EEF1" w:color="auto" w:val="clear"/>
+            <w:tcMar>
+              <w:top w:type="dxa" w:w="60"/>
+              <w:left w:type="dxa" w:w="120"/>
+              <w:bottom w:type="dxa" w:w="60"/>
+              <w:right w:type="dxa" w:w="120"/>
+            </w:tcMar>
+            <w:vAlign w:val="top"/>
+          </w:tcPr>
+          <w:p>
+            <w:pPr>
+              <w:spacing w:after="40" w:before="0"/>
+              <w:jc w:val="left"/>
+            </w:pPr>
+            <w:r>
+              <w:rPr>
+                <w:rFonts w:ascii="Arial" w:cs="Arial" w:eastAsia="Arial" w:hAnsi="Arial"/>
+                <w:b/>
+                <w:bCs/>
+                <w:i w:val="false"/>
+                <w:iCs w:val="false"/>
+                <w:color w:val="000000"/>
+                <w:sz w:val="18"/>
+                <w:szCs w:val="18"/>
+              </w:rPr>
+              <w:t xml:space="preserve">Observe Phase</w:t>
+            </w:r>
+          </w:p>
+          <w:p>
+            <w:pPr>
+              <w:spacing w:after="20" w:before="0"/>
+            </w:pPr>
+            <w:r>
+              <w:rPr>
+                <w:rFonts w:ascii="Arial" w:cs="Arial" w:eastAsia="Arial" w:hAnsi="Arial"/>
+                <w:b/>
+                <w:bCs/>
+                <w:color w:val="1F3864"/>
+                <w:sz w:val="16"/>
+                <w:szCs w:val="16"/>
+              </w:rPr>
+              <w:t xml:space="preserve">📹 VIDEO:</w:t>
+            </w:r>
+          </w:p>
+          <w:p>
+            <w:pPr>
+              <w:spacing w:after="20" w:before="0"/>
+            </w:pPr>
+            <w:hyperlink w:history="1" r:id="rIdtmo5ykhpxnht2ume0akno">
+              <w:r>
+                <w:rPr>
+                  <w:rFonts w:ascii="Arial" w:cs="Arial" w:eastAsia="Arial" w:hAnsi="Arial"/>
+                  <w:color w:val="2E75B6"/>
+                  <w:sz w:val="16"/>
+                  <w:szCs w:val="16"/>
+                  <w:u w:val="single" w:color="2E75B6"/>
+                </w:rPr>
+                <w:t xml:space="preserve">Prokaryotic and eukaryotic cells</w:t>
+              </w:r>
+            </w:hyperlink>
+          </w:p>
+          <w:p>
+            <w:pPr>
+              <w:spacing w:after="10" w:before="0"/>
+              <w:ind w:left="120"/>
+            </w:pPr>
+            <w:r>
+              <w:rPr>
+                <w:rFonts w:ascii="Arial" w:cs="Arial" w:eastAsia="Arial" w:hAnsi="Arial"/>
+                <w:color w:val="595959"/>
+                <w:sz w:val="14"/>
+                <w:szCs w:val="14"/>
+              </w:rPr>
+              <w:t xml:space="preserve">Source: Khan Academy (English - US curriculum)</w:t>
+            </w:r>
+          </w:p>
+          <w:p>
+            <w:pPr>
+              <w:spacing w:after="10" w:before="0"/>
+              <w:ind w:left="120"/>
+            </w:pPr>
+            <w:hyperlink w:history="1" r:id="rIdwtzkogvzoozo-xohgysxz">
+              <w:r>
+                <w:rPr>
+                  <w:rFonts w:ascii="Arial" w:cs="Arial" w:eastAsia="Arial" w:hAnsi="Arial"/>
+                  <w:color w:val="595959"/>
+                  <w:sz w:val="14"/>
+                  <w:szCs w:val="14"/>
+                  <w:u w:val="single" w:color="595959"/>
+                </w:rPr>
+                <w:t xml:space="preserve">🔍 Search ARES for similar videos</w:t>
+              </w:r>
+            </w:hyperlink>
+          </w:p>
+          <w:p>
+            <w:pPr>
+              <w:spacing w:after="40" w:before="0"/>
+            </w:pPr>
+            <w:r>
+              <w:rPr>
+                <w:sz w:val="14"/>
+                <w:szCs w:val="14"/>
+              </w:rPr>
+              <w:t xml:space="preserve"/>
+            </w:r>
+          </w:p>
+          <w:p>
+            <w:pPr>
+              <w:spacing w:after="20" w:before="0"/>
+            </w:pPr>
+            <w:r>
+              <w:rPr>
+                <w:rFonts w:ascii="Arial" w:cs="Arial" w:eastAsia="Arial" w:hAnsi="Arial"/>
+                <w:b/>
+                <w:bCs/>
+                <w:color w:val="1F3864"/>
+                <w:sz w:val="16"/>
+                <w:szCs w:val="16"/>
+              </w:rPr>
+              <w:t xml:space="preserve">📖 HTML:</w:t>
+            </w:r>
+          </w:p>
+          <w:p>
+            <w:pPr>
+              <w:spacing w:after="20" w:before="0"/>
+            </w:pPr>
+            <w:hyperlink w:history="1" r:id="rIdzbez7vev83l0siler2ts-">
+              <w:r>
+                <w:rPr>
+                  <w:rFonts w:ascii="Arial" w:cs="Arial" w:eastAsia="Arial" w:hAnsi="Arial"/>
+                  <w:color w:val="2E75B6"/>
+                  <w:sz w:val="16"/>
+                  <w:szCs w:val="16"/>
+                  <w:u w:val="single" w:color="2E75B6"/>
+                </w:rPr>
+                <w:t xml:space="preserve">Autotrophs and Heterotrophs (Flexbook)</w:t>
+              </w:r>
+            </w:hyperlink>
+          </w:p>
+          <w:p>
+            <w:pPr>
+              <w:spacing w:after="10" w:before="0"/>
+              <w:ind w:left="120"/>
+            </w:pPr>
+            <w:r>
+              <w:rPr>
+                <w:rFonts w:ascii="Arial" w:cs="Arial" w:eastAsia="Arial" w:hAnsi="Arial"/>
+                <w:color w:val="595959"/>
+                <w:sz w:val="14"/>
+                <w:szCs w:val="14"/>
+              </w:rPr>
+              <w:t xml:space="preserve">Source: CK-12</w:t>
+            </w:r>
+          </w:p>
+          <w:p>
+            <w:pPr>
+              <w:spacing w:after="10" w:before="0"/>
+              <w:ind w:left="120"/>
+            </w:pPr>
+            <w:hyperlink w:history="1" r:id="rIdikhy9ip0slzxbs0ucn5lv">
+              <w:r>
+                <w:rPr>
+                  <w:rFonts w:ascii="Arial" w:cs="Arial" w:eastAsia="Arial" w:hAnsi="Arial"/>
+                  <w:color w:val="595959"/>
+                  <w:sz w:val="14"/>
+                  <w:szCs w:val="14"/>
+                  <w:u w:val="single" w:color="595959"/>
+                </w:rPr>
+                <w:t xml:space="preserve">🔍 Search ARES for similar readings</w:t>
+              </w:r>
+            </w:hyperlink>
+          </w:p>
+        </w:tc>
+        <w:tc>
+          <w:tcPr>
+            <w:tcW w:type="dxa" w:w="3040"/>
+            <w:shd w:fill="FFFFFF" w:color="auto" w:val="clear"/>
+            <w:tcMar>
+              <w:top w:type="dxa" w:w="60"/>
+              <w:left w:type="dxa" w:w="120"/>
+              <w:bottom w:type="dxa" w:w="60"/>
+              <w:right w:type="dxa" w:w="120"/>
+            </w:tcMar>
+            <w:vAlign w:val="top"/>
+          </w:tcPr>
+          <w:p>
+            <w:pPr>
+              <w:spacing w:after="40" w:before="0"/>
+              <w:jc w:val="left"/>
+            </w:pPr>
+            <w:r>
+              <w:rPr>
+                <w:rFonts w:ascii="Arial" w:cs="Arial" w:eastAsia="Arial" w:hAnsi="Arial"/>
+                <w:b w:val="false"/>
+                <w:bCs w:val="false"/>
+                <w:i w:val="false"/>
+                <w:iCs w:val="false"/>
+                <w:color w:val="000000"/>
+                <w:sz w:val="18"/>
+                <w:szCs w:val="18"/>
+              </w:rPr>
+              <w:t xml:space="preserve">Jigsaw Step 1 (expert groups, about 20 minutes): The class forms five expert groups, one per kingdom (Monera, Protoctista, Fungi, Plantae, Animalia). Each group receives a kingdom evidence pack: printed photographs or charts (the 'Classification' resource/textbook pages shared in groups), local specimens or prepared slides, and a video clip if electricity is available. Examples: Monera - photos of bacteria, cyanobacteria, and maziwa lala (fermented milk) as a product of bacteria; Protoctista - Spirogyra or green pond water from a jar, Amoeba and Paramecium prepared slides, algae from Lake Victoria; Fungi - bought mushroom, sealed bread mould, yeast used for mandazi dough, under a hand lens; Plantae - maize, bean plant, sukuma wiki, moss/fern; Animalia - goat, chicken, mosquito (preserved or pictures). Using a Kingdom Data Card, they record: cell type (prokaryotic or eukaryotic), cell organisation (unicellular, multicellular, colonial), cell wall present or absent and its material, mode of nutrition (autotrophic, heterotrophic, saprophytic, parasitic), and at least four examples, including one Kenyan example and its local name. Each member must be able to explain all the entries.</w:t>
+            </w:r>
+          </w:p>
+        </w:tc>
+        <w:tc>
+          <w:tcPr>
+            <w:tcW w:type="dxa" w:w="3040"/>
+            <w:shd w:fill="F2F2F2" w:color="auto" w:val="clear"/>
+            <w:tcMar>
+              <w:top w:type="dxa" w:w="60"/>
+              <w:left w:type="dxa" w:w="120"/>
+              <w:bottom w:type="dxa" w:w="60"/>
+              <w:right w:type="dxa" w:w="120"/>
+            </w:tcMar>
+            <w:vAlign w:val="top"/>
+          </w:tcPr>
+          <w:p>
+            <w:pPr>
+              <w:spacing w:after="40" w:before="0"/>
+              <w:jc w:val="left"/>
+            </w:pPr>
+            <w:r>
+              <w:rPr>
+                <w:rFonts w:ascii="Arial" w:cs="Arial" w:eastAsia="Arial" w:hAnsi="Arial"/>
+                <w:b w:val="false"/>
+                <w:bCs w:val="false"/>
+                <w:i w:val="false"/>
+                <w:iCs w:val="false"/>
+                <w:color w:val="000000"/>
+                <w:sz w:val="18"/>
+                <w:szCs w:val="18"/>
+              </w:rPr>
+              <w:t xml:space="preserve">Distribute packs and state: 'You are now the class experts on one kingdom. In 20 minutes each of you must be able to teach someone who has seen nothing about your kingdom.' Review safety: 'No tasting. Wash your hands after handling the mushroom and mould. Mould stays sealed in its bag.' Circulate to every group at least once, asking: 'What evidence on this card tells you the cell type?' and 'How does this organism get its food?' After a question WAIT 10-15 seconds before prompting. Prompt groups with unclear photos: 'What can you see with the hand lens that the photograph cannot show?' Support vocabulary with bilingual terms (e.g. fungi - kuvu, bacteria - bakteria, plants - mimea, animals - wanyama). Check that each member can summarise by cold-calling 2 learners per group: 'Explain your kingdom's nutrition in your own words.' Give a 2-minute warning.</w:t>
+            </w:r>
+          </w:p>
+        </w:tc>
+        <w:tc>
+          <w:tcPr>
+            <w:tcW w:type="dxa" w:w="3040"/>
+            <w:shd w:fill="FFFFFF" w:color="auto" w:val="clear"/>
+            <w:tcMar>
+              <w:top w:type="dxa" w:w="60"/>
+              <w:left w:type="dxa" w:w="120"/>
+              <w:bottom w:type="dxa" w:w="60"/>
+              <w:right w:type="dxa" w:w="120"/>
+            </w:tcMar>
+            <w:vAlign w:val="top"/>
+          </w:tcPr>
+          <w:p>
+            <w:pPr>
+              <w:spacing w:after="40" w:before="0"/>
+              <w:jc w:val="left"/>
+            </w:pPr>
+            <w:r>
+              <w:rPr>
+                <w:rFonts w:ascii="Arial" w:cs="Arial" w:eastAsia="Arial" w:hAnsi="Arial"/>
+                <w:b w:val="false"/>
+                <w:bCs w:val="false"/>
+                <w:i w:val="false"/>
+                <w:iCs w:val="false"/>
+                <w:color w:val="000000"/>
+                <w:sz w:val="18"/>
+                <w:szCs w:val="18"/>
+              </w:rPr>
+              <w:t xml:space="preserve">Group investigation with evidence from multiple sources (specimens, pictures, charts, video) builds the shared categories for the kingdom data. The Kingdom Data Card forces learners to move from looking at organisms to identifying the underlying characteristics used in classification. Making every member an expert (individual accountability) prepares for peer teaching.</w:t>
+            </w:r>
+          </w:p>
+        </w:tc>
+        <w:tc>
+          <w:tcPr>
+            <w:tcW w:type="dxa" w:w="3040"/>
+            <w:shd w:fill="F2F2F2" w:color="auto" w:val="clear"/>
+            <w:tcMar>
+              <w:top w:type="dxa" w:w="60"/>
+              <w:left w:type="dxa" w:w="120"/>
+              <w:bottom w:type="dxa" w:w="60"/>
+              <w:right w:type="dxa" w:w="120"/>
+            </w:tcMar>
+            <w:vAlign w:val="top"/>
+          </w:tcPr>
+          <w:p>
+            <w:pPr>
+              <w:spacing w:after="40" w:before="0"/>
+              <w:jc w:val="left"/>
+            </w:pPr>
+            <w:r>
+              <w:rPr>
+                <w:rFonts w:ascii="Arial" w:cs="Arial" w:eastAsia="Arial" w:hAnsi="Arial"/>
+                <w:b w:val="false"/>
+                <w:bCs w:val="false"/>
+                <w:i w:val="false"/>
+                <w:iCs w:val="false"/>
+                <w:color w:val="000000"/>
+                <w:sz w:val="18"/>
+                <w:szCs w:val="18"/>
+              </w:rPr>
+              <w:t xml:space="preserve">Observation of group work with a checklist: (1) every member contributes data, (2) cell type, organisation and nutrition are recorded correctly for at least 3 examples, (3) learners use terms such as prokaryotic, eukaryotic, autotroph, heterotroph. Oral questioning during circulation. Indicator: each group's data card has no blank cells and includes one Kenyan example. Cold-called learners explain the data using evidence from the specimen or picture, not guesses.</w:t>
+            </w:r>
+          </w:p>
+        </w:tc>
+      </w:tr>
+      <w:tr>
+        <w:tc>
+          <w:tcPr>
+            <w:tcW w:type="dxa" w:w="1520"/>
+            <w:shd w:fill="E2EFDA" w:color="auto" w:val="clear"/>
+            <w:tcMar>
+              <w:top w:type="dxa" w:w="60"/>
+              <w:left w:type="dxa" w:w="120"/>
+              <w:bottom w:type="dxa" w:w="60"/>
+              <w:right w:type="dxa" w:w="120"/>
+            </w:tcMar>
+            <w:vAlign w:val="top"/>
+          </w:tcPr>
+          <w:p>
+            <w:pPr>
+              <w:spacing w:after="40" w:before="0"/>
+              <w:jc w:val="left"/>
+            </w:pPr>
+            <w:r>
+              <w:rPr>
+                <w:rFonts w:ascii="Arial" w:cs="Arial" w:eastAsia="Arial" w:hAnsi="Arial"/>
+                <w:b/>
+                <w:bCs/>
+                <w:i w:val="false"/>
+                <w:iCs w:val="false"/>
+                <w:color w:val="000000"/>
+                <w:sz w:val="18"/>
+                <w:szCs w:val="18"/>
+              </w:rPr>
+              <w:t xml:space="preserve">Explain Phase</w:t>
+            </w:r>
+          </w:p>
+          <w:p>
+            <w:pPr>
+              <w:spacing w:after="20" w:before="0"/>
+            </w:pPr>
+            <w:r>
+              <w:rPr>
+                <w:rFonts w:ascii="Arial" w:cs="Arial" w:eastAsia="Arial" w:hAnsi="Arial"/>
+                <w:b/>
+                <w:bCs/>
+                <w:color w:val="1F3864"/>
+                <w:sz w:val="16"/>
+                <w:szCs w:val="16"/>
+              </w:rPr>
+              <w:t xml:space="preserve">📹 VIDEO:</w:t>
+            </w:r>
+          </w:p>
+          <w:p>
+            <w:pPr>
+              <w:spacing w:after="20" w:before="0"/>
+            </w:pPr>
+            <w:hyperlink w:history="1" r:id="rIduskga0zc21dbi-9vfqcho">
               <w:r>
                 <w:rPr>
                   <w:rFonts w:ascii="Arial" w:cs="Arial" w:eastAsia="Arial" w:hAnsi="Arial"/>
@@ -20411,6 +21408,22 @@
           </w:p>
           <w:p>
             <w:pPr>
+              <w:spacing w:after="20" w:before="0"/>
+            </w:pPr>
+            <w:r>
+              <w:rPr>
+                <w:rFonts w:ascii="Arial" w:cs="Arial" w:eastAsia="Arial" w:hAnsi="Arial"/>
+                <w:i/>
+                <w:iCs/>
+                <w:color w:val="595959"/>
+                <w:sz w:val="16"/>
+                <w:szCs w:val="16"/>
+              </w:rPr>
+              <w:t xml:space="preserve">Related topic: not an exact match for this lesson.</w:t>
+            </w:r>
+          </w:p>
+          <w:p>
+            <w:pPr>
               <w:spacing w:after="10" w:before="0"/>
               <w:ind w:left="120"/>
             </w:pPr>
@@ -20429,7 +21442,7 @@
               <w:spacing w:after="10" w:before="0"/>
               <w:ind w:left="120"/>
             </w:pPr>
-            <w:hyperlink w:history="1" r:id="rIdhedsswbor_kvscguoqi0v">
+            <w:hyperlink w:history="1" r:id="rIdlcn3fxrb41siknbkhaioo">
               <w:r>
                 <w:rPr>
                   <w:rFonts w:ascii="Arial" w:cs="Arial" w:eastAsia="Arial" w:hAnsi="Arial"/>
@@ -20467,8 +21480,25 @@
                 <w:sz w:val="16"/>
                 <w:szCs w:val="16"/>
               </w:rPr>
-              <w:t xml:space="preserve">📖 READING:</w:t>
-            </w:r>
+              <w:t xml:space="preserve">📖 EXERCISE:</w:t>
+            </w:r>
+          </w:p>
+          <w:p>
+            <w:pPr>
+              <w:spacing w:after="20" w:before="0"/>
+            </w:pPr>
+            <w:hyperlink w:history="1" r:id="rIdva6tbbwjcdmsahevacr3_">
+              <w:r>
+                <w:rPr>
+                  <w:rFonts w:ascii="Arial" w:cs="Arial" w:eastAsia="Arial" w:hAnsi="Arial"/>
+                  <w:color w:val="2E75B6"/>
+                  <w:sz w:val="16"/>
+                  <w:szCs w:val="16"/>
+                  <w:u w:val="single" w:color="2E75B6"/>
+                </w:rPr>
+                <w:t xml:space="preserve">Prokaryotes and eukaryotes</w:t>
+              </w:r>
+            </w:hyperlink>
           </w:p>
           <w:p>
             <w:pPr>
@@ -20483,7 +21513,7 @@
                 <w:sz w:val="16"/>
                 <w:szCs w:val="16"/>
               </w:rPr>
-              <w:t xml:space="preserve">No closely matching reading in the ARES library for this activity.</w:t>
+              <w:t xml:space="preserve">Related topic: not an exact match for this lesson.</w:t>
             </w:r>
           </w:p>
           <w:p>
@@ -20491,7 +21521,22 @@
               <w:spacing w:after="10" w:before="0"/>
               <w:ind w:left="120"/>
             </w:pPr>
-            <w:hyperlink w:history="1" r:id="rIdlqqhbqmb1uzrbedig-rc3">
+            <w:r>
+              <w:rPr>
+                <w:rFonts w:ascii="Arial" w:cs="Arial" w:eastAsia="Arial" w:hAnsi="Arial"/>
+                <w:color w:val="595959"/>
+                <w:sz w:val="14"/>
+                <w:szCs w:val="14"/>
+              </w:rPr>
+              <w:t xml:space="preserve">Source: Khan Academy (English - US curriculum)</w:t>
+            </w:r>
+          </w:p>
+          <w:p>
+            <w:pPr>
+              <w:spacing w:after="10" w:before="0"/>
+              <w:ind w:left="120"/>
+            </w:pPr>
+            <w:hyperlink w:history="1" r:id="rIdmigwqh5p9yisrwrtbq7m4">
               <w:r>
                 <w:rPr>
                   <w:rFonts w:ascii="Arial" w:cs="Arial" w:eastAsia="Arial" w:hAnsi="Arial"/>
@@ -20500,25 +21545,10 @@
                   <w:szCs w:val="14"/>
                   <w:u w:val="single" w:color="595959"/>
                 </w:rPr>
-                <w:t xml:space="preserve">🔍 Search ARES for readings</w:t>
+                <w:t xml:space="preserve">🔍 Search ARES for similar readings</w:t>
               </w:r>
             </w:hyperlink>
           </w:p>
-          <w:p>
-            <w:pPr>
-              <w:spacing w:after="10" w:before="0"/>
-              <w:ind w:left="120"/>
-            </w:pPr>
-            <w:r>
-              <w:rPr>
-                <w:rFonts w:ascii="Arial" w:cs="Arial" w:eastAsia="Arial" w:hAnsi="Arial"/>
-                <w:color w:val="595959"/>
-                <w:sz w:val="14"/>
-                <w:szCs w:val="14"/>
-              </w:rPr>
-              <w:t xml:space="preserve">Search terms: taxonomy five kingdoms monera</w:t>
-            </w:r>
-          </w:p>
         </w:tc>
         <w:tc>
           <w:tcPr>
@@ -20548,7 +21578,7 @@
                 <w:sz w:val="18"/>
                 <w:szCs w:val="18"/>
               </w:rPr>
-              <w:t xml:space="preserve">Learners see the eight phenomenon organisms (printed photos on the board or desk cards): goat, chicken, maize, mushroom, algae, bacteria, bean plant, mosquito. Individually they write a prediction: 'If scientists worldwide used the same system, how many big groups would these eight fall into, and which organisms would share a group? What characteristic would they use?' They Think-Pair-Share with a partner, then record a group prediction in their notebooks.</w:t>
+              <w:t xml:space="preserve">Jigsaw Step 2 (teaching groups, about 20 minutes): Learners regroup into mixed jigsaw groups of five, each containing one expert from each kingdom. Each expert teaches their kingdom in 3 minutes using the data card and a specimen or picture while others complete a master comparison table with columns: kingdom, cell type, cell organisation, cell wall, nutrition, examples. Learners then use Claim-Evidence-Reasoning on the eight phenomenon organisms: 'Claim: the mushroom belongs in Kingdom ___. Evidence: ___. Reasoning: because ___.' They must resolve the debate about the mushroom (grows in soil but is heterotrophic, cell wall of chitin, not a plant) and algae (not a plant despite being green, in Protoctista). They then do a card sort of the eight organisms into the five kingdoms and justify disagreements politely, listening to differing views.</w:t>
             </w:r>
           </w:p>
         </w:tc>
@@ -20580,7 +21610,7 @@
                 <w:sz w:val="18"/>
                 <w:szCs w:val="18"/>
               </w:rPr>
-              <w:t xml:space="preserve">Display the cards and say: 'Remember our first lesson, when your groups sorted these by colour, habitat and usefulness and every group was right, yet we could not share one system. Today we find out what scientists use instead.' Give 2 minutes of silent writing, then WAIT TIME of 10-15 seconds before pairing. Say: 'Turn to your partner and share your prediction and your reason.' Cold-call 4 pairs: 'What did your partner predict, and what characteristic did they use?' Record predictions on the board without judging; ask: 'Which characteristic could be checked by anyone, in any country?' Circle ideas such as cell structure and feeding.</w:t>
+              <w:t xml:space="preserve">Say: 'Experts, you are now the teachers. Listeners, you will complete the table and ask at least one question.' Time each 3-minute turn. During teaching circulate and listen for accuracy. Pose: 'The mushroom grows from the soil next to the maize plant. Why is it not a plant?' WAIT 10-15 seconds, then ask for a Claim-Evidence-Reasoning response from 3 cold-called learners. Ask: 'Algae are green and live in water like Spirogyra in Lake Victoria. Does being green make them plants? What evidence would you need?' Correct errors with questions instead of answers: 'Which column of your table contradicts that?' Highlight respect for varying opinions: 'Challenge the idea, not the person.' Ask: 'How does this single system fix the problem we had when the goat, chicken and mosquito had different names and groupings?' Cold-call 4 learners for final placement of the eight organisms.</w:t>
             </w:r>
           </w:p>
         </w:tc>
@@ -20612,7 +21642,7 @@
                 <w:sz w:val="18"/>
                 <w:szCs w:val="18"/>
               </w:rPr>
-              <w:t xml:space="preserve">Predict-Observe-Explain with Think-Pair-Share: committing to a prediction makes learners aware of their existing ideas (often colour, size, habitat), so they notice when evidence contradicts or supports them later in the lesson.</w:t>
+              <w:t xml:space="preserve">Jigsaw and peer teaching require learners to explain concepts to others, strengthening understanding. Claim-Evidence-Reasoning ties each placement to observable characteristics, shifting from opinion (colour, usefulness) to evidence-based argument. Discussion and debate on borderline cases (mushroom, algae) highlights why shared characteristics, not appearance, define kingdoms. Card sorting makes the final classification concrete.</w:t>
             </w:r>
           </w:p>
         </w:tc>
@@ -20644,7 +21674,7 @@
                 <w:sz w:val="18"/>
                 <w:szCs w:val="18"/>
               </w:rPr>
-              <w:t xml:space="preserve">Oral questioning and observation: note how many pairs use observable structural or feeding characteristics versus appearance or usefulness. Indicator: at least half of pairs can name one characteristic that is not colour, size or usefulness. Record misconceptions (e.g. 'mushrooms are plants because they grow in soil') for revisiting in the Explain phase.</w:t>
+              <w:t xml:space="preserve">Peer assessment: listeners rate their expert (accurate, clear, used evidence) with a tick-scale and one comment. Worksheet: completed comparison table checked for accuracy. Classification card activity: indicator - at least 7 of the 8 organisms placed correctly with a CER statement mentioning cell type or nutrition. Short quiz (3 questions, e.g. 'Which two kingdoms are made of prokaryotic cells?' Actually only one: Monera; 'Name an autotroph from Kingdom Protoctista'; 'Why is a mushroom not a plant?'). Record learners who still rely on colour or habitat.</w:t>
             </w:r>
           </w:p>
         </w:tc>
@@ -20653,32 +21683,32 @@
         <w:tc>
           <w:tcPr>
             <w:tcW w:type="dxa" w:w="1520"/>
-            <w:shd w:fill="D9EEF1" w:color="auto" w:val="clear"/>
-            <w:tcMar>
-              <w:top w:type="dxa" w:w="60"/>
-              <w:left w:type="dxa" w:w="120"/>
-              <w:bottom w:type="dxa" w:w="60"/>
-              <w:right w:type="dxa" w:w="120"/>
-            </w:tcMar>
-            <w:vAlign w:val="top"/>
-          </w:tcPr>
-          <w:p>
-            <w:pPr>
-              <w:spacing w:after="40" w:before="0"/>
-              <w:jc w:val="left"/>
-            </w:pPr>
-            <w:r>
-              <w:rPr>
-                <w:rFonts w:ascii="Arial" w:cs="Arial" w:eastAsia="Arial" w:hAnsi="Arial"/>
-                <w:b/>
-                <w:bCs/>
-                <w:i w:val="false"/>
-                <w:iCs w:val="false"/>
-                <w:color w:val="000000"/>
-                <w:sz w:val="18"/>
-                <w:szCs w:val="18"/>
-              </w:rPr>
-              <w:t xml:space="preserve">Observe Phase</w:t>
+            <w:shd w:fill="FCE4D6" w:color="auto" w:val="clear"/>
+            <w:tcMar>
+              <w:top w:type="dxa" w:w="60"/>
+              <w:left w:type="dxa" w:w="120"/>
+              <w:bottom w:type="dxa" w:w="60"/>
+              <w:right w:type="dxa" w:w="120"/>
+            </w:tcMar>
+            <w:vAlign w:val="top"/>
+          </w:tcPr>
+          <w:p>
+            <w:pPr>
+              <w:spacing w:after="40" w:before="0"/>
+              <w:jc w:val="left"/>
+            </w:pPr>
+            <w:r>
+              <w:rPr>
+                <w:rFonts w:ascii="Arial" w:cs="Arial" w:eastAsia="Arial" w:hAnsi="Arial"/>
+                <w:b/>
+                <w:bCs/>
+                <w:i w:val="false"/>
+                <w:iCs w:val="false"/>
+                <w:color w:val="000000"/>
+                <w:sz w:val="18"/>
+                <w:szCs w:val="18"/>
+              </w:rPr>
+              <w:t xml:space="preserve">Driving Question Board (DQB) Creation</w:t>
             </w:r>
           </w:p>
           <w:p>
@@ -20701,7 +21731,7 @@
             <w:pPr>
               <w:spacing w:after="20" w:before="0"/>
             </w:pPr>
-            <w:hyperlink w:history="1" r:id="rIdoiakx3usd3gcwf6a9iild">
+            <w:hyperlink w:history="1" r:id="rIdhwfua2epzie8v8hq77qb9">
               <w:r>
                 <w:rPr>
                   <w:rFonts w:ascii="Arial" w:cs="Arial" w:eastAsia="Arial" w:hAnsi="Arial"/>
@@ -20710,7 +21740,7 @@
                   <w:szCs w:val="16"/>
                   <w:u w:val="single" w:color="2E75B6"/>
                 </w:rPr>
-                <w:t xml:space="preserve">Cells and organisms</w:t>
+                <w:t xml:space="preserve">Prokaryotic and eukaryotic cells</w:t>
               </w:r>
             </w:hyperlink>
           </w:p>
@@ -20734,7 +21764,7 @@
               <w:spacing w:after="10" w:before="0"/>
               <w:ind w:left="120"/>
             </w:pPr>
-            <w:hyperlink w:history="1" r:id="rIdtuldclfut9uz9u4t8olas">
+            <w:hyperlink w:history="1" r:id="rId_5utx2xxvyoq0e6nafteg">
               <w:r>
                 <w:rPr>
                   <w:rFonts w:ascii="Arial" w:cs="Arial" w:eastAsia="Arial" w:hAnsi="Arial"/>
@@ -20772,8 +21802,25 @@
                 <w:sz w:val="16"/>
                 <w:szCs w:val="16"/>
               </w:rPr>
-              <w:t xml:space="preserve">📖 READING:</w:t>
-            </w:r>
+              <w:t xml:space="preserve">📖 EXERCISE:</w:t>
+            </w:r>
+          </w:p>
+          <w:p>
+            <w:pPr>
+              <w:spacing w:after="20" w:before="0"/>
+            </w:pPr>
+            <w:hyperlink w:history="1" r:id="rIdj_1slffuotljlxpblpq6s">
+              <w:r>
+                <w:rPr>
+                  <w:rFonts w:ascii="Arial" w:cs="Arial" w:eastAsia="Arial" w:hAnsi="Arial"/>
+                  <w:color w:val="2E75B6"/>
+                  <w:sz w:val="16"/>
+                  <w:szCs w:val="16"/>
+                  <w:u w:val="single" w:color="2E75B6"/>
+                </w:rPr>
+                <w:t xml:space="preserve">Autotrophs and Heterotrophs Practice</w:t>
+              </w:r>
+            </w:hyperlink>
           </w:p>
           <w:p>
             <w:pPr>
@@ -20788,7 +21835,7 @@
                 <w:sz w:val="16"/>
                 <w:szCs w:val="16"/>
               </w:rPr>
-              <w:t xml:space="preserve">No closely matching reading in the ARES library for this activity.</w:t>
+              <w:t xml:space="preserve">Related topic: not an exact match for this lesson.</w:t>
             </w:r>
           </w:p>
           <w:p>
@@ -20796,7 +21843,22 @@
               <w:spacing w:after="10" w:before="0"/>
               <w:ind w:left="120"/>
             </w:pPr>
-            <w:hyperlink w:history="1" r:id="rId00tk_ghqawittpfankzex">
+            <w:r>
+              <w:rPr>
+                <w:rFonts w:ascii="Arial" w:cs="Arial" w:eastAsia="Arial" w:hAnsi="Arial"/>
+                <w:color w:val="595959"/>
+                <w:sz w:val="14"/>
+                <w:szCs w:val="14"/>
+              </w:rPr>
+              <w:t xml:space="preserve">Source: CK-12</w:t>
+            </w:r>
+          </w:p>
+          <w:p>
+            <w:pPr>
+              <w:spacing w:after="10" w:before="0"/>
+              <w:ind w:left="120"/>
+            </w:pPr>
+            <w:hyperlink w:history="1" r:id="rIdu37xuufgutwx0rbp7yhnm">
               <w:r>
                 <w:rPr>
                   <w:rFonts w:ascii="Arial" w:cs="Arial" w:eastAsia="Arial" w:hAnsi="Arial"/>
@@ -20805,25 +21867,10 @@
                   <w:szCs w:val="14"/>
                   <w:u w:val="single" w:color="595959"/>
                 </w:rPr>
-                <w:t xml:space="preserve">🔍 Search ARES for readings</w:t>
+                <w:t xml:space="preserve">🔍 Search ARES for similar readings</w:t>
               </w:r>
             </w:hyperlink>
           </w:p>
-          <w:p>
-            <w:pPr>
-              <w:spacing w:after="10" w:before="0"/>
-              <w:ind w:left="120"/>
-            </w:pPr>
-            <w:r>
-              <w:rPr>
-                <w:rFonts w:ascii="Arial" w:cs="Arial" w:eastAsia="Arial" w:hAnsi="Arial"/>
-                <w:color w:val="595959"/>
-                <w:sz w:val="14"/>
-                <w:szCs w:val="14"/>
-              </w:rPr>
-              <w:t xml:space="preserve">Search terms: taxonomy five kingdoms monera</w:t>
-            </w:r>
-          </w:p>
         </w:tc>
         <w:tc>
           <w:tcPr>
@@ -20853,7 +21900,7 @@
                 <w:sz w:val="18"/>
                 <w:szCs w:val="18"/>
               </w:rPr>
-              <w:t xml:space="preserve">Jigsaw Step 1 (expert groups, about 20 minutes): The class forms five expert groups, one per kingdom (Monera, Protoctista, Fungi, Plantae, Animalia). Each group receives a kingdom evidence pack: printed photographs or charts (the 'Classification' resource/textbook pages shared in groups), local specimens or prepared slides, and a video clip if electricity is available. Examples: Monera - photos of bacteria, cyanobacteria, and maziwa lala (fermented milk) as a product of bacteria; Protoctista - Spirogyra or green pond water from a jar, Amoeba and Paramecium prepared slides, algae from Lake Victoria; Fungi - bought mushroom, sealed bread mould, yeast used for mandazi dough, under a hand lens; Plantae - maize, bean plant, sukuma wiki, moss/fern; Animalia - goat, chicken, mosquito (preserved or pictures). Using a Kingdom Data Card, they record: cell type (prokaryotic or eukaryotic), cell organisation (unicellular, multicellular, colonial), cell wall present or absent and its material, mode of nutrition (autotrophic, heterotrophic, saprophytic, parasitic), and at least four examples, including one Kenyan example and its local name. Each member must be able to explain all the entries.</w:t>
+              <w:t xml:space="preserve">Learners gather at the DQB (chart paper or wall space). Using sticky notes they (1) add answers or evidence to earlier questions, e.g. 'How can we organise living organisms so everyone can study them the same way?' with 'Five kingdoms by cell type, organisation and nutrition'; (2) add new questions arising from the lesson such as 'Where do viruses belong?', 'Can we classify an organism we have never seen?', 'Why are some protoctists plant-like and others animal-like?', 'How are kingdoms divided into smaller groups?'. Groups place the Kenyan examples they found next to the matching questions. A Gallery Walk lets groups read and star the questions they consider most important.</w:t>
             </w:r>
           </w:p>
         </w:tc>
@@ -20885,7 +21932,7 @@
                 <w:sz w:val="18"/>
                 <w:szCs w:val="18"/>
               </w:rPr>
-              <w:t xml:space="preserve">Distribute packs and state: 'You are now the class experts on one kingdom. In 20 minutes each of you must be able to teach someone who has seen nothing about your kingdom.' Review safety: 'No tasting. Wash your hands after handling the mushroom and mould. Mould stays sealed in its bag.' Circulate to every group at least once, asking: 'What evidence on this card tells you the cell type?' and 'How does this organism get its food?' After a question WAIT 10-15 seconds before prompting. Prompt groups with unclear photos: 'What can you see with the hand lens that the photograph cannot show?' Support vocabulary with bilingual terms (e.g. fungi - kuvu, bacteria - bakteria, plants - mimea, animals - wanyama). Check that each member can summarise by cold-calling 2 learners per group: 'Explain your kingdom's nutrition in your own words.' Give a 2-minute warning.</w:t>
+              <w:t xml:space="preserve">Say: 'Look at our Driving Question Board. Which of our earlier questions can we now answer with evidence from today?' WAIT 10-15 seconds. Cold-call 3 learners to move a note and justify it. Ask: 'What new questions has the five-kingdom system raised for you?' Give 3 minutes for writing, then a 5-minute Gallery Walk: 'Walk around, star two questions you think we must solve next.' Highlight the question for the next lesson: 'Can we use the characteristics we have discovered to classify unfamiliar organisms into the correct kingdom?' Link to Kenyan context: 'If a scientist at KEMRI or the National Museums of Kenya finds an unknown organism in the Rift Valley, how could the five characteristics help?'</w:t>
             </w:r>
           </w:p>
         </w:tc>
@@ -20917,7 +21964,7 @@
                 <w:sz w:val="18"/>
                 <w:szCs w:val="18"/>
               </w:rPr>
-              <w:t xml:space="preserve">Group investigation with evidence from multiple sources (specimens, pictures, charts, video) builds the shared categories for the kingdom data. The Kingdom Data Card forces learners to move from looking at organisms to identifying the underlying characteristics used in classification. Making every member an expert (individual accountability) prepares for peer teaching.</w:t>
+              <w:t xml:space="preserve">The Driving Question Board makes learning visible: learners connect new evidence to the central problem of a shared classification system and see how each lesson builds on the previous ones. Gallery Walk lets learners read peers' ideas and collectively prioritise questions, giving ownership of the next inquiry.</w:t>
             </w:r>
           </w:p>
         </w:tc>
@@ -20949,7 +21996,7 @@
                 <w:sz w:val="18"/>
                 <w:szCs w:val="18"/>
               </w:rPr>
-              <w:t xml:space="preserve">Observation of group work with a checklist: (1) every member contributes data, (2) cell type, organisation and nutrition are recorded correctly for at least 3 examples, (3) learners use terms such as prokaryotic, eukaryotic, autotroph, heterotroph. Oral questioning during circulation. Indicator: each group's data card has no blank cells and includes one Kenyan example. Cold-called learners explain the data using evidence from the specimen or picture, not guesses.</w:t>
+              <w:t xml:space="preserve">Observation of DQB contributions and sticky notes. Indicator: at least one note per group links kingdom characteristics (not appearance) to the driving question; new questions show curiosity about unfamiliar or borderline organisms. Exit ticket (one slip each): 'Write one characteristic used to group organisms into kingdoms and one question you still have.' Collect for planning the next lesson.</w:t>
             </w:r>
           </w:p>
         </w:tc>
@@ -20958,32 +22005,32 @@
         <w:tc>
           <w:tcPr>
             <w:tcW w:type="dxa" w:w="1520"/>
-            <w:shd w:fill="E2EFDA" w:color="auto" w:val="clear"/>
-            <w:tcMar>
-              <w:top w:type="dxa" w:w="60"/>
-              <w:left w:type="dxa" w:w="120"/>
-              <w:bottom w:type="dxa" w:w="60"/>
-              <w:right w:type="dxa" w:w="120"/>
-            </w:tcMar>
-            <w:vAlign w:val="top"/>
-          </w:tcPr>
-          <w:p>
-            <w:pPr>
-              <w:spacing w:after="40" w:before="0"/>
-              <w:jc w:val="left"/>
-            </w:pPr>
-            <w:r>
-              <w:rPr>
-                <w:rFonts w:ascii="Arial" w:cs="Arial" w:eastAsia="Arial" w:hAnsi="Arial"/>
-                <w:b/>
-                <w:bCs/>
-                <w:i w:val="false"/>
-                <w:iCs w:val="false"/>
-                <w:color w:val="000000"/>
-                <w:sz w:val="18"/>
-                <w:szCs w:val="18"/>
-              </w:rPr>
-              <w:t xml:space="preserve">Explain Phase</w:t>
+            <w:shd w:fill="D5E8F0" w:color="auto" w:val="clear"/>
+            <w:tcMar>
+              <w:top w:type="dxa" w:w="60"/>
+              <w:left w:type="dxa" w:w="120"/>
+              <w:bottom w:type="dxa" w:w="60"/>
+              <w:right w:type="dxa" w:w="120"/>
+            </w:tcMar>
+            <w:vAlign w:val="top"/>
+          </w:tcPr>
+          <w:p>
+            <w:pPr>
+              <w:spacing w:after="40" w:before="0"/>
+              <w:jc w:val="left"/>
+            </w:pPr>
+            <w:r>
+              <w:rPr>
+                <w:rFonts w:ascii="Arial" w:cs="Arial" w:eastAsia="Arial" w:hAnsi="Arial"/>
+                <w:b/>
+                <w:bCs/>
+                <w:i w:val="false"/>
+                <w:iCs w:val="false"/>
+                <w:color w:val="000000"/>
+                <w:sz w:val="18"/>
+                <w:szCs w:val="18"/>
+              </w:rPr>
+              <w:t xml:space="preserve">Model Building Phase</w:t>
             </w:r>
           </w:p>
           <w:p>
@@ -21006,7 +22053,7 @@
             <w:pPr>
               <w:spacing w:after="20" w:before="0"/>
             </w:pPr>
-            <w:hyperlink w:history="1" r:id="rIdwqmnh0xm0bfr4thvb8vt9">
+            <w:hyperlink w:history="1" r:id="rId7izhnugdhvj4j6kptby0g">
               <w:r>
                 <w:rPr>
                   <w:rFonts w:ascii="Arial" w:cs="Arial" w:eastAsia="Arial" w:hAnsi="Arial"/>
@@ -21015,7 +22062,7 @@
                   <w:szCs w:val="16"/>
                   <w:u w:val="single" w:color="2E75B6"/>
                 </w:rPr>
-                <w:t xml:space="preserve">Cells and organisms</w:t>
+                <w:t xml:space="preserve">Prokaryotic and eukaryotic cells</w:t>
               </w:r>
             </w:hyperlink>
           </w:p>
@@ -21039,7 +22086,7 @@
               <w:spacing w:after="10" w:before="0"/>
               <w:ind w:left="120"/>
             </w:pPr>
-            <w:hyperlink w:history="1" r:id="rIdizg9xfrtjs3k91zzm8630">
+            <w:hyperlink w:history="1" r:id="rIdnk7j4vjjkvm2ok8x7b6ln">
               <w:r>
                 <w:rPr>
                   <w:rFonts w:ascii="Arial" w:cs="Arial" w:eastAsia="Arial" w:hAnsi="Arial"/>
@@ -21077,31 +22124,47 @@
                 <w:sz w:val="16"/>
                 <w:szCs w:val="16"/>
               </w:rPr>
-              <w:t xml:space="preserve">📖 READING:</w:t>
+              <w:t xml:space="preserve">📖 HTML:</w:t>
             </w:r>
           </w:p>
           <w:p>
             <w:pPr>
               <w:spacing w:after="20" w:before="0"/>
             </w:pPr>
-            <w:r>
-              <w:rPr>
-                <w:rFonts w:ascii="Arial" w:cs="Arial" w:eastAsia="Arial" w:hAnsi="Arial"/>
-                <w:i/>
-                <w:iCs/>
-                <w:color w:val="595959"/>
-                <w:sz w:val="16"/>
-                <w:szCs w:val="16"/>
-              </w:rPr>
-              <w:t xml:space="preserve">No closely matching reading in the ARES library for this activity.</w:t>
-            </w:r>
+            <w:hyperlink w:history="1" r:id="rIdngautln6ux9dkdffcibbr">
+              <w:r>
+                <w:rPr>
+                  <w:rFonts w:ascii="Arial" w:cs="Arial" w:eastAsia="Arial" w:hAnsi="Arial"/>
+                  <w:color w:val="2E75B6"/>
+                  <w:sz w:val="16"/>
+                  <w:szCs w:val="16"/>
+                  <w:u w:val="single" w:color="2E75B6"/>
+                </w:rPr>
+                <w:t xml:space="preserve">Autotrophs and Heterotrophs (Flexbook)</w:t>
+              </w:r>
+            </w:hyperlink>
           </w:p>
           <w:p>
             <w:pPr>
               <w:spacing w:after="10" w:before="0"/>
               <w:ind w:left="120"/>
             </w:pPr>
-            <w:hyperlink w:history="1" r:id="rIdpczoqk8_mrfxwyl7nw8vs">
+            <w:r>
+              <w:rPr>
+                <w:rFonts w:ascii="Arial" w:cs="Arial" w:eastAsia="Arial" w:hAnsi="Arial"/>
+                <w:color w:val="595959"/>
+                <w:sz w:val="14"/>
+                <w:szCs w:val="14"/>
+              </w:rPr>
+              <w:t xml:space="preserve">Source: CK-12</w:t>
+            </w:r>
+          </w:p>
+          <w:p>
+            <w:pPr>
+              <w:spacing w:after="10" w:before="0"/>
+              <w:ind w:left="120"/>
+            </w:pPr>
+            <w:hyperlink w:history="1" r:id="rIdwejbd4pdkmpotmd9pihuj">
               <w:r>
                 <w:rPr>
                   <w:rFonts w:ascii="Arial" w:cs="Arial" w:eastAsia="Arial" w:hAnsi="Arial"/>
@@ -21110,634 +22173,9 @@
                   <w:szCs w:val="14"/>
                   <w:u w:val="single" w:color="595959"/>
                 </w:rPr>
-                <w:t xml:space="preserve">🔍 Search ARES for readings</w:t>
+                <w:t xml:space="preserve">🔍 Search ARES for similar readings</w:t>
               </w:r>
             </w:hyperlink>
-          </w:p>
-          <w:p>
-            <w:pPr>
-              <w:spacing w:after="10" w:before="0"/>
-              <w:ind w:left="120"/>
-            </w:pPr>
-            <w:r>
-              <w:rPr>
-                <w:rFonts w:ascii="Arial" w:cs="Arial" w:eastAsia="Arial" w:hAnsi="Arial"/>
-                <w:color w:val="595959"/>
-                <w:sz w:val="14"/>
-                <w:szCs w:val="14"/>
-              </w:rPr>
-              <w:t xml:space="preserve">Search terms: taxonomy five kingdoms monera</w:t>
-            </w:r>
-          </w:p>
-        </w:tc>
-        <w:tc>
-          <w:tcPr>
-            <w:tcW w:type="dxa" w:w="3040"/>
-            <w:shd w:fill="FFFFFF" w:color="auto" w:val="clear"/>
-            <w:tcMar>
-              <w:top w:type="dxa" w:w="60"/>
-              <w:left w:type="dxa" w:w="120"/>
-              <w:bottom w:type="dxa" w:w="60"/>
-              <w:right w:type="dxa" w:w="120"/>
-            </w:tcMar>
-            <w:vAlign w:val="top"/>
-          </w:tcPr>
-          <w:p>
-            <w:pPr>
-              <w:spacing w:after="40" w:before="0"/>
-              <w:jc w:val="left"/>
-            </w:pPr>
-            <w:r>
-              <w:rPr>
-                <w:rFonts w:ascii="Arial" w:cs="Arial" w:eastAsia="Arial" w:hAnsi="Arial"/>
-                <w:b w:val="false"/>
-                <w:bCs w:val="false"/>
-                <w:i w:val="false"/>
-                <w:iCs w:val="false"/>
-                <w:color w:val="000000"/>
-                <w:sz w:val="18"/>
-                <w:szCs w:val="18"/>
-              </w:rPr>
-              <w:t xml:space="preserve">Jigsaw Step 2 (teaching groups, about 20 minutes): Learners regroup into mixed jigsaw groups of five, each containing one expert from each kingdom. Each expert teaches their kingdom in 3 minutes using the data card and a specimen or picture while others complete a master comparison table with columns: kingdom, cell type, cell organisation, cell wall, nutrition, examples. Learners then use Claim-Evidence-Reasoning on the eight phenomenon organisms: 'Claim: the mushroom belongs in Kingdom ___. Evidence: ___. Reasoning: because ___.' They must resolve the debate about the mushroom (grows in soil but is heterotrophic, cell wall of chitin, not a plant) and algae (not a plant despite being green, in Protoctista). They then do a card sort of the eight organisms into the five kingdoms and justify disagreements politely, listening to differing views.</w:t>
-            </w:r>
-          </w:p>
-        </w:tc>
-        <w:tc>
-          <w:tcPr>
-            <w:tcW w:type="dxa" w:w="3040"/>
-            <w:shd w:fill="F2F2F2" w:color="auto" w:val="clear"/>
-            <w:tcMar>
-              <w:top w:type="dxa" w:w="60"/>
-              <w:left w:type="dxa" w:w="120"/>
-              <w:bottom w:type="dxa" w:w="60"/>
-              <w:right w:type="dxa" w:w="120"/>
-            </w:tcMar>
-            <w:vAlign w:val="top"/>
-          </w:tcPr>
-          <w:p>
-            <w:pPr>
-              <w:spacing w:after="40" w:before="0"/>
-              <w:jc w:val="left"/>
-            </w:pPr>
-            <w:r>
-              <w:rPr>
-                <w:rFonts w:ascii="Arial" w:cs="Arial" w:eastAsia="Arial" w:hAnsi="Arial"/>
-                <w:b w:val="false"/>
-                <w:bCs w:val="false"/>
-                <w:i w:val="false"/>
-                <w:iCs w:val="false"/>
-                <w:color w:val="000000"/>
-                <w:sz w:val="18"/>
-                <w:szCs w:val="18"/>
-              </w:rPr>
-              <w:t xml:space="preserve">Say: 'Experts, you are now the teachers. Listeners, you will complete the table and ask at least one question.' Time each 3-minute turn. During teaching circulate and listen for accuracy. Pose: 'The mushroom grows from the soil next to the maize plant. Why is it not a plant?' WAIT 10-15 seconds, then ask for a Claim-Evidence-Reasoning response from 3 cold-called learners. Ask: 'Algae are green and live in water like Spirogyra in Lake Victoria. Does being green make them plants? What evidence would you need?' Correct errors with questions instead of answers: 'Which column of your table contradicts that?' Highlight respect for varying opinions: 'Challenge the idea, not the person.' Ask: 'How does this single system fix the problem we had when the goat, chicken and mosquito had different names and groupings?' Cold-call 4 learners for final placement of the eight organisms.</w:t>
-            </w:r>
-          </w:p>
-        </w:tc>
-        <w:tc>
-          <w:tcPr>
-            <w:tcW w:type="dxa" w:w="3040"/>
-            <w:shd w:fill="FFFFFF" w:color="auto" w:val="clear"/>
-            <w:tcMar>
-              <w:top w:type="dxa" w:w="60"/>
-              <w:left w:type="dxa" w:w="120"/>
-              <w:bottom w:type="dxa" w:w="60"/>
-              <w:right w:type="dxa" w:w="120"/>
-            </w:tcMar>
-            <w:vAlign w:val="top"/>
-          </w:tcPr>
-          <w:p>
-            <w:pPr>
-              <w:spacing w:after="40" w:before="0"/>
-              <w:jc w:val="left"/>
-            </w:pPr>
-            <w:r>
-              <w:rPr>
-                <w:rFonts w:ascii="Arial" w:cs="Arial" w:eastAsia="Arial" w:hAnsi="Arial"/>
-                <w:b w:val="false"/>
-                <w:bCs w:val="false"/>
-                <w:i w:val="false"/>
-                <w:iCs w:val="false"/>
-                <w:color w:val="000000"/>
-                <w:sz w:val="18"/>
-                <w:szCs w:val="18"/>
-              </w:rPr>
-              <w:t xml:space="preserve">Jigsaw and peer teaching require learners to explain concepts to others, strengthening understanding. Claim-Evidence-Reasoning ties each placement to observable characteristics, shifting from opinion (colour, usefulness) to evidence-based argument. Discussion and debate on borderline cases (mushroom, algae) highlights why shared characteristics, not appearance, define kingdoms. Card sorting makes the final classification concrete.</w:t>
-            </w:r>
-          </w:p>
-        </w:tc>
-        <w:tc>
-          <w:tcPr>
-            <w:tcW w:type="dxa" w:w="3040"/>
-            <w:shd w:fill="F2F2F2" w:color="auto" w:val="clear"/>
-            <w:tcMar>
-              <w:top w:type="dxa" w:w="60"/>
-              <w:left w:type="dxa" w:w="120"/>
-              <w:bottom w:type="dxa" w:w="60"/>
-              <w:right w:type="dxa" w:w="120"/>
-            </w:tcMar>
-            <w:vAlign w:val="top"/>
-          </w:tcPr>
-          <w:p>
-            <w:pPr>
-              <w:spacing w:after="40" w:before="0"/>
-              <w:jc w:val="left"/>
-            </w:pPr>
-            <w:r>
-              <w:rPr>
-                <w:rFonts w:ascii="Arial" w:cs="Arial" w:eastAsia="Arial" w:hAnsi="Arial"/>
-                <w:b w:val="false"/>
-                <w:bCs w:val="false"/>
-                <w:i w:val="false"/>
-                <w:iCs w:val="false"/>
-                <w:color w:val="000000"/>
-                <w:sz w:val="18"/>
-                <w:szCs w:val="18"/>
-              </w:rPr>
-              <w:t xml:space="preserve">Peer assessment: listeners rate their expert (accurate, clear, used evidence) with a tick-scale and one comment. Worksheet: completed comparison table checked for accuracy. Classification card activity: indicator - at least 7 of the 8 organisms placed correctly with a CER statement mentioning cell type or nutrition. Short quiz (3 questions, e.g. 'Which two kingdoms are made of prokaryotic cells?' Actually only one: Monera; 'Name an autotroph from Kingdom Protoctista'; 'Why is a mushroom not a plant?'). Record learners who still rely on colour or habitat.</w:t>
-            </w:r>
-          </w:p>
-        </w:tc>
-      </w:tr>
-      <w:tr>
-        <w:tc>
-          <w:tcPr>
-            <w:tcW w:type="dxa" w:w="1520"/>
-            <w:shd w:fill="FCE4D6" w:color="auto" w:val="clear"/>
-            <w:tcMar>
-              <w:top w:type="dxa" w:w="60"/>
-              <w:left w:type="dxa" w:w="120"/>
-              <w:bottom w:type="dxa" w:w="60"/>
-              <w:right w:type="dxa" w:w="120"/>
-            </w:tcMar>
-            <w:vAlign w:val="top"/>
-          </w:tcPr>
-          <w:p>
-            <w:pPr>
-              <w:spacing w:after="40" w:before="0"/>
-              <w:jc w:val="left"/>
-            </w:pPr>
-            <w:r>
-              <w:rPr>
-                <w:rFonts w:ascii="Arial" w:cs="Arial" w:eastAsia="Arial" w:hAnsi="Arial"/>
-                <w:b/>
-                <w:bCs/>
-                <w:i w:val="false"/>
-                <w:iCs w:val="false"/>
-                <w:color w:val="000000"/>
-                <w:sz w:val="18"/>
-                <w:szCs w:val="18"/>
-              </w:rPr>
-              <w:t xml:space="preserve">Driving Question Board (DQB) Creation</w:t>
-            </w:r>
-          </w:p>
-          <w:p>
-            <w:pPr>
-              <w:spacing w:after="20" w:before="0"/>
-            </w:pPr>
-            <w:r>
-              <w:rPr>
-                <w:rFonts w:ascii="Arial" w:cs="Arial" w:eastAsia="Arial" w:hAnsi="Arial"/>
-                <w:b/>
-                <w:bCs/>
-                <w:color w:val="1F3864"/>
-                <w:sz w:val="16"/>
-                <w:szCs w:val="16"/>
-              </w:rPr>
-              <w:t xml:space="preserve">📹 VIDEO:</w:t>
-            </w:r>
-          </w:p>
-          <w:p>
-            <w:pPr>
-              <w:spacing w:after="20" w:before="0"/>
-            </w:pPr>
-            <w:hyperlink w:history="1" r:id="rIddcakjebbss-tlcdtww_gh">
-              <w:r>
-                <w:rPr>
-                  <w:rFonts w:ascii="Arial" w:cs="Arial" w:eastAsia="Arial" w:hAnsi="Arial"/>
-                  <w:color w:val="2E75B6"/>
-                  <w:sz w:val="16"/>
-                  <w:szCs w:val="16"/>
-                  <w:u w:val="single" w:color="2E75B6"/>
-                </w:rPr>
-                <w:t xml:space="preserve">Cells and organisms</w:t>
-              </w:r>
-            </w:hyperlink>
-          </w:p>
-          <w:p>
-            <w:pPr>
-              <w:spacing w:after="10" w:before="0"/>
-              <w:ind w:left="120"/>
-            </w:pPr>
-            <w:r>
-              <w:rPr>
-                <w:rFonts w:ascii="Arial" w:cs="Arial" w:eastAsia="Arial" w:hAnsi="Arial"/>
-                <w:color w:val="595959"/>
-                <w:sz w:val="14"/>
-                <w:szCs w:val="14"/>
-              </w:rPr>
-              <w:t xml:space="preserve">Source: Khan Academy (English - US curriculum)</w:t>
-            </w:r>
-          </w:p>
-          <w:p>
-            <w:pPr>
-              <w:spacing w:after="10" w:before="0"/>
-              <w:ind w:left="120"/>
-            </w:pPr>
-            <w:hyperlink w:history="1" r:id="rIdxb265edxok_vvuvqsi8y5">
-              <w:r>
-                <w:rPr>
-                  <w:rFonts w:ascii="Arial" w:cs="Arial" w:eastAsia="Arial" w:hAnsi="Arial"/>
-                  <w:color w:val="595959"/>
-                  <w:sz w:val="14"/>
-                  <w:szCs w:val="14"/>
-                  <w:u w:val="single" w:color="595959"/>
-                </w:rPr>
-                <w:t xml:space="preserve">🔍 Search ARES for similar videos</w:t>
-              </w:r>
-            </w:hyperlink>
-          </w:p>
-          <w:p>
-            <w:pPr>
-              <w:spacing w:after="40" w:before="0"/>
-            </w:pPr>
-            <w:r>
-              <w:rPr>
-                <w:sz w:val="14"/>
-                <w:szCs w:val="14"/>
-              </w:rPr>
-              <w:t xml:space="preserve"/>
-            </w:r>
-          </w:p>
-          <w:p>
-            <w:pPr>
-              <w:spacing w:after="20" w:before="0"/>
-            </w:pPr>
-            <w:r>
-              <w:rPr>
-                <w:rFonts w:ascii="Arial" w:cs="Arial" w:eastAsia="Arial" w:hAnsi="Arial"/>
-                <w:b/>
-                <w:bCs/>
-                <w:color w:val="1F3864"/>
-                <w:sz w:val="16"/>
-                <w:szCs w:val="16"/>
-              </w:rPr>
-              <w:t xml:space="preserve">📖 READING:</w:t>
-            </w:r>
-          </w:p>
-          <w:p>
-            <w:pPr>
-              <w:spacing w:after="20" w:before="0"/>
-            </w:pPr>
-            <w:r>
-              <w:rPr>
-                <w:rFonts w:ascii="Arial" w:cs="Arial" w:eastAsia="Arial" w:hAnsi="Arial"/>
-                <w:i/>
-                <w:iCs/>
-                <w:color w:val="595959"/>
-                <w:sz w:val="16"/>
-                <w:szCs w:val="16"/>
-              </w:rPr>
-              <w:t xml:space="preserve">No closely matching reading in the ARES library for this activity.</w:t>
-            </w:r>
-          </w:p>
-          <w:p>
-            <w:pPr>
-              <w:spacing w:after="10" w:before="0"/>
-              <w:ind w:left="120"/>
-            </w:pPr>
-            <w:hyperlink w:history="1" r:id="rIdj_bn7k9h0nzap6zpxfcdy">
-              <w:r>
-                <w:rPr>
-                  <w:rFonts w:ascii="Arial" w:cs="Arial" w:eastAsia="Arial" w:hAnsi="Arial"/>
-                  <w:color w:val="595959"/>
-                  <w:sz w:val="14"/>
-                  <w:szCs w:val="14"/>
-                  <w:u w:val="single" w:color="595959"/>
-                </w:rPr>
-                <w:t xml:space="preserve">🔍 Search ARES for readings</w:t>
-              </w:r>
-            </w:hyperlink>
-          </w:p>
-          <w:p>
-            <w:pPr>
-              <w:spacing w:after="10" w:before="0"/>
-              <w:ind w:left="120"/>
-            </w:pPr>
-            <w:r>
-              <w:rPr>
-                <w:rFonts w:ascii="Arial" w:cs="Arial" w:eastAsia="Arial" w:hAnsi="Arial"/>
-                <w:color w:val="595959"/>
-                <w:sz w:val="14"/>
-                <w:szCs w:val="14"/>
-              </w:rPr>
-              <w:t xml:space="preserve">Search terms: taxonomy five kingdoms monera</w:t>
-            </w:r>
-          </w:p>
-        </w:tc>
-        <w:tc>
-          <w:tcPr>
-            <w:tcW w:type="dxa" w:w="3040"/>
-            <w:shd w:fill="FFFFFF" w:color="auto" w:val="clear"/>
-            <w:tcMar>
-              <w:top w:type="dxa" w:w="60"/>
-              <w:left w:type="dxa" w:w="120"/>
-              <w:bottom w:type="dxa" w:w="60"/>
-              <w:right w:type="dxa" w:w="120"/>
-            </w:tcMar>
-            <w:vAlign w:val="top"/>
-          </w:tcPr>
-          <w:p>
-            <w:pPr>
-              <w:spacing w:after="40" w:before="0"/>
-              <w:jc w:val="left"/>
-            </w:pPr>
-            <w:r>
-              <w:rPr>
-                <w:rFonts w:ascii="Arial" w:cs="Arial" w:eastAsia="Arial" w:hAnsi="Arial"/>
-                <w:b w:val="false"/>
-                <w:bCs w:val="false"/>
-                <w:i w:val="false"/>
-                <w:iCs w:val="false"/>
-                <w:color w:val="000000"/>
-                <w:sz w:val="18"/>
-                <w:szCs w:val="18"/>
-              </w:rPr>
-              <w:t xml:space="preserve">Learners gather at the DQB (chart paper or wall space). Using sticky notes they (1) add answers or evidence to earlier questions, e.g. 'How can we organise living organisms so everyone can study them the same way?' with 'Five kingdoms by cell type, organisation and nutrition'; (2) add new questions arising from the lesson such as 'Where do viruses belong?', 'Can we classify an organism we have never seen?', 'Why are some protoctists plant-like and others animal-like?', 'How are kingdoms divided into smaller groups?'. Groups place the Kenyan examples they found next to the matching questions. A Gallery Walk lets groups read and star the questions they consider most important.</w:t>
-            </w:r>
-          </w:p>
-        </w:tc>
-        <w:tc>
-          <w:tcPr>
-            <w:tcW w:type="dxa" w:w="3040"/>
-            <w:shd w:fill="F2F2F2" w:color="auto" w:val="clear"/>
-            <w:tcMar>
-              <w:top w:type="dxa" w:w="60"/>
-              <w:left w:type="dxa" w:w="120"/>
-              <w:bottom w:type="dxa" w:w="60"/>
-              <w:right w:type="dxa" w:w="120"/>
-            </w:tcMar>
-            <w:vAlign w:val="top"/>
-          </w:tcPr>
-          <w:p>
-            <w:pPr>
-              <w:spacing w:after="40" w:before="0"/>
-              <w:jc w:val="left"/>
-            </w:pPr>
-            <w:r>
-              <w:rPr>
-                <w:rFonts w:ascii="Arial" w:cs="Arial" w:eastAsia="Arial" w:hAnsi="Arial"/>
-                <w:b w:val="false"/>
-                <w:bCs w:val="false"/>
-                <w:i w:val="false"/>
-                <w:iCs w:val="false"/>
-                <w:color w:val="000000"/>
-                <w:sz w:val="18"/>
-                <w:szCs w:val="18"/>
-              </w:rPr>
-              <w:t xml:space="preserve">Say: 'Look at our Driving Question Board. Which of our earlier questions can we now answer with evidence from today?' WAIT 10-15 seconds. Cold-call 3 learners to move a note and justify it. Ask: 'What new questions has the five-kingdom system raised for you?' Give 3 minutes for writing, then a 5-minute Gallery Walk: 'Walk around, star two questions you think we must solve next.' Highlight the question for the next lesson: 'Can we use the characteristics we have discovered to classify unfamiliar organisms into the correct kingdom?' Link to Kenyan context: 'If a scientist at KEMRI or the National Museums of Kenya finds an unknown organism in the Rift Valley, how could the five characteristics help?'</w:t>
-            </w:r>
-          </w:p>
-        </w:tc>
-        <w:tc>
-          <w:tcPr>
-            <w:tcW w:type="dxa" w:w="3040"/>
-            <w:shd w:fill="FFFFFF" w:color="auto" w:val="clear"/>
-            <w:tcMar>
-              <w:top w:type="dxa" w:w="60"/>
-              <w:left w:type="dxa" w:w="120"/>
-              <w:bottom w:type="dxa" w:w="60"/>
-              <w:right w:type="dxa" w:w="120"/>
-            </w:tcMar>
-            <w:vAlign w:val="top"/>
-          </w:tcPr>
-          <w:p>
-            <w:pPr>
-              <w:spacing w:after="40" w:before="0"/>
-              <w:jc w:val="left"/>
-            </w:pPr>
-            <w:r>
-              <w:rPr>
-                <w:rFonts w:ascii="Arial" w:cs="Arial" w:eastAsia="Arial" w:hAnsi="Arial"/>
-                <w:b w:val="false"/>
-                <w:bCs w:val="false"/>
-                <w:i w:val="false"/>
-                <w:iCs w:val="false"/>
-                <w:color w:val="000000"/>
-                <w:sz w:val="18"/>
-                <w:szCs w:val="18"/>
-              </w:rPr>
-              <w:t xml:space="preserve">The Driving Question Board makes learning visible: learners connect new evidence to the central problem of a shared classification system and see how each lesson builds on the previous ones. Gallery Walk lets learners read peers' ideas and collectively prioritise questions, giving ownership of the next inquiry.</w:t>
-            </w:r>
-          </w:p>
-        </w:tc>
-        <w:tc>
-          <w:tcPr>
-            <w:tcW w:type="dxa" w:w="3040"/>
-            <w:shd w:fill="F2F2F2" w:color="auto" w:val="clear"/>
-            <w:tcMar>
-              <w:top w:type="dxa" w:w="60"/>
-              <w:left w:type="dxa" w:w="120"/>
-              <w:bottom w:type="dxa" w:w="60"/>
-              <w:right w:type="dxa" w:w="120"/>
-            </w:tcMar>
-            <w:vAlign w:val="top"/>
-          </w:tcPr>
-          <w:p>
-            <w:pPr>
-              <w:spacing w:after="40" w:before="0"/>
-              <w:jc w:val="left"/>
-            </w:pPr>
-            <w:r>
-              <w:rPr>
-                <w:rFonts w:ascii="Arial" w:cs="Arial" w:eastAsia="Arial" w:hAnsi="Arial"/>
-                <w:b w:val="false"/>
-                <w:bCs w:val="false"/>
-                <w:i w:val="false"/>
-                <w:iCs w:val="false"/>
-                <w:color w:val="000000"/>
-                <w:sz w:val="18"/>
-                <w:szCs w:val="18"/>
-              </w:rPr>
-              <w:t xml:space="preserve">Observation of DQB contributions and sticky notes. Indicator: at least one note per group links kingdom characteristics (not appearance) to the driving question; new questions show curiosity about unfamiliar or borderline organisms. Exit ticket (one slip each): 'Write one characteristic used to group organisms into kingdoms and one question you still have.' Collect for planning the next lesson.</w:t>
-            </w:r>
-          </w:p>
-        </w:tc>
-      </w:tr>
-      <w:tr>
-        <w:tc>
-          <w:tcPr>
-            <w:tcW w:type="dxa" w:w="1520"/>
-            <w:shd w:fill="D5E8F0" w:color="auto" w:val="clear"/>
-            <w:tcMar>
-              <w:top w:type="dxa" w:w="60"/>
-              <w:left w:type="dxa" w:w="120"/>
-              <w:bottom w:type="dxa" w:w="60"/>
-              <w:right w:type="dxa" w:w="120"/>
-            </w:tcMar>
-            <w:vAlign w:val="top"/>
-          </w:tcPr>
-          <w:p>
-            <w:pPr>
-              <w:spacing w:after="40" w:before="0"/>
-              <w:jc w:val="left"/>
-            </w:pPr>
-            <w:r>
-              <w:rPr>
-                <w:rFonts w:ascii="Arial" w:cs="Arial" w:eastAsia="Arial" w:hAnsi="Arial"/>
-                <w:b/>
-                <w:bCs/>
-                <w:i w:val="false"/>
-                <w:iCs w:val="false"/>
-                <w:color w:val="000000"/>
-                <w:sz w:val="18"/>
-                <w:szCs w:val="18"/>
-              </w:rPr>
-              <w:t xml:space="preserve">Model Building Phase</w:t>
-            </w:r>
-          </w:p>
-          <w:p>
-            <w:pPr>
-              <w:spacing w:after="20" w:before="0"/>
-            </w:pPr>
-            <w:r>
-              <w:rPr>
-                <w:rFonts w:ascii="Arial" w:cs="Arial" w:eastAsia="Arial" w:hAnsi="Arial"/>
-                <w:b/>
-                <w:bCs/>
-                <w:color w:val="1F3864"/>
-                <w:sz w:val="16"/>
-                <w:szCs w:val="16"/>
-              </w:rPr>
-              <w:t xml:space="preserve">📹 VIDEO:</w:t>
-            </w:r>
-          </w:p>
-          <w:p>
-            <w:pPr>
-              <w:spacing w:after="20" w:before="0"/>
-            </w:pPr>
-            <w:hyperlink w:history="1" r:id="rIdn63j_g2vjziiwc5as1k9z">
-              <w:r>
-                <w:rPr>
-                  <w:rFonts w:ascii="Arial" w:cs="Arial" w:eastAsia="Arial" w:hAnsi="Arial"/>
-                  <w:color w:val="2E75B6"/>
-                  <w:sz w:val="16"/>
-                  <w:szCs w:val="16"/>
-                  <w:u w:val="single" w:color="2E75B6"/>
-                </w:rPr>
-                <w:t xml:space="preserve">Cells and organisms</w:t>
-              </w:r>
-            </w:hyperlink>
-          </w:p>
-          <w:p>
-            <w:pPr>
-              <w:spacing w:after="10" w:before="0"/>
-              <w:ind w:left="120"/>
-            </w:pPr>
-            <w:r>
-              <w:rPr>
-                <w:rFonts w:ascii="Arial" w:cs="Arial" w:eastAsia="Arial" w:hAnsi="Arial"/>
-                <w:color w:val="595959"/>
-                <w:sz w:val="14"/>
-                <w:szCs w:val="14"/>
-              </w:rPr>
-              <w:t xml:space="preserve">Source: Khan Academy (English - US curriculum)</w:t>
-            </w:r>
-          </w:p>
-          <w:p>
-            <w:pPr>
-              <w:spacing w:after="10" w:before="0"/>
-              <w:ind w:left="120"/>
-            </w:pPr>
-            <w:hyperlink w:history="1" r:id="rIdzqr-kparmpw8y1kykdm3a">
-              <w:r>
-                <w:rPr>
-                  <w:rFonts w:ascii="Arial" w:cs="Arial" w:eastAsia="Arial" w:hAnsi="Arial"/>
-                  <w:color w:val="595959"/>
-                  <w:sz w:val="14"/>
-                  <w:szCs w:val="14"/>
-                  <w:u w:val="single" w:color="595959"/>
-                </w:rPr>
-                <w:t xml:space="preserve">🔍 Search ARES for similar videos</w:t>
-              </w:r>
-            </w:hyperlink>
-          </w:p>
-          <w:p>
-            <w:pPr>
-              <w:spacing w:after="40" w:before="0"/>
-            </w:pPr>
-            <w:r>
-              <w:rPr>
-                <w:sz w:val="14"/>
-                <w:szCs w:val="14"/>
-              </w:rPr>
-              <w:t xml:space="preserve"/>
-            </w:r>
-          </w:p>
-          <w:p>
-            <w:pPr>
-              <w:spacing w:after="20" w:before="0"/>
-            </w:pPr>
-            <w:r>
-              <w:rPr>
-                <w:rFonts w:ascii="Arial" w:cs="Arial" w:eastAsia="Arial" w:hAnsi="Arial"/>
-                <w:b/>
-                <w:bCs/>
-                <w:color w:val="1F3864"/>
-                <w:sz w:val="16"/>
-                <w:szCs w:val="16"/>
-              </w:rPr>
-              <w:t xml:space="preserve">📖 READING:</w:t>
-            </w:r>
-          </w:p>
-          <w:p>
-            <w:pPr>
-              <w:spacing w:after="20" w:before="0"/>
-            </w:pPr>
-            <w:r>
-              <w:rPr>
-                <w:rFonts w:ascii="Arial" w:cs="Arial" w:eastAsia="Arial" w:hAnsi="Arial"/>
-                <w:i/>
-                <w:iCs/>
-                <w:color w:val="595959"/>
-                <w:sz w:val="16"/>
-                <w:szCs w:val="16"/>
-              </w:rPr>
-              <w:t xml:space="preserve">No closely matching reading in the ARES library for this activity.</w:t>
-            </w:r>
-          </w:p>
-          <w:p>
-            <w:pPr>
-              <w:spacing w:after="10" w:before="0"/>
-              <w:ind w:left="120"/>
-            </w:pPr>
-            <w:hyperlink w:history="1" r:id="rId5kpo2nz-icqzhooilfqtv">
-              <w:r>
-                <w:rPr>
-                  <w:rFonts w:ascii="Arial" w:cs="Arial" w:eastAsia="Arial" w:hAnsi="Arial"/>
-                  <w:color w:val="595959"/>
-                  <w:sz w:val="14"/>
-                  <w:szCs w:val="14"/>
-                  <w:u w:val="single" w:color="595959"/>
-                </w:rPr>
-                <w:t xml:space="preserve">🔍 Search ARES for readings</w:t>
-              </w:r>
-            </w:hyperlink>
-          </w:p>
-          <w:p>
-            <w:pPr>
-              <w:spacing w:after="10" w:before="0"/>
-              <w:ind w:left="120"/>
-            </w:pPr>
-            <w:r>
-              <w:rPr>
-                <w:rFonts w:ascii="Arial" w:cs="Arial" w:eastAsia="Arial" w:hAnsi="Arial"/>
-                <w:color w:val="595959"/>
-                <w:sz w:val="14"/>
-                <w:szCs w:val="14"/>
-              </w:rPr>
-              <w:t xml:space="preserve">Search terms: taxonomy five kingdoms monera</w:t>
-            </w:r>
           </w:p>
         </w:tc>
         <w:tc>
@@ -22238,7 +22676,7 @@
         </w:rPr>
         <w:t xml:space="preserve">© 2026 SeaVuria and ARES. Aligned with KICD objectives. Developed by SeaVuria; technical implementation by ARES (with AI assistance from Claude). Licensed under </w:t>
       </w:r>
-      <w:hyperlink w:history="1" r:id="rIdqcztugquv6co6x49jxsuc">
+      <w:hyperlink w:history="1" r:id="rIdvbck7rppp9gcb_vyxlyk9">
         <w:r>
           <w:rPr>
             <w:rFonts w:ascii="Arial" w:cs="Arial" w:eastAsia="Arial" w:hAnsi="Arial"/>
@@ -22259,7 +22697,7 @@
         </w:rPr>
         <w:t xml:space="preserve"> (</w:t>
       </w:r>
-      <w:hyperlink w:history="1" r:id="rIdtognkmhjj_xagq_avmdlz">
+      <w:hyperlink w:history="1" r:id="rIdsalytnspdpii8cn5hqrop">
         <w:r>
           <w:rPr>
             <w:rFonts w:ascii="Arial" w:cs="Arial" w:eastAsia="Arial" w:hAnsi="Arial"/>
@@ -23272,7 +23710,7 @@
             <w:pPr>
               <w:spacing w:after="20" w:before="0"/>
             </w:pPr>
-            <w:hyperlink w:history="1" r:id="rIdosbsrgnlhcsl75jq6mlqe">
+            <w:hyperlink w:history="1" r:id="rIdr-diajhpnpgckcpetg-bx">
               <w:r>
                 <w:rPr>
                   <w:rFonts w:ascii="Arial" w:cs="Arial" w:eastAsia="Arial" w:hAnsi="Arial"/>
@@ -23281,9 +23719,25 @@
                   <w:szCs w:val="16"/>
                   <w:u w:val="single" w:color="2E75B6"/>
                 </w:rPr>
-                <w:t xml:space="preserve">Alkyl halide nomenclature and classification</w:t>
+                <w:t xml:space="preserve">24 Six Kingdoms Of Classification</w:t>
               </w:r>
             </w:hyperlink>
+          </w:p>
+          <w:p>
+            <w:pPr>
+              <w:spacing w:after="20" w:before="0"/>
+            </w:pPr>
+            <w:r>
+              <w:rPr>
+                <w:rFonts w:ascii="Arial" w:cs="Arial" w:eastAsia="Arial" w:hAnsi="Arial"/>
+                <w:i/>
+                <w:iCs/>
+                <w:color w:val="595959"/>
+                <w:sz w:val="16"/>
+                <w:szCs w:val="16"/>
+              </w:rPr>
+              <w:t xml:space="preserve">Related topic: not an exact match for this lesson.</w:t>
+            </w:r>
           </w:p>
           <w:p>
             <w:pPr>
@@ -23297,7 +23751,7 @@
                 <w:sz w:val="14"/>
                 <w:szCs w:val="14"/>
               </w:rPr>
-              <w:t xml:space="preserve">Source: Khan Academy (English - US curriculum)</w:t>
+              <w:t xml:space="preserve">Source: Seavuria</w:t>
             </w:r>
           </w:p>
           <w:p>
@@ -23305,7 +23759,7 @@
               <w:spacing w:after="10" w:before="0"/>
               <w:ind w:left="120"/>
             </w:pPr>
-            <w:hyperlink w:history="1" r:id="rIdapva4hk1jipms222vpgml">
+            <w:hyperlink w:history="1" r:id="rIdv6vedmr0fdib8j2orbxl6">
               <w:r>
                 <w:rPr>
                   <w:rFonts w:ascii="Arial" w:cs="Arial" w:eastAsia="Arial" w:hAnsi="Arial"/>
@@ -23350,7 +23804,7 @@
             <w:pPr>
               <w:spacing w:after="20" w:before="0"/>
             </w:pPr>
-            <w:hyperlink w:history="1" r:id="rId8jebfd3ne-v7rb7yewll5">
+            <w:hyperlink w:history="1" r:id="rId7udjxttsz7o-xbijntxl3">
               <w:r>
                 <w:rPr>
                   <w:rFonts w:ascii="Arial" w:cs="Arial" w:eastAsia="Arial" w:hAnsi="Arial"/>
@@ -23359,7 +23813,7 @@
                   <w:szCs w:val="16"/>
                   <w:u w:val="single" w:color="2E75B6"/>
                 </w:rPr>
-                <w:t xml:space="preserve">Fungi Classification (Flexbook)</w:t>
+                <w:t xml:space="preserve">Prokaryote Classification (Flexbook)</w:t>
               </w:r>
             </w:hyperlink>
           </w:p>
@@ -23383,7 +23837,7 @@
               <w:spacing w:after="10" w:before="0"/>
               <w:ind w:left="120"/>
             </w:pPr>
-            <w:hyperlink w:history="1" r:id="rId78_vjfuayoqgnbrxdmmu9">
+            <w:hyperlink w:history="1" r:id="rIdf24sofhqrrvprgie-54bi">
               <w:r>
                 <w:rPr>
                   <w:rFonts w:ascii="Arial" w:cs="Arial" w:eastAsia="Arial" w:hAnsi="Arial"/>
@@ -23578,7 +24032,329 @@
             <w:pPr>
               <w:spacing w:after="20" w:before="0"/>
             </w:pPr>
-            <w:hyperlink w:history="1" r:id="rIdnskenmrxfkqe_pcig9wul">
+            <w:hyperlink w:history="1" r:id="rId1wn1ndvnr_qt2_gnpr8zm">
+              <w:r>
+                <w:rPr>
+                  <w:rFonts w:ascii="Arial" w:cs="Arial" w:eastAsia="Arial" w:hAnsi="Arial"/>
+                  <w:color w:val="2E75B6"/>
+                  <w:sz w:val="16"/>
+                  <w:szCs w:val="16"/>
+                  <w:u w:val="single" w:color="2E75B6"/>
+                </w:rPr>
+                <w:t xml:space="preserve">Plants: Classification, Reproduction, and Evolution - Overview</w:t>
+              </w:r>
+            </w:hyperlink>
+          </w:p>
+          <w:p>
+            <w:pPr>
+              <w:spacing w:after="20" w:before="0"/>
+            </w:pPr>
+            <w:r>
+              <w:rPr>
+                <w:rFonts w:ascii="Arial" w:cs="Arial" w:eastAsia="Arial" w:hAnsi="Arial"/>
+                <w:i/>
+                <w:iCs/>
+                <w:color w:val="595959"/>
+                <w:sz w:val="16"/>
+                <w:szCs w:val="16"/>
+              </w:rPr>
+              <w:t xml:space="preserve">Related topic: not an exact match for this lesson.</w:t>
+            </w:r>
+          </w:p>
+          <w:p>
+            <w:pPr>
+              <w:spacing w:after="10" w:before="0"/>
+              <w:ind w:left="120"/>
+            </w:pPr>
+            <w:r>
+              <w:rPr>
+                <w:rFonts w:ascii="Arial" w:cs="Arial" w:eastAsia="Arial" w:hAnsi="Arial"/>
+                <w:color w:val="595959"/>
+                <w:sz w:val="14"/>
+                <w:szCs w:val="14"/>
+              </w:rPr>
+              <w:t xml:space="preserve">Source: CK-12</w:t>
+            </w:r>
+          </w:p>
+          <w:p>
+            <w:pPr>
+              <w:spacing w:after="10" w:before="0"/>
+              <w:ind w:left="120"/>
+            </w:pPr>
+            <w:hyperlink w:history="1" r:id="rIdmdd1gd7zmwciq1zthuyvn">
+              <w:r>
+                <w:rPr>
+                  <w:rFonts w:ascii="Arial" w:cs="Arial" w:eastAsia="Arial" w:hAnsi="Arial"/>
+                  <w:color w:val="595959"/>
+                  <w:sz w:val="14"/>
+                  <w:szCs w:val="14"/>
+                  <w:u w:val="single" w:color="595959"/>
+                </w:rPr>
+                <w:t xml:space="preserve">🔍 Search ARES for similar videos</w:t>
+              </w:r>
+            </w:hyperlink>
+          </w:p>
+          <w:p>
+            <w:pPr>
+              <w:spacing w:after="40" w:before="0"/>
+            </w:pPr>
+            <w:r>
+              <w:rPr>
+                <w:sz w:val="14"/>
+                <w:szCs w:val="14"/>
+              </w:rPr>
+              <w:t xml:space="preserve"/>
+            </w:r>
+          </w:p>
+          <w:p>
+            <w:pPr>
+              <w:spacing w:after="20" w:before="0"/>
+            </w:pPr>
+            <w:r>
+              <w:rPr>
+                <w:rFonts w:ascii="Arial" w:cs="Arial" w:eastAsia="Arial" w:hAnsi="Arial"/>
+                <w:b/>
+                <w:bCs/>
+                <w:color w:val="1F3864"/>
+                <w:sz w:val="16"/>
+                <w:szCs w:val="16"/>
+              </w:rPr>
+              <w:t xml:space="preserve">📖 EXERCISE:</w:t>
+            </w:r>
+          </w:p>
+          <w:p>
+            <w:pPr>
+              <w:spacing w:after="20" w:before="0"/>
+            </w:pPr>
+            <w:hyperlink w:history="1" r:id="rId5pp_qscdcgdxd_2kxazal">
+              <w:r>
+                <w:rPr>
+                  <w:rFonts w:ascii="Arial" w:cs="Arial" w:eastAsia="Arial" w:hAnsi="Arial"/>
+                  <w:color w:val="2E75B6"/>
+                  <w:sz w:val="16"/>
+                  <w:szCs w:val="16"/>
+                  <w:u w:val="single" w:color="2E75B6"/>
+                </w:rPr>
+                <w:t xml:space="preserve">Prokaryote Classification Practice</w:t>
+              </w:r>
+            </w:hyperlink>
+          </w:p>
+          <w:p>
+            <w:pPr>
+              <w:spacing w:after="10" w:before="0"/>
+              <w:ind w:left="120"/>
+            </w:pPr>
+            <w:r>
+              <w:rPr>
+                <w:rFonts w:ascii="Arial" w:cs="Arial" w:eastAsia="Arial" w:hAnsi="Arial"/>
+                <w:color w:val="595959"/>
+                <w:sz w:val="14"/>
+                <w:szCs w:val="14"/>
+              </w:rPr>
+              <w:t xml:space="preserve">Source: CK-12</w:t>
+            </w:r>
+          </w:p>
+          <w:p>
+            <w:pPr>
+              <w:spacing w:after="10" w:before="0"/>
+              <w:ind w:left="120"/>
+            </w:pPr>
+            <w:hyperlink w:history="1" r:id="rIdh37crwsyryicdfntziqmn">
+              <w:r>
+                <w:rPr>
+                  <w:rFonts w:ascii="Arial" w:cs="Arial" w:eastAsia="Arial" w:hAnsi="Arial"/>
+                  <w:color w:val="595959"/>
+                  <w:sz w:val="14"/>
+                  <w:szCs w:val="14"/>
+                  <w:u w:val="single" w:color="595959"/>
+                </w:rPr>
+                <w:t xml:space="preserve">🔍 Search ARES for similar readings</w:t>
+              </w:r>
+            </w:hyperlink>
+          </w:p>
+        </w:tc>
+        <w:tc>
+          <w:tcPr>
+            <w:tcW w:type="dxa" w:w="3040"/>
+            <w:shd w:fill="FFFFFF" w:color="auto" w:val="clear"/>
+            <w:tcMar>
+              <w:top w:type="dxa" w:w="60"/>
+              <w:left w:type="dxa" w:w="120"/>
+              <w:bottom w:type="dxa" w:w="60"/>
+              <w:right w:type="dxa" w:w="120"/>
+            </w:tcMar>
+            <w:vAlign w:val="top"/>
+          </w:tcPr>
+          <w:p>
+            <w:pPr>
+              <w:spacing w:after="40" w:before="0"/>
+              <w:jc w:val="left"/>
+            </w:pPr>
+            <w:r>
+              <w:rPr>
+                <w:rFonts w:ascii="Arial" w:cs="Arial" w:eastAsia="Arial" w:hAnsi="Arial"/>
+                <w:b w:val="false"/>
+                <w:bCs w:val="false"/>
+                <w:i w:val="false"/>
+                <w:iCs w:val="false"/>
+                <w:color w:val="000000"/>
+                <w:sz w:val="18"/>
+                <w:szCs w:val="18"/>
+              </w:rPr>
+              <w:t xml:space="preserve">1. Learners are in Jigsaw home groups of 5, then split into expert groups. Each expert group receives a set of printed profile cards and photographs for ONE kingdom cluster: Group A: Monera (bacteria e.g. Escherichia coli, cyanobacteria) and Protoctista (Amoeba, Spirogyra, Paramecium); Group B: Fungi (Rhizopus on stale bread, Agaricus mushroom, yeast used in making mandazi/uji); Group C: Plantae (Zea mays/maize, Phaseolus vulgaris/bean, sukuma wiki Brassica oleracea, Acacia, fern, moss); Group D: Animalia (goat Capra hircus, chicken Gallus gallus, tilapia Oreochromis niloticus, Anopheles mosquito); Group E: Mixed unfamiliar organisms (e.g. Euglena, Volvox, Nostoc, Penicillium, Spirulina from Lake Bogoria). 2. Each profile card lists observable evidence: cell type (prokaryotic/eukaryotic), unicellular or multicellular, cell wall presence/composition, chlorophyll, mode of nutrition, movement, reproduction. 3. Experts use the classification video (or the shared textbook reading if no electricity) and a prepared-slide or hand-lens observation station (where available) to fill an evidence table: Organism | Cell type | Unicellular/Multicellular | Nutrition | Cell wall | Other features | Kingdom? 4. Experts then return to home groups and teach their kingdom (Peer teaching). Home groups complete a card sort of all organisms into five kingdom envelopes. 5. Each group also arranges the taxonomic hierarchy cards (Kingdom, Phylum, Class, Order, Family, Genus, Species) for one organism, e.g. maize (Plantae &gt; Magnoliophyta &gt; Liliopsida &gt; Poales &gt; Poaceae &gt; Zea &gt; Zea mays), and writes its binomial name correctly (genus capitalised, species lowercase, italicised or underlined).</w:t>
+            </w:r>
+          </w:p>
+        </w:tc>
+        <w:tc>
+          <w:tcPr>
+            <w:tcW w:type="dxa" w:w="3040"/>
+            <w:shd w:fill="F2F2F2" w:color="auto" w:val="clear"/>
+            <w:tcMar>
+              <w:top w:type="dxa" w:w="60"/>
+              <w:left w:type="dxa" w:w="120"/>
+              <w:bottom w:type="dxa" w:w="60"/>
+              <w:right w:type="dxa" w:w="120"/>
+            </w:tcMar>
+            <w:vAlign w:val="top"/>
+          </w:tcPr>
+          <w:p>
+            <w:pPr>
+              <w:spacing w:after="40" w:before="0"/>
+              <w:jc w:val="left"/>
+            </w:pPr>
+            <w:r>
+              <w:rPr>
+                <w:rFonts w:ascii="Arial" w:cs="Arial" w:eastAsia="Arial" w:hAnsi="Arial"/>
+                <w:b w:val="false"/>
+                <w:bCs w:val="false"/>
+                <w:i w:val="false"/>
+                <w:iCs w:val="false"/>
+                <w:color w:val="000000"/>
+                <w:sz w:val="18"/>
+                <w:szCs w:val="18"/>
+              </w:rPr>
+              <w:t xml:space="preserve">Say: 'You are now taxonomists working for the Kenya Wildlife Service and the National Museums of Kenya. You have unknown organisms; your job is to place each in the correct kingdom using evidence only.' Distribute cards and materials; display video or reading link/page number. Pause the video 3 times with prompts: 'What did you see that tells you the cell type?' WAIT TIME 10-15 seconds after each prompt. Circulate with a checklist; ask groups: 'What observable feature made you choose this kingdom? What would change your mind?' Redirect common errors: 'Is a mushroom a plant? What does it use for food? Does it have chlorophyll?' and 'Is Spirogyra an animal because it lives in water?' Use only prepared slides; remind learners about microscope handling and to wash hands after handling real specimens. During the home-group teaching, cold-call 5 learners to explain a kingdom they did not research themselves. Say: 'Remember: every voice counts; listen to the expert and ask a question if the evidence is not clear.' For binomial names, say: 'Show me how you write Zea mays; what rule did you follow?' Provide Kiswahili/vernacular terms alongside scientific names (e.g. mahindi - Zea mays, maharagwe - Phaseolus vulgaris, sukuma wiki - Brassica oleracea) so learners link local names to one universal name.</w:t>
+            </w:r>
+          </w:p>
+        </w:tc>
+        <w:tc>
+          <w:tcPr>
+            <w:tcW w:type="dxa" w:w="3040"/>
+            <w:shd w:fill="FFFFFF" w:color="auto" w:val="clear"/>
+            <w:tcMar>
+              <w:top w:type="dxa" w:w="60"/>
+              <w:left w:type="dxa" w:w="120"/>
+              <w:bottom w:type="dxa" w:w="60"/>
+              <w:right w:type="dxa" w:w="120"/>
+            </w:tcMar>
+            <w:vAlign w:val="top"/>
+          </w:tcPr>
+          <w:p>
+            <w:pPr>
+              <w:spacing w:after="40" w:before="0"/>
+              <w:jc w:val="left"/>
+            </w:pPr>
+            <w:r>
+              <w:rPr>
+                <w:rFonts w:ascii="Arial" w:cs="Arial" w:eastAsia="Arial" w:hAnsi="Arial"/>
+                <w:b w:val="false"/>
+                <w:bCs w:val="false"/>
+                <w:i w:val="false"/>
+                <w:iCs w:val="false"/>
+                <w:color w:val="000000"/>
+                <w:sz w:val="18"/>
+                <w:szCs w:val="18"/>
+              </w:rPr>
+              <w:t xml:space="preserve">Jigsaw + Card Sorting + Peer Teaching: each learner becomes responsible for evidence about one kingdom and teaches it, ensuring accountability. Card sorting makes the criteria for classification visible and testable. The evidence table links observable features to kingdom, helping learners shift from 'where it lives or how useful it is' to shared biological evidence.</w:t>
+            </w:r>
+          </w:p>
+        </w:tc>
+        <w:tc>
+          <w:tcPr>
+            <w:tcW w:type="dxa" w:w="3040"/>
+            <w:shd w:fill="F2F2F2" w:color="auto" w:val="clear"/>
+            <w:tcMar>
+              <w:top w:type="dxa" w:w="60"/>
+              <w:left w:type="dxa" w:w="120"/>
+              <w:bottom w:type="dxa" w:w="60"/>
+              <w:right w:type="dxa" w:w="120"/>
+            </w:tcMar>
+            <w:vAlign w:val="top"/>
+          </w:tcPr>
+          <w:p>
+            <w:pPr>
+              <w:spacing w:after="40" w:before="0"/>
+              <w:jc w:val="left"/>
+            </w:pPr>
+            <w:r>
+              <w:rPr>
+                <w:rFonts w:ascii="Arial" w:cs="Arial" w:eastAsia="Arial" w:hAnsi="Arial"/>
+                <w:b w:val="false"/>
+                <w:bCs w:val="false"/>
+                <w:i w:val="false"/>
+                <w:iCs w:val="false"/>
+                <w:color w:val="000000"/>
+                <w:sz w:val="18"/>
+                <w:szCs w:val="18"/>
+              </w:rPr>
+              <w:t xml:space="preserve">Classification card activity and observation of group work. Indicators: (1) correctly places at least 7 of 9 unfamiliar organisms using stated evidence; (2) completes the evidence table with correct cell type and nutrition for each organism; (3) writes at least 3 binomial names with correct format (capital genus, lowercase species, italicised/underlined); (4) can sequence the seven taxonomic ranks from kingdom to species correctly; (5) expert accurately teaches peers (peer assessment checklist: clear, accurate, used evidence). Note groups placing mushroom in Plantae or algae in Animalia for follow-up.</w:t>
+            </w:r>
+          </w:p>
+        </w:tc>
+      </w:tr>
+      <w:tr>
+        <w:tc>
+          <w:tcPr>
+            <w:tcW w:type="dxa" w:w="1520"/>
+            <w:shd w:fill="E2EFDA" w:color="auto" w:val="clear"/>
+            <w:tcMar>
+              <w:top w:type="dxa" w:w="60"/>
+              <w:left w:type="dxa" w:w="120"/>
+              <w:bottom w:type="dxa" w:w="60"/>
+              <w:right w:type="dxa" w:w="120"/>
+            </w:tcMar>
+            <w:vAlign w:val="top"/>
+          </w:tcPr>
+          <w:p>
+            <w:pPr>
+              <w:spacing w:after="40" w:before="0"/>
+              <w:jc w:val="left"/>
+            </w:pPr>
+            <w:r>
+              <w:rPr>
+                <w:rFonts w:ascii="Arial" w:cs="Arial" w:eastAsia="Arial" w:hAnsi="Arial"/>
+                <w:b/>
+                <w:bCs/>
+                <w:i w:val="false"/>
+                <w:iCs w:val="false"/>
+                <w:color w:val="000000"/>
+                <w:sz w:val="18"/>
+                <w:szCs w:val="18"/>
+              </w:rPr>
+              <w:t xml:space="preserve">Explain Phase</w:t>
+            </w:r>
+          </w:p>
+          <w:p>
+            <w:pPr>
+              <w:spacing w:after="20" w:before="0"/>
+            </w:pPr>
+            <w:r>
+              <w:rPr>
+                <w:rFonts w:ascii="Arial" w:cs="Arial" w:eastAsia="Arial" w:hAnsi="Arial"/>
+                <w:b/>
+                <w:bCs/>
+                <w:color w:val="1F3864"/>
+                <w:sz w:val="16"/>
+                <w:szCs w:val="16"/>
+              </w:rPr>
+              <w:t xml:space="preserve">📹 VIDEO:</w:t>
+            </w:r>
+          </w:p>
+          <w:p>
+            <w:pPr>
+              <w:spacing w:after="20" w:before="0"/>
+            </w:pPr>
+            <w:hyperlink w:history="1" r:id="rId_yszpligptcunig-gadsg">
               <w:r>
                 <w:rPr>
                   <w:rFonts w:ascii="Arial" w:cs="Arial" w:eastAsia="Arial" w:hAnsi="Arial"/>
@@ -23593,6 +24369,22 @@
           </w:p>
           <w:p>
             <w:pPr>
+              <w:spacing w:after="20" w:before="0"/>
+            </w:pPr>
+            <w:r>
+              <w:rPr>
+                <w:rFonts w:ascii="Arial" w:cs="Arial" w:eastAsia="Arial" w:hAnsi="Arial"/>
+                <w:i/>
+                <w:iCs/>
+                <w:color w:val="595959"/>
+                <w:sz w:val="16"/>
+                <w:szCs w:val="16"/>
+              </w:rPr>
+              <w:t xml:space="preserve">Related topic: not an exact match for this lesson.</w:t>
+            </w:r>
+          </w:p>
+          <w:p>
+            <w:pPr>
               <w:spacing w:after="10" w:before="0"/>
               <w:ind w:left="120"/>
             </w:pPr>
@@ -23611,7 +24403,7 @@
               <w:spacing w:after="10" w:before="0"/>
               <w:ind w:left="120"/>
             </w:pPr>
-            <w:hyperlink w:history="1" r:id="rIdjs0qmtt3hmb1juwasqq_w">
+            <w:hyperlink w:history="1" r:id="rIdehygpfn0_fz9ijdyy-z_m">
               <w:r>
                 <w:rPr>
                   <w:rFonts w:ascii="Arial" w:cs="Arial" w:eastAsia="Arial" w:hAnsi="Arial"/>
@@ -23656,7 +24448,7 @@
             <w:pPr>
               <w:spacing w:after="20" w:before="0"/>
             </w:pPr>
-            <w:hyperlink w:history="1" r:id="rId1rq4ekzzokq-eu-_f-e76">
+            <w:hyperlink w:history="1" r:id="rIdm8f25b_hbl1p_8qevmavj">
               <w:r>
                 <w:rPr>
                   <w:rFonts w:ascii="Arial" w:cs="Arial" w:eastAsia="Arial" w:hAnsi="Arial"/>
@@ -23665,7 +24457,7 @@
                   <w:szCs w:val="16"/>
                   <w:u w:val="single" w:color="2E75B6"/>
                 </w:rPr>
-                <w:t xml:space="preserve">Fungi Classification Practice</w:t>
+                <w:t xml:space="preserve">Classification of Organisms Practice</w:t>
               </w:r>
             </w:hyperlink>
           </w:p>
@@ -23689,7 +24481,7 @@
               <w:spacing w:after="10" w:before="0"/>
               <w:ind w:left="120"/>
             </w:pPr>
-            <w:hyperlink w:history="1" r:id="rIdv8pjmi-incdexfx8zrl5b">
+            <w:hyperlink w:history="1" r:id="rIdolahq0h0aldmxlccl-xp3">
               <w:r>
                 <w:rPr>
                   <w:rFonts w:ascii="Arial" w:cs="Arial" w:eastAsia="Arial" w:hAnsi="Arial"/>
@@ -23731,7 +24523,7 @@
                 <w:sz w:val="18"/>
                 <w:szCs w:val="18"/>
               </w:rPr>
-              <w:t xml:space="preserve">1. Learners are in Jigsaw home groups of 5, then split into expert groups. Each expert group receives a set of printed profile cards and photographs for ONE kingdom cluster: Group A: Monera (bacteria e.g. Escherichia coli, cyanobacteria) and Protoctista (Amoeba, Spirogyra, Paramecium); Group B: Fungi (Rhizopus on stale bread, Agaricus mushroom, yeast used in making mandazi/uji); Group C: Plantae (Zea mays/maize, Phaseolus vulgaris/bean, sukuma wiki Brassica oleracea, Acacia, fern, moss); Group D: Animalia (goat Capra hircus, chicken Gallus gallus, tilapia Oreochromis niloticus, Anopheles mosquito); Group E: Mixed unfamiliar organisms (e.g. Euglena, Volvox, Nostoc, Penicillium, Spirulina from Lake Bogoria). 2. Each profile card lists observable evidence: cell type (prokaryotic/eukaryotic), unicellular or multicellular, cell wall presence/composition, chlorophyll, mode of nutrition, movement, reproduction. 3. Experts use the classification video (or the shared textbook reading if no electricity) and a prepared-slide or hand-lens observation station (where available) to fill an evidence table: Organism | Cell type | Unicellular/Multicellular | Nutrition | Cell wall | Other features | Kingdom? 4. Experts then return to home groups and teach their kingdom (Peer teaching). Home groups complete a card sort of all organisms into five kingdom envelopes. 5. Each group also arranges the taxonomic hierarchy cards (Kingdom, Phylum, Class, Order, Family, Genus, Species) for one organism, e.g. maize (Plantae &gt; Magnoliophyta &gt; Liliopsida &gt; Poales &gt; Poaceae &gt; Zea &gt; Zea mays), and writes its binomial name correctly (genus capitalised, species lowercase, italicised or underlined).</w:t>
+              <w:t xml:space="preserve">1. Each home group selects 3 challenging organisms (e.g. mushroom, Spirogyra, bacteria) and prepares a Claim-Evidence-Reasoning (CER) statement on a chart: Claim (kingdom), Evidence (observable features from cards/slides/video), Reasoning (why those features define that kingdom, link to kingdom characteristics). 2. Gallery Walk: groups post charts; learners rotate every 3 minutes with sticky notes giving peer feedback: a star (strong evidence) and a question (unclear/disputed). 3. Class discussion and debate on a disputed case such as: 'Is algae (Spirogyra) a plant?' or 'Are mushrooms plants because they grow in soil?' Learners defend positions with evidence and revise where evidence demands. 4. Learners connect the three processes: classification (grouping using shared characteristics), nomenclature (one two-part scientific name like Anopheles gambiae understood by scientists worldwide, whatever the local name), and taxonomy (the science that does both). They discuss importance of taxonomy: identifying disease vectors (Anopheles mosquito and malaria around Kisumu and Lake Victoria), crop pests and beneficial organisms, economic importance of Monera (nitrogen-fixing bacteria in bean roots, bacteria in yoghurt/mursik), Protoctista (algae as food chain base in Lake Victoria; Plasmodium causing malaria), and Fungi (yeast in mandazi and brewing, mushrooms as food, moulds causing food spoilage), and conserving biodiversity such as Mau Forest, Kakamega Forest and Mt Kenya. 5. Learners compare their Lesson 1 sorting with the five-kingdom system, writing 3 sentences on what was useful and what was missing from their original criteria.</w:t>
             </w:r>
           </w:p>
         </w:tc>
@@ -23763,7 +24555,7 @@
                 <w:sz w:val="18"/>
                 <w:szCs w:val="18"/>
               </w:rPr>
-              <w:t xml:space="preserve">Say: 'You are now taxonomists working for the Kenya Wildlife Service and the National Museums of Kenya. You have unknown organisms; your job is to place each in the correct kingdom using evidence only.' Distribute cards and materials; display video or reading link/page number. Pause the video 3 times with prompts: 'What did you see that tells you the cell type?' WAIT TIME 10-15 seconds after each prompt. Circulate with a checklist; ask groups: 'What observable feature made you choose this kingdom? What would change your mind?' Redirect common errors: 'Is a mushroom a plant? What does it use for food? Does it have chlorophyll?' and 'Is Spirogyra an animal because it lives in water?' Use only prepared slides; remind learners about microscope handling and to wash hands after handling real specimens. During the home-group teaching, cold-call 5 learners to explain a kingdom they did not research themselves. Say: 'Remember: every voice counts; listen to the expert and ask a question if the evidence is not clear.' For binomial names, say: 'Show me how you write Zea mays; what rule did you follow?' Provide Kiswahili/vernacular terms alongside scientific names (e.g. mahindi - Zea mays, maharagwe - Phaseolus vulgaris, sukuma wiki - Brassica oleracea) so learners link local names to one universal name.</w:t>
+              <w:t xml:space="preserve">Say: 'A claim without evidence is just an opinion. A scientist must show the evidence and explain the reasoning.' Model one CER aloud: 'Claim: Rhizopus is a fungus. Evidence: it has no chlorophyll and absorbs nutrients from stale bread. Reasoning: fungi are eukaryotic, non-photosynthetic and absorb food from their surroundings, so it fits Kingdom Fungi, not Plantae.' During the Gallery Walk, assign roles and signal rotations. Circulate and ask: 'Which piece of evidence is the strongest, and why?' WAIT TIME 10-15 seconds before calling on responders. For debate, say: 'Take a position: Spirogyra is a plant or it is not. Stand on the left or right side of the room.' Ask 3 learners from each side to defend with evidence; cold-call 6 learners in total, and invite anyone to switch sides if persuaded: 'What evidence made you move?' Say: 'We respect every idea, but we change our minds only because of evidence.' Then pose: 'Why did we need one scientific name when mahindi, bhutta and corn already exist?' WAIT TIME 10-15 seconds; cold-call 3 learners. Connect to the economic and conservation discussion: 'If a mosquito in Kisumu and a mosquito in Mombasa have different local names, how can health workers share information about malaria vectors?' Emphasise the role of road safety and responsibility for any outdoor observation. Summarise on the board: Classification + Naming + Identification = Taxonomy.</w:t>
             </w:r>
           </w:p>
         </w:tc>
@@ -23795,7 +24587,7 @@
                 <w:sz w:val="18"/>
                 <w:szCs w:val="18"/>
               </w:rPr>
-              <w:t xml:space="preserve">Jigsaw + Card Sorting + Peer Teaching: each learner becomes responsible for evidence about one kingdom and teaches it, ensuring accountability. Card sorting makes the criteria for classification visible and testable. The evidence table links observable features to kingdom, helping learners shift from 'where it lives or how useful it is' to shared biological evidence.</w:t>
+              <w:t xml:space="preserve">Claim-Evidence-Reasoning + Gallery Walk + Discussion and debate: CER forces learners to justify with observable evidence and reasoning rather than opinion; Gallery Walk gives every learner exposure to multiple arguments and peer critique; structured debate makes learners experience how scientists revise ideas with evidence. Linking back to Lesson 1 explicitly resolves the cognitive conflict of the anchoring phenomenon.</w:t>
             </w:r>
           </w:p>
         </w:tc>
@@ -23827,7 +24619,7 @@
                 <w:sz w:val="18"/>
                 <w:szCs w:val="18"/>
               </w:rPr>
-              <w:t xml:space="preserve">Classification card activity and observation of group work. Indicators: (1) correctly places at least 7 of 9 unfamiliar organisms using stated evidence; (2) completes the evidence table with correct cell type and nutrition for each organism; (3) writes at least 3 binomial names with correct format (capital genus, lowercase species, italicised/underlined); (4) can sequence the seven taxonomic ranks from kingdom to species correctly; (5) expert accurately teaches peers (peer assessment checklist: clear, accurate, used evidence). Note groups placing mushroom in Plantae or algae in Animalia for follow-up.</w:t>
+              <w:t xml:space="preserve">Group presentations, peer assessment and oral questioning. Indicators: CER charts contain (a) a clear kingdom claim, (b) at least two specific observable features, (c) reasoning that links features to kingdom characteristics; peers' sticky-note feedback is specific; during debate, learners cite evidence at least once and at least some revise their position citing evidence. Learners correctly explain why binomial names are universal and give at least one economic or conservation importance of taxonomy. Short quiz (3 questions): name the five kingdoms; give the correct binomial format; state one reason taxonomy helps conservation.</w:t>
             </w:r>
           </w:p>
         </w:tc>
@@ -23836,32 +24628,32 @@
         <w:tc>
           <w:tcPr>
             <w:tcW w:type="dxa" w:w="1520"/>
-            <w:shd w:fill="E2EFDA" w:color="auto" w:val="clear"/>
-            <w:tcMar>
-              <w:top w:type="dxa" w:w="60"/>
-              <w:left w:type="dxa" w:w="120"/>
-              <w:bottom w:type="dxa" w:w="60"/>
-              <w:right w:type="dxa" w:w="120"/>
-            </w:tcMar>
-            <w:vAlign w:val="top"/>
-          </w:tcPr>
-          <w:p>
-            <w:pPr>
-              <w:spacing w:after="40" w:before="0"/>
-              <w:jc w:val="left"/>
-            </w:pPr>
-            <w:r>
-              <w:rPr>
-                <w:rFonts w:ascii="Arial" w:cs="Arial" w:eastAsia="Arial" w:hAnsi="Arial"/>
-                <w:b/>
-                <w:bCs/>
-                <w:i w:val="false"/>
-                <w:iCs w:val="false"/>
-                <w:color w:val="000000"/>
-                <w:sz w:val="18"/>
-                <w:szCs w:val="18"/>
-              </w:rPr>
-              <w:t xml:space="preserve">Explain Phase</w:t>
+            <w:shd w:fill="FCE4D6" w:color="auto" w:val="clear"/>
+            <w:tcMar>
+              <w:top w:type="dxa" w:w="60"/>
+              <w:left w:type="dxa" w:w="120"/>
+              <w:bottom w:type="dxa" w:w="60"/>
+              <w:right w:type="dxa" w:w="120"/>
+            </w:tcMar>
+            <w:vAlign w:val="top"/>
+          </w:tcPr>
+          <w:p>
+            <w:pPr>
+              <w:spacing w:after="40" w:before="0"/>
+              <w:jc w:val="left"/>
+            </w:pPr>
+            <w:r>
+              <w:rPr>
+                <w:rFonts w:ascii="Arial" w:cs="Arial" w:eastAsia="Arial" w:hAnsi="Arial"/>
+                <w:b/>
+                <w:bCs/>
+                <w:i w:val="false"/>
+                <w:iCs w:val="false"/>
+                <w:color w:val="000000"/>
+                <w:sz w:val="18"/>
+                <w:szCs w:val="18"/>
+              </w:rPr>
+              <w:t xml:space="preserve">Driving Question Board (DQB) Creation</w:t>
             </w:r>
           </w:p>
           <w:p>
@@ -23884,7 +24676,7 @@
             <w:pPr>
               <w:spacing w:after="20" w:before="0"/>
             </w:pPr>
-            <w:hyperlink w:history="1" r:id="rIdyuklfhmqibmvrz8eaq6xr">
+            <w:hyperlink w:history="1" r:id="rIdr8cso36twt7dc9g5ixomi">
               <w:r>
                 <w:rPr>
                   <w:rFonts w:ascii="Arial" w:cs="Arial" w:eastAsia="Arial" w:hAnsi="Arial"/>
@@ -23893,9 +24685,25 @@
                   <w:szCs w:val="16"/>
                   <w:u w:val="single" w:color="2E75B6"/>
                 </w:rPr>
-                <w:t xml:space="preserve">Overview of Triangle Classifications</w:t>
+                <w:t xml:space="preserve">Plants: Classification, Reproduction, and Evolution - Overview</w:t>
               </w:r>
             </w:hyperlink>
+          </w:p>
+          <w:p>
+            <w:pPr>
+              <w:spacing w:after="20" w:before="0"/>
+            </w:pPr>
+            <w:r>
+              <w:rPr>
+                <w:rFonts w:ascii="Arial" w:cs="Arial" w:eastAsia="Arial" w:hAnsi="Arial"/>
+                <w:i/>
+                <w:iCs/>
+                <w:color w:val="595959"/>
+                <w:sz w:val="16"/>
+                <w:szCs w:val="16"/>
+              </w:rPr>
+              <w:t xml:space="preserve">Related topic: not an exact match for this lesson.</w:t>
+            </w:r>
           </w:p>
           <w:p>
             <w:pPr>
@@ -23917,7 +24725,7 @@
               <w:spacing w:after="10" w:before="0"/>
               <w:ind w:left="120"/>
             </w:pPr>
-            <w:hyperlink w:history="1" r:id="rId5-hdnfdjpwqy6qlag-vly">
+            <w:hyperlink w:history="1" r:id="rId9epm5qz7o0p9neh-o_mfe">
               <w:r>
                 <w:rPr>
                   <w:rFonts w:ascii="Arial" w:cs="Arial" w:eastAsia="Arial" w:hAnsi="Arial"/>
@@ -23962,7 +24770,7 @@
             <w:pPr>
               <w:spacing w:after="20" w:before="0"/>
             </w:pPr>
-            <w:hyperlink w:history="1" r:id="rIdu1qa6y2fgq71dcv_ogepz">
+            <w:hyperlink w:history="1" r:id="rId3okpzcgmpddrnesgfybg5">
               <w:r>
                 <w:rPr>
                   <w:rFonts w:ascii="Arial" w:cs="Arial" w:eastAsia="Arial" w:hAnsi="Arial"/>
@@ -23971,7 +24779,7 @@
                   <w:szCs w:val="16"/>
                   <w:u w:val="single" w:color="2E75B6"/>
                 </w:rPr>
-                <w:t xml:space="preserve">Fungi Classification (Flexbook)</w:t>
+                <w:t xml:space="preserve">Plant Classification (Flexbook)</w:t>
               </w:r>
             </w:hyperlink>
           </w:p>
@@ -23995,7 +24803,7 @@
               <w:spacing w:after="10" w:before="0"/>
               <w:ind w:left="120"/>
             </w:pPr>
-            <w:hyperlink w:history="1" r:id="rIdym9hy0on36tjrdbzlaq7g">
+            <w:hyperlink w:history="1" r:id="rIdlawvdaigywb8e2ghvzf5q">
               <w:r>
                 <w:rPr>
                   <w:rFonts w:ascii="Arial" w:cs="Arial" w:eastAsia="Arial" w:hAnsi="Arial"/>
@@ -24037,7 +24845,7 @@
                 <w:sz w:val="18"/>
                 <w:szCs w:val="18"/>
               </w:rPr>
-              <w:t xml:space="preserve">1. Each home group selects 3 challenging organisms (e.g. mushroom, Spirogyra, bacteria) and prepares a Claim-Evidence-Reasoning (CER) statement on a chart: Claim (kingdom), Evidence (observable features from cards/slides/video), Reasoning (why those features define that kingdom, link to kingdom characteristics). 2. Gallery Walk: groups post charts; learners rotate every 3 minutes with sticky notes giving peer feedback: a star (strong evidence) and a question (unclear/disputed). 3. Class discussion and debate on a disputed case such as: 'Is algae (Spirogyra) a plant?' or 'Are mushrooms plants because they grow in soil?' Learners defend positions with evidence and revise where evidence demands. 4. Learners connect the three processes: classification (grouping using shared characteristics), nomenclature (one two-part scientific name like Anopheles gambiae understood by scientists worldwide, whatever the local name), and taxonomy (the science that does both). They discuss importance of taxonomy: identifying disease vectors (Anopheles mosquito and malaria around Kisumu and Lake Victoria), crop pests and beneficial organisms, economic importance of Monera (nitrogen-fixing bacteria in bean roots, bacteria in yoghurt/mursik), Protoctista (algae as food chain base in Lake Victoria; Plasmodium causing malaria), and Fungi (yeast in mandazi and brewing, mushrooms as food, moulds causing food spoilage), and conserving biodiversity such as Mau Forest, Kakamega Forest and Mt Kenya. 5. Learners compare their Lesson 1 sorting with the five-kingdom system, writing 3 sentences on what was useful and what was missing from their original criteria.</w:t>
+              <w:t xml:space="preserve">1. The class returns to the Driving Question Board started in Lesson 1, with the driving question at the centre: 'How can we organise the many different living organisms around us so that everyone can identify and study them in the same way?' 2. Learners work in groups to review each sticky-note question posted over the previous seven lessons (e.g. 'Why do different people call the same organism by different names?', 'Why is a mushroom not a plant?', 'What does binomial mean?', 'Why do we need ranks like genus and species?'). 3. Groups decide which questions are now ANSWERED, PARTLY answered or NEW, and move notes to matching columns with a one-line evidence statement referring to the lesson in which they learned it. 4. Each learner writes one new or remaining question (e.g. 'How do scientists classify viruses?', 'What happens when new species are discovered in Kenyan forests?', 'How does DNA change classification?') and posts it under 'Questions for further study'. 5. Class co-constructs the final answer on a chart: 'Living organisms can be systematically organised into hierarchical groups (five kingdoms down to species), named with a two-part scientific name, and identified using shared observable characteristics.'</w:t>
             </w:r>
           </w:p>
         </w:tc>
@@ -24069,7 +24877,7 @@
                 <w:sz w:val="18"/>
                 <w:szCs w:val="18"/>
               </w:rPr>
-              <w:t xml:space="preserve">Say: 'A claim without evidence is just an opinion. A scientist must show the evidence and explain the reasoning.' Model one CER aloud: 'Claim: Rhizopus is a fungus. Evidence: it has no chlorophyll and absorbs nutrients from stale bread. Reasoning: fungi are eukaryotic, non-photosynthetic and absorb food from their surroundings, so it fits Kingdom Fungi, not Plantae.' During the Gallery Walk, assign roles and signal rotations. Circulate and ask: 'Which piece of evidence is the strongest, and why?' WAIT TIME 10-15 seconds before calling on responders. For debate, say: 'Take a position: Spirogyra is a plant or it is not. Stand on the left or right side of the room.' Ask 3 learners from each side to defend with evidence; cold-call 6 learners in total, and invite anyone to switch sides if persuaded: 'What evidence made you move?' Say: 'We respect every idea, but we change our minds only because of evidence.' Then pose: 'Why did we need one scientific name when mahindi, bhutta and corn already exist?' WAIT TIME 10-15 seconds; cold-call 3 learners. Connect to the economic and conservation discussion: 'If a mosquito in Kisumu and a mosquito in Mombasa have different local names, how can health workers share information about malaria vectors?' Emphasise the role of road safety and responsibility for any outdoor observation. Summarise on the board: Classification + Naming + Identification = Taxonomy.</w:t>
+              <w:t xml:space="preserve">Say: 'Our board has grown for eight lessons. Let us see how far we have come.' Read the central driving question aloud. Assign each group a section of the board (questions from Lessons 1-2, 3-4, 5-6, 7). Ask: 'Which of our questions can we now answer with evidence? Show me the lesson and the evidence.' WAIT TIME 10-15 seconds before each group reports. Cold-call 5 learners to move a note and justify its placement. For any unanswered question, say: 'Great question; where might we find the answer? A library, a museum like the National Museums of Kenya, a biology teacher, a later lesson?' Praise question-asking: 'Good scientists end with better questions.' Ensure learners from different backgrounds see their local-name questions acknowledged. Use the final co-constructed answer to bridge to the Model Building phase.</w:t>
             </w:r>
           </w:p>
         </w:tc>
@@ -24101,7 +24909,7 @@
                 <w:sz w:val="18"/>
                 <w:szCs w:val="18"/>
               </w:rPr>
-              <w:t xml:space="preserve">Claim-Evidence-Reasoning + Gallery Walk + Discussion and debate: CER forces learners to justify with observable evidence and reasoning rather than opinion; Gallery Walk gives every learner exposure to multiple arguments and peer critique; structured debate makes learners experience how scientists revise ideas with evidence. Linking back to Lesson 1 explicitly resolves the cognitive conflict of the anchoring phenomenon.</w:t>
+              <w:t xml:space="preserve">Driving Question Board: making the learning journey visible by sorting questions into answered / partly answered / new. This builds ownership, shows progress, and keeps the anchoring phenomenon central. Peer teaching occurs as groups explain how their evidence answers earlier questions.</w:t>
             </w:r>
           </w:p>
         </w:tc>
@@ -24133,7 +24941,7 @@
                 <w:sz w:val="18"/>
                 <w:szCs w:val="18"/>
               </w:rPr>
-              <w:t xml:space="preserve">Group presentations, peer assessment and oral questioning. Indicators: CER charts contain (a) a clear kingdom claim, (b) at least two specific observable features, (c) reasoning that links features to kingdom characteristics; peers' sticky-note feedback is specific; during debate, learners cite evidence at least once and at least some revise their position citing evidence. Learners correctly explain why binomial names are universal and give at least one economic or conservation importance of taxonomy. Short quiz (3 questions): name the five kingdoms; give the correct binomial format; state one reason taxonomy helps conservation.</w:t>
+              <w:t xml:space="preserve">Observation and oral questioning. Indicators: learners link an answer to a specific piece of evidence or lesson; at least 80% of notes are accurately categorised; every learner contributes a new or follow-up question; learners correctly use vocabulary (taxon, kingdom, genus, species, binomial nomenclature) when explaining notes. Exit ticket (collected at the end of the lesson): 'One question I can now answer is __ because __. One question I still have is __.'</w:t>
             </w:r>
           </w:p>
         </w:tc>
@@ -24142,32 +24950,32 @@
         <w:tc>
           <w:tcPr>
             <w:tcW w:type="dxa" w:w="1520"/>
-            <w:shd w:fill="FCE4D6" w:color="auto" w:val="clear"/>
-            <w:tcMar>
-              <w:top w:type="dxa" w:w="60"/>
-              <w:left w:type="dxa" w:w="120"/>
-              <w:bottom w:type="dxa" w:w="60"/>
-              <w:right w:type="dxa" w:w="120"/>
-            </w:tcMar>
-            <w:vAlign w:val="top"/>
-          </w:tcPr>
-          <w:p>
-            <w:pPr>
-              <w:spacing w:after="40" w:before="0"/>
-              <w:jc w:val="left"/>
-            </w:pPr>
-            <w:r>
-              <w:rPr>
-                <w:rFonts w:ascii="Arial" w:cs="Arial" w:eastAsia="Arial" w:hAnsi="Arial"/>
-                <w:b/>
-                <w:bCs/>
-                <w:i w:val="false"/>
-                <w:iCs w:val="false"/>
-                <w:color w:val="000000"/>
-                <w:sz w:val="18"/>
-                <w:szCs w:val="18"/>
-              </w:rPr>
-              <w:t xml:space="preserve">Driving Question Board (DQB) Creation</w:t>
+            <w:shd w:fill="D5E8F0" w:color="auto" w:val="clear"/>
+            <w:tcMar>
+              <w:top w:type="dxa" w:w="60"/>
+              <w:left w:type="dxa" w:w="120"/>
+              <w:bottom w:type="dxa" w:w="60"/>
+              <w:right w:type="dxa" w:w="120"/>
+            </w:tcMar>
+            <w:vAlign w:val="top"/>
+          </w:tcPr>
+          <w:p>
+            <w:pPr>
+              <w:spacing w:after="40" w:before="0"/>
+              <w:jc w:val="left"/>
+            </w:pPr>
+            <w:r>
+              <w:rPr>
+                <w:rFonts w:ascii="Arial" w:cs="Arial" w:eastAsia="Arial" w:hAnsi="Arial"/>
+                <w:b/>
+                <w:bCs/>
+                <w:i w:val="false"/>
+                <w:iCs w:val="false"/>
+                <w:color w:val="000000"/>
+                <w:sz w:val="18"/>
+                <w:szCs w:val="18"/>
+              </w:rPr>
+              <w:t xml:space="preserve">Model Building Phase</w:t>
             </w:r>
           </w:p>
           <w:p>
@@ -24190,7 +24998,7 @@
             <w:pPr>
               <w:spacing w:after="20" w:before="0"/>
             </w:pPr>
-            <w:hyperlink w:history="1" r:id="rId36c5n4tvlx7pade2wvzi6">
+            <w:hyperlink w:history="1" r:id="rId-sdur7y1bkpvfn-qjy2do">
               <w:r>
                 <w:rPr>
                   <w:rFonts w:ascii="Arial" w:cs="Arial" w:eastAsia="Arial" w:hAnsi="Arial"/>
@@ -24199,9 +25007,25 @@
                   <w:szCs w:val="16"/>
                   <w:u w:val="single" w:color="2E75B6"/>
                 </w:rPr>
-                <w:t xml:space="preserve">Alkyl halide nomenclature and classification</w:t>
+                <w:t xml:space="preserve">24 Six Kingdoms Of Classification</w:t>
               </w:r>
             </w:hyperlink>
+          </w:p>
+          <w:p>
+            <w:pPr>
+              <w:spacing w:after="20" w:before="0"/>
+            </w:pPr>
+            <w:r>
+              <w:rPr>
+                <w:rFonts w:ascii="Arial" w:cs="Arial" w:eastAsia="Arial" w:hAnsi="Arial"/>
+                <w:i/>
+                <w:iCs/>
+                <w:color w:val="595959"/>
+                <w:sz w:val="16"/>
+                <w:szCs w:val="16"/>
+              </w:rPr>
+              <w:t xml:space="preserve">Related topic: not an exact match for this lesson.</w:t>
+            </w:r>
           </w:p>
           <w:p>
             <w:pPr>
@@ -24215,7 +25039,7 @@
                 <w:sz w:val="14"/>
                 <w:szCs w:val="14"/>
               </w:rPr>
-              <w:t xml:space="preserve">Source: Khan Academy (English - US curriculum)</w:t>
+              <w:t xml:space="preserve">Source: Seavuria</w:t>
             </w:r>
           </w:p>
           <w:p>
@@ -24223,7 +25047,7 @@
               <w:spacing w:after="10" w:before="0"/>
               <w:ind w:left="120"/>
             </w:pPr>
-            <w:hyperlink w:history="1" r:id="rId1iaej-ecf4uogwmcsacgp">
+            <w:hyperlink w:history="1" r:id="rIdmufnevpcwhrs3b-syqqzt">
               <w:r>
                 <w:rPr>
                   <w:rFonts w:ascii="Arial" w:cs="Arial" w:eastAsia="Arial" w:hAnsi="Arial"/>
@@ -24261,14 +25085,14 @@
                 <w:sz w:val="16"/>
                 <w:szCs w:val="16"/>
               </w:rPr>
-              <w:t xml:space="preserve">📖 HTML:</w:t>
+              <w:t xml:space="preserve">📖 EXERCISE:</w:t>
             </w:r>
           </w:p>
           <w:p>
             <w:pPr>
               <w:spacing w:after="20" w:before="0"/>
             </w:pPr>
-            <w:hyperlink w:history="1" r:id="rIdjnj6armtd74qct9otmfco">
+            <w:hyperlink w:history="1" r:id="rIduujblqnd6isbm66iclrba">
               <w:r>
                 <w:rPr>
                   <w:rFonts w:ascii="Arial" w:cs="Arial" w:eastAsia="Arial" w:hAnsi="Arial"/>
@@ -24277,7 +25101,7 @@
                   <w:szCs w:val="16"/>
                   <w:u w:val="single" w:color="2E75B6"/>
                 </w:rPr>
-                <w:t xml:space="preserve">Fungi Classification (Flexbook)</w:t>
+                <w:t xml:space="preserve">Plant Classification Practice</w:t>
               </w:r>
             </w:hyperlink>
           </w:p>
@@ -24301,313 +25125,7 @@
               <w:spacing w:after="10" w:before="0"/>
               <w:ind w:left="120"/>
             </w:pPr>
-            <w:hyperlink w:history="1" r:id="rIdqlmkt5-nch7i93vgvghf0">
-              <w:r>
-                <w:rPr>
-                  <w:rFonts w:ascii="Arial" w:cs="Arial" w:eastAsia="Arial" w:hAnsi="Arial"/>
-                  <w:color w:val="595959"/>
-                  <w:sz w:val="14"/>
-                  <w:szCs w:val="14"/>
-                  <w:u w:val="single" w:color="595959"/>
-                </w:rPr>
-                <w:t xml:space="preserve">🔍 Search ARES for similar readings</w:t>
-              </w:r>
-            </w:hyperlink>
-          </w:p>
-        </w:tc>
-        <w:tc>
-          <w:tcPr>
-            <w:tcW w:type="dxa" w:w="3040"/>
-            <w:shd w:fill="FFFFFF" w:color="auto" w:val="clear"/>
-            <w:tcMar>
-              <w:top w:type="dxa" w:w="60"/>
-              <w:left w:type="dxa" w:w="120"/>
-              <w:bottom w:type="dxa" w:w="60"/>
-              <w:right w:type="dxa" w:w="120"/>
-            </w:tcMar>
-            <w:vAlign w:val="top"/>
-          </w:tcPr>
-          <w:p>
-            <w:pPr>
-              <w:spacing w:after="40" w:before="0"/>
-              <w:jc w:val="left"/>
-            </w:pPr>
-            <w:r>
-              <w:rPr>
-                <w:rFonts w:ascii="Arial" w:cs="Arial" w:eastAsia="Arial" w:hAnsi="Arial"/>
-                <w:b w:val="false"/>
-                <w:bCs w:val="false"/>
-                <w:i w:val="false"/>
-                <w:iCs w:val="false"/>
-                <w:color w:val="000000"/>
-                <w:sz w:val="18"/>
-                <w:szCs w:val="18"/>
-              </w:rPr>
-              <w:t xml:space="preserve">1. The class returns to the Driving Question Board started in Lesson 1, with the driving question at the centre: 'How can we organise the many different living organisms around us so that everyone can identify and study them in the same way?' 2. Learners work in groups to review each sticky-note question posted over the previous seven lessons (e.g. 'Why do different people call the same organism by different names?', 'Why is a mushroom not a plant?', 'What does binomial mean?', 'Why do we need ranks like genus and species?'). 3. Groups decide which questions are now ANSWERED, PARTLY answered or NEW, and move notes to matching columns with a one-line evidence statement referring to the lesson in which they learned it. 4. Each learner writes one new or remaining question (e.g. 'How do scientists classify viruses?', 'What happens when new species are discovered in Kenyan forests?', 'How does DNA change classification?') and posts it under 'Questions for further study'. 5. Class co-constructs the final answer on a chart: 'Living organisms can be systematically organised into hierarchical groups (five kingdoms down to species), named with a two-part scientific name, and identified using shared observable characteristics.'</w:t>
-            </w:r>
-          </w:p>
-        </w:tc>
-        <w:tc>
-          <w:tcPr>
-            <w:tcW w:type="dxa" w:w="3040"/>
-            <w:shd w:fill="F2F2F2" w:color="auto" w:val="clear"/>
-            <w:tcMar>
-              <w:top w:type="dxa" w:w="60"/>
-              <w:left w:type="dxa" w:w="120"/>
-              <w:bottom w:type="dxa" w:w="60"/>
-              <w:right w:type="dxa" w:w="120"/>
-            </w:tcMar>
-            <w:vAlign w:val="top"/>
-          </w:tcPr>
-          <w:p>
-            <w:pPr>
-              <w:spacing w:after="40" w:before="0"/>
-              <w:jc w:val="left"/>
-            </w:pPr>
-            <w:r>
-              <w:rPr>
-                <w:rFonts w:ascii="Arial" w:cs="Arial" w:eastAsia="Arial" w:hAnsi="Arial"/>
-                <w:b w:val="false"/>
-                <w:bCs w:val="false"/>
-                <w:i w:val="false"/>
-                <w:iCs w:val="false"/>
-                <w:color w:val="000000"/>
-                <w:sz w:val="18"/>
-                <w:szCs w:val="18"/>
-              </w:rPr>
-              <w:t xml:space="preserve">Say: 'Our board has grown for eight lessons. Let us see how far we have come.' Read the central driving question aloud. Assign each group a section of the board (questions from Lessons 1-2, 3-4, 5-6, 7). Ask: 'Which of our questions can we now answer with evidence? Show me the lesson and the evidence.' WAIT TIME 10-15 seconds before each group reports. Cold-call 5 learners to move a note and justify its placement. For any unanswered question, say: 'Great question; where might we find the answer? A library, a museum like the National Museums of Kenya, a biology teacher, a later lesson?' Praise question-asking: 'Good scientists end with better questions.' Ensure learners from different backgrounds see their local-name questions acknowledged. Use the final co-constructed answer to bridge to the Model Building phase.</w:t>
-            </w:r>
-          </w:p>
-        </w:tc>
-        <w:tc>
-          <w:tcPr>
-            <w:tcW w:type="dxa" w:w="3040"/>
-            <w:shd w:fill="FFFFFF" w:color="auto" w:val="clear"/>
-            <w:tcMar>
-              <w:top w:type="dxa" w:w="60"/>
-              <w:left w:type="dxa" w:w="120"/>
-              <w:bottom w:type="dxa" w:w="60"/>
-              <w:right w:type="dxa" w:w="120"/>
-            </w:tcMar>
-            <w:vAlign w:val="top"/>
-          </w:tcPr>
-          <w:p>
-            <w:pPr>
-              <w:spacing w:after="40" w:before="0"/>
-              <w:jc w:val="left"/>
-            </w:pPr>
-            <w:r>
-              <w:rPr>
-                <w:rFonts w:ascii="Arial" w:cs="Arial" w:eastAsia="Arial" w:hAnsi="Arial"/>
-                <w:b w:val="false"/>
-                <w:bCs w:val="false"/>
-                <w:i w:val="false"/>
-                <w:iCs w:val="false"/>
-                <w:color w:val="000000"/>
-                <w:sz w:val="18"/>
-                <w:szCs w:val="18"/>
-              </w:rPr>
-              <w:t xml:space="preserve">Driving Question Board: making the learning journey visible by sorting questions into answered / partly answered / new. This builds ownership, shows progress, and keeps the anchoring phenomenon central. Peer teaching occurs as groups explain how their evidence answers earlier questions.</w:t>
-            </w:r>
-          </w:p>
-        </w:tc>
-        <w:tc>
-          <w:tcPr>
-            <w:tcW w:type="dxa" w:w="3040"/>
-            <w:shd w:fill="F2F2F2" w:color="auto" w:val="clear"/>
-            <w:tcMar>
-              <w:top w:type="dxa" w:w="60"/>
-              <w:left w:type="dxa" w:w="120"/>
-              <w:bottom w:type="dxa" w:w="60"/>
-              <w:right w:type="dxa" w:w="120"/>
-            </w:tcMar>
-            <w:vAlign w:val="top"/>
-          </w:tcPr>
-          <w:p>
-            <w:pPr>
-              <w:spacing w:after="40" w:before="0"/>
-              <w:jc w:val="left"/>
-            </w:pPr>
-            <w:r>
-              <w:rPr>
-                <w:rFonts w:ascii="Arial" w:cs="Arial" w:eastAsia="Arial" w:hAnsi="Arial"/>
-                <w:b w:val="false"/>
-                <w:bCs w:val="false"/>
-                <w:i w:val="false"/>
-                <w:iCs w:val="false"/>
-                <w:color w:val="000000"/>
-                <w:sz w:val="18"/>
-                <w:szCs w:val="18"/>
-              </w:rPr>
-              <w:t xml:space="preserve">Observation and oral questioning. Indicators: learners link an answer to a specific piece of evidence or lesson; at least 80% of notes are accurately categorised; every learner contributes a new or follow-up question; learners correctly use vocabulary (taxon, kingdom, genus, species, binomial nomenclature) when explaining notes. Exit ticket (collected at the end of the lesson): 'One question I can now answer is __ because __. One question I still have is __.'</w:t>
-            </w:r>
-          </w:p>
-        </w:tc>
-      </w:tr>
-      <w:tr>
-        <w:tc>
-          <w:tcPr>
-            <w:tcW w:type="dxa" w:w="1520"/>
-            <w:shd w:fill="D5E8F0" w:color="auto" w:val="clear"/>
-            <w:tcMar>
-              <w:top w:type="dxa" w:w="60"/>
-              <w:left w:type="dxa" w:w="120"/>
-              <w:bottom w:type="dxa" w:w="60"/>
-              <w:right w:type="dxa" w:w="120"/>
-            </w:tcMar>
-            <w:vAlign w:val="top"/>
-          </w:tcPr>
-          <w:p>
-            <w:pPr>
-              <w:spacing w:after="40" w:before="0"/>
-              <w:jc w:val="left"/>
-            </w:pPr>
-            <w:r>
-              <w:rPr>
-                <w:rFonts w:ascii="Arial" w:cs="Arial" w:eastAsia="Arial" w:hAnsi="Arial"/>
-                <w:b/>
-                <w:bCs/>
-                <w:i w:val="false"/>
-                <w:iCs w:val="false"/>
-                <w:color w:val="000000"/>
-                <w:sz w:val="18"/>
-                <w:szCs w:val="18"/>
-              </w:rPr>
-              <w:t xml:space="preserve">Model Building Phase</w:t>
-            </w:r>
-          </w:p>
-          <w:p>
-            <w:pPr>
-              <w:spacing w:after="20" w:before="0"/>
-            </w:pPr>
-            <w:r>
-              <w:rPr>
-                <w:rFonts w:ascii="Arial" w:cs="Arial" w:eastAsia="Arial" w:hAnsi="Arial"/>
-                <w:b/>
-                <w:bCs/>
-                <w:color w:val="1F3864"/>
-                <w:sz w:val="16"/>
-                <w:szCs w:val="16"/>
-              </w:rPr>
-              <w:t xml:space="preserve">📹 VIDEO:</w:t>
-            </w:r>
-          </w:p>
-          <w:p>
-            <w:pPr>
-              <w:spacing w:after="20" w:before="0"/>
-            </w:pPr>
-            <w:hyperlink w:history="1" r:id="rIdmvtvjuqqzkypfhd6yhsew">
-              <w:r>
-                <w:rPr>
-                  <w:rFonts w:ascii="Arial" w:cs="Arial" w:eastAsia="Arial" w:hAnsi="Arial"/>
-                  <w:color w:val="2E75B6"/>
-                  <w:sz w:val="16"/>
-                  <w:szCs w:val="16"/>
-                  <w:u w:val="single" w:color="2E75B6"/>
-                </w:rPr>
-                <w:t xml:space="preserve">Alkyl halide nomenclature and classification</w:t>
-              </w:r>
-            </w:hyperlink>
-          </w:p>
-          <w:p>
-            <w:pPr>
-              <w:spacing w:after="10" w:before="0"/>
-              <w:ind w:left="120"/>
-            </w:pPr>
-            <w:r>
-              <w:rPr>
-                <w:rFonts w:ascii="Arial" w:cs="Arial" w:eastAsia="Arial" w:hAnsi="Arial"/>
-                <w:color w:val="595959"/>
-                <w:sz w:val="14"/>
-                <w:szCs w:val="14"/>
-              </w:rPr>
-              <w:t xml:space="preserve">Source: Khan Academy (English - US curriculum)</w:t>
-            </w:r>
-          </w:p>
-          <w:p>
-            <w:pPr>
-              <w:spacing w:after="10" w:before="0"/>
-              <w:ind w:left="120"/>
-            </w:pPr>
-            <w:hyperlink w:history="1" r:id="rIdpkwhmxpgwsq4p1ye52yn8">
-              <w:r>
-                <w:rPr>
-                  <w:rFonts w:ascii="Arial" w:cs="Arial" w:eastAsia="Arial" w:hAnsi="Arial"/>
-                  <w:color w:val="595959"/>
-                  <w:sz w:val="14"/>
-                  <w:szCs w:val="14"/>
-                  <w:u w:val="single" w:color="595959"/>
-                </w:rPr>
-                <w:t xml:space="preserve">🔍 Search ARES for similar videos</w:t>
-              </w:r>
-            </w:hyperlink>
-          </w:p>
-          <w:p>
-            <w:pPr>
-              <w:spacing w:after="40" w:before="0"/>
-            </w:pPr>
-            <w:r>
-              <w:rPr>
-                <w:sz w:val="14"/>
-                <w:szCs w:val="14"/>
-              </w:rPr>
-              <w:t xml:space="preserve"/>
-            </w:r>
-          </w:p>
-          <w:p>
-            <w:pPr>
-              <w:spacing w:after="20" w:before="0"/>
-            </w:pPr>
-            <w:r>
-              <w:rPr>
-                <w:rFonts w:ascii="Arial" w:cs="Arial" w:eastAsia="Arial" w:hAnsi="Arial"/>
-                <w:b/>
-                <w:bCs/>
-                <w:color w:val="1F3864"/>
-                <w:sz w:val="16"/>
-                <w:szCs w:val="16"/>
-              </w:rPr>
-              <w:t xml:space="preserve">📖 HTML:</w:t>
-            </w:r>
-          </w:p>
-          <w:p>
-            <w:pPr>
-              <w:spacing w:after="20" w:before="0"/>
-            </w:pPr>
-            <w:hyperlink w:history="1" r:id="rIdejehbnczzvoz4dui4anvb">
-              <w:r>
-                <w:rPr>
-                  <w:rFonts w:ascii="Arial" w:cs="Arial" w:eastAsia="Arial" w:hAnsi="Arial"/>
-                  <w:color w:val="2E75B6"/>
-                  <w:sz w:val="16"/>
-                  <w:szCs w:val="16"/>
-                  <w:u w:val="single" w:color="2E75B6"/>
-                </w:rPr>
-                <w:t xml:space="preserve">Fungi Classification (Flexbook)</w:t>
-              </w:r>
-            </w:hyperlink>
-          </w:p>
-          <w:p>
-            <w:pPr>
-              <w:spacing w:after="10" w:before="0"/>
-              <w:ind w:left="120"/>
-            </w:pPr>
-            <w:r>
-              <w:rPr>
-                <w:rFonts w:ascii="Arial" w:cs="Arial" w:eastAsia="Arial" w:hAnsi="Arial"/>
-                <w:color w:val="595959"/>
-                <w:sz w:val="14"/>
-                <w:szCs w:val="14"/>
-              </w:rPr>
-              <w:t xml:space="preserve">Source: CK-12</w:t>
-            </w:r>
-          </w:p>
-          <w:p>
-            <w:pPr>
-              <w:spacing w:after="10" w:before="0"/>
-              <w:ind w:left="120"/>
-            </w:pPr>
-            <w:hyperlink w:history="1" r:id="rId20-f0x4u2tjzyrpflyu7y">
+            <w:hyperlink w:history="1" r:id="rId7abimp7jbo5bc--9dohia">
               <w:r>
                 <w:rPr>
                   <w:rFonts w:ascii="Arial" w:cs="Arial" w:eastAsia="Arial" w:hAnsi="Arial"/>
@@ -25119,7 +25637,7 @@
         </w:rPr>
         <w:t xml:space="preserve">© 2026 SeaVuria and ARES. Aligned with KICD objectives. Developed by SeaVuria; technical implementation by ARES (with AI assistance from Claude). Licensed under </w:t>
       </w:r>
-      <w:hyperlink w:history="1" r:id="rIdjpjnv4vo6-ecyuydlmwm7">
+      <w:hyperlink w:history="1" r:id="rIddjnbycrjfww5xtsw4fmqb">
         <w:r>
           <w:rPr>
             <w:rFonts w:ascii="Arial" w:cs="Arial" w:eastAsia="Arial" w:hAnsi="Arial"/>
@@ -25140,7 +25658,7 @@
         </w:rPr>
         <w:t xml:space="preserve"> (</w:t>
       </w:r>
-      <w:hyperlink w:history="1" r:id="rId9hwbz9q6lwhvkcmyvimcp">
+      <w:hyperlink w:history="1" r:id="rIdpjnytdueegkdd0zq1jchi">
         <w:r>
           <w:rPr>
             <w:rFonts w:ascii="Arial" w:cs="Arial" w:eastAsia="Arial" w:hAnsi="Arial"/>

--- a/data/outputs/v2/Grade11/Biology/Lesson_Plans/SS1.1_Taxonomy_I/Biology_Taxonomy_I_CBE_LessonSequence.docx
+++ b/data/outputs/v2/Grade11/Biology/Lesson_Plans/SS1.1_Taxonomy_I/Biology_Taxonomy_I_CBE_LessonSequence.docx
@@ -2073,7 +2073,7 @@
         </w:rPr>
         <w:t xml:space="preserve">© 2026 SeaVuria and ARES. This work is licensed under a </w:t>
       </w:r>
-      <w:hyperlink w:history="1" r:id="rIdydihatcak-vuywatatpqe">
+      <w:hyperlink w:history="1" r:id="rIdtc9us5fzpnpsdty_lgpq0">
         <w:r>
           <w:rPr>
             <w:rFonts w:ascii="Arial" w:cs="Arial" w:eastAsia="Arial" w:hAnsi="Arial"/>
@@ -2093,7 +2093,7 @@
         </w:rPr>
         <w:t xml:space="preserve"> (</w:t>
       </w:r>
-      <w:hyperlink w:history="1" r:id="rIdrpemqsak9sl4_fe4cxwyq">
+      <w:hyperlink w:history="1" r:id="rIdcpkt0bmc2xthrzddebc1e">
         <w:r>
           <w:rPr>
             <w:rFonts w:ascii="Arial" w:cs="Arial" w:eastAsia="Arial" w:hAnsi="Arial"/>
@@ -2113,7 +2113,7 @@
         </w:rPr>
         <w:t xml:space="preserve">). To view a copy of this license, visit </w:t>
       </w:r>
-      <w:hyperlink w:history="1" r:id="rIdvjqwtwa3nx6tqow1vyo93">
+      <w:hyperlink w:history="1" r:id="rId3dhddhjfbpenwkqowmpqu">
         <w:r>
           <w:rPr>
             <w:rFonts w:ascii="Arial" w:cs="Arial" w:eastAsia="Arial" w:hAnsi="Arial"/>
@@ -3125,7 +3125,7 @@
             <w:pPr>
               <w:spacing w:after="20" w:before="0"/>
             </w:pPr>
-            <w:hyperlink w:history="1" r:id="rIdvjd4tfl_vmcohqnmastd6">
+            <w:hyperlink w:history="1" r:id="rIdnb8s4gygjyd2spmoq-fua">
               <w:r>
                 <w:rPr>
                   <w:rFonts w:ascii="Arial" w:cs="Arial" w:eastAsia="Arial" w:hAnsi="Arial"/>
@@ -3174,7 +3174,7 @@
               <w:spacing w:after="10" w:before="0"/>
               <w:ind w:left="120"/>
             </w:pPr>
-            <w:hyperlink w:history="1" r:id="rIdyabla0ig0ofwnudgeptey">
+            <w:hyperlink w:history="1" r:id="rIda-9klfgnwkogl_jcimpra">
               <w:r>
                 <w:rPr>
                   <w:rFonts w:ascii="Arial" w:cs="Arial" w:eastAsia="Arial" w:hAnsi="Arial"/>
@@ -3219,7 +3219,7 @@
             <w:pPr>
               <w:spacing w:after="20" w:before="0"/>
             </w:pPr>
-            <w:hyperlink w:history="1" r:id="rIdmjxllbu2vpoddlfzfgjw3">
+            <w:hyperlink w:history="1" r:id="rIdoibiadksftvoxqcyqop_u">
               <w:r>
                 <w:rPr>
                   <w:rFonts w:ascii="Arial" w:cs="Arial" w:eastAsia="Arial" w:hAnsi="Arial"/>
@@ -3252,7 +3252,7 @@
               <w:spacing w:after="10" w:before="0"/>
               <w:ind w:left="120"/>
             </w:pPr>
-            <w:hyperlink w:history="1" r:id="rIdg3mec6gkdip9xeu9uh0do">
+            <w:hyperlink w:history="1" r:id="rIdhjb7p4joxjg7zngzowghf">
               <w:r>
                 <w:rPr>
                   <w:rFonts w:ascii="Arial" w:cs="Arial" w:eastAsia="Arial" w:hAnsi="Arial"/>
@@ -3447,7 +3447,7 @@
             <w:pPr>
               <w:spacing w:after="20" w:before="0"/>
             </w:pPr>
-            <w:hyperlink w:history="1" r:id="rIdpgczvopyoguszhdok63uv">
+            <w:hyperlink w:history="1" r:id="rIdsi0pkadoit8jibs6xrceu">
               <w:r>
                 <w:rPr>
                   <w:rFonts w:ascii="Arial" w:cs="Arial" w:eastAsia="Arial" w:hAnsi="Arial"/>
@@ -3496,7 +3496,7 @@
               <w:spacing w:after="10" w:before="0"/>
               <w:ind w:left="120"/>
             </w:pPr>
-            <w:hyperlink w:history="1" r:id="rIdrdqhdmoa3i7iobhm8bfv9">
+            <w:hyperlink w:history="1" r:id="rIdhkmztqgymkgyeulbncnma">
               <w:r>
                 <w:rPr>
                   <w:rFonts w:ascii="Arial" w:cs="Arial" w:eastAsia="Arial" w:hAnsi="Arial"/>
@@ -3541,7 +3541,7 @@
             <w:pPr>
               <w:spacing w:after="20" w:before="0"/>
             </w:pPr>
-            <w:hyperlink w:history="1" r:id="rIdwbrl0czi9f5ivs2-lprnb">
+            <w:hyperlink w:history="1" r:id="rIdwdcm373vn0cmtincvbjx3">
               <w:r>
                 <w:rPr>
                   <w:rFonts w:ascii="Arial" w:cs="Arial" w:eastAsia="Arial" w:hAnsi="Arial"/>
@@ -3574,7 +3574,7 @@
               <w:spacing w:after="10" w:before="0"/>
               <w:ind w:left="120"/>
             </w:pPr>
-            <w:hyperlink w:history="1" r:id="rIdqpcbljeg-vtwgsndeileg">
+            <w:hyperlink w:history="1" r:id="rIdnkbask9gqorfeonzfkt8j">
               <w:r>
                 <w:rPr>
                   <w:rFonts w:ascii="Arial" w:cs="Arial" w:eastAsia="Arial" w:hAnsi="Arial"/>
@@ -3769,7 +3769,7 @@
             <w:pPr>
               <w:spacing w:after="20" w:before="0"/>
             </w:pPr>
-            <w:hyperlink w:history="1" r:id="rId6c1qtr2sdd7i-wjuw3x-p">
+            <w:hyperlink w:history="1" r:id="rIdz1_3emkjoxrc-dpswp42q">
               <w:r>
                 <w:rPr>
                   <w:rFonts w:ascii="Arial" w:cs="Arial" w:eastAsia="Arial" w:hAnsi="Arial"/>
@@ -3818,7 +3818,7 @@
               <w:spacing w:after="10" w:before="0"/>
               <w:ind w:left="120"/>
             </w:pPr>
-            <w:hyperlink w:history="1" r:id="rIdlbprpgcaxg-n2e8oss9if">
+            <w:hyperlink w:history="1" r:id="rId6zhvhuopixsh9xz0uor9n">
               <w:r>
                 <w:rPr>
                   <w:rFonts w:ascii="Arial" w:cs="Arial" w:eastAsia="Arial" w:hAnsi="Arial"/>
@@ -3863,7 +3863,7 @@
             <w:pPr>
               <w:spacing w:after="20" w:before="0"/>
             </w:pPr>
-            <w:hyperlink w:history="1" r:id="rIdsgaqlrewkiai9opxtuepi">
+            <w:hyperlink w:history="1" r:id="rId2leato1lwdtcvxdrumx8z">
               <w:r>
                 <w:rPr>
                   <w:rFonts w:ascii="Arial" w:cs="Arial" w:eastAsia="Arial" w:hAnsi="Arial"/>
@@ -3896,7 +3896,7 @@
               <w:spacing w:after="10" w:before="0"/>
               <w:ind w:left="120"/>
             </w:pPr>
-            <w:hyperlink w:history="1" r:id="rId5sf0qkvvjtaggw2mchklt">
+            <w:hyperlink w:history="1" r:id="rId8mfcowiddy6zgvucjm7r2">
               <w:r>
                 <w:rPr>
                   <w:rFonts w:ascii="Arial" w:cs="Arial" w:eastAsia="Arial" w:hAnsi="Arial"/>
@@ -4091,7 +4091,7 @@
             <w:pPr>
               <w:spacing w:after="20" w:before="0"/>
             </w:pPr>
-            <w:hyperlink w:history="1" r:id="rId_ygk6-vjwgntliovo3xr3">
+            <w:hyperlink w:history="1" r:id="rIdzlnk45vtohemy1b5bveyr">
               <w:r>
                 <w:rPr>
                   <w:rFonts w:ascii="Arial" w:cs="Arial" w:eastAsia="Arial" w:hAnsi="Arial"/>
@@ -4140,7 +4140,7 @@
               <w:spacing w:after="10" w:before="0"/>
               <w:ind w:left="120"/>
             </w:pPr>
-            <w:hyperlink w:history="1" r:id="rId0nyjhxgusmsx2wtusx7qh">
+            <w:hyperlink w:history="1" r:id="rIdhx-xtb7ka-l6k0equrwvl">
               <w:r>
                 <w:rPr>
                   <w:rFonts w:ascii="Arial" w:cs="Arial" w:eastAsia="Arial" w:hAnsi="Arial"/>
@@ -4185,7 +4185,7 @@
             <w:pPr>
               <w:spacing w:after="20" w:before="0"/>
             </w:pPr>
-            <w:hyperlink w:history="1" r:id="rId_3htks6dnp6jc3i_rcyct">
+            <w:hyperlink w:history="1" r:id="rIddoam5rqx5mlzzkeot53gj">
               <w:r>
                 <w:rPr>
                   <w:rFonts w:ascii="Arial" w:cs="Arial" w:eastAsia="Arial" w:hAnsi="Arial"/>
@@ -4218,7 +4218,7 @@
               <w:spacing w:after="10" w:before="0"/>
               <w:ind w:left="120"/>
             </w:pPr>
-            <w:hyperlink w:history="1" r:id="rIddwh7_jc3dnswx-rovltvx">
+            <w:hyperlink w:history="1" r:id="rIdbupbecqfmdnxjvj-xuzf5">
               <w:r>
                 <w:rPr>
                   <w:rFonts w:ascii="Arial" w:cs="Arial" w:eastAsia="Arial" w:hAnsi="Arial"/>
@@ -4413,7 +4413,7 @@
             <w:pPr>
               <w:spacing w:after="20" w:before="0"/>
             </w:pPr>
-            <w:hyperlink w:history="1" r:id="rIdh0xs8jltrrhoskmus_hk0">
+            <w:hyperlink w:history="1" r:id="rIdcqditq0zypqbzwukafpmq">
               <w:r>
                 <w:rPr>
                   <w:rFonts w:ascii="Arial" w:cs="Arial" w:eastAsia="Arial" w:hAnsi="Arial"/>
@@ -4462,7 +4462,7 @@
               <w:spacing w:after="10" w:before="0"/>
               <w:ind w:left="120"/>
             </w:pPr>
-            <w:hyperlink w:history="1" r:id="rIdrexriin3urphtqssco2db">
+            <w:hyperlink w:history="1" r:id="rIdvmsbgeem0i7sfvkcjcnf6">
               <w:r>
                 <w:rPr>
                   <w:rFonts w:ascii="Arial" w:cs="Arial" w:eastAsia="Arial" w:hAnsi="Arial"/>
@@ -4507,7 +4507,7 @@
             <w:pPr>
               <w:spacing w:after="20" w:before="0"/>
             </w:pPr>
-            <w:hyperlink w:history="1" r:id="rIduyq0sze6mqfohfslxzcmm">
+            <w:hyperlink w:history="1" r:id="rIdbgo8pd2c_znliaeadanu1">
               <w:r>
                 <w:rPr>
                   <w:rFonts w:ascii="Arial" w:cs="Arial" w:eastAsia="Arial" w:hAnsi="Arial"/>
@@ -4540,7 +4540,7 @@
               <w:spacing w:after="10" w:before="0"/>
               <w:ind w:left="120"/>
             </w:pPr>
-            <w:hyperlink w:history="1" r:id="rIdz781a9rycvhwqjsnmxwvq">
+            <w:hyperlink w:history="1" r:id="rIdprozy7qcc3zlav81-fjlo">
               <w:r>
                 <w:rPr>
                   <w:rFonts w:ascii="Arial" w:cs="Arial" w:eastAsia="Arial" w:hAnsi="Arial"/>
@@ -5052,7 +5052,7 @@
         </w:rPr>
         <w:t xml:space="preserve">© 2026 SeaVuria and ARES. Aligned with KICD objectives. Developed by SeaVuria; technical implementation by ARES (with AI assistance from Claude). Licensed under </w:t>
       </w:r>
-      <w:hyperlink w:history="1" r:id="rIdt_35hsfhi966lqglvraxi">
+      <w:hyperlink w:history="1" r:id="rId-0rq7vg1a--kllnug5for">
         <w:r>
           <w:rPr>
             <w:rFonts w:ascii="Arial" w:cs="Arial" w:eastAsia="Arial" w:hAnsi="Arial"/>
@@ -5073,7 +5073,7 @@
         </w:rPr>
         <w:t xml:space="preserve"> (</w:t>
       </w:r>
-      <w:hyperlink w:history="1" r:id="rIds8ihogatvns2nd90nvied">
+      <w:hyperlink w:history="1" r:id="rIdtzj1y_5wkgsvnt6kzyx1s">
         <w:r>
           <w:rPr>
             <w:rFonts w:ascii="Arial" w:cs="Arial" w:eastAsia="Arial" w:hAnsi="Arial"/>
@@ -6086,7 +6086,7 @@
             <w:pPr>
               <w:spacing w:after="20" w:before="0"/>
             </w:pPr>
-            <w:hyperlink w:history="1" r:id="rId_ri6tombma9eaxohz8lvg">
+            <w:hyperlink w:history="1" r:id="rIdhshcaf8wbjircwdbmpp18">
               <w:r>
                 <w:rPr>
                   <w:rFonts w:ascii="Arial" w:cs="Arial" w:eastAsia="Arial" w:hAnsi="Arial"/>
@@ -6135,7 +6135,7 @@
               <w:spacing w:after="10" w:before="0"/>
               <w:ind w:left="120"/>
             </w:pPr>
-            <w:hyperlink w:history="1" r:id="rIdtvydjfiek53q1aene_zb6">
+            <w:hyperlink w:history="1" r:id="rIdnoc_hj9pbsnz24ruh1jjw">
               <w:r>
                 <w:rPr>
                   <w:rFonts w:ascii="Arial" w:cs="Arial" w:eastAsia="Arial" w:hAnsi="Arial"/>
@@ -6180,7 +6180,7 @@
             <w:pPr>
               <w:spacing w:after="20" w:before="0"/>
             </w:pPr>
-            <w:hyperlink w:history="1" r:id="rIdwrs_hnzyw2qm5vnszjxka">
+            <w:hyperlink w:history="1" r:id="rIdjjrdkmpsea4wnvnhvyplr">
               <w:r>
                 <w:rPr>
                   <w:rFonts w:ascii="Arial" w:cs="Arial" w:eastAsia="Arial" w:hAnsi="Arial"/>
@@ -6229,7 +6229,7 @@
               <w:spacing w:after="10" w:before="0"/>
               <w:ind w:left="120"/>
             </w:pPr>
-            <w:hyperlink w:history="1" r:id="rIdllj_3fx7u6wfqmq2srkyd">
+            <w:hyperlink w:history="1" r:id="rId-jhc0bn--u40e2gbrdcwt">
               <w:r>
                 <w:rPr>
                   <w:rFonts w:ascii="Arial" w:cs="Arial" w:eastAsia="Arial" w:hAnsi="Arial"/>
@@ -6424,7 +6424,7 @@
             <w:pPr>
               <w:spacing w:after="20" w:before="0"/>
             </w:pPr>
-            <w:hyperlink w:history="1" r:id="rIdokoon2_cwllfyw3vflis1">
+            <w:hyperlink w:history="1" r:id="rIdu5fr1zes1zvnizlfk_7w6">
               <w:r>
                 <w:rPr>
                   <w:rFonts w:ascii="Arial" w:cs="Arial" w:eastAsia="Arial" w:hAnsi="Arial"/>
@@ -6473,7 +6473,7 @@
               <w:spacing w:after="10" w:before="0"/>
               <w:ind w:left="120"/>
             </w:pPr>
-            <w:hyperlink w:history="1" r:id="rId5o1p5jfazp-jhkbv-3b2t">
+            <w:hyperlink w:history="1" r:id="rIdhuqtpqotn_tluqsilffhl">
               <w:r>
                 <w:rPr>
                   <w:rFonts w:ascii="Arial" w:cs="Arial" w:eastAsia="Arial" w:hAnsi="Arial"/>
@@ -6518,7 +6518,7 @@
             <w:pPr>
               <w:spacing w:after="20" w:before="0"/>
             </w:pPr>
-            <w:hyperlink w:history="1" r:id="rIdrt0jp2h_yrxp7zegyhczy">
+            <w:hyperlink w:history="1" r:id="rId6tjywnzz7lylsbzpwkuci">
               <w:r>
                 <w:rPr>
                   <w:rFonts w:ascii="Arial" w:cs="Arial" w:eastAsia="Arial" w:hAnsi="Arial"/>
@@ -6567,7 +6567,7 @@
               <w:spacing w:after="10" w:before="0"/>
               <w:ind w:left="120"/>
             </w:pPr>
-            <w:hyperlink w:history="1" r:id="rIdcl8gzoqqvkmkxz36m1kk2">
+            <w:hyperlink w:history="1" r:id="rId3fjtyfw4cjs-qebqrhd68">
               <w:r>
                 <w:rPr>
                   <w:rFonts w:ascii="Arial" w:cs="Arial" w:eastAsia="Arial" w:hAnsi="Arial"/>
@@ -6762,7 +6762,7 @@
             <w:pPr>
               <w:spacing w:after="20" w:before="0"/>
             </w:pPr>
-            <w:hyperlink w:history="1" r:id="rIdzrq26ihuqhsw2hhvhozka">
+            <w:hyperlink w:history="1" r:id="rIdm5tqvw65lx3jno6h9tmyn">
               <w:r>
                 <w:rPr>
                   <w:rFonts w:ascii="Arial" w:cs="Arial" w:eastAsia="Arial" w:hAnsi="Arial"/>
@@ -6811,7 +6811,7 @@
               <w:spacing w:after="10" w:before="0"/>
               <w:ind w:left="120"/>
             </w:pPr>
-            <w:hyperlink w:history="1" r:id="rIdieqlphyaqku0q-dp-2udc">
+            <w:hyperlink w:history="1" r:id="rIdz5i96h1onfapns_mfp7vx">
               <w:r>
                 <w:rPr>
                   <w:rFonts w:ascii="Arial" w:cs="Arial" w:eastAsia="Arial" w:hAnsi="Arial"/>
@@ -6856,7 +6856,7 @@
             <w:pPr>
               <w:spacing w:after="20" w:before="0"/>
             </w:pPr>
-            <w:hyperlink w:history="1" r:id="rIdg5dwg8xfb_067qi8pjatd">
+            <w:hyperlink w:history="1" r:id="rIdiqavcvosn0vs9rw8cr0hd">
               <w:r>
                 <w:rPr>
                   <w:rFonts w:ascii="Arial" w:cs="Arial" w:eastAsia="Arial" w:hAnsi="Arial"/>
@@ -6905,7 +6905,7 @@
               <w:spacing w:after="10" w:before="0"/>
               <w:ind w:left="120"/>
             </w:pPr>
-            <w:hyperlink w:history="1" r:id="rIdy56m7ptjzmy31refrlx0c">
+            <w:hyperlink w:history="1" r:id="rIdorhxcanxlqodyu9ich3p0">
               <w:r>
                 <w:rPr>
                   <w:rFonts w:ascii="Arial" w:cs="Arial" w:eastAsia="Arial" w:hAnsi="Arial"/>
@@ -7100,7 +7100,7 @@
             <w:pPr>
               <w:spacing w:after="20" w:before="0"/>
             </w:pPr>
-            <w:hyperlink w:history="1" r:id="rId6ngic0jgnduuvt2pvat2r">
+            <w:hyperlink w:history="1" r:id="rIdobubwoqkjk0vmnhj6qf2u">
               <w:r>
                 <w:rPr>
                   <w:rFonts w:ascii="Arial" w:cs="Arial" w:eastAsia="Arial" w:hAnsi="Arial"/>
@@ -7149,7 +7149,7 @@
               <w:spacing w:after="10" w:before="0"/>
               <w:ind w:left="120"/>
             </w:pPr>
-            <w:hyperlink w:history="1" r:id="rId_wgrtc5jt7d7jqgrwfglt">
+            <w:hyperlink w:history="1" r:id="rIdlwj0uthxrzipmx9z8bt2w">
               <w:r>
                 <w:rPr>
                   <w:rFonts w:ascii="Arial" w:cs="Arial" w:eastAsia="Arial" w:hAnsi="Arial"/>
@@ -7194,7 +7194,7 @@
             <w:pPr>
               <w:spacing w:after="20" w:before="0"/>
             </w:pPr>
-            <w:hyperlink w:history="1" r:id="rIdcbneaa9489_d07iu8chbg">
+            <w:hyperlink w:history="1" r:id="rId-ihz7fzyrmjz5w6j5nvvo">
               <w:r>
                 <w:rPr>
                   <w:rFonts w:ascii="Arial" w:cs="Arial" w:eastAsia="Arial" w:hAnsi="Arial"/>
@@ -7243,7 +7243,7 @@
               <w:spacing w:after="10" w:before="0"/>
               <w:ind w:left="120"/>
             </w:pPr>
-            <w:hyperlink w:history="1" r:id="rIdfvkca6r6jwbyck89akqno">
+            <w:hyperlink w:history="1" r:id="rIdxvf4qrndga-ljfk44aptv">
               <w:r>
                 <w:rPr>
                   <w:rFonts w:ascii="Arial" w:cs="Arial" w:eastAsia="Arial" w:hAnsi="Arial"/>
@@ -7438,7 +7438,7 @@
             <w:pPr>
               <w:spacing w:after="20" w:before="0"/>
             </w:pPr>
-            <w:hyperlink w:history="1" r:id="rIdpws_puyviyfyzggrxiy5b">
+            <w:hyperlink w:history="1" r:id="rIdnoqift3dhqu27tmjgwujk">
               <w:r>
                 <w:rPr>
                   <w:rFonts w:ascii="Arial" w:cs="Arial" w:eastAsia="Arial" w:hAnsi="Arial"/>
@@ -7487,7 +7487,7 @@
               <w:spacing w:after="10" w:before="0"/>
               <w:ind w:left="120"/>
             </w:pPr>
-            <w:hyperlink w:history="1" r:id="rIdjxx4zhgytzca1vthd_xdt">
+            <w:hyperlink w:history="1" r:id="rIdhwwyi8nwza8l8lbusmmij">
               <w:r>
                 <w:rPr>
                   <w:rFonts w:ascii="Arial" w:cs="Arial" w:eastAsia="Arial" w:hAnsi="Arial"/>
@@ -7532,7 +7532,7 @@
             <w:pPr>
               <w:spacing w:after="20" w:before="0"/>
             </w:pPr>
-            <w:hyperlink w:history="1" r:id="rIdypa0bv6alt83gelhejcl9">
+            <w:hyperlink w:history="1" r:id="rIdbibaslg0zn8rjvuct-2bm">
               <w:r>
                 <w:rPr>
                   <w:rFonts w:ascii="Arial" w:cs="Arial" w:eastAsia="Arial" w:hAnsi="Arial"/>
@@ -7581,7 +7581,7 @@
               <w:spacing w:after="10" w:before="0"/>
               <w:ind w:left="120"/>
             </w:pPr>
-            <w:hyperlink w:history="1" r:id="rIdkbhuec9efttl_lye2dhzv">
+            <w:hyperlink w:history="1" r:id="rIdtd68qumsy1ru3hvdlwziv">
               <w:r>
                 <w:rPr>
                   <w:rFonts w:ascii="Arial" w:cs="Arial" w:eastAsia="Arial" w:hAnsi="Arial"/>
@@ -8093,7 +8093,7 @@
         </w:rPr>
         <w:t xml:space="preserve">© 2026 SeaVuria and ARES. Aligned with KICD objectives. Developed by SeaVuria; technical implementation by ARES (with AI assistance from Claude). Licensed under </w:t>
       </w:r>
-      <w:hyperlink w:history="1" r:id="rIdfwsq2us3mt97aqrvqm4yf">
+      <w:hyperlink w:history="1" r:id="rId3qziv8wczkwrxz8bid31m">
         <w:r>
           <w:rPr>
             <w:rFonts w:ascii="Arial" w:cs="Arial" w:eastAsia="Arial" w:hAnsi="Arial"/>
@@ -8114,7 +8114,7 @@
         </w:rPr>
         <w:t xml:space="preserve"> (</w:t>
       </w:r>
-      <w:hyperlink w:history="1" r:id="rIdpoo0y6rotlayfaism24fk">
+      <w:hyperlink w:history="1" r:id="rId7o1oljgbnryvskwaz7tbq">
         <w:r>
           <w:rPr>
             <w:rFonts w:ascii="Arial" w:cs="Arial" w:eastAsia="Arial" w:hAnsi="Arial"/>
@@ -9127,7 +9127,7 @@
             <w:pPr>
               <w:spacing w:after="20" w:before="0"/>
             </w:pPr>
-            <w:hyperlink w:history="1" r:id="rIdviv8h63zqdityefpt7zjt">
+            <w:hyperlink w:history="1" r:id="rIdzcht74zqydsilhoo0xlbp">
               <w:r>
                 <w:rPr>
                   <w:rFonts w:ascii="Arial" w:cs="Arial" w:eastAsia="Arial" w:hAnsi="Arial"/>
@@ -9176,7 +9176,7 @@
               <w:spacing w:after="10" w:before="0"/>
               <w:ind w:left="120"/>
             </w:pPr>
-            <w:hyperlink w:history="1" r:id="rIdjm0zsit0fyxtjt7kpq_cu">
+            <w:hyperlink w:history="1" r:id="rId9ukgc_qbfc-2nquynoy5d">
               <w:r>
                 <w:rPr>
                   <w:rFonts w:ascii="Arial" w:cs="Arial" w:eastAsia="Arial" w:hAnsi="Arial"/>
@@ -9238,7 +9238,7 @@
               <w:spacing w:after="10" w:before="0"/>
               <w:ind w:left="120"/>
             </w:pPr>
-            <w:hyperlink w:history="1" r:id="rIdfofkqfuvtcb85apln2rrr">
+            <w:hyperlink w:history="1" r:id="rIdbdz2g9onu9dakpaik4ogc">
               <w:r>
                 <w:rPr>
                   <w:rFonts w:ascii="Arial" w:cs="Arial" w:eastAsia="Arial" w:hAnsi="Arial"/>
@@ -9448,7 +9448,7 @@
             <w:pPr>
               <w:spacing w:after="20" w:before="0"/>
             </w:pPr>
-            <w:hyperlink w:history="1" r:id="rIdffa1j5ror2srolvclkxn0">
+            <w:hyperlink w:history="1" r:id="rIdduvi2zrwih40pkadgekw8">
               <w:r>
                 <w:rPr>
                   <w:rFonts w:ascii="Arial" w:cs="Arial" w:eastAsia="Arial" w:hAnsi="Arial"/>
@@ -9497,7 +9497,7 @@
               <w:spacing w:after="10" w:before="0"/>
               <w:ind w:left="120"/>
             </w:pPr>
-            <w:hyperlink w:history="1" r:id="rId5tptm3_rv9dok7ywtzvcb">
+            <w:hyperlink w:history="1" r:id="rIds1p_slzeec992jcautonl">
               <w:r>
                 <w:rPr>
                   <w:rFonts w:ascii="Arial" w:cs="Arial" w:eastAsia="Arial" w:hAnsi="Arial"/>
@@ -9559,7 +9559,7 @@
               <w:spacing w:after="10" w:before="0"/>
               <w:ind w:left="120"/>
             </w:pPr>
-            <w:hyperlink w:history="1" r:id="rIddtkb2qvkn9ud1tnyngp86">
+            <w:hyperlink w:history="1" r:id="rIdr-xicoihpawkiifkw68dh">
               <w:r>
                 <w:rPr>
                   <w:rFonts w:ascii="Arial" w:cs="Arial" w:eastAsia="Arial" w:hAnsi="Arial"/>
@@ -9769,7 +9769,7 @@
             <w:pPr>
               <w:spacing w:after="20" w:before="0"/>
             </w:pPr>
-            <w:hyperlink w:history="1" r:id="rIdau_t0bbetkcpzigsvv1ml">
+            <w:hyperlink w:history="1" r:id="rIdrvd_e-x7f3klq84rp5z9j">
               <w:r>
                 <w:rPr>
                   <w:rFonts w:ascii="Arial" w:cs="Arial" w:eastAsia="Arial" w:hAnsi="Arial"/>
@@ -9818,7 +9818,7 @@
               <w:spacing w:after="10" w:before="0"/>
               <w:ind w:left="120"/>
             </w:pPr>
-            <w:hyperlink w:history="1" r:id="rIdirg8h4bzsnhms3gbgnmxu">
+            <w:hyperlink w:history="1" r:id="rIdqubcsn-tqa18g2cpsvcqa">
               <w:r>
                 <w:rPr>
                   <w:rFonts w:ascii="Arial" w:cs="Arial" w:eastAsia="Arial" w:hAnsi="Arial"/>
@@ -9880,7 +9880,7 @@
               <w:spacing w:after="10" w:before="0"/>
               <w:ind w:left="120"/>
             </w:pPr>
-            <w:hyperlink w:history="1" r:id="rIdo7yuxpizsiqxv3dtikrxt">
+            <w:hyperlink w:history="1" r:id="rIdzphn_uayz9uc2-ax7cw1a">
               <w:r>
                 <w:rPr>
                   <w:rFonts w:ascii="Arial" w:cs="Arial" w:eastAsia="Arial" w:hAnsi="Arial"/>
@@ -10090,7 +10090,7 @@
             <w:pPr>
               <w:spacing w:after="20" w:before="0"/>
             </w:pPr>
-            <w:hyperlink w:history="1" r:id="rIdwjkgxhgu9ia1pckxrjtdh">
+            <w:hyperlink w:history="1" r:id="rIdvessiiqi8rvisfrofxn_k">
               <w:r>
                 <w:rPr>
                   <w:rFonts w:ascii="Arial" w:cs="Arial" w:eastAsia="Arial" w:hAnsi="Arial"/>
@@ -10139,7 +10139,7 @@
               <w:spacing w:after="10" w:before="0"/>
               <w:ind w:left="120"/>
             </w:pPr>
-            <w:hyperlink w:history="1" r:id="rIdbj07pjxu8pfji9vqnaj0z">
+            <w:hyperlink w:history="1" r:id="rId84hdsykmpaf9gpec-ytuo">
               <w:r>
                 <w:rPr>
                   <w:rFonts w:ascii="Arial" w:cs="Arial" w:eastAsia="Arial" w:hAnsi="Arial"/>
@@ -10201,7 +10201,7 @@
               <w:spacing w:after="10" w:before="0"/>
               <w:ind w:left="120"/>
             </w:pPr>
-            <w:hyperlink w:history="1" r:id="rIdbdn-jdi76kzddr-gju2gr">
+            <w:hyperlink w:history="1" r:id="rIdoaf2gbnjlft-gypxw_06o">
               <w:r>
                 <w:rPr>
                   <w:rFonts w:ascii="Arial" w:cs="Arial" w:eastAsia="Arial" w:hAnsi="Arial"/>
@@ -10411,7 +10411,7 @@
             <w:pPr>
               <w:spacing w:after="20" w:before="0"/>
             </w:pPr>
-            <w:hyperlink w:history="1" r:id="rId5-z_awj2craf7j4tz_zw4">
+            <w:hyperlink w:history="1" r:id="rIdmdtosj6dupcic73xnupjj">
               <w:r>
                 <w:rPr>
                   <w:rFonts w:ascii="Arial" w:cs="Arial" w:eastAsia="Arial" w:hAnsi="Arial"/>
@@ -10460,7 +10460,7 @@
               <w:spacing w:after="10" w:before="0"/>
               <w:ind w:left="120"/>
             </w:pPr>
-            <w:hyperlink w:history="1" r:id="rIdtknniujm4nyfz11dews3o">
+            <w:hyperlink w:history="1" r:id="rIdgz6pnf_5evjqm7zei9nwk">
               <w:r>
                 <w:rPr>
                   <w:rFonts w:ascii="Arial" w:cs="Arial" w:eastAsia="Arial" w:hAnsi="Arial"/>
@@ -10522,7 +10522,7 @@
               <w:spacing w:after="10" w:before="0"/>
               <w:ind w:left="120"/>
             </w:pPr>
-            <w:hyperlink w:history="1" r:id="rId41rlcospevyzvr5dypuwf">
+            <w:hyperlink w:history="1" r:id="rIdhwnhea6wmwqtyod9xjhdv">
               <w:r>
                 <w:rPr>
                   <w:rFonts w:ascii="Arial" w:cs="Arial" w:eastAsia="Arial" w:hAnsi="Arial"/>
@@ -11049,7 +11049,7 @@
         </w:rPr>
         <w:t xml:space="preserve">© 2026 SeaVuria and ARES. Aligned with KICD objectives. Developed by SeaVuria; technical implementation by ARES (with AI assistance from Claude). Licensed under </w:t>
       </w:r>
-      <w:hyperlink w:history="1" r:id="rIdtfyalvduve7hsavyd_dkc">
+      <w:hyperlink w:history="1" r:id="rIdotkiczpl9xpsvxkvdfzmo">
         <w:r>
           <w:rPr>
             <w:rFonts w:ascii="Arial" w:cs="Arial" w:eastAsia="Arial" w:hAnsi="Arial"/>
@@ -11070,7 +11070,7 @@
         </w:rPr>
         <w:t xml:space="preserve"> (</w:t>
       </w:r>
-      <w:hyperlink w:history="1" r:id="rIdq0fo_gpgl-ruqaglc4yrw">
+      <w:hyperlink w:history="1" r:id="rIdiq6uknl4zgmb9iq0knrtf">
         <w:r>
           <w:rPr>
             <w:rFonts w:ascii="Arial" w:cs="Arial" w:eastAsia="Arial" w:hAnsi="Arial"/>
@@ -12083,7 +12083,7 @@
             <w:pPr>
               <w:spacing w:after="20" w:before="0"/>
             </w:pPr>
-            <w:hyperlink w:history="1" r:id="rIdggihzpb2j72nojmjbwtii">
+            <w:hyperlink w:history="1" r:id="rIdvl9k1zwruleiopdslycqw">
               <w:r>
                 <w:rPr>
                   <w:rFonts w:ascii="Arial" w:cs="Arial" w:eastAsia="Arial" w:hAnsi="Arial"/>
@@ -12132,7 +12132,7 @@
               <w:spacing w:after="10" w:before="0"/>
               <w:ind w:left="120"/>
             </w:pPr>
-            <w:hyperlink w:history="1" r:id="rIdvv7m0uzjoykjw7zmehvuy">
+            <w:hyperlink w:history="1" r:id="rIddtylq1y9ur4jkufj-jjpr">
               <w:r>
                 <w:rPr>
                   <w:rFonts w:ascii="Arial" w:cs="Arial" w:eastAsia="Arial" w:hAnsi="Arial"/>
@@ -12194,7 +12194,7 @@
               <w:spacing w:after="10" w:before="0"/>
               <w:ind w:left="120"/>
             </w:pPr>
-            <w:hyperlink w:history="1" r:id="rId4u3mjv22toa2tkjwyfb-o">
+            <w:hyperlink w:history="1" r:id="rIdmmrodldxghpwo9trrlqop">
               <w:r>
                 <w:rPr>
                   <w:rFonts w:ascii="Arial" w:cs="Arial" w:eastAsia="Arial" w:hAnsi="Arial"/>
@@ -12404,7 +12404,7 @@
             <w:pPr>
               <w:spacing w:after="20" w:before="0"/>
             </w:pPr>
-            <w:hyperlink w:history="1" r:id="rId1chj34k2vz2-en8lmjb2a">
+            <w:hyperlink w:history="1" r:id="rIdaz_a87zh3j0vr8zaqwcl0">
               <w:r>
                 <w:rPr>
                   <w:rFonts w:ascii="Arial" w:cs="Arial" w:eastAsia="Arial" w:hAnsi="Arial"/>
@@ -12453,7 +12453,7 @@
               <w:spacing w:after="10" w:before="0"/>
               <w:ind w:left="120"/>
             </w:pPr>
-            <w:hyperlink w:history="1" r:id="rIdo7o-fjvrj1wfpepwbkapw">
+            <w:hyperlink w:history="1" r:id="rIdmjh3cwb3wu6lwtfsg6xlr">
               <w:r>
                 <w:rPr>
                   <w:rFonts w:ascii="Arial" w:cs="Arial" w:eastAsia="Arial" w:hAnsi="Arial"/>
@@ -12515,7 +12515,7 @@
               <w:spacing w:after="10" w:before="0"/>
               <w:ind w:left="120"/>
             </w:pPr>
-            <w:hyperlink w:history="1" r:id="rIdrnbqxtvvkzushaiso-b3k">
+            <w:hyperlink w:history="1" r:id="rIdnla7wxxwwqivsysv_j-0s">
               <w:r>
                 <w:rPr>
                   <w:rFonts w:ascii="Arial" w:cs="Arial" w:eastAsia="Arial" w:hAnsi="Arial"/>
@@ -12725,7 +12725,7 @@
             <w:pPr>
               <w:spacing w:after="20" w:before="0"/>
             </w:pPr>
-            <w:hyperlink w:history="1" r:id="rId6bm0it1tgtvvrgg3nvouk">
+            <w:hyperlink w:history="1" r:id="rIdqsxnhyrjjthgmghsxax-2">
               <w:r>
                 <w:rPr>
                   <w:rFonts w:ascii="Arial" w:cs="Arial" w:eastAsia="Arial" w:hAnsi="Arial"/>
@@ -12774,7 +12774,7 @@
               <w:spacing w:after="10" w:before="0"/>
               <w:ind w:left="120"/>
             </w:pPr>
-            <w:hyperlink w:history="1" r:id="rIdi90vnh8zseyzu0jovbcsw">
+            <w:hyperlink w:history="1" r:id="rIdnqb9_b504i6rqlpmdvbel">
               <w:r>
                 <w:rPr>
                   <w:rFonts w:ascii="Arial" w:cs="Arial" w:eastAsia="Arial" w:hAnsi="Arial"/>
@@ -12836,7 +12836,7 @@
               <w:spacing w:after="10" w:before="0"/>
               <w:ind w:left="120"/>
             </w:pPr>
-            <w:hyperlink w:history="1" r:id="rIdumz_wwrlwhdbl7zwzpzxx">
+            <w:hyperlink w:history="1" r:id="rIdyimas9nko4gbakmxqswil">
               <w:r>
                 <w:rPr>
                   <w:rFonts w:ascii="Arial" w:cs="Arial" w:eastAsia="Arial" w:hAnsi="Arial"/>
@@ -12925,7 +12925,7 @@
                 <w:sz w:val="18"/>
                 <w:szCs w:val="18"/>
               </w:rPr>
-              <w:t xml:space="preserve">Say: 'You are now the expert. Your job is to teach your organism's staircase to others in 2 minutes without just reading the card.' While groups teach, circulate and ask: 'At which step did the goat and the chicken separate? What does that tell you about how closely related they are?' Prompt for connection to the phenomenon: 'In the first lesson, one group put the mosquito and the chicken together because both can fly. Where would a scientist place them in this system, and why does that differ from sorting by ability to fly?' Give WAIT TIME of 10-15 seconds after each question. Cold-call 5 learners from different groups to share a CER statement. Use sentence frames on the board: 'I claim that ___. My evidence is ___. This shows ___ because ___.' During the Gallery Walk say: 'Leave one star (something correct and clear) and one question. Be respectful of different ways of presenting the same hierarchy.' Address misconceptions such as 'Species is the biggest group' or 'Genus and Species are the same'. Clarify that species is the most specific level and that the idea of a unique name for each organism is still unresolved.</w:t>
+              <w:t xml:space="preserve">Say: 'You are now the expert. Your job is to teach your organism's staircase to others in 2 minutes without just reading the card.' While groups teach, circulate and ask: 'At which step did the goat and the chicken separate? What does that tell you about how closely related they are?' Prompt for connection to the phenomenon: 'Suppose a group in the first lesson had put the mosquito and the chicken together because both can fly. Where would a scientist place them in this system, and why does that differ from sorting by ability to fly?' Give WAIT TIME of 10-15 seconds after each question. Cold-call 5 learners from different groups to share a CER statement. Use sentence frames on the board: 'I claim that ___. My evidence is ___. This shows ___ because ___.' During the Gallery Walk say: 'Leave one star (something correct and clear) and one question. Be respectful of different ways of presenting the same hierarchy.' Address misconceptions such as 'Species is the biggest group' or 'Genus and Species are the same'. Clarify that species is the most specific level and that the idea of a unique name for each organism is still unresolved.</w:t>
             </w:r>
           </w:p>
         </w:tc>
@@ -13046,7 +13046,7 @@
             <w:pPr>
               <w:spacing w:after="20" w:before="0"/>
             </w:pPr>
-            <w:hyperlink w:history="1" r:id="rId3v3ue1paafo_l_yzitajt">
+            <w:hyperlink w:history="1" r:id="rIddj5v228wkr5itkawxntio">
               <w:r>
                 <w:rPr>
                   <w:rFonts w:ascii="Arial" w:cs="Arial" w:eastAsia="Arial" w:hAnsi="Arial"/>
@@ -13095,7 +13095,7 @@
               <w:spacing w:after="10" w:before="0"/>
               <w:ind w:left="120"/>
             </w:pPr>
-            <w:hyperlink w:history="1" r:id="rIdy7-q0arqwg2pg2bbzknc9">
+            <w:hyperlink w:history="1" r:id="rIdwz3viwkkls_zdiihfpazl">
               <w:r>
                 <w:rPr>
                   <w:rFonts w:ascii="Arial" w:cs="Arial" w:eastAsia="Arial" w:hAnsi="Arial"/>
@@ -13157,7 +13157,7 @@
               <w:spacing w:after="10" w:before="0"/>
               <w:ind w:left="120"/>
             </w:pPr>
-            <w:hyperlink w:history="1" r:id="rIdywljcccww3v9b243nproz">
+            <w:hyperlink w:history="1" r:id="rIdpq8htllengwen6jufeuls">
               <w:r>
                 <w:rPr>
                   <w:rFonts w:ascii="Arial" w:cs="Arial" w:eastAsia="Arial" w:hAnsi="Arial"/>
@@ -13367,7 +13367,7 @@
             <w:pPr>
               <w:spacing w:after="20" w:before="0"/>
             </w:pPr>
-            <w:hyperlink w:history="1" r:id="rId1skqd9saoxal4-df4du1b">
+            <w:hyperlink w:history="1" r:id="rIdmx5flgqyjxvlctwntjl8x">
               <w:r>
                 <w:rPr>
                   <w:rFonts w:ascii="Arial" w:cs="Arial" w:eastAsia="Arial" w:hAnsi="Arial"/>
@@ -13416,7 +13416,7 @@
               <w:spacing w:after="10" w:before="0"/>
               <w:ind w:left="120"/>
             </w:pPr>
-            <w:hyperlink w:history="1" r:id="rIdv9ogtduoyn9ctituau0-d">
+            <w:hyperlink w:history="1" r:id="rIdtrspzfjffog5bq9ctbn9v">
               <w:r>
                 <w:rPr>
                   <w:rFonts w:ascii="Arial" w:cs="Arial" w:eastAsia="Arial" w:hAnsi="Arial"/>
@@ -13478,7 +13478,7 @@
               <w:spacing w:after="10" w:before="0"/>
               <w:ind w:left="120"/>
             </w:pPr>
-            <w:hyperlink w:history="1" r:id="rIdtci_1rqrppipycib-tsd3">
+            <w:hyperlink w:history="1" r:id="rIdj2l7yzbzc4so-forl4ve2">
               <w:r>
                 <w:rPr>
                   <w:rFonts w:ascii="Arial" w:cs="Arial" w:eastAsia="Arial" w:hAnsi="Arial"/>
@@ -14005,7 +14005,7 @@
         </w:rPr>
         <w:t xml:space="preserve">© 2026 SeaVuria and ARES. Aligned with KICD objectives. Developed by SeaVuria; technical implementation by ARES (with AI assistance from Claude). Licensed under </w:t>
       </w:r>
-      <w:hyperlink w:history="1" r:id="rIdiqr_urbwu3hy2d0aamlh4">
+      <w:hyperlink w:history="1" r:id="rIdmai9zoqr7upanyhuvxnqv">
         <w:r>
           <w:rPr>
             <w:rFonts w:ascii="Arial" w:cs="Arial" w:eastAsia="Arial" w:hAnsi="Arial"/>
@@ -14026,7 +14026,7 @@
         </w:rPr>
         <w:t xml:space="preserve"> (</w:t>
       </w:r>
-      <w:hyperlink w:history="1" r:id="rIdgxzll1ijhah9vj1gm_r-p">
+      <w:hyperlink w:history="1" r:id="rIdik98vubphlqqin8gwaxsb">
         <w:r>
           <w:rPr>
             <w:rFonts w:ascii="Arial" w:cs="Arial" w:eastAsia="Arial" w:hAnsi="Arial"/>
@@ -15056,7 +15056,7 @@
               <w:spacing w:after="10" w:before="0"/>
               <w:ind w:left="120"/>
             </w:pPr>
-            <w:hyperlink w:history="1" r:id="rIdgzoz0x2g3ndomsj4qquab">
+            <w:hyperlink w:history="1" r:id="rId7g4senwv6nlxp0egdmrcb">
               <w:r>
                 <w:rPr>
                   <w:rFonts w:ascii="Arial" w:cs="Arial" w:eastAsia="Arial" w:hAnsi="Arial"/>
@@ -15133,7 +15133,7 @@
               <w:spacing w:after="10" w:before="0"/>
               <w:ind w:left="120"/>
             </w:pPr>
-            <w:hyperlink w:history="1" r:id="rIdh3h24g9aitjrioebns00f">
+            <w:hyperlink w:history="1" r:id="rIdzfqcxve1mrpgzxolzxawz">
               <w:r>
                 <w:rPr>
                   <w:rFonts w:ascii="Arial" w:cs="Arial" w:eastAsia="Arial" w:hAnsi="Arial"/>
@@ -15360,7 +15360,7 @@
               <w:spacing w:after="10" w:before="0"/>
               <w:ind w:left="120"/>
             </w:pPr>
-            <w:hyperlink w:history="1" r:id="rIdyeudwnvb3eroo5o_rjm3h">
+            <w:hyperlink w:history="1" r:id="rIdoumr97bxuipu10wt-8ocx">
               <w:r>
                 <w:rPr>
                   <w:rFonts w:ascii="Arial" w:cs="Arial" w:eastAsia="Arial" w:hAnsi="Arial"/>
@@ -15437,7 +15437,7 @@
               <w:spacing w:after="10" w:before="0"/>
               <w:ind w:left="120"/>
             </w:pPr>
-            <w:hyperlink w:history="1" r:id="rId0yha_xov8qj_rbprsbmrq">
+            <w:hyperlink w:history="1" r:id="rIdax-4_e6egc9vtgus6hrwd">
               <w:r>
                 <w:rPr>
                   <w:rFonts w:ascii="Arial" w:cs="Arial" w:eastAsia="Arial" w:hAnsi="Arial"/>
@@ -15664,7 +15664,7 @@
               <w:spacing w:after="10" w:before="0"/>
               <w:ind w:left="120"/>
             </w:pPr>
-            <w:hyperlink w:history="1" r:id="rIdu3wdx25ozj6dtfwhqgdqd">
+            <w:hyperlink w:history="1" r:id="rId6ojx7oc9b58kuz1pwihhm">
               <w:r>
                 <w:rPr>
                   <w:rFonts w:ascii="Arial" w:cs="Arial" w:eastAsia="Arial" w:hAnsi="Arial"/>
@@ -15741,7 +15741,7 @@
               <w:spacing w:after="10" w:before="0"/>
               <w:ind w:left="120"/>
             </w:pPr>
-            <w:hyperlink w:history="1" r:id="rIdieil8pac0qxggf5ibik8c">
+            <w:hyperlink w:history="1" r:id="rIdht2vrnvlyd2wm8ghxvclh">
               <w:r>
                 <w:rPr>
                   <w:rFonts w:ascii="Arial" w:cs="Arial" w:eastAsia="Arial" w:hAnsi="Arial"/>
@@ -15968,7 +15968,7 @@
               <w:spacing w:after="10" w:before="0"/>
               <w:ind w:left="120"/>
             </w:pPr>
-            <w:hyperlink w:history="1" r:id="rId7gxcqr_ceda3ci31ok4kl">
+            <w:hyperlink w:history="1" r:id="rIdxai3ijcsbbbxgzd0tahqt">
               <w:r>
                 <w:rPr>
                   <w:rFonts w:ascii="Arial" w:cs="Arial" w:eastAsia="Arial" w:hAnsi="Arial"/>
@@ -16045,7 +16045,7 @@
               <w:spacing w:after="10" w:before="0"/>
               <w:ind w:left="120"/>
             </w:pPr>
-            <w:hyperlink w:history="1" r:id="rIdkkemzg5wm4mlz4zixhzzg">
+            <w:hyperlink w:history="1" r:id="rIdcr2iripm8vwaoi2zgpcqv">
               <w:r>
                 <w:rPr>
                   <w:rFonts w:ascii="Arial" w:cs="Arial" w:eastAsia="Arial" w:hAnsi="Arial"/>
@@ -16272,7 +16272,7 @@
               <w:spacing w:after="10" w:before="0"/>
               <w:ind w:left="120"/>
             </w:pPr>
-            <w:hyperlink w:history="1" r:id="rIdn7qmwjkwx_nxkonly0glk">
+            <w:hyperlink w:history="1" r:id="rIdarmbsed1odssrvf_stv8r">
               <w:r>
                 <w:rPr>
                   <w:rFonts w:ascii="Arial" w:cs="Arial" w:eastAsia="Arial" w:hAnsi="Arial"/>
@@ -16349,7 +16349,7 @@
               <w:spacing w:after="10" w:before="0"/>
               <w:ind w:left="120"/>
             </w:pPr>
-            <w:hyperlink w:history="1" r:id="rIdhnsmv474b7szii0bub2ay">
+            <w:hyperlink w:history="1" r:id="rId04x-pwdwhg7ykkq42ecoy">
               <w:r>
                 <w:rPr>
                   <w:rFonts w:ascii="Arial" w:cs="Arial" w:eastAsia="Arial" w:hAnsi="Arial"/>
@@ -16876,7 +16876,7 @@
         </w:rPr>
         <w:t xml:space="preserve">© 2026 SeaVuria and ARES. Aligned with KICD objectives. Developed by SeaVuria; technical implementation by ARES (with AI assistance from Claude). Licensed under </w:t>
       </w:r>
-      <w:hyperlink w:history="1" r:id="rIdumzqzkb7hhgyfjkbtnnh1">
+      <w:hyperlink w:history="1" r:id="rId0uz49ij2qax6nartny1oh">
         <w:r>
           <w:rPr>
             <w:rFonts w:ascii="Arial" w:cs="Arial" w:eastAsia="Arial" w:hAnsi="Arial"/>
@@ -16897,7 +16897,7 @@
         </w:rPr>
         <w:t xml:space="preserve"> (</w:t>
       </w:r>
-      <w:hyperlink w:history="1" r:id="rIdofvjvuodlku60s863hqwf">
+      <w:hyperlink w:history="1" r:id="rIdwk0gwmha6tji1rs4vlooe">
         <w:r>
           <w:rPr>
             <w:rFonts w:ascii="Arial" w:cs="Arial" w:eastAsia="Arial" w:hAnsi="Arial"/>
@@ -17927,7 +17927,7 @@
               <w:spacing w:after="10" w:before="0"/>
               <w:ind w:left="120"/>
             </w:pPr>
-            <w:hyperlink w:history="1" r:id="rIddkjzgwvlgodsmwfs_vcwp">
+            <w:hyperlink w:history="1" r:id="rId084olkhr9bt83goqcmhj3">
               <w:r>
                 <w:rPr>
                   <w:rFonts w:ascii="Arial" w:cs="Arial" w:eastAsia="Arial" w:hAnsi="Arial"/>
@@ -18004,7 +18004,7 @@
               <w:spacing w:after="10" w:before="0"/>
               <w:ind w:left="120"/>
             </w:pPr>
-            <w:hyperlink w:history="1" r:id="rId322ntqx72uu4p_-pqahyo">
+            <w:hyperlink w:history="1" r:id="rIdfl7unekdzthxw6qibqvys">
               <w:r>
                 <w:rPr>
                   <w:rFonts w:ascii="Arial" w:cs="Arial" w:eastAsia="Arial" w:hAnsi="Arial"/>
@@ -18231,7 +18231,7 @@
               <w:spacing w:after="10" w:before="0"/>
               <w:ind w:left="120"/>
             </w:pPr>
-            <w:hyperlink w:history="1" r:id="rIdwxpajfx66ow1ifilzlxd9">
+            <w:hyperlink w:history="1" r:id="rId7afxakjmalcgi2_kzt8ma">
               <w:r>
                 <w:rPr>
                   <w:rFonts w:ascii="Arial" w:cs="Arial" w:eastAsia="Arial" w:hAnsi="Arial"/>
@@ -18308,7 +18308,7 @@
               <w:spacing w:after="10" w:before="0"/>
               <w:ind w:left="120"/>
             </w:pPr>
-            <w:hyperlink w:history="1" r:id="rId-z9fmd3g-k1jwerjty5r8">
+            <w:hyperlink w:history="1" r:id="rIdx-hpj4y9aoqi-v6bmybgm">
               <w:r>
                 <w:rPr>
                   <w:rFonts w:ascii="Arial" w:cs="Arial" w:eastAsia="Arial" w:hAnsi="Arial"/>
@@ -18535,7 +18535,7 @@
               <w:spacing w:after="10" w:before="0"/>
               <w:ind w:left="120"/>
             </w:pPr>
-            <w:hyperlink w:history="1" r:id="rIdsfn8qtbz_bhdme8ur_0oe">
+            <w:hyperlink w:history="1" r:id="rIdbw_mcr2miqu2lhn7p_vcc">
               <w:r>
                 <w:rPr>
                   <w:rFonts w:ascii="Arial" w:cs="Arial" w:eastAsia="Arial" w:hAnsi="Arial"/>
@@ -18612,7 +18612,7 @@
               <w:spacing w:after="10" w:before="0"/>
               <w:ind w:left="120"/>
             </w:pPr>
-            <w:hyperlink w:history="1" r:id="rId2l1630v0ouq3f4c70qdhq">
+            <w:hyperlink w:history="1" r:id="rIdpac0shxuobue5u6nodwck">
               <w:r>
                 <w:rPr>
                   <w:rFonts w:ascii="Arial" w:cs="Arial" w:eastAsia="Arial" w:hAnsi="Arial"/>
@@ -18839,7 +18839,7 @@
               <w:spacing w:after="10" w:before="0"/>
               <w:ind w:left="120"/>
             </w:pPr>
-            <w:hyperlink w:history="1" r:id="rIdenzotudqwxjtsn6kmdqcz">
+            <w:hyperlink w:history="1" r:id="rIdqaobx6vfvcemcpirgalpj">
               <w:r>
                 <w:rPr>
                   <w:rFonts w:ascii="Arial" w:cs="Arial" w:eastAsia="Arial" w:hAnsi="Arial"/>
@@ -18916,7 +18916,7 @@
               <w:spacing w:after="10" w:before="0"/>
               <w:ind w:left="120"/>
             </w:pPr>
-            <w:hyperlink w:history="1" r:id="rIdm_iyb81llok_hsbmr22nw">
+            <w:hyperlink w:history="1" r:id="rIdmffozii_bhpmzop045l-m">
               <w:r>
                 <w:rPr>
                   <w:rFonts w:ascii="Arial" w:cs="Arial" w:eastAsia="Arial" w:hAnsi="Arial"/>
@@ -19143,7 +19143,7 @@
               <w:spacing w:after="10" w:before="0"/>
               <w:ind w:left="120"/>
             </w:pPr>
-            <w:hyperlink w:history="1" r:id="rIdju08xvsn6e_-qbyr6_dto">
+            <w:hyperlink w:history="1" r:id="rId2gmx1r5a7capsviokaln1">
               <w:r>
                 <w:rPr>
                   <w:rFonts w:ascii="Arial" w:cs="Arial" w:eastAsia="Arial" w:hAnsi="Arial"/>
@@ -19220,7 +19220,7 @@
               <w:spacing w:after="10" w:before="0"/>
               <w:ind w:left="120"/>
             </w:pPr>
-            <w:hyperlink w:history="1" r:id="rIdsbasqokcq9bbbxtw_rf98">
+            <w:hyperlink w:history="1" r:id="rIdxvh5snjgxb_ssnbcro_58">
               <w:r>
                 <w:rPr>
                   <w:rFonts w:ascii="Arial" w:cs="Arial" w:eastAsia="Arial" w:hAnsi="Arial"/>
@@ -19747,7 +19747,7 @@
         </w:rPr>
         <w:t xml:space="preserve">© 2026 SeaVuria and ARES. Aligned with KICD objectives. Developed by SeaVuria; technical implementation by ARES (with AI assistance from Claude). Licensed under </w:t>
       </w:r>
-      <w:hyperlink w:history="1" r:id="rIdl_xzucln2-qvsth5ng5kb">
+      <w:hyperlink w:history="1" r:id="rId7hmbubvjcq0p1wowqo2nd">
         <w:r>
           <w:rPr>
             <w:rFonts w:ascii="Arial" w:cs="Arial" w:eastAsia="Arial" w:hAnsi="Arial"/>
@@ -19768,7 +19768,7 @@
         </w:rPr>
         <w:t xml:space="preserve"> (</w:t>
       </w:r>
-      <w:hyperlink w:history="1" r:id="rIdzyagggijphrhya_6xlfkf">
+      <w:hyperlink w:history="1" r:id="rIdx2vycepk6edmbz840v-so">
         <w:r>
           <w:rPr>
             <w:rFonts w:ascii="Arial" w:cs="Arial" w:eastAsia="Arial" w:hAnsi="Arial"/>
@@ -20781,7 +20781,7 @@
             <w:pPr>
               <w:spacing w:after="20" w:before="0"/>
             </w:pPr>
-            <w:hyperlink w:history="1" r:id="rId1unbhvkrio2oxsqml0qwr">
+            <w:hyperlink w:history="1" r:id="rIdsqgtasd6w7cttckvypmiv">
               <w:r>
                 <w:rPr>
                   <w:rFonts w:ascii="Arial" w:cs="Arial" w:eastAsia="Arial" w:hAnsi="Arial"/>
@@ -20814,7 +20814,7 @@
               <w:spacing w:after="10" w:before="0"/>
               <w:ind w:left="120"/>
             </w:pPr>
-            <w:hyperlink w:history="1" r:id="rIdnh5ctkuoz5jzky-ntbhul">
+            <w:hyperlink w:history="1" r:id="rId-awcog8oztaqjboptgehv">
               <w:r>
                 <w:rPr>
                   <w:rFonts w:ascii="Arial" w:cs="Arial" w:eastAsia="Arial" w:hAnsi="Arial"/>
@@ -20859,7 +20859,7 @@
             <w:pPr>
               <w:spacing w:after="20" w:before="0"/>
             </w:pPr>
-            <w:hyperlink w:history="1" r:id="rIdw-seqdcp2fjxjtlduduu9">
+            <w:hyperlink w:history="1" r:id="rIdovgasjzq80zhjizwaaztg">
               <w:r>
                 <w:rPr>
                   <w:rFonts w:ascii="Arial" w:cs="Arial" w:eastAsia="Arial" w:hAnsi="Arial"/>
@@ -20892,7 +20892,7 @@
               <w:spacing w:after="10" w:before="0"/>
               <w:ind w:left="120"/>
             </w:pPr>
-            <w:hyperlink w:history="1" r:id="rIdvtfhtxd7xmr6weub53szp">
+            <w:hyperlink w:history="1" r:id="rIdlgj9adzuv716jf3gya1pz">
               <w:r>
                 <w:rPr>
                   <w:rFonts w:ascii="Arial" w:cs="Arial" w:eastAsia="Arial" w:hAnsi="Arial"/>
@@ -21087,7 +21087,7 @@
             <w:pPr>
               <w:spacing w:after="20" w:before="0"/>
             </w:pPr>
-            <w:hyperlink w:history="1" r:id="rIdtmo5ykhpxnht2ume0akno">
+            <w:hyperlink w:history="1" r:id="rIdn4k2kdwj2jjedlodbaxth">
               <w:r>
                 <w:rPr>
                   <w:rFonts w:ascii="Arial" w:cs="Arial" w:eastAsia="Arial" w:hAnsi="Arial"/>
@@ -21120,7 +21120,7 @@
               <w:spacing w:after="10" w:before="0"/>
               <w:ind w:left="120"/>
             </w:pPr>
-            <w:hyperlink w:history="1" r:id="rIdwtzkogvzoozo-xohgysxz">
+            <w:hyperlink w:history="1" r:id="rIdvmfdcgn--ieqtxoyzrmgr">
               <w:r>
                 <w:rPr>
                   <w:rFonts w:ascii="Arial" w:cs="Arial" w:eastAsia="Arial" w:hAnsi="Arial"/>
@@ -21165,7 +21165,7 @@
             <w:pPr>
               <w:spacing w:after="20" w:before="0"/>
             </w:pPr>
-            <w:hyperlink w:history="1" r:id="rIdzbez7vev83l0siler2ts-">
+            <w:hyperlink w:history="1" r:id="rIdwcettoearoqdejicnzjwd">
               <w:r>
                 <w:rPr>
                   <w:rFonts w:ascii="Arial" w:cs="Arial" w:eastAsia="Arial" w:hAnsi="Arial"/>
@@ -21198,7 +21198,7 @@
               <w:spacing w:after="10" w:before="0"/>
               <w:ind w:left="120"/>
             </w:pPr>
-            <w:hyperlink w:history="1" r:id="rIdikhy9ip0slzxbs0ucn5lv">
+            <w:hyperlink w:history="1" r:id="rId8gm__ue2aiqvy0sem40k5">
               <w:r>
                 <w:rPr>
                   <w:rFonts w:ascii="Arial" w:cs="Arial" w:eastAsia="Arial" w:hAnsi="Arial"/>
@@ -21393,7 +21393,7 @@
             <w:pPr>
               <w:spacing w:after="20" w:before="0"/>
             </w:pPr>
-            <w:hyperlink w:history="1" r:id="rIduskga0zc21dbi-9vfqcho">
+            <w:hyperlink w:history="1" r:id="rId9xjfvrbld5taugippiczv">
               <w:r>
                 <w:rPr>
                   <w:rFonts w:ascii="Arial" w:cs="Arial" w:eastAsia="Arial" w:hAnsi="Arial"/>
@@ -21442,7 +21442,7 @@
               <w:spacing w:after="10" w:before="0"/>
               <w:ind w:left="120"/>
             </w:pPr>
-            <w:hyperlink w:history="1" r:id="rIdlcn3fxrb41siknbkhaioo">
+            <w:hyperlink w:history="1" r:id="rIdnz1meiplvnj-huhylfbc0">
               <w:r>
                 <w:rPr>
                   <w:rFonts w:ascii="Arial" w:cs="Arial" w:eastAsia="Arial" w:hAnsi="Arial"/>
@@ -21487,7 +21487,7 @@
             <w:pPr>
               <w:spacing w:after="20" w:before="0"/>
             </w:pPr>
-            <w:hyperlink w:history="1" r:id="rIdva6tbbwjcdmsahevacr3_">
+            <w:hyperlink w:history="1" r:id="rIds0wigmv4bhauhnasxy3kc">
               <w:r>
                 <w:rPr>
                   <w:rFonts w:ascii="Arial" w:cs="Arial" w:eastAsia="Arial" w:hAnsi="Arial"/>
@@ -21536,7 +21536,7 @@
               <w:spacing w:after="10" w:before="0"/>
               <w:ind w:left="120"/>
             </w:pPr>
-            <w:hyperlink w:history="1" r:id="rIdmigwqh5p9yisrwrtbq7m4">
+            <w:hyperlink w:history="1" r:id="rIdxykpcvzgao6ddil6b8wcq">
               <w:r>
                 <w:rPr>
                   <w:rFonts w:ascii="Arial" w:cs="Arial" w:eastAsia="Arial" w:hAnsi="Arial"/>
@@ -21731,7 +21731,7 @@
             <w:pPr>
               <w:spacing w:after="20" w:before="0"/>
             </w:pPr>
-            <w:hyperlink w:history="1" r:id="rIdhwfua2epzie8v8hq77qb9">
+            <w:hyperlink w:history="1" r:id="rIdxlif1u0vbry5ey6-guoju">
               <w:r>
                 <w:rPr>
                   <w:rFonts w:ascii="Arial" w:cs="Arial" w:eastAsia="Arial" w:hAnsi="Arial"/>
@@ -21764,7 +21764,7 @@
               <w:spacing w:after="10" w:before="0"/>
               <w:ind w:left="120"/>
             </w:pPr>
-            <w:hyperlink w:history="1" r:id="rId_5utx2xxvyoq0e6nafteg">
+            <w:hyperlink w:history="1" r:id="rIdyhqbpgkr-lcjdmelnnesd">
               <w:r>
                 <w:rPr>
                   <w:rFonts w:ascii="Arial" w:cs="Arial" w:eastAsia="Arial" w:hAnsi="Arial"/>
@@ -21809,7 +21809,7 @@
             <w:pPr>
               <w:spacing w:after="20" w:before="0"/>
             </w:pPr>
-            <w:hyperlink w:history="1" r:id="rIdj_1slffuotljlxpblpq6s">
+            <w:hyperlink w:history="1" r:id="rId5gyabr-s2u21vf5mfbnou">
               <w:r>
                 <w:rPr>
                   <w:rFonts w:ascii="Arial" w:cs="Arial" w:eastAsia="Arial" w:hAnsi="Arial"/>
@@ -21858,7 +21858,7 @@
               <w:spacing w:after="10" w:before="0"/>
               <w:ind w:left="120"/>
             </w:pPr>
-            <w:hyperlink w:history="1" r:id="rIdu37xuufgutwx0rbp7yhnm">
+            <w:hyperlink w:history="1" r:id="rIdi7_dzpiz80ias6jm9shjf">
               <w:r>
                 <w:rPr>
                   <w:rFonts w:ascii="Arial" w:cs="Arial" w:eastAsia="Arial" w:hAnsi="Arial"/>
@@ -22053,7 +22053,7 @@
             <w:pPr>
               <w:spacing w:after="20" w:before="0"/>
             </w:pPr>
-            <w:hyperlink w:history="1" r:id="rId7izhnugdhvj4j6kptby0g">
+            <w:hyperlink w:history="1" r:id="rId0n-5unwwfwhc_i1p1ymo7">
               <w:r>
                 <w:rPr>
                   <w:rFonts w:ascii="Arial" w:cs="Arial" w:eastAsia="Arial" w:hAnsi="Arial"/>
@@ -22086,7 +22086,7 @@
               <w:spacing w:after="10" w:before="0"/>
               <w:ind w:left="120"/>
             </w:pPr>
-            <w:hyperlink w:history="1" r:id="rIdnk7j4vjjkvm2ok8x7b6ln">
+            <w:hyperlink w:history="1" r:id="rIdvrb-8d3cvzlwtacwivnl-">
               <w:r>
                 <w:rPr>
                   <w:rFonts w:ascii="Arial" w:cs="Arial" w:eastAsia="Arial" w:hAnsi="Arial"/>
@@ -22131,7 +22131,7 @@
             <w:pPr>
               <w:spacing w:after="20" w:before="0"/>
             </w:pPr>
-            <w:hyperlink w:history="1" r:id="rIdngautln6ux9dkdffcibbr">
+            <w:hyperlink w:history="1" r:id="rIddoqpqwobkl38905spg-pt">
               <w:r>
                 <w:rPr>
                   <w:rFonts w:ascii="Arial" w:cs="Arial" w:eastAsia="Arial" w:hAnsi="Arial"/>
@@ -22164,7 +22164,7 @@
               <w:spacing w:after="10" w:before="0"/>
               <w:ind w:left="120"/>
             </w:pPr>
-            <w:hyperlink w:history="1" r:id="rIdwejbd4pdkmpotmd9pihuj">
+            <w:hyperlink w:history="1" r:id="rIdzdg1r85vfwx-5sou4ii9t">
               <w:r>
                 <w:rPr>
                   <w:rFonts w:ascii="Arial" w:cs="Arial" w:eastAsia="Arial" w:hAnsi="Arial"/>
@@ -22676,7 +22676,7 @@
         </w:rPr>
         <w:t xml:space="preserve">© 2026 SeaVuria and ARES. Aligned with KICD objectives. Developed by SeaVuria; technical implementation by ARES (with AI assistance from Claude). Licensed under </w:t>
       </w:r>
-      <w:hyperlink w:history="1" r:id="rIdvbck7rppp9gcb_vyxlyk9">
+      <w:hyperlink w:history="1" r:id="rIdndn62e1z3x9jyvr1huklm">
         <w:r>
           <w:rPr>
             <w:rFonts w:ascii="Arial" w:cs="Arial" w:eastAsia="Arial" w:hAnsi="Arial"/>
@@ -22697,7 +22697,7 @@
         </w:rPr>
         <w:t xml:space="preserve"> (</w:t>
       </w:r>
-      <w:hyperlink w:history="1" r:id="rIdsalytnspdpii8cn5hqrop">
+      <w:hyperlink w:history="1" r:id="rIdaaahthghjat8uanezla7u">
         <w:r>
           <w:rPr>
             <w:rFonts w:ascii="Arial" w:cs="Arial" w:eastAsia="Arial" w:hAnsi="Arial"/>
@@ -23710,7 +23710,7 @@
             <w:pPr>
               <w:spacing w:after="20" w:before="0"/>
             </w:pPr>
-            <w:hyperlink w:history="1" r:id="rIdr-diajhpnpgckcpetg-bx">
+            <w:hyperlink w:history="1" r:id="rId7rhe1383vn35tdmigc6cj">
               <w:r>
                 <w:rPr>
                   <w:rFonts w:ascii="Arial" w:cs="Arial" w:eastAsia="Arial" w:hAnsi="Arial"/>
@@ -23759,7 +23759,7 @@
               <w:spacing w:after="10" w:before="0"/>
               <w:ind w:left="120"/>
             </w:pPr>
-            <w:hyperlink w:history="1" r:id="rIdv6vedmr0fdib8j2orbxl6">
+            <w:hyperlink w:history="1" r:id="rIdbd9nrbn-vjhsoxbdyjlca">
               <w:r>
                 <w:rPr>
                   <w:rFonts w:ascii="Arial" w:cs="Arial" w:eastAsia="Arial" w:hAnsi="Arial"/>
@@ -23804,7 +23804,7 @@
             <w:pPr>
               <w:spacing w:after="20" w:before="0"/>
             </w:pPr>
-            <w:hyperlink w:history="1" r:id="rId7udjxttsz7o-xbijntxl3">
+            <w:hyperlink w:history="1" r:id="rIdizjlwcatve6w6jcv72ide">
               <w:r>
                 <w:rPr>
                   <w:rFonts w:ascii="Arial" w:cs="Arial" w:eastAsia="Arial" w:hAnsi="Arial"/>
@@ -23837,7 +23837,7 @@
               <w:spacing w:after="10" w:before="0"/>
               <w:ind w:left="120"/>
             </w:pPr>
-            <w:hyperlink w:history="1" r:id="rIdf24sofhqrrvprgie-54bi">
+            <w:hyperlink w:history="1" r:id="rIdu2vtnitpyobxu4fykmma1">
               <w:r>
                 <w:rPr>
                   <w:rFonts w:ascii="Arial" w:cs="Arial" w:eastAsia="Arial" w:hAnsi="Arial"/>
@@ -24032,7 +24032,7 @@
             <w:pPr>
               <w:spacing w:after="20" w:before="0"/>
             </w:pPr>
-            <w:hyperlink w:history="1" r:id="rId1wn1ndvnr_qt2_gnpr8zm">
+            <w:hyperlink w:history="1" r:id="rIdxqpfv0vrhpgpv7lqe8ywy">
               <w:r>
                 <w:rPr>
                   <w:rFonts w:ascii="Arial" w:cs="Arial" w:eastAsia="Arial" w:hAnsi="Arial"/>
@@ -24081,7 +24081,7 @@
               <w:spacing w:after="10" w:before="0"/>
               <w:ind w:left="120"/>
             </w:pPr>
-            <w:hyperlink w:history="1" r:id="rIdmdd1gd7zmwciq1zthuyvn">
+            <w:hyperlink w:history="1" r:id="rIddsrksb12x9q8nqwsr4pjt">
               <w:r>
                 <w:rPr>
                   <w:rFonts w:ascii="Arial" w:cs="Arial" w:eastAsia="Arial" w:hAnsi="Arial"/>
@@ -24126,7 +24126,7 @@
             <w:pPr>
               <w:spacing w:after="20" w:before="0"/>
             </w:pPr>
-            <w:hyperlink w:history="1" r:id="rId5pp_qscdcgdxd_2kxazal">
+            <w:hyperlink w:history="1" r:id="rIdmqmmrcdhtl-5djfclafrh">
               <w:r>
                 <w:rPr>
                   <w:rFonts w:ascii="Arial" w:cs="Arial" w:eastAsia="Arial" w:hAnsi="Arial"/>
@@ -24159,7 +24159,7 @@
               <w:spacing w:after="10" w:before="0"/>
               <w:ind w:left="120"/>
             </w:pPr>
-            <w:hyperlink w:history="1" r:id="rIdh37crwsyryicdfntziqmn">
+            <w:hyperlink w:history="1" r:id="rIddhmrasmoh8cjgbqd3m_zy">
               <w:r>
                 <w:rPr>
                   <w:rFonts w:ascii="Arial" w:cs="Arial" w:eastAsia="Arial" w:hAnsi="Arial"/>
@@ -24354,7 +24354,7 @@
             <w:pPr>
               <w:spacing w:after="20" w:before="0"/>
             </w:pPr>
-            <w:hyperlink w:history="1" r:id="rId_yszpligptcunig-gadsg">
+            <w:hyperlink w:history="1" r:id="rIdpsd36gsdc8oopu5_sif1u">
               <w:r>
                 <w:rPr>
                   <w:rFonts w:ascii="Arial" w:cs="Arial" w:eastAsia="Arial" w:hAnsi="Arial"/>
@@ -24403,7 +24403,7 @@
               <w:spacing w:after="10" w:before="0"/>
               <w:ind w:left="120"/>
             </w:pPr>
-            <w:hyperlink w:history="1" r:id="rIdehygpfn0_fz9ijdyy-z_m">
+            <w:hyperlink w:history="1" r:id="rIdnb6bbqdpfj4ko4ozka5bc">
               <w:r>
                 <w:rPr>
                   <w:rFonts w:ascii="Arial" w:cs="Arial" w:eastAsia="Arial" w:hAnsi="Arial"/>
@@ -24448,7 +24448,7 @@
             <w:pPr>
               <w:spacing w:after="20" w:before="0"/>
             </w:pPr>
-            <w:hyperlink w:history="1" r:id="rIdm8f25b_hbl1p_8qevmavj">
+            <w:hyperlink w:history="1" r:id="rIdxrcgy88muevzsvzpp0foc">
               <w:r>
                 <w:rPr>
                   <w:rFonts w:ascii="Arial" w:cs="Arial" w:eastAsia="Arial" w:hAnsi="Arial"/>
@@ -24481,7 +24481,7 @@
               <w:spacing w:after="10" w:before="0"/>
               <w:ind w:left="120"/>
             </w:pPr>
-            <w:hyperlink w:history="1" r:id="rIdolahq0h0aldmxlccl-xp3">
+            <w:hyperlink w:history="1" r:id="rIdnpwsimuthh3of7av6po_p">
               <w:r>
                 <w:rPr>
                   <w:rFonts w:ascii="Arial" w:cs="Arial" w:eastAsia="Arial" w:hAnsi="Arial"/>
@@ -24676,7 +24676,7 @@
             <w:pPr>
               <w:spacing w:after="20" w:before="0"/>
             </w:pPr>
-            <w:hyperlink w:history="1" r:id="rIdr8cso36twt7dc9g5ixomi">
+            <w:hyperlink w:history="1" r:id="rIdojrzkwzny4wzbpup5z94o">
               <w:r>
                 <w:rPr>
                   <w:rFonts w:ascii="Arial" w:cs="Arial" w:eastAsia="Arial" w:hAnsi="Arial"/>
@@ -24725,7 +24725,7 @@
               <w:spacing w:after="10" w:before="0"/>
               <w:ind w:left="120"/>
             </w:pPr>
-            <w:hyperlink w:history="1" r:id="rId9epm5qz7o0p9neh-o_mfe">
+            <w:hyperlink w:history="1" r:id="rIdwnffjg-n1zh4kl_kdewvi">
               <w:r>
                 <w:rPr>
                   <w:rFonts w:ascii="Arial" w:cs="Arial" w:eastAsia="Arial" w:hAnsi="Arial"/>
@@ -24770,7 +24770,7 @@
             <w:pPr>
               <w:spacing w:after="20" w:before="0"/>
             </w:pPr>
-            <w:hyperlink w:history="1" r:id="rId3okpzcgmpddrnesgfybg5">
+            <w:hyperlink w:history="1" r:id="rIduqdguhqykxwfbelx2nbpu">
               <w:r>
                 <w:rPr>
                   <w:rFonts w:ascii="Arial" w:cs="Arial" w:eastAsia="Arial" w:hAnsi="Arial"/>
@@ -24803,7 +24803,7 @@
               <w:spacing w:after="10" w:before="0"/>
               <w:ind w:left="120"/>
             </w:pPr>
-            <w:hyperlink w:history="1" r:id="rIdlawvdaigywb8e2ghvzf5q">
+            <w:hyperlink w:history="1" r:id="rIdysggagdw_i3dbktndhu15">
               <w:r>
                 <w:rPr>
                   <w:rFonts w:ascii="Arial" w:cs="Arial" w:eastAsia="Arial" w:hAnsi="Arial"/>
@@ -24998,7 +24998,7 @@
             <w:pPr>
               <w:spacing w:after="20" w:before="0"/>
             </w:pPr>
-            <w:hyperlink w:history="1" r:id="rId-sdur7y1bkpvfn-qjy2do">
+            <w:hyperlink w:history="1" r:id="rIdk_rnpfox0eqcjinhzgxxc">
               <w:r>
                 <w:rPr>
                   <w:rFonts w:ascii="Arial" w:cs="Arial" w:eastAsia="Arial" w:hAnsi="Arial"/>
@@ -25047,7 +25047,7 @@
               <w:spacing w:after="10" w:before="0"/>
               <w:ind w:left="120"/>
             </w:pPr>
-            <w:hyperlink w:history="1" r:id="rIdmufnevpcwhrs3b-syqqzt">
+            <w:hyperlink w:history="1" r:id="rId6xv72apjtmlnpob4mnm6q">
               <w:r>
                 <w:rPr>
                   <w:rFonts w:ascii="Arial" w:cs="Arial" w:eastAsia="Arial" w:hAnsi="Arial"/>
@@ -25092,7 +25092,7 @@
             <w:pPr>
               <w:spacing w:after="20" w:before="0"/>
             </w:pPr>
-            <w:hyperlink w:history="1" r:id="rIduujblqnd6isbm66iclrba">
+            <w:hyperlink w:history="1" r:id="rId6egwtib8odfjn8pfcwaqd">
               <w:r>
                 <w:rPr>
                   <w:rFonts w:ascii="Arial" w:cs="Arial" w:eastAsia="Arial" w:hAnsi="Arial"/>
@@ -25125,7 +25125,7 @@
               <w:spacing w:after="10" w:before="0"/>
               <w:ind w:left="120"/>
             </w:pPr>
-            <w:hyperlink w:history="1" r:id="rId7abimp7jbo5bc--9dohia">
+            <w:hyperlink w:history="1" r:id="rId_qdtocd7kem0d98er5rn7">
               <w:r>
                 <w:rPr>
                   <w:rFonts w:ascii="Arial" w:cs="Arial" w:eastAsia="Arial" w:hAnsi="Arial"/>
@@ -25637,7 +25637,7 @@
         </w:rPr>
         <w:t xml:space="preserve">© 2026 SeaVuria and ARES. Aligned with KICD objectives. Developed by SeaVuria; technical implementation by ARES (with AI assistance from Claude). Licensed under </w:t>
       </w:r>
-      <w:hyperlink w:history="1" r:id="rIddjnbycrjfww5xtsw4fmqb">
+      <w:hyperlink w:history="1" r:id="rIdsmlemu_5pwnbcdv-cnp1e">
         <w:r>
           <w:rPr>
             <w:rFonts w:ascii="Arial" w:cs="Arial" w:eastAsia="Arial" w:hAnsi="Arial"/>
@@ -25658,7 +25658,7 @@
         </w:rPr>
         <w:t xml:space="preserve"> (</w:t>
       </w:r>
-      <w:hyperlink w:history="1" r:id="rIdpjnytdueegkdd0zq1jchi">
+      <w:hyperlink w:history="1" r:id="rId5v5txv6ljmfr7ocls4zqh">
         <w:r>
           <w:rPr>
             <w:rFonts w:ascii="Arial" w:cs="Arial" w:eastAsia="Arial" w:hAnsi="Arial"/>

--- a/data/outputs/v2/Grade11/Biology/Lesson_Plans/SS1.1_Taxonomy_I/Biology_Taxonomy_I_CBE_LessonSequence.docx
+++ b/data/outputs/v2/Grade11/Biology/Lesson_Plans/SS1.1_Taxonomy_I/Biology_Taxonomy_I_CBE_LessonSequence.docx
@@ -2073,7 +2073,7 @@
         </w:rPr>
         <w:t xml:space="preserve">© 2026 SeaVuria and ARES. This work is licensed under a </w:t>
       </w:r>
-      <w:hyperlink w:history="1" r:id="rIdtc9us5fzpnpsdty_lgpq0">
+      <w:hyperlink w:history="1" r:id="rIdh6_nugvbkcspbbyhl-dib">
         <w:r>
           <w:rPr>
             <w:rFonts w:ascii="Arial" w:cs="Arial" w:eastAsia="Arial" w:hAnsi="Arial"/>
@@ -2093,7 +2093,7 @@
         </w:rPr>
         <w:t xml:space="preserve"> (</w:t>
       </w:r>
-      <w:hyperlink w:history="1" r:id="rIdcpkt0bmc2xthrzddebc1e">
+      <w:hyperlink w:history="1" r:id="rIdrmuu95k5qkxcpdzyp3qjd">
         <w:r>
           <w:rPr>
             <w:rFonts w:ascii="Arial" w:cs="Arial" w:eastAsia="Arial" w:hAnsi="Arial"/>
@@ -2113,7 +2113,7 @@
         </w:rPr>
         <w:t xml:space="preserve">). To view a copy of this license, visit </w:t>
       </w:r>
-      <w:hyperlink w:history="1" r:id="rId3dhddhjfbpenwkqowmpqu">
+      <w:hyperlink w:history="1" r:id="rIdxjg0pkswhdizonlonw0hn">
         <w:r>
           <w:rPr>
             <w:rFonts w:ascii="Arial" w:cs="Arial" w:eastAsia="Arial" w:hAnsi="Arial"/>
@@ -3125,7 +3125,7 @@
             <w:pPr>
               <w:spacing w:after="20" w:before="0"/>
             </w:pPr>
-            <w:hyperlink w:history="1" r:id="rIdnb8s4gygjyd2spmoq-fua">
+            <w:hyperlink w:history="1" r:id="rId9bs67lfvpwpe8ogjhxr2r">
               <w:r>
                 <w:rPr>
                   <w:rFonts w:ascii="Arial" w:cs="Arial" w:eastAsia="Arial" w:hAnsi="Arial"/>
@@ -3174,7 +3174,7 @@
               <w:spacing w:after="10" w:before="0"/>
               <w:ind w:left="120"/>
             </w:pPr>
-            <w:hyperlink w:history="1" r:id="rIda-9klfgnwkogl_jcimpra">
+            <w:hyperlink w:history="1" r:id="rIdafacppod34omldxlwqogy">
               <w:r>
                 <w:rPr>
                   <w:rFonts w:ascii="Arial" w:cs="Arial" w:eastAsia="Arial" w:hAnsi="Arial"/>
@@ -3219,7 +3219,7 @@
             <w:pPr>
               <w:spacing w:after="20" w:before="0"/>
             </w:pPr>
-            <w:hyperlink w:history="1" r:id="rIdoibiadksftvoxqcyqop_u">
+            <w:hyperlink w:history="1" r:id="rIdfqcbpx0yaycepxntgmcfk">
               <w:r>
                 <w:rPr>
                   <w:rFonts w:ascii="Arial" w:cs="Arial" w:eastAsia="Arial" w:hAnsi="Arial"/>
@@ -3252,7 +3252,7 @@
               <w:spacing w:after="10" w:before="0"/>
               <w:ind w:left="120"/>
             </w:pPr>
-            <w:hyperlink w:history="1" r:id="rIdhjb7p4joxjg7zngzowghf">
+            <w:hyperlink w:history="1" r:id="rIdv5bxu4aw7ep93l7-nsaya">
               <w:r>
                 <w:rPr>
                   <w:rFonts w:ascii="Arial" w:cs="Arial" w:eastAsia="Arial" w:hAnsi="Arial"/>
@@ -3447,7 +3447,7 @@
             <w:pPr>
               <w:spacing w:after="20" w:before="0"/>
             </w:pPr>
-            <w:hyperlink w:history="1" r:id="rIdsi0pkadoit8jibs6xrceu">
+            <w:hyperlink w:history="1" r:id="rIde88ve6oxpx41lvnplts-f">
               <w:r>
                 <w:rPr>
                   <w:rFonts w:ascii="Arial" w:cs="Arial" w:eastAsia="Arial" w:hAnsi="Arial"/>
@@ -3496,7 +3496,7 @@
               <w:spacing w:after="10" w:before="0"/>
               <w:ind w:left="120"/>
             </w:pPr>
-            <w:hyperlink w:history="1" r:id="rIdhkmztqgymkgyeulbncnma">
+            <w:hyperlink w:history="1" r:id="rId9xorep6hyrr_sjspztowm">
               <w:r>
                 <w:rPr>
                   <w:rFonts w:ascii="Arial" w:cs="Arial" w:eastAsia="Arial" w:hAnsi="Arial"/>
@@ -3541,7 +3541,7 @@
             <w:pPr>
               <w:spacing w:after="20" w:before="0"/>
             </w:pPr>
-            <w:hyperlink w:history="1" r:id="rIdwdcm373vn0cmtincvbjx3">
+            <w:hyperlink w:history="1" r:id="rIdmuqujiwrnqdob5asjgz1a">
               <w:r>
                 <w:rPr>
                   <w:rFonts w:ascii="Arial" w:cs="Arial" w:eastAsia="Arial" w:hAnsi="Arial"/>
@@ -3574,7 +3574,7 @@
               <w:spacing w:after="10" w:before="0"/>
               <w:ind w:left="120"/>
             </w:pPr>
-            <w:hyperlink w:history="1" r:id="rIdnkbask9gqorfeonzfkt8j">
+            <w:hyperlink w:history="1" r:id="rIdpczcpjb7gxuxywssvfqki">
               <w:r>
                 <w:rPr>
                   <w:rFonts w:ascii="Arial" w:cs="Arial" w:eastAsia="Arial" w:hAnsi="Arial"/>
@@ -3769,7 +3769,7 @@
             <w:pPr>
               <w:spacing w:after="20" w:before="0"/>
             </w:pPr>
-            <w:hyperlink w:history="1" r:id="rIdz1_3emkjoxrc-dpswp42q">
+            <w:hyperlink w:history="1" r:id="rId3pev4dipu5goovor4rxy_">
               <w:r>
                 <w:rPr>
                   <w:rFonts w:ascii="Arial" w:cs="Arial" w:eastAsia="Arial" w:hAnsi="Arial"/>
@@ -3818,7 +3818,7 @@
               <w:spacing w:after="10" w:before="0"/>
               <w:ind w:left="120"/>
             </w:pPr>
-            <w:hyperlink w:history="1" r:id="rId6zhvhuopixsh9xz0uor9n">
+            <w:hyperlink w:history="1" r:id="rIdudlne8ynnejk0bx8_pz5k">
               <w:r>
                 <w:rPr>
                   <w:rFonts w:ascii="Arial" w:cs="Arial" w:eastAsia="Arial" w:hAnsi="Arial"/>
@@ -3863,7 +3863,7 @@
             <w:pPr>
               <w:spacing w:after="20" w:before="0"/>
             </w:pPr>
-            <w:hyperlink w:history="1" r:id="rId2leato1lwdtcvxdrumx8z">
+            <w:hyperlink w:history="1" r:id="rIdzh_il4062tmdm2foydz44">
               <w:r>
                 <w:rPr>
                   <w:rFonts w:ascii="Arial" w:cs="Arial" w:eastAsia="Arial" w:hAnsi="Arial"/>
@@ -3896,7 +3896,7 @@
               <w:spacing w:after="10" w:before="0"/>
               <w:ind w:left="120"/>
             </w:pPr>
-            <w:hyperlink w:history="1" r:id="rId8mfcowiddy6zgvucjm7r2">
+            <w:hyperlink w:history="1" r:id="rIdvcoohyv5zqlnjhdwoyto1">
               <w:r>
                 <w:rPr>
                   <w:rFonts w:ascii="Arial" w:cs="Arial" w:eastAsia="Arial" w:hAnsi="Arial"/>
@@ -4091,7 +4091,7 @@
             <w:pPr>
               <w:spacing w:after="20" w:before="0"/>
             </w:pPr>
-            <w:hyperlink w:history="1" r:id="rIdzlnk45vtohemy1b5bveyr">
+            <w:hyperlink w:history="1" r:id="rIdpqy2onc5juty0nnzg1ize">
               <w:r>
                 <w:rPr>
                   <w:rFonts w:ascii="Arial" w:cs="Arial" w:eastAsia="Arial" w:hAnsi="Arial"/>
@@ -4140,7 +4140,7 @@
               <w:spacing w:after="10" w:before="0"/>
               <w:ind w:left="120"/>
             </w:pPr>
-            <w:hyperlink w:history="1" r:id="rIdhx-xtb7ka-l6k0equrwvl">
+            <w:hyperlink w:history="1" r:id="rId57o1xtvavpukkgavznple">
               <w:r>
                 <w:rPr>
                   <w:rFonts w:ascii="Arial" w:cs="Arial" w:eastAsia="Arial" w:hAnsi="Arial"/>
@@ -4185,7 +4185,7 @@
             <w:pPr>
               <w:spacing w:after="20" w:before="0"/>
             </w:pPr>
-            <w:hyperlink w:history="1" r:id="rIddoam5rqx5mlzzkeot53gj">
+            <w:hyperlink w:history="1" r:id="rIdjc1n9p1xrq7fgw9jz0mnx">
               <w:r>
                 <w:rPr>
                   <w:rFonts w:ascii="Arial" w:cs="Arial" w:eastAsia="Arial" w:hAnsi="Arial"/>
@@ -4218,7 +4218,7 @@
               <w:spacing w:after="10" w:before="0"/>
               <w:ind w:left="120"/>
             </w:pPr>
-            <w:hyperlink w:history="1" r:id="rIdbupbecqfmdnxjvj-xuzf5">
+            <w:hyperlink w:history="1" r:id="rIdsfdcadakxljnj1tuzuf9i">
               <w:r>
                 <w:rPr>
                   <w:rFonts w:ascii="Arial" w:cs="Arial" w:eastAsia="Arial" w:hAnsi="Arial"/>
@@ -4413,7 +4413,7 @@
             <w:pPr>
               <w:spacing w:after="20" w:before="0"/>
             </w:pPr>
-            <w:hyperlink w:history="1" r:id="rIdcqditq0zypqbzwukafpmq">
+            <w:hyperlink w:history="1" r:id="rIdvw0z7ru9ryg0d38pwxoef">
               <w:r>
                 <w:rPr>
                   <w:rFonts w:ascii="Arial" w:cs="Arial" w:eastAsia="Arial" w:hAnsi="Arial"/>
@@ -4462,7 +4462,7 @@
               <w:spacing w:after="10" w:before="0"/>
               <w:ind w:left="120"/>
             </w:pPr>
-            <w:hyperlink w:history="1" r:id="rIdvmsbgeem0i7sfvkcjcnf6">
+            <w:hyperlink w:history="1" r:id="rIdble3psi01gvabxhi_g-oo">
               <w:r>
                 <w:rPr>
                   <w:rFonts w:ascii="Arial" w:cs="Arial" w:eastAsia="Arial" w:hAnsi="Arial"/>
@@ -4507,7 +4507,7 @@
             <w:pPr>
               <w:spacing w:after="20" w:before="0"/>
             </w:pPr>
-            <w:hyperlink w:history="1" r:id="rIdbgo8pd2c_znliaeadanu1">
+            <w:hyperlink w:history="1" r:id="rIdi8umwctlq7l9wouvm4dr1">
               <w:r>
                 <w:rPr>
                   <w:rFonts w:ascii="Arial" w:cs="Arial" w:eastAsia="Arial" w:hAnsi="Arial"/>
@@ -4540,7 +4540,7 @@
               <w:spacing w:after="10" w:before="0"/>
               <w:ind w:left="120"/>
             </w:pPr>
-            <w:hyperlink w:history="1" r:id="rIdprozy7qcc3zlav81-fjlo">
+            <w:hyperlink w:history="1" r:id="rIdmja7tml0s6qyk96imilo_">
               <w:r>
                 <w:rPr>
                   <w:rFonts w:ascii="Arial" w:cs="Arial" w:eastAsia="Arial" w:hAnsi="Arial"/>
@@ -5052,7 +5052,7 @@
         </w:rPr>
         <w:t xml:space="preserve">© 2026 SeaVuria and ARES. Aligned with KICD objectives. Developed by SeaVuria; technical implementation by ARES (with AI assistance from Claude). Licensed under </w:t>
       </w:r>
-      <w:hyperlink w:history="1" r:id="rId-0rq7vg1a--kllnug5for">
+      <w:hyperlink w:history="1" r:id="rIddhzpqsyx0vedtsr_ofjju">
         <w:r>
           <w:rPr>
             <w:rFonts w:ascii="Arial" w:cs="Arial" w:eastAsia="Arial" w:hAnsi="Arial"/>
@@ -5073,7 +5073,7 @@
         </w:rPr>
         <w:t xml:space="preserve"> (</w:t>
       </w:r>
-      <w:hyperlink w:history="1" r:id="rIdtzj1y_5wkgsvnt6kzyx1s">
+      <w:hyperlink w:history="1" r:id="rId7j3he5gkf1b2gt1kwgouf">
         <w:r>
           <w:rPr>
             <w:rFonts w:ascii="Arial" w:cs="Arial" w:eastAsia="Arial" w:hAnsi="Arial"/>
@@ -6086,7 +6086,7 @@
             <w:pPr>
               <w:spacing w:after="20" w:before="0"/>
             </w:pPr>
-            <w:hyperlink w:history="1" r:id="rIdhshcaf8wbjircwdbmpp18">
+            <w:hyperlink w:history="1" r:id="rIdwncgvaavnol8vxtu2yqc8">
               <w:r>
                 <w:rPr>
                   <w:rFonts w:ascii="Arial" w:cs="Arial" w:eastAsia="Arial" w:hAnsi="Arial"/>
@@ -6135,7 +6135,7 @@
               <w:spacing w:after="10" w:before="0"/>
               <w:ind w:left="120"/>
             </w:pPr>
-            <w:hyperlink w:history="1" r:id="rIdnoc_hj9pbsnz24ruh1jjw">
+            <w:hyperlink w:history="1" r:id="rIdq6prfjbwgd2efkh55xdls">
               <w:r>
                 <w:rPr>
                   <w:rFonts w:ascii="Arial" w:cs="Arial" w:eastAsia="Arial" w:hAnsi="Arial"/>
@@ -6180,7 +6180,7 @@
             <w:pPr>
               <w:spacing w:after="20" w:before="0"/>
             </w:pPr>
-            <w:hyperlink w:history="1" r:id="rIdjjrdkmpsea4wnvnhvyplr">
+            <w:hyperlink w:history="1" r:id="rIdztnmqdv4dami7yf7tgsk2">
               <w:r>
                 <w:rPr>
                   <w:rFonts w:ascii="Arial" w:cs="Arial" w:eastAsia="Arial" w:hAnsi="Arial"/>
@@ -6229,7 +6229,7 @@
               <w:spacing w:after="10" w:before="0"/>
               <w:ind w:left="120"/>
             </w:pPr>
-            <w:hyperlink w:history="1" r:id="rId-jhc0bn--u40e2gbrdcwt">
+            <w:hyperlink w:history="1" r:id="rIdlieal91prou3gnlzrplug">
               <w:r>
                 <w:rPr>
                   <w:rFonts w:ascii="Arial" w:cs="Arial" w:eastAsia="Arial" w:hAnsi="Arial"/>
@@ -6424,7 +6424,7 @@
             <w:pPr>
               <w:spacing w:after="20" w:before="0"/>
             </w:pPr>
-            <w:hyperlink w:history="1" r:id="rIdu5fr1zes1zvnizlfk_7w6">
+            <w:hyperlink w:history="1" r:id="rIdhwtahsfgxrvjc0jdidtil">
               <w:r>
                 <w:rPr>
                   <w:rFonts w:ascii="Arial" w:cs="Arial" w:eastAsia="Arial" w:hAnsi="Arial"/>
@@ -6473,7 +6473,7 @@
               <w:spacing w:after="10" w:before="0"/>
               <w:ind w:left="120"/>
             </w:pPr>
-            <w:hyperlink w:history="1" r:id="rIdhuqtpqotn_tluqsilffhl">
+            <w:hyperlink w:history="1" r:id="rId-xgkmgmdzvhmdtaev8_24">
               <w:r>
                 <w:rPr>
                   <w:rFonts w:ascii="Arial" w:cs="Arial" w:eastAsia="Arial" w:hAnsi="Arial"/>
@@ -6518,7 +6518,7 @@
             <w:pPr>
               <w:spacing w:after="20" w:before="0"/>
             </w:pPr>
-            <w:hyperlink w:history="1" r:id="rId6tjywnzz7lylsbzpwkuci">
+            <w:hyperlink w:history="1" r:id="rIdpbhfmthkiswey89doh9lp">
               <w:r>
                 <w:rPr>
                   <w:rFonts w:ascii="Arial" w:cs="Arial" w:eastAsia="Arial" w:hAnsi="Arial"/>
@@ -6567,7 +6567,7 @@
               <w:spacing w:after="10" w:before="0"/>
               <w:ind w:left="120"/>
             </w:pPr>
-            <w:hyperlink w:history="1" r:id="rId3fjtyfw4cjs-qebqrhd68">
+            <w:hyperlink w:history="1" r:id="rIdbzkqmc-yupinkc6_vozfv">
               <w:r>
                 <w:rPr>
                   <w:rFonts w:ascii="Arial" w:cs="Arial" w:eastAsia="Arial" w:hAnsi="Arial"/>
@@ -6762,7 +6762,7 @@
             <w:pPr>
               <w:spacing w:after="20" w:before="0"/>
             </w:pPr>
-            <w:hyperlink w:history="1" r:id="rIdm5tqvw65lx3jno6h9tmyn">
+            <w:hyperlink w:history="1" r:id="rIdtapxd3cyksm5axua6rr6_">
               <w:r>
                 <w:rPr>
                   <w:rFonts w:ascii="Arial" w:cs="Arial" w:eastAsia="Arial" w:hAnsi="Arial"/>
@@ -6811,7 +6811,7 @@
               <w:spacing w:after="10" w:before="0"/>
               <w:ind w:left="120"/>
             </w:pPr>
-            <w:hyperlink w:history="1" r:id="rIdz5i96h1onfapns_mfp7vx">
+            <w:hyperlink w:history="1" r:id="rId-mjjrknfx67flgu9t3sbi">
               <w:r>
                 <w:rPr>
                   <w:rFonts w:ascii="Arial" w:cs="Arial" w:eastAsia="Arial" w:hAnsi="Arial"/>
@@ -6856,7 +6856,7 @@
             <w:pPr>
               <w:spacing w:after="20" w:before="0"/>
             </w:pPr>
-            <w:hyperlink w:history="1" r:id="rIdiqavcvosn0vs9rw8cr0hd">
+            <w:hyperlink w:history="1" r:id="rIdfyzqc07siqiuvmsmpllk2">
               <w:r>
                 <w:rPr>
                   <w:rFonts w:ascii="Arial" w:cs="Arial" w:eastAsia="Arial" w:hAnsi="Arial"/>
@@ -6905,7 +6905,7 @@
               <w:spacing w:after="10" w:before="0"/>
               <w:ind w:left="120"/>
             </w:pPr>
-            <w:hyperlink w:history="1" r:id="rIdorhxcanxlqodyu9ich3p0">
+            <w:hyperlink w:history="1" r:id="rIdubitw2lcmshobwp3aoahy">
               <w:r>
                 <w:rPr>
                   <w:rFonts w:ascii="Arial" w:cs="Arial" w:eastAsia="Arial" w:hAnsi="Arial"/>
@@ -7100,7 +7100,7 @@
             <w:pPr>
               <w:spacing w:after="20" w:before="0"/>
             </w:pPr>
-            <w:hyperlink w:history="1" r:id="rIdobubwoqkjk0vmnhj6qf2u">
+            <w:hyperlink w:history="1" r:id="rIdwa5no8rf3hybk4uwynyeh">
               <w:r>
                 <w:rPr>
                   <w:rFonts w:ascii="Arial" w:cs="Arial" w:eastAsia="Arial" w:hAnsi="Arial"/>
@@ -7149,7 +7149,7 @@
               <w:spacing w:after="10" w:before="0"/>
               <w:ind w:left="120"/>
             </w:pPr>
-            <w:hyperlink w:history="1" r:id="rIdlwj0uthxrzipmx9z8bt2w">
+            <w:hyperlink w:history="1" r:id="rId2fgehvcoibtkazstbchap">
               <w:r>
                 <w:rPr>
                   <w:rFonts w:ascii="Arial" w:cs="Arial" w:eastAsia="Arial" w:hAnsi="Arial"/>
@@ -7194,7 +7194,7 @@
             <w:pPr>
               <w:spacing w:after="20" w:before="0"/>
             </w:pPr>
-            <w:hyperlink w:history="1" r:id="rId-ihz7fzyrmjz5w6j5nvvo">
+            <w:hyperlink w:history="1" r:id="rIduuieecqznclsassqlghz3">
               <w:r>
                 <w:rPr>
                   <w:rFonts w:ascii="Arial" w:cs="Arial" w:eastAsia="Arial" w:hAnsi="Arial"/>
@@ -7243,7 +7243,7 @@
               <w:spacing w:after="10" w:before="0"/>
               <w:ind w:left="120"/>
             </w:pPr>
-            <w:hyperlink w:history="1" r:id="rIdxvf4qrndga-ljfk44aptv">
+            <w:hyperlink w:history="1" r:id="rIdflw1k6ji7tsgjz5gaujkz">
               <w:r>
                 <w:rPr>
                   <w:rFonts w:ascii="Arial" w:cs="Arial" w:eastAsia="Arial" w:hAnsi="Arial"/>
@@ -7438,7 +7438,7 @@
             <w:pPr>
               <w:spacing w:after="20" w:before="0"/>
             </w:pPr>
-            <w:hyperlink w:history="1" r:id="rIdnoqift3dhqu27tmjgwujk">
+            <w:hyperlink w:history="1" r:id="rIdsbzlamgzovv7xmwqhspwa">
               <w:r>
                 <w:rPr>
                   <w:rFonts w:ascii="Arial" w:cs="Arial" w:eastAsia="Arial" w:hAnsi="Arial"/>
@@ -7487,7 +7487,7 @@
               <w:spacing w:after="10" w:before="0"/>
               <w:ind w:left="120"/>
             </w:pPr>
-            <w:hyperlink w:history="1" r:id="rIdhwwyi8nwza8l8lbusmmij">
+            <w:hyperlink w:history="1" r:id="rIdtt0efp59vflxoz9x9pevg">
               <w:r>
                 <w:rPr>
                   <w:rFonts w:ascii="Arial" w:cs="Arial" w:eastAsia="Arial" w:hAnsi="Arial"/>
@@ -7532,7 +7532,7 @@
             <w:pPr>
               <w:spacing w:after="20" w:before="0"/>
             </w:pPr>
-            <w:hyperlink w:history="1" r:id="rIdbibaslg0zn8rjvuct-2bm">
+            <w:hyperlink w:history="1" r:id="rIdzqkgmat_lojgg2pqzvphb">
               <w:r>
                 <w:rPr>
                   <w:rFonts w:ascii="Arial" w:cs="Arial" w:eastAsia="Arial" w:hAnsi="Arial"/>
@@ -7581,7 +7581,7 @@
               <w:spacing w:after="10" w:before="0"/>
               <w:ind w:left="120"/>
             </w:pPr>
-            <w:hyperlink w:history="1" r:id="rIdtd68qumsy1ru3hvdlwziv">
+            <w:hyperlink w:history="1" r:id="rIdfgdm6gxk442x1bht-2n6h">
               <w:r>
                 <w:rPr>
                   <w:rFonts w:ascii="Arial" w:cs="Arial" w:eastAsia="Arial" w:hAnsi="Arial"/>
@@ -8093,7 +8093,7 @@
         </w:rPr>
         <w:t xml:space="preserve">© 2026 SeaVuria and ARES. Aligned with KICD objectives. Developed by SeaVuria; technical implementation by ARES (with AI assistance from Claude). Licensed under </w:t>
       </w:r>
-      <w:hyperlink w:history="1" r:id="rId3qziv8wczkwrxz8bid31m">
+      <w:hyperlink w:history="1" r:id="rIdytgqtiewxtz9tevnvyjmi">
         <w:r>
           <w:rPr>
             <w:rFonts w:ascii="Arial" w:cs="Arial" w:eastAsia="Arial" w:hAnsi="Arial"/>
@@ -8114,7 +8114,7 @@
         </w:rPr>
         <w:t xml:space="preserve"> (</w:t>
       </w:r>
-      <w:hyperlink w:history="1" r:id="rId7o1oljgbnryvskwaz7tbq">
+      <w:hyperlink w:history="1" r:id="rId3vfbpxoqhnddvbxfmomnf">
         <w:r>
           <w:rPr>
             <w:rFonts w:ascii="Arial" w:cs="Arial" w:eastAsia="Arial" w:hAnsi="Arial"/>
@@ -9127,7 +9127,7 @@
             <w:pPr>
               <w:spacing w:after="20" w:before="0"/>
             </w:pPr>
-            <w:hyperlink w:history="1" r:id="rIdzcht74zqydsilhoo0xlbp">
+            <w:hyperlink w:history="1" r:id="rIdrsnqwy8sadrow3h8wu0xv">
               <w:r>
                 <w:rPr>
                   <w:rFonts w:ascii="Arial" w:cs="Arial" w:eastAsia="Arial" w:hAnsi="Arial"/>
@@ -9176,7 +9176,7 @@
               <w:spacing w:after="10" w:before="0"/>
               <w:ind w:left="120"/>
             </w:pPr>
-            <w:hyperlink w:history="1" r:id="rId9ukgc_qbfc-2nquynoy5d">
+            <w:hyperlink w:history="1" r:id="rIdyay6gcrgz32os42b6x1bw">
               <w:r>
                 <w:rPr>
                   <w:rFonts w:ascii="Arial" w:cs="Arial" w:eastAsia="Arial" w:hAnsi="Arial"/>
@@ -9238,7 +9238,7 @@
               <w:spacing w:after="10" w:before="0"/>
               <w:ind w:left="120"/>
             </w:pPr>
-            <w:hyperlink w:history="1" r:id="rIdbdz2g9onu9dakpaik4ogc">
+            <w:hyperlink w:history="1" r:id="rIdk2r60ig0ug7-vmuqwhlqn">
               <w:r>
                 <w:rPr>
                   <w:rFonts w:ascii="Arial" w:cs="Arial" w:eastAsia="Arial" w:hAnsi="Arial"/>
@@ -9448,7 +9448,7 @@
             <w:pPr>
               <w:spacing w:after="20" w:before="0"/>
             </w:pPr>
-            <w:hyperlink w:history="1" r:id="rIdduvi2zrwih40pkadgekw8">
+            <w:hyperlink w:history="1" r:id="rIdrgjjz66u16mh11kx4k45e">
               <w:r>
                 <w:rPr>
                   <w:rFonts w:ascii="Arial" w:cs="Arial" w:eastAsia="Arial" w:hAnsi="Arial"/>
@@ -9497,7 +9497,7 @@
               <w:spacing w:after="10" w:before="0"/>
               <w:ind w:left="120"/>
             </w:pPr>
-            <w:hyperlink w:history="1" r:id="rIds1p_slzeec992jcautonl">
+            <w:hyperlink w:history="1" r:id="rIdk7vedefhgcddewa8drxsd">
               <w:r>
                 <w:rPr>
                   <w:rFonts w:ascii="Arial" w:cs="Arial" w:eastAsia="Arial" w:hAnsi="Arial"/>
@@ -9559,7 +9559,7 @@
               <w:spacing w:after="10" w:before="0"/>
               <w:ind w:left="120"/>
             </w:pPr>
-            <w:hyperlink w:history="1" r:id="rIdr-xicoihpawkiifkw68dh">
+            <w:hyperlink w:history="1" r:id="rIdipxxum1r5p310tqp87m3r">
               <w:r>
                 <w:rPr>
                   <w:rFonts w:ascii="Arial" w:cs="Arial" w:eastAsia="Arial" w:hAnsi="Arial"/>
@@ -9769,7 +9769,7 @@
             <w:pPr>
               <w:spacing w:after="20" w:before="0"/>
             </w:pPr>
-            <w:hyperlink w:history="1" r:id="rIdrvd_e-x7f3klq84rp5z9j">
+            <w:hyperlink w:history="1" r:id="rIdaon-o3ur133m5d32iepzt">
               <w:r>
                 <w:rPr>
                   <w:rFonts w:ascii="Arial" w:cs="Arial" w:eastAsia="Arial" w:hAnsi="Arial"/>
@@ -9818,7 +9818,7 @@
               <w:spacing w:after="10" w:before="0"/>
               <w:ind w:left="120"/>
             </w:pPr>
-            <w:hyperlink w:history="1" r:id="rIdqubcsn-tqa18g2cpsvcqa">
+            <w:hyperlink w:history="1" r:id="rId3kvhbwkah160lro2uv0nq">
               <w:r>
                 <w:rPr>
                   <w:rFonts w:ascii="Arial" w:cs="Arial" w:eastAsia="Arial" w:hAnsi="Arial"/>
@@ -9880,7 +9880,7 @@
               <w:spacing w:after="10" w:before="0"/>
               <w:ind w:left="120"/>
             </w:pPr>
-            <w:hyperlink w:history="1" r:id="rIdzphn_uayz9uc2-ax7cw1a">
+            <w:hyperlink w:history="1" r:id="rIdbq6adqfdsjvni2obhdxug">
               <w:r>
                 <w:rPr>
                   <w:rFonts w:ascii="Arial" w:cs="Arial" w:eastAsia="Arial" w:hAnsi="Arial"/>
@@ -10090,7 +10090,7 @@
             <w:pPr>
               <w:spacing w:after="20" w:before="0"/>
             </w:pPr>
-            <w:hyperlink w:history="1" r:id="rIdvessiiqi8rvisfrofxn_k">
+            <w:hyperlink w:history="1" r:id="rIdyunhdqzbbcbbs-pliidh9">
               <w:r>
                 <w:rPr>
                   <w:rFonts w:ascii="Arial" w:cs="Arial" w:eastAsia="Arial" w:hAnsi="Arial"/>
@@ -10139,7 +10139,7 @@
               <w:spacing w:after="10" w:before="0"/>
               <w:ind w:left="120"/>
             </w:pPr>
-            <w:hyperlink w:history="1" r:id="rId84hdsykmpaf9gpec-ytuo">
+            <w:hyperlink w:history="1" r:id="rIdhx3dms04woorrlq7vm6rv">
               <w:r>
                 <w:rPr>
                   <w:rFonts w:ascii="Arial" w:cs="Arial" w:eastAsia="Arial" w:hAnsi="Arial"/>
@@ -10201,7 +10201,7 @@
               <w:spacing w:after="10" w:before="0"/>
               <w:ind w:left="120"/>
             </w:pPr>
-            <w:hyperlink w:history="1" r:id="rIdoaf2gbnjlft-gypxw_06o">
+            <w:hyperlink w:history="1" r:id="rIdz7dv3ins7v1npigo6docu">
               <w:r>
                 <w:rPr>
                   <w:rFonts w:ascii="Arial" w:cs="Arial" w:eastAsia="Arial" w:hAnsi="Arial"/>
@@ -10411,7 +10411,7 @@
             <w:pPr>
               <w:spacing w:after="20" w:before="0"/>
             </w:pPr>
-            <w:hyperlink w:history="1" r:id="rIdmdtosj6dupcic73xnupjj">
+            <w:hyperlink w:history="1" r:id="rIdx9jt49fbqnqxhu2r9mqxa">
               <w:r>
                 <w:rPr>
                   <w:rFonts w:ascii="Arial" w:cs="Arial" w:eastAsia="Arial" w:hAnsi="Arial"/>
@@ -10460,7 +10460,7 @@
               <w:spacing w:after="10" w:before="0"/>
               <w:ind w:left="120"/>
             </w:pPr>
-            <w:hyperlink w:history="1" r:id="rIdgz6pnf_5evjqm7zei9nwk">
+            <w:hyperlink w:history="1" r:id="rIdgp8oevx0l3lb97izknfil">
               <w:r>
                 <w:rPr>
                   <w:rFonts w:ascii="Arial" w:cs="Arial" w:eastAsia="Arial" w:hAnsi="Arial"/>
@@ -10522,7 +10522,7 @@
               <w:spacing w:after="10" w:before="0"/>
               <w:ind w:left="120"/>
             </w:pPr>
-            <w:hyperlink w:history="1" r:id="rIdhwnhea6wmwqtyod9xjhdv">
+            <w:hyperlink w:history="1" r:id="rIdlfedy98ftrhpmfxqvk9o-">
               <w:r>
                 <w:rPr>
                   <w:rFonts w:ascii="Arial" w:cs="Arial" w:eastAsia="Arial" w:hAnsi="Arial"/>
@@ -11049,7 +11049,7 @@
         </w:rPr>
         <w:t xml:space="preserve">© 2026 SeaVuria and ARES. Aligned with KICD objectives. Developed by SeaVuria; technical implementation by ARES (with AI assistance from Claude). Licensed under </w:t>
       </w:r>
-      <w:hyperlink w:history="1" r:id="rIdotkiczpl9xpsvxkvdfzmo">
+      <w:hyperlink w:history="1" r:id="rIdqs9t_rcueywc7oey4vjes">
         <w:r>
           <w:rPr>
             <w:rFonts w:ascii="Arial" w:cs="Arial" w:eastAsia="Arial" w:hAnsi="Arial"/>
@@ -11070,7 +11070,7 @@
         </w:rPr>
         <w:t xml:space="preserve"> (</w:t>
       </w:r>
-      <w:hyperlink w:history="1" r:id="rIdiq6uknl4zgmb9iq0knrtf">
+      <w:hyperlink w:history="1" r:id="rIdshsxjqxzqr7bb4cfm8pg2">
         <w:r>
           <w:rPr>
             <w:rFonts w:ascii="Arial" w:cs="Arial" w:eastAsia="Arial" w:hAnsi="Arial"/>
@@ -12083,7 +12083,7 @@
             <w:pPr>
               <w:spacing w:after="20" w:before="0"/>
             </w:pPr>
-            <w:hyperlink w:history="1" r:id="rIdvl9k1zwruleiopdslycqw">
+            <w:hyperlink w:history="1" r:id="rIdweyr3-ecffwqkisoyptnu">
               <w:r>
                 <w:rPr>
                   <w:rFonts w:ascii="Arial" w:cs="Arial" w:eastAsia="Arial" w:hAnsi="Arial"/>
@@ -12132,7 +12132,7 @@
               <w:spacing w:after="10" w:before="0"/>
               <w:ind w:left="120"/>
             </w:pPr>
-            <w:hyperlink w:history="1" r:id="rIddtylq1y9ur4jkufj-jjpr">
+            <w:hyperlink w:history="1" r:id="rIdxqvpqhw7kfwe5j6ptjcbw">
               <w:r>
                 <w:rPr>
                   <w:rFonts w:ascii="Arial" w:cs="Arial" w:eastAsia="Arial" w:hAnsi="Arial"/>
@@ -12194,7 +12194,7 @@
               <w:spacing w:after="10" w:before="0"/>
               <w:ind w:left="120"/>
             </w:pPr>
-            <w:hyperlink w:history="1" r:id="rIdmmrodldxghpwo9trrlqop">
+            <w:hyperlink w:history="1" r:id="rId7shoqpirgah-1edvvqbvt">
               <w:r>
                 <w:rPr>
                   <w:rFonts w:ascii="Arial" w:cs="Arial" w:eastAsia="Arial" w:hAnsi="Arial"/>
@@ -12404,7 +12404,7 @@
             <w:pPr>
               <w:spacing w:after="20" w:before="0"/>
             </w:pPr>
-            <w:hyperlink w:history="1" r:id="rIdaz_a87zh3j0vr8zaqwcl0">
+            <w:hyperlink w:history="1" r:id="rIdjevyjnudsustqbhualp-h">
               <w:r>
                 <w:rPr>
                   <w:rFonts w:ascii="Arial" w:cs="Arial" w:eastAsia="Arial" w:hAnsi="Arial"/>
@@ -12453,7 +12453,7 @@
               <w:spacing w:after="10" w:before="0"/>
               <w:ind w:left="120"/>
             </w:pPr>
-            <w:hyperlink w:history="1" r:id="rIdmjh3cwb3wu6lwtfsg6xlr">
+            <w:hyperlink w:history="1" r:id="rIdy7x-dn0rqimhevgmdwyrc">
               <w:r>
                 <w:rPr>
                   <w:rFonts w:ascii="Arial" w:cs="Arial" w:eastAsia="Arial" w:hAnsi="Arial"/>
@@ -12515,7 +12515,7 @@
               <w:spacing w:after="10" w:before="0"/>
               <w:ind w:left="120"/>
             </w:pPr>
-            <w:hyperlink w:history="1" r:id="rIdnla7wxxwwqivsysv_j-0s">
+            <w:hyperlink w:history="1" r:id="rIdugiamf5byh4bzzp3jkohg">
               <w:r>
                 <w:rPr>
                   <w:rFonts w:ascii="Arial" w:cs="Arial" w:eastAsia="Arial" w:hAnsi="Arial"/>
@@ -12725,7 +12725,7 @@
             <w:pPr>
               <w:spacing w:after="20" w:before="0"/>
             </w:pPr>
-            <w:hyperlink w:history="1" r:id="rIdqsxnhyrjjthgmghsxax-2">
+            <w:hyperlink w:history="1" r:id="rIdqoh3z557cbnfisg9tpgsh">
               <w:r>
                 <w:rPr>
                   <w:rFonts w:ascii="Arial" w:cs="Arial" w:eastAsia="Arial" w:hAnsi="Arial"/>
@@ -12774,7 +12774,7 @@
               <w:spacing w:after="10" w:before="0"/>
               <w:ind w:left="120"/>
             </w:pPr>
-            <w:hyperlink w:history="1" r:id="rIdnqb9_b504i6rqlpmdvbel">
+            <w:hyperlink w:history="1" r:id="rId-tvibnbvqqvtngrtvj-v-">
               <w:r>
                 <w:rPr>
                   <w:rFonts w:ascii="Arial" w:cs="Arial" w:eastAsia="Arial" w:hAnsi="Arial"/>
@@ -12836,7 +12836,7 @@
               <w:spacing w:after="10" w:before="0"/>
               <w:ind w:left="120"/>
             </w:pPr>
-            <w:hyperlink w:history="1" r:id="rIdyimas9nko4gbakmxqswil">
+            <w:hyperlink w:history="1" r:id="rIdt6o6mpcuce5wtjprnciqq">
               <w:r>
                 <w:rPr>
                   <w:rFonts w:ascii="Arial" w:cs="Arial" w:eastAsia="Arial" w:hAnsi="Arial"/>
@@ -13046,7 +13046,7 @@
             <w:pPr>
               <w:spacing w:after="20" w:before="0"/>
             </w:pPr>
-            <w:hyperlink w:history="1" r:id="rIddj5v228wkr5itkawxntio">
+            <w:hyperlink w:history="1" r:id="rIdsr0gyu8wrfyxr0yplrilc">
               <w:r>
                 <w:rPr>
                   <w:rFonts w:ascii="Arial" w:cs="Arial" w:eastAsia="Arial" w:hAnsi="Arial"/>
@@ -13095,7 +13095,7 @@
               <w:spacing w:after="10" w:before="0"/>
               <w:ind w:left="120"/>
             </w:pPr>
-            <w:hyperlink w:history="1" r:id="rIdwz3viwkkls_zdiihfpazl">
+            <w:hyperlink w:history="1" r:id="rIdboxivrhokp_weqmegedoh">
               <w:r>
                 <w:rPr>
                   <w:rFonts w:ascii="Arial" w:cs="Arial" w:eastAsia="Arial" w:hAnsi="Arial"/>
@@ -13157,7 +13157,7 @@
               <w:spacing w:after="10" w:before="0"/>
               <w:ind w:left="120"/>
             </w:pPr>
-            <w:hyperlink w:history="1" r:id="rIdpq8htllengwen6jufeuls">
+            <w:hyperlink w:history="1" r:id="rIdmmampxmzo23jvehpy6qcx">
               <w:r>
                 <w:rPr>
                   <w:rFonts w:ascii="Arial" w:cs="Arial" w:eastAsia="Arial" w:hAnsi="Arial"/>
@@ -13367,7 +13367,7 @@
             <w:pPr>
               <w:spacing w:after="20" w:before="0"/>
             </w:pPr>
-            <w:hyperlink w:history="1" r:id="rIdmx5flgqyjxvlctwntjl8x">
+            <w:hyperlink w:history="1" r:id="rIdzjpwhz2azdt6tgeiotirx">
               <w:r>
                 <w:rPr>
                   <w:rFonts w:ascii="Arial" w:cs="Arial" w:eastAsia="Arial" w:hAnsi="Arial"/>
@@ -13416,7 +13416,7 @@
               <w:spacing w:after="10" w:before="0"/>
               <w:ind w:left="120"/>
             </w:pPr>
-            <w:hyperlink w:history="1" r:id="rIdtrspzfjffog5bq9ctbn9v">
+            <w:hyperlink w:history="1" r:id="rIdfzq5m-xcpcyl1zananfuz">
               <w:r>
                 <w:rPr>
                   <w:rFonts w:ascii="Arial" w:cs="Arial" w:eastAsia="Arial" w:hAnsi="Arial"/>
@@ -13478,7 +13478,7 @@
               <w:spacing w:after="10" w:before="0"/>
               <w:ind w:left="120"/>
             </w:pPr>
-            <w:hyperlink w:history="1" r:id="rIdj2l7yzbzc4so-forl4ve2">
+            <w:hyperlink w:history="1" r:id="rIdelb_4dmcr_nmpesiplbri">
               <w:r>
                 <w:rPr>
                   <w:rFonts w:ascii="Arial" w:cs="Arial" w:eastAsia="Arial" w:hAnsi="Arial"/>
@@ -14005,7 +14005,7 @@
         </w:rPr>
         <w:t xml:space="preserve">© 2026 SeaVuria and ARES. Aligned with KICD objectives. Developed by SeaVuria; technical implementation by ARES (with AI assistance from Claude). Licensed under </w:t>
       </w:r>
-      <w:hyperlink w:history="1" r:id="rIdmai9zoqr7upanyhuvxnqv">
+      <w:hyperlink w:history="1" r:id="rIdo1gqqrvmboqxdfy_m33qa">
         <w:r>
           <w:rPr>
             <w:rFonts w:ascii="Arial" w:cs="Arial" w:eastAsia="Arial" w:hAnsi="Arial"/>
@@ -14026,7 +14026,7 @@
         </w:rPr>
         <w:t xml:space="preserve"> (</w:t>
       </w:r>
-      <w:hyperlink w:history="1" r:id="rIdik98vubphlqqin8gwaxsb">
+      <w:hyperlink w:history="1" r:id="rId2xvea2vofonm86il9qceu">
         <w:r>
           <w:rPr>
             <w:rFonts w:ascii="Arial" w:cs="Arial" w:eastAsia="Arial" w:hAnsi="Arial"/>
@@ -15056,7 +15056,7 @@
               <w:spacing w:after="10" w:before="0"/>
               <w:ind w:left="120"/>
             </w:pPr>
-            <w:hyperlink w:history="1" r:id="rId7g4senwv6nlxp0egdmrcb">
+            <w:hyperlink w:history="1" r:id="rIdcyrw32qbrqwlrk9hpauce">
               <w:r>
                 <w:rPr>
                   <w:rFonts w:ascii="Arial" w:cs="Arial" w:eastAsia="Arial" w:hAnsi="Arial"/>
@@ -15133,7 +15133,7 @@
               <w:spacing w:after="10" w:before="0"/>
               <w:ind w:left="120"/>
             </w:pPr>
-            <w:hyperlink w:history="1" r:id="rIdzfqcxve1mrpgzxolzxawz">
+            <w:hyperlink w:history="1" r:id="rIdsrcvksxgr9vuniuwwetbw">
               <w:r>
                 <w:rPr>
                   <w:rFonts w:ascii="Arial" w:cs="Arial" w:eastAsia="Arial" w:hAnsi="Arial"/>
@@ -15360,7 +15360,7 @@
               <w:spacing w:after="10" w:before="0"/>
               <w:ind w:left="120"/>
             </w:pPr>
-            <w:hyperlink w:history="1" r:id="rIdoumr97bxuipu10wt-8ocx">
+            <w:hyperlink w:history="1" r:id="rIdbz8zcf6scv9ecitp2xjlu">
               <w:r>
                 <w:rPr>
                   <w:rFonts w:ascii="Arial" w:cs="Arial" w:eastAsia="Arial" w:hAnsi="Arial"/>
@@ -15437,7 +15437,7 @@
               <w:spacing w:after="10" w:before="0"/>
               <w:ind w:left="120"/>
             </w:pPr>
-            <w:hyperlink w:history="1" r:id="rIdax-4_e6egc9vtgus6hrwd">
+            <w:hyperlink w:history="1" r:id="rIdnywa6nedocbw03el1tbrn">
               <w:r>
                 <w:rPr>
                   <w:rFonts w:ascii="Arial" w:cs="Arial" w:eastAsia="Arial" w:hAnsi="Arial"/>
@@ -15664,7 +15664,7 @@
               <w:spacing w:after="10" w:before="0"/>
               <w:ind w:left="120"/>
             </w:pPr>
-            <w:hyperlink w:history="1" r:id="rId6ojx7oc9b58kuz1pwihhm">
+            <w:hyperlink w:history="1" r:id="rIdwjbvucrt4vjcifwmlpwqg">
               <w:r>
                 <w:rPr>
                   <w:rFonts w:ascii="Arial" w:cs="Arial" w:eastAsia="Arial" w:hAnsi="Arial"/>
@@ -15741,7 +15741,7 @@
               <w:spacing w:after="10" w:before="0"/>
               <w:ind w:left="120"/>
             </w:pPr>
-            <w:hyperlink w:history="1" r:id="rIdht2vrnvlyd2wm8ghxvclh">
+            <w:hyperlink w:history="1" r:id="rIdunmihtvsyl8aophtq9tsv">
               <w:r>
                 <w:rPr>
                   <w:rFonts w:ascii="Arial" w:cs="Arial" w:eastAsia="Arial" w:hAnsi="Arial"/>
@@ -15968,7 +15968,7 @@
               <w:spacing w:after="10" w:before="0"/>
               <w:ind w:left="120"/>
             </w:pPr>
-            <w:hyperlink w:history="1" r:id="rIdxai3ijcsbbbxgzd0tahqt">
+            <w:hyperlink w:history="1" r:id="rId-oq1m8r4zs3u8eryqjl0m">
               <w:r>
                 <w:rPr>
                   <w:rFonts w:ascii="Arial" w:cs="Arial" w:eastAsia="Arial" w:hAnsi="Arial"/>
@@ -16045,7 +16045,7 @@
               <w:spacing w:after="10" w:before="0"/>
               <w:ind w:left="120"/>
             </w:pPr>
-            <w:hyperlink w:history="1" r:id="rIdcr2iripm8vwaoi2zgpcqv">
+            <w:hyperlink w:history="1" r:id="rIdkhmcttkwrigimxvsic0pe">
               <w:r>
                 <w:rPr>
                   <w:rFonts w:ascii="Arial" w:cs="Arial" w:eastAsia="Arial" w:hAnsi="Arial"/>
@@ -16272,7 +16272,7 @@
               <w:spacing w:after="10" w:before="0"/>
               <w:ind w:left="120"/>
             </w:pPr>
-            <w:hyperlink w:history="1" r:id="rIdarmbsed1odssrvf_stv8r">
+            <w:hyperlink w:history="1" r:id="rIdci-uljiqvmfegu8curzjs">
               <w:r>
                 <w:rPr>
                   <w:rFonts w:ascii="Arial" w:cs="Arial" w:eastAsia="Arial" w:hAnsi="Arial"/>
@@ -16349,7 +16349,7 @@
               <w:spacing w:after="10" w:before="0"/>
               <w:ind w:left="120"/>
             </w:pPr>
-            <w:hyperlink w:history="1" r:id="rId04x-pwdwhg7ykkq42ecoy">
+            <w:hyperlink w:history="1" r:id="rIdswojszhoq2cvdpolsin7n">
               <w:r>
                 <w:rPr>
                   <w:rFonts w:ascii="Arial" w:cs="Arial" w:eastAsia="Arial" w:hAnsi="Arial"/>
@@ -16876,7 +16876,7 @@
         </w:rPr>
         <w:t xml:space="preserve">© 2026 SeaVuria and ARES. Aligned with KICD objectives. Developed by SeaVuria; technical implementation by ARES (with AI assistance from Claude). Licensed under </w:t>
       </w:r>
-      <w:hyperlink w:history="1" r:id="rId0uz49ij2qax6nartny1oh">
+      <w:hyperlink w:history="1" r:id="rIdwwslwvnr5fksj6m3busl8">
         <w:r>
           <w:rPr>
             <w:rFonts w:ascii="Arial" w:cs="Arial" w:eastAsia="Arial" w:hAnsi="Arial"/>
@@ -16897,7 +16897,7 @@
         </w:rPr>
         <w:t xml:space="preserve"> (</w:t>
       </w:r>
-      <w:hyperlink w:history="1" r:id="rIdwk0gwmha6tji1rs4vlooe">
+      <w:hyperlink w:history="1" r:id="rIdks2auazras5nhbvd0hbtf">
         <w:r>
           <w:rPr>
             <w:rFonts w:ascii="Arial" w:cs="Arial" w:eastAsia="Arial" w:hAnsi="Arial"/>
@@ -17927,7 +17927,7 @@
               <w:spacing w:after="10" w:before="0"/>
               <w:ind w:left="120"/>
             </w:pPr>
-            <w:hyperlink w:history="1" r:id="rId084olkhr9bt83goqcmhj3">
+            <w:hyperlink w:history="1" r:id="rIdkl52omhmdvdwpjkuj8mc9">
               <w:r>
                 <w:rPr>
                   <w:rFonts w:ascii="Arial" w:cs="Arial" w:eastAsia="Arial" w:hAnsi="Arial"/>
@@ -18004,7 +18004,7 @@
               <w:spacing w:after="10" w:before="0"/>
               <w:ind w:left="120"/>
             </w:pPr>
-            <w:hyperlink w:history="1" r:id="rIdfl7unekdzthxw6qibqvys">
+            <w:hyperlink w:history="1" r:id="rIdbpip6jd0rjfewetjkwcxx">
               <w:r>
                 <w:rPr>
                   <w:rFonts w:ascii="Arial" w:cs="Arial" w:eastAsia="Arial" w:hAnsi="Arial"/>
@@ -18231,7 +18231,7 @@
               <w:spacing w:after="10" w:before="0"/>
               <w:ind w:left="120"/>
             </w:pPr>
-            <w:hyperlink w:history="1" r:id="rId7afxakjmalcgi2_kzt8ma">
+            <w:hyperlink w:history="1" r:id="rIdden7iwxwof2-02rqtf_n3">
               <w:r>
                 <w:rPr>
                   <w:rFonts w:ascii="Arial" w:cs="Arial" w:eastAsia="Arial" w:hAnsi="Arial"/>
@@ -18308,7 +18308,7 @@
               <w:spacing w:after="10" w:before="0"/>
               <w:ind w:left="120"/>
             </w:pPr>
-            <w:hyperlink w:history="1" r:id="rIdx-hpj4y9aoqi-v6bmybgm">
+            <w:hyperlink w:history="1" r:id="rIddukvvp2ctom9r49v6sfa3">
               <w:r>
                 <w:rPr>
                   <w:rFonts w:ascii="Arial" w:cs="Arial" w:eastAsia="Arial" w:hAnsi="Arial"/>
@@ -18535,7 +18535,7 @@
               <w:spacing w:after="10" w:before="0"/>
               <w:ind w:left="120"/>
             </w:pPr>
-            <w:hyperlink w:history="1" r:id="rIdbw_mcr2miqu2lhn7p_vcc">
+            <w:hyperlink w:history="1" r:id="rId_evomqwubcmyjulsbstac">
               <w:r>
                 <w:rPr>
                   <w:rFonts w:ascii="Arial" w:cs="Arial" w:eastAsia="Arial" w:hAnsi="Arial"/>
@@ -18612,7 +18612,7 @@
               <w:spacing w:after="10" w:before="0"/>
               <w:ind w:left="120"/>
             </w:pPr>
-            <w:hyperlink w:history="1" r:id="rIdpac0shxuobue5u6nodwck">
+            <w:hyperlink w:history="1" r:id="rIdzh0mwkegsiompqmcwb7de">
               <w:r>
                 <w:rPr>
                   <w:rFonts w:ascii="Arial" w:cs="Arial" w:eastAsia="Arial" w:hAnsi="Arial"/>
@@ -18839,7 +18839,7 @@
               <w:spacing w:after="10" w:before="0"/>
               <w:ind w:left="120"/>
             </w:pPr>
-            <w:hyperlink w:history="1" r:id="rIdqaobx6vfvcemcpirgalpj">
+            <w:hyperlink w:history="1" r:id="rIdm02fvvkl-esrygfjkf3pr">
               <w:r>
                 <w:rPr>
                   <w:rFonts w:ascii="Arial" w:cs="Arial" w:eastAsia="Arial" w:hAnsi="Arial"/>
@@ -18916,7 +18916,7 @@
               <w:spacing w:after="10" w:before="0"/>
               <w:ind w:left="120"/>
             </w:pPr>
-            <w:hyperlink w:history="1" r:id="rIdmffozii_bhpmzop045l-m">
+            <w:hyperlink w:history="1" r:id="rIdkpves-mrrt5hzeigqoulc">
               <w:r>
                 <w:rPr>
                   <w:rFonts w:ascii="Arial" w:cs="Arial" w:eastAsia="Arial" w:hAnsi="Arial"/>
@@ -19143,7 +19143,7 @@
               <w:spacing w:after="10" w:before="0"/>
               <w:ind w:left="120"/>
             </w:pPr>
-            <w:hyperlink w:history="1" r:id="rId2gmx1r5a7capsviokaln1">
+            <w:hyperlink w:history="1" r:id="rIdwaoivbgquz8_i23vw_tli">
               <w:r>
                 <w:rPr>
                   <w:rFonts w:ascii="Arial" w:cs="Arial" w:eastAsia="Arial" w:hAnsi="Arial"/>
@@ -19220,7 +19220,7 @@
               <w:spacing w:after="10" w:before="0"/>
               <w:ind w:left="120"/>
             </w:pPr>
-            <w:hyperlink w:history="1" r:id="rIdxvh5snjgxb_ssnbcro_58">
+            <w:hyperlink w:history="1" r:id="rId-gnw0uqs8h3r4mbp3xxbl">
               <w:r>
                 <w:rPr>
                   <w:rFonts w:ascii="Arial" w:cs="Arial" w:eastAsia="Arial" w:hAnsi="Arial"/>
@@ -19747,7 +19747,7 @@
         </w:rPr>
         <w:t xml:space="preserve">© 2026 SeaVuria and ARES. Aligned with KICD objectives. Developed by SeaVuria; technical implementation by ARES (with AI assistance from Claude). Licensed under </w:t>
       </w:r>
-      <w:hyperlink w:history="1" r:id="rId7hmbubvjcq0p1wowqo2nd">
+      <w:hyperlink w:history="1" r:id="rIdchvsu8oynxfezvard0cwz">
         <w:r>
           <w:rPr>
             <w:rFonts w:ascii="Arial" w:cs="Arial" w:eastAsia="Arial" w:hAnsi="Arial"/>
@@ -19768,7 +19768,7 @@
         </w:rPr>
         <w:t xml:space="preserve"> (</w:t>
       </w:r>
-      <w:hyperlink w:history="1" r:id="rIdx2vycepk6edmbz840v-so">
+      <w:hyperlink w:history="1" r:id="rIdtcthmsikyv-wb8fhur2oj">
         <w:r>
           <w:rPr>
             <w:rFonts w:ascii="Arial" w:cs="Arial" w:eastAsia="Arial" w:hAnsi="Arial"/>
@@ -20781,7 +20781,7 @@
             <w:pPr>
               <w:spacing w:after="20" w:before="0"/>
             </w:pPr>
-            <w:hyperlink w:history="1" r:id="rIdsqgtasd6w7cttckvypmiv">
+            <w:hyperlink w:history="1" r:id="rIdvvr2jf49qv0kgnwfn5ksf">
               <w:r>
                 <w:rPr>
                   <w:rFonts w:ascii="Arial" w:cs="Arial" w:eastAsia="Arial" w:hAnsi="Arial"/>
@@ -20814,7 +20814,7 @@
               <w:spacing w:after="10" w:before="0"/>
               <w:ind w:left="120"/>
             </w:pPr>
-            <w:hyperlink w:history="1" r:id="rId-awcog8oztaqjboptgehv">
+            <w:hyperlink w:history="1" r:id="rIdk2da5bffrztuijevau99k">
               <w:r>
                 <w:rPr>
                   <w:rFonts w:ascii="Arial" w:cs="Arial" w:eastAsia="Arial" w:hAnsi="Arial"/>
@@ -20859,7 +20859,7 @@
             <w:pPr>
               <w:spacing w:after="20" w:before="0"/>
             </w:pPr>
-            <w:hyperlink w:history="1" r:id="rIdovgasjzq80zhjizwaaztg">
+            <w:hyperlink w:history="1" r:id="rId_cu0sbce6exfn96vjixj0">
               <w:r>
                 <w:rPr>
                   <w:rFonts w:ascii="Arial" w:cs="Arial" w:eastAsia="Arial" w:hAnsi="Arial"/>
@@ -20892,7 +20892,7 @@
               <w:spacing w:after="10" w:before="0"/>
               <w:ind w:left="120"/>
             </w:pPr>
-            <w:hyperlink w:history="1" r:id="rIdlgj9adzuv716jf3gya1pz">
+            <w:hyperlink w:history="1" r:id="rIdtn5t1tykdsa73andgoyye">
               <w:r>
                 <w:rPr>
                   <w:rFonts w:ascii="Arial" w:cs="Arial" w:eastAsia="Arial" w:hAnsi="Arial"/>
@@ -21087,7 +21087,7 @@
             <w:pPr>
               <w:spacing w:after="20" w:before="0"/>
             </w:pPr>
-            <w:hyperlink w:history="1" r:id="rIdn4k2kdwj2jjedlodbaxth">
+            <w:hyperlink w:history="1" r:id="rIddcmpijlef7sf55obew-m2">
               <w:r>
                 <w:rPr>
                   <w:rFonts w:ascii="Arial" w:cs="Arial" w:eastAsia="Arial" w:hAnsi="Arial"/>
@@ -21120,7 +21120,7 @@
               <w:spacing w:after="10" w:before="0"/>
               <w:ind w:left="120"/>
             </w:pPr>
-            <w:hyperlink w:history="1" r:id="rIdvmfdcgn--ieqtxoyzrmgr">
+            <w:hyperlink w:history="1" r:id="rIdnb2svowdf-9hrqgah3mdh">
               <w:r>
                 <w:rPr>
                   <w:rFonts w:ascii="Arial" w:cs="Arial" w:eastAsia="Arial" w:hAnsi="Arial"/>
@@ -21165,7 +21165,7 @@
             <w:pPr>
               <w:spacing w:after="20" w:before="0"/>
             </w:pPr>
-            <w:hyperlink w:history="1" r:id="rIdwcettoearoqdejicnzjwd">
+            <w:hyperlink w:history="1" r:id="rId8lrhqn36dlm6kjbva7dxu">
               <w:r>
                 <w:rPr>
                   <w:rFonts w:ascii="Arial" w:cs="Arial" w:eastAsia="Arial" w:hAnsi="Arial"/>
@@ -21198,7 +21198,7 @@
               <w:spacing w:after="10" w:before="0"/>
               <w:ind w:left="120"/>
             </w:pPr>
-            <w:hyperlink w:history="1" r:id="rId8gm__ue2aiqvy0sem40k5">
+            <w:hyperlink w:history="1" r:id="rIdoff8v3kfyf1serrhg8oyw">
               <w:r>
                 <w:rPr>
                   <w:rFonts w:ascii="Arial" w:cs="Arial" w:eastAsia="Arial" w:hAnsi="Arial"/>
@@ -21393,7 +21393,7 @@
             <w:pPr>
               <w:spacing w:after="20" w:before="0"/>
             </w:pPr>
-            <w:hyperlink w:history="1" r:id="rId9xjfvrbld5taugippiczv">
+            <w:hyperlink w:history="1" r:id="rId3k4sjniuyvhlfkzkm74q_">
               <w:r>
                 <w:rPr>
                   <w:rFonts w:ascii="Arial" w:cs="Arial" w:eastAsia="Arial" w:hAnsi="Arial"/>
@@ -21442,7 +21442,7 @@
               <w:spacing w:after="10" w:before="0"/>
               <w:ind w:left="120"/>
             </w:pPr>
-            <w:hyperlink w:history="1" r:id="rIdnz1meiplvnj-huhylfbc0">
+            <w:hyperlink w:history="1" r:id="rIdwi6dmrjgixrdp2tdsio6x">
               <w:r>
                 <w:rPr>
                   <w:rFonts w:ascii="Arial" w:cs="Arial" w:eastAsia="Arial" w:hAnsi="Arial"/>
@@ -21487,7 +21487,7 @@
             <w:pPr>
               <w:spacing w:after="20" w:before="0"/>
             </w:pPr>
-            <w:hyperlink w:history="1" r:id="rIds0wigmv4bhauhnasxy3kc">
+            <w:hyperlink w:history="1" r:id="rIdzrtdzzy_c6dksd7nvejkw">
               <w:r>
                 <w:rPr>
                   <w:rFonts w:ascii="Arial" w:cs="Arial" w:eastAsia="Arial" w:hAnsi="Arial"/>
@@ -21536,7 +21536,7 @@
               <w:spacing w:after="10" w:before="0"/>
               <w:ind w:left="120"/>
             </w:pPr>
-            <w:hyperlink w:history="1" r:id="rIdxykpcvzgao6ddil6b8wcq">
+            <w:hyperlink w:history="1" r:id="rIdbbxmbau4ijcraxnll1_5g">
               <w:r>
                 <w:rPr>
                   <w:rFonts w:ascii="Arial" w:cs="Arial" w:eastAsia="Arial" w:hAnsi="Arial"/>
@@ -21731,7 +21731,7 @@
             <w:pPr>
               <w:spacing w:after="20" w:before="0"/>
             </w:pPr>
-            <w:hyperlink w:history="1" r:id="rIdxlif1u0vbry5ey6-guoju">
+            <w:hyperlink w:history="1" r:id="rIdnrtegivbvktyd8g5p5ubu">
               <w:r>
                 <w:rPr>
                   <w:rFonts w:ascii="Arial" w:cs="Arial" w:eastAsia="Arial" w:hAnsi="Arial"/>
@@ -21764,7 +21764,7 @@
               <w:spacing w:after="10" w:before="0"/>
               <w:ind w:left="120"/>
             </w:pPr>
-            <w:hyperlink w:history="1" r:id="rIdyhqbpgkr-lcjdmelnnesd">
+            <w:hyperlink w:history="1" r:id="rIdp0xxro4jkykqybaodyhto">
               <w:r>
                 <w:rPr>
                   <w:rFonts w:ascii="Arial" w:cs="Arial" w:eastAsia="Arial" w:hAnsi="Arial"/>
@@ -21809,7 +21809,7 @@
             <w:pPr>
               <w:spacing w:after="20" w:before="0"/>
             </w:pPr>
-            <w:hyperlink w:history="1" r:id="rId5gyabr-s2u21vf5mfbnou">
+            <w:hyperlink w:history="1" r:id="rIdlylsxir8ipgjihg9vnrcr">
               <w:r>
                 <w:rPr>
                   <w:rFonts w:ascii="Arial" w:cs="Arial" w:eastAsia="Arial" w:hAnsi="Arial"/>
@@ -21858,7 +21858,7 @@
               <w:spacing w:after="10" w:before="0"/>
               <w:ind w:left="120"/>
             </w:pPr>
-            <w:hyperlink w:history="1" r:id="rIdi7_dzpiz80ias6jm9shjf">
+            <w:hyperlink w:history="1" r:id="rIdaj82kmxqxpj_okzfdxwxl">
               <w:r>
                 <w:rPr>
                   <w:rFonts w:ascii="Arial" w:cs="Arial" w:eastAsia="Arial" w:hAnsi="Arial"/>
@@ -22053,7 +22053,7 @@
             <w:pPr>
               <w:spacing w:after="20" w:before="0"/>
             </w:pPr>
-            <w:hyperlink w:history="1" r:id="rId0n-5unwwfwhc_i1p1ymo7">
+            <w:hyperlink w:history="1" r:id="rIdujccc2ivrxgwwhtlbftp_">
               <w:r>
                 <w:rPr>
                   <w:rFonts w:ascii="Arial" w:cs="Arial" w:eastAsia="Arial" w:hAnsi="Arial"/>
@@ -22086,7 +22086,7 @@
               <w:spacing w:after="10" w:before="0"/>
               <w:ind w:left="120"/>
             </w:pPr>
-            <w:hyperlink w:history="1" r:id="rIdvrb-8d3cvzlwtacwivnl-">
+            <w:hyperlink w:history="1" r:id="rIdi1g_83ws3nx0kamb7dpfb">
               <w:r>
                 <w:rPr>
                   <w:rFonts w:ascii="Arial" w:cs="Arial" w:eastAsia="Arial" w:hAnsi="Arial"/>
@@ -22131,7 +22131,7 @@
             <w:pPr>
               <w:spacing w:after="20" w:before="0"/>
             </w:pPr>
-            <w:hyperlink w:history="1" r:id="rIddoqpqwobkl38905spg-pt">
+            <w:hyperlink w:history="1" r:id="rIdph5imyl0wm-ns5vfsuvo1">
               <w:r>
                 <w:rPr>
                   <w:rFonts w:ascii="Arial" w:cs="Arial" w:eastAsia="Arial" w:hAnsi="Arial"/>
@@ -22164,7 +22164,7 @@
               <w:spacing w:after="10" w:before="0"/>
               <w:ind w:left="120"/>
             </w:pPr>
-            <w:hyperlink w:history="1" r:id="rIdzdg1r85vfwx-5sou4ii9t">
+            <w:hyperlink w:history="1" r:id="rIdrxh2ycmatulhhl-1ncd3t">
               <w:r>
                 <w:rPr>
                   <w:rFonts w:ascii="Arial" w:cs="Arial" w:eastAsia="Arial" w:hAnsi="Arial"/>
@@ -22676,7 +22676,7 @@
         </w:rPr>
         <w:t xml:space="preserve">© 2026 SeaVuria and ARES. Aligned with KICD objectives. Developed by SeaVuria; technical implementation by ARES (with AI assistance from Claude). Licensed under </w:t>
       </w:r>
-      <w:hyperlink w:history="1" r:id="rIdndn62e1z3x9jyvr1huklm">
+      <w:hyperlink w:history="1" r:id="rId6b2ixhzw-5fkliwzyvgt9">
         <w:r>
           <w:rPr>
             <w:rFonts w:ascii="Arial" w:cs="Arial" w:eastAsia="Arial" w:hAnsi="Arial"/>
@@ -22697,7 +22697,7 @@
         </w:rPr>
         <w:t xml:space="preserve"> (</w:t>
       </w:r>
-      <w:hyperlink w:history="1" r:id="rIdaaahthghjat8uanezla7u">
+      <w:hyperlink w:history="1" r:id="rIdyx8af8d_qk5pgvh6hntgc">
         <w:r>
           <w:rPr>
             <w:rFonts w:ascii="Arial" w:cs="Arial" w:eastAsia="Arial" w:hAnsi="Arial"/>
@@ -23710,7 +23710,7 @@
             <w:pPr>
               <w:spacing w:after="20" w:before="0"/>
             </w:pPr>
-            <w:hyperlink w:history="1" r:id="rId7rhe1383vn35tdmigc6cj">
+            <w:hyperlink w:history="1" r:id="rIds5esylkxjo06bajtjgjjp">
               <w:r>
                 <w:rPr>
                   <w:rFonts w:ascii="Arial" w:cs="Arial" w:eastAsia="Arial" w:hAnsi="Arial"/>
@@ -23759,7 +23759,7 @@
               <w:spacing w:after="10" w:before="0"/>
               <w:ind w:left="120"/>
             </w:pPr>
-            <w:hyperlink w:history="1" r:id="rIdbd9nrbn-vjhsoxbdyjlca">
+            <w:hyperlink w:history="1" r:id="rIdsuiyic1ivvbtegybo4yb3">
               <w:r>
                 <w:rPr>
                   <w:rFonts w:ascii="Arial" w:cs="Arial" w:eastAsia="Arial" w:hAnsi="Arial"/>
@@ -23804,7 +23804,7 @@
             <w:pPr>
               <w:spacing w:after="20" w:before="0"/>
             </w:pPr>
-            <w:hyperlink w:history="1" r:id="rIdizjlwcatve6w6jcv72ide">
+            <w:hyperlink w:history="1" r:id="rId5wfx9jemakputg3hbhkkw">
               <w:r>
                 <w:rPr>
                   <w:rFonts w:ascii="Arial" w:cs="Arial" w:eastAsia="Arial" w:hAnsi="Arial"/>
@@ -23837,7 +23837,7 @@
               <w:spacing w:after="10" w:before="0"/>
               <w:ind w:left="120"/>
             </w:pPr>
-            <w:hyperlink w:history="1" r:id="rIdu2vtnitpyobxu4fykmma1">
+            <w:hyperlink w:history="1" r:id="rId93dnbxbphzb9x5g_ex0le">
               <w:r>
                 <w:rPr>
                   <w:rFonts w:ascii="Arial" w:cs="Arial" w:eastAsia="Arial" w:hAnsi="Arial"/>
@@ -24032,7 +24032,7 @@
             <w:pPr>
               <w:spacing w:after="20" w:before="0"/>
             </w:pPr>
-            <w:hyperlink w:history="1" r:id="rIdxqpfv0vrhpgpv7lqe8ywy">
+            <w:hyperlink w:history="1" r:id="rIdm1_f1voznbengo9txhle6">
               <w:r>
                 <w:rPr>
                   <w:rFonts w:ascii="Arial" w:cs="Arial" w:eastAsia="Arial" w:hAnsi="Arial"/>
@@ -24081,7 +24081,7 @@
               <w:spacing w:after="10" w:before="0"/>
               <w:ind w:left="120"/>
             </w:pPr>
-            <w:hyperlink w:history="1" r:id="rIddsrksb12x9q8nqwsr4pjt">
+            <w:hyperlink w:history="1" r:id="rId7ezglibuhvwxiu_r7o0bh">
               <w:r>
                 <w:rPr>
                   <w:rFonts w:ascii="Arial" w:cs="Arial" w:eastAsia="Arial" w:hAnsi="Arial"/>
@@ -24126,7 +24126,7 @@
             <w:pPr>
               <w:spacing w:after="20" w:before="0"/>
             </w:pPr>
-            <w:hyperlink w:history="1" r:id="rIdmqmmrcdhtl-5djfclafrh">
+            <w:hyperlink w:history="1" r:id="rIdy_urowrooq_z3yaauhndh">
               <w:r>
                 <w:rPr>
                   <w:rFonts w:ascii="Arial" w:cs="Arial" w:eastAsia="Arial" w:hAnsi="Arial"/>
@@ -24159,7 +24159,7 @@
               <w:spacing w:after="10" w:before="0"/>
               <w:ind w:left="120"/>
             </w:pPr>
-            <w:hyperlink w:history="1" r:id="rIddhmrasmoh8cjgbqd3m_zy">
+            <w:hyperlink w:history="1" r:id="rIdaszyaensgolsirsvfqqad">
               <w:r>
                 <w:rPr>
                   <w:rFonts w:ascii="Arial" w:cs="Arial" w:eastAsia="Arial" w:hAnsi="Arial"/>
@@ -24354,7 +24354,7 @@
             <w:pPr>
               <w:spacing w:after="20" w:before="0"/>
             </w:pPr>
-            <w:hyperlink w:history="1" r:id="rIdpsd36gsdc8oopu5_sif1u">
+            <w:hyperlink w:history="1" r:id="rIdz4roqv69ej_ufq5d-p58i">
               <w:r>
                 <w:rPr>
                   <w:rFonts w:ascii="Arial" w:cs="Arial" w:eastAsia="Arial" w:hAnsi="Arial"/>
@@ -24403,7 +24403,7 @@
               <w:spacing w:after="10" w:before="0"/>
               <w:ind w:left="120"/>
             </w:pPr>
-            <w:hyperlink w:history="1" r:id="rIdnb6bbqdpfj4ko4ozka5bc">
+            <w:hyperlink w:history="1" r:id="rId4cluysgoxt8mvxx2qy0zj">
               <w:r>
                 <w:rPr>
                   <w:rFonts w:ascii="Arial" w:cs="Arial" w:eastAsia="Arial" w:hAnsi="Arial"/>
@@ -24448,7 +24448,7 @@
             <w:pPr>
               <w:spacing w:after="20" w:before="0"/>
             </w:pPr>
-            <w:hyperlink w:history="1" r:id="rIdxrcgy88muevzsvzpp0foc">
+            <w:hyperlink w:history="1" r:id="rIdbwqhkk0huit946eqpmb9d">
               <w:r>
                 <w:rPr>
                   <w:rFonts w:ascii="Arial" w:cs="Arial" w:eastAsia="Arial" w:hAnsi="Arial"/>
@@ -24481,7 +24481,7 @@
               <w:spacing w:after="10" w:before="0"/>
               <w:ind w:left="120"/>
             </w:pPr>
-            <w:hyperlink w:history="1" r:id="rIdnpwsimuthh3of7av6po_p">
+            <w:hyperlink w:history="1" r:id="rId6vosnpg6xhobzm6ixki-m">
               <w:r>
                 <w:rPr>
                   <w:rFonts w:ascii="Arial" w:cs="Arial" w:eastAsia="Arial" w:hAnsi="Arial"/>
@@ -24676,7 +24676,7 @@
             <w:pPr>
               <w:spacing w:after="20" w:before="0"/>
             </w:pPr>
-            <w:hyperlink w:history="1" r:id="rIdojrzkwzny4wzbpup5z94o">
+            <w:hyperlink w:history="1" r:id="rIdk2mzdaadut00l8qomtkuw">
               <w:r>
                 <w:rPr>
                   <w:rFonts w:ascii="Arial" w:cs="Arial" w:eastAsia="Arial" w:hAnsi="Arial"/>
@@ -24725,7 +24725,7 @@
               <w:spacing w:after="10" w:before="0"/>
               <w:ind w:left="120"/>
             </w:pPr>
-            <w:hyperlink w:history="1" r:id="rIdwnffjg-n1zh4kl_kdewvi">
+            <w:hyperlink w:history="1" r:id="rIdezzpdqo7s_kgvr5htr3gv">
               <w:r>
                 <w:rPr>
                   <w:rFonts w:ascii="Arial" w:cs="Arial" w:eastAsia="Arial" w:hAnsi="Arial"/>
@@ -24770,7 +24770,7 @@
             <w:pPr>
               <w:spacing w:after="20" w:before="0"/>
             </w:pPr>
-            <w:hyperlink w:history="1" r:id="rIduqdguhqykxwfbelx2nbpu">
+            <w:hyperlink w:history="1" r:id="rId6dhowyv_dgpnjjiozgtku">
               <w:r>
                 <w:rPr>
                   <w:rFonts w:ascii="Arial" w:cs="Arial" w:eastAsia="Arial" w:hAnsi="Arial"/>
@@ -24803,7 +24803,7 @@
               <w:spacing w:after="10" w:before="0"/>
               <w:ind w:left="120"/>
             </w:pPr>
-            <w:hyperlink w:history="1" r:id="rIdysggagdw_i3dbktndhu15">
+            <w:hyperlink w:history="1" r:id="rIdmt8gisuno_gh4oi748pt2">
               <w:r>
                 <w:rPr>
                   <w:rFonts w:ascii="Arial" w:cs="Arial" w:eastAsia="Arial" w:hAnsi="Arial"/>
@@ -24998,7 +24998,7 @@
             <w:pPr>
               <w:spacing w:after="20" w:before="0"/>
             </w:pPr>
-            <w:hyperlink w:history="1" r:id="rIdk_rnpfox0eqcjinhzgxxc">
+            <w:hyperlink w:history="1" r:id="rId-1jqx92wlrf9cemyrumhh">
               <w:r>
                 <w:rPr>
                   <w:rFonts w:ascii="Arial" w:cs="Arial" w:eastAsia="Arial" w:hAnsi="Arial"/>
@@ -25047,7 +25047,7 @@
               <w:spacing w:after="10" w:before="0"/>
               <w:ind w:left="120"/>
             </w:pPr>
-            <w:hyperlink w:history="1" r:id="rId6xv72apjtmlnpob4mnm6q">
+            <w:hyperlink w:history="1" r:id="rIdofvcsmhd2krlaiocid6eh">
               <w:r>
                 <w:rPr>
                   <w:rFonts w:ascii="Arial" w:cs="Arial" w:eastAsia="Arial" w:hAnsi="Arial"/>
@@ -25092,7 +25092,7 @@
             <w:pPr>
               <w:spacing w:after="20" w:before="0"/>
             </w:pPr>
-            <w:hyperlink w:history="1" r:id="rId6egwtib8odfjn8pfcwaqd">
+            <w:hyperlink w:history="1" r:id="rId54rvedk16djo4k9hkxjh6">
               <w:r>
                 <w:rPr>
                   <w:rFonts w:ascii="Arial" w:cs="Arial" w:eastAsia="Arial" w:hAnsi="Arial"/>
@@ -25125,7 +25125,7 @@
               <w:spacing w:after="10" w:before="0"/>
               <w:ind w:left="120"/>
             </w:pPr>
-            <w:hyperlink w:history="1" r:id="rId_qdtocd7kem0d98er5rn7">
+            <w:hyperlink w:history="1" r:id="rIdakpogtj7-l2ongqh6adcg">
               <w:r>
                 <w:rPr>
                   <w:rFonts w:ascii="Arial" w:cs="Arial" w:eastAsia="Arial" w:hAnsi="Arial"/>
@@ -25637,7 +25637,7 @@
         </w:rPr>
         <w:t xml:space="preserve">© 2026 SeaVuria and ARES. Aligned with KICD objectives. Developed by SeaVuria; technical implementation by ARES (with AI assistance from Claude). Licensed under </w:t>
       </w:r>
-      <w:hyperlink w:history="1" r:id="rIdsmlemu_5pwnbcdv-cnp1e">
+      <w:hyperlink w:history="1" r:id="rIdbdpvuwgl0vndmkmsrjza8">
         <w:r>
           <w:rPr>
             <w:rFonts w:ascii="Arial" w:cs="Arial" w:eastAsia="Arial" w:hAnsi="Arial"/>
@@ -25658,7 +25658,7 @@
         </w:rPr>
         <w:t xml:space="preserve"> (</w:t>
       </w:r>
-      <w:hyperlink w:history="1" r:id="rId5v5txv6ljmfr7ocls4zqh">
+      <w:hyperlink w:history="1" r:id="rIdmrga1w7clk0cdp5jynv5y">
         <w:r>
           <w:rPr>
             <w:rFonts w:ascii="Arial" w:cs="Arial" w:eastAsia="Arial" w:hAnsi="Arial"/>

--- a/data/outputs/v2/Grade11/Biology/Lesson_Plans/SS1.1_Taxonomy_I/Biology_Taxonomy_I_CBE_LessonSequence.docx
+++ b/data/outputs/v2/Grade11/Biology/Lesson_Plans/SS1.1_Taxonomy_I/Biology_Taxonomy_I_CBE_LessonSequence.docx
@@ -2073,7 +2073,7 @@
         </w:rPr>
         <w:t xml:space="preserve">© 2026 SeaVuria and ARES. This work is licensed under a </w:t>
       </w:r>
-      <w:hyperlink w:history="1" r:id="rIdh6_nugvbkcspbbyhl-dib">
+      <w:hyperlink w:history="1" r:id="rIdvvkczu-wihxi9xs8fztfa">
         <w:r>
           <w:rPr>
             <w:rFonts w:ascii="Arial" w:cs="Arial" w:eastAsia="Arial" w:hAnsi="Arial"/>
@@ -2093,7 +2093,7 @@
         </w:rPr>
         <w:t xml:space="preserve"> (</w:t>
       </w:r>
-      <w:hyperlink w:history="1" r:id="rIdrmuu95k5qkxcpdzyp3qjd">
+      <w:hyperlink w:history="1" r:id="rIdgiwfhvtw0vnaomxtxquia">
         <w:r>
           <w:rPr>
             <w:rFonts w:ascii="Arial" w:cs="Arial" w:eastAsia="Arial" w:hAnsi="Arial"/>
@@ -2113,7 +2113,7 @@
         </w:rPr>
         <w:t xml:space="preserve">). To view a copy of this license, visit </w:t>
       </w:r>
-      <w:hyperlink w:history="1" r:id="rIdxjg0pkswhdizonlonw0hn">
+      <w:hyperlink w:history="1" r:id="rIdxgsoukonlejqhqvvmjkrz">
         <w:r>
           <w:rPr>
             <w:rFonts w:ascii="Arial" w:cs="Arial" w:eastAsia="Arial" w:hAnsi="Arial"/>
@@ -3125,7 +3125,7 @@
             <w:pPr>
               <w:spacing w:after="20" w:before="0"/>
             </w:pPr>
-            <w:hyperlink w:history="1" r:id="rId9bs67lfvpwpe8ogjhxr2r">
+            <w:hyperlink w:history="1" r:id="rId2jdt3d_axsuyccw5lhb8k">
               <w:r>
                 <w:rPr>
                   <w:rFonts w:ascii="Arial" w:cs="Arial" w:eastAsia="Arial" w:hAnsi="Arial"/>
@@ -3174,7 +3174,7 @@
               <w:spacing w:after="10" w:before="0"/>
               <w:ind w:left="120"/>
             </w:pPr>
-            <w:hyperlink w:history="1" r:id="rIdafacppod34omldxlwqogy">
+            <w:hyperlink w:history="1" r:id="rIdov3bdiqjnlk9qigr_-iun">
               <w:r>
                 <w:rPr>
                   <w:rFonts w:ascii="Arial" w:cs="Arial" w:eastAsia="Arial" w:hAnsi="Arial"/>
@@ -3219,7 +3219,7 @@
             <w:pPr>
               <w:spacing w:after="20" w:before="0"/>
             </w:pPr>
-            <w:hyperlink w:history="1" r:id="rIdfqcbpx0yaycepxntgmcfk">
+            <w:hyperlink w:history="1" r:id="rIdt6a6wznqaljwgud4r7p90">
               <w:r>
                 <w:rPr>
                   <w:rFonts w:ascii="Arial" w:cs="Arial" w:eastAsia="Arial" w:hAnsi="Arial"/>
@@ -3252,7 +3252,7 @@
               <w:spacing w:after="10" w:before="0"/>
               <w:ind w:left="120"/>
             </w:pPr>
-            <w:hyperlink w:history="1" r:id="rIdv5bxu4aw7ep93l7-nsaya">
+            <w:hyperlink w:history="1" r:id="rIdbw0fwpo4mj7sbzoapqimq">
               <w:r>
                 <w:rPr>
                   <w:rFonts w:ascii="Arial" w:cs="Arial" w:eastAsia="Arial" w:hAnsi="Arial"/>
@@ -3447,7 +3447,7 @@
             <w:pPr>
               <w:spacing w:after="20" w:before="0"/>
             </w:pPr>
-            <w:hyperlink w:history="1" r:id="rIde88ve6oxpx41lvnplts-f">
+            <w:hyperlink w:history="1" r:id="rIdfe3wcxavvcqcudi9ueugz">
               <w:r>
                 <w:rPr>
                   <w:rFonts w:ascii="Arial" w:cs="Arial" w:eastAsia="Arial" w:hAnsi="Arial"/>
@@ -3496,7 +3496,7 @@
               <w:spacing w:after="10" w:before="0"/>
               <w:ind w:left="120"/>
             </w:pPr>
-            <w:hyperlink w:history="1" r:id="rId9xorep6hyrr_sjspztowm">
+            <w:hyperlink w:history="1" r:id="rIdi6vc8ajh9tqepk4sjbz49">
               <w:r>
                 <w:rPr>
                   <w:rFonts w:ascii="Arial" w:cs="Arial" w:eastAsia="Arial" w:hAnsi="Arial"/>
@@ -3541,7 +3541,7 @@
             <w:pPr>
               <w:spacing w:after="20" w:before="0"/>
             </w:pPr>
-            <w:hyperlink w:history="1" r:id="rIdmuqujiwrnqdob5asjgz1a">
+            <w:hyperlink w:history="1" r:id="rIdgf7hh0h2vloe6twfgck92">
               <w:r>
                 <w:rPr>
                   <w:rFonts w:ascii="Arial" w:cs="Arial" w:eastAsia="Arial" w:hAnsi="Arial"/>
@@ -3574,7 +3574,7 @@
               <w:spacing w:after="10" w:before="0"/>
               <w:ind w:left="120"/>
             </w:pPr>
-            <w:hyperlink w:history="1" r:id="rIdpczcpjb7gxuxywssvfqki">
+            <w:hyperlink w:history="1" r:id="rIdvcveiwrzdzvs2mmnibbuj">
               <w:r>
                 <w:rPr>
                   <w:rFonts w:ascii="Arial" w:cs="Arial" w:eastAsia="Arial" w:hAnsi="Arial"/>
@@ -3769,7 +3769,7 @@
             <w:pPr>
               <w:spacing w:after="20" w:before="0"/>
             </w:pPr>
-            <w:hyperlink w:history="1" r:id="rId3pev4dipu5goovor4rxy_">
+            <w:hyperlink w:history="1" r:id="rIdnh3rnrptyzahd95cciiwh">
               <w:r>
                 <w:rPr>
                   <w:rFonts w:ascii="Arial" w:cs="Arial" w:eastAsia="Arial" w:hAnsi="Arial"/>
@@ -3818,7 +3818,7 @@
               <w:spacing w:after="10" w:before="0"/>
               <w:ind w:left="120"/>
             </w:pPr>
-            <w:hyperlink w:history="1" r:id="rIdudlne8ynnejk0bx8_pz5k">
+            <w:hyperlink w:history="1" r:id="rIdk0qhkfacrcj23yob9x95o">
               <w:r>
                 <w:rPr>
                   <w:rFonts w:ascii="Arial" w:cs="Arial" w:eastAsia="Arial" w:hAnsi="Arial"/>
@@ -3863,7 +3863,7 @@
             <w:pPr>
               <w:spacing w:after="20" w:before="0"/>
             </w:pPr>
-            <w:hyperlink w:history="1" r:id="rIdzh_il4062tmdm2foydz44">
+            <w:hyperlink w:history="1" r:id="rIdwmy727xtbfsan5dgeup77">
               <w:r>
                 <w:rPr>
                   <w:rFonts w:ascii="Arial" w:cs="Arial" w:eastAsia="Arial" w:hAnsi="Arial"/>
@@ -3896,7 +3896,7 @@
               <w:spacing w:after="10" w:before="0"/>
               <w:ind w:left="120"/>
             </w:pPr>
-            <w:hyperlink w:history="1" r:id="rIdvcoohyv5zqlnjhdwoyto1">
+            <w:hyperlink w:history="1" r:id="rIdxf6felaxyesdrm37x3umq">
               <w:r>
                 <w:rPr>
                   <w:rFonts w:ascii="Arial" w:cs="Arial" w:eastAsia="Arial" w:hAnsi="Arial"/>
@@ -4091,7 +4091,7 @@
             <w:pPr>
               <w:spacing w:after="20" w:before="0"/>
             </w:pPr>
-            <w:hyperlink w:history="1" r:id="rIdpqy2onc5juty0nnzg1ize">
+            <w:hyperlink w:history="1" r:id="rId0tjyv8h-ngrfkz0mjswa1">
               <w:r>
                 <w:rPr>
                   <w:rFonts w:ascii="Arial" w:cs="Arial" w:eastAsia="Arial" w:hAnsi="Arial"/>
@@ -4140,7 +4140,7 @@
               <w:spacing w:after="10" w:before="0"/>
               <w:ind w:left="120"/>
             </w:pPr>
-            <w:hyperlink w:history="1" r:id="rId57o1xtvavpukkgavznple">
+            <w:hyperlink w:history="1" r:id="rIdzsjgxoqskswbtvowchvvo">
               <w:r>
                 <w:rPr>
                   <w:rFonts w:ascii="Arial" w:cs="Arial" w:eastAsia="Arial" w:hAnsi="Arial"/>
@@ -4185,7 +4185,7 @@
             <w:pPr>
               <w:spacing w:after="20" w:before="0"/>
             </w:pPr>
-            <w:hyperlink w:history="1" r:id="rIdjc1n9p1xrq7fgw9jz0mnx">
+            <w:hyperlink w:history="1" r:id="rIdn9-vddaj1igvspxfizxat">
               <w:r>
                 <w:rPr>
                   <w:rFonts w:ascii="Arial" w:cs="Arial" w:eastAsia="Arial" w:hAnsi="Arial"/>
@@ -4218,7 +4218,7 @@
               <w:spacing w:after="10" w:before="0"/>
               <w:ind w:left="120"/>
             </w:pPr>
-            <w:hyperlink w:history="1" r:id="rIdsfdcadakxljnj1tuzuf9i">
+            <w:hyperlink w:history="1" r:id="rIdrlzzypz63tqvcxqbkkul6">
               <w:r>
                 <w:rPr>
                   <w:rFonts w:ascii="Arial" w:cs="Arial" w:eastAsia="Arial" w:hAnsi="Arial"/>
@@ -4413,7 +4413,7 @@
             <w:pPr>
               <w:spacing w:after="20" w:before="0"/>
             </w:pPr>
-            <w:hyperlink w:history="1" r:id="rIdvw0z7ru9ryg0d38pwxoef">
+            <w:hyperlink w:history="1" r:id="rIdfgkpv4quqj-t9cuhrskpf">
               <w:r>
                 <w:rPr>
                   <w:rFonts w:ascii="Arial" w:cs="Arial" w:eastAsia="Arial" w:hAnsi="Arial"/>
@@ -4462,7 +4462,7 @@
               <w:spacing w:after="10" w:before="0"/>
               <w:ind w:left="120"/>
             </w:pPr>
-            <w:hyperlink w:history="1" r:id="rIdble3psi01gvabxhi_g-oo">
+            <w:hyperlink w:history="1" r:id="rId67fzbq-iik5ezx6wvw937">
               <w:r>
                 <w:rPr>
                   <w:rFonts w:ascii="Arial" w:cs="Arial" w:eastAsia="Arial" w:hAnsi="Arial"/>
@@ -4507,7 +4507,7 @@
             <w:pPr>
               <w:spacing w:after="20" w:before="0"/>
             </w:pPr>
-            <w:hyperlink w:history="1" r:id="rIdi8umwctlq7l9wouvm4dr1">
+            <w:hyperlink w:history="1" r:id="rIdwskhcdoyrtrrz9cbvlxst">
               <w:r>
                 <w:rPr>
                   <w:rFonts w:ascii="Arial" w:cs="Arial" w:eastAsia="Arial" w:hAnsi="Arial"/>
@@ -4540,7 +4540,7 @@
               <w:spacing w:after="10" w:before="0"/>
               <w:ind w:left="120"/>
             </w:pPr>
-            <w:hyperlink w:history="1" r:id="rIdmja7tml0s6qyk96imilo_">
+            <w:hyperlink w:history="1" r:id="rId8qpymemd5zabd8rfm2lxo">
               <w:r>
                 <w:rPr>
                   <w:rFonts w:ascii="Arial" w:cs="Arial" w:eastAsia="Arial" w:hAnsi="Arial"/>
@@ -5052,7 +5052,7 @@
         </w:rPr>
         <w:t xml:space="preserve">© 2026 SeaVuria and ARES. Aligned with KICD objectives. Developed by SeaVuria; technical implementation by ARES (with AI assistance from Claude). Licensed under </w:t>
       </w:r>
-      <w:hyperlink w:history="1" r:id="rIddhzpqsyx0vedtsr_ofjju">
+      <w:hyperlink w:history="1" r:id="rIdbwdra3tn9giuyj4emdxmy">
         <w:r>
           <w:rPr>
             <w:rFonts w:ascii="Arial" w:cs="Arial" w:eastAsia="Arial" w:hAnsi="Arial"/>
@@ -5073,7 +5073,7 @@
         </w:rPr>
         <w:t xml:space="preserve"> (</w:t>
       </w:r>
-      <w:hyperlink w:history="1" r:id="rId7j3he5gkf1b2gt1kwgouf">
+      <w:hyperlink w:history="1" r:id="rIddyjxixy4vkwf6mgxdhyn2">
         <w:r>
           <w:rPr>
             <w:rFonts w:ascii="Arial" w:cs="Arial" w:eastAsia="Arial" w:hAnsi="Arial"/>
@@ -6086,7 +6086,7 @@
             <w:pPr>
               <w:spacing w:after="20" w:before="0"/>
             </w:pPr>
-            <w:hyperlink w:history="1" r:id="rIdwncgvaavnol8vxtu2yqc8">
+            <w:hyperlink w:history="1" r:id="rIdlew6qsnyaxyzxxoqgjnbb">
               <w:r>
                 <w:rPr>
                   <w:rFonts w:ascii="Arial" w:cs="Arial" w:eastAsia="Arial" w:hAnsi="Arial"/>
@@ -6135,7 +6135,7 @@
               <w:spacing w:after="10" w:before="0"/>
               <w:ind w:left="120"/>
             </w:pPr>
-            <w:hyperlink w:history="1" r:id="rIdq6prfjbwgd2efkh55xdls">
+            <w:hyperlink w:history="1" r:id="rIdlkmv4p91ldvrg7akupchh">
               <w:r>
                 <w:rPr>
                   <w:rFonts w:ascii="Arial" w:cs="Arial" w:eastAsia="Arial" w:hAnsi="Arial"/>
@@ -6180,7 +6180,7 @@
             <w:pPr>
               <w:spacing w:after="20" w:before="0"/>
             </w:pPr>
-            <w:hyperlink w:history="1" r:id="rIdztnmqdv4dami7yf7tgsk2">
+            <w:hyperlink w:history="1" r:id="rIdmsvfo3umahgouk7up5qqu">
               <w:r>
                 <w:rPr>
                   <w:rFonts w:ascii="Arial" w:cs="Arial" w:eastAsia="Arial" w:hAnsi="Arial"/>
@@ -6229,7 +6229,7 @@
               <w:spacing w:after="10" w:before="0"/>
               <w:ind w:left="120"/>
             </w:pPr>
-            <w:hyperlink w:history="1" r:id="rIdlieal91prou3gnlzrplug">
+            <w:hyperlink w:history="1" r:id="rIdgsrwf7atckusmysz8r43x">
               <w:r>
                 <w:rPr>
                   <w:rFonts w:ascii="Arial" w:cs="Arial" w:eastAsia="Arial" w:hAnsi="Arial"/>
@@ -6424,7 +6424,7 @@
             <w:pPr>
               <w:spacing w:after="20" w:before="0"/>
             </w:pPr>
-            <w:hyperlink w:history="1" r:id="rIdhwtahsfgxrvjc0jdidtil">
+            <w:hyperlink w:history="1" r:id="rIdcrndf65hgkeynfryqfsdn">
               <w:r>
                 <w:rPr>
                   <w:rFonts w:ascii="Arial" w:cs="Arial" w:eastAsia="Arial" w:hAnsi="Arial"/>
@@ -6473,7 +6473,7 @@
               <w:spacing w:after="10" w:before="0"/>
               <w:ind w:left="120"/>
             </w:pPr>
-            <w:hyperlink w:history="1" r:id="rId-xgkmgmdzvhmdtaev8_24">
+            <w:hyperlink w:history="1" r:id="rIde4dtsoxd5jj_km7b5htkg">
               <w:r>
                 <w:rPr>
                   <w:rFonts w:ascii="Arial" w:cs="Arial" w:eastAsia="Arial" w:hAnsi="Arial"/>
@@ -6518,7 +6518,7 @@
             <w:pPr>
               <w:spacing w:after="20" w:before="0"/>
             </w:pPr>
-            <w:hyperlink w:history="1" r:id="rIdpbhfmthkiswey89doh9lp">
+            <w:hyperlink w:history="1" r:id="rIdseeql9sujswvpwuerbqyt">
               <w:r>
                 <w:rPr>
                   <w:rFonts w:ascii="Arial" w:cs="Arial" w:eastAsia="Arial" w:hAnsi="Arial"/>
@@ -6567,7 +6567,7 @@
               <w:spacing w:after="10" w:before="0"/>
               <w:ind w:left="120"/>
             </w:pPr>
-            <w:hyperlink w:history="1" r:id="rIdbzkqmc-yupinkc6_vozfv">
+            <w:hyperlink w:history="1" r:id="rId7t-porwwhb05v93-rkviy">
               <w:r>
                 <w:rPr>
                   <w:rFonts w:ascii="Arial" w:cs="Arial" w:eastAsia="Arial" w:hAnsi="Arial"/>
@@ -6762,7 +6762,7 @@
             <w:pPr>
               <w:spacing w:after="20" w:before="0"/>
             </w:pPr>
-            <w:hyperlink w:history="1" r:id="rIdtapxd3cyksm5axua6rr6_">
+            <w:hyperlink w:history="1" r:id="rIdzgwwebp6pp-ywm39ojrln">
               <w:r>
                 <w:rPr>
                   <w:rFonts w:ascii="Arial" w:cs="Arial" w:eastAsia="Arial" w:hAnsi="Arial"/>
@@ -6811,7 +6811,7 @@
               <w:spacing w:after="10" w:before="0"/>
               <w:ind w:left="120"/>
             </w:pPr>
-            <w:hyperlink w:history="1" r:id="rId-mjjrknfx67flgu9t3sbi">
+            <w:hyperlink w:history="1" r:id="rIde64j3dkh9rlzy_1hgtqbh">
               <w:r>
                 <w:rPr>
                   <w:rFonts w:ascii="Arial" w:cs="Arial" w:eastAsia="Arial" w:hAnsi="Arial"/>
@@ -6856,7 +6856,7 @@
             <w:pPr>
               <w:spacing w:after="20" w:before="0"/>
             </w:pPr>
-            <w:hyperlink w:history="1" r:id="rIdfyzqc07siqiuvmsmpllk2">
+            <w:hyperlink w:history="1" r:id="rIdfchkpnv6u1k-k2zk2aysz">
               <w:r>
                 <w:rPr>
                   <w:rFonts w:ascii="Arial" w:cs="Arial" w:eastAsia="Arial" w:hAnsi="Arial"/>
@@ -6905,7 +6905,7 @@
               <w:spacing w:after="10" w:before="0"/>
               <w:ind w:left="120"/>
             </w:pPr>
-            <w:hyperlink w:history="1" r:id="rIdubitw2lcmshobwp3aoahy">
+            <w:hyperlink w:history="1" r:id="rIdwugwlrdbutwgehtfphxq8">
               <w:r>
                 <w:rPr>
                   <w:rFonts w:ascii="Arial" w:cs="Arial" w:eastAsia="Arial" w:hAnsi="Arial"/>
@@ -7100,7 +7100,7 @@
             <w:pPr>
               <w:spacing w:after="20" w:before="0"/>
             </w:pPr>
-            <w:hyperlink w:history="1" r:id="rIdwa5no8rf3hybk4uwynyeh">
+            <w:hyperlink w:history="1" r:id="rIdiprca7tdcwvhvear-nxor">
               <w:r>
                 <w:rPr>
                   <w:rFonts w:ascii="Arial" w:cs="Arial" w:eastAsia="Arial" w:hAnsi="Arial"/>
@@ -7149,7 +7149,7 @@
               <w:spacing w:after="10" w:before="0"/>
               <w:ind w:left="120"/>
             </w:pPr>
-            <w:hyperlink w:history="1" r:id="rId2fgehvcoibtkazstbchap">
+            <w:hyperlink w:history="1" r:id="rId2xitapgad7qpucs4lvecr">
               <w:r>
                 <w:rPr>
                   <w:rFonts w:ascii="Arial" w:cs="Arial" w:eastAsia="Arial" w:hAnsi="Arial"/>
@@ -7194,7 +7194,7 @@
             <w:pPr>
               <w:spacing w:after="20" w:before="0"/>
             </w:pPr>
-            <w:hyperlink w:history="1" r:id="rIduuieecqznclsassqlghz3">
+            <w:hyperlink w:history="1" r:id="rIds7tynq4r618lwfkfna8oe">
               <w:r>
                 <w:rPr>
                   <w:rFonts w:ascii="Arial" w:cs="Arial" w:eastAsia="Arial" w:hAnsi="Arial"/>
@@ -7243,7 +7243,7 @@
               <w:spacing w:after="10" w:before="0"/>
               <w:ind w:left="120"/>
             </w:pPr>
-            <w:hyperlink w:history="1" r:id="rIdflw1k6ji7tsgjz5gaujkz">
+            <w:hyperlink w:history="1" r:id="rIdcsta2xadxvgqg2xexw7aq">
               <w:r>
                 <w:rPr>
                   <w:rFonts w:ascii="Arial" w:cs="Arial" w:eastAsia="Arial" w:hAnsi="Arial"/>
@@ -7438,7 +7438,7 @@
             <w:pPr>
               <w:spacing w:after="20" w:before="0"/>
             </w:pPr>
-            <w:hyperlink w:history="1" r:id="rIdsbzlamgzovv7xmwqhspwa">
+            <w:hyperlink w:history="1" r:id="rIdo9iac5jlvlmyrzeedoff6">
               <w:r>
                 <w:rPr>
                   <w:rFonts w:ascii="Arial" w:cs="Arial" w:eastAsia="Arial" w:hAnsi="Arial"/>
@@ -7487,7 +7487,7 @@
               <w:spacing w:after="10" w:before="0"/>
               <w:ind w:left="120"/>
             </w:pPr>
-            <w:hyperlink w:history="1" r:id="rIdtt0efp59vflxoz9x9pevg">
+            <w:hyperlink w:history="1" r:id="rIdj8tkb2980-gu0qmdqm55s">
               <w:r>
                 <w:rPr>
                   <w:rFonts w:ascii="Arial" w:cs="Arial" w:eastAsia="Arial" w:hAnsi="Arial"/>
@@ -7532,7 +7532,7 @@
             <w:pPr>
               <w:spacing w:after="20" w:before="0"/>
             </w:pPr>
-            <w:hyperlink w:history="1" r:id="rIdzqkgmat_lojgg2pqzvphb">
+            <w:hyperlink w:history="1" r:id="rIdnzz2ahleajwpo-7fct9we">
               <w:r>
                 <w:rPr>
                   <w:rFonts w:ascii="Arial" w:cs="Arial" w:eastAsia="Arial" w:hAnsi="Arial"/>
@@ -7581,7 +7581,7 @@
               <w:spacing w:after="10" w:before="0"/>
               <w:ind w:left="120"/>
             </w:pPr>
-            <w:hyperlink w:history="1" r:id="rIdfgdm6gxk442x1bht-2n6h">
+            <w:hyperlink w:history="1" r:id="rId-wjl5nzb6quzc8i3cswqp">
               <w:r>
                 <w:rPr>
                   <w:rFonts w:ascii="Arial" w:cs="Arial" w:eastAsia="Arial" w:hAnsi="Arial"/>
@@ -8093,7 +8093,7 @@
         </w:rPr>
         <w:t xml:space="preserve">© 2026 SeaVuria and ARES. Aligned with KICD objectives. Developed by SeaVuria; technical implementation by ARES (with AI assistance from Claude). Licensed under </w:t>
       </w:r>
-      <w:hyperlink w:history="1" r:id="rIdytgqtiewxtz9tevnvyjmi">
+      <w:hyperlink w:history="1" r:id="rIdcvka9w1swtp655cd62pvv">
         <w:r>
           <w:rPr>
             <w:rFonts w:ascii="Arial" w:cs="Arial" w:eastAsia="Arial" w:hAnsi="Arial"/>
@@ -8114,7 +8114,7 @@
         </w:rPr>
         <w:t xml:space="preserve"> (</w:t>
       </w:r>
-      <w:hyperlink w:history="1" r:id="rId3vfbpxoqhnddvbxfmomnf">
+      <w:hyperlink w:history="1" r:id="rIdrdnmp_0ab5axfjksjo0wd">
         <w:r>
           <w:rPr>
             <w:rFonts w:ascii="Arial" w:cs="Arial" w:eastAsia="Arial" w:hAnsi="Arial"/>
@@ -9127,7 +9127,7 @@
             <w:pPr>
               <w:spacing w:after="20" w:before="0"/>
             </w:pPr>
-            <w:hyperlink w:history="1" r:id="rIdrsnqwy8sadrow3h8wu0xv">
+            <w:hyperlink w:history="1" r:id="rId8gv8jqy3dm4k5dtq6wtu6">
               <w:r>
                 <w:rPr>
                   <w:rFonts w:ascii="Arial" w:cs="Arial" w:eastAsia="Arial" w:hAnsi="Arial"/>
@@ -9176,7 +9176,7 @@
               <w:spacing w:after="10" w:before="0"/>
               <w:ind w:left="120"/>
             </w:pPr>
-            <w:hyperlink w:history="1" r:id="rIdyay6gcrgz32os42b6x1bw">
+            <w:hyperlink w:history="1" r:id="rIdm91xgksfre18tkwppglox">
               <w:r>
                 <w:rPr>
                   <w:rFonts w:ascii="Arial" w:cs="Arial" w:eastAsia="Arial" w:hAnsi="Arial"/>
@@ -9238,7 +9238,7 @@
               <w:spacing w:after="10" w:before="0"/>
               <w:ind w:left="120"/>
             </w:pPr>
-            <w:hyperlink w:history="1" r:id="rIdk2r60ig0ug7-vmuqwhlqn">
+            <w:hyperlink w:history="1" r:id="rIdszd5gutkwcaoiedk19h2a">
               <w:r>
                 <w:rPr>
                   <w:rFonts w:ascii="Arial" w:cs="Arial" w:eastAsia="Arial" w:hAnsi="Arial"/>
@@ -9448,7 +9448,7 @@
             <w:pPr>
               <w:spacing w:after="20" w:before="0"/>
             </w:pPr>
-            <w:hyperlink w:history="1" r:id="rIdrgjjz66u16mh11kx4k45e">
+            <w:hyperlink w:history="1" r:id="rIdr9mb3phlgpdpplvo2iyxy">
               <w:r>
                 <w:rPr>
                   <w:rFonts w:ascii="Arial" w:cs="Arial" w:eastAsia="Arial" w:hAnsi="Arial"/>
@@ -9497,7 +9497,7 @@
               <w:spacing w:after="10" w:before="0"/>
               <w:ind w:left="120"/>
             </w:pPr>
-            <w:hyperlink w:history="1" r:id="rIdk7vedefhgcddewa8drxsd">
+            <w:hyperlink w:history="1" r:id="rIdsgicvzhcmqvt4hd_8hd3b">
               <w:r>
                 <w:rPr>
                   <w:rFonts w:ascii="Arial" w:cs="Arial" w:eastAsia="Arial" w:hAnsi="Arial"/>
@@ -9559,7 +9559,7 @@
               <w:spacing w:after="10" w:before="0"/>
               <w:ind w:left="120"/>
             </w:pPr>
-            <w:hyperlink w:history="1" r:id="rIdipxxum1r5p310tqp87m3r">
+            <w:hyperlink w:history="1" r:id="rIdz5qnhffzs4fu6sw9awdv4">
               <w:r>
                 <w:rPr>
                   <w:rFonts w:ascii="Arial" w:cs="Arial" w:eastAsia="Arial" w:hAnsi="Arial"/>
@@ -9769,7 +9769,7 @@
             <w:pPr>
               <w:spacing w:after="20" w:before="0"/>
             </w:pPr>
-            <w:hyperlink w:history="1" r:id="rIdaon-o3ur133m5d32iepzt">
+            <w:hyperlink w:history="1" r:id="rIdjwsx7jnk7wz6yqt0fpmne">
               <w:r>
                 <w:rPr>
                   <w:rFonts w:ascii="Arial" w:cs="Arial" w:eastAsia="Arial" w:hAnsi="Arial"/>
@@ -9818,7 +9818,7 @@
               <w:spacing w:after="10" w:before="0"/>
               <w:ind w:left="120"/>
             </w:pPr>
-            <w:hyperlink w:history="1" r:id="rId3kvhbwkah160lro2uv0nq">
+            <w:hyperlink w:history="1" r:id="rIdh8xwkqmfy0oblhh10nmsc">
               <w:r>
                 <w:rPr>
                   <w:rFonts w:ascii="Arial" w:cs="Arial" w:eastAsia="Arial" w:hAnsi="Arial"/>
@@ -9880,7 +9880,7 @@
               <w:spacing w:after="10" w:before="0"/>
               <w:ind w:left="120"/>
             </w:pPr>
-            <w:hyperlink w:history="1" r:id="rIdbq6adqfdsjvni2obhdxug">
+            <w:hyperlink w:history="1" r:id="rIdewxzcu8-l12tzn4thqqqj">
               <w:r>
                 <w:rPr>
                   <w:rFonts w:ascii="Arial" w:cs="Arial" w:eastAsia="Arial" w:hAnsi="Arial"/>
@@ -10090,7 +10090,7 @@
             <w:pPr>
               <w:spacing w:after="20" w:before="0"/>
             </w:pPr>
-            <w:hyperlink w:history="1" r:id="rIdyunhdqzbbcbbs-pliidh9">
+            <w:hyperlink w:history="1" r:id="rId7fwudcryfe5csgddlw5qr">
               <w:r>
                 <w:rPr>
                   <w:rFonts w:ascii="Arial" w:cs="Arial" w:eastAsia="Arial" w:hAnsi="Arial"/>
@@ -10139,7 +10139,7 @@
               <w:spacing w:after="10" w:before="0"/>
               <w:ind w:left="120"/>
             </w:pPr>
-            <w:hyperlink w:history="1" r:id="rIdhx3dms04woorrlq7vm6rv">
+            <w:hyperlink w:history="1" r:id="rIdebz7fau_qxfsldtfuexpz">
               <w:r>
                 <w:rPr>
                   <w:rFonts w:ascii="Arial" w:cs="Arial" w:eastAsia="Arial" w:hAnsi="Arial"/>
@@ -10201,7 +10201,7 @@
               <w:spacing w:after="10" w:before="0"/>
               <w:ind w:left="120"/>
             </w:pPr>
-            <w:hyperlink w:history="1" r:id="rIdz7dv3ins7v1npigo6docu">
+            <w:hyperlink w:history="1" r:id="rIdjyccn3rlcjgk1gyba_j_l">
               <w:r>
                 <w:rPr>
                   <w:rFonts w:ascii="Arial" w:cs="Arial" w:eastAsia="Arial" w:hAnsi="Arial"/>
@@ -10411,7 +10411,7 @@
             <w:pPr>
               <w:spacing w:after="20" w:before="0"/>
             </w:pPr>
-            <w:hyperlink w:history="1" r:id="rIdx9jt49fbqnqxhu2r9mqxa">
+            <w:hyperlink w:history="1" r:id="rIdwvgjhkdw-qx4uu26gc10g">
               <w:r>
                 <w:rPr>
                   <w:rFonts w:ascii="Arial" w:cs="Arial" w:eastAsia="Arial" w:hAnsi="Arial"/>
@@ -10460,7 +10460,7 @@
               <w:spacing w:after="10" w:before="0"/>
               <w:ind w:left="120"/>
             </w:pPr>
-            <w:hyperlink w:history="1" r:id="rIdgp8oevx0l3lb97izknfil">
+            <w:hyperlink w:history="1" r:id="rIdzoyskrqk_xa_fxkpwckpr">
               <w:r>
                 <w:rPr>
                   <w:rFonts w:ascii="Arial" w:cs="Arial" w:eastAsia="Arial" w:hAnsi="Arial"/>
@@ -10522,7 +10522,7 @@
               <w:spacing w:after="10" w:before="0"/>
               <w:ind w:left="120"/>
             </w:pPr>
-            <w:hyperlink w:history="1" r:id="rIdlfedy98ftrhpmfxqvk9o-">
+            <w:hyperlink w:history="1" r:id="rIdzgja-czcf_knwh-jrckqt">
               <w:r>
                 <w:rPr>
                   <w:rFonts w:ascii="Arial" w:cs="Arial" w:eastAsia="Arial" w:hAnsi="Arial"/>
@@ -11049,7 +11049,7 @@
         </w:rPr>
         <w:t xml:space="preserve">© 2026 SeaVuria and ARES. Aligned with KICD objectives. Developed by SeaVuria; technical implementation by ARES (with AI assistance from Claude). Licensed under </w:t>
       </w:r>
-      <w:hyperlink w:history="1" r:id="rIdqs9t_rcueywc7oey4vjes">
+      <w:hyperlink w:history="1" r:id="rIdg_dz2o7klndnujbbr9oa4">
         <w:r>
           <w:rPr>
             <w:rFonts w:ascii="Arial" w:cs="Arial" w:eastAsia="Arial" w:hAnsi="Arial"/>
@@ -11070,7 +11070,7 @@
         </w:rPr>
         <w:t xml:space="preserve"> (</w:t>
       </w:r>
-      <w:hyperlink w:history="1" r:id="rIdshsxjqxzqr7bb4cfm8pg2">
+      <w:hyperlink w:history="1" r:id="rIdbi3boihf1zzssmuxclouf">
         <w:r>
           <w:rPr>
             <w:rFonts w:ascii="Arial" w:cs="Arial" w:eastAsia="Arial" w:hAnsi="Arial"/>
@@ -12083,7 +12083,7 @@
             <w:pPr>
               <w:spacing w:after="20" w:before="0"/>
             </w:pPr>
-            <w:hyperlink w:history="1" r:id="rIdweyr3-ecffwqkisoyptnu">
+            <w:hyperlink w:history="1" r:id="rIdprikxbnfxuvatjislyek0">
               <w:r>
                 <w:rPr>
                   <w:rFonts w:ascii="Arial" w:cs="Arial" w:eastAsia="Arial" w:hAnsi="Arial"/>
@@ -12132,7 +12132,7 @@
               <w:spacing w:after="10" w:before="0"/>
               <w:ind w:left="120"/>
             </w:pPr>
-            <w:hyperlink w:history="1" r:id="rIdxqvpqhw7kfwe5j6ptjcbw">
+            <w:hyperlink w:history="1" r:id="rId7ofpip2tgfdo8_9owdpt1">
               <w:r>
                 <w:rPr>
                   <w:rFonts w:ascii="Arial" w:cs="Arial" w:eastAsia="Arial" w:hAnsi="Arial"/>
@@ -12194,7 +12194,7 @@
               <w:spacing w:after="10" w:before="0"/>
               <w:ind w:left="120"/>
             </w:pPr>
-            <w:hyperlink w:history="1" r:id="rId7shoqpirgah-1edvvqbvt">
+            <w:hyperlink w:history="1" r:id="rId5jti8ar4rnzfs_0chex72">
               <w:r>
                 <w:rPr>
                   <w:rFonts w:ascii="Arial" w:cs="Arial" w:eastAsia="Arial" w:hAnsi="Arial"/>
@@ -12404,7 +12404,7 @@
             <w:pPr>
               <w:spacing w:after="20" w:before="0"/>
             </w:pPr>
-            <w:hyperlink w:history="1" r:id="rIdjevyjnudsustqbhualp-h">
+            <w:hyperlink w:history="1" r:id="rIdvtuhneptlcm7cv5wtyufq">
               <w:r>
                 <w:rPr>
                   <w:rFonts w:ascii="Arial" w:cs="Arial" w:eastAsia="Arial" w:hAnsi="Arial"/>
@@ -12453,7 +12453,7 @@
               <w:spacing w:after="10" w:before="0"/>
               <w:ind w:left="120"/>
             </w:pPr>
-            <w:hyperlink w:history="1" r:id="rIdy7x-dn0rqimhevgmdwyrc">
+            <w:hyperlink w:history="1" r:id="rIdz_cfi3vwz1xwbwv4dwzat">
               <w:r>
                 <w:rPr>
                   <w:rFonts w:ascii="Arial" w:cs="Arial" w:eastAsia="Arial" w:hAnsi="Arial"/>
@@ -12515,7 +12515,7 @@
               <w:spacing w:after="10" w:before="0"/>
               <w:ind w:left="120"/>
             </w:pPr>
-            <w:hyperlink w:history="1" r:id="rIdugiamf5byh4bzzp3jkohg">
+            <w:hyperlink w:history="1" r:id="rIdvawpivbuiuefoc3zdcxmk">
               <w:r>
                 <w:rPr>
                   <w:rFonts w:ascii="Arial" w:cs="Arial" w:eastAsia="Arial" w:hAnsi="Arial"/>
@@ -12725,7 +12725,7 @@
             <w:pPr>
               <w:spacing w:after="20" w:before="0"/>
             </w:pPr>
-            <w:hyperlink w:history="1" r:id="rIdqoh3z557cbnfisg9tpgsh">
+            <w:hyperlink w:history="1" r:id="rIdgilhsauwzigcegqrqkbly">
               <w:r>
                 <w:rPr>
                   <w:rFonts w:ascii="Arial" w:cs="Arial" w:eastAsia="Arial" w:hAnsi="Arial"/>
@@ -12774,7 +12774,7 @@
               <w:spacing w:after="10" w:before="0"/>
               <w:ind w:left="120"/>
             </w:pPr>
-            <w:hyperlink w:history="1" r:id="rId-tvibnbvqqvtngrtvj-v-">
+            <w:hyperlink w:history="1" r:id="rIdku1qnhp0kojgahvz0dfk3">
               <w:r>
                 <w:rPr>
                   <w:rFonts w:ascii="Arial" w:cs="Arial" w:eastAsia="Arial" w:hAnsi="Arial"/>
@@ -12836,7 +12836,7 @@
               <w:spacing w:after="10" w:before="0"/>
               <w:ind w:left="120"/>
             </w:pPr>
-            <w:hyperlink w:history="1" r:id="rIdt6o6mpcuce5wtjprnciqq">
+            <w:hyperlink w:history="1" r:id="rIdfzweb8lwa2nfbcw0iaag4">
               <w:r>
                 <w:rPr>
                   <w:rFonts w:ascii="Arial" w:cs="Arial" w:eastAsia="Arial" w:hAnsi="Arial"/>
@@ -13046,7 +13046,7 @@
             <w:pPr>
               <w:spacing w:after="20" w:before="0"/>
             </w:pPr>
-            <w:hyperlink w:history="1" r:id="rIdsr0gyu8wrfyxr0yplrilc">
+            <w:hyperlink w:history="1" r:id="rId1twamcrd6lpgnq2tynu3k">
               <w:r>
                 <w:rPr>
                   <w:rFonts w:ascii="Arial" w:cs="Arial" w:eastAsia="Arial" w:hAnsi="Arial"/>
@@ -13095,7 +13095,7 @@
               <w:spacing w:after="10" w:before="0"/>
               <w:ind w:left="120"/>
             </w:pPr>
-            <w:hyperlink w:history="1" r:id="rIdboxivrhokp_weqmegedoh">
+            <w:hyperlink w:history="1" r:id="rIdyfxb0-1dgtulve9nbzxtp">
               <w:r>
                 <w:rPr>
                   <w:rFonts w:ascii="Arial" w:cs="Arial" w:eastAsia="Arial" w:hAnsi="Arial"/>
@@ -13157,7 +13157,7 @@
               <w:spacing w:after="10" w:before="0"/>
               <w:ind w:left="120"/>
             </w:pPr>
-            <w:hyperlink w:history="1" r:id="rIdmmampxmzo23jvehpy6qcx">
+            <w:hyperlink w:history="1" r:id="rIdrmqjxnrfgtixtaj9bgkp1">
               <w:r>
                 <w:rPr>
                   <w:rFonts w:ascii="Arial" w:cs="Arial" w:eastAsia="Arial" w:hAnsi="Arial"/>
@@ -13367,7 +13367,7 @@
             <w:pPr>
               <w:spacing w:after="20" w:before="0"/>
             </w:pPr>
-            <w:hyperlink w:history="1" r:id="rIdzjpwhz2azdt6tgeiotirx">
+            <w:hyperlink w:history="1" r:id="rIddw623rglxnxegntlklqo7">
               <w:r>
                 <w:rPr>
                   <w:rFonts w:ascii="Arial" w:cs="Arial" w:eastAsia="Arial" w:hAnsi="Arial"/>
@@ -13416,7 +13416,7 @@
               <w:spacing w:after="10" w:before="0"/>
               <w:ind w:left="120"/>
             </w:pPr>
-            <w:hyperlink w:history="1" r:id="rIdfzq5m-xcpcyl1zananfuz">
+            <w:hyperlink w:history="1" r:id="rIdguzrkbwkwrsa6ilj5otq0">
               <w:r>
                 <w:rPr>
                   <w:rFonts w:ascii="Arial" w:cs="Arial" w:eastAsia="Arial" w:hAnsi="Arial"/>
@@ -13478,7 +13478,7 @@
               <w:spacing w:after="10" w:before="0"/>
               <w:ind w:left="120"/>
             </w:pPr>
-            <w:hyperlink w:history="1" r:id="rIdelb_4dmcr_nmpesiplbri">
+            <w:hyperlink w:history="1" r:id="rId09sdl0k5h1xvldjhc-umo">
               <w:r>
                 <w:rPr>
                   <w:rFonts w:ascii="Arial" w:cs="Arial" w:eastAsia="Arial" w:hAnsi="Arial"/>
@@ -14005,7 +14005,7 @@
         </w:rPr>
         <w:t xml:space="preserve">© 2026 SeaVuria and ARES. Aligned with KICD objectives. Developed by SeaVuria; technical implementation by ARES (with AI assistance from Claude). Licensed under </w:t>
       </w:r>
-      <w:hyperlink w:history="1" r:id="rIdo1gqqrvmboqxdfy_m33qa">
+      <w:hyperlink w:history="1" r:id="rIdu3ccoei6twzegcko3f_pq">
         <w:r>
           <w:rPr>
             <w:rFonts w:ascii="Arial" w:cs="Arial" w:eastAsia="Arial" w:hAnsi="Arial"/>
@@ -14026,7 +14026,7 @@
         </w:rPr>
         <w:t xml:space="preserve"> (</w:t>
       </w:r>
-      <w:hyperlink w:history="1" r:id="rId2xvea2vofonm86il9qceu">
+      <w:hyperlink w:history="1" r:id="rIdggvql9toam1dz1trndoyt">
         <w:r>
           <w:rPr>
             <w:rFonts w:ascii="Arial" w:cs="Arial" w:eastAsia="Arial" w:hAnsi="Arial"/>
@@ -15056,7 +15056,7 @@
               <w:spacing w:after="10" w:before="0"/>
               <w:ind w:left="120"/>
             </w:pPr>
-            <w:hyperlink w:history="1" r:id="rIdcyrw32qbrqwlrk9hpauce">
+            <w:hyperlink w:history="1" r:id="rIdy6hi8hnl8hsx-6s16jo6m">
               <w:r>
                 <w:rPr>
                   <w:rFonts w:ascii="Arial" w:cs="Arial" w:eastAsia="Arial" w:hAnsi="Arial"/>
@@ -15133,7 +15133,7 @@
               <w:spacing w:after="10" w:before="0"/>
               <w:ind w:left="120"/>
             </w:pPr>
-            <w:hyperlink w:history="1" r:id="rIdsrcvksxgr9vuniuwwetbw">
+            <w:hyperlink w:history="1" r:id="rIdchwwlwkgs6lrbuwi26td2">
               <w:r>
                 <w:rPr>
                   <w:rFonts w:ascii="Arial" w:cs="Arial" w:eastAsia="Arial" w:hAnsi="Arial"/>
@@ -15360,7 +15360,7 @@
               <w:spacing w:after="10" w:before="0"/>
               <w:ind w:left="120"/>
             </w:pPr>
-            <w:hyperlink w:history="1" r:id="rIdbz8zcf6scv9ecitp2xjlu">
+            <w:hyperlink w:history="1" r:id="rIdn206smbcicekfxub81lh8">
               <w:r>
                 <w:rPr>
                   <w:rFonts w:ascii="Arial" w:cs="Arial" w:eastAsia="Arial" w:hAnsi="Arial"/>
@@ -15437,7 +15437,7 @@
               <w:spacing w:after="10" w:before="0"/>
               <w:ind w:left="120"/>
             </w:pPr>
-            <w:hyperlink w:history="1" r:id="rIdnywa6nedocbw03el1tbrn">
+            <w:hyperlink w:history="1" r:id="rIdqzgprken5j0dbxiqajlgc">
               <w:r>
                 <w:rPr>
                   <w:rFonts w:ascii="Arial" w:cs="Arial" w:eastAsia="Arial" w:hAnsi="Arial"/>
@@ -15664,7 +15664,7 @@
               <w:spacing w:after="10" w:before="0"/>
               <w:ind w:left="120"/>
             </w:pPr>
-            <w:hyperlink w:history="1" r:id="rIdwjbvucrt4vjcifwmlpwqg">
+            <w:hyperlink w:history="1" r:id="rIdlics6g0n5iigimm-8pxfw">
               <w:r>
                 <w:rPr>
                   <w:rFonts w:ascii="Arial" w:cs="Arial" w:eastAsia="Arial" w:hAnsi="Arial"/>
@@ -15741,7 +15741,7 @@
               <w:spacing w:after="10" w:before="0"/>
               <w:ind w:left="120"/>
             </w:pPr>
-            <w:hyperlink w:history="1" r:id="rIdunmihtvsyl8aophtq9tsv">
+            <w:hyperlink w:history="1" r:id="rIdvj9g3y1mnaxbsob1istk9">
               <w:r>
                 <w:rPr>
                   <w:rFonts w:ascii="Arial" w:cs="Arial" w:eastAsia="Arial" w:hAnsi="Arial"/>
@@ -15968,7 +15968,7 @@
               <w:spacing w:after="10" w:before="0"/>
               <w:ind w:left="120"/>
             </w:pPr>
-            <w:hyperlink w:history="1" r:id="rId-oq1m8r4zs3u8eryqjl0m">
+            <w:hyperlink w:history="1" r:id="rId0gcy1wjmhvtdolxukoom_">
               <w:r>
                 <w:rPr>
                   <w:rFonts w:ascii="Arial" w:cs="Arial" w:eastAsia="Arial" w:hAnsi="Arial"/>
@@ -16045,7 +16045,7 @@
               <w:spacing w:after="10" w:before="0"/>
               <w:ind w:left="120"/>
             </w:pPr>
-            <w:hyperlink w:history="1" r:id="rIdkhmcttkwrigimxvsic0pe">
+            <w:hyperlink w:history="1" r:id="rIdhujn3mkbxg7oy2idoerub">
               <w:r>
                 <w:rPr>
                   <w:rFonts w:ascii="Arial" w:cs="Arial" w:eastAsia="Arial" w:hAnsi="Arial"/>
@@ -16272,7 +16272,7 @@
               <w:spacing w:after="10" w:before="0"/>
               <w:ind w:left="120"/>
             </w:pPr>
-            <w:hyperlink w:history="1" r:id="rIdci-uljiqvmfegu8curzjs">
+            <w:hyperlink w:history="1" r:id="rIdtg6woi06kz6uroqx_0oyt">
               <w:r>
                 <w:rPr>
                   <w:rFonts w:ascii="Arial" w:cs="Arial" w:eastAsia="Arial" w:hAnsi="Arial"/>
@@ -16349,7 +16349,7 @@
               <w:spacing w:after="10" w:before="0"/>
               <w:ind w:left="120"/>
             </w:pPr>
-            <w:hyperlink w:history="1" r:id="rIdswojszhoq2cvdpolsin7n">
+            <w:hyperlink w:history="1" r:id="rId4vxaqxoeqdt2my79skrl7">
               <w:r>
                 <w:rPr>
                   <w:rFonts w:ascii="Arial" w:cs="Arial" w:eastAsia="Arial" w:hAnsi="Arial"/>
@@ -16876,7 +16876,7 @@
         </w:rPr>
         <w:t xml:space="preserve">© 2026 SeaVuria and ARES. Aligned with KICD objectives. Developed by SeaVuria; technical implementation by ARES (with AI assistance from Claude). Licensed under </w:t>
       </w:r>
-      <w:hyperlink w:history="1" r:id="rIdwwslwvnr5fksj6m3busl8">
+      <w:hyperlink w:history="1" r:id="rIdimgdtulnqbdq9qgcdobjv">
         <w:r>
           <w:rPr>
             <w:rFonts w:ascii="Arial" w:cs="Arial" w:eastAsia="Arial" w:hAnsi="Arial"/>
@@ -16897,7 +16897,7 @@
         </w:rPr>
         <w:t xml:space="preserve"> (</w:t>
       </w:r>
-      <w:hyperlink w:history="1" r:id="rIdks2auazras5nhbvd0hbtf">
+      <w:hyperlink w:history="1" r:id="rIdj_fpxarukzyrh-2s2rroo">
         <w:r>
           <w:rPr>
             <w:rFonts w:ascii="Arial" w:cs="Arial" w:eastAsia="Arial" w:hAnsi="Arial"/>
@@ -17927,7 +17927,7 @@
               <w:spacing w:after="10" w:before="0"/>
               <w:ind w:left="120"/>
             </w:pPr>
-            <w:hyperlink w:history="1" r:id="rIdkl52omhmdvdwpjkuj8mc9">
+            <w:hyperlink w:history="1" r:id="rIdsex1-noky-yahieh47sim">
               <w:r>
                 <w:rPr>
                   <w:rFonts w:ascii="Arial" w:cs="Arial" w:eastAsia="Arial" w:hAnsi="Arial"/>
@@ -18004,7 +18004,7 @@
               <w:spacing w:after="10" w:before="0"/>
               <w:ind w:left="120"/>
             </w:pPr>
-            <w:hyperlink w:history="1" r:id="rIdbpip6jd0rjfewetjkwcxx">
+            <w:hyperlink w:history="1" r:id="rIdc10zocn609_wiyrmzj9ah">
               <w:r>
                 <w:rPr>
                   <w:rFonts w:ascii="Arial" w:cs="Arial" w:eastAsia="Arial" w:hAnsi="Arial"/>
@@ -18231,7 +18231,7 @@
               <w:spacing w:after="10" w:before="0"/>
               <w:ind w:left="120"/>
             </w:pPr>
-            <w:hyperlink w:history="1" r:id="rIdden7iwxwof2-02rqtf_n3">
+            <w:hyperlink w:history="1" r:id="rIdzrmh_woaq8ibdys9olthf">
               <w:r>
                 <w:rPr>
                   <w:rFonts w:ascii="Arial" w:cs="Arial" w:eastAsia="Arial" w:hAnsi="Arial"/>
@@ -18308,7 +18308,7 @@
               <w:spacing w:after="10" w:before="0"/>
               <w:ind w:left="120"/>
             </w:pPr>
-            <w:hyperlink w:history="1" r:id="rIddukvvp2ctom9r49v6sfa3">
+            <w:hyperlink w:history="1" r:id="rIdjamlkrj2apgyceee7vifp">
               <w:r>
                 <w:rPr>
                   <w:rFonts w:ascii="Arial" w:cs="Arial" w:eastAsia="Arial" w:hAnsi="Arial"/>
@@ -18535,7 +18535,7 @@
               <w:spacing w:after="10" w:before="0"/>
               <w:ind w:left="120"/>
             </w:pPr>
-            <w:hyperlink w:history="1" r:id="rId_evomqwubcmyjulsbstac">
+            <w:hyperlink w:history="1" r:id="rIdb417by2aweydzf4g0mcmf">
               <w:r>
                 <w:rPr>
                   <w:rFonts w:ascii="Arial" w:cs="Arial" w:eastAsia="Arial" w:hAnsi="Arial"/>
@@ -18612,7 +18612,7 @@
               <w:spacing w:after="10" w:before="0"/>
               <w:ind w:left="120"/>
             </w:pPr>
-            <w:hyperlink w:history="1" r:id="rIdzh0mwkegsiompqmcwb7de">
+            <w:hyperlink w:history="1" r:id="rIdpfgf_jhzu707fmbgz5udv">
               <w:r>
                 <w:rPr>
                   <w:rFonts w:ascii="Arial" w:cs="Arial" w:eastAsia="Arial" w:hAnsi="Arial"/>
@@ -18839,7 +18839,7 @@
               <w:spacing w:after="10" w:before="0"/>
               <w:ind w:left="120"/>
             </w:pPr>
-            <w:hyperlink w:history="1" r:id="rIdm02fvvkl-esrygfjkf3pr">
+            <w:hyperlink w:history="1" r:id="rIdwcuvbugxj-ljyl_xwt29c">
               <w:r>
                 <w:rPr>
                   <w:rFonts w:ascii="Arial" w:cs="Arial" w:eastAsia="Arial" w:hAnsi="Arial"/>
@@ -18916,7 +18916,7 @@
               <w:spacing w:after="10" w:before="0"/>
               <w:ind w:left="120"/>
             </w:pPr>
-            <w:hyperlink w:history="1" r:id="rIdkpves-mrrt5hzeigqoulc">
+            <w:hyperlink w:history="1" r:id="rId1vofw1yyu_xq4qksvcaeb">
               <w:r>
                 <w:rPr>
                   <w:rFonts w:ascii="Arial" w:cs="Arial" w:eastAsia="Arial" w:hAnsi="Arial"/>
@@ -19143,7 +19143,7 @@
               <w:spacing w:after="10" w:before="0"/>
               <w:ind w:left="120"/>
             </w:pPr>
-            <w:hyperlink w:history="1" r:id="rIdwaoivbgquz8_i23vw_tli">
+            <w:hyperlink w:history="1" r:id="rIdwqrohcfsob1i-tpg2zslm">
               <w:r>
                 <w:rPr>
                   <w:rFonts w:ascii="Arial" w:cs="Arial" w:eastAsia="Arial" w:hAnsi="Arial"/>
@@ -19220,7 +19220,7 @@
               <w:spacing w:after="10" w:before="0"/>
               <w:ind w:left="120"/>
             </w:pPr>
-            <w:hyperlink w:history="1" r:id="rId-gnw0uqs8h3r4mbp3xxbl">
+            <w:hyperlink w:history="1" r:id="rIdnye3vgxreeywkkj2ad-q5">
               <w:r>
                 <w:rPr>
                   <w:rFonts w:ascii="Arial" w:cs="Arial" w:eastAsia="Arial" w:hAnsi="Arial"/>
@@ -19747,7 +19747,7 @@
         </w:rPr>
         <w:t xml:space="preserve">© 2026 SeaVuria and ARES. Aligned with KICD objectives. Developed by SeaVuria; technical implementation by ARES (with AI assistance from Claude). Licensed under </w:t>
       </w:r>
-      <w:hyperlink w:history="1" r:id="rIdchvsu8oynxfezvard0cwz">
+      <w:hyperlink w:history="1" r:id="rId5eura1ripramq_gvxkzps">
         <w:r>
           <w:rPr>
             <w:rFonts w:ascii="Arial" w:cs="Arial" w:eastAsia="Arial" w:hAnsi="Arial"/>
@@ -19768,7 +19768,7 @@
         </w:rPr>
         <w:t xml:space="preserve"> (</w:t>
       </w:r>
-      <w:hyperlink w:history="1" r:id="rIdtcthmsikyv-wb8fhur2oj">
+      <w:hyperlink w:history="1" r:id="rId8s85pkutg6djlxjvgcpjp">
         <w:r>
           <w:rPr>
             <w:rFonts w:ascii="Arial" w:cs="Arial" w:eastAsia="Arial" w:hAnsi="Arial"/>
@@ -20781,7 +20781,7 @@
             <w:pPr>
               <w:spacing w:after="20" w:before="0"/>
             </w:pPr>
-            <w:hyperlink w:history="1" r:id="rIdvvr2jf49qv0kgnwfn5ksf">
+            <w:hyperlink w:history="1" r:id="rIdl23qfxudnwwptom0ljf6h">
               <w:r>
                 <w:rPr>
                   <w:rFonts w:ascii="Arial" w:cs="Arial" w:eastAsia="Arial" w:hAnsi="Arial"/>
@@ -20814,7 +20814,7 @@
               <w:spacing w:after="10" w:before="0"/>
               <w:ind w:left="120"/>
             </w:pPr>
-            <w:hyperlink w:history="1" r:id="rIdk2da5bffrztuijevau99k">
+            <w:hyperlink w:history="1" r:id="rIdbxurofkepa8ao-1ppevhr">
               <w:r>
                 <w:rPr>
                   <w:rFonts w:ascii="Arial" w:cs="Arial" w:eastAsia="Arial" w:hAnsi="Arial"/>
@@ -20859,7 +20859,7 @@
             <w:pPr>
               <w:spacing w:after="20" w:before="0"/>
             </w:pPr>
-            <w:hyperlink w:history="1" r:id="rId_cu0sbce6exfn96vjixj0">
+            <w:hyperlink w:history="1" r:id="rIdk0laq034k23vgbwps99jk">
               <w:r>
                 <w:rPr>
                   <w:rFonts w:ascii="Arial" w:cs="Arial" w:eastAsia="Arial" w:hAnsi="Arial"/>
@@ -20892,7 +20892,7 @@
               <w:spacing w:after="10" w:before="0"/>
               <w:ind w:left="120"/>
             </w:pPr>
-            <w:hyperlink w:history="1" r:id="rIdtn5t1tykdsa73andgoyye">
+            <w:hyperlink w:history="1" r:id="rIdkforhqpw9r4c0mfiu7lyp">
               <w:r>
                 <w:rPr>
                   <w:rFonts w:ascii="Arial" w:cs="Arial" w:eastAsia="Arial" w:hAnsi="Arial"/>
@@ -21087,7 +21087,7 @@
             <w:pPr>
               <w:spacing w:after="20" w:before="0"/>
             </w:pPr>
-            <w:hyperlink w:history="1" r:id="rIddcmpijlef7sf55obew-m2">
+            <w:hyperlink w:history="1" r:id="rIdmvdj4da8buwia9tylpibq">
               <w:r>
                 <w:rPr>
                   <w:rFonts w:ascii="Arial" w:cs="Arial" w:eastAsia="Arial" w:hAnsi="Arial"/>
@@ -21120,7 +21120,7 @@
               <w:spacing w:after="10" w:before="0"/>
               <w:ind w:left="120"/>
             </w:pPr>
-            <w:hyperlink w:history="1" r:id="rIdnb2svowdf-9hrqgah3mdh">
+            <w:hyperlink w:history="1" r:id="rIdufen2iddf6jjp9khsgbvb">
               <w:r>
                 <w:rPr>
                   <w:rFonts w:ascii="Arial" w:cs="Arial" w:eastAsia="Arial" w:hAnsi="Arial"/>
@@ -21165,7 +21165,7 @@
             <w:pPr>
               <w:spacing w:after="20" w:before="0"/>
             </w:pPr>
-            <w:hyperlink w:history="1" r:id="rId8lrhqn36dlm6kjbva7dxu">
+            <w:hyperlink w:history="1" r:id="rIdh41_kma0edj6vkaowh0hu">
               <w:r>
                 <w:rPr>
                   <w:rFonts w:ascii="Arial" w:cs="Arial" w:eastAsia="Arial" w:hAnsi="Arial"/>
@@ -21198,7 +21198,7 @@
               <w:spacing w:after="10" w:before="0"/>
               <w:ind w:left="120"/>
             </w:pPr>
-            <w:hyperlink w:history="1" r:id="rIdoff8v3kfyf1serrhg8oyw">
+            <w:hyperlink w:history="1" r:id="rIdqq6wwzyimbeyovbh8lsjv">
               <w:r>
                 <w:rPr>
                   <w:rFonts w:ascii="Arial" w:cs="Arial" w:eastAsia="Arial" w:hAnsi="Arial"/>
@@ -21393,7 +21393,7 @@
             <w:pPr>
               <w:spacing w:after="20" w:before="0"/>
             </w:pPr>
-            <w:hyperlink w:history="1" r:id="rId3k4sjniuyvhlfkzkm74q_">
+            <w:hyperlink w:history="1" r:id="rIdvftwh1hk2wthhvfi6ggem">
               <w:r>
                 <w:rPr>
                   <w:rFonts w:ascii="Arial" w:cs="Arial" w:eastAsia="Arial" w:hAnsi="Arial"/>
@@ -21442,7 +21442,7 @@
               <w:spacing w:after="10" w:before="0"/>
               <w:ind w:left="120"/>
             </w:pPr>
-            <w:hyperlink w:history="1" r:id="rIdwi6dmrjgixrdp2tdsio6x">
+            <w:hyperlink w:history="1" r:id="rIdi_p5fox6l16qf0uodg9kh">
               <w:r>
                 <w:rPr>
                   <w:rFonts w:ascii="Arial" w:cs="Arial" w:eastAsia="Arial" w:hAnsi="Arial"/>
@@ -21487,7 +21487,7 @@
             <w:pPr>
               <w:spacing w:after="20" w:before="0"/>
             </w:pPr>
-            <w:hyperlink w:history="1" r:id="rIdzrtdzzy_c6dksd7nvejkw">
+            <w:hyperlink w:history="1" r:id="rId9osgrji2ttqwczg_usgbe">
               <w:r>
                 <w:rPr>
                   <w:rFonts w:ascii="Arial" w:cs="Arial" w:eastAsia="Arial" w:hAnsi="Arial"/>
@@ -21536,7 +21536,7 @@
               <w:spacing w:after="10" w:before="0"/>
               <w:ind w:left="120"/>
             </w:pPr>
-            <w:hyperlink w:history="1" r:id="rIdbbxmbau4ijcraxnll1_5g">
+            <w:hyperlink w:history="1" r:id="rId7ea_pbhequxgkusnyjnp6">
               <w:r>
                 <w:rPr>
                   <w:rFonts w:ascii="Arial" w:cs="Arial" w:eastAsia="Arial" w:hAnsi="Arial"/>
@@ -21731,7 +21731,7 @@
             <w:pPr>
               <w:spacing w:after="20" w:before="0"/>
             </w:pPr>
-            <w:hyperlink w:history="1" r:id="rIdnrtegivbvktyd8g5p5ubu">
+            <w:hyperlink w:history="1" r:id="rIdkzahvpb-b-suzrk-oc-6k">
               <w:r>
                 <w:rPr>
                   <w:rFonts w:ascii="Arial" w:cs="Arial" w:eastAsia="Arial" w:hAnsi="Arial"/>
@@ -21764,7 +21764,7 @@
               <w:spacing w:after="10" w:before="0"/>
               <w:ind w:left="120"/>
             </w:pPr>
-            <w:hyperlink w:history="1" r:id="rIdp0xxro4jkykqybaodyhto">
+            <w:hyperlink w:history="1" r:id="rIdhltyqw9fj9mbebnggs5b_">
               <w:r>
                 <w:rPr>
                   <w:rFonts w:ascii="Arial" w:cs="Arial" w:eastAsia="Arial" w:hAnsi="Arial"/>
@@ -21809,7 +21809,7 @@
             <w:pPr>
               <w:spacing w:after="20" w:before="0"/>
             </w:pPr>
-            <w:hyperlink w:history="1" r:id="rIdlylsxir8ipgjihg9vnrcr">
+            <w:hyperlink w:history="1" r:id="rId2egr73wbdw1kfpwyao8vz">
               <w:r>
                 <w:rPr>
                   <w:rFonts w:ascii="Arial" w:cs="Arial" w:eastAsia="Arial" w:hAnsi="Arial"/>
@@ -21858,7 +21858,7 @@
               <w:spacing w:after="10" w:before="0"/>
               <w:ind w:left="120"/>
             </w:pPr>
-            <w:hyperlink w:history="1" r:id="rIdaj82kmxqxpj_okzfdxwxl">
+            <w:hyperlink w:history="1" r:id="rIdr4rr-hpwy9wqgukmyvosf">
               <w:r>
                 <w:rPr>
                   <w:rFonts w:ascii="Arial" w:cs="Arial" w:eastAsia="Arial" w:hAnsi="Arial"/>
@@ -22053,7 +22053,7 @@
             <w:pPr>
               <w:spacing w:after="20" w:before="0"/>
             </w:pPr>
-            <w:hyperlink w:history="1" r:id="rIdujccc2ivrxgwwhtlbftp_">
+            <w:hyperlink w:history="1" r:id="rIdkufkmtr0_b7h49epdw9b5">
               <w:r>
                 <w:rPr>
                   <w:rFonts w:ascii="Arial" w:cs="Arial" w:eastAsia="Arial" w:hAnsi="Arial"/>
@@ -22086,7 +22086,7 @@
               <w:spacing w:after="10" w:before="0"/>
               <w:ind w:left="120"/>
             </w:pPr>
-            <w:hyperlink w:history="1" r:id="rIdi1g_83ws3nx0kamb7dpfb">
+            <w:hyperlink w:history="1" r:id="rIdpo5op6z9ttkdswlcqvmxz">
               <w:r>
                 <w:rPr>
                   <w:rFonts w:ascii="Arial" w:cs="Arial" w:eastAsia="Arial" w:hAnsi="Arial"/>
@@ -22131,7 +22131,7 @@
             <w:pPr>
               <w:spacing w:after="20" w:before="0"/>
             </w:pPr>
-            <w:hyperlink w:history="1" r:id="rIdph5imyl0wm-ns5vfsuvo1">
+            <w:hyperlink w:history="1" r:id="rId_uq8wrfvd2nhw8e2azzu6">
               <w:r>
                 <w:rPr>
                   <w:rFonts w:ascii="Arial" w:cs="Arial" w:eastAsia="Arial" w:hAnsi="Arial"/>
@@ -22164,7 +22164,7 @@
               <w:spacing w:after="10" w:before="0"/>
               <w:ind w:left="120"/>
             </w:pPr>
-            <w:hyperlink w:history="1" r:id="rIdrxh2ycmatulhhl-1ncd3t">
+            <w:hyperlink w:history="1" r:id="rIduqez4uoybhkltzocchjfc">
               <w:r>
                 <w:rPr>
                   <w:rFonts w:ascii="Arial" w:cs="Arial" w:eastAsia="Arial" w:hAnsi="Arial"/>
@@ -22676,7 +22676,7 @@
         </w:rPr>
         <w:t xml:space="preserve">© 2026 SeaVuria and ARES. Aligned with KICD objectives. Developed by SeaVuria; technical implementation by ARES (with AI assistance from Claude). Licensed under </w:t>
       </w:r>
-      <w:hyperlink w:history="1" r:id="rId6b2ixhzw-5fkliwzyvgt9">
+      <w:hyperlink w:history="1" r:id="rIdkbdvxjupgejdl2oozyeip">
         <w:r>
           <w:rPr>
             <w:rFonts w:ascii="Arial" w:cs="Arial" w:eastAsia="Arial" w:hAnsi="Arial"/>
@@ -22697,7 +22697,7 @@
         </w:rPr>
         <w:t xml:space="preserve"> (</w:t>
       </w:r>
-      <w:hyperlink w:history="1" r:id="rIdyx8af8d_qk5pgvh6hntgc">
+      <w:hyperlink w:history="1" r:id="rIdpcufbdg1j51bqfahuwidf">
         <w:r>
           <w:rPr>
             <w:rFonts w:ascii="Arial" w:cs="Arial" w:eastAsia="Arial" w:hAnsi="Arial"/>
@@ -23710,7 +23710,7 @@
             <w:pPr>
               <w:spacing w:after="20" w:before="0"/>
             </w:pPr>
-            <w:hyperlink w:history="1" r:id="rIds5esylkxjo06bajtjgjjp">
+            <w:hyperlink w:history="1" r:id="rIdb_a0f7fyyrpgy_tthsioq">
               <w:r>
                 <w:rPr>
                   <w:rFonts w:ascii="Arial" w:cs="Arial" w:eastAsia="Arial" w:hAnsi="Arial"/>
@@ -23759,7 +23759,7 @@
               <w:spacing w:after="10" w:before="0"/>
               <w:ind w:left="120"/>
             </w:pPr>
-            <w:hyperlink w:history="1" r:id="rIdsuiyic1ivvbtegybo4yb3">
+            <w:hyperlink w:history="1" r:id="rIdrlcggp5jbx9-amcozk0lu">
               <w:r>
                 <w:rPr>
                   <w:rFonts w:ascii="Arial" w:cs="Arial" w:eastAsia="Arial" w:hAnsi="Arial"/>
@@ -23804,7 +23804,7 @@
             <w:pPr>
               <w:spacing w:after="20" w:before="0"/>
             </w:pPr>
-            <w:hyperlink w:history="1" r:id="rId5wfx9jemakputg3hbhkkw">
+            <w:hyperlink w:history="1" r:id="rIduvb3iwvecawjpj4-td6wk">
               <w:r>
                 <w:rPr>
                   <w:rFonts w:ascii="Arial" w:cs="Arial" w:eastAsia="Arial" w:hAnsi="Arial"/>
@@ -23837,7 +23837,7 @@
               <w:spacing w:after="10" w:before="0"/>
               <w:ind w:left="120"/>
             </w:pPr>
-            <w:hyperlink w:history="1" r:id="rId93dnbxbphzb9x5g_ex0le">
+            <w:hyperlink w:history="1" r:id="rIdeojlvv05ew4ecnounzd7u">
               <w:r>
                 <w:rPr>
                   <w:rFonts w:ascii="Arial" w:cs="Arial" w:eastAsia="Arial" w:hAnsi="Arial"/>
@@ -24032,7 +24032,7 @@
             <w:pPr>
               <w:spacing w:after="20" w:before="0"/>
             </w:pPr>
-            <w:hyperlink w:history="1" r:id="rIdm1_f1voznbengo9txhle6">
+            <w:hyperlink w:history="1" r:id="rId7rvk9hxgeyezjyw9spkag">
               <w:r>
                 <w:rPr>
                   <w:rFonts w:ascii="Arial" w:cs="Arial" w:eastAsia="Arial" w:hAnsi="Arial"/>
@@ -24081,7 +24081,7 @@
               <w:spacing w:after="10" w:before="0"/>
               <w:ind w:left="120"/>
             </w:pPr>
-            <w:hyperlink w:history="1" r:id="rId7ezglibuhvwxiu_r7o0bh">
+            <w:hyperlink w:history="1" r:id="rIdyvbq6bk3yivdwz5zho6pm">
               <w:r>
                 <w:rPr>
                   <w:rFonts w:ascii="Arial" w:cs="Arial" w:eastAsia="Arial" w:hAnsi="Arial"/>
@@ -24126,7 +24126,7 @@
             <w:pPr>
               <w:spacing w:after="20" w:before="0"/>
             </w:pPr>
-            <w:hyperlink w:history="1" r:id="rIdy_urowrooq_z3yaauhndh">
+            <w:hyperlink w:history="1" r:id="rIdnppajysvelz6shxtqwb3n">
               <w:r>
                 <w:rPr>
                   <w:rFonts w:ascii="Arial" w:cs="Arial" w:eastAsia="Arial" w:hAnsi="Arial"/>
@@ -24159,7 +24159,7 @@
               <w:spacing w:after="10" w:before="0"/>
               <w:ind w:left="120"/>
             </w:pPr>
-            <w:hyperlink w:history="1" r:id="rIdaszyaensgolsirsvfqqad">
+            <w:hyperlink w:history="1" r:id="rIdthluoe3bshboxzlpua2tp">
               <w:r>
                 <w:rPr>
                   <w:rFonts w:ascii="Arial" w:cs="Arial" w:eastAsia="Arial" w:hAnsi="Arial"/>
@@ -24354,7 +24354,7 @@
             <w:pPr>
               <w:spacing w:after="20" w:before="0"/>
             </w:pPr>
-            <w:hyperlink w:history="1" r:id="rIdz4roqv69ej_ufq5d-p58i">
+            <w:hyperlink w:history="1" r:id="rIdbigfjnqqx8obvssztkizh">
               <w:r>
                 <w:rPr>
                   <w:rFonts w:ascii="Arial" w:cs="Arial" w:eastAsia="Arial" w:hAnsi="Arial"/>
@@ -24403,7 +24403,7 @@
               <w:spacing w:after="10" w:before="0"/>
               <w:ind w:left="120"/>
             </w:pPr>
-            <w:hyperlink w:history="1" r:id="rId4cluysgoxt8mvxx2qy0zj">
+            <w:hyperlink w:history="1" r:id="rIdg2vcpcjq2ojo1-cpcajv0">
               <w:r>
                 <w:rPr>
                   <w:rFonts w:ascii="Arial" w:cs="Arial" w:eastAsia="Arial" w:hAnsi="Arial"/>
@@ -24448,7 +24448,7 @@
             <w:pPr>
               <w:spacing w:after="20" w:before="0"/>
             </w:pPr>
-            <w:hyperlink w:history="1" r:id="rIdbwqhkk0huit946eqpmb9d">
+            <w:hyperlink w:history="1" r:id="rId2f1uyxamsnmcd5k25v-up">
               <w:r>
                 <w:rPr>
                   <w:rFonts w:ascii="Arial" w:cs="Arial" w:eastAsia="Arial" w:hAnsi="Arial"/>
@@ -24481,7 +24481,7 @@
               <w:spacing w:after="10" w:before="0"/>
               <w:ind w:left="120"/>
             </w:pPr>
-            <w:hyperlink w:history="1" r:id="rId6vosnpg6xhobzm6ixki-m">
+            <w:hyperlink w:history="1" r:id="rIdk3stdh1ngsvl8fubj57qr">
               <w:r>
                 <w:rPr>
                   <w:rFonts w:ascii="Arial" w:cs="Arial" w:eastAsia="Arial" w:hAnsi="Arial"/>
@@ -24676,7 +24676,7 @@
             <w:pPr>
               <w:spacing w:after="20" w:before="0"/>
             </w:pPr>
-            <w:hyperlink w:history="1" r:id="rIdk2mzdaadut00l8qomtkuw">
+            <w:hyperlink w:history="1" r:id="rIdkvjeo0oxn8m-pgwfoks49">
               <w:r>
                 <w:rPr>
                   <w:rFonts w:ascii="Arial" w:cs="Arial" w:eastAsia="Arial" w:hAnsi="Arial"/>
@@ -24725,7 +24725,7 @@
               <w:spacing w:after="10" w:before="0"/>
               <w:ind w:left="120"/>
             </w:pPr>
-            <w:hyperlink w:history="1" r:id="rIdezzpdqo7s_kgvr5htr3gv">
+            <w:hyperlink w:history="1" r:id="rIdx7v7rzi_6ajozkyqo7hqu">
               <w:r>
                 <w:rPr>
                   <w:rFonts w:ascii="Arial" w:cs="Arial" w:eastAsia="Arial" w:hAnsi="Arial"/>
@@ -24770,7 +24770,7 @@
             <w:pPr>
               <w:spacing w:after="20" w:before="0"/>
             </w:pPr>
-            <w:hyperlink w:history="1" r:id="rId6dhowyv_dgpnjjiozgtku">
+            <w:hyperlink w:history="1" r:id="rIdobukhriia0hkop0gbjm4h">
               <w:r>
                 <w:rPr>
                   <w:rFonts w:ascii="Arial" w:cs="Arial" w:eastAsia="Arial" w:hAnsi="Arial"/>
@@ -24803,7 +24803,7 @@
               <w:spacing w:after="10" w:before="0"/>
               <w:ind w:left="120"/>
             </w:pPr>
-            <w:hyperlink w:history="1" r:id="rIdmt8gisuno_gh4oi748pt2">
+            <w:hyperlink w:history="1" r:id="rIdrnmidvm31x9_gvtaxrww5">
               <w:r>
                 <w:rPr>
                   <w:rFonts w:ascii="Arial" w:cs="Arial" w:eastAsia="Arial" w:hAnsi="Arial"/>
@@ -24998,7 +24998,7 @@
             <w:pPr>
               <w:spacing w:after="20" w:before="0"/>
             </w:pPr>
-            <w:hyperlink w:history="1" r:id="rId-1jqx92wlrf9cemyrumhh">
+            <w:hyperlink w:history="1" r:id="rIdouvhy9qqllak9jaeue5oy">
               <w:r>
                 <w:rPr>
                   <w:rFonts w:ascii="Arial" w:cs="Arial" w:eastAsia="Arial" w:hAnsi="Arial"/>
@@ -25047,7 +25047,7 @@
               <w:spacing w:after="10" w:before="0"/>
               <w:ind w:left="120"/>
             </w:pPr>
-            <w:hyperlink w:history="1" r:id="rIdofvcsmhd2krlaiocid6eh">
+            <w:hyperlink w:history="1" r:id="rIdvqdt5agpfzkt6jel1lgjb">
               <w:r>
                 <w:rPr>
                   <w:rFonts w:ascii="Arial" w:cs="Arial" w:eastAsia="Arial" w:hAnsi="Arial"/>
@@ -25092,7 +25092,7 @@
             <w:pPr>
               <w:spacing w:after="20" w:before="0"/>
             </w:pPr>
-            <w:hyperlink w:history="1" r:id="rId54rvedk16djo4k9hkxjh6">
+            <w:hyperlink w:history="1" r:id="rIdtjwo1wkzzgiyqy4bh1qsv">
               <w:r>
                 <w:rPr>
                   <w:rFonts w:ascii="Arial" w:cs="Arial" w:eastAsia="Arial" w:hAnsi="Arial"/>
@@ -25125,7 +25125,7 @@
               <w:spacing w:after="10" w:before="0"/>
               <w:ind w:left="120"/>
             </w:pPr>
-            <w:hyperlink w:history="1" r:id="rIdakpogtj7-l2ongqh6adcg">
+            <w:hyperlink w:history="1" r:id="rIdpjzyvih6sa9tdnqsqiaxw">
               <w:r>
                 <w:rPr>
                   <w:rFonts w:ascii="Arial" w:cs="Arial" w:eastAsia="Arial" w:hAnsi="Arial"/>
@@ -25637,7 +25637,7 @@
         </w:rPr>
         <w:t xml:space="preserve">© 2026 SeaVuria and ARES. Aligned with KICD objectives. Developed by SeaVuria; technical implementation by ARES (with AI assistance from Claude). Licensed under </w:t>
       </w:r>
-      <w:hyperlink w:history="1" r:id="rIdbdpvuwgl0vndmkmsrjza8">
+      <w:hyperlink w:history="1" r:id="rId3zf8stmaiaoxbbaqnamxz">
         <w:r>
           <w:rPr>
             <w:rFonts w:ascii="Arial" w:cs="Arial" w:eastAsia="Arial" w:hAnsi="Arial"/>
@@ -25658,7 +25658,7 @@
         </w:rPr>
         <w:t xml:space="preserve"> (</w:t>
       </w:r>
-      <w:hyperlink w:history="1" r:id="rIdmrga1w7clk0cdp5jynv5y">
+      <w:hyperlink w:history="1" r:id="rIduwhegsvctr1spbojifkel">
         <w:r>
           <w:rPr>
             <w:rFonts w:ascii="Arial" w:cs="Arial" w:eastAsia="Arial" w:hAnsi="Arial"/>

--- a/data/outputs/v2/Grade11/Biology/Lesson_Plans/SS1.1_Taxonomy_I/Biology_Taxonomy_I_CBE_LessonSequence.docx
+++ b/data/outputs/v2/Grade11/Biology/Lesson_Plans/SS1.1_Taxonomy_I/Biology_Taxonomy_I_CBE_LessonSequence.docx
@@ -2073,7 +2073,7 @@
         </w:rPr>
         <w:t xml:space="preserve">© 2026 SeaVuria and ARES. This work is licensed under a </w:t>
       </w:r>
-      <w:hyperlink w:history="1" r:id="rIdvvkczu-wihxi9xs8fztfa">
+      <w:hyperlink w:history="1" r:id="rIdqcmzcujxh2widgisfdlav">
         <w:r>
           <w:rPr>
             <w:rFonts w:ascii="Arial" w:cs="Arial" w:eastAsia="Arial" w:hAnsi="Arial"/>
@@ -2093,7 +2093,7 @@
         </w:rPr>
         <w:t xml:space="preserve"> (</w:t>
       </w:r>
-      <w:hyperlink w:history="1" r:id="rIdgiwfhvtw0vnaomxtxquia">
+      <w:hyperlink w:history="1" r:id="rIdovusp5uby5d_kqarpdglp">
         <w:r>
           <w:rPr>
             <w:rFonts w:ascii="Arial" w:cs="Arial" w:eastAsia="Arial" w:hAnsi="Arial"/>
@@ -2113,7 +2113,7 @@
         </w:rPr>
         <w:t xml:space="preserve">). To view a copy of this license, visit </w:t>
       </w:r>
-      <w:hyperlink w:history="1" r:id="rIdxgsoukonlejqhqvvmjkrz">
+      <w:hyperlink w:history="1" r:id="rIdluhaxxq4ij2lpgv2ikx0-">
         <w:r>
           <w:rPr>
             <w:rFonts w:ascii="Arial" w:cs="Arial" w:eastAsia="Arial" w:hAnsi="Arial"/>
@@ -3125,7 +3125,7 @@
             <w:pPr>
               <w:spacing w:after="20" w:before="0"/>
             </w:pPr>
-            <w:hyperlink w:history="1" r:id="rId2jdt3d_axsuyccw5lhb8k">
+            <w:hyperlink w:history="1" r:id="rIdsf-loctkun6d-kmzwzqbu">
               <w:r>
                 <w:rPr>
                   <w:rFonts w:ascii="Arial" w:cs="Arial" w:eastAsia="Arial" w:hAnsi="Arial"/>
@@ -3174,7 +3174,7 @@
               <w:spacing w:after="10" w:before="0"/>
               <w:ind w:left="120"/>
             </w:pPr>
-            <w:hyperlink w:history="1" r:id="rIdov3bdiqjnlk9qigr_-iun">
+            <w:hyperlink w:history="1" r:id="rIdal7f10eh_1epgczu-bl1h">
               <w:r>
                 <w:rPr>
                   <w:rFonts w:ascii="Arial" w:cs="Arial" w:eastAsia="Arial" w:hAnsi="Arial"/>
@@ -3219,7 +3219,7 @@
             <w:pPr>
               <w:spacing w:after="20" w:before="0"/>
             </w:pPr>
-            <w:hyperlink w:history="1" r:id="rIdt6a6wznqaljwgud4r7p90">
+            <w:hyperlink w:history="1" r:id="rIdplz43s656tfvlg7c22uqk">
               <w:r>
                 <w:rPr>
                   <w:rFonts w:ascii="Arial" w:cs="Arial" w:eastAsia="Arial" w:hAnsi="Arial"/>
@@ -3252,7 +3252,7 @@
               <w:spacing w:after="10" w:before="0"/>
               <w:ind w:left="120"/>
             </w:pPr>
-            <w:hyperlink w:history="1" r:id="rIdbw0fwpo4mj7sbzoapqimq">
+            <w:hyperlink w:history="1" r:id="rIdqyyobyek3jgp_iz0daii-">
               <w:r>
                 <w:rPr>
                   <w:rFonts w:ascii="Arial" w:cs="Arial" w:eastAsia="Arial" w:hAnsi="Arial"/>
@@ -3447,7 +3447,7 @@
             <w:pPr>
               <w:spacing w:after="20" w:before="0"/>
             </w:pPr>
-            <w:hyperlink w:history="1" r:id="rIdfe3wcxavvcqcudi9ueugz">
+            <w:hyperlink w:history="1" r:id="rIdv84xitcpkdsdl3abwkhbd">
               <w:r>
                 <w:rPr>
                   <w:rFonts w:ascii="Arial" w:cs="Arial" w:eastAsia="Arial" w:hAnsi="Arial"/>
@@ -3496,7 +3496,7 @@
               <w:spacing w:after="10" w:before="0"/>
               <w:ind w:left="120"/>
             </w:pPr>
-            <w:hyperlink w:history="1" r:id="rIdi6vc8ajh9tqepk4sjbz49">
+            <w:hyperlink w:history="1" r:id="rIdpsnk8qj5j884l8ahmqdpu">
               <w:r>
                 <w:rPr>
                   <w:rFonts w:ascii="Arial" w:cs="Arial" w:eastAsia="Arial" w:hAnsi="Arial"/>
@@ -3541,7 +3541,7 @@
             <w:pPr>
               <w:spacing w:after="20" w:before="0"/>
             </w:pPr>
-            <w:hyperlink w:history="1" r:id="rIdgf7hh0h2vloe6twfgck92">
+            <w:hyperlink w:history="1" r:id="rIdtsfl1sdtkk81mrgxr6vw2">
               <w:r>
                 <w:rPr>
                   <w:rFonts w:ascii="Arial" w:cs="Arial" w:eastAsia="Arial" w:hAnsi="Arial"/>
@@ -3574,7 +3574,7 @@
               <w:spacing w:after="10" w:before="0"/>
               <w:ind w:left="120"/>
             </w:pPr>
-            <w:hyperlink w:history="1" r:id="rIdvcveiwrzdzvs2mmnibbuj">
+            <w:hyperlink w:history="1" r:id="rIdoj9m701evz436lwqbwgcq">
               <w:r>
                 <w:rPr>
                   <w:rFonts w:ascii="Arial" w:cs="Arial" w:eastAsia="Arial" w:hAnsi="Arial"/>
@@ -3769,7 +3769,7 @@
             <w:pPr>
               <w:spacing w:after="20" w:before="0"/>
             </w:pPr>
-            <w:hyperlink w:history="1" r:id="rIdnh3rnrptyzahd95cciiwh">
+            <w:hyperlink w:history="1" r:id="rId7ugr0nclz32tushveebp1">
               <w:r>
                 <w:rPr>
                   <w:rFonts w:ascii="Arial" w:cs="Arial" w:eastAsia="Arial" w:hAnsi="Arial"/>
@@ -3818,7 +3818,7 @@
               <w:spacing w:after="10" w:before="0"/>
               <w:ind w:left="120"/>
             </w:pPr>
-            <w:hyperlink w:history="1" r:id="rIdk0qhkfacrcj23yob9x95o">
+            <w:hyperlink w:history="1" r:id="rIdackshyejdc80e1n5szyf3">
               <w:r>
                 <w:rPr>
                   <w:rFonts w:ascii="Arial" w:cs="Arial" w:eastAsia="Arial" w:hAnsi="Arial"/>
@@ -3863,7 +3863,7 @@
             <w:pPr>
               <w:spacing w:after="20" w:before="0"/>
             </w:pPr>
-            <w:hyperlink w:history="1" r:id="rIdwmy727xtbfsan5dgeup77">
+            <w:hyperlink w:history="1" r:id="rIdnh-thot5piqcjwtv8g2eq">
               <w:r>
                 <w:rPr>
                   <w:rFonts w:ascii="Arial" w:cs="Arial" w:eastAsia="Arial" w:hAnsi="Arial"/>
@@ -3896,7 +3896,7 @@
               <w:spacing w:after="10" w:before="0"/>
               <w:ind w:left="120"/>
             </w:pPr>
-            <w:hyperlink w:history="1" r:id="rIdxf6felaxyesdrm37x3umq">
+            <w:hyperlink w:history="1" r:id="rIdyur-ailsa-zfjjy_qbk_l">
               <w:r>
                 <w:rPr>
                   <w:rFonts w:ascii="Arial" w:cs="Arial" w:eastAsia="Arial" w:hAnsi="Arial"/>
@@ -4091,7 +4091,7 @@
             <w:pPr>
               <w:spacing w:after="20" w:before="0"/>
             </w:pPr>
-            <w:hyperlink w:history="1" r:id="rId0tjyv8h-ngrfkz0mjswa1">
+            <w:hyperlink w:history="1" r:id="rIdq2bmnytuainvwrnpfopmo">
               <w:r>
                 <w:rPr>
                   <w:rFonts w:ascii="Arial" w:cs="Arial" w:eastAsia="Arial" w:hAnsi="Arial"/>
@@ -4140,7 +4140,7 @@
               <w:spacing w:after="10" w:before="0"/>
               <w:ind w:left="120"/>
             </w:pPr>
-            <w:hyperlink w:history="1" r:id="rIdzsjgxoqskswbtvowchvvo">
+            <w:hyperlink w:history="1" r:id="rIdh9ymuhs0xddrjqjvjbtrc">
               <w:r>
                 <w:rPr>
                   <w:rFonts w:ascii="Arial" w:cs="Arial" w:eastAsia="Arial" w:hAnsi="Arial"/>
@@ -4185,7 +4185,7 @@
             <w:pPr>
               <w:spacing w:after="20" w:before="0"/>
             </w:pPr>
-            <w:hyperlink w:history="1" r:id="rIdn9-vddaj1igvspxfizxat">
+            <w:hyperlink w:history="1" r:id="rId_llwoluakilj20s4cblvd">
               <w:r>
                 <w:rPr>
                   <w:rFonts w:ascii="Arial" w:cs="Arial" w:eastAsia="Arial" w:hAnsi="Arial"/>
@@ -4218,7 +4218,7 @@
               <w:spacing w:after="10" w:before="0"/>
               <w:ind w:left="120"/>
             </w:pPr>
-            <w:hyperlink w:history="1" r:id="rIdrlzzypz63tqvcxqbkkul6">
+            <w:hyperlink w:history="1" r:id="rIdm-k_iztfnegpgowhy9vnt">
               <w:r>
                 <w:rPr>
                   <w:rFonts w:ascii="Arial" w:cs="Arial" w:eastAsia="Arial" w:hAnsi="Arial"/>
@@ -4413,7 +4413,7 @@
             <w:pPr>
               <w:spacing w:after="20" w:before="0"/>
             </w:pPr>
-            <w:hyperlink w:history="1" r:id="rIdfgkpv4quqj-t9cuhrskpf">
+            <w:hyperlink w:history="1" r:id="rIdhucihgzpgvnthq_len0eo">
               <w:r>
                 <w:rPr>
                   <w:rFonts w:ascii="Arial" w:cs="Arial" w:eastAsia="Arial" w:hAnsi="Arial"/>
@@ -4462,7 +4462,7 @@
               <w:spacing w:after="10" w:before="0"/>
               <w:ind w:left="120"/>
             </w:pPr>
-            <w:hyperlink w:history="1" r:id="rId67fzbq-iik5ezx6wvw937">
+            <w:hyperlink w:history="1" r:id="rId0ebpqxe3ljcybd9uuknyd">
               <w:r>
                 <w:rPr>
                   <w:rFonts w:ascii="Arial" w:cs="Arial" w:eastAsia="Arial" w:hAnsi="Arial"/>
@@ -4507,7 +4507,7 @@
             <w:pPr>
               <w:spacing w:after="20" w:before="0"/>
             </w:pPr>
-            <w:hyperlink w:history="1" r:id="rIdwskhcdoyrtrrz9cbvlxst">
+            <w:hyperlink w:history="1" r:id="rId9kfr_uq4gjwg3vp_xoqs4">
               <w:r>
                 <w:rPr>
                   <w:rFonts w:ascii="Arial" w:cs="Arial" w:eastAsia="Arial" w:hAnsi="Arial"/>
@@ -4540,7 +4540,7 @@
               <w:spacing w:after="10" w:before="0"/>
               <w:ind w:left="120"/>
             </w:pPr>
-            <w:hyperlink w:history="1" r:id="rId8qpymemd5zabd8rfm2lxo">
+            <w:hyperlink w:history="1" r:id="rIdywfxprgklicg2gclhpunq">
               <w:r>
                 <w:rPr>
                   <w:rFonts w:ascii="Arial" w:cs="Arial" w:eastAsia="Arial" w:hAnsi="Arial"/>
@@ -5052,7 +5052,7 @@
         </w:rPr>
         <w:t xml:space="preserve">© 2026 SeaVuria and ARES. Aligned with KICD objectives. Developed by SeaVuria; technical implementation by ARES (with AI assistance from Claude). Licensed under </w:t>
       </w:r>
-      <w:hyperlink w:history="1" r:id="rIdbwdra3tn9giuyj4emdxmy">
+      <w:hyperlink w:history="1" r:id="rIdq8c_aejt-oxvf5lopvlky">
         <w:r>
           <w:rPr>
             <w:rFonts w:ascii="Arial" w:cs="Arial" w:eastAsia="Arial" w:hAnsi="Arial"/>
@@ -5073,7 +5073,7 @@
         </w:rPr>
         <w:t xml:space="preserve"> (</w:t>
       </w:r>
-      <w:hyperlink w:history="1" r:id="rIddyjxixy4vkwf6mgxdhyn2">
+      <w:hyperlink w:history="1" r:id="rIdwkcz3yvf7pn19sfi1uycd">
         <w:r>
           <w:rPr>
             <w:rFonts w:ascii="Arial" w:cs="Arial" w:eastAsia="Arial" w:hAnsi="Arial"/>
@@ -6086,7 +6086,7 @@
             <w:pPr>
               <w:spacing w:after="20" w:before="0"/>
             </w:pPr>
-            <w:hyperlink w:history="1" r:id="rIdlew6qsnyaxyzxxoqgjnbb">
+            <w:hyperlink w:history="1" r:id="rIdtcnnmb41kly0j995xnkjg">
               <w:r>
                 <w:rPr>
                   <w:rFonts w:ascii="Arial" w:cs="Arial" w:eastAsia="Arial" w:hAnsi="Arial"/>
@@ -6135,7 +6135,7 @@
               <w:spacing w:after="10" w:before="0"/>
               <w:ind w:left="120"/>
             </w:pPr>
-            <w:hyperlink w:history="1" r:id="rIdlkmv4p91ldvrg7akupchh">
+            <w:hyperlink w:history="1" r:id="rIdadxjr6dkpcgeelag-xgwv">
               <w:r>
                 <w:rPr>
                   <w:rFonts w:ascii="Arial" w:cs="Arial" w:eastAsia="Arial" w:hAnsi="Arial"/>
@@ -6180,7 +6180,7 @@
             <w:pPr>
               <w:spacing w:after="20" w:before="0"/>
             </w:pPr>
-            <w:hyperlink w:history="1" r:id="rIdmsvfo3umahgouk7up5qqu">
+            <w:hyperlink w:history="1" r:id="rId0accmanw2w09qekqtfab7">
               <w:r>
                 <w:rPr>
                   <w:rFonts w:ascii="Arial" w:cs="Arial" w:eastAsia="Arial" w:hAnsi="Arial"/>
@@ -6229,7 +6229,7 @@
               <w:spacing w:after="10" w:before="0"/>
               <w:ind w:left="120"/>
             </w:pPr>
-            <w:hyperlink w:history="1" r:id="rIdgsrwf7atckusmysz8r43x">
+            <w:hyperlink w:history="1" r:id="rIdg7yxnasrewm6-bskwzbya">
               <w:r>
                 <w:rPr>
                   <w:rFonts w:ascii="Arial" w:cs="Arial" w:eastAsia="Arial" w:hAnsi="Arial"/>
@@ -6424,7 +6424,7 @@
             <w:pPr>
               <w:spacing w:after="20" w:before="0"/>
             </w:pPr>
-            <w:hyperlink w:history="1" r:id="rIdcrndf65hgkeynfryqfsdn">
+            <w:hyperlink w:history="1" r:id="rIdosylulv_htrf3j_bwvank">
               <w:r>
                 <w:rPr>
                   <w:rFonts w:ascii="Arial" w:cs="Arial" w:eastAsia="Arial" w:hAnsi="Arial"/>
@@ -6473,7 +6473,7 @@
               <w:spacing w:after="10" w:before="0"/>
               <w:ind w:left="120"/>
             </w:pPr>
-            <w:hyperlink w:history="1" r:id="rIde4dtsoxd5jj_km7b5htkg">
+            <w:hyperlink w:history="1" r:id="rIdeasjucg_sizlbfmsw8-_d">
               <w:r>
                 <w:rPr>
                   <w:rFonts w:ascii="Arial" w:cs="Arial" w:eastAsia="Arial" w:hAnsi="Arial"/>
@@ -6518,7 +6518,7 @@
             <w:pPr>
               <w:spacing w:after="20" w:before="0"/>
             </w:pPr>
-            <w:hyperlink w:history="1" r:id="rIdseeql9sujswvpwuerbqyt">
+            <w:hyperlink w:history="1" r:id="rIdtpsjhtmhi3b7v7myssfnx">
               <w:r>
                 <w:rPr>
                   <w:rFonts w:ascii="Arial" w:cs="Arial" w:eastAsia="Arial" w:hAnsi="Arial"/>
@@ -6567,7 +6567,7 @@
               <w:spacing w:after="10" w:before="0"/>
               <w:ind w:left="120"/>
             </w:pPr>
-            <w:hyperlink w:history="1" r:id="rId7t-porwwhb05v93-rkviy">
+            <w:hyperlink w:history="1" r:id="rIdgjwrefitaggwp6ihem2pn">
               <w:r>
                 <w:rPr>
                   <w:rFonts w:ascii="Arial" w:cs="Arial" w:eastAsia="Arial" w:hAnsi="Arial"/>
@@ -6762,7 +6762,7 @@
             <w:pPr>
               <w:spacing w:after="20" w:before="0"/>
             </w:pPr>
-            <w:hyperlink w:history="1" r:id="rIdzgwwebp6pp-ywm39ojrln">
+            <w:hyperlink w:history="1" r:id="rIdfa1znu6l-d2itlhryzkp7">
               <w:r>
                 <w:rPr>
                   <w:rFonts w:ascii="Arial" w:cs="Arial" w:eastAsia="Arial" w:hAnsi="Arial"/>
@@ -6811,7 +6811,7 @@
               <w:spacing w:after="10" w:before="0"/>
               <w:ind w:left="120"/>
             </w:pPr>
-            <w:hyperlink w:history="1" r:id="rIde64j3dkh9rlzy_1hgtqbh">
+            <w:hyperlink w:history="1" r:id="rIdubyykfppnfodalqhlddpc">
               <w:r>
                 <w:rPr>
                   <w:rFonts w:ascii="Arial" w:cs="Arial" w:eastAsia="Arial" w:hAnsi="Arial"/>
@@ -6856,7 +6856,7 @@
             <w:pPr>
               <w:spacing w:after="20" w:before="0"/>
             </w:pPr>
-            <w:hyperlink w:history="1" r:id="rIdfchkpnv6u1k-k2zk2aysz">
+            <w:hyperlink w:history="1" r:id="rIdo8fh5ppnbga2fv6gibkku">
               <w:r>
                 <w:rPr>
                   <w:rFonts w:ascii="Arial" w:cs="Arial" w:eastAsia="Arial" w:hAnsi="Arial"/>
@@ -6905,7 +6905,7 @@
               <w:spacing w:after="10" w:before="0"/>
               <w:ind w:left="120"/>
             </w:pPr>
-            <w:hyperlink w:history="1" r:id="rIdwugwlrdbutwgehtfphxq8">
+            <w:hyperlink w:history="1" r:id="rIdijc9tcozqijltli21rcmg">
               <w:r>
                 <w:rPr>
                   <w:rFonts w:ascii="Arial" w:cs="Arial" w:eastAsia="Arial" w:hAnsi="Arial"/>
@@ -7100,7 +7100,7 @@
             <w:pPr>
               <w:spacing w:after="20" w:before="0"/>
             </w:pPr>
-            <w:hyperlink w:history="1" r:id="rIdiprca7tdcwvhvear-nxor">
+            <w:hyperlink w:history="1" r:id="rIdbahcazzrlq3sr6leguek-">
               <w:r>
                 <w:rPr>
                   <w:rFonts w:ascii="Arial" w:cs="Arial" w:eastAsia="Arial" w:hAnsi="Arial"/>
@@ -7149,7 +7149,7 @@
               <w:spacing w:after="10" w:before="0"/>
               <w:ind w:left="120"/>
             </w:pPr>
-            <w:hyperlink w:history="1" r:id="rId2xitapgad7qpucs4lvecr">
+            <w:hyperlink w:history="1" r:id="rId7f2csab3zb2m5q_bkgeix">
               <w:r>
                 <w:rPr>
                   <w:rFonts w:ascii="Arial" w:cs="Arial" w:eastAsia="Arial" w:hAnsi="Arial"/>
@@ -7194,7 +7194,7 @@
             <w:pPr>
               <w:spacing w:after="20" w:before="0"/>
             </w:pPr>
-            <w:hyperlink w:history="1" r:id="rIds7tynq4r618lwfkfna8oe">
+            <w:hyperlink w:history="1" r:id="rIdl2oallknopob0szsvphvh">
               <w:r>
                 <w:rPr>
                   <w:rFonts w:ascii="Arial" w:cs="Arial" w:eastAsia="Arial" w:hAnsi="Arial"/>
@@ -7243,7 +7243,7 @@
               <w:spacing w:after="10" w:before="0"/>
               <w:ind w:left="120"/>
             </w:pPr>
-            <w:hyperlink w:history="1" r:id="rIdcsta2xadxvgqg2xexw7aq">
+            <w:hyperlink w:history="1" r:id="rIdmgdoocx1nf7tb536oepe7">
               <w:r>
                 <w:rPr>
                   <w:rFonts w:ascii="Arial" w:cs="Arial" w:eastAsia="Arial" w:hAnsi="Arial"/>
@@ -7438,7 +7438,7 @@
             <w:pPr>
               <w:spacing w:after="20" w:before="0"/>
             </w:pPr>
-            <w:hyperlink w:history="1" r:id="rIdo9iac5jlvlmyrzeedoff6">
+            <w:hyperlink w:history="1" r:id="rId_rvftcekmzeav6emzmjam">
               <w:r>
                 <w:rPr>
                   <w:rFonts w:ascii="Arial" w:cs="Arial" w:eastAsia="Arial" w:hAnsi="Arial"/>
@@ -7487,7 +7487,7 @@
               <w:spacing w:after="10" w:before="0"/>
               <w:ind w:left="120"/>
             </w:pPr>
-            <w:hyperlink w:history="1" r:id="rIdj8tkb2980-gu0qmdqm55s">
+            <w:hyperlink w:history="1" r:id="rIdt8xsg9eqr4eh2az_dt6ve">
               <w:r>
                 <w:rPr>
                   <w:rFonts w:ascii="Arial" w:cs="Arial" w:eastAsia="Arial" w:hAnsi="Arial"/>
@@ -7532,7 +7532,7 @@
             <w:pPr>
               <w:spacing w:after="20" w:before="0"/>
             </w:pPr>
-            <w:hyperlink w:history="1" r:id="rIdnzz2ahleajwpo-7fct9we">
+            <w:hyperlink w:history="1" r:id="rIdvdjlhpjs6-xblbvlsljjj">
               <w:r>
                 <w:rPr>
                   <w:rFonts w:ascii="Arial" w:cs="Arial" w:eastAsia="Arial" w:hAnsi="Arial"/>
@@ -7581,7 +7581,7 @@
               <w:spacing w:after="10" w:before="0"/>
               <w:ind w:left="120"/>
             </w:pPr>
-            <w:hyperlink w:history="1" r:id="rId-wjl5nzb6quzc8i3cswqp">
+            <w:hyperlink w:history="1" r:id="rIdtryz0oobmzxugvfv8siay">
               <w:r>
                 <w:rPr>
                   <w:rFonts w:ascii="Arial" w:cs="Arial" w:eastAsia="Arial" w:hAnsi="Arial"/>
@@ -8093,7 +8093,7 @@
         </w:rPr>
         <w:t xml:space="preserve">© 2026 SeaVuria and ARES. Aligned with KICD objectives. Developed by SeaVuria; technical implementation by ARES (with AI assistance from Claude). Licensed under </w:t>
       </w:r>
-      <w:hyperlink w:history="1" r:id="rIdcvka9w1swtp655cd62pvv">
+      <w:hyperlink w:history="1" r:id="rIdappepf_-_wr7nu3pik8cv">
         <w:r>
           <w:rPr>
             <w:rFonts w:ascii="Arial" w:cs="Arial" w:eastAsia="Arial" w:hAnsi="Arial"/>
@@ -8114,7 +8114,7 @@
         </w:rPr>
         <w:t xml:space="preserve"> (</w:t>
       </w:r>
-      <w:hyperlink w:history="1" r:id="rIdrdnmp_0ab5axfjksjo0wd">
+      <w:hyperlink w:history="1" r:id="rIdlsbkj3ghwnbmymgusasru">
         <w:r>
           <w:rPr>
             <w:rFonts w:ascii="Arial" w:cs="Arial" w:eastAsia="Arial" w:hAnsi="Arial"/>
@@ -9127,7 +9127,7 @@
             <w:pPr>
               <w:spacing w:after="20" w:before="0"/>
             </w:pPr>
-            <w:hyperlink w:history="1" r:id="rId8gv8jqy3dm4k5dtq6wtu6">
+            <w:hyperlink w:history="1" r:id="rIdko4kdthar7c9t_wlell62">
               <w:r>
                 <w:rPr>
                   <w:rFonts w:ascii="Arial" w:cs="Arial" w:eastAsia="Arial" w:hAnsi="Arial"/>
@@ -9176,7 +9176,7 @@
               <w:spacing w:after="10" w:before="0"/>
               <w:ind w:left="120"/>
             </w:pPr>
-            <w:hyperlink w:history="1" r:id="rIdm91xgksfre18tkwppglox">
+            <w:hyperlink w:history="1" r:id="rIdrdr1s6q14xcxk0g_fva2y">
               <w:r>
                 <w:rPr>
                   <w:rFonts w:ascii="Arial" w:cs="Arial" w:eastAsia="Arial" w:hAnsi="Arial"/>
@@ -9238,7 +9238,7 @@
               <w:spacing w:after="10" w:before="0"/>
               <w:ind w:left="120"/>
             </w:pPr>
-            <w:hyperlink w:history="1" r:id="rIdszd5gutkwcaoiedk19h2a">
+            <w:hyperlink w:history="1" r:id="rIdqqdpu8xewsmvkwfdd-hug">
               <w:r>
                 <w:rPr>
                   <w:rFonts w:ascii="Arial" w:cs="Arial" w:eastAsia="Arial" w:hAnsi="Arial"/>
@@ -9448,7 +9448,7 @@
             <w:pPr>
               <w:spacing w:after="20" w:before="0"/>
             </w:pPr>
-            <w:hyperlink w:history="1" r:id="rIdr9mb3phlgpdpplvo2iyxy">
+            <w:hyperlink w:history="1" r:id="rIdtfxx4uofos2vb3o5q4fdf">
               <w:r>
                 <w:rPr>
                   <w:rFonts w:ascii="Arial" w:cs="Arial" w:eastAsia="Arial" w:hAnsi="Arial"/>
@@ -9497,7 +9497,7 @@
               <w:spacing w:after="10" w:before="0"/>
               <w:ind w:left="120"/>
             </w:pPr>
-            <w:hyperlink w:history="1" r:id="rIdsgicvzhcmqvt4hd_8hd3b">
+            <w:hyperlink w:history="1" r:id="rIdnnspditbbr8t95nyb1-ix">
               <w:r>
                 <w:rPr>
                   <w:rFonts w:ascii="Arial" w:cs="Arial" w:eastAsia="Arial" w:hAnsi="Arial"/>
@@ -9559,7 +9559,7 @@
               <w:spacing w:after="10" w:before="0"/>
               <w:ind w:left="120"/>
             </w:pPr>
-            <w:hyperlink w:history="1" r:id="rIdz5qnhffzs4fu6sw9awdv4">
+            <w:hyperlink w:history="1" r:id="rIdhhdn1fdmkrodozdhapkqm">
               <w:r>
                 <w:rPr>
                   <w:rFonts w:ascii="Arial" w:cs="Arial" w:eastAsia="Arial" w:hAnsi="Arial"/>
@@ -9769,7 +9769,7 @@
             <w:pPr>
               <w:spacing w:after="20" w:before="0"/>
             </w:pPr>
-            <w:hyperlink w:history="1" r:id="rIdjwsx7jnk7wz6yqt0fpmne">
+            <w:hyperlink w:history="1" r:id="rIdfdxq-zaatyiptjl3mdi49">
               <w:r>
                 <w:rPr>
                   <w:rFonts w:ascii="Arial" w:cs="Arial" w:eastAsia="Arial" w:hAnsi="Arial"/>
@@ -9818,7 +9818,7 @@
               <w:spacing w:after="10" w:before="0"/>
               <w:ind w:left="120"/>
             </w:pPr>
-            <w:hyperlink w:history="1" r:id="rIdh8xwkqmfy0oblhh10nmsc">
+            <w:hyperlink w:history="1" r:id="rIdwknhydfwwfssdb0bilixu">
               <w:r>
                 <w:rPr>
                   <w:rFonts w:ascii="Arial" w:cs="Arial" w:eastAsia="Arial" w:hAnsi="Arial"/>
@@ -9880,7 +9880,7 @@
               <w:spacing w:after="10" w:before="0"/>
               <w:ind w:left="120"/>
             </w:pPr>
-            <w:hyperlink w:history="1" r:id="rIdewxzcu8-l12tzn4thqqqj">
+            <w:hyperlink w:history="1" r:id="rIdppwyoxedrmqqcys25pldc">
               <w:r>
                 <w:rPr>
                   <w:rFonts w:ascii="Arial" w:cs="Arial" w:eastAsia="Arial" w:hAnsi="Arial"/>
@@ -10090,7 +10090,7 @@
             <w:pPr>
               <w:spacing w:after="20" w:before="0"/>
             </w:pPr>
-            <w:hyperlink w:history="1" r:id="rId7fwudcryfe5csgddlw5qr">
+            <w:hyperlink w:history="1" r:id="rIdx2sfqylpgh4u8ob5zefb_">
               <w:r>
                 <w:rPr>
                   <w:rFonts w:ascii="Arial" w:cs="Arial" w:eastAsia="Arial" w:hAnsi="Arial"/>
@@ -10139,7 +10139,7 @@
               <w:spacing w:after="10" w:before="0"/>
               <w:ind w:left="120"/>
             </w:pPr>
-            <w:hyperlink w:history="1" r:id="rIdebz7fau_qxfsldtfuexpz">
+            <w:hyperlink w:history="1" r:id="rId8r80fe27riek53tm948ev">
               <w:r>
                 <w:rPr>
                   <w:rFonts w:ascii="Arial" w:cs="Arial" w:eastAsia="Arial" w:hAnsi="Arial"/>
@@ -10201,7 +10201,7 @@
               <w:spacing w:after="10" w:before="0"/>
               <w:ind w:left="120"/>
             </w:pPr>
-            <w:hyperlink w:history="1" r:id="rIdjyccn3rlcjgk1gyba_j_l">
+            <w:hyperlink w:history="1" r:id="rIdg4qxscv9emad0yn4x_fmv">
               <w:r>
                 <w:rPr>
                   <w:rFonts w:ascii="Arial" w:cs="Arial" w:eastAsia="Arial" w:hAnsi="Arial"/>
@@ -10411,7 +10411,7 @@
             <w:pPr>
               <w:spacing w:after="20" w:before="0"/>
             </w:pPr>
-            <w:hyperlink w:history="1" r:id="rIdwvgjhkdw-qx4uu26gc10g">
+            <w:hyperlink w:history="1" r:id="rIdfcfnflrjhtast71y4u_w2">
               <w:r>
                 <w:rPr>
                   <w:rFonts w:ascii="Arial" w:cs="Arial" w:eastAsia="Arial" w:hAnsi="Arial"/>
@@ -10460,7 +10460,7 @@
               <w:spacing w:after="10" w:before="0"/>
               <w:ind w:left="120"/>
             </w:pPr>
-            <w:hyperlink w:history="1" r:id="rIdzoyskrqk_xa_fxkpwckpr">
+            <w:hyperlink w:history="1" r:id="rIdqexgciycasg4wfpvwmh4d">
               <w:r>
                 <w:rPr>
                   <w:rFonts w:ascii="Arial" w:cs="Arial" w:eastAsia="Arial" w:hAnsi="Arial"/>
@@ -10522,7 +10522,7 @@
               <w:spacing w:after="10" w:before="0"/>
               <w:ind w:left="120"/>
             </w:pPr>
-            <w:hyperlink w:history="1" r:id="rIdzgja-czcf_knwh-jrckqt">
+            <w:hyperlink w:history="1" r:id="rIdpfdql0ahoidqcwt7uu95q">
               <w:r>
                 <w:rPr>
                   <w:rFonts w:ascii="Arial" w:cs="Arial" w:eastAsia="Arial" w:hAnsi="Arial"/>
@@ -11049,7 +11049,7 @@
         </w:rPr>
         <w:t xml:space="preserve">© 2026 SeaVuria and ARES. Aligned with KICD objectives. Developed by SeaVuria; technical implementation by ARES (with AI assistance from Claude). Licensed under </w:t>
       </w:r>
-      <w:hyperlink w:history="1" r:id="rIdg_dz2o7klndnujbbr9oa4">
+      <w:hyperlink w:history="1" r:id="rIdi_5tzvtc91utifjpyk-oh">
         <w:r>
           <w:rPr>
             <w:rFonts w:ascii="Arial" w:cs="Arial" w:eastAsia="Arial" w:hAnsi="Arial"/>
@@ -11070,7 +11070,7 @@
         </w:rPr>
         <w:t xml:space="preserve"> (</w:t>
       </w:r>
-      <w:hyperlink w:history="1" r:id="rIdbi3boihf1zzssmuxclouf">
+      <w:hyperlink w:history="1" r:id="rIdjqvpjmzf8n5t7gphskhse">
         <w:r>
           <w:rPr>
             <w:rFonts w:ascii="Arial" w:cs="Arial" w:eastAsia="Arial" w:hAnsi="Arial"/>
@@ -12083,7 +12083,7 @@
             <w:pPr>
               <w:spacing w:after="20" w:before="0"/>
             </w:pPr>
-            <w:hyperlink w:history="1" r:id="rIdprikxbnfxuvatjislyek0">
+            <w:hyperlink w:history="1" r:id="rId7oimmq6cuuv9ph-edctan">
               <w:r>
                 <w:rPr>
                   <w:rFonts w:ascii="Arial" w:cs="Arial" w:eastAsia="Arial" w:hAnsi="Arial"/>
@@ -12132,7 +12132,7 @@
               <w:spacing w:after="10" w:before="0"/>
               <w:ind w:left="120"/>
             </w:pPr>
-            <w:hyperlink w:history="1" r:id="rId7ofpip2tgfdo8_9owdpt1">
+            <w:hyperlink w:history="1" r:id="rId9pwc66l8ihfxyxogrhhz9">
               <w:r>
                 <w:rPr>
                   <w:rFonts w:ascii="Arial" w:cs="Arial" w:eastAsia="Arial" w:hAnsi="Arial"/>
@@ -12194,7 +12194,7 @@
               <w:spacing w:after="10" w:before="0"/>
               <w:ind w:left="120"/>
             </w:pPr>
-            <w:hyperlink w:history="1" r:id="rId5jti8ar4rnzfs_0chex72">
+            <w:hyperlink w:history="1" r:id="rIdkgpt3ncqvlmlbh2ubkaan">
               <w:r>
                 <w:rPr>
                   <w:rFonts w:ascii="Arial" w:cs="Arial" w:eastAsia="Arial" w:hAnsi="Arial"/>
@@ -12404,7 +12404,7 @@
             <w:pPr>
               <w:spacing w:after="20" w:before="0"/>
             </w:pPr>
-            <w:hyperlink w:history="1" r:id="rIdvtuhneptlcm7cv5wtyufq">
+            <w:hyperlink w:history="1" r:id="rIduibyrrxzmbicnrd0_lnhk">
               <w:r>
                 <w:rPr>
                   <w:rFonts w:ascii="Arial" w:cs="Arial" w:eastAsia="Arial" w:hAnsi="Arial"/>
@@ -12453,7 +12453,7 @@
               <w:spacing w:after="10" w:before="0"/>
               <w:ind w:left="120"/>
             </w:pPr>
-            <w:hyperlink w:history="1" r:id="rIdz_cfi3vwz1xwbwv4dwzat">
+            <w:hyperlink w:history="1" r:id="rIda4llxb0twgickwmncbvd9">
               <w:r>
                 <w:rPr>
                   <w:rFonts w:ascii="Arial" w:cs="Arial" w:eastAsia="Arial" w:hAnsi="Arial"/>
@@ -12515,7 +12515,7 @@
               <w:spacing w:after="10" w:before="0"/>
               <w:ind w:left="120"/>
             </w:pPr>
-            <w:hyperlink w:history="1" r:id="rIdvawpivbuiuefoc3zdcxmk">
+            <w:hyperlink w:history="1" r:id="rIdgb7ajvtmgoase7li2zmi_">
               <w:r>
                 <w:rPr>
                   <w:rFonts w:ascii="Arial" w:cs="Arial" w:eastAsia="Arial" w:hAnsi="Arial"/>
@@ -12725,7 +12725,7 @@
             <w:pPr>
               <w:spacing w:after="20" w:before="0"/>
             </w:pPr>
-            <w:hyperlink w:history="1" r:id="rIdgilhsauwzigcegqrqkbly">
+            <w:hyperlink w:history="1" r:id="rIdmithyjq4m6p9hqjtnlejy">
               <w:r>
                 <w:rPr>
                   <w:rFonts w:ascii="Arial" w:cs="Arial" w:eastAsia="Arial" w:hAnsi="Arial"/>
@@ -12774,7 +12774,7 @@
               <w:spacing w:after="10" w:before="0"/>
               <w:ind w:left="120"/>
             </w:pPr>
-            <w:hyperlink w:history="1" r:id="rIdku1qnhp0kojgahvz0dfk3">
+            <w:hyperlink w:history="1" r:id="rIdtfsf_fjpj7b2mm_3eauwr">
               <w:r>
                 <w:rPr>
                   <w:rFonts w:ascii="Arial" w:cs="Arial" w:eastAsia="Arial" w:hAnsi="Arial"/>
@@ -12836,7 +12836,7 @@
               <w:spacing w:after="10" w:before="0"/>
               <w:ind w:left="120"/>
             </w:pPr>
-            <w:hyperlink w:history="1" r:id="rIdfzweb8lwa2nfbcw0iaag4">
+            <w:hyperlink w:history="1" r:id="rId4qektb5fswqb8-igbus6v">
               <w:r>
                 <w:rPr>
                   <w:rFonts w:ascii="Arial" w:cs="Arial" w:eastAsia="Arial" w:hAnsi="Arial"/>
@@ -13046,7 +13046,7 @@
             <w:pPr>
               <w:spacing w:after="20" w:before="0"/>
             </w:pPr>
-            <w:hyperlink w:history="1" r:id="rId1twamcrd6lpgnq2tynu3k">
+            <w:hyperlink w:history="1" r:id="rIdz0mxqasvdfc3ng0-h25zv">
               <w:r>
                 <w:rPr>
                   <w:rFonts w:ascii="Arial" w:cs="Arial" w:eastAsia="Arial" w:hAnsi="Arial"/>
@@ -13095,7 +13095,7 @@
               <w:spacing w:after="10" w:before="0"/>
               <w:ind w:left="120"/>
             </w:pPr>
-            <w:hyperlink w:history="1" r:id="rIdyfxb0-1dgtulve9nbzxtp">
+            <w:hyperlink w:history="1" r:id="rIdweoqzk_katonbgdrjd6pk">
               <w:r>
                 <w:rPr>
                   <w:rFonts w:ascii="Arial" w:cs="Arial" w:eastAsia="Arial" w:hAnsi="Arial"/>
@@ -13157,7 +13157,7 @@
               <w:spacing w:after="10" w:before="0"/>
               <w:ind w:left="120"/>
             </w:pPr>
-            <w:hyperlink w:history="1" r:id="rIdrmqjxnrfgtixtaj9bgkp1">
+            <w:hyperlink w:history="1" r:id="rIdqbdrqwk8mbma59-vlejrm">
               <w:r>
                 <w:rPr>
                   <w:rFonts w:ascii="Arial" w:cs="Arial" w:eastAsia="Arial" w:hAnsi="Arial"/>
@@ -13367,7 +13367,7 @@
             <w:pPr>
               <w:spacing w:after="20" w:before="0"/>
             </w:pPr>
-            <w:hyperlink w:history="1" r:id="rIddw623rglxnxegntlklqo7">
+            <w:hyperlink w:history="1" r:id="rId9-ejldpohcic65rstenye">
               <w:r>
                 <w:rPr>
                   <w:rFonts w:ascii="Arial" w:cs="Arial" w:eastAsia="Arial" w:hAnsi="Arial"/>
@@ -13416,7 +13416,7 @@
               <w:spacing w:after="10" w:before="0"/>
               <w:ind w:left="120"/>
             </w:pPr>
-            <w:hyperlink w:history="1" r:id="rIdguzrkbwkwrsa6ilj5otq0">
+            <w:hyperlink w:history="1" r:id="rIdk9gsjsx_noqdmmo57lgkp">
               <w:r>
                 <w:rPr>
                   <w:rFonts w:ascii="Arial" w:cs="Arial" w:eastAsia="Arial" w:hAnsi="Arial"/>
@@ -13478,7 +13478,7 @@
               <w:spacing w:after="10" w:before="0"/>
               <w:ind w:left="120"/>
             </w:pPr>
-            <w:hyperlink w:history="1" r:id="rId09sdl0k5h1xvldjhc-umo">
+            <w:hyperlink w:history="1" r:id="rIdok5b5czemprofxkh1leiz">
               <w:r>
                 <w:rPr>
                   <w:rFonts w:ascii="Arial" w:cs="Arial" w:eastAsia="Arial" w:hAnsi="Arial"/>
@@ -14005,7 +14005,7 @@
         </w:rPr>
         <w:t xml:space="preserve">© 2026 SeaVuria and ARES. Aligned with KICD objectives. Developed by SeaVuria; technical implementation by ARES (with AI assistance from Claude). Licensed under </w:t>
       </w:r>
-      <w:hyperlink w:history="1" r:id="rIdu3ccoei6twzegcko3f_pq">
+      <w:hyperlink w:history="1" r:id="rIdoboa9vhd4yo2mldhmowsw">
         <w:r>
           <w:rPr>
             <w:rFonts w:ascii="Arial" w:cs="Arial" w:eastAsia="Arial" w:hAnsi="Arial"/>
@@ -14026,7 +14026,7 @@
         </w:rPr>
         <w:t xml:space="preserve"> (</w:t>
       </w:r>
-      <w:hyperlink w:history="1" r:id="rIdggvql9toam1dz1trndoyt">
+      <w:hyperlink w:history="1" r:id="rIdiosqtutmuultt_c16soj1">
         <w:r>
           <w:rPr>
             <w:rFonts w:ascii="Arial" w:cs="Arial" w:eastAsia="Arial" w:hAnsi="Arial"/>
@@ -15056,7 +15056,7 @@
               <w:spacing w:after="10" w:before="0"/>
               <w:ind w:left="120"/>
             </w:pPr>
-            <w:hyperlink w:history="1" r:id="rIdy6hi8hnl8hsx-6s16jo6m">
+            <w:hyperlink w:history="1" r:id="rId5gw550gavfemab0cqzvfm">
               <w:r>
                 <w:rPr>
                   <w:rFonts w:ascii="Arial" w:cs="Arial" w:eastAsia="Arial" w:hAnsi="Arial"/>
@@ -15133,7 +15133,7 @@
               <w:spacing w:after="10" w:before="0"/>
               <w:ind w:left="120"/>
             </w:pPr>
-            <w:hyperlink w:history="1" r:id="rIdchwwlwkgs6lrbuwi26td2">
+            <w:hyperlink w:history="1" r:id="rIdw193jt5us-y69rvpwuww_">
               <w:r>
                 <w:rPr>
                   <w:rFonts w:ascii="Arial" w:cs="Arial" w:eastAsia="Arial" w:hAnsi="Arial"/>
@@ -15360,7 +15360,7 @@
               <w:spacing w:after="10" w:before="0"/>
               <w:ind w:left="120"/>
             </w:pPr>
-            <w:hyperlink w:history="1" r:id="rIdn206smbcicekfxub81lh8">
+            <w:hyperlink w:history="1" r:id="rIdvgkot44zxx9m0mncnu_ix">
               <w:r>
                 <w:rPr>
                   <w:rFonts w:ascii="Arial" w:cs="Arial" w:eastAsia="Arial" w:hAnsi="Arial"/>
@@ -15437,7 +15437,7 @@
               <w:spacing w:after="10" w:before="0"/>
               <w:ind w:left="120"/>
             </w:pPr>
-            <w:hyperlink w:history="1" r:id="rIdqzgprken5j0dbxiqajlgc">
+            <w:hyperlink w:history="1" r:id="rIdxj7iato5aa-8dwkglwt1t">
               <w:r>
                 <w:rPr>
                   <w:rFonts w:ascii="Arial" w:cs="Arial" w:eastAsia="Arial" w:hAnsi="Arial"/>
@@ -15664,7 +15664,7 @@
               <w:spacing w:after="10" w:before="0"/>
               <w:ind w:left="120"/>
             </w:pPr>
-            <w:hyperlink w:history="1" r:id="rIdlics6g0n5iigimm-8pxfw">
+            <w:hyperlink w:history="1" r:id="rIddkcpeaissl3jej0mjhvew">
               <w:r>
                 <w:rPr>
                   <w:rFonts w:ascii="Arial" w:cs="Arial" w:eastAsia="Arial" w:hAnsi="Arial"/>
@@ -15741,7 +15741,7 @@
               <w:spacing w:after="10" w:before="0"/>
               <w:ind w:left="120"/>
             </w:pPr>
-            <w:hyperlink w:history="1" r:id="rIdvj9g3y1mnaxbsob1istk9">
+            <w:hyperlink w:history="1" r:id="rIdqfxlkin6gdtphbenzrzru">
               <w:r>
                 <w:rPr>
                   <w:rFonts w:ascii="Arial" w:cs="Arial" w:eastAsia="Arial" w:hAnsi="Arial"/>
@@ -15968,7 +15968,7 @@
               <w:spacing w:after="10" w:before="0"/>
               <w:ind w:left="120"/>
             </w:pPr>
-            <w:hyperlink w:history="1" r:id="rId0gcy1wjmhvtdolxukoom_">
+            <w:hyperlink w:history="1" r:id="rIdc8qtx-loijqey_k_ppoyn">
               <w:r>
                 <w:rPr>
                   <w:rFonts w:ascii="Arial" w:cs="Arial" w:eastAsia="Arial" w:hAnsi="Arial"/>
@@ -16045,7 +16045,7 @@
               <w:spacing w:after="10" w:before="0"/>
               <w:ind w:left="120"/>
             </w:pPr>
-            <w:hyperlink w:history="1" r:id="rIdhujn3mkbxg7oy2idoerub">
+            <w:hyperlink w:history="1" r:id="rIdhqjk26yjitxdeqw09zadp">
               <w:r>
                 <w:rPr>
                   <w:rFonts w:ascii="Arial" w:cs="Arial" w:eastAsia="Arial" w:hAnsi="Arial"/>
@@ -16272,7 +16272,7 @@
               <w:spacing w:after="10" w:before="0"/>
               <w:ind w:left="120"/>
             </w:pPr>
-            <w:hyperlink w:history="1" r:id="rIdtg6woi06kz6uroqx_0oyt">
+            <w:hyperlink w:history="1" r:id="rIdwgf9lceelevq7r2b6defx">
               <w:r>
                 <w:rPr>
                   <w:rFonts w:ascii="Arial" w:cs="Arial" w:eastAsia="Arial" w:hAnsi="Arial"/>
@@ -16349,7 +16349,7 @@
               <w:spacing w:after="10" w:before="0"/>
               <w:ind w:left="120"/>
             </w:pPr>
-            <w:hyperlink w:history="1" r:id="rId4vxaqxoeqdt2my79skrl7">
+            <w:hyperlink w:history="1" r:id="rIdz8yz3cnykafqcmqhb0aqy">
               <w:r>
                 <w:rPr>
                   <w:rFonts w:ascii="Arial" w:cs="Arial" w:eastAsia="Arial" w:hAnsi="Arial"/>
@@ -16876,7 +16876,7 @@
         </w:rPr>
         <w:t xml:space="preserve">© 2026 SeaVuria and ARES. Aligned with KICD objectives. Developed by SeaVuria; technical implementation by ARES (with AI assistance from Claude). Licensed under </w:t>
       </w:r>
-      <w:hyperlink w:history="1" r:id="rIdimgdtulnqbdq9qgcdobjv">
+      <w:hyperlink w:history="1" r:id="rIdp4vslmscu2waaibe3hioc">
         <w:r>
           <w:rPr>
             <w:rFonts w:ascii="Arial" w:cs="Arial" w:eastAsia="Arial" w:hAnsi="Arial"/>
@@ -16897,7 +16897,7 @@
         </w:rPr>
         <w:t xml:space="preserve"> (</w:t>
       </w:r>
-      <w:hyperlink w:history="1" r:id="rIdj_fpxarukzyrh-2s2rroo">
+      <w:hyperlink w:history="1" r:id="rIda5-noltgh6b0oeggiiwve">
         <w:r>
           <w:rPr>
             <w:rFonts w:ascii="Arial" w:cs="Arial" w:eastAsia="Arial" w:hAnsi="Arial"/>
@@ -17927,7 +17927,7 @@
               <w:spacing w:after="10" w:before="0"/>
               <w:ind w:left="120"/>
             </w:pPr>
-            <w:hyperlink w:history="1" r:id="rIdsex1-noky-yahieh47sim">
+            <w:hyperlink w:history="1" r:id="rId2uxgyr0fsgl07cmq0ht21">
               <w:r>
                 <w:rPr>
                   <w:rFonts w:ascii="Arial" w:cs="Arial" w:eastAsia="Arial" w:hAnsi="Arial"/>
@@ -18004,7 +18004,7 @@
               <w:spacing w:after="10" w:before="0"/>
               <w:ind w:left="120"/>
             </w:pPr>
-            <w:hyperlink w:history="1" r:id="rIdc10zocn609_wiyrmzj9ah">
+            <w:hyperlink w:history="1" r:id="rIdeckimipxgdkyz5vikuyq2">
               <w:r>
                 <w:rPr>
                   <w:rFonts w:ascii="Arial" w:cs="Arial" w:eastAsia="Arial" w:hAnsi="Arial"/>
@@ -18231,7 +18231,7 @@
               <w:spacing w:after="10" w:before="0"/>
               <w:ind w:left="120"/>
             </w:pPr>
-            <w:hyperlink w:history="1" r:id="rIdzrmh_woaq8ibdys9olthf">
+            <w:hyperlink w:history="1" r:id="rIdzo35zzryxqk-0v7wqavoe">
               <w:r>
                 <w:rPr>
                   <w:rFonts w:ascii="Arial" w:cs="Arial" w:eastAsia="Arial" w:hAnsi="Arial"/>
@@ -18308,7 +18308,7 @@
               <w:spacing w:after="10" w:before="0"/>
               <w:ind w:left="120"/>
             </w:pPr>
-            <w:hyperlink w:history="1" r:id="rIdjamlkrj2apgyceee7vifp">
+            <w:hyperlink w:history="1" r:id="rIdnupowp_b9pymzybbdoqxm">
               <w:r>
                 <w:rPr>
                   <w:rFonts w:ascii="Arial" w:cs="Arial" w:eastAsia="Arial" w:hAnsi="Arial"/>
@@ -18535,7 +18535,7 @@
               <w:spacing w:after="10" w:before="0"/>
               <w:ind w:left="120"/>
             </w:pPr>
-            <w:hyperlink w:history="1" r:id="rIdb417by2aweydzf4g0mcmf">
+            <w:hyperlink w:history="1" r:id="rIddhtl_mywnxznmhhiez9wo">
               <w:r>
                 <w:rPr>
                   <w:rFonts w:ascii="Arial" w:cs="Arial" w:eastAsia="Arial" w:hAnsi="Arial"/>
@@ -18612,7 +18612,7 @@
               <w:spacing w:after="10" w:before="0"/>
               <w:ind w:left="120"/>
             </w:pPr>
-            <w:hyperlink w:history="1" r:id="rIdpfgf_jhzu707fmbgz5udv">
+            <w:hyperlink w:history="1" r:id="rIda-845udublzuduhc91spu">
               <w:r>
                 <w:rPr>
                   <w:rFonts w:ascii="Arial" w:cs="Arial" w:eastAsia="Arial" w:hAnsi="Arial"/>
@@ -18839,7 +18839,7 @@
               <w:spacing w:after="10" w:before="0"/>
               <w:ind w:left="120"/>
             </w:pPr>
-            <w:hyperlink w:history="1" r:id="rIdwcuvbugxj-ljyl_xwt29c">
+            <w:hyperlink w:history="1" r:id="rIdog00xmdqalflqwsyaxk2a">
               <w:r>
                 <w:rPr>
                   <w:rFonts w:ascii="Arial" w:cs="Arial" w:eastAsia="Arial" w:hAnsi="Arial"/>
@@ -18916,7 +18916,7 @@
               <w:spacing w:after="10" w:before="0"/>
               <w:ind w:left="120"/>
             </w:pPr>
-            <w:hyperlink w:history="1" r:id="rId1vofw1yyu_xq4qksvcaeb">
+            <w:hyperlink w:history="1" r:id="rIdhvhr5fedzijuedf8clqc1">
               <w:r>
                 <w:rPr>
                   <w:rFonts w:ascii="Arial" w:cs="Arial" w:eastAsia="Arial" w:hAnsi="Arial"/>
@@ -19143,7 +19143,7 @@
               <w:spacing w:after="10" w:before="0"/>
               <w:ind w:left="120"/>
             </w:pPr>
-            <w:hyperlink w:history="1" r:id="rIdwqrohcfsob1i-tpg2zslm">
+            <w:hyperlink w:history="1" r:id="rIdys5rcnwp4h5f-e6flcyf8">
               <w:r>
                 <w:rPr>
                   <w:rFonts w:ascii="Arial" w:cs="Arial" w:eastAsia="Arial" w:hAnsi="Arial"/>
@@ -19220,7 +19220,7 @@
               <w:spacing w:after="10" w:before="0"/>
               <w:ind w:left="120"/>
             </w:pPr>
-            <w:hyperlink w:history="1" r:id="rIdnye3vgxreeywkkj2ad-q5">
+            <w:hyperlink w:history="1" r:id="rIdrew8iwh6pltipxpbbry91">
               <w:r>
                 <w:rPr>
                   <w:rFonts w:ascii="Arial" w:cs="Arial" w:eastAsia="Arial" w:hAnsi="Arial"/>
@@ -19747,7 +19747,7 @@
         </w:rPr>
         <w:t xml:space="preserve">© 2026 SeaVuria and ARES. Aligned with KICD objectives. Developed by SeaVuria; technical implementation by ARES (with AI assistance from Claude). Licensed under </w:t>
       </w:r>
-      <w:hyperlink w:history="1" r:id="rId5eura1ripramq_gvxkzps">
+      <w:hyperlink w:history="1" r:id="rIdwqwjezubw8jxiwhich9ik">
         <w:r>
           <w:rPr>
             <w:rFonts w:ascii="Arial" w:cs="Arial" w:eastAsia="Arial" w:hAnsi="Arial"/>
@@ -19768,7 +19768,7 @@
         </w:rPr>
         <w:t xml:space="preserve"> (</w:t>
       </w:r>
-      <w:hyperlink w:history="1" r:id="rId8s85pkutg6djlxjvgcpjp">
+      <w:hyperlink w:history="1" r:id="rIduh-7bhauvekksgitmdo1c">
         <w:r>
           <w:rPr>
             <w:rFonts w:ascii="Arial" w:cs="Arial" w:eastAsia="Arial" w:hAnsi="Arial"/>
@@ -20781,7 +20781,7 @@
             <w:pPr>
               <w:spacing w:after="20" w:before="0"/>
             </w:pPr>
-            <w:hyperlink w:history="1" r:id="rIdl23qfxudnwwptom0ljf6h">
+            <w:hyperlink w:history="1" r:id="rId4vkjgg9lmm0pbddgxfzn1">
               <w:r>
                 <w:rPr>
                   <w:rFonts w:ascii="Arial" w:cs="Arial" w:eastAsia="Arial" w:hAnsi="Arial"/>
@@ -20814,7 +20814,7 @@
               <w:spacing w:after="10" w:before="0"/>
               <w:ind w:left="120"/>
             </w:pPr>
-            <w:hyperlink w:history="1" r:id="rIdbxurofkepa8ao-1ppevhr">
+            <w:hyperlink w:history="1" r:id="rIdga3rga4pcugdmf2iff-fz">
               <w:r>
                 <w:rPr>
                   <w:rFonts w:ascii="Arial" w:cs="Arial" w:eastAsia="Arial" w:hAnsi="Arial"/>
@@ -20859,7 +20859,7 @@
             <w:pPr>
               <w:spacing w:after="20" w:before="0"/>
             </w:pPr>
-            <w:hyperlink w:history="1" r:id="rIdk0laq034k23vgbwps99jk">
+            <w:hyperlink w:history="1" r:id="rIdeps5wobmorz3v_x-djngn">
               <w:r>
                 <w:rPr>
                   <w:rFonts w:ascii="Arial" w:cs="Arial" w:eastAsia="Arial" w:hAnsi="Arial"/>
@@ -20892,7 +20892,7 @@
               <w:spacing w:after="10" w:before="0"/>
               <w:ind w:left="120"/>
             </w:pPr>
-            <w:hyperlink w:history="1" r:id="rIdkforhqpw9r4c0mfiu7lyp">
+            <w:hyperlink w:history="1" r:id="rId4k2fu3grp1e5x85zph9hi">
               <w:r>
                 <w:rPr>
                   <w:rFonts w:ascii="Arial" w:cs="Arial" w:eastAsia="Arial" w:hAnsi="Arial"/>
@@ -21087,7 +21087,7 @@
             <w:pPr>
               <w:spacing w:after="20" w:before="0"/>
             </w:pPr>
-            <w:hyperlink w:history="1" r:id="rIdmvdj4da8buwia9tylpibq">
+            <w:hyperlink w:history="1" r:id="rIdbkcsbcvmyx6njafvzgjds">
               <w:r>
                 <w:rPr>
                   <w:rFonts w:ascii="Arial" w:cs="Arial" w:eastAsia="Arial" w:hAnsi="Arial"/>
@@ -21120,7 +21120,7 @@
               <w:spacing w:after="10" w:before="0"/>
               <w:ind w:left="120"/>
             </w:pPr>
-            <w:hyperlink w:history="1" r:id="rIdufen2iddf6jjp9khsgbvb">
+            <w:hyperlink w:history="1" r:id="rId9tpmw0ihe3vyvlwfigb43">
               <w:r>
                 <w:rPr>
                   <w:rFonts w:ascii="Arial" w:cs="Arial" w:eastAsia="Arial" w:hAnsi="Arial"/>
@@ -21165,7 +21165,7 @@
             <w:pPr>
               <w:spacing w:after="20" w:before="0"/>
             </w:pPr>
-            <w:hyperlink w:history="1" r:id="rIdh41_kma0edj6vkaowh0hu">
+            <w:hyperlink w:history="1" r:id="rIdggqbadslnbnum1wy47lbp">
               <w:r>
                 <w:rPr>
                   <w:rFonts w:ascii="Arial" w:cs="Arial" w:eastAsia="Arial" w:hAnsi="Arial"/>
@@ -21198,7 +21198,7 @@
               <w:spacing w:after="10" w:before="0"/>
               <w:ind w:left="120"/>
             </w:pPr>
-            <w:hyperlink w:history="1" r:id="rIdqq6wwzyimbeyovbh8lsjv">
+            <w:hyperlink w:history="1" r:id="rIdyk1cl2bldypbuncxmnqm7">
               <w:r>
                 <w:rPr>
                   <w:rFonts w:ascii="Arial" w:cs="Arial" w:eastAsia="Arial" w:hAnsi="Arial"/>
@@ -21393,7 +21393,7 @@
             <w:pPr>
               <w:spacing w:after="20" w:before="0"/>
             </w:pPr>
-            <w:hyperlink w:history="1" r:id="rIdvftwh1hk2wthhvfi6ggem">
+            <w:hyperlink w:history="1" r:id="rIda9fosovqjgyhdhn9ydgwj">
               <w:r>
                 <w:rPr>
                   <w:rFonts w:ascii="Arial" w:cs="Arial" w:eastAsia="Arial" w:hAnsi="Arial"/>
@@ -21442,7 +21442,7 @@
               <w:spacing w:after="10" w:before="0"/>
               <w:ind w:left="120"/>
             </w:pPr>
-            <w:hyperlink w:history="1" r:id="rIdi_p5fox6l16qf0uodg9kh">
+            <w:hyperlink w:history="1" r:id="rIdbjzirlvjudfhkcj_5yu_6">
               <w:r>
                 <w:rPr>
                   <w:rFonts w:ascii="Arial" w:cs="Arial" w:eastAsia="Arial" w:hAnsi="Arial"/>
@@ -21487,7 +21487,7 @@
             <w:pPr>
               <w:spacing w:after="20" w:before="0"/>
             </w:pPr>
-            <w:hyperlink w:history="1" r:id="rId9osgrji2ttqwczg_usgbe">
+            <w:hyperlink w:history="1" r:id="rId5v-wkwmjudjq6uu_gztjo">
               <w:r>
                 <w:rPr>
                   <w:rFonts w:ascii="Arial" w:cs="Arial" w:eastAsia="Arial" w:hAnsi="Arial"/>
@@ -21536,7 +21536,7 @@
               <w:spacing w:after="10" w:before="0"/>
               <w:ind w:left="120"/>
             </w:pPr>
-            <w:hyperlink w:history="1" r:id="rId7ea_pbhequxgkusnyjnp6">
+            <w:hyperlink w:history="1" r:id="rIdvjmdh_bhr4vfm3q4zbxno">
               <w:r>
                 <w:rPr>
                   <w:rFonts w:ascii="Arial" w:cs="Arial" w:eastAsia="Arial" w:hAnsi="Arial"/>
@@ -21731,7 +21731,7 @@
             <w:pPr>
               <w:spacing w:after="20" w:before="0"/>
             </w:pPr>
-            <w:hyperlink w:history="1" r:id="rIdkzahvpb-b-suzrk-oc-6k">
+            <w:hyperlink w:history="1" r:id="rIdp1ueidz2a1aosz8bl70oi">
               <w:r>
                 <w:rPr>
                   <w:rFonts w:ascii="Arial" w:cs="Arial" w:eastAsia="Arial" w:hAnsi="Arial"/>
@@ -21764,7 +21764,7 @@
               <w:spacing w:after="10" w:before="0"/>
               <w:ind w:left="120"/>
             </w:pPr>
-            <w:hyperlink w:history="1" r:id="rIdhltyqw9fj9mbebnggs5b_">
+            <w:hyperlink w:history="1" r:id="rIdspqtg2hjalhx-tgllkryu">
               <w:r>
                 <w:rPr>
                   <w:rFonts w:ascii="Arial" w:cs="Arial" w:eastAsia="Arial" w:hAnsi="Arial"/>
@@ -21809,7 +21809,7 @@
             <w:pPr>
               <w:spacing w:after="20" w:before="0"/>
             </w:pPr>
-            <w:hyperlink w:history="1" r:id="rId2egr73wbdw1kfpwyao8vz">
+            <w:hyperlink w:history="1" r:id="rIduz7x40dthlctnfqgh2yz5">
               <w:r>
                 <w:rPr>
                   <w:rFonts w:ascii="Arial" w:cs="Arial" w:eastAsia="Arial" w:hAnsi="Arial"/>
@@ -21858,7 +21858,7 @@
               <w:spacing w:after="10" w:before="0"/>
               <w:ind w:left="120"/>
             </w:pPr>
-            <w:hyperlink w:history="1" r:id="rIdr4rr-hpwy9wqgukmyvosf">
+            <w:hyperlink w:history="1" r:id="rIdim_smcyzmmwwj92srztj3">
               <w:r>
                 <w:rPr>
                   <w:rFonts w:ascii="Arial" w:cs="Arial" w:eastAsia="Arial" w:hAnsi="Arial"/>
@@ -22053,7 +22053,7 @@
             <w:pPr>
               <w:spacing w:after="20" w:before="0"/>
             </w:pPr>
-            <w:hyperlink w:history="1" r:id="rIdkufkmtr0_b7h49epdw9b5">
+            <w:hyperlink w:history="1" r:id="rIdpzk45vpm3rrlh0m1qbbit">
               <w:r>
                 <w:rPr>
                   <w:rFonts w:ascii="Arial" w:cs="Arial" w:eastAsia="Arial" w:hAnsi="Arial"/>
@@ -22086,7 +22086,7 @@
               <w:spacing w:after="10" w:before="0"/>
               <w:ind w:left="120"/>
             </w:pPr>
-            <w:hyperlink w:history="1" r:id="rIdpo5op6z9ttkdswlcqvmxz">
+            <w:hyperlink w:history="1" r:id="rId7dh2gwjtfu90govgc-h0c">
               <w:r>
                 <w:rPr>
                   <w:rFonts w:ascii="Arial" w:cs="Arial" w:eastAsia="Arial" w:hAnsi="Arial"/>
@@ -22131,7 +22131,7 @@
             <w:pPr>
               <w:spacing w:after="20" w:before="0"/>
             </w:pPr>
-            <w:hyperlink w:history="1" r:id="rId_uq8wrfvd2nhw8e2azzu6">
+            <w:hyperlink w:history="1" r:id="rId9xjl9jde8li1gpup8m3lb">
               <w:r>
                 <w:rPr>
                   <w:rFonts w:ascii="Arial" w:cs="Arial" w:eastAsia="Arial" w:hAnsi="Arial"/>
@@ -22164,7 +22164,7 @@
               <w:spacing w:after="10" w:before="0"/>
               <w:ind w:left="120"/>
             </w:pPr>
-            <w:hyperlink w:history="1" r:id="rIduqez4uoybhkltzocchjfc">
+            <w:hyperlink w:history="1" r:id="rIdmxumx9pw-xnljzf2-bl7p">
               <w:r>
                 <w:rPr>
                   <w:rFonts w:ascii="Arial" w:cs="Arial" w:eastAsia="Arial" w:hAnsi="Arial"/>
@@ -22676,7 +22676,7 @@
         </w:rPr>
         <w:t xml:space="preserve">© 2026 SeaVuria and ARES. Aligned with KICD objectives. Developed by SeaVuria; technical implementation by ARES (with AI assistance from Claude). Licensed under </w:t>
       </w:r>
-      <w:hyperlink w:history="1" r:id="rIdkbdvxjupgejdl2oozyeip">
+      <w:hyperlink w:history="1" r:id="rIdbz6sm5v99m5ifidg2nfr8">
         <w:r>
           <w:rPr>
             <w:rFonts w:ascii="Arial" w:cs="Arial" w:eastAsia="Arial" w:hAnsi="Arial"/>
@@ -22697,7 +22697,7 @@
         </w:rPr>
         <w:t xml:space="preserve"> (</w:t>
       </w:r>
-      <w:hyperlink w:history="1" r:id="rIdpcufbdg1j51bqfahuwidf">
+      <w:hyperlink w:history="1" r:id="rIdjg_7nlz_r8vnvwkdjwvxu">
         <w:r>
           <w:rPr>
             <w:rFonts w:ascii="Arial" w:cs="Arial" w:eastAsia="Arial" w:hAnsi="Arial"/>
@@ -23710,7 +23710,7 @@
             <w:pPr>
               <w:spacing w:after="20" w:before="0"/>
             </w:pPr>
-            <w:hyperlink w:history="1" r:id="rIdb_a0f7fyyrpgy_tthsioq">
+            <w:hyperlink w:history="1" r:id="rIdm6esv1_6xvnnxorleoinq">
               <w:r>
                 <w:rPr>
                   <w:rFonts w:ascii="Arial" w:cs="Arial" w:eastAsia="Arial" w:hAnsi="Arial"/>
@@ -23759,7 +23759,7 @@
               <w:spacing w:after="10" w:before="0"/>
               <w:ind w:left="120"/>
             </w:pPr>
-            <w:hyperlink w:history="1" r:id="rIdrlcggp5jbx9-amcozk0lu">
+            <w:hyperlink w:history="1" r:id="rIdfcmpw4cyuhnwveppbo2xb">
               <w:r>
                 <w:rPr>
                   <w:rFonts w:ascii="Arial" w:cs="Arial" w:eastAsia="Arial" w:hAnsi="Arial"/>
@@ -23804,7 +23804,7 @@
             <w:pPr>
               <w:spacing w:after="20" w:before="0"/>
             </w:pPr>
-            <w:hyperlink w:history="1" r:id="rIduvb3iwvecawjpj4-td6wk">
+            <w:hyperlink w:history="1" r:id="rIdixtvnd_vlckzhcdrlbolj">
               <w:r>
                 <w:rPr>
                   <w:rFonts w:ascii="Arial" w:cs="Arial" w:eastAsia="Arial" w:hAnsi="Arial"/>
@@ -23837,7 +23837,7 @@
               <w:spacing w:after="10" w:before="0"/>
               <w:ind w:left="120"/>
             </w:pPr>
-            <w:hyperlink w:history="1" r:id="rIdeojlvv05ew4ecnounzd7u">
+            <w:hyperlink w:history="1" r:id="rIdpriteqkexofycj53xcrd5">
               <w:r>
                 <w:rPr>
                   <w:rFonts w:ascii="Arial" w:cs="Arial" w:eastAsia="Arial" w:hAnsi="Arial"/>
@@ -24032,7 +24032,7 @@
             <w:pPr>
               <w:spacing w:after="20" w:before="0"/>
             </w:pPr>
-            <w:hyperlink w:history="1" r:id="rId7rvk9hxgeyezjyw9spkag">
+            <w:hyperlink w:history="1" r:id="rIdlfhkegryehnwz8w165fwk">
               <w:r>
                 <w:rPr>
                   <w:rFonts w:ascii="Arial" w:cs="Arial" w:eastAsia="Arial" w:hAnsi="Arial"/>
@@ -24081,7 +24081,7 @@
               <w:spacing w:after="10" w:before="0"/>
               <w:ind w:left="120"/>
             </w:pPr>
-            <w:hyperlink w:history="1" r:id="rIdyvbq6bk3yivdwz5zho6pm">
+            <w:hyperlink w:history="1" r:id="rIdmsiaueaiduqqo7h0z6vsb">
               <w:r>
                 <w:rPr>
                   <w:rFonts w:ascii="Arial" w:cs="Arial" w:eastAsia="Arial" w:hAnsi="Arial"/>
@@ -24126,7 +24126,7 @@
             <w:pPr>
               <w:spacing w:after="20" w:before="0"/>
             </w:pPr>
-            <w:hyperlink w:history="1" r:id="rIdnppajysvelz6shxtqwb3n">
+            <w:hyperlink w:history="1" r:id="rIdqzs6pr0e_s5z9mliqateg">
               <w:r>
                 <w:rPr>
                   <w:rFonts w:ascii="Arial" w:cs="Arial" w:eastAsia="Arial" w:hAnsi="Arial"/>
@@ -24159,7 +24159,7 @@
               <w:spacing w:after="10" w:before="0"/>
               <w:ind w:left="120"/>
             </w:pPr>
-            <w:hyperlink w:history="1" r:id="rIdthluoe3bshboxzlpua2tp">
+            <w:hyperlink w:history="1" r:id="rIdwmxle0hhdsn4mvbp1-kj1">
               <w:r>
                 <w:rPr>
                   <w:rFonts w:ascii="Arial" w:cs="Arial" w:eastAsia="Arial" w:hAnsi="Arial"/>
@@ -24354,7 +24354,7 @@
             <w:pPr>
               <w:spacing w:after="20" w:before="0"/>
             </w:pPr>
-            <w:hyperlink w:history="1" r:id="rIdbigfjnqqx8obvssztkizh">
+            <w:hyperlink w:history="1" r:id="rIdhbwhaipfyft7vt1bjovjr">
               <w:r>
                 <w:rPr>
                   <w:rFonts w:ascii="Arial" w:cs="Arial" w:eastAsia="Arial" w:hAnsi="Arial"/>
@@ -24403,7 +24403,7 @@
               <w:spacing w:after="10" w:before="0"/>
               <w:ind w:left="120"/>
             </w:pPr>
-            <w:hyperlink w:history="1" r:id="rIdg2vcpcjq2ojo1-cpcajv0">
+            <w:hyperlink w:history="1" r:id="rIdiy3bd7r2kgdqhpxjp6bkr">
               <w:r>
                 <w:rPr>
                   <w:rFonts w:ascii="Arial" w:cs="Arial" w:eastAsia="Arial" w:hAnsi="Arial"/>
@@ -24448,7 +24448,7 @@
             <w:pPr>
               <w:spacing w:after="20" w:before="0"/>
             </w:pPr>
-            <w:hyperlink w:history="1" r:id="rId2f1uyxamsnmcd5k25v-up">
+            <w:hyperlink w:history="1" r:id="rId9yvq_gssy5xvprthbrqfa">
               <w:r>
                 <w:rPr>
                   <w:rFonts w:ascii="Arial" w:cs="Arial" w:eastAsia="Arial" w:hAnsi="Arial"/>
@@ -24481,7 +24481,7 @@
               <w:spacing w:after="10" w:before="0"/>
               <w:ind w:left="120"/>
             </w:pPr>
-            <w:hyperlink w:history="1" r:id="rIdk3stdh1ngsvl8fubj57qr">
+            <w:hyperlink w:history="1" r:id="rIdessremynx10m3mwpqnznm">
               <w:r>
                 <w:rPr>
                   <w:rFonts w:ascii="Arial" w:cs="Arial" w:eastAsia="Arial" w:hAnsi="Arial"/>
@@ -24676,7 +24676,7 @@
             <w:pPr>
               <w:spacing w:after="20" w:before="0"/>
             </w:pPr>
-            <w:hyperlink w:history="1" r:id="rIdkvjeo0oxn8m-pgwfoks49">
+            <w:hyperlink w:history="1" r:id="rIdutezyggjhvo-wmakoq5y3">
               <w:r>
                 <w:rPr>
                   <w:rFonts w:ascii="Arial" w:cs="Arial" w:eastAsia="Arial" w:hAnsi="Arial"/>
@@ -24725,7 +24725,7 @@
               <w:spacing w:after="10" w:before="0"/>
               <w:ind w:left="120"/>
             </w:pPr>
-            <w:hyperlink w:history="1" r:id="rIdx7v7rzi_6ajozkyqo7hqu">
+            <w:hyperlink w:history="1" r:id="rIdelgqn5_mfczw3kvxwybu1">
               <w:r>
                 <w:rPr>
                   <w:rFonts w:ascii="Arial" w:cs="Arial" w:eastAsia="Arial" w:hAnsi="Arial"/>
@@ -24770,7 +24770,7 @@
             <w:pPr>
               <w:spacing w:after="20" w:before="0"/>
             </w:pPr>
-            <w:hyperlink w:history="1" r:id="rIdobukhriia0hkop0gbjm4h">
+            <w:hyperlink w:history="1" r:id="rIddqo8evpwedmlwubfr7urr">
               <w:r>
                 <w:rPr>
                   <w:rFonts w:ascii="Arial" w:cs="Arial" w:eastAsia="Arial" w:hAnsi="Arial"/>
@@ -24803,7 +24803,7 @@
               <w:spacing w:after="10" w:before="0"/>
               <w:ind w:left="120"/>
             </w:pPr>
-            <w:hyperlink w:history="1" r:id="rIdrnmidvm31x9_gvtaxrww5">
+            <w:hyperlink w:history="1" r:id="rIds7ftsl-0qwzextfr0raqw">
               <w:r>
                 <w:rPr>
                   <w:rFonts w:ascii="Arial" w:cs="Arial" w:eastAsia="Arial" w:hAnsi="Arial"/>
@@ -24998,7 +24998,7 @@
             <w:pPr>
               <w:spacing w:after="20" w:before="0"/>
             </w:pPr>
-            <w:hyperlink w:history="1" r:id="rIdouvhy9qqllak9jaeue5oy">
+            <w:hyperlink w:history="1" r:id="rIdjlntoqge41kqurmjcaf15">
               <w:r>
                 <w:rPr>
                   <w:rFonts w:ascii="Arial" w:cs="Arial" w:eastAsia="Arial" w:hAnsi="Arial"/>
@@ -25047,7 +25047,7 @@
               <w:spacing w:after="10" w:before="0"/>
               <w:ind w:left="120"/>
             </w:pPr>
-            <w:hyperlink w:history="1" r:id="rIdvqdt5agpfzkt6jel1lgjb">
+            <w:hyperlink w:history="1" r:id="rIdyhk4iqez_05vhcfwprm0k">
               <w:r>
                 <w:rPr>
                   <w:rFonts w:ascii="Arial" w:cs="Arial" w:eastAsia="Arial" w:hAnsi="Arial"/>
@@ -25092,7 +25092,7 @@
             <w:pPr>
               <w:spacing w:after="20" w:before="0"/>
             </w:pPr>
-            <w:hyperlink w:history="1" r:id="rIdtjwo1wkzzgiyqy4bh1qsv">
+            <w:hyperlink w:history="1" r:id="rIdeut-j19vhulrtgzgqliz2">
               <w:r>
                 <w:rPr>
                   <w:rFonts w:ascii="Arial" w:cs="Arial" w:eastAsia="Arial" w:hAnsi="Arial"/>
@@ -25125,7 +25125,7 @@
               <w:spacing w:after="10" w:before="0"/>
               <w:ind w:left="120"/>
             </w:pPr>
-            <w:hyperlink w:history="1" r:id="rIdpjzyvih6sa9tdnqsqiaxw">
+            <w:hyperlink w:history="1" r:id="rId6d5fhdxnvw5odwilphuc5">
               <w:r>
                 <w:rPr>
                   <w:rFonts w:ascii="Arial" w:cs="Arial" w:eastAsia="Arial" w:hAnsi="Arial"/>
@@ -25637,7 +25637,7 @@
         </w:rPr>
         <w:t xml:space="preserve">© 2026 SeaVuria and ARES. Aligned with KICD objectives. Developed by SeaVuria; technical implementation by ARES (with AI assistance from Claude). Licensed under </w:t>
       </w:r>
-      <w:hyperlink w:history="1" r:id="rId3zf8stmaiaoxbbaqnamxz">
+      <w:hyperlink w:history="1" r:id="rIdgrlmvl0q2l7syu_m-8yip">
         <w:r>
           <w:rPr>
             <w:rFonts w:ascii="Arial" w:cs="Arial" w:eastAsia="Arial" w:hAnsi="Arial"/>
@@ -25658,7 +25658,7 @@
         </w:rPr>
         <w:t xml:space="preserve"> (</w:t>
       </w:r>
-      <w:hyperlink w:history="1" r:id="rIduwhegsvctr1spbojifkel">
+      <w:hyperlink w:history="1" r:id="rIdqy2gqmsorkcimp8lssudc">
         <w:r>
           <w:rPr>
             <w:rFonts w:ascii="Arial" w:cs="Arial" w:eastAsia="Arial" w:hAnsi="Arial"/>

--- a/data/outputs/v2/Grade11/Biology/Lesson_Plans/SS1.1_Taxonomy_I/Biology_Taxonomy_I_CBE_LessonSequence.docx
+++ b/data/outputs/v2/Grade11/Biology/Lesson_Plans/SS1.1_Taxonomy_I/Biology_Taxonomy_I_CBE_LessonSequence.docx
@@ -2073,7 +2073,7 @@
         </w:rPr>
         <w:t xml:space="preserve">© 2026 SeaVuria and ARES. This work is licensed under a </w:t>
       </w:r>
-      <w:hyperlink w:history="1" r:id="rIdqcmzcujxh2widgisfdlav">
+      <w:hyperlink w:history="1" r:id="rIdkw2ej-dav4pw10huxsqs4">
         <w:r>
           <w:rPr>
             <w:rFonts w:ascii="Arial" w:cs="Arial" w:eastAsia="Arial" w:hAnsi="Arial"/>
@@ -2093,7 +2093,7 @@
         </w:rPr>
         <w:t xml:space="preserve"> (</w:t>
       </w:r>
-      <w:hyperlink w:history="1" r:id="rIdovusp5uby5d_kqarpdglp">
+      <w:hyperlink w:history="1" r:id="rIdrzopbia1lx8dkjueveru2">
         <w:r>
           <w:rPr>
             <w:rFonts w:ascii="Arial" w:cs="Arial" w:eastAsia="Arial" w:hAnsi="Arial"/>
@@ -2113,7 +2113,7 @@
         </w:rPr>
         <w:t xml:space="preserve">). To view a copy of this license, visit </w:t>
       </w:r>
-      <w:hyperlink w:history="1" r:id="rIdluhaxxq4ij2lpgv2ikx0-">
+      <w:hyperlink w:history="1" r:id="rIdxnnzibg14ti1p8lddd36r">
         <w:r>
           <w:rPr>
             <w:rFonts w:ascii="Arial" w:cs="Arial" w:eastAsia="Arial" w:hAnsi="Arial"/>
@@ -3125,7 +3125,7 @@
             <w:pPr>
               <w:spacing w:after="20" w:before="0"/>
             </w:pPr>
-            <w:hyperlink w:history="1" r:id="rIdsf-loctkun6d-kmzwzqbu">
+            <w:hyperlink w:history="1" r:id="rIdn39tcnu5eawze8xlpztrf">
               <w:r>
                 <w:rPr>
                   <w:rFonts w:ascii="Arial" w:cs="Arial" w:eastAsia="Arial" w:hAnsi="Arial"/>
@@ -3174,7 +3174,7 @@
               <w:spacing w:after="10" w:before="0"/>
               <w:ind w:left="120"/>
             </w:pPr>
-            <w:hyperlink w:history="1" r:id="rIdal7f10eh_1epgczu-bl1h">
+            <w:hyperlink w:history="1" r:id="rIdw2ihpoal3qojnmta-ckgw">
               <w:r>
                 <w:rPr>
                   <w:rFonts w:ascii="Arial" w:cs="Arial" w:eastAsia="Arial" w:hAnsi="Arial"/>
@@ -3219,7 +3219,7 @@
             <w:pPr>
               <w:spacing w:after="20" w:before="0"/>
             </w:pPr>
-            <w:hyperlink w:history="1" r:id="rIdplz43s656tfvlg7c22uqk">
+            <w:hyperlink w:history="1" r:id="rIdilo0wgzuljzsyqtov_l36">
               <w:r>
                 <w:rPr>
                   <w:rFonts w:ascii="Arial" w:cs="Arial" w:eastAsia="Arial" w:hAnsi="Arial"/>
@@ -3252,7 +3252,7 @@
               <w:spacing w:after="10" w:before="0"/>
               <w:ind w:left="120"/>
             </w:pPr>
-            <w:hyperlink w:history="1" r:id="rIdqyyobyek3jgp_iz0daii-">
+            <w:hyperlink w:history="1" r:id="rIdqt0lfxfjhe3egtwlfg1ae">
               <w:r>
                 <w:rPr>
                   <w:rFonts w:ascii="Arial" w:cs="Arial" w:eastAsia="Arial" w:hAnsi="Arial"/>
@@ -3447,7 +3447,7 @@
             <w:pPr>
               <w:spacing w:after="20" w:before="0"/>
             </w:pPr>
-            <w:hyperlink w:history="1" r:id="rIdv84xitcpkdsdl3abwkhbd">
+            <w:hyperlink w:history="1" r:id="rIdvm_hinn-e9lhyecaecyzm">
               <w:r>
                 <w:rPr>
                   <w:rFonts w:ascii="Arial" w:cs="Arial" w:eastAsia="Arial" w:hAnsi="Arial"/>
@@ -3496,7 +3496,7 @@
               <w:spacing w:after="10" w:before="0"/>
               <w:ind w:left="120"/>
             </w:pPr>
-            <w:hyperlink w:history="1" r:id="rIdpsnk8qj5j884l8ahmqdpu">
+            <w:hyperlink w:history="1" r:id="rIdyfxcueax75s-j4ksw5zv0">
               <w:r>
                 <w:rPr>
                   <w:rFonts w:ascii="Arial" w:cs="Arial" w:eastAsia="Arial" w:hAnsi="Arial"/>
@@ -3541,7 +3541,7 @@
             <w:pPr>
               <w:spacing w:after="20" w:before="0"/>
             </w:pPr>
-            <w:hyperlink w:history="1" r:id="rIdtsfl1sdtkk81mrgxr6vw2">
+            <w:hyperlink w:history="1" r:id="rIdt7vuiuzesz0f_t_g2agfr">
               <w:r>
                 <w:rPr>
                   <w:rFonts w:ascii="Arial" w:cs="Arial" w:eastAsia="Arial" w:hAnsi="Arial"/>
@@ -3574,7 +3574,7 @@
               <w:spacing w:after="10" w:before="0"/>
               <w:ind w:left="120"/>
             </w:pPr>
-            <w:hyperlink w:history="1" r:id="rIdoj9m701evz436lwqbwgcq">
+            <w:hyperlink w:history="1" r:id="rIds_lz-bvzlxxejignwm52j">
               <w:r>
                 <w:rPr>
                   <w:rFonts w:ascii="Arial" w:cs="Arial" w:eastAsia="Arial" w:hAnsi="Arial"/>
@@ -3769,7 +3769,7 @@
             <w:pPr>
               <w:spacing w:after="20" w:before="0"/>
             </w:pPr>
-            <w:hyperlink w:history="1" r:id="rId7ugr0nclz32tushveebp1">
+            <w:hyperlink w:history="1" r:id="rIdaem0bj262bibxo_hoihaf">
               <w:r>
                 <w:rPr>
                   <w:rFonts w:ascii="Arial" w:cs="Arial" w:eastAsia="Arial" w:hAnsi="Arial"/>
@@ -3818,7 +3818,7 @@
               <w:spacing w:after="10" w:before="0"/>
               <w:ind w:left="120"/>
             </w:pPr>
-            <w:hyperlink w:history="1" r:id="rIdackshyejdc80e1n5szyf3">
+            <w:hyperlink w:history="1" r:id="rId_k1yuuug2kzq4tpxsu7py">
               <w:r>
                 <w:rPr>
                   <w:rFonts w:ascii="Arial" w:cs="Arial" w:eastAsia="Arial" w:hAnsi="Arial"/>
@@ -3863,7 +3863,7 @@
             <w:pPr>
               <w:spacing w:after="20" w:before="0"/>
             </w:pPr>
-            <w:hyperlink w:history="1" r:id="rIdnh-thot5piqcjwtv8g2eq">
+            <w:hyperlink w:history="1" r:id="rIddqliy6oifvzreoejtqg99">
               <w:r>
                 <w:rPr>
                   <w:rFonts w:ascii="Arial" w:cs="Arial" w:eastAsia="Arial" w:hAnsi="Arial"/>
@@ -3896,7 +3896,7 @@
               <w:spacing w:after="10" w:before="0"/>
               <w:ind w:left="120"/>
             </w:pPr>
-            <w:hyperlink w:history="1" r:id="rIdyur-ailsa-zfjjy_qbk_l">
+            <w:hyperlink w:history="1" r:id="rIdsp5nplsv4rhraaxypeqsd">
               <w:r>
                 <w:rPr>
                   <w:rFonts w:ascii="Arial" w:cs="Arial" w:eastAsia="Arial" w:hAnsi="Arial"/>
@@ -4091,7 +4091,7 @@
             <w:pPr>
               <w:spacing w:after="20" w:before="0"/>
             </w:pPr>
-            <w:hyperlink w:history="1" r:id="rIdq2bmnytuainvwrnpfopmo">
+            <w:hyperlink w:history="1" r:id="rId3ywszs40bytzyxewwakyx">
               <w:r>
                 <w:rPr>
                   <w:rFonts w:ascii="Arial" w:cs="Arial" w:eastAsia="Arial" w:hAnsi="Arial"/>
@@ -4140,7 +4140,7 @@
               <w:spacing w:after="10" w:before="0"/>
               <w:ind w:left="120"/>
             </w:pPr>
-            <w:hyperlink w:history="1" r:id="rIdh9ymuhs0xddrjqjvjbtrc">
+            <w:hyperlink w:history="1" r:id="rIdrq2n3djlwtabuxv_wdfc5">
               <w:r>
                 <w:rPr>
                   <w:rFonts w:ascii="Arial" w:cs="Arial" w:eastAsia="Arial" w:hAnsi="Arial"/>
@@ -4185,7 +4185,7 @@
             <w:pPr>
               <w:spacing w:after="20" w:before="0"/>
             </w:pPr>
-            <w:hyperlink w:history="1" r:id="rId_llwoluakilj20s4cblvd">
+            <w:hyperlink w:history="1" r:id="rIdzgxedwclgbbgnw6leid35">
               <w:r>
                 <w:rPr>
                   <w:rFonts w:ascii="Arial" w:cs="Arial" w:eastAsia="Arial" w:hAnsi="Arial"/>
@@ -4218,7 +4218,7 @@
               <w:spacing w:after="10" w:before="0"/>
               <w:ind w:left="120"/>
             </w:pPr>
-            <w:hyperlink w:history="1" r:id="rIdm-k_iztfnegpgowhy9vnt">
+            <w:hyperlink w:history="1" r:id="rIdujcuyowokd8tfo_ehr49c">
               <w:r>
                 <w:rPr>
                   <w:rFonts w:ascii="Arial" w:cs="Arial" w:eastAsia="Arial" w:hAnsi="Arial"/>
@@ -4413,7 +4413,7 @@
             <w:pPr>
               <w:spacing w:after="20" w:before="0"/>
             </w:pPr>
-            <w:hyperlink w:history="1" r:id="rIdhucihgzpgvnthq_len0eo">
+            <w:hyperlink w:history="1" r:id="rIdv9k5tw2esvlmsfgq5lu4r">
               <w:r>
                 <w:rPr>
                   <w:rFonts w:ascii="Arial" w:cs="Arial" w:eastAsia="Arial" w:hAnsi="Arial"/>
@@ -4462,7 +4462,7 @@
               <w:spacing w:after="10" w:before="0"/>
               <w:ind w:left="120"/>
             </w:pPr>
-            <w:hyperlink w:history="1" r:id="rId0ebpqxe3ljcybd9uuknyd">
+            <w:hyperlink w:history="1" r:id="rIdmb1asktldd_-fnuhvnwtz">
               <w:r>
                 <w:rPr>
                   <w:rFonts w:ascii="Arial" w:cs="Arial" w:eastAsia="Arial" w:hAnsi="Arial"/>
@@ -4507,7 +4507,7 @@
             <w:pPr>
               <w:spacing w:after="20" w:before="0"/>
             </w:pPr>
-            <w:hyperlink w:history="1" r:id="rId9kfr_uq4gjwg3vp_xoqs4">
+            <w:hyperlink w:history="1" r:id="rIdo2jvdheetmqyoxzogsamg">
               <w:r>
                 <w:rPr>
                   <w:rFonts w:ascii="Arial" w:cs="Arial" w:eastAsia="Arial" w:hAnsi="Arial"/>
@@ -4540,7 +4540,7 @@
               <w:spacing w:after="10" w:before="0"/>
               <w:ind w:left="120"/>
             </w:pPr>
-            <w:hyperlink w:history="1" r:id="rIdywfxprgklicg2gclhpunq">
+            <w:hyperlink w:history="1" r:id="rIdu7mcjqykg74yhkbdezky9">
               <w:r>
                 <w:rPr>
                   <w:rFonts w:ascii="Arial" w:cs="Arial" w:eastAsia="Arial" w:hAnsi="Arial"/>
@@ -5052,7 +5052,7 @@
         </w:rPr>
         <w:t xml:space="preserve">© 2026 SeaVuria and ARES. Aligned with KICD objectives. Developed by SeaVuria; technical implementation by ARES (with AI assistance from Claude). Licensed under </w:t>
       </w:r>
-      <w:hyperlink w:history="1" r:id="rIdq8c_aejt-oxvf5lopvlky">
+      <w:hyperlink w:history="1" r:id="rId6jx4kmoad4co05txfkghw">
         <w:r>
           <w:rPr>
             <w:rFonts w:ascii="Arial" w:cs="Arial" w:eastAsia="Arial" w:hAnsi="Arial"/>
@@ -5073,7 +5073,7 @@
         </w:rPr>
         <w:t xml:space="preserve"> (</w:t>
       </w:r>
-      <w:hyperlink w:history="1" r:id="rIdwkcz3yvf7pn19sfi1uycd">
+      <w:hyperlink w:history="1" r:id="rIdtsgvc71g9xbv3u_9trewb">
         <w:r>
           <w:rPr>
             <w:rFonts w:ascii="Arial" w:cs="Arial" w:eastAsia="Arial" w:hAnsi="Arial"/>
@@ -6086,7 +6086,7 @@
             <w:pPr>
               <w:spacing w:after="20" w:before="0"/>
             </w:pPr>
-            <w:hyperlink w:history="1" r:id="rIdtcnnmb41kly0j995xnkjg">
+            <w:hyperlink w:history="1" r:id="rIdrwg1dqgwtckybyeuv_phk">
               <w:r>
                 <w:rPr>
                   <w:rFonts w:ascii="Arial" w:cs="Arial" w:eastAsia="Arial" w:hAnsi="Arial"/>
@@ -6135,7 +6135,7 @@
               <w:spacing w:after="10" w:before="0"/>
               <w:ind w:left="120"/>
             </w:pPr>
-            <w:hyperlink w:history="1" r:id="rIdadxjr6dkpcgeelag-xgwv">
+            <w:hyperlink w:history="1" r:id="rIddduiwdwkt2ojklmqhu5xt">
               <w:r>
                 <w:rPr>
                   <w:rFonts w:ascii="Arial" w:cs="Arial" w:eastAsia="Arial" w:hAnsi="Arial"/>
@@ -6180,7 +6180,7 @@
             <w:pPr>
               <w:spacing w:after="20" w:before="0"/>
             </w:pPr>
-            <w:hyperlink w:history="1" r:id="rId0accmanw2w09qekqtfab7">
+            <w:hyperlink w:history="1" r:id="rIder0tpl_uhiwukx2ss7e9f">
               <w:r>
                 <w:rPr>
                   <w:rFonts w:ascii="Arial" w:cs="Arial" w:eastAsia="Arial" w:hAnsi="Arial"/>
@@ -6229,7 +6229,7 @@
               <w:spacing w:after="10" w:before="0"/>
               <w:ind w:left="120"/>
             </w:pPr>
-            <w:hyperlink w:history="1" r:id="rIdg7yxnasrewm6-bskwzbya">
+            <w:hyperlink w:history="1" r:id="rIdgdk5pld4nt5d_zggbh_u1">
               <w:r>
                 <w:rPr>
                   <w:rFonts w:ascii="Arial" w:cs="Arial" w:eastAsia="Arial" w:hAnsi="Arial"/>
@@ -6424,7 +6424,7 @@
             <w:pPr>
               <w:spacing w:after="20" w:before="0"/>
             </w:pPr>
-            <w:hyperlink w:history="1" r:id="rIdosylulv_htrf3j_bwvank">
+            <w:hyperlink w:history="1" r:id="rIdvih28ialmcck4wfpy9sxc">
               <w:r>
                 <w:rPr>
                   <w:rFonts w:ascii="Arial" w:cs="Arial" w:eastAsia="Arial" w:hAnsi="Arial"/>
@@ -6473,7 +6473,7 @@
               <w:spacing w:after="10" w:before="0"/>
               <w:ind w:left="120"/>
             </w:pPr>
-            <w:hyperlink w:history="1" r:id="rIdeasjucg_sizlbfmsw8-_d">
+            <w:hyperlink w:history="1" r:id="rIdq6d0vguivdtvrreah1d8g">
               <w:r>
                 <w:rPr>
                   <w:rFonts w:ascii="Arial" w:cs="Arial" w:eastAsia="Arial" w:hAnsi="Arial"/>
@@ -6518,7 +6518,7 @@
             <w:pPr>
               <w:spacing w:after="20" w:before="0"/>
             </w:pPr>
-            <w:hyperlink w:history="1" r:id="rIdtpsjhtmhi3b7v7myssfnx">
+            <w:hyperlink w:history="1" r:id="rIdtfwufjyyp9fjz0w_hwrbc">
               <w:r>
                 <w:rPr>
                   <w:rFonts w:ascii="Arial" w:cs="Arial" w:eastAsia="Arial" w:hAnsi="Arial"/>
@@ -6567,7 +6567,7 @@
               <w:spacing w:after="10" w:before="0"/>
               <w:ind w:left="120"/>
             </w:pPr>
-            <w:hyperlink w:history="1" r:id="rIdgjwrefitaggwp6ihem2pn">
+            <w:hyperlink w:history="1" r:id="rIdyyek1ko8c6w4ab27onjl5">
               <w:r>
                 <w:rPr>
                   <w:rFonts w:ascii="Arial" w:cs="Arial" w:eastAsia="Arial" w:hAnsi="Arial"/>
@@ -6762,7 +6762,7 @@
             <w:pPr>
               <w:spacing w:after="20" w:before="0"/>
             </w:pPr>
-            <w:hyperlink w:history="1" r:id="rIdfa1znu6l-d2itlhryzkp7">
+            <w:hyperlink w:history="1" r:id="rIdxjdqrry0vdtcpldgutb8d">
               <w:r>
                 <w:rPr>
                   <w:rFonts w:ascii="Arial" w:cs="Arial" w:eastAsia="Arial" w:hAnsi="Arial"/>
@@ -6811,7 +6811,7 @@
               <w:spacing w:after="10" w:before="0"/>
               <w:ind w:left="120"/>
             </w:pPr>
-            <w:hyperlink w:history="1" r:id="rIdubyykfppnfodalqhlddpc">
+            <w:hyperlink w:history="1" r:id="rId9075bmivpjbuz2uz4os7y">
               <w:r>
                 <w:rPr>
                   <w:rFonts w:ascii="Arial" w:cs="Arial" w:eastAsia="Arial" w:hAnsi="Arial"/>
@@ -6856,7 +6856,7 @@
             <w:pPr>
               <w:spacing w:after="20" w:before="0"/>
             </w:pPr>
-            <w:hyperlink w:history="1" r:id="rIdo8fh5ppnbga2fv6gibkku">
+            <w:hyperlink w:history="1" r:id="rIdblyvqil0jh-snnsiwvssl">
               <w:r>
                 <w:rPr>
                   <w:rFonts w:ascii="Arial" w:cs="Arial" w:eastAsia="Arial" w:hAnsi="Arial"/>
@@ -6905,7 +6905,7 @@
               <w:spacing w:after="10" w:before="0"/>
               <w:ind w:left="120"/>
             </w:pPr>
-            <w:hyperlink w:history="1" r:id="rIdijc9tcozqijltli21rcmg">
+            <w:hyperlink w:history="1" r:id="rIdecvtiqwwto-sudsvfd1vk">
               <w:r>
                 <w:rPr>
                   <w:rFonts w:ascii="Arial" w:cs="Arial" w:eastAsia="Arial" w:hAnsi="Arial"/>
@@ -7100,7 +7100,7 @@
             <w:pPr>
               <w:spacing w:after="20" w:before="0"/>
             </w:pPr>
-            <w:hyperlink w:history="1" r:id="rIdbahcazzrlq3sr6leguek-">
+            <w:hyperlink w:history="1" r:id="rIdffblejc8ygtkoyt-gdpej">
               <w:r>
                 <w:rPr>
                   <w:rFonts w:ascii="Arial" w:cs="Arial" w:eastAsia="Arial" w:hAnsi="Arial"/>
@@ -7149,7 +7149,7 @@
               <w:spacing w:after="10" w:before="0"/>
               <w:ind w:left="120"/>
             </w:pPr>
-            <w:hyperlink w:history="1" r:id="rId7f2csab3zb2m5q_bkgeix">
+            <w:hyperlink w:history="1" r:id="rIdscitae8h35ubwjvr59wxv">
               <w:r>
                 <w:rPr>
                   <w:rFonts w:ascii="Arial" w:cs="Arial" w:eastAsia="Arial" w:hAnsi="Arial"/>
@@ -7194,7 +7194,7 @@
             <w:pPr>
               <w:spacing w:after="20" w:before="0"/>
             </w:pPr>
-            <w:hyperlink w:history="1" r:id="rIdl2oallknopob0szsvphvh">
+            <w:hyperlink w:history="1" r:id="rId_-vsnvx9dg8ghfcd9k-zo">
               <w:r>
                 <w:rPr>
                   <w:rFonts w:ascii="Arial" w:cs="Arial" w:eastAsia="Arial" w:hAnsi="Arial"/>
@@ -7243,7 +7243,7 @@
               <w:spacing w:after="10" w:before="0"/>
               <w:ind w:left="120"/>
             </w:pPr>
-            <w:hyperlink w:history="1" r:id="rIdmgdoocx1nf7tb536oepe7">
+            <w:hyperlink w:history="1" r:id="rIds0s8ec4frugou64znrqfr">
               <w:r>
                 <w:rPr>
                   <w:rFonts w:ascii="Arial" w:cs="Arial" w:eastAsia="Arial" w:hAnsi="Arial"/>
@@ -7438,7 +7438,7 @@
             <w:pPr>
               <w:spacing w:after="20" w:before="0"/>
             </w:pPr>
-            <w:hyperlink w:history="1" r:id="rId_rvftcekmzeav6emzmjam">
+            <w:hyperlink w:history="1" r:id="rIdb4yuwibp5ozcvdxxoq4j9">
               <w:r>
                 <w:rPr>
                   <w:rFonts w:ascii="Arial" w:cs="Arial" w:eastAsia="Arial" w:hAnsi="Arial"/>
@@ -7487,7 +7487,7 @@
               <w:spacing w:after="10" w:before="0"/>
               <w:ind w:left="120"/>
             </w:pPr>
-            <w:hyperlink w:history="1" r:id="rIdt8xsg9eqr4eh2az_dt6ve">
+            <w:hyperlink w:history="1" r:id="rIdafvrarajltgbqfzazpjaf">
               <w:r>
                 <w:rPr>
                   <w:rFonts w:ascii="Arial" w:cs="Arial" w:eastAsia="Arial" w:hAnsi="Arial"/>
@@ -7532,7 +7532,7 @@
             <w:pPr>
               <w:spacing w:after="20" w:before="0"/>
             </w:pPr>
-            <w:hyperlink w:history="1" r:id="rIdvdjlhpjs6-xblbvlsljjj">
+            <w:hyperlink w:history="1" r:id="rIdw1cyqydvaekzysq9dmlho">
               <w:r>
                 <w:rPr>
                   <w:rFonts w:ascii="Arial" w:cs="Arial" w:eastAsia="Arial" w:hAnsi="Arial"/>
@@ -7581,7 +7581,7 @@
               <w:spacing w:after="10" w:before="0"/>
               <w:ind w:left="120"/>
             </w:pPr>
-            <w:hyperlink w:history="1" r:id="rIdtryz0oobmzxugvfv8siay">
+            <w:hyperlink w:history="1" r:id="rIdlzhdnxduisy4-gcfpva7s">
               <w:r>
                 <w:rPr>
                   <w:rFonts w:ascii="Arial" w:cs="Arial" w:eastAsia="Arial" w:hAnsi="Arial"/>
@@ -8093,7 +8093,7 @@
         </w:rPr>
         <w:t xml:space="preserve">© 2026 SeaVuria and ARES. Aligned with KICD objectives. Developed by SeaVuria; technical implementation by ARES (with AI assistance from Claude). Licensed under </w:t>
       </w:r>
-      <w:hyperlink w:history="1" r:id="rIdappepf_-_wr7nu3pik8cv">
+      <w:hyperlink w:history="1" r:id="rId55ex5kuk57ojrk4ndatmt">
         <w:r>
           <w:rPr>
             <w:rFonts w:ascii="Arial" w:cs="Arial" w:eastAsia="Arial" w:hAnsi="Arial"/>
@@ -8114,7 +8114,7 @@
         </w:rPr>
         <w:t xml:space="preserve"> (</w:t>
       </w:r>
-      <w:hyperlink w:history="1" r:id="rIdlsbkj3ghwnbmymgusasru">
+      <w:hyperlink w:history="1" r:id="rIdpbxsgknmkmsb4_yfpppzt">
         <w:r>
           <w:rPr>
             <w:rFonts w:ascii="Arial" w:cs="Arial" w:eastAsia="Arial" w:hAnsi="Arial"/>
@@ -9127,7 +9127,7 @@
             <w:pPr>
               <w:spacing w:after="20" w:before="0"/>
             </w:pPr>
-            <w:hyperlink w:history="1" r:id="rIdko4kdthar7c9t_wlell62">
+            <w:hyperlink w:history="1" r:id="rIdddeqjhixmmkgfu3bb_6bv">
               <w:r>
                 <w:rPr>
                   <w:rFonts w:ascii="Arial" w:cs="Arial" w:eastAsia="Arial" w:hAnsi="Arial"/>
@@ -9176,7 +9176,7 @@
               <w:spacing w:after="10" w:before="0"/>
               <w:ind w:left="120"/>
             </w:pPr>
-            <w:hyperlink w:history="1" r:id="rIdrdr1s6q14xcxk0g_fva2y">
+            <w:hyperlink w:history="1" r:id="rId1pefkv9lt8n5xfvkrnjzj">
               <w:r>
                 <w:rPr>
                   <w:rFonts w:ascii="Arial" w:cs="Arial" w:eastAsia="Arial" w:hAnsi="Arial"/>
@@ -9238,7 +9238,7 @@
               <w:spacing w:after="10" w:before="0"/>
               <w:ind w:left="120"/>
             </w:pPr>
-            <w:hyperlink w:history="1" r:id="rIdqqdpu8xewsmvkwfdd-hug">
+            <w:hyperlink w:history="1" r:id="rIdednhkeyziwr_z9ykppexw">
               <w:r>
                 <w:rPr>
                   <w:rFonts w:ascii="Arial" w:cs="Arial" w:eastAsia="Arial" w:hAnsi="Arial"/>
@@ -9448,7 +9448,7 @@
             <w:pPr>
               <w:spacing w:after="20" w:before="0"/>
             </w:pPr>
-            <w:hyperlink w:history="1" r:id="rIdtfxx4uofos2vb3o5q4fdf">
+            <w:hyperlink w:history="1" r:id="rIduqzvjfq3d_809tj6jjutx">
               <w:r>
                 <w:rPr>
                   <w:rFonts w:ascii="Arial" w:cs="Arial" w:eastAsia="Arial" w:hAnsi="Arial"/>
@@ -9497,7 +9497,7 @@
               <w:spacing w:after="10" w:before="0"/>
               <w:ind w:left="120"/>
             </w:pPr>
-            <w:hyperlink w:history="1" r:id="rIdnnspditbbr8t95nyb1-ix">
+            <w:hyperlink w:history="1" r:id="rId94u0j3hdgouazj3skm8pi">
               <w:r>
                 <w:rPr>
                   <w:rFonts w:ascii="Arial" w:cs="Arial" w:eastAsia="Arial" w:hAnsi="Arial"/>
@@ -9559,7 +9559,7 @@
               <w:spacing w:after="10" w:before="0"/>
               <w:ind w:left="120"/>
             </w:pPr>
-            <w:hyperlink w:history="1" r:id="rIdhhdn1fdmkrodozdhapkqm">
+            <w:hyperlink w:history="1" r:id="rId2xys5xp9hgeoaie7coqkp">
               <w:r>
                 <w:rPr>
                   <w:rFonts w:ascii="Arial" w:cs="Arial" w:eastAsia="Arial" w:hAnsi="Arial"/>
@@ -9769,7 +9769,7 @@
             <w:pPr>
               <w:spacing w:after="20" w:before="0"/>
             </w:pPr>
-            <w:hyperlink w:history="1" r:id="rIdfdxq-zaatyiptjl3mdi49">
+            <w:hyperlink w:history="1" r:id="rIdayf3n75kpksw3s78sj8by">
               <w:r>
                 <w:rPr>
                   <w:rFonts w:ascii="Arial" w:cs="Arial" w:eastAsia="Arial" w:hAnsi="Arial"/>
@@ -9818,7 +9818,7 @@
               <w:spacing w:after="10" w:before="0"/>
               <w:ind w:left="120"/>
             </w:pPr>
-            <w:hyperlink w:history="1" r:id="rIdwknhydfwwfssdb0bilixu">
+            <w:hyperlink w:history="1" r:id="rIdidqf-wrq0mks9gq7srgsa">
               <w:r>
                 <w:rPr>
                   <w:rFonts w:ascii="Arial" w:cs="Arial" w:eastAsia="Arial" w:hAnsi="Arial"/>
@@ -9880,7 +9880,7 @@
               <w:spacing w:after="10" w:before="0"/>
               <w:ind w:left="120"/>
             </w:pPr>
-            <w:hyperlink w:history="1" r:id="rIdppwyoxedrmqqcys25pldc">
+            <w:hyperlink w:history="1" r:id="rId2vc0dnfnsy7cba25pxouk">
               <w:r>
                 <w:rPr>
                   <w:rFonts w:ascii="Arial" w:cs="Arial" w:eastAsia="Arial" w:hAnsi="Arial"/>
@@ -10090,7 +10090,7 @@
             <w:pPr>
               <w:spacing w:after="20" w:before="0"/>
             </w:pPr>
-            <w:hyperlink w:history="1" r:id="rIdx2sfqylpgh4u8ob5zefb_">
+            <w:hyperlink w:history="1" r:id="rIdfefq4uhdayh_fuguhsbto">
               <w:r>
                 <w:rPr>
                   <w:rFonts w:ascii="Arial" w:cs="Arial" w:eastAsia="Arial" w:hAnsi="Arial"/>
@@ -10139,7 +10139,7 @@
               <w:spacing w:after="10" w:before="0"/>
               <w:ind w:left="120"/>
             </w:pPr>
-            <w:hyperlink w:history="1" r:id="rId8r80fe27riek53tm948ev">
+            <w:hyperlink w:history="1" r:id="rIdr9d9syhko8nakfrjladz4">
               <w:r>
                 <w:rPr>
                   <w:rFonts w:ascii="Arial" w:cs="Arial" w:eastAsia="Arial" w:hAnsi="Arial"/>
@@ -10201,7 +10201,7 @@
               <w:spacing w:after="10" w:before="0"/>
               <w:ind w:left="120"/>
             </w:pPr>
-            <w:hyperlink w:history="1" r:id="rIdg4qxscv9emad0yn4x_fmv">
+            <w:hyperlink w:history="1" r:id="rIdt04pnf2ac2bo-johozpq_">
               <w:r>
                 <w:rPr>
                   <w:rFonts w:ascii="Arial" w:cs="Arial" w:eastAsia="Arial" w:hAnsi="Arial"/>
@@ -10411,7 +10411,7 @@
             <w:pPr>
               <w:spacing w:after="20" w:before="0"/>
             </w:pPr>
-            <w:hyperlink w:history="1" r:id="rIdfcfnflrjhtast71y4u_w2">
+            <w:hyperlink w:history="1" r:id="rIdspaindnbcopck4hqxawla">
               <w:r>
                 <w:rPr>
                   <w:rFonts w:ascii="Arial" w:cs="Arial" w:eastAsia="Arial" w:hAnsi="Arial"/>
@@ -10460,7 +10460,7 @@
               <w:spacing w:after="10" w:before="0"/>
               <w:ind w:left="120"/>
             </w:pPr>
-            <w:hyperlink w:history="1" r:id="rIdqexgciycasg4wfpvwmh4d">
+            <w:hyperlink w:history="1" r:id="rIdubwtpzo_icgz8qyunwljr">
               <w:r>
                 <w:rPr>
                   <w:rFonts w:ascii="Arial" w:cs="Arial" w:eastAsia="Arial" w:hAnsi="Arial"/>
@@ -10522,7 +10522,7 @@
               <w:spacing w:after="10" w:before="0"/>
               <w:ind w:left="120"/>
             </w:pPr>
-            <w:hyperlink w:history="1" r:id="rIdpfdql0ahoidqcwt7uu95q">
+            <w:hyperlink w:history="1" r:id="rIdu1sqtr3qiunfni2d6jhyc">
               <w:r>
                 <w:rPr>
                   <w:rFonts w:ascii="Arial" w:cs="Arial" w:eastAsia="Arial" w:hAnsi="Arial"/>
@@ -11049,7 +11049,7 @@
         </w:rPr>
         <w:t xml:space="preserve">© 2026 SeaVuria and ARES. Aligned with KICD objectives. Developed by SeaVuria; technical implementation by ARES (with AI assistance from Claude). Licensed under </w:t>
       </w:r>
-      <w:hyperlink w:history="1" r:id="rIdi_5tzvtc91utifjpyk-oh">
+      <w:hyperlink w:history="1" r:id="rIdnh-xzeurzxz8fxkejr3qz">
         <w:r>
           <w:rPr>
             <w:rFonts w:ascii="Arial" w:cs="Arial" w:eastAsia="Arial" w:hAnsi="Arial"/>
@@ -11070,7 +11070,7 @@
         </w:rPr>
         <w:t xml:space="preserve"> (</w:t>
       </w:r>
-      <w:hyperlink w:history="1" r:id="rIdjqvpjmzf8n5t7gphskhse">
+      <w:hyperlink w:history="1" r:id="rIdtzw8boeyoz0ueehsawj1h">
         <w:r>
           <w:rPr>
             <w:rFonts w:ascii="Arial" w:cs="Arial" w:eastAsia="Arial" w:hAnsi="Arial"/>
@@ -12083,7 +12083,7 @@
             <w:pPr>
               <w:spacing w:after="20" w:before="0"/>
             </w:pPr>
-            <w:hyperlink w:history="1" r:id="rId7oimmq6cuuv9ph-edctan">
+            <w:hyperlink w:history="1" r:id="rIdltagyata5xlmg2yjf4dzq">
               <w:r>
                 <w:rPr>
                   <w:rFonts w:ascii="Arial" w:cs="Arial" w:eastAsia="Arial" w:hAnsi="Arial"/>
@@ -12132,7 +12132,7 @@
               <w:spacing w:after="10" w:before="0"/>
               <w:ind w:left="120"/>
             </w:pPr>
-            <w:hyperlink w:history="1" r:id="rId9pwc66l8ihfxyxogrhhz9">
+            <w:hyperlink w:history="1" r:id="rIdfedmi1vgmzitatvnpnemo">
               <w:r>
                 <w:rPr>
                   <w:rFonts w:ascii="Arial" w:cs="Arial" w:eastAsia="Arial" w:hAnsi="Arial"/>
@@ -12194,7 +12194,7 @@
               <w:spacing w:after="10" w:before="0"/>
               <w:ind w:left="120"/>
             </w:pPr>
-            <w:hyperlink w:history="1" r:id="rIdkgpt3ncqvlmlbh2ubkaan">
+            <w:hyperlink w:history="1" r:id="rIdowaaso9k1tbshhyajo8tj">
               <w:r>
                 <w:rPr>
                   <w:rFonts w:ascii="Arial" w:cs="Arial" w:eastAsia="Arial" w:hAnsi="Arial"/>
@@ -12404,7 +12404,7 @@
             <w:pPr>
               <w:spacing w:after="20" w:before="0"/>
             </w:pPr>
-            <w:hyperlink w:history="1" r:id="rIduibyrrxzmbicnrd0_lnhk">
+            <w:hyperlink w:history="1" r:id="rIdusy1d8xla4bdprm3u3mxr">
               <w:r>
                 <w:rPr>
                   <w:rFonts w:ascii="Arial" w:cs="Arial" w:eastAsia="Arial" w:hAnsi="Arial"/>
@@ -12453,7 +12453,7 @@
               <w:spacing w:after="10" w:before="0"/>
               <w:ind w:left="120"/>
             </w:pPr>
-            <w:hyperlink w:history="1" r:id="rIda4llxb0twgickwmncbvd9">
+            <w:hyperlink w:history="1" r:id="rId_jzwlug-shzdjkg2i1yvx">
               <w:r>
                 <w:rPr>
                   <w:rFonts w:ascii="Arial" w:cs="Arial" w:eastAsia="Arial" w:hAnsi="Arial"/>
@@ -12515,7 +12515,7 @@
               <w:spacing w:after="10" w:before="0"/>
               <w:ind w:left="120"/>
             </w:pPr>
-            <w:hyperlink w:history="1" r:id="rIdgb7ajvtmgoase7li2zmi_">
+            <w:hyperlink w:history="1" r:id="rId3emsedbfhssw1rgkaztc6">
               <w:r>
                 <w:rPr>
                   <w:rFonts w:ascii="Arial" w:cs="Arial" w:eastAsia="Arial" w:hAnsi="Arial"/>
@@ -12725,7 +12725,7 @@
             <w:pPr>
               <w:spacing w:after="20" w:before="0"/>
             </w:pPr>
-            <w:hyperlink w:history="1" r:id="rIdmithyjq4m6p9hqjtnlejy">
+            <w:hyperlink w:history="1" r:id="rIdnbmx-exjw0mpqruwoflmy">
               <w:r>
                 <w:rPr>
                   <w:rFonts w:ascii="Arial" w:cs="Arial" w:eastAsia="Arial" w:hAnsi="Arial"/>
@@ -12774,7 +12774,7 @@
               <w:spacing w:after="10" w:before="0"/>
               <w:ind w:left="120"/>
             </w:pPr>
-            <w:hyperlink w:history="1" r:id="rIdtfsf_fjpj7b2mm_3eauwr">
+            <w:hyperlink w:history="1" r:id="rIdwmm_pk2u14a_utum4yzms">
               <w:r>
                 <w:rPr>
                   <w:rFonts w:ascii="Arial" w:cs="Arial" w:eastAsia="Arial" w:hAnsi="Arial"/>
@@ -12836,7 +12836,7 @@
               <w:spacing w:after="10" w:before="0"/>
               <w:ind w:left="120"/>
             </w:pPr>
-            <w:hyperlink w:history="1" r:id="rId4qektb5fswqb8-igbus6v">
+            <w:hyperlink w:history="1" r:id="rIdd_ow0stydfrcji5pke5mh">
               <w:r>
                 <w:rPr>
                   <w:rFonts w:ascii="Arial" w:cs="Arial" w:eastAsia="Arial" w:hAnsi="Arial"/>
@@ -13046,7 +13046,7 @@
             <w:pPr>
               <w:spacing w:after="20" w:before="0"/>
             </w:pPr>
-            <w:hyperlink w:history="1" r:id="rIdz0mxqasvdfc3ng0-h25zv">
+            <w:hyperlink w:history="1" r:id="rIdztuy2d1sl_ff1sky1jpsp">
               <w:r>
                 <w:rPr>
                   <w:rFonts w:ascii="Arial" w:cs="Arial" w:eastAsia="Arial" w:hAnsi="Arial"/>
@@ -13095,7 +13095,7 @@
               <w:spacing w:after="10" w:before="0"/>
               <w:ind w:left="120"/>
             </w:pPr>
-            <w:hyperlink w:history="1" r:id="rIdweoqzk_katonbgdrjd6pk">
+            <w:hyperlink w:history="1" r:id="rIdqi-slvylgcrgjlkiqxcud">
               <w:r>
                 <w:rPr>
                   <w:rFonts w:ascii="Arial" w:cs="Arial" w:eastAsia="Arial" w:hAnsi="Arial"/>
@@ -13157,7 +13157,7 @@
               <w:spacing w:after="10" w:before="0"/>
               <w:ind w:left="120"/>
             </w:pPr>
-            <w:hyperlink w:history="1" r:id="rIdqbdrqwk8mbma59-vlejrm">
+            <w:hyperlink w:history="1" r:id="rId3ixt5leziy7fzglwtn0j1">
               <w:r>
                 <w:rPr>
                   <w:rFonts w:ascii="Arial" w:cs="Arial" w:eastAsia="Arial" w:hAnsi="Arial"/>
@@ -13367,7 +13367,7 @@
             <w:pPr>
               <w:spacing w:after="20" w:before="0"/>
             </w:pPr>
-            <w:hyperlink w:history="1" r:id="rId9-ejldpohcic65rstenye">
+            <w:hyperlink w:history="1" r:id="rId5qokyrxfzxtuq3th4houj">
               <w:r>
                 <w:rPr>
                   <w:rFonts w:ascii="Arial" w:cs="Arial" w:eastAsia="Arial" w:hAnsi="Arial"/>
@@ -13416,7 +13416,7 @@
               <w:spacing w:after="10" w:before="0"/>
               <w:ind w:left="120"/>
             </w:pPr>
-            <w:hyperlink w:history="1" r:id="rIdk9gsjsx_noqdmmo57lgkp">
+            <w:hyperlink w:history="1" r:id="rIdk4r6db4rhobgsmb7hdfb-">
               <w:r>
                 <w:rPr>
                   <w:rFonts w:ascii="Arial" w:cs="Arial" w:eastAsia="Arial" w:hAnsi="Arial"/>
@@ -13478,7 +13478,7 @@
               <w:spacing w:after="10" w:before="0"/>
               <w:ind w:left="120"/>
             </w:pPr>
-            <w:hyperlink w:history="1" r:id="rIdok5b5czemprofxkh1leiz">
+            <w:hyperlink w:history="1" r:id="rIdcq93ci3tocoghkso2hg6p">
               <w:r>
                 <w:rPr>
                   <w:rFonts w:ascii="Arial" w:cs="Arial" w:eastAsia="Arial" w:hAnsi="Arial"/>
@@ -14005,7 +14005,7 @@
         </w:rPr>
         <w:t xml:space="preserve">© 2026 SeaVuria and ARES. Aligned with KICD objectives. Developed by SeaVuria; technical implementation by ARES (with AI assistance from Claude). Licensed under </w:t>
       </w:r>
-      <w:hyperlink w:history="1" r:id="rIdoboa9vhd4yo2mldhmowsw">
+      <w:hyperlink w:history="1" r:id="rId5jv1dm2rrh94nwzyox6ap">
         <w:r>
           <w:rPr>
             <w:rFonts w:ascii="Arial" w:cs="Arial" w:eastAsia="Arial" w:hAnsi="Arial"/>
@@ -14026,7 +14026,7 @@
         </w:rPr>
         <w:t xml:space="preserve"> (</w:t>
       </w:r>
-      <w:hyperlink w:history="1" r:id="rIdiosqtutmuultt_c16soj1">
+      <w:hyperlink w:history="1" r:id="rIdfsrxk92fxlbhpvnhikkor">
         <w:r>
           <w:rPr>
             <w:rFonts w:ascii="Arial" w:cs="Arial" w:eastAsia="Arial" w:hAnsi="Arial"/>
@@ -15056,7 +15056,7 @@
               <w:spacing w:after="10" w:before="0"/>
               <w:ind w:left="120"/>
             </w:pPr>
-            <w:hyperlink w:history="1" r:id="rId5gw550gavfemab0cqzvfm">
+            <w:hyperlink w:history="1" r:id="rIdbxou1b4nbyggxjdpacppw">
               <w:r>
                 <w:rPr>
                   <w:rFonts w:ascii="Arial" w:cs="Arial" w:eastAsia="Arial" w:hAnsi="Arial"/>
@@ -15133,7 +15133,7 @@
               <w:spacing w:after="10" w:before="0"/>
               <w:ind w:left="120"/>
             </w:pPr>
-            <w:hyperlink w:history="1" r:id="rIdw193jt5us-y69rvpwuww_">
+            <w:hyperlink w:history="1" r:id="rId8l2tf0eel-r9pwa1yvjry">
               <w:r>
                 <w:rPr>
                   <w:rFonts w:ascii="Arial" w:cs="Arial" w:eastAsia="Arial" w:hAnsi="Arial"/>
@@ -15360,7 +15360,7 @@
               <w:spacing w:after="10" w:before="0"/>
               <w:ind w:left="120"/>
             </w:pPr>
-            <w:hyperlink w:history="1" r:id="rIdvgkot44zxx9m0mncnu_ix">
+            <w:hyperlink w:history="1" r:id="rIdwnrksfby2r-yvfiyvzu-c">
               <w:r>
                 <w:rPr>
                   <w:rFonts w:ascii="Arial" w:cs="Arial" w:eastAsia="Arial" w:hAnsi="Arial"/>
@@ -15437,7 +15437,7 @@
               <w:spacing w:after="10" w:before="0"/>
               <w:ind w:left="120"/>
             </w:pPr>
-            <w:hyperlink w:history="1" r:id="rIdxj7iato5aa-8dwkglwt1t">
+            <w:hyperlink w:history="1" r:id="rId16z3japsmmeagnhpmqlex">
               <w:r>
                 <w:rPr>
                   <w:rFonts w:ascii="Arial" w:cs="Arial" w:eastAsia="Arial" w:hAnsi="Arial"/>
@@ -15664,7 +15664,7 @@
               <w:spacing w:after="10" w:before="0"/>
               <w:ind w:left="120"/>
             </w:pPr>
-            <w:hyperlink w:history="1" r:id="rIddkcpeaissl3jej0mjhvew">
+            <w:hyperlink w:history="1" r:id="rIdjvo2aqihsywgv1auvgpwd">
               <w:r>
                 <w:rPr>
                   <w:rFonts w:ascii="Arial" w:cs="Arial" w:eastAsia="Arial" w:hAnsi="Arial"/>
@@ -15741,7 +15741,7 @@
               <w:spacing w:after="10" w:before="0"/>
               <w:ind w:left="120"/>
             </w:pPr>
-            <w:hyperlink w:history="1" r:id="rIdqfxlkin6gdtphbenzrzru">
+            <w:hyperlink w:history="1" r:id="rIdcbqf4xyfzacblkyfnstp_">
               <w:r>
                 <w:rPr>
                   <w:rFonts w:ascii="Arial" w:cs="Arial" w:eastAsia="Arial" w:hAnsi="Arial"/>
@@ -15968,7 +15968,7 @@
               <w:spacing w:after="10" w:before="0"/>
               <w:ind w:left="120"/>
             </w:pPr>
-            <w:hyperlink w:history="1" r:id="rIdc8qtx-loijqey_k_ppoyn">
+            <w:hyperlink w:history="1" r:id="rIdsl59zu4m56dt50vhlawvy">
               <w:r>
                 <w:rPr>
                   <w:rFonts w:ascii="Arial" w:cs="Arial" w:eastAsia="Arial" w:hAnsi="Arial"/>
@@ -16045,7 +16045,7 @@
               <w:spacing w:after="10" w:before="0"/>
               <w:ind w:left="120"/>
             </w:pPr>
-            <w:hyperlink w:history="1" r:id="rIdhqjk26yjitxdeqw09zadp">
+            <w:hyperlink w:history="1" r:id="rIdaztsx3a51lq-g54hhyn15">
               <w:r>
                 <w:rPr>
                   <w:rFonts w:ascii="Arial" w:cs="Arial" w:eastAsia="Arial" w:hAnsi="Arial"/>
@@ -16272,7 +16272,7 @@
               <w:spacing w:after="10" w:before="0"/>
               <w:ind w:left="120"/>
             </w:pPr>
-            <w:hyperlink w:history="1" r:id="rIdwgf9lceelevq7r2b6defx">
+            <w:hyperlink w:history="1" r:id="rIdjnzolz9sl9yrjfykb_zna">
               <w:r>
                 <w:rPr>
                   <w:rFonts w:ascii="Arial" w:cs="Arial" w:eastAsia="Arial" w:hAnsi="Arial"/>
@@ -16349,7 +16349,7 @@
               <w:spacing w:after="10" w:before="0"/>
               <w:ind w:left="120"/>
             </w:pPr>
-            <w:hyperlink w:history="1" r:id="rIdz8yz3cnykafqcmqhb0aqy">
+            <w:hyperlink w:history="1" r:id="rIdhveqmoe8nqbjfaetsllgl">
               <w:r>
                 <w:rPr>
                   <w:rFonts w:ascii="Arial" w:cs="Arial" w:eastAsia="Arial" w:hAnsi="Arial"/>
@@ -16876,7 +16876,7 @@
         </w:rPr>
         <w:t xml:space="preserve">© 2026 SeaVuria and ARES. Aligned with KICD objectives. Developed by SeaVuria; technical implementation by ARES (with AI assistance from Claude). Licensed under </w:t>
       </w:r>
-      <w:hyperlink w:history="1" r:id="rIdp4vslmscu2waaibe3hioc">
+      <w:hyperlink w:history="1" r:id="rIdsy3mctwfxolfgyl9-zmxl">
         <w:r>
           <w:rPr>
             <w:rFonts w:ascii="Arial" w:cs="Arial" w:eastAsia="Arial" w:hAnsi="Arial"/>
@@ -16897,7 +16897,7 @@
         </w:rPr>
         <w:t xml:space="preserve"> (</w:t>
       </w:r>
-      <w:hyperlink w:history="1" r:id="rIda5-noltgh6b0oeggiiwve">
+      <w:hyperlink w:history="1" r:id="rIdbpruje4ishj6wdgv7ntd3">
         <w:r>
           <w:rPr>
             <w:rFonts w:ascii="Arial" w:cs="Arial" w:eastAsia="Arial" w:hAnsi="Arial"/>
@@ -17927,7 +17927,7 @@
               <w:spacing w:after="10" w:before="0"/>
               <w:ind w:left="120"/>
             </w:pPr>
-            <w:hyperlink w:history="1" r:id="rId2uxgyr0fsgl07cmq0ht21">
+            <w:hyperlink w:history="1" r:id="rIdtlbyraswhxidqlu0nud8q">
               <w:r>
                 <w:rPr>
                   <w:rFonts w:ascii="Arial" w:cs="Arial" w:eastAsia="Arial" w:hAnsi="Arial"/>
@@ -18004,7 +18004,7 @@
               <w:spacing w:after="10" w:before="0"/>
               <w:ind w:left="120"/>
             </w:pPr>
-            <w:hyperlink w:history="1" r:id="rIdeckimipxgdkyz5vikuyq2">
+            <w:hyperlink w:history="1" r:id="rId5gzi3jxt3dwwxaxgbeoc9">
               <w:r>
                 <w:rPr>
                   <w:rFonts w:ascii="Arial" w:cs="Arial" w:eastAsia="Arial" w:hAnsi="Arial"/>
@@ -18231,7 +18231,7 @@
               <w:spacing w:after="10" w:before="0"/>
               <w:ind w:left="120"/>
             </w:pPr>
-            <w:hyperlink w:history="1" r:id="rIdzo35zzryxqk-0v7wqavoe">
+            <w:hyperlink w:history="1" r:id="rIdbz0xvmj_9yahghjzpwyiq">
               <w:r>
                 <w:rPr>
                   <w:rFonts w:ascii="Arial" w:cs="Arial" w:eastAsia="Arial" w:hAnsi="Arial"/>
@@ -18308,7 +18308,7 @@
               <w:spacing w:after="10" w:before="0"/>
               <w:ind w:left="120"/>
             </w:pPr>
-            <w:hyperlink w:history="1" r:id="rIdnupowp_b9pymzybbdoqxm">
+            <w:hyperlink w:history="1" r:id="rId8ustso1loag-ihu8-ijpc">
               <w:r>
                 <w:rPr>
                   <w:rFonts w:ascii="Arial" w:cs="Arial" w:eastAsia="Arial" w:hAnsi="Arial"/>
@@ -18535,7 +18535,7 @@
               <w:spacing w:after="10" w:before="0"/>
               <w:ind w:left="120"/>
             </w:pPr>
-            <w:hyperlink w:history="1" r:id="rIddhtl_mywnxznmhhiez9wo">
+            <w:hyperlink w:history="1" r:id="rIdrhr3brlfcnr2jpoqcazqf">
               <w:r>
                 <w:rPr>
                   <w:rFonts w:ascii="Arial" w:cs="Arial" w:eastAsia="Arial" w:hAnsi="Arial"/>
@@ -18612,7 +18612,7 @@
               <w:spacing w:after="10" w:before="0"/>
               <w:ind w:left="120"/>
             </w:pPr>
-            <w:hyperlink w:history="1" r:id="rIda-845udublzuduhc91spu">
+            <w:hyperlink w:history="1" r:id="rIdzzunoiqkg8pi-s3tcdepp">
               <w:r>
                 <w:rPr>
                   <w:rFonts w:ascii="Arial" w:cs="Arial" w:eastAsia="Arial" w:hAnsi="Arial"/>
@@ -18839,7 +18839,7 @@
               <w:spacing w:after="10" w:before="0"/>
               <w:ind w:left="120"/>
             </w:pPr>
-            <w:hyperlink w:history="1" r:id="rIdog00xmdqalflqwsyaxk2a">
+            <w:hyperlink w:history="1" r:id="rId3uddmcam8pbudspqjscrv">
               <w:r>
                 <w:rPr>
                   <w:rFonts w:ascii="Arial" w:cs="Arial" w:eastAsia="Arial" w:hAnsi="Arial"/>
@@ -18916,7 +18916,7 @@
               <w:spacing w:after="10" w:before="0"/>
               <w:ind w:left="120"/>
             </w:pPr>
-            <w:hyperlink w:history="1" r:id="rIdhvhr5fedzijuedf8clqc1">
+            <w:hyperlink w:history="1" r:id="rIdla0rszjmh74jtqjfmai_h">
               <w:r>
                 <w:rPr>
                   <w:rFonts w:ascii="Arial" w:cs="Arial" w:eastAsia="Arial" w:hAnsi="Arial"/>
@@ -19143,7 +19143,7 @@
               <w:spacing w:after="10" w:before="0"/>
               <w:ind w:left="120"/>
             </w:pPr>
-            <w:hyperlink w:history="1" r:id="rIdys5rcnwp4h5f-e6flcyf8">
+            <w:hyperlink w:history="1" r:id="rIduq-rqnkocbpwx8qvlqfmn">
               <w:r>
                 <w:rPr>
                   <w:rFonts w:ascii="Arial" w:cs="Arial" w:eastAsia="Arial" w:hAnsi="Arial"/>
@@ -19220,7 +19220,7 @@
               <w:spacing w:after="10" w:before="0"/>
               <w:ind w:left="120"/>
             </w:pPr>
-            <w:hyperlink w:history="1" r:id="rIdrew8iwh6pltipxpbbry91">
+            <w:hyperlink w:history="1" r:id="rIdya3rgb8huonf_xrjakejr">
               <w:r>
                 <w:rPr>
                   <w:rFonts w:ascii="Arial" w:cs="Arial" w:eastAsia="Arial" w:hAnsi="Arial"/>
@@ -19747,7 +19747,7 @@
         </w:rPr>
         <w:t xml:space="preserve">© 2026 SeaVuria and ARES. Aligned with KICD objectives. Developed by SeaVuria; technical implementation by ARES (with AI assistance from Claude). Licensed under </w:t>
       </w:r>
-      <w:hyperlink w:history="1" r:id="rIdwqwjezubw8jxiwhich9ik">
+      <w:hyperlink w:history="1" r:id="rIdygb6ebvnlgovmnjcl-hkw">
         <w:r>
           <w:rPr>
             <w:rFonts w:ascii="Arial" w:cs="Arial" w:eastAsia="Arial" w:hAnsi="Arial"/>
@@ -19768,7 +19768,7 @@
         </w:rPr>
         <w:t xml:space="preserve"> (</w:t>
       </w:r>
-      <w:hyperlink w:history="1" r:id="rIduh-7bhauvekksgitmdo1c">
+      <w:hyperlink w:history="1" r:id="rId-dcmzeeqppwekfhi5rk1f">
         <w:r>
           <w:rPr>
             <w:rFonts w:ascii="Arial" w:cs="Arial" w:eastAsia="Arial" w:hAnsi="Arial"/>
@@ -20781,7 +20781,7 @@
             <w:pPr>
               <w:spacing w:after="20" w:before="0"/>
             </w:pPr>
-            <w:hyperlink w:history="1" r:id="rId4vkjgg9lmm0pbddgxfzn1">
+            <w:hyperlink w:history="1" r:id="rIdjdjf0fyvfmmho6adgxc3k">
               <w:r>
                 <w:rPr>
                   <w:rFonts w:ascii="Arial" w:cs="Arial" w:eastAsia="Arial" w:hAnsi="Arial"/>
@@ -20814,7 +20814,7 @@
               <w:spacing w:after="10" w:before="0"/>
               <w:ind w:left="120"/>
             </w:pPr>
-            <w:hyperlink w:history="1" r:id="rIdga3rga4pcugdmf2iff-fz">
+            <w:hyperlink w:history="1" r:id="rId4ljtbgusy9yi7sbxnekn4">
               <w:r>
                 <w:rPr>
                   <w:rFonts w:ascii="Arial" w:cs="Arial" w:eastAsia="Arial" w:hAnsi="Arial"/>
@@ -20859,7 +20859,7 @@
             <w:pPr>
               <w:spacing w:after="20" w:before="0"/>
             </w:pPr>
-            <w:hyperlink w:history="1" r:id="rIdeps5wobmorz3v_x-djngn">
+            <w:hyperlink w:history="1" r:id="rIdo7f40itgasehjc97j6izg">
               <w:r>
                 <w:rPr>
                   <w:rFonts w:ascii="Arial" w:cs="Arial" w:eastAsia="Arial" w:hAnsi="Arial"/>
@@ -20892,7 +20892,7 @@
               <w:spacing w:after="10" w:before="0"/>
               <w:ind w:left="120"/>
             </w:pPr>
-            <w:hyperlink w:history="1" r:id="rId4k2fu3grp1e5x85zph9hi">
+            <w:hyperlink w:history="1" r:id="rIdmk-ytpbsxc1ypncpvk9dw">
               <w:r>
                 <w:rPr>
                   <w:rFonts w:ascii="Arial" w:cs="Arial" w:eastAsia="Arial" w:hAnsi="Arial"/>
@@ -21087,7 +21087,7 @@
             <w:pPr>
               <w:spacing w:after="20" w:before="0"/>
             </w:pPr>
-            <w:hyperlink w:history="1" r:id="rIdbkcsbcvmyx6njafvzgjds">
+            <w:hyperlink w:history="1" r:id="rIdpw_gzlgybe7-9zjygq-zp">
               <w:r>
                 <w:rPr>
                   <w:rFonts w:ascii="Arial" w:cs="Arial" w:eastAsia="Arial" w:hAnsi="Arial"/>
@@ -21120,7 +21120,7 @@
               <w:spacing w:after="10" w:before="0"/>
               <w:ind w:left="120"/>
             </w:pPr>
-            <w:hyperlink w:history="1" r:id="rId9tpmw0ihe3vyvlwfigb43">
+            <w:hyperlink w:history="1" r:id="rIdl6kilecj064ompsiwln6i">
               <w:r>
                 <w:rPr>
                   <w:rFonts w:ascii="Arial" w:cs="Arial" w:eastAsia="Arial" w:hAnsi="Arial"/>
@@ -21165,7 +21165,7 @@
             <w:pPr>
               <w:spacing w:after="20" w:before="0"/>
             </w:pPr>
-            <w:hyperlink w:history="1" r:id="rIdggqbadslnbnum1wy47lbp">
+            <w:hyperlink w:history="1" r:id="rIdqmhrysbdwvzw9a0q0pvq_">
               <w:r>
                 <w:rPr>
                   <w:rFonts w:ascii="Arial" w:cs="Arial" w:eastAsia="Arial" w:hAnsi="Arial"/>
@@ -21198,7 +21198,7 @@
               <w:spacing w:after="10" w:before="0"/>
               <w:ind w:left="120"/>
             </w:pPr>
-            <w:hyperlink w:history="1" r:id="rIdyk1cl2bldypbuncxmnqm7">
+            <w:hyperlink w:history="1" r:id="rIdbmxsbf36aih-n-5vlponk">
               <w:r>
                 <w:rPr>
                   <w:rFonts w:ascii="Arial" w:cs="Arial" w:eastAsia="Arial" w:hAnsi="Arial"/>
@@ -21393,7 +21393,7 @@
             <w:pPr>
               <w:spacing w:after="20" w:before="0"/>
             </w:pPr>
-            <w:hyperlink w:history="1" r:id="rIda9fosovqjgyhdhn9ydgwj">
+            <w:hyperlink w:history="1" r:id="rIdtteajtzyc9arsw8c7lftq">
               <w:r>
                 <w:rPr>
                   <w:rFonts w:ascii="Arial" w:cs="Arial" w:eastAsia="Arial" w:hAnsi="Arial"/>
@@ -21442,7 +21442,7 @@
               <w:spacing w:after="10" w:before="0"/>
               <w:ind w:left="120"/>
             </w:pPr>
-            <w:hyperlink w:history="1" r:id="rIdbjzirlvjudfhkcj_5yu_6">
+            <w:hyperlink w:history="1" r:id="rIddss0tpistm-1dla7yk82k">
               <w:r>
                 <w:rPr>
                   <w:rFonts w:ascii="Arial" w:cs="Arial" w:eastAsia="Arial" w:hAnsi="Arial"/>
@@ -21487,7 +21487,7 @@
             <w:pPr>
               <w:spacing w:after="20" w:before="0"/>
             </w:pPr>
-            <w:hyperlink w:history="1" r:id="rId5v-wkwmjudjq6uu_gztjo">
+            <w:hyperlink w:history="1" r:id="rIdjtundggrxbg4htd-zp9hl">
               <w:r>
                 <w:rPr>
                   <w:rFonts w:ascii="Arial" w:cs="Arial" w:eastAsia="Arial" w:hAnsi="Arial"/>
@@ -21536,7 +21536,7 @@
               <w:spacing w:after="10" w:before="0"/>
               <w:ind w:left="120"/>
             </w:pPr>
-            <w:hyperlink w:history="1" r:id="rIdvjmdh_bhr4vfm3q4zbxno">
+            <w:hyperlink w:history="1" r:id="rIdvyxvi8jar9ywhlcukut5h">
               <w:r>
                 <w:rPr>
                   <w:rFonts w:ascii="Arial" w:cs="Arial" w:eastAsia="Arial" w:hAnsi="Arial"/>
@@ -21731,7 +21731,7 @@
             <w:pPr>
               <w:spacing w:after="20" w:before="0"/>
             </w:pPr>
-            <w:hyperlink w:history="1" r:id="rIdp1ueidz2a1aosz8bl70oi">
+            <w:hyperlink w:history="1" r:id="rIdijuwihpgubbxupaftae7h">
               <w:r>
                 <w:rPr>
                   <w:rFonts w:ascii="Arial" w:cs="Arial" w:eastAsia="Arial" w:hAnsi="Arial"/>
@@ -21764,7 +21764,7 @@
               <w:spacing w:after="10" w:before="0"/>
               <w:ind w:left="120"/>
             </w:pPr>
-            <w:hyperlink w:history="1" r:id="rIdspqtg2hjalhx-tgllkryu">
+            <w:hyperlink w:history="1" r:id="rIdixhrycwq7fc5jnvub7pwb">
               <w:r>
                 <w:rPr>
                   <w:rFonts w:ascii="Arial" w:cs="Arial" w:eastAsia="Arial" w:hAnsi="Arial"/>
@@ -21809,7 +21809,7 @@
             <w:pPr>
               <w:spacing w:after="20" w:before="0"/>
             </w:pPr>
-            <w:hyperlink w:history="1" r:id="rIduz7x40dthlctnfqgh2yz5">
+            <w:hyperlink w:history="1" r:id="rId5o3esqubcprjxlkvtgz8r">
               <w:r>
                 <w:rPr>
                   <w:rFonts w:ascii="Arial" w:cs="Arial" w:eastAsia="Arial" w:hAnsi="Arial"/>
@@ -21858,7 +21858,7 @@
               <w:spacing w:after="10" w:before="0"/>
               <w:ind w:left="120"/>
             </w:pPr>
-            <w:hyperlink w:history="1" r:id="rIdim_smcyzmmwwj92srztj3">
+            <w:hyperlink w:history="1" r:id="rIdkchwmuo-8peh313tmouvd">
               <w:r>
                 <w:rPr>
                   <w:rFonts w:ascii="Arial" w:cs="Arial" w:eastAsia="Arial" w:hAnsi="Arial"/>
@@ -22053,7 +22053,7 @@
             <w:pPr>
               <w:spacing w:after="20" w:before="0"/>
             </w:pPr>
-            <w:hyperlink w:history="1" r:id="rIdpzk45vpm3rrlh0m1qbbit">
+            <w:hyperlink w:history="1" r:id="rIdn1pcufzrmzpzugr-bu0kh">
               <w:r>
                 <w:rPr>
                   <w:rFonts w:ascii="Arial" w:cs="Arial" w:eastAsia="Arial" w:hAnsi="Arial"/>
@@ -22086,7 +22086,7 @@
               <w:spacing w:after="10" w:before="0"/>
               <w:ind w:left="120"/>
             </w:pPr>
-            <w:hyperlink w:history="1" r:id="rId7dh2gwjtfu90govgc-h0c">
+            <w:hyperlink w:history="1" r:id="rIdqlzbpna43a4xlpozdp-sv">
               <w:r>
                 <w:rPr>
                   <w:rFonts w:ascii="Arial" w:cs="Arial" w:eastAsia="Arial" w:hAnsi="Arial"/>
@@ -22131,7 +22131,7 @@
             <w:pPr>
               <w:spacing w:after="20" w:before="0"/>
             </w:pPr>
-            <w:hyperlink w:history="1" r:id="rId9xjl9jde8li1gpup8m3lb">
+            <w:hyperlink w:history="1" r:id="rIdrww_boescxdurougsginw">
               <w:r>
                 <w:rPr>
                   <w:rFonts w:ascii="Arial" w:cs="Arial" w:eastAsia="Arial" w:hAnsi="Arial"/>
@@ -22164,7 +22164,7 @@
               <w:spacing w:after="10" w:before="0"/>
               <w:ind w:left="120"/>
             </w:pPr>
-            <w:hyperlink w:history="1" r:id="rIdmxumx9pw-xnljzf2-bl7p">
+            <w:hyperlink w:history="1" r:id="rIdlzqzb8ugh9shoqzoreihd">
               <w:r>
                 <w:rPr>
                   <w:rFonts w:ascii="Arial" w:cs="Arial" w:eastAsia="Arial" w:hAnsi="Arial"/>
@@ -22676,7 +22676,7 @@
         </w:rPr>
         <w:t xml:space="preserve">© 2026 SeaVuria and ARES. Aligned with KICD objectives. Developed by SeaVuria; technical implementation by ARES (with AI assistance from Claude). Licensed under </w:t>
       </w:r>
-      <w:hyperlink w:history="1" r:id="rIdbz6sm5v99m5ifidg2nfr8">
+      <w:hyperlink w:history="1" r:id="rIdppyeg5fseodhmcvlcddtq">
         <w:r>
           <w:rPr>
             <w:rFonts w:ascii="Arial" w:cs="Arial" w:eastAsia="Arial" w:hAnsi="Arial"/>
@@ -22697,7 +22697,7 @@
         </w:rPr>
         <w:t xml:space="preserve"> (</w:t>
       </w:r>
-      <w:hyperlink w:history="1" r:id="rIdjg_7nlz_r8vnvwkdjwvxu">
+      <w:hyperlink w:history="1" r:id="rIdlm3vce2v5bbquor9ebjmf">
         <w:r>
           <w:rPr>
             <w:rFonts w:ascii="Arial" w:cs="Arial" w:eastAsia="Arial" w:hAnsi="Arial"/>
@@ -23710,7 +23710,7 @@
             <w:pPr>
               <w:spacing w:after="20" w:before="0"/>
             </w:pPr>
-            <w:hyperlink w:history="1" r:id="rIdm6esv1_6xvnnxorleoinq">
+            <w:hyperlink w:history="1" r:id="rIdgthzl1njya5qyndyunbiq">
               <w:r>
                 <w:rPr>
                   <w:rFonts w:ascii="Arial" w:cs="Arial" w:eastAsia="Arial" w:hAnsi="Arial"/>
@@ -23759,7 +23759,7 @@
               <w:spacing w:after="10" w:before="0"/>
               <w:ind w:left="120"/>
             </w:pPr>
-            <w:hyperlink w:history="1" r:id="rIdfcmpw4cyuhnwveppbo2xb">
+            <w:hyperlink w:history="1" r:id="rIdinv3pqnznx40etph6mfnk">
               <w:r>
                 <w:rPr>
                   <w:rFonts w:ascii="Arial" w:cs="Arial" w:eastAsia="Arial" w:hAnsi="Arial"/>
@@ -23804,7 +23804,7 @@
             <w:pPr>
               <w:spacing w:after="20" w:before="0"/>
             </w:pPr>
-            <w:hyperlink w:history="1" r:id="rIdixtvnd_vlckzhcdrlbolj">
+            <w:hyperlink w:history="1" r:id="rIdzm_feg-a4sy8yxyvtnfkd">
               <w:r>
                 <w:rPr>
                   <w:rFonts w:ascii="Arial" w:cs="Arial" w:eastAsia="Arial" w:hAnsi="Arial"/>
@@ -23837,7 +23837,7 @@
               <w:spacing w:after="10" w:before="0"/>
               <w:ind w:left="120"/>
             </w:pPr>
-            <w:hyperlink w:history="1" r:id="rIdpriteqkexofycj53xcrd5">
+            <w:hyperlink w:history="1" r:id="rIdmuddaj8qqpfj_mvx8wnj-">
               <w:r>
                 <w:rPr>
                   <w:rFonts w:ascii="Arial" w:cs="Arial" w:eastAsia="Arial" w:hAnsi="Arial"/>
@@ -24032,7 +24032,7 @@
             <w:pPr>
               <w:spacing w:after="20" w:before="0"/>
             </w:pPr>
-            <w:hyperlink w:history="1" r:id="rIdlfhkegryehnwz8w165fwk">
+            <w:hyperlink w:history="1" r:id="rIdg4qmy12qipvtkp3x2o3js">
               <w:r>
                 <w:rPr>
                   <w:rFonts w:ascii="Arial" w:cs="Arial" w:eastAsia="Arial" w:hAnsi="Arial"/>
@@ -24081,7 +24081,7 @@
               <w:spacing w:after="10" w:before="0"/>
               <w:ind w:left="120"/>
             </w:pPr>
-            <w:hyperlink w:history="1" r:id="rIdmsiaueaiduqqo7h0z6vsb">
+            <w:hyperlink w:history="1" r:id="rId8q4inbyufqgrhanrhhh7c">
               <w:r>
                 <w:rPr>
                   <w:rFonts w:ascii="Arial" w:cs="Arial" w:eastAsia="Arial" w:hAnsi="Arial"/>
@@ -24126,7 +24126,7 @@
             <w:pPr>
               <w:spacing w:after="20" w:before="0"/>
             </w:pPr>
-            <w:hyperlink w:history="1" r:id="rIdqzs6pr0e_s5z9mliqateg">
+            <w:hyperlink w:history="1" r:id="rIdvik3fxpx0_dbt2qlstghm">
               <w:r>
                 <w:rPr>
                   <w:rFonts w:ascii="Arial" w:cs="Arial" w:eastAsia="Arial" w:hAnsi="Arial"/>
@@ -24159,7 +24159,7 @@
               <w:spacing w:after="10" w:before="0"/>
               <w:ind w:left="120"/>
             </w:pPr>
-            <w:hyperlink w:history="1" r:id="rIdwmxle0hhdsn4mvbp1-kj1">
+            <w:hyperlink w:history="1" r:id="rId7pv5azbbstnogzdlf6eo_">
               <w:r>
                 <w:rPr>
                   <w:rFonts w:ascii="Arial" w:cs="Arial" w:eastAsia="Arial" w:hAnsi="Arial"/>
@@ -24354,7 +24354,7 @@
             <w:pPr>
               <w:spacing w:after="20" w:before="0"/>
             </w:pPr>
-            <w:hyperlink w:history="1" r:id="rIdhbwhaipfyft7vt1bjovjr">
+            <w:hyperlink w:history="1" r:id="rIdfxmf0nqghl95w2z3mud6m">
               <w:r>
                 <w:rPr>
                   <w:rFonts w:ascii="Arial" w:cs="Arial" w:eastAsia="Arial" w:hAnsi="Arial"/>
@@ -24403,7 +24403,7 @@
               <w:spacing w:after="10" w:before="0"/>
               <w:ind w:left="120"/>
             </w:pPr>
-            <w:hyperlink w:history="1" r:id="rIdiy3bd7r2kgdqhpxjp6bkr">
+            <w:hyperlink w:history="1" r:id="rIdruzkt8ywux5pdk7zu27x3">
               <w:r>
                 <w:rPr>
                   <w:rFonts w:ascii="Arial" w:cs="Arial" w:eastAsia="Arial" w:hAnsi="Arial"/>
@@ -24448,7 +24448,7 @@
             <w:pPr>
               <w:spacing w:after="20" w:before="0"/>
             </w:pPr>
-            <w:hyperlink w:history="1" r:id="rId9yvq_gssy5xvprthbrqfa">
+            <w:hyperlink w:history="1" r:id="rIdb25lv3teivo4catwgscza">
               <w:r>
                 <w:rPr>
                   <w:rFonts w:ascii="Arial" w:cs="Arial" w:eastAsia="Arial" w:hAnsi="Arial"/>
@@ -24481,7 +24481,7 @@
               <w:spacing w:after="10" w:before="0"/>
               <w:ind w:left="120"/>
             </w:pPr>
-            <w:hyperlink w:history="1" r:id="rIdessremynx10m3mwpqnznm">
+            <w:hyperlink w:history="1" r:id="rIdbd0a817wfg6z6mlff7ahp">
               <w:r>
                 <w:rPr>
                   <w:rFonts w:ascii="Arial" w:cs="Arial" w:eastAsia="Arial" w:hAnsi="Arial"/>
@@ -24676,7 +24676,7 @@
             <w:pPr>
               <w:spacing w:after="20" w:before="0"/>
             </w:pPr>
-            <w:hyperlink w:history="1" r:id="rIdutezyggjhvo-wmakoq5y3">
+            <w:hyperlink w:history="1" r:id="rIdjifagtmokybd8wrfdr8c5">
               <w:r>
                 <w:rPr>
                   <w:rFonts w:ascii="Arial" w:cs="Arial" w:eastAsia="Arial" w:hAnsi="Arial"/>
@@ -24725,7 +24725,7 @@
               <w:spacing w:after="10" w:before="0"/>
               <w:ind w:left="120"/>
             </w:pPr>
-            <w:hyperlink w:history="1" r:id="rIdelgqn5_mfczw3kvxwybu1">
+            <w:hyperlink w:history="1" r:id="rIdgzhb43cbebio9kedbll7m">
               <w:r>
                 <w:rPr>
                   <w:rFonts w:ascii="Arial" w:cs="Arial" w:eastAsia="Arial" w:hAnsi="Arial"/>
@@ -24770,7 +24770,7 @@
             <w:pPr>
               <w:spacing w:after="20" w:before="0"/>
             </w:pPr>
-            <w:hyperlink w:history="1" r:id="rIddqo8evpwedmlwubfr7urr">
+            <w:hyperlink w:history="1" r:id="rIdps6dxjwkygngfmecobs1e">
               <w:r>
                 <w:rPr>
                   <w:rFonts w:ascii="Arial" w:cs="Arial" w:eastAsia="Arial" w:hAnsi="Arial"/>
@@ -24803,7 +24803,7 @@
               <w:spacing w:after="10" w:before="0"/>
               <w:ind w:left="120"/>
             </w:pPr>
-            <w:hyperlink w:history="1" r:id="rIds7ftsl-0qwzextfr0raqw">
+            <w:hyperlink w:history="1" r:id="rId52y-zjkagyoooo6p3fa-y">
               <w:r>
                 <w:rPr>
                   <w:rFonts w:ascii="Arial" w:cs="Arial" w:eastAsia="Arial" w:hAnsi="Arial"/>
@@ -24998,7 +24998,7 @@
             <w:pPr>
               <w:spacing w:after="20" w:before="0"/>
             </w:pPr>
-            <w:hyperlink w:history="1" r:id="rIdjlntoqge41kqurmjcaf15">
+            <w:hyperlink w:history="1" r:id="rIdrh6pr3xxz1fegkevbbpom">
               <w:r>
                 <w:rPr>
                   <w:rFonts w:ascii="Arial" w:cs="Arial" w:eastAsia="Arial" w:hAnsi="Arial"/>
@@ -25047,7 +25047,7 @@
               <w:spacing w:after="10" w:before="0"/>
               <w:ind w:left="120"/>
             </w:pPr>
-            <w:hyperlink w:history="1" r:id="rIdyhk4iqez_05vhcfwprm0k">
+            <w:hyperlink w:history="1" r:id="rIdpv7h9rb7fs0shdo3ytazc">
               <w:r>
                 <w:rPr>
                   <w:rFonts w:ascii="Arial" w:cs="Arial" w:eastAsia="Arial" w:hAnsi="Arial"/>
@@ -25092,7 +25092,7 @@
             <w:pPr>
               <w:spacing w:after="20" w:before="0"/>
             </w:pPr>
-            <w:hyperlink w:history="1" r:id="rIdeut-j19vhulrtgzgqliz2">
+            <w:hyperlink w:history="1" r:id="rIdllvy9smgov-x4p2khypwh">
               <w:r>
                 <w:rPr>
                   <w:rFonts w:ascii="Arial" w:cs="Arial" w:eastAsia="Arial" w:hAnsi="Arial"/>
@@ -25125,7 +25125,7 @@
               <w:spacing w:after="10" w:before="0"/>
               <w:ind w:left="120"/>
             </w:pPr>
-            <w:hyperlink w:history="1" r:id="rId6d5fhdxnvw5odwilphuc5">
+            <w:hyperlink w:history="1" r:id="rIdoetrk0gdcaet4iyfptji7">
               <w:r>
                 <w:rPr>
                   <w:rFonts w:ascii="Arial" w:cs="Arial" w:eastAsia="Arial" w:hAnsi="Arial"/>
@@ -25637,7 +25637,7 @@
         </w:rPr>
         <w:t xml:space="preserve">© 2026 SeaVuria and ARES. Aligned with KICD objectives. Developed by SeaVuria; technical implementation by ARES (with AI assistance from Claude). Licensed under </w:t>
       </w:r>
-      <w:hyperlink w:history="1" r:id="rIdgrlmvl0q2l7syu_m-8yip">
+      <w:hyperlink w:history="1" r:id="rId70stdj_vgrzsrjwtldawb">
         <w:r>
           <w:rPr>
             <w:rFonts w:ascii="Arial" w:cs="Arial" w:eastAsia="Arial" w:hAnsi="Arial"/>
@@ -25658,7 +25658,7 @@
         </w:rPr>
         <w:t xml:space="preserve"> (</w:t>
       </w:r>
-      <w:hyperlink w:history="1" r:id="rIdqy2gqmsorkcimp8lssudc">
+      <w:hyperlink w:history="1" r:id="rIdajn4tyfg0ifx9220yde5c">
         <w:r>
           <w:rPr>
             <w:rFonts w:ascii="Arial" w:cs="Arial" w:eastAsia="Arial" w:hAnsi="Arial"/>

--- a/data/outputs/v2/Grade11/Biology/Lesson_Plans/SS1.1_Taxonomy_I/Biology_Taxonomy_I_CBE_LessonSequence.docx
+++ b/data/outputs/v2/Grade11/Biology/Lesson_Plans/SS1.1_Taxonomy_I/Biology_Taxonomy_I_CBE_LessonSequence.docx
@@ -4,6 +4,7 @@
   <w:body>
     <w:p>
       <w:pPr>
+        <w:keepNext w:val="false"/>
         <w:spacing w:after="30" w:before="0"/>
         <w:jc w:val="center"/>
       </w:pPr>
@@ -23,6 +24,7 @@
     </w:p>
     <w:p>
       <w:pPr>
+        <w:keepNext w:val="false"/>
         <w:spacing w:after="60" w:before="0"/>
         <w:jc w:val="center"/>
       </w:pPr>
@@ -81,6 +83,7 @@
           </w:tcPr>
           <w:p>
             <w:pPr>
+              <w:keepNext w:val="false"/>
               <w:spacing w:after="40" w:before="0"/>
               <w:jc w:val="center"/>
             </w:pPr>
@@ -115,6 +118,7 @@
           </w:tcPr>
           <w:p>
             <w:pPr>
+              <w:keepNext w:val="false"/>
               <w:spacing w:after="40" w:before="0"/>
               <w:jc w:val="left"/>
             </w:pPr>
@@ -147,6 +151,7 @@
           </w:tcPr>
           <w:p>
             <w:pPr>
+              <w:keepNext w:val="false"/>
               <w:spacing w:after="40" w:before="0"/>
               <w:jc w:val="left"/>
             </w:pPr>
@@ -181,6 +186,7 @@
           </w:tcPr>
           <w:p>
             <w:pPr>
+              <w:keepNext w:val="false"/>
               <w:spacing w:after="40" w:before="0"/>
               <w:jc w:val="left"/>
             </w:pPr>
@@ -213,6 +219,7 @@
           </w:tcPr>
           <w:p>
             <w:pPr>
+              <w:keepNext w:val="false"/>
               <w:spacing w:after="40" w:before="0"/>
               <w:jc w:val="left"/>
             </w:pPr>
@@ -247,6 +254,7 @@
           </w:tcPr>
           <w:p>
             <w:pPr>
+              <w:keepNext w:val="false"/>
               <w:spacing w:after="40" w:before="0"/>
               <w:jc w:val="left"/>
             </w:pPr>
@@ -279,6 +287,7 @@
           </w:tcPr>
           <w:p>
             <w:pPr>
+              <w:keepNext w:val="false"/>
               <w:spacing w:after="40" w:before="0"/>
               <w:jc w:val="left"/>
             </w:pPr>
@@ -313,6 +322,7 @@
           </w:tcPr>
           <w:p>
             <w:pPr>
+              <w:keepNext w:val="false"/>
               <w:spacing w:after="40" w:before="0"/>
               <w:jc w:val="left"/>
             </w:pPr>
@@ -345,6 +355,7 @@
           </w:tcPr>
           <w:p>
             <w:pPr>
+              <w:keepNext w:val="false"/>
               <w:spacing w:after="40" w:before="0"/>
               <w:jc w:val="left"/>
             </w:pPr>
@@ -379,6 +390,7 @@
           </w:tcPr>
           <w:p>
             <w:pPr>
+              <w:keepNext w:val="false"/>
               <w:spacing w:after="40" w:before="0"/>
               <w:jc w:val="left"/>
             </w:pPr>
@@ -411,6 +423,7 @@
           </w:tcPr>
           <w:p>
             <w:pPr>
+              <w:keepNext w:val="false"/>
               <w:spacing w:after="40" w:before="0"/>
               <w:jc w:val="left"/>
             </w:pPr>
@@ -445,6 +458,7 @@
           </w:tcPr>
           <w:p>
             <w:pPr>
+              <w:keepNext w:val="false"/>
               <w:spacing w:after="40" w:before="0"/>
               <w:jc w:val="left"/>
             </w:pPr>
@@ -592,6 +606,7 @@
           </w:tcPr>
           <w:p>
             <w:pPr>
+              <w:keepNext w:val="false"/>
               <w:spacing w:after="40" w:before="0"/>
               <w:jc w:val="left"/>
             </w:pPr>
@@ -624,6 +639,7 @@
           </w:tcPr>
           <w:p>
             <w:pPr>
+              <w:keepNext w:val="false"/>
               <w:spacing w:after="40" w:before="0"/>
               <w:jc w:val="left"/>
             </w:pPr>
@@ -643,6 +659,7 @@
           </w:p>
           <w:p>
             <w:pPr>
+              <w:keepNext w:val="false"/>
               <w:spacing w:after="40" w:before="0"/>
               <w:jc w:val="left"/>
             </w:pPr>
@@ -662,6 +679,7 @@
           </w:p>
           <w:p>
             <w:pPr>
+              <w:keepNext w:val="false"/>
               <w:spacing w:after="40" w:before="0"/>
               <w:jc w:val="left"/>
             </w:pPr>
@@ -681,6 +699,7 @@
           </w:p>
           <w:p>
             <w:pPr>
+              <w:keepNext w:val="false"/>
               <w:spacing w:after="40" w:before="0"/>
               <w:jc w:val="left"/>
             </w:pPr>
@@ -700,6 +719,7 @@
           </w:p>
           <w:p>
             <w:pPr>
+              <w:keepNext w:val="false"/>
               <w:spacing w:after="40" w:before="0"/>
               <w:jc w:val="left"/>
             </w:pPr>
@@ -719,6 +739,7 @@
           </w:p>
           <w:p>
             <w:pPr>
+              <w:keepNext w:val="false"/>
               <w:spacing w:after="40" w:before="0"/>
               <w:jc w:val="left"/>
             </w:pPr>
@@ -753,6 +774,7 @@
           </w:tcPr>
           <w:p>
             <w:pPr>
+              <w:keepNext w:val="false"/>
               <w:spacing w:after="40" w:before="0"/>
               <w:jc w:val="left"/>
             </w:pPr>
@@ -840,6 +862,7 @@
           </w:tcPr>
           <w:p>
             <w:pPr>
+              <w:keepNext w:val="false"/>
               <w:spacing w:after="40" w:before="0"/>
               <w:jc w:val="left"/>
             </w:pPr>
@@ -927,6 +950,7 @@
           </w:tcPr>
           <w:p>
             <w:pPr>
+              <w:keepNext w:val="false"/>
               <w:spacing w:after="40" w:before="0"/>
               <w:jc w:val="left"/>
             </w:pPr>
@@ -1074,6 +1098,7 @@
           </w:tcPr>
           <w:p>
             <w:pPr>
+              <w:keepNext w:val="false"/>
               <w:spacing w:after="40" w:before="0"/>
               <w:jc w:val="left"/>
             </w:pPr>
@@ -1181,6 +1206,7 @@
           </w:tcPr>
           <w:p>
             <w:pPr>
+              <w:keepNext w:val="false"/>
               <w:spacing w:after="40" w:before="0"/>
               <w:jc w:val="left"/>
             </w:pPr>
@@ -1388,6 +1414,7 @@
           </w:tcPr>
           <w:p>
             <w:pPr>
+              <w:keepNext w:val="false"/>
               <w:spacing w:after="40" w:before="0"/>
               <w:jc w:val="left"/>
             </w:pPr>
@@ -1420,6 +1447,7 @@
           </w:tcPr>
           <w:p>
             <w:pPr>
+              <w:keepNext w:val="false"/>
               <w:spacing w:after="40" w:before="0"/>
               <w:jc w:val="left"/>
             </w:pPr>
@@ -1454,6 +1482,7 @@
           </w:tcPr>
           <w:p>
             <w:pPr>
+              <w:keepNext w:val="false"/>
               <w:spacing w:after="40" w:before="0"/>
               <w:jc w:val="left"/>
             </w:pPr>
@@ -1486,6 +1515,7 @@
           </w:tcPr>
           <w:p>
             <w:pPr>
+              <w:keepNext w:val="false"/>
               <w:spacing w:after="40" w:before="0"/>
               <w:jc w:val="left"/>
             </w:pPr>
@@ -1505,6 +1535,7 @@
           </w:p>
           <w:p>
             <w:pPr>
+              <w:keepNext w:val="false"/>
               <w:spacing w:after="40" w:before="0"/>
               <w:jc w:val="left"/>
             </w:pPr>
@@ -1524,6 +1555,7 @@
           </w:p>
           <w:p>
             <w:pPr>
+              <w:keepNext w:val="false"/>
               <w:spacing w:after="40" w:before="0"/>
               <w:jc w:val="left"/>
             </w:pPr>
@@ -1543,6 +1575,7 @@
           </w:p>
           <w:p>
             <w:pPr>
+              <w:keepNext w:val="false"/>
               <w:spacing w:after="40" w:before="0"/>
               <w:jc w:val="left"/>
             </w:pPr>
@@ -1577,6 +1610,7 @@
           </w:tcPr>
           <w:p>
             <w:pPr>
+              <w:keepNext w:val="false"/>
               <w:spacing w:after="40" w:before="0"/>
               <w:jc w:val="left"/>
             </w:pPr>
@@ -1609,6 +1643,7 @@
           </w:tcPr>
           <w:p>
             <w:pPr>
+              <w:keepNext w:val="false"/>
               <w:spacing w:after="40" w:before="0"/>
               <w:jc w:val="left"/>
             </w:pPr>
@@ -1643,6 +1678,7 @@
           </w:tcPr>
           <w:p>
             <w:pPr>
+              <w:keepNext w:val="false"/>
               <w:spacing w:after="40" w:before="0"/>
               <w:jc w:val="left"/>
             </w:pPr>
@@ -1675,6 +1711,7 @@
           </w:tcPr>
           <w:p>
             <w:pPr>
+              <w:keepNext w:val="false"/>
               <w:spacing w:after="40" w:before="0"/>
               <w:jc w:val="left"/>
             </w:pPr>
@@ -1694,6 +1731,7 @@
           </w:p>
           <w:p>
             <w:pPr>
+              <w:keepNext w:val="false"/>
               <w:spacing w:after="40" w:before="0"/>
               <w:jc w:val="left"/>
             </w:pPr>
@@ -1713,6 +1751,7 @@
           </w:p>
           <w:p>
             <w:pPr>
+              <w:keepNext w:val="false"/>
               <w:spacing w:after="40" w:before="0"/>
               <w:jc w:val="left"/>
             </w:pPr>
@@ -1732,6 +1771,7 @@
           </w:p>
           <w:p>
             <w:pPr>
+              <w:keepNext w:val="false"/>
               <w:spacing w:after="40" w:before="0"/>
               <w:jc w:val="left"/>
             </w:pPr>
@@ -1751,6 +1791,7 @@
           </w:p>
           <w:p>
             <w:pPr>
+              <w:keepNext w:val="false"/>
               <w:spacing w:after="40" w:before="0"/>
               <w:jc w:val="left"/>
             </w:pPr>
@@ -1770,6 +1811,7 @@
           </w:p>
           <w:p>
             <w:pPr>
+              <w:keepNext w:val="false"/>
               <w:spacing w:after="40" w:before="0"/>
               <w:jc w:val="left"/>
             </w:pPr>
@@ -1789,6 +1831,7 @@
           </w:p>
           <w:p>
             <w:pPr>
+              <w:keepNext w:val="false"/>
               <w:spacing w:after="40" w:before="0"/>
               <w:jc w:val="left"/>
             </w:pPr>
@@ -1808,6 +1851,7 @@
           </w:p>
           <w:p>
             <w:pPr>
+              <w:keepNext w:val="false"/>
               <w:spacing w:after="40" w:before="0"/>
               <w:jc w:val="left"/>
             </w:pPr>
@@ -1842,6 +1886,7 @@
           </w:tcPr>
           <w:p>
             <w:pPr>
+              <w:keepNext w:val="false"/>
               <w:spacing w:after="40" w:before="0"/>
               <w:jc w:val="left"/>
             </w:pPr>
@@ -2073,7 +2118,7 @@
         </w:rPr>
         <w:t xml:space="preserve">© 2026 SeaVuria and ARES. This work is licensed under a </w:t>
       </w:r>
-      <w:hyperlink w:history="1" r:id="rIdkw2ej-dav4pw10huxsqs4">
+      <w:hyperlink w:history="1" r:id="rIdjrv8wyuvrmmzts7sbnitx">
         <w:r>
           <w:rPr>
             <w:rFonts w:ascii="Arial" w:cs="Arial" w:eastAsia="Arial" w:hAnsi="Arial"/>
@@ -2093,7 +2138,7 @@
         </w:rPr>
         <w:t xml:space="preserve"> (</w:t>
       </w:r>
-      <w:hyperlink w:history="1" r:id="rIdrzopbia1lx8dkjueveru2">
+      <w:hyperlink w:history="1" r:id="rIdf5v4pc_ezihwb5c_45j7c">
         <w:r>
           <w:rPr>
             <w:rFonts w:ascii="Arial" w:cs="Arial" w:eastAsia="Arial" w:hAnsi="Arial"/>
@@ -2113,7 +2158,7 @@
         </w:rPr>
         <w:t xml:space="preserve">). To view a copy of this license, visit </w:t>
       </w:r>
-      <w:hyperlink w:history="1" r:id="rIdxnnzibg14ti1p8lddd36r">
+      <w:hyperlink w:history="1" r:id="rIdo99fdoghwbrmzxxmihc3f">
         <w:r>
           <w:rPr>
             <w:rFonts w:ascii="Arial" w:cs="Arial" w:eastAsia="Arial" w:hAnsi="Arial"/>
@@ -2172,6 +2217,7 @@
           </w:tcPr>
           <w:p>
             <w:pPr>
+              <w:keepNext w:val="false"/>
               <w:spacing w:after="40" w:before="0"/>
               <w:jc w:val="center"/>
             </w:pPr>
@@ -2207,6 +2253,7 @@
           </w:tcPr>
           <w:p>
             <w:pPr>
+              <w:keepNext w:val="false"/>
               <w:spacing w:after="40" w:before="0"/>
               <w:jc w:val="center"/>
             </w:pPr>
@@ -2241,6 +2288,7 @@
           </w:tcPr>
           <w:p>
             <w:pPr>
+              <w:keepNext w:val="false"/>
               <w:spacing w:after="40" w:before="0"/>
               <w:jc w:val="left"/>
             </w:pPr>
@@ -2273,6 +2321,7 @@
           </w:tcPr>
           <w:p>
             <w:pPr>
+              <w:keepNext w:val="false"/>
               <w:spacing w:after="40" w:before="0"/>
               <w:jc w:val="left"/>
             </w:pPr>
@@ -2307,6 +2356,7 @@
           </w:tcPr>
           <w:p>
             <w:pPr>
+              <w:keepNext w:val="false"/>
               <w:spacing w:after="40" w:before="0"/>
               <w:jc w:val="left"/>
             </w:pPr>
@@ -2339,6 +2389,7 @@
           </w:tcPr>
           <w:p>
             <w:pPr>
+              <w:keepNext w:val="false"/>
               <w:spacing w:after="40" w:before="0"/>
               <w:jc w:val="left"/>
             </w:pPr>
@@ -2373,6 +2424,7 @@
           </w:tcPr>
           <w:p>
             <w:pPr>
+              <w:keepNext w:val="false"/>
               <w:spacing w:after="40" w:before="0"/>
               <w:jc w:val="left"/>
             </w:pPr>
@@ -2405,6 +2457,7 @@
           </w:tcPr>
           <w:p>
             <w:pPr>
+              <w:keepNext w:val="false"/>
               <w:spacing w:after="40" w:before="0"/>
               <w:jc w:val="left"/>
             </w:pPr>
@@ -2439,6 +2492,7 @@
           </w:tcPr>
           <w:p>
             <w:pPr>
+              <w:keepNext w:val="false"/>
               <w:spacing w:after="40" w:before="0"/>
               <w:jc w:val="left"/>
             </w:pPr>
@@ -2471,6 +2525,7 @@
           </w:tcPr>
           <w:p>
             <w:pPr>
+              <w:keepNext w:val="false"/>
               <w:spacing w:after="40" w:before="0"/>
               <w:jc w:val="left"/>
             </w:pPr>
@@ -2505,6 +2560,7 @@
           </w:tcPr>
           <w:p>
             <w:pPr>
+              <w:keepNext w:val="false"/>
               <w:spacing w:after="40" w:before="0"/>
               <w:jc w:val="left"/>
             </w:pPr>
@@ -2537,6 +2593,7 @@
           </w:tcPr>
           <w:p>
             <w:pPr>
+              <w:keepNext w:val="false"/>
               <w:spacing w:after="40" w:before="0"/>
               <w:jc w:val="left"/>
             </w:pPr>
@@ -2571,6 +2628,7 @@
           </w:tcPr>
           <w:p>
             <w:pPr>
+              <w:keepNext w:val="false"/>
               <w:spacing w:after="40" w:before="0"/>
               <w:jc w:val="left"/>
             </w:pPr>
@@ -2603,6 +2661,7 @@
           </w:tcPr>
           <w:p>
             <w:pPr>
+              <w:keepNext w:val="false"/>
               <w:spacing w:after="40" w:before="0"/>
               <w:jc w:val="left"/>
             </w:pPr>
@@ -2637,6 +2696,7 @@
           </w:tcPr>
           <w:p>
             <w:pPr>
+              <w:keepNext w:val="false"/>
               <w:spacing w:after="40" w:before="0"/>
               <w:jc w:val="left"/>
             </w:pPr>
@@ -2669,6 +2729,7 @@
           </w:tcPr>
           <w:p>
             <w:pPr>
+              <w:keepNext w:val="false"/>
               <w:spacing w:after="40" w:before="0"/>
               <w:jc w:val="left"/>
             </w:pPr>
@@ -2703,6 +2764,7 @@
           </w:tcPr>
           <w:p>
             <w:pPr>
+              <w:keepNext w:val="false"/>
               <w:spacing w:after="40" w:before="0"/>
               <w:jc w:val="left"/>
             </w:pPr>
@@ -2735,6 +2797,7 @@
           </w:tcPr>
           <w:p>
             <w:pPr>
+              <w:keepNext w:val="false"/>
               <w:spacing w:after="40" w:before="0"/>
               <w:jc w:val="left"/>
             </w:pPr>
@@ -2794,6 +2857,7 @@
           </w:tcPr>
           <w:p>
             <w:pPr>
+              <w:keepNext w:val="false"/>
               <w:spacing w:after="40" w:before="0"/>
               <w:jc w:val="center"/>
             </w:pPr>
@@ -2828,6 +2892,7 @@
           </w:tcPr>
           <w:p>
             <w:pPr>
+              <w:keepNext w:val="false"/>
               <w:spacing w:after="40" w:before="0"/>
               <w:jc w:val="left"/>
             </w:pPr>
@@ -2892,6 +2957,7 @@
           </w:tcPr>
           <w:p>
             <w:pPr>
+              <w:keepNext w:val="false"/>
               <w:spacing w:after="40" w:before="0"/>
               <w:jc w:val="center"/>
             </w:pPr>
@@ -2926,6 +2992,7 @@
           </w:tcPr>
           <w:p>
             <w:pPr>
+              <w:keepNext w:val="false"/>
               <w:spacing w:after="40" w:before="0"/>
               <w:jc w:val="left"/>
             </w:pPr>
@@ -2958,6 +3025,7 @@
           </w:tcPr>
           <w:p>
             <w:pPr>
+              <w:keepNext w:val="false"/>
               <w:spacing w:after="40" w:before="0"/>
               <w:jc w:val="left"/>
             </w:pPr>
@@ -2990,6 +3058,7 @@
           </w:tcPr>
           <w:p>
             <w:pPr>
+              <w:keepNext w:val="false"/>
               <w:spacing w:after="40" w:before="0"/>
               <w:jc w:val="left"/>
             </w:pPr>
@@ -3022,6 +3091,7 @@
           </w:tcPr>
           <w:p>
             <w:pPr>
+              <w:keepNext w:val="false"/>
               <w:spacing w:after="40" w:before="0"/>
               <w:jc w:val="left"/>
             </w:pPr>
@@ -3054,6 +3124,7 @@
           </w:tcPr>
           <w:p>
             <w:pPr>
+              <w:keepNext w:val="false"/>
               <w:spacing w:after="40" w:before="0"/>
               <w:jc w:val="left"/>
             </w:pPr>
@@ -3088,6 +3159,7 @@
           </w:tcPr>
           <w:p>
             <w:pPr>
+              <w:keepNext w:val="false"/>
               <w:spacing w:after="40" w:before="0"/>
               <w:jc w:val="left"/>
             </w:pPr>
@@ -3125,7 +3197,7 @@
             <w:pPr>
               <w:spacing w:after="20" w:before="0"/>
             </w:pPr>
-            <w:hyperlink w:history="1" r:id="rIdn39tcnu5eawze8xlpztrf">
+            <w:hyperlink w:history="1" r:id="rIdrtmbygomc1iv4ryipayx2">
               <w:r>
                 <w:rPr>
                   <w:rFonts w:ascii="Arial" w:cs="Arial" w:eastAsia="Arial" w:hAnsi="Arial"/>
@@ -3174,7 +3246,7 @@
               <w:spacing w:after="10" w:before="0"/>
               <w:ind w:left="120"/>
             </w:pPr>
-            <w:hyperlink w:history="1" r:id="rIdw2ihpoal3qojnmta-ckgw">
+            <w:hyperlink w:history="1" r:id="rIdvvjn5hoi5mre_msqzx2x2">
               <w:r>
                 <w:rPr>
                   <w:rFonts w:ascii="Arial" w:cs="Arial" w:eastAsia="Arial" w:hAnsi="Arial"/>
@@ -3219,7 +3291,7 @@
             <w:pPr>
               <w:spacing w:after="20" w:before="0"/>
             </w:pPr>
-            <w:hyperlink w:history="1" r:id="rIdilo0wgzuljzsyqtov_l36">
+            <w:hyperlink w:history="1" r:id="rIdl-zjfcyikp3prmqkshzot">
               <w:r>
                 <w:rPr>
                   <w:rFonts w:ascii="Arial" w:cs="Arial" w:eastAsia="Arial" w:hAnsi="Arial"/>
@@ -3252,7 +3324,7 @@
               <w:spacing w:after="10" w:before="0"/>
               <w:ind w:left="120"/>
             </w:pPr>
-            <w:hyperlink w:history="1" r:id="rIdqt0lfxfjhe3egtwlfg1ae">
+            <w:hyperlink w:history="1" r:id="rIddf2l95veravhshzsntnic">
               <w:r>
                 <w:rPr>
                   <w:rFonts w:ascii="Arial" w:cs="Arial" w:eastAsia="Arial" w:hAnsi="Arial"/>
@@ -3280,6 +3352,7 @@
           </w:tcPr>
           <w:p>
             <w:pPr>
+              <w:keepNext w:val="false"/>
               <w:spacing w:after="40" w:before="0"/>
               <w:jc w:val="left"/>
             </w:pPr>
@@ -3312,6 +3385,7 @@
           </w:tcPr>
           <w:p>
             <w:pPr>
+              <w:keepNext w:val="false"/>
               <w:spacing w:after="40" w:before="0"/>
               <w:jc w:val="left"/>
             </w:pPr>
@@ -3344,6 +3418,7 @@
           </w:tcPr>
           <w:p>
             <w:pPr>
+              <w:keepNext w:val="false"/>
               <w:spacing w:after="40" w:before="0"/>
               <w:jc w:val="left"/>
             </w:pPr>
@@ -3376,6 +3451,7 @@
           </w:tcPr>
           <w:p>
             <w:pPr>
+              <w:keepNext w:val="false"/>
               <w:spacing w:after="40" w:before="0"/>
               <w:jc w:val="left"/>
             </w:pPr>
@@ -3410,6 +3486,7 @@
           </w:tcPr>
           <w:p>
             <w:pPr>
+              <w:keepNext w:val="false"/>
               <w:spacing w:after="40" w:before="0"/>
               <w:jc w:val="left"/>
             </w:pPr>
@@ -3447,7 +3524,7 @@
             <w:pPr>
               <w:spacing w:after="20" w:before="0"/>
             </w:pPr>
-            <w:hyperlink w:history="1" r:id="rIdvm_hinn-e9lhyecaecyzm">
+            <w:hyperlink w:history="1" r:id="rIdgzodlo5uryoffhkyn_7wb">
               <w:r>
                 <w:rPr>
                   <w:rFonts w:ascii="Arial" w:cs="Arial" w:eastAsia="Arial" w:hAnsi="Arial"/>
@@ -3496,7 +3573,7 @@
               <w:spacing w:after="10" w:before="0"/>
               <w:ind w:left="120"/>
             </w:pPr>
-            <w:hyperlink w:history="1" r:id="rIdyfxcueax75s-j4ksw5zv0">
+            <w:hyperlink w:history="1" r:id="rId6_qcp0a233xki-xwx9n4d">
               <w:r>
                 <w:rPr>
                   <w:rFonts w:ascii="Arial" w:cs="Arial" w:eastAsia="Arial" w:hAnsi="Arial"/>
@@ -3541,7 +3618,7 @@
             <w:pPr>
               <w:spacing w:after="20" w:before="0"/>
             </w:pPr>
-            <w:hyperlink w:history="1" r:id="rIdt7vuiuzesz0f_t_g2agfr">
+            <w:hyperlink w:history="1" r:id="rIdadnf-ggde0-slgrgb0fiy">
               <w:r>
                 <w:rPr>
                   <w:rFonts w:ascii="Arial" w:cs="Arial" w:eastAsia="Arial" w:hAnsi="Arial"/>
@@ -3574,7 +3651,7 @@
               <w:spacing w:after="10" w:before="0"/>
               <w:ind w:left="120"/>
             </w:pPr>
-            <w:hyperlink w:history="1" r:id="rIds_lz-bvzlxxejignwm52j">
+            <w:hyperlink w:history="1" r:id="rIdg0rbetvgmwlybois2iqrf">
               <w:r>
                 <w:rPr>
                   <w:rFonts w:ascii="Arial" w:cs="Arial" w:eastAsia="Arial" w:hAnsi="Arial"/>
@@ -3602,6 +3679,7 @@
           </w:tcPr>
           <w:p>
             <w:pPr>
+              <w:keepNext w:val="false"/>
               <w:spacing w:after="40" w:before="0"/>
               <w:jc w:val="left"/>
             </w:pPr>
@@ -3634,6 +3712,7 @@
           </w:tcPr>
           <w:p>
             <w:pPr>
+              <w:keepNext w:val="false"/>
               <w:spacing w:after="40" w:before="0"/>
               <w:jc w:val="left"/>
             </w:pPr>
@@ -3666,6 +3745,7 @@
           </w:tcPr>
           <w:p>
             <w:pPr>
+              <w:keepNext w:val="false"/>
               <w:spacing w:after="40" w:before="0"/>
               <w:jc w:val="left"/>
             </w:pPr>
@@ -3698,6 +3778,7 @@
           </w:tcPr>
           <w:p>
             <w:pPr>
+              <w:keepNext w:val="false"/>
               <w:spacing w:after="40" w:before="0"/>
               <w:jc w:val="left"/>
             </w:pPr>
@@ -3732,6 +3813,7 @@
           </w:tcPr>
           <w:p>
             <w:pPr>
+              <w:keepNext w:val="false"/>
               <w:spacing w:after="40" w:before="0"/>
               <w:jc w:val="left"/>
             </w:pPr>
@@ -3769,7 +3851,7 @@
             <w:pPr>
               <w:spacing w:after="20" w:before="0"/>
             </w:pPr>
-            <w:hyperlink w:history="1" r:id="rIdaem0bj262bibxo_hoihaf">
+            <w:hyperlink w:history="1" r:id="rIdrfng4cksmnewmrsbanvoj">
               <w:r>
                 <w:rPr>
                   <w:rFonts w:ascii="Arial" w:cs="Arial" w:eastAsia="Arial" w:hAnsi="Arial"/>
@@ -3818,7 +3900,7 @@
               <w:spacing w:after="10" w:before="0"/>
               <w:ind w:left="120"/>
             </w:pPr>
-            <w:hyperlink w:history="1" r:id="rId_k1yuuug2kzq4tpxsu7py">
+            <w:hyperlink w:history="1" r:id="rId8m-zrg9fdy78hgimc4pyi">
               <w:r>
                 <w:rPr>
                   <w:rFonts w:ascii="Arial" w:cs="Arial" w:eastAsia="Arial" w:hAnsi="Arial"/>
@@ -3863,7 +3945,7 @@
             <w:pPr>
               <w:spacing w:after="20" w:before="0"/>
             </w:pPr>
-            <w:hyperlink w:history="1" r:id="rIddqliy6oifvzreoejtqg99">
+            <w:hyperlink w:history="1" r:id="rId6xlgu0wicvaut34f9tpbf">
               <w:r>
                 <w:rPr>
                   <w:rFonts w:ascii="Arial" w:cs="Arial" w:eastAsia="Arial" w:hAnsi="Arial"/>
@@ -3896,7 +3978,7 @@
               <w:spacing w:after="10" w:before="0"/>
               <w:ind w:left="120"/>
             </w:pPr>
-            <w:hyperlink w:history="1" r:id="rIdsp5nplsv4rhraaxypeqsd">
+            <w:hyperlink w:history="1" r:id="rIdxhp5fdw6nfuchsfw3caou">
               <w:r>
                 <w:rPr>
                   <w:rFonts w:ascii="Arial" w:cs="Arial" w:eastAsia="Arial" w:hAnsi="Arial"/>
@@ -3924,6 +4006,7 @@
           </w:tcPr>
           <w:p>
             <w:pPr>
+              <w:keepNext w:val="false"/>
               <w:spacing w:after="40" w:before="0"/>
               <w:jc w:val="left"/>
             </w:pPr>
@@ -3956,6 +4039,7 @@
           </w:tcPr>
           <w:p>
             <w:pPr>
+              <w:keepNext w:val="false"/>
               <w:spacing w:after="40" w:before="0"/>
               <w:jc w:val="left"/>
             </w:pPr>
@@ -3988,6 +4072,7 @@
           </w:tcPr>
           <w:p>
             <w:pPr>
+              <w:keepNext w:val="false"/>
               <w:spacing w:after="40" w:before="0"/>
               <w:jc w:val="left"/>
             </w:pPr>
@@ -4020,6 +4105,7 @@
           </w:tcPr>
           <w:p>
             <w:pPr>
+              <w:keepNext w:val="false"/>
               <w:spacing w:after="40" w:before="0"/>
               <w:jc w:val="left"/>
             </w:pPr>
@@ -4054,6 +4140,7 @@
           </w:tcPr>
           <w:p>
             <w:pPr>
+              <w:keepNext w:val="false"/>
               <w:spacing w:after="40" w:before="0"/>
               <w:jc w:val="left"/>
             </w:pPr>
@@ -4091,7 +4178,7 @@
             <w:pPr>
               <w:spacing w:after="20" w:before="0"/>
             </w:pPr>
-            <w:hyperlink w:history="1" r:id="rId3ywszs40bytzyxewwakyx">
+            <w:hyperlink w:history="1" r:id="rIdkfi4jyquvml-yi_cccvyr">
               <w:r>
                 <w:rPr>
                   <w:rFonts w:ascii="Arial" w:cs="Arial" w:eastAsia="Arial" w:hAnsi="Arial"/>
@@ -4140,7 +4227,7 @@
               <w:spacing w:after="10" w:before="0"/>
               <w:ind w:left="120"/>
             </w:pPr>
-            <w:hyperlink w:history="1" r:id="rIdrq2n3djlwtabuxv_wdfc5">
+            <w:hyperlink w:history="1" r:id="rId2lsdiq_hwkly2q2pjkfkm">
               <w:r>
                 <w:rPr>
                   <w:rFonts w:ascii="Arial" w:cs="Arial" w:eastAsia="Arial" w:hAnsi="Arial"/>
@@ -4185,7 +4272,7 @@
             <w:pPr>
               <w:spacing w:after="20" w:before="0"/>
             </w:pPr>
-            <w:hyperlink w:history="1" r:id="rIdzgxedwclgbbgnw6leid35">
+            <w:hyperlink w:history="1" r:id="rIdi4j7nwns1hkgl8mekdr_v">
               <w:r>
                 <w:rPr>
                   <w:rFonts w:ascii="Arial" w:cs="Arial" w:eastAsia="Arial" w:hAnsi="Arial"/>
@@ -4218,7 +4305,7 @@
               <w:spacing w:after="10" w:before="0"/>
               <w:ind w:left="120"/>
             </w:pPr>
-            <w:hyperlink w:history="1" r:id="rIdujcuyowokd8tfo_ehr49c">
+            <w:hyperlink w:history="1" r:id="rIdf9hbecjj6isdi7r9sfrzz">
               <w:r>
                 <w:rPr>
                   <w:rFonts w:ascii="Arial" w:cs="Arial" w:eastAsia="Arial" w:hAnsi="Arial"/>
@@ -4246,6 +4333,7 @@
           </w:tcPr>
           <w:p>
             <w:pPr>
+              <w:keepNext w:val="false"/>
               <w:spacing w:after="40" w:before="0"/>
               <w:jc w:val="left"/>
             </w:pPr>
@@ -4278,6 +4366,7 @@
           </w:tcPr>
           <w:p>
             <w:pPr>
+              <w:keepNext w:val="false"/>
               <w:spacing w:after="40" w:before="0"/>
               <w:jc w:val="left"/>
             </w:pPr>
@@ -4310,6 +4399,7 @@
           </w:tcPr>
           <w:p>
             <w:pPr>
+              <w:keepNext w:val="false"/>
               <w:spacing w:after="40" w:before="0"/>
               <w:jc w:val="left"/>
             </w:pPr>
@@ -4342,6 +4432,7 @@
           </w:tcPr>
           <w:p>
             <w:pPr>
+              <w:keepNext w:val="false"/>
               <w:spacing w:after="40" w:before="0"/>
               <w:jc w:val="left"/>
             </w:pPr>
@@ -4376,6 +4467,7 @@
           </w:tcPr>
           <w:p>
             <w:pPr>
+              <w:keepNext w:val="false"/>
               <w:spacing w:after="40" w:before="0"/>
               <w:jc w:val="left"/>
             </w:pPr>
@@ -4413,7 +4505,7 @@
             <w:pPr>
               <w:spacing w:after="20" w:before="0"/>
             </w:pPr>
-            <w:hyperlink w:history="1" r:id="rIdv9k5tw2esvlmsfgq5lu4r">
+            <w:hyperlink w:history="1" r:id="rIdcfeolnqy8lshalxi4yoah">
               <w:r>
                 <w:rPr>
                   <w:rFonts w:ascii="Arial" w:cs="Arial" w:eastAsia="Arial" w:hAnsi="Arial"/>
@@ -4462,7 +4554,7 @@
               <w:spacing w:after="10" w:before="0"/>
               <w:ind w:left="120"/>
             </w:pPr>
-            <w:hyperlink w:history="1" r:id="rIdmb1asktldd_-fnuhvnwtz">
+            <w:hyperlink w:history="1" r:id="rIdzv4gnvzrfc9j_jmcuoi7j">
               <w:r>
                 <w:rPr>
                   <w:rFonts w:ascii="Arial" w:cs="Arial" w:eastAsia="Arial" w:hAnsi="Arial"/>
@@ -4507,7 +4599,7 @@
             <w:pPr>
               <w:spacing w:after="20" w:before="0"/>
             </w:pPr>
-            <w:hyperlink w:history="1" r:id="rIdo2jvdheetmqyoxzogsamg">
+            <w:hyperlink w:history="1" r:id="rIdoouvefnj7ow8c79stc8kw">
               <w:r>
                 <w:rPr>
                   <w:rFonts w:ascii="Arial" w:cs="Arial" w:eastAsia="Arial" w:hAnsi="Arial"/>
@@ -4540,7 +4632,7 @@
               <w:spacing w:after="10" w:before="0"/>
               <w:ind w:left="120"/>
             </w:pPr>
-            <w:hyperlink w:history="1" r:id="rIdu7mcjqykg74yhkbdezky9">
+            <w:hyperlink w:history="1" r:id="rIdmkb6bt47qeur9rwv0kthw">
               <w:r>
                 <w:rPr>
                   <w:rFonts w:ascii="Arial" w:cs="Arial" w:eastAsia="Arial" w:hAnsi="Arial"/>
@@ -4568,6 +4660,7 @@
           </w:tcPr>
           <w:p>
             <w:pPr>
+              <w:keepNext w:val="false"/>
               <w:spacing w:after="40" w:before="0"/>
               <w:jc w:val="left"/>
             </w:pPr>
@@ -4600,6 +4693,7 @@
           </w:tcPr>
           <w:p>
             <w:pPr>
+              <w:keepNext w:val="false"/>
               <w:spacing w:after="40" w:before="0"/>
               <w:jc w:val="left"/>
             </w:pPr>
@@ -4632,6 +4726,7 @@
           </w:tcPr>
           <w:p>
             <w:pPr>
+              <w:keepNext w:val="false"/>
               <w:spacing w:after="40" w:before="0"/>
               <w:jc w:val="left"/>
             </w:pPr>
@@ -4664,6 +4759,7 @@
           </w:tcPr>
           <w:p>
             <w:pPr>
+              <w:keepNext w:val="false"/>
               <w:spacing w:after="40" w:before="0"/>
               <w:jc w:val="left"/>
             </w:pPr>
@@ -4723,6 +4819,7 @@
           </w:tcPr>
           <w:p>
             <w:pPr>
+              <w:keepNext w:val="false"/>
               <w:spacing w:after="40" w:before="0"/>
               <w:jc w:val="center"/>
             </w:pPr>
@@ -4757,6 +4854,7 @@
           </w:tcPr>
           <w:p>
             <w:pPr>
+              <w:keepNext w:val="false"/>
               <w:spacing w:after="40" w:before="0"/>
               <w:jc w:val="left"/>
             </w:pPr>
@@ -4818,6 +4916,7 @@
           </w:tcPr>
           <w:p>
             <w:pPr>
+              <w:keepNext w:val="false"/>
               <w:spacing w:after="40" w:before="0"/>
               <w:jc w:val="center"/>
             </w:pPr>
@@ -4852,6 +4951,7 @@
           </w:tcPr>
           <w:p>
             <w:pPr>
+              <w:keepNext w:val="false"/>
               <w:spacing w:after="40" w:before="0"/>
               <w:jc w:val="left"/>
             </w:pPr>
@@ -4884,6 +4984,7 @@
           </w:tcPr>
           <w:p>
             <w:pPr>
+              <w:keepNext w:val="false"/>
               <w:spacing w:after="40" w:before="0"/>
               <w:jc w:val="left"/>
             </w:pPr>
@@ -4918,6 +5019,7 @@
           </w:tcPr>
           <w:p>
             <w:pPr>
+              <w:keepNext w:val="false"/>
               <w:spacing w:after="40" w:before="0"/>
               <w:jc w:val="left"/>
             </w:pPr>
@@ -4950,6 +5052,7 @@
           </w:tcPr>
           <w:p>
             <w:pPr>
+              <w:keepNext w:val="false"/>
               <w:spacing w:after="40" w:before="0"/>
               <w:jc w:val="left"/>
             </w:pPr>
@@ -4984,6 +5087,7 @@
           </w:tcPr>
           <w:p>
             <w:pPr>
+              <w:keepNext w:val="false"/>
               <w:spacing w:after="40" w:before="0"/>
               <w:jc w:val="left"/>
             </w:pPr>
@@ -5016,6 +5120,7 @@
           </w:tcPr>
           <w:p>
             <w:pPr>
+              <w:keepNext w:val="false"/>
               <w:spacing w:after="40" w:before="0"/>
               <w:jc w:val="left"/>
             </w:pPr>
@@ -5052,7 +5157,7 @@
         </w:rPr>
         <w:t xml:space="preserve">© 2026 SeaVuria and ARES. Aligned with KICD objectives. Developed by SeaVuria; technical implementation by ARES (with AI assistance from Claude). Licensed under </w:t>
       </w:r>
-      <w:hyperlink w:history="1" r:id="rId6jx4kmoad4co05txfkghw">
+      <w:hyperlink w:history="1" r:id="rIdtj_2pecqiz2mmxetofiiw">
         <w:r>
           <w:rPr>
             <w:rFonts w:ascii="Arial" w:cs="Arial" w:eastAsia="Arial" w:hAnsi="Arial"/>
@@ -5073,7 +5178,7 @@
         </w:rPr>
         <w:t xml:space="preserve"> (</w:t>
       </w:r>
-      <w:hyperlink w:history="1" r:id="rIdtsgvc71g9xbv3u_9trewb">
+      <w:hyperlink w:history="1" r:id="rIda21nmzp-31t9lnff0otlf">
         <w:r>
           <w:rPr>
             <w:rFonts w:ascii="Arial" w:cs="Arial" w:eastAsia="Arial" w:hAnsi="Arial"/>
@@ -5133,6 +5238,7 @@
           </w:tcPr>
           <w:p>
             <w:pPr>
+              <w:keepNext w:val="false"/>
               <w:spacing w:after="40" w:before="0"/>
               <w:jc w:val="center"/>
             </w:pPr>
@@ -5168,6 +5274,7 @@
           </w:tcPr>
           <w:p>
             <w:pPr>
+              <w:keepNext w:val="false"/>
               <w:spacing w:after="40" w:before="0"/>
               <w:jc w:val="center"/>
             </w:pPr>
@@ -5202,6 +5309,7 @@
           </w:tcPr>
           <w:p>
             <w:pPr>
+              <w:keepNext w:val="false"/>
               <w:spacing w:after="40" w:before="0"/>
               <w:jc w:val="left"/>
             </w:pPr>
@@ -5234,6 +5342,7 @@
           </w:tcPr>
           <w:p>
             <w:pPr>
+              <w:keepNext w:val="false"/>
               <w:spacing w:after="40" w:before="0"/>
               <w:jc w:val="left"/>
             </w:pPr>
@@ -5268,6 +5377,7 @@
           </w:tcPr>
           <w:p>
             <w:pPr>
+              <w:keepNext w:val="false"/>
               <w:spacing w:after="40" w:before="0"/>
               <w:jc w:val="left"/>
             </w:pPr>
@@ -5300,6 +5410,7 @@
           </w:tcPr>
           <w:p>
             <w:pPr>
+              <w:keepNext w:val="false"/>
               <w:spacing w:after="40" w:before="0"/>
               <w:jc w:val="left"/>
             </w:pPr>
@@ -5334,6 +5445,7 @@
           </w:tcPr>
           <w:p>
             <w:pPr>
+              <w:keepNext w:val="false"/>
               <w:spacing w:after="40" w:before="0"/>
               <w:jc w:val="left"/>
             </w:pPr>
@@ -5366,6 +5478,7 @@
           </w:tcPr>
           <w:p>
             <w:pPr>
+              <w:keepNext w:val="false"/>
               <w:spacing w:after="40" w:before="0"/>
               <w:jc w:val="left"/>
             </w:pPr>
@@ -5400,6 +5513,7 @@
           </w:tcPr>
           <w:p>
             <w:pPr>
+              <w:keepNext w:val="false"/>
               <w:spacing w:after="40" w:before="0"/>
               <w:jc w:val="left"/>
             </w:pPr>
@@ -5432,6 +5546,7 @@
           </w:tcPr>
           <w:p>
             <w:pPr>
+              <w:keepNext w:val="false"/>
               <w:spacing w:after="40" w:before="0"/>
               <w:jc w:val="left"/>
             </w:pPr>
@@ -5466,6 +5581,7 @@
           </w:tcPr>
           <w:p>
             <w:pPr>
+              <w:keepNext w:val="false"/>
               <w:spacing w:after="40" w:before="0"/>
               <w:jc w:val="left"/>
             </w:pPr>
@@ -5498,6 +5614,7 @@
           </w:tcPr>
           <w:p>
             <w:pPr>
+              <w:keepNext w:val="false"/>
               <w:spacing w:after="40" w:before="0"/>
               <w:jc w:val="left"/>
             </w:pPr>
@@ -5532,6 +5649,7 @@
           </w:tcPr>
           <w:p>
             <w:pPr>
+              <w:keepNext w:val="false"/>
               <w:spacing w:after="40" w:before="0"/>
               <w:jc w:val="left"/>
             </w:pPr>
@@ -5564,6 +5682,7 @@
           </w:tcPr>
           <w:p>
             <w:pPr>
+              <w:keepNext w:val="false"/>
               <w:spacing w:after="40" w:before="0"/>
               <w:jc w:val="left"/>
             </w:pPr>
@@ -5598,6 +5717,7 @@
           </w:tcPr>
           <w:p>
             <w:pPr>
+              <w:keepNext w:val="false"/>
               <w:spacing w:after="40" w:before="0"/>
               <w:jc w:val="left"/>
             </w:pPr>
@@ -5630,6 +5750,7 @@
           </w:tcPr>
           <w:p>
             <w:pPr>
+              <w:keepNext w:val="false"/>
               <w:spacing w:after="40" w:before="0"/>
               <w:jc w:val="left"/>
             </w:pPr>
@@ -5664,6 +5785,7 @@
           </w:tcPr>
           <w:p>
             <w:pPr>
+              <w:keepNext w:val="false"/>
               <w:spacing w:after="40" w:before="0"/>
               <w:jc w:val="left"/>
             </w:pPr>
@@ -5696,6 +5818,7 @@
           </w:tcPr>
           <w:p>
             <w:pPr>
+              <w:keepNext w:val="false"/>
               <w:spacing w:after="40" w:before="0"/>
               <w:jc w:val="left"/>
             </w:pPr>
@@ -5755,6 +5878,7 @@
           </w:tcPr>
           <w:p>
             <w:pPr>
+              <w:keepNext w:val="false"/>
               <w:spacing w:after="40" w:before="0"/>
               <w:jc w:val="center"/>
             </w:pPr>
@@ -5789,6 +5913,7 @@
           </w:tcPr>
           <w:p>
             <w:pPr>
+              <w:keepNext w:val="false"/>
               <w:spacing w:after="40" w:before="0"/>
               <w:jc w:val="left"/>
             </w:pPr>
@@ -5853,6 +5978,7 @@
           </w:tcPr>
           <w:p>
             <w:pPr>
+              <w:keepNext w:val="false"/>
               <w:spacing w:after="40" w:before="0"/>
               <w:jc w:val="center"/>
             </w:pPr>
@@ -5887,6 +6013,7 @@
           </w:tcPr>
           <w:p>
             <w:pPr>
+              <w:keepNext w:val="false"/>
               <w:spacing w:after="40" w:before="0"/>
               <w:jc w:val="left"/>
             </w:pPr>
@@ -5919,6 +6046,7 @@
           </w:tcPr>
           <w:p>
             <w:pPr>
+              <w:keepNext w:val="false"/>
               <w:spacing w:after="40" w:before="0"/>
               <w:jc w:val="left"/>
             </w:pPr>
@@ -5951,6 +6079,7 @@
           </w:tcPr>
           <w:p>
             <w:pPr>
+              <w:keepNext w:val="false"/>
               <w:spacing w:after="40" w:before="0"/>
               <w:jc w:val="left"/>
             </w:pPr>
@@ -5983,6 +6112,7 @@
           </w:tcPr>
           <w:p>
             <w:pPr>
+              <w:keepNext w:val="false"/>
               <w:spacing w:after="40" w:before="0"/>
               <w:jc w:val="left"/>
             </w:pPr>
@@ -6015,6 +6145,7 @@
           </w:tcPr>
           <w:p>
             <w:pPr>
+              <w:keepNext w:val="false"/>
               <w:spacing w:after="40" w:before="0"/>
               <w:jc w:val="left"/>
             </w:pPr>
@@ -6049,6 +6180,7 @@
           </w:tcPr>
           <w:p>
             <w:pPr>
+              <w:keepNext w:val="false"/>
               <w:spacing w:after="40" w:before="0"/>
               <w:jc w:val="left"/>
             </w:pPr>
@@ -6086,7 +6218,7 @@
             <w:pPr>
               <w:spacing w:after="20" w:before="0"/>
             </w:pPr>
-            <w:hyperlink w:history="1" r:id="rIdrwg1dqgwtckybyeuv_phk">
+            <w:hyperlink w:history="1" r:id="rIdbonojoyitrddlflkgcgex">
               <w:r>
                 <w:rPr>
                   <w:rFonts w:ascii="Arial" w:cs="Arial" w:eastAsia="Arial" w:hAnsi="Arial"/>
@@ -6135,7 +6267,7 @@
               <w:spacing w:after="10" w:before="0"/>
               <w:ind w:left="120"/>
             </w:pPr>
-            <w:hyperlink w:history="1" r:id="rIddduiwdwkt2ojklmqhu5xt">
+            <w:hyperlink w:history="1" r:id="rIdfehlrzgawoto8-t515w1g">
               <w:r>
                 <w:rPr>
                   <w:rFonts w:ascii="Arial" w:cs="Arial" w:eastAsia="Arial" w:hAnsi="Arial"/>
@@ -6180,7 +6312,7 @@
             <w:pPr>
               <w:spacing w:after="20" w:before="0"/>
             </w:pPr>
-            <w:hyperlink w:history="1" r:id="rIder0tpl_uhiwukx2ss7e9f">
+            <w:hyperlink w:history="1" r:id="rIdfmopfugbr73y7e7j0sqhh">
               <w:r>
                 <w:rPr>
                   <w:rFonts w:ascii="Arial" w:cs="Arial" w:eastAsia="Arial" w:hAnsi="Arial"/>
@@ -6229,7 +6361,7 @@
               <w:spacing w:after="10" w:before="0"/>
               <w:ind w:left="120"/>
             </w:pPr>
-            <w:hyperlink w:history="1" r:id="rIdgdk5pld4nt5d_zggbh_u1">
+            <w:hyperlink w:history="1" r:id="rIdfzozot8e2zgc7r7vpjsky">
               <w:r>
                 <w:rPr>
                   <w:rFonts w:ascii="Arial" w:cs="Arial" w:eastAsia="Arial" w:hAnsi="Arial"/>
@@ -6257,6 +6389,7 @@
           </w:tcPr>
           <w:p>
             <w:pPr>
+              <w:keepNext w:val="false"/>
               <w:spacing w:after="40" w:before="0"/>
               <w:jc w:val="left"/>
             </w:pPr>
@@ -6289,6 +6422,7 @@
           </w:tcPr>
           <w:p>
             <w:pPr>
+              <w:keepNext w:val="false"/>
               <w:spacing w:after="40" w:before="0"/>
               <w:jc w:val="left"/>
             </w:pPr>
@@ -6321,6 +6455,7 @@
           </w:tcPr>
           <w:p>
             <w:pPr>
+              <w:keepNext w:val="false"/>
               <w:spacing w:after="40" w:before="0"/>
               <w:jc w:val="left"/>
             </w:pPr>
@@ -6353,6 +6488,7 @@
           </w:tcPr>
           <w:p>
             <w:pPr>
+              <w:keepNext w:val="false"/>
               <w:spacing w:after="40" w:before="0"/>
               <w:jc w:val="left"/>
             </w:pPr>
@@ -6387,6 +6523,7 @@
           </w:tcPr>
           <w:p>
             <w:pPr>
+              <w:keepNext w:val="false"/>
               <w:spacing w:after="40" w:before="0"/>
               <w:jc w:val="left"/>
             </w:pPr>
@@ -6424,7 +6561,7 @@
             <w:pPr>
               <w:spacing w:after="20" w:before="0"/>
             </w:pPr>
-            <w:hyperlink w:history="1" r:id="rIdvih28ialmcck4wfpy9sxc">
+            <w:hyperlink w:history="1" r:id="rIdibjhoucxqewyanvvuzhus">
               <w:r>
                 <w:rPr>
                   <w:rFonts w:ascii="Arial" w:cs="Arial" w:eastAsia="Arial" w:hAnsi="Arial"/>
@@ -6473,7 +6610,7 @@
               <w:spacing w:after="10" w:before="0"/>
               <w:ind w:left="120"/>
             </w:pPr>
-            <w:hyperlink w:history="1" r:id="rIdq6d0vguivdtvrreah1d8g">
+            <w:hyperlink w:history="1" r:id="rIduunxjiwbyksmyrw3rslys">
               <w:r>
                 <w:rPr>
                   <w:rFonts w:ascii="Arial" w:cs="Arial" w:eastAsia="Arial" w:hAnsi="Arial"/>
@@ -6518,7 +6655,7 @@
             <w:pPr>
               <w:spacing w:after="20" w:before="0"/>
             </w:pPr>
-            <w:hyperlink w:history="1" r:id="rIdtfwufjyyp9fjz0w_hwrbc">
+            <w:hyperlink w:history="1" r:id="rIdisygbshbgvepk2k3yggu8">
               <w:r>
                 <w:rPr>
                   <w:rFonts w:ascii="Arial" w:cs="Arial" w:eastAsia="Arial" w:hAnsi="Arial"/>
@@ -6567,7 +6704,7 @@
               <w:spacing w:after="10" w:before="0"/>
               <w:ind w:left="120"/>
             </w:pPr>
-            <w:hyperlink w:history="1" r:id="rIdyyek1ko8c6w4ab27onjl5">
+            <w:hyperlink w:history="1" r:id="rIdnluatgig9a1pdjmvhkiuk">
               <w:r>
                 <w:rPr>
                   <w:rFonts w:ascii="Arial" w:cs="Arial" w:eastAsia="Arial" w:hAnsi="Arial"/>
@@ -6595,6 +6732,7 @@
           </w:tcPr>
           <w:p>
             <w:pPr>
+              <w:keepNext w:val="false"/>
               <w:spacing w:after="40" w:before="0"/>
               <w:jc w:val="left"/>
             </w:pPr>
@@ -6627,6 +6765,7 @@
           </w:tcPr>
           <w:p>
             <w:pPr>
+              <w:keepNext w:val="false"/>
               <w:spacing w:after="40" w:before="0"/>
               <w:jc w:val="left"/>
             </w:pPr>
@@ -6659,6 +6798,7 @@
           </w:tcPr>
           <w:p>
             <w:pPr>
+              <w:keepNext w:val="false"/>
               <w:spacing w:after="40" w:before="0"/>
               <w:jc w:val="left"/>
             </w:pPr>
@@ -6691,6 +6831,7 @@
           </w:tcPr>
           <w:p>
             <w:pPr>
+              <w:keepNext w:val="false"/>
               <w:spacing w:after="40" w:before="0"/>
               <w:jc w:val="left"/>
             </w:pPr>
@@ -6725,6 +6866,7 @@
           </w:tcPr>
           <w:p>
             <w:pPr>
+              <w:keepNext w:val="false"/>
               <w:spacing w:after="40" w:before="0"/>
               <w:jc w:val="left"/>
             </w:pPr>
@@ -6762,7 +6904,7 @@
             <w:pPr>
               <w:spacing w:after="20" w:before="0"/>
             </w:pPr>
-            <w:hyperlink w:history="1" r:id="rIdxjdqrry0vdtcpldgutb8d">
+            <w:hyperlink w:history="1" r:id="rIdvyffmkpxn66zkydu5ic9v">
               <w:r>
                 <w:rPr>
                   <w:rFonts w:ascii="Arial" w:cs="Arial" w:eastAsia="Arial" w:hAnsi="Arial"/>
@@ -6811,7 +6953,7 @@
               <w:spacing w:after="10" w:before="0"/>
               <w:ind w:left="120"/>
             </w:pPr>
-            <w:hyperlink w:history="1" r:id="rId9075bmivpjbuz2uz4os7y">
+            <w:hyperlink w:history="1" r:id="rIdgcx_gq6atwstczwk_zgai">
               <w:r>
                 <w:rPr>
                   <w:rFonts w:ascii="Arial" w:cs="Arial" w:eastAsia="Arial" w:hAnsi="Arial"/>
@@ -6856,7 +6998,7 @@
             <w:pPr>
               <w:spacing w:after="20" w:before="0"/>
             </w:pPr>
-            <w:hyperlink w:history="1" r:id="rIdblyvqil0jh-snnsiwvssl">
+            <w:hyperlink w:history="1" r:id="rIdmu8wnxuxewvtkrxhttm9a">
               <w:r>
                 <w:rPr>
                   <w:rFonts w:ascii="Arial" w:cs="Arial" w:eastAsia="Arial" w:hAnsi="Arial"/>
@@ -6905,7 +7047,7 @@
               <w:spacing w:after="10" w:before="0"/>
               <w:ind w:left="120"/>
             </w:pPr>
-            <w:hyperlink w:history="1" r:id="rIdecvtiqwwto-sudsvfd1vk">
+            <w:hyperlink w:history="1" r:id="rIdbdqjjp9jbvbgiqqvrd8xh">
               <w:r>
                 <w:rPr>
                   <w:rFonts w:ascii="Arial" w:cs="Arial" w:eastAsia="Arial" w:hAnsi="Arial"/>
@@ -6933,6 +7075,7 @@
           </w:tcPr>
           <w:p>
             <w:pPr>
+              <w:keepNext w:val="false"/>
               <w:spacing w:after="40" w:before="0"/>
               <w:jc w:val="left"/>
             </w:pPr>
@@ -6965,6 +7108,7 @@
           </w:tcPr>
           <w:p>
             <w:pPr>
+              <w:keepNext w:val="false"/>
               <w:spacing w:after="40" w:before="0"/>
               <w:jc w:val="left"/>
             </w:pPr>
@@ -6997,6 +7141,7 @@
           </w:tcPr>
           <w:p>
             <w:pPr>
+              <w:keepNext w:val="false"/>
               <w:spacing w:after="40" w:before="0"/>
               <w:jc w:val="left"/>
             </w:pPr>
@@ -7029,6 +7174,7 @@
           </w:tcPr>
           <w:p>
             <w:pPr>
+              <w:keepNext w:val="false"/>
               <w:spacing w:after="40" w:before="0"/>
               <w:jc w:val="left"/>
             </w:pPr>
@@ -7063,6 +7209,7 @@
           </w:tcPr>
           <w:p>
             <w:pPr>
+              <w:keepNext w:val="false"/>
               <w:spacing w:after="40" w:before="0"/>
               <w:jc w:val="left"/>
             </w:pPr>
@@ -7100,7 +7247,7 @@
             <w:pPr>
               <w:spacing w:after="20" w:before="0"/>
             </w:pPr>
-            <w:hyperlink w:history="1" r:id="rIdffblejc8ygtkoyt-gdpej">
+            <w:hyperlink w:history="1" r:id="rId95l7f946avabmzexxspum">
               <w:r>
                 <w:rPr>
                   <w:rFonts w:ascii="Arial" w:cs="Arial" w:eastAsia="Arial" w:hAnsi="Arial"/>
@@ -7149,7 +7296,7 @@
               <w:spacing w:after="10" w:before="0"/>
               <w:ind w:left="120"/>
             </w:pPr>
-            <w:hyperlink w:history="1" r:id="rIdscitae8h35ubwjvr59wxv">
+            <w:hyperlink w:history="1" r:id="rIdsnesip7eatzxai9omekm7">
               <w:r>
                 <w:rPr>
                   <w:rFonts w:ascii="Arial" w:cs="Arial" w:eastAsia="Arial" w:hAnsi="Arial"/>
@@ -7194,7 +7341,7 @@
             <w:pPr>
               <w:spacing w:after="20" w:before="0"/>
             </w:pPr>
-            <w:hyperlink w:history="1" r:id="rId_-vsnvx9dg8ghfcd9k-zo">
+            <w:hyperlink w:history="1" r:id="rIdlh8wgiaeojtggq8b3qxld">
               <w:r>
                 <w:rPr>
                   <w:rFonts w:ascii="Arial" w:cs="Arial" w:eastAsia="Arial" w:hAnsi="Arial"/>
@@ -7243,7 +7390,7 @@
               <w:spacing w:after="10" w:before="0"/>
               <w:ind w:left="120"/>
             </w:pPr>
-            <w:hyperlink w:history="1" r:id="rIds0s8ec4frugou64znrqfr">
+            <w:hyperlink w:history="1" r:id="rIddpxgtdfablszox3mamp_o">
               <w:r>
                 <w:rPr>
                   <w:rFonts w:ascii="Arial" w:cs="Arial" w:eastAsia="Arial" w:hAnsi="Arial"/>
@@ -7271,6 +7418,7 @@
           </w:tcPr>
           <w:p>
             <w:pPr>
+              <w:keepNext w:val="false"/>
               <w:spacing w:after="40" w:before="0"/>
               <w:jc w:val="left"/>
             </w:pPr>
@@ -7303,6 +7451,7 @@
           </w:tcPr>
           <w:p>
             <w:pPr>
+              <w:keepNext w:val="false"/>
               <w:spacing w:after="40" w:before="0"/>
               <w:jc w:val="left"/>
             </w:pPr>
@@ -7335,6 +7484,7 @@
           </w:tcPr>
           <w:p>
             <w:pPr>
+              <w:keepNext w:val="false"/>
               <w:spacing w:after="40" w:before="0"/>
               <w:jc w:val="left"/>
             </w:pPr>
@@ -7367,6 +7517,7 @@
           </w:tcPr>
           <w:p>
             <w:pPr>
+              <w:keepNext w:val="false"/>
               <w:spacing w:after="40" w:before="0"/>
               <w:jc w:val="left"/>
             </w:pPr>
@@ -7401,6 +7552,7 @@
           </w:tcPr>
           <w:p>
             <w:pPr>
+              <w:keepNext w:val="false"/>
               <w:spacing w:after="40" w:before="0"/>
               <w:jc w:val="left"/>
             </w:pPr>
@@ -7438,7 +7590,7 @@
             <w:pPr>
               <w:spacing w:after="20" w:before="0"/>
             </w:pPr>
-            <w:hyperlink w:history="1" r:id="rIdb4yuwibp5ozcvdxxoq4j9">
+            <w:hyperlink w:history="1" r:id="rIdrdvksgsmigokky3dnqlwk">
               <w:r>
                 <w:rPr>
                   <w:rFonts w:ascii="Arial" w:cs="Arial" w:eastAsia="Arial" w:hAnsi="Arial"/>
@@ -7487,7 +7639,7 @@
               <w:spacing w:after="10" w:before="0"/>
               <w:ind w:left="120"/>
             </w:pPr>
-            <w:hyperlink w:history="1" r:id="rIdafvrarajltgbqfzazpjaf">
+            <w:hyperlink w:history="1" r:id="rIdhr5vaduhmre9b0hrgh-9r">
               <w:r>
                 <w:rPr>
                   <w:rFonts w:ascii="Arial" w:cs="Arial" w:eastAsia="Arial" w:hAnsi="Arial"/>
@@ -7532,7 +7684,7 @@
             <w:pPr>
               <w:spacing w:after="20" w:before="0"/>
             </w:pPr>
-            <w:hyperlink w:history="1" r:id="rIdw1cyqydvaekzysq9dmlho">
+            <w:hyperlink w:history="1" r:id="rId3tshav4rnngrs5bjos84v">
               <w:r>
                 <w:rPr>
                   <w:rFonts w:ascii="Arial" w:cs="Arial" w:eastAsia="Arial" w:hAnsi="Arial"/>
@@ -7581,7 +7733,7 @@
               <w:spacing w:after="10" w:before="0"/>
               <w:ind w:left="120"/>
             </w:pPr>
-            <w:hyperlink w:history="1" r:id="rIdlzhdnxduisy4-gcfpva7s">
+            <w:hyperlink w:history="1" r:id="rIdugrn16a0bpt5iagoybzho">
               <w:r>
                 <w:rPr>
                   <w:rFonts w:ascii="Arial" w:cs="Arial" w:eastAsia="Arial" w:hAnsi="Arial"/>
@@ -7609,6 +7761,7 @@
           </w:tcPr>
           <w:p>
             <w:pPr>
+              <w:keepNext w:val="false"/>
               <w:spacing w:after="40" w:before="0"/>
               <w:jc w:val="left"/>
             </w:pPr>
@@ -7641,6 +7794,7 @@
           </w:tcPr>
           <w:p>
             <w:pPr>
+              <w:keepNext w:val="false"/>
               <w:spacing w:after="40" w:before="0"/>
               <w:jc w:val="left"/>
             </w:pPr>
@@ -7673,6 +7827,7 @@
           </w:tcPr>
           <w:p>
             <w:pPr>
+              <w:keepNext w:val="false"/>
               <w:spacing w:after="40" w:before="0"/>
               <w:jc w:val="left"/>
             </w:pPr>
@@ -7705,6 +7860,7 @@
           </w:tcPr>
           <w:p>
             <w:pPr>
+              <w:keepNext w:val="false"/>
               <w:spacing w:after="40" w:before="0"/>
               <w:jc w:val="left"/>
             </w:pPr>
@@ -7764,6 +7920,7 @@
           </w:tcPr>
           <w:p>
             <w:pPr>
+              <w:keepNext w:val="false"/>
               <w:spacing w:after="40" w:before="0"/>
               <w:jc w:val="center"/>
             </w:pPr>
@@ -7798,6 +7955,7 @@
           </w:tcPr>
           <w:p>
             <w:pPr>
+              <w:keepNext w:val="false"/>
               <w:spacing w:after="40" w:before="0"/>
               <w:jc w:val="left"/>
             </w:pPr>
@@ -7859,6 +8017,7 @@
           </w:tcPr>
           <w:p>
             <w:pPr>
+              <w:keepNext w:val="false"/>
               <w:spacing w:after="40" w:before="0"/>
               <w:jc w:val="center"/>
             </w:pPr>
@@ -7893,6 +8052,7 @@
           </w:tcPr>
           <w:p>
             <w:pPr>
+              <w:keepNext w:val="false"/>
               <w:spacing w:after="40" w:before="0"/>
               <w:jc w:val="left"/>
             </w:pPr>
@@ -7925,6 +8085,7 @@
           </w:tcPr>
           <w:p>
             <w:pPr>
+              <w:keepNext w:val="false"/>
               <w:spacing w:after="40" w:before="0"/>
               <w:jc w:val="left"/>
             </w:pPr>
@@ -7959,6 +8120,7 @@
           </w:tcPr>
           <w:p>
             <w:pPr>
+              <w:keepNext w:val="false"/>
               <w:spacing w:after="40" w:before="0"/>
               <w:jc w:val="left"/>
             </w:pPr>
@@ -7991,6 +8153,7 @@
           </w:tcPr>
           <w:p>
             <w:pPr>
+              <w:keepNext w:val="false"/>
               <w:spacing w:after="40" w:before="0"/>
               <w:jc w:val="left"/>
             </w:pPr>
@@ -8025,6 +8188,7 @@
           </w:tcPr>
           <w:p>
             <w:pPr>
+              <w:keepNext w:val="false"/>
               <w:spacing w:after="40" w:before="0"/>
               <w:jc w:val="left"/>
             </w:pPr>
@@ -8057,6 +8221,7 @@
           </w:tcPr>
           <w:p>
             <w:pPr>
+              <w:keepNext w:val="false"/>
               <w:spacing w:after="40" w:before="0"/>
               <w:jc w:val="left"/>
             </w:pPr>
@@ -8093,7 +8258,7 @@
         </w:rPr>
         <w:t xml:space="preserve">© 2026 SeaVuria and ARES. Aligned with KICD objectives. Developed by SeaVuria; technical implementation by ARES (with AI assistance from Claude). Licensed under </w:t>
       </w:r>
-      <w:hyperlink w:history="1" r:id="rId55ex5kuk57ojrk4ndatmt">
+      <w:hyperlink w:history="1" r:id="rIdqdpq1yrmp_erdvurq0rag">
         <w:r>
           <w:rPr>
             <w:rFonts w:ascii="Arial" w:cs="Arial" w:eastAsia="Arial" w:hAnsi="Arial"/>
@@ -8114,7 +8279,7 @@
         </w:rPr>
         <w:t xml:space="preserve"> (</w:t>
       </w:r>
-      <w:hyperlink w:history="1" r:id="rIdpbxsgknmkmsb4_yfpppzt">
+      <w:hyperlink w:history="1" r:id="rIdctybbsnrysfhx92hgyis-">
         <w:r>
           <w:rPr>
             <w:rFonts w:ascii="Arial" w:cs="Arial" w:eastAsia="Arial" w:hAnsi="Arial"/>
@@ -8174,6 +8339,7 @@
           </w:tcPr>
           <w:p>
             <w:pPr>
+              <w:keepNext w:val="false"/>
               <w:spacing w:after="40" w:before="0"/>
               <w:jc w:val="center"/>
             </w:pPr>
@@ -8209,6 +8375,7 @@
           </w:tcPr>
           <w:p>
             <w:pPr>
+              <w:keepNext w:val="false"/>
               <w:spacing w:after="40" w:before="0"/>
               <w:jc w:val="center"/>
             </w:pPr>
@@ -8243,6 +8410,7 @@
           </w:tcPr>
           <w:p>
             <w:pPr>
+              <w:keepNext w:val="false"/>
               <w:spacing w:after="40" w:before="0"/>
               <w:jc w:val="left"/>
             </w:pPr>
@@ -8275,6 +8443,7 @@
           </w:tcPr>
           <w:p>
             <w:pPr>
+              <w:keepNext w:val="false"/>
               <w:spacing w:after="40" w:before="0"/>
               <w:jc w:val="left"/>
             </w:pPr>
@@ -8309,6 +8478,7 @@
           </w:tcPr>
           <w:p>
             <w:pPr>
+              <w:keepNext w:val="false"/>
               <w:spacing w:after="40" w:before="0"/>
               <w:jc w:val="left"/>
             </w:pPr>
@@ -8341,6 +8511,7 @@
           </w:tcPr>
           <w:p>
             <w:pPr>
+              <w:keepNext w:val="false"/>
               <w:spacing w:after="40" w:before="0"/>
               <w:jc w:val="left"/>
             </w:pPr>
@@ -8375,6 +8546,7 @@
           </w:tcPr>
           <w:p>
             <w:pPr>
+              <w:keepNext w:val="false"/>
               <w:spacing w:after="40" w:before="0"/>
               <w:jc w:val="left"/>
             </w:pPr>
@@ -8407,6 +8579,7 @@
           </w:tcPr>
           <w:p>
             <w:pPr>
+              <w:keepNext w:val="false"/>
               <w:spacing w:after="40" w:before="0"/>
               <w:jc w:val="left"/>
             </w:pPr>
@@ -8441,6 +8614,7 @@
           </w:tcPr>
           <w:p>
             <w:pPr>
+              <w:keepNext w:val="false"/>
               <w:spacing w:after="40" w:before="0"/>
               <w:jc w:val="left"/>
             </w:pPr>
@@ -8473,6 +8647,7 @@
           </w:tcPr>
           <w:p>
             <w:pPr>
+              <w:keepNext w:val="false"/>
               <w:spacing w:after="40" w:before="0"/>
               <w:jc w:val="left"/>
             </w:pPr>
@@ -8507,6 +8682,7 @@
           </w:tcPr>
           <w:p>
             <w:pPr>
+              <w:keepNext w:val="false"/>
               <w:spacing w:after="40" w:before="0"/>
               <w:jc w:val="left"/>
             </w:pPr>
@@ -8539,6 +8715,7 @@
           </w:tcPr>
           <w:p>
             <w:pPr>
+              <w:keepNext w:val="false"/>
               <w:spacing w:after="40" w:before="0"/>
               <w:jc w:val="left"/>
             </w:pPr>
@@ -8573,6 +8750,7 @@
           </w:tcPr>
           <w:p>
             <w:pPr>
+              <w:keepNext w:val="false"/>
               <w:spacing w:after="40" w:before="0"/>
               <w:jc w:val="left"/>
             </w:pPr>
@@ -8605,6 +8783,7 @@
           </w:tcPr>
           <w:p>
             <w:pPr>
+              <w:keepNext w:val="false"/>
               <w:spacing w:after="40" w:before="0"/>
               <w:jc w:val="left"/>
             </w:pPr>
@@ -8639,6 +8818,7 @@
           </w:tcPr>
           <w:p>
             <w:pPr>
+              <w:keepNext w:val="false"/>
               <w:spacing w:after="40" w:before="0"/>
               <w:jc w:val="left"/>
             </w:pPr>
@@ -8671,6 +8851,7 @@
           </w:tcPr>
           <w:p>
             <w:pPr>
+              <w:keepNext w:val="false"/>
               <w:spacing w:after="40" w:before="0"/>
               <w:jc w:val="left"/>
             </w:pPr>
@@ -8705,6 +8886,7 @@
           </w:tcPr>
           <w:p>
             <w:pPr>
+              <w:keepNext w:val="false"/>
               <w:spacing w:after="40" w:before="0"/>
               <w:jc w:val="left"/>
             </w:pPr>
@@ -8737,6 +8919,7 @@
           </w:tcPr>
           <w:p>
             <w:pPr>
+              <w:keepNext w:val="false"/>
               <w:spacing w:after="40" w:before="0"/>
               <w:jc w:val="left"/>
             </w:pPr>
@@ -8796,6 +8979,7 @@
           </w:tcPr>
           <w:p>
             <w:pPr>
+              <w:keepNext w:val="false"/>
               <w:spacing w:after="40" w:before="0"/>
               <w:jc w:val="center"/>
             </w:pPr>
@@ -8830,6 +9014,7 @@
           </w:tcPr>
           <w:p>
             <w:pPr>
+              <w:keepNext w:val="false"/>
               <w:spacing w:after="40" w:before="0"/>
               <w:jc w:val="left"/>
             </w:pPr>
@@ -8894,6 +9079,7 @@
           </w:tcPr>
           <w:p>
             <w:pPr>
+              <w:keepNext w:val="false"/>
               <w:spacing w:after="40" w:before="0"/>
               <w:jc w:val="center"/>
             </w:pPr>
@@ -8928,6 +9114,7 @@
           </w:tcPr>
           <w:p>
             <w:pPr>
+              <w:keepNext w:val="false"/>
               <w:spacing w:after="40" w:before="0"/>
               <w:jc w:val="left"/>
             </w:pPr>
@@ -8960,6 +9147,7 @@
           </w:tcPr>
           <w:p>
             <w:pPr>
+              <w:keepNext w:val="false"/>
               <w:spacing w:after="40" w:before="0"/>
               <w:jc w:val="left"/>
             </w:pPr>
@@ -8992,6 +9180,7 @@
           </w:tcPr>
           <w:p>
             <w:pPr>
+              <w:keepNext w:val="false"/>
               <w:spacing w:after="40" w:before="0"/>
               <w:jc w:val="left"/>
             </w:pPr>
@@ -9024,6 +9213,7 @@
           </w:tcPr>
           <w:p>
             <w:pPr>
+              <w:keepNext w:val="false"/>
               <w:spacing w:after="40" w:before="0"/>
               <w:jc w:val="left"/>
             </w:pPr>
@@ -9056,6 +9246,7 @@
           </w:tcPr>
           <w:p>
             <w:pPr>
+              <w:keepNext w:val="false"/>
               <w:spacing w:after="40" w:before="0"/>
               <w:jc w:val="left"/>
             </w:pPr>
@@ -9090,6 +9281,7 @@
           </w:tcPr>
           <w:p>
             <w:pPr>
+              <w:keepNext w:val="false"/>
               <w:spacing w:after="40" w:before="0"/>
               <w:jc w:val="left"/>
             </w:pPr>
@@ -9127,7 +9319,7 @@
             <w:pPr>
               <w:spacing w:after="20" w:before="0"/>
             </w:pPr>
-            <w:hyperlink w:history="1" r:id="rIdddeqjhixmmkgfu3bb_6bv">
+            <w:hyperlink w:history="1" r:id="rIdg-vy8uxxitkqnkstpa1n_">
               <w:r>
                 <w:rPr>
                   <w:rFonts w:ascii="Arial" w:cs="Arial" w:eastAsia="Arial" w:hAnsi="Arial"/>
@@ -9176,7 +9368,7 @@
               <w:spacing w:after="10" w:before="0"/>
               <w:ind w:left="120"/>
             </w:pPr>
-            <w:hyperlink w:history="1" r:id="rId1pefkv9lt8n5xfvkrnjzj">
+            <w:hyperlink w:history="1" r:id="rId8yy8anxe8abaex-qshplt">
               <w:r>
                 <w:rPr>
                   <w:rFonts w:ascii="Arial" w:cs="Arial" w:eastAsia="Arial" w:hAnsi="Arial"/>
@@ -9238,7 +9430,7 @@
               <w:spacing w:after="10" w:before="0"/>
               <w:ind w:left="120"/>
             </w:pPr>
-            <w:hyperlink w:history="1" r:id="rIdednhkeyziwr_z9ykppexw">
+            <w:hyperlink w:history="1" r:id="rIdgd_-nv5rzyhwiegh_v8dx">
               <w:r>
                 <w:rPr>
                   <w:rFonts w:ascii="Arial" w:cs="Arial" w:eastAsia="Arial" w:hAnsi="Arial"/>
@@ -9281,6 +9473,7 @@
           </w:tcPr>
           <w:p>
             <w:pPr>
+              <w:keepNext w:val="false"/>
               <w:spacing w:after="40" w:before="0"/>
               <w:jc w:val="left"/>
             </w:pPr>
@@ -9313,6 +9506,7 @@
           </w:tcPr>
           <w:p>
             <w:pPr>
+              <w:keepNext w:val="false"/>
               <w:spacing w:after="40" w:before="0"/>
               <w:jc w:val="left"/>
             </w:pPr>
@@ -9345,6 +9539,7 @@
           </w:tcPr>
           <w:p>
             <w:pPr>
+              <w:keepNext w:val="false"/>
               <w:spacing w:after="40" w:before="0"/>
               <w:jc w:val="left"/>
             </w:pPr>
@@ -9377,6 +9572,7 @@
           </w:tcPr>
           <w:p>
             <w:pPr>
+              <w:keepNext w:val="false"/>
               <w:spacing w:after="40" w:before="0"/>
               <w:jc w:val="left"/>
             </w:pPr>
@@ -9411,6 +9607,7 @@
           </w:tcPr>
           <w:p>
             <w:pPr>
+              <w:keepNext w:val="false"/>
               <w:spacing w:after="40" w:before="0"/>
               <w:jc w:val="left"/>
             </w:pPr>
@@ -9448,7 +9645,7 @@
             <w:pPr>
               <w:spacing w:after="20" w:before="0"/>
             </w:pPr>
-            <w:hyperlink w:history="1" r:id="rIduqzvjfq3d_809tj6jjutx">
+            <w:hyperlink w:history="1" r:id="rIdmxcxvaotncfkimjuakxt8">
               <w:r>
                 <w:rPr>
                   <w:rFonts w:ascii="Arial" w:cs="Arial" w:eastAsia="Arial" w:hAnsi="Arial"/>
@@ -9497,7 +9694,7 @@
               <w:spacing w:after="10" w:before="0"/>
               <w:ind w:left="120"/>
             </w:pPr>
-            <w:hyperlink w:history="1" r:id="rId94u0j3hdgouazj3skm8pi">
+            <w:hyperlink w:history="1" r:id="rIdje99ohhuq9ghnci_cnyki">
               <w:r>
                 <w:rPr>
                   <w:rFonts w:ascii="Arial" w:cs="Arial" w:eastAsia="Arial" w:hAnsi="Arial"/>
@@ -9559,7 +9756,7 @@
               <w:spacing w:after="10" w:before="0"/>
               <w:ind w:left="120"/>
             </w:pPr>
-            <w:hyperlink w:history="1" r:id="rId2xys5xp9hgeoaie7coqkp">
+            <w:hyperlink w:history="1" r:id="rIdcyqgnxgwe5wy8xsdn5sam">
               <w:r>
                 <w:rPr>
                   <w:rFonts w:ascii="Arial" w:cs="Arial" w:eastAsia="Arial" w:hAnsi="Arial"/>
@@ -9602,6 +9799,7 @@
           </w:tcPr>
           <w:p>
             <w:pPr>
+              <w:keepNext w:val="false"/>
               <w:spacing w:after="40" w:before="0"/>
               <w:jc w:val="left"/>
             </w:pPr>
@@ -9634,6 +9832,7 @@
           </w:tcPr>
           <w:p>
             <w:pPr>
+              <w:keepNext w:val="false"/>
               <w:spacing w:after="40" w:before="0"/>
               <w:jc w:val="left"/>
             </w:pPr>
@@ -9666,6 +9865,7 @@
           </w:tcPr>
           <w:p>
             <w:pPr>
+              <w:keepNext w:val="false"/>
               <w:spacing w:after="40" w:before="0"/>
               <w:jc w:val="left"/>
             </w:pPr>
@@ -9698,6 +9898,7 @@
           </w:tcPr>
           <w:p>
             <w:pPr>
+              <w:keepNext w:val="false"/>
               <w:spacing w:after="40" w:before="0"/>
               <w:jc w:val="left"/>
             </w:pPr>
@@ -9732,6 +9933,7 @@
           </w:tcPr>
           <w:p>
             <w:pPr>
+              <w:keepNext w:val="false"/>
               <w:spacing w:after="40" w:before="0"/>
               <w:jc w:val="left"/>
             </w:pPr>
@@ -9769,7 +9971,7 @@
             <w:pPr>
               <w:spacing w:after="20" w:before="0"/>
             </w:pPr>
-            <w:hyperlink w:history="1" r:id="rIdayf3n75kpksw3s78sj8by">
+            <w:hyperlink w:history="1" r:id="rIdvuhcj6tb_miv9rgbjaoxx">
               <w:r>
                 <w:rPr>
                   <w:rFonts w:ascii="Arial" w:cs="Arial" w:eastAsia="Arial" w:hAnsi="Arial"/>
@@ -9818,7 +10020,7 @@
               <w:spacing w:after="10" w:before="0"/>
               <w:ind w:left="120"/>
             </w:pPr>
-            <w:hyperlink w:history="1" r:id="rIdidqf-wrq0mks9gq7srgsa">
+            <w:hyperlink w:history="1" r:id="rIdcrxduy_g3ytdnju63ecpq">
               <w:r>
                 <w:rPr>
                   <w:rFonts w:ascii="Arial" w:cs="Arial" w:eastAsia="Arial" w:hAnsi="Arial"/>
@@ -9880,7 +10082,7 @@
               <w:spacing w:after="10" w:before="0"/>
               <w:ind w:left="120"/>
             </w:pPr>
-            <w:hyperlink w:history="1" r:id="rId2vc0dnfnsy7cba25pxouk">
+            <w:hyperlink w:history="1" r:id="rIdh_5pfeytn-zqt5ptszcqw">
               <w:r>
                 <w:rPr>
                   <w:rFonts w:ascii="Arial" w:cs="Arial" w:eastAsia="Arial" w:hAnsi="Arial"/>
@@ -9923,6 +10125,7 @@
           </w:tcPr>
           <w:p>
             <w:pPr>
+              <w:keepNext w:val="false"/>
               <w:spacing w:after="40" w:before="0"/>
               <w:jc w:val="left"/>
             </w:pPr>
@@ -9955,6 +10158,7 @@
           </w:tcPr>
           <w:p>
             <w:pPr>
+              <w:keepNext w:val="false"/>
               <w:spacing w:after="40" w:before="0"/>
               <w:jc w:val="left"/>
             </w:pPr>
@@ -9987,6 +10191,7 @@
           </w:tcPr>
           <w:p>
             <w:pPr>
+              <w:keepNext w:val="false"/>
               <w:spacing w:after="40" w:before="0"/>
               <w:jc w:val="left"/>
             </w:pPr>
@@ -10019,6 +10224,7 @@
           </w:tcPr>
           <w:p>
             <w:pPr>
+              <w:keepNext w:val="false"/>
               <w:spacing w:after="40" w:before="0"/>
               <w:jc w:val="left"/>
             </w:pPr>
@@ -10053,6 +10259,7 @@
           </w:tcPr>
           <w:p>
             <w:pPr>
+              <w:keepNext w:val="false"/>
               <w:spacing w:after="40" w:before="0"/>
               <w:jc w:val="left"/>
             </w:pPr>
@@ -10090,7 +10297,7 @@
             <w:pPr>
               <w:spacing w:after="20" w:before="0"/>
             </w:pPr>
-            <w:hyperlink w:history="1" r:id="rIdfefq4uhdayh_fuguhsbto">
+            <w:hyperlink w:history="1" r:id="rIdx3dfoqogah08mjvgwxqmd">
               <w:r>
                 <w:rPr>
                   <w:rFonts w:ascii="Arial" w:cs="Arial" w:eastAsia="Arial" w:hAnsi="Arial"/>
@@ -10139,7 +10346,7 @@
               <w:spacing w:after="10" w:before="0"/>
               <w:ind w:left="120"/>
             </w:pPr>
-            <w:hyperlink w:history="1" r:id="rIdr9d9syhko8nakfrjladz4">
+            <w:hyperlink w:history="1" r:id="rIdap0tibcmtfldmhvh0tely">
               <w:r>
                 <w:rPr>
                   <w:rFonts w:ascii="Arial" w:cs="Arial" w:eastAsia="Arial" w:hAnsi="Arial"/>
@@ -10201,7 +10408,7 @@
               <w:spacing w:after="10" w:before="0"/>
               <w:ind w:left="120"/>
             </w:pPr>
-            <w:hyperlink w:history="1" r:id="rIdt04pnf2ac2bo-johozpq_">
+            <w:hyperlink w:history="1" r:id="rIdzjx8933tt_ko9a7bmmpw-">
               <w:r>
                 <w:rPr>
                   <w:rFonts w:ascii="Arial" w:cs="Arial" w:eastAsia="Arial" w:hAnsi="Arial"/>
@@ -10244,6 +10451,7 @@
           </w:tcPr>
           <w:p>
             <w:pPr>
+              <w:keepNext w:val="false"/>
               <w:spacing w:after="40" w:before="0"/>
               <w:jc w:val="left"/>
             </w:pPr>
@@ -10276,6 +10484,7 @@
           </w:tcPr>
           <w:p>
             <w:pPr>
+              <w:keepNext w:val="false"/>
               <w:spacing w:after="40" w:before="0"/>
               <w:jc w:val="left"/>
             </w:pPr>
@@ -10308,6 +10517,7 @@
           </w:tcPr>
           <w:p>
             <w:pPr>
+              <w:keepNext w:val="false"/>
               <w:spacing w:after="40" w:before="0"/>
               <w:jc w:val="left"/>
             </w:pPr>
@@ -10340,6 +10550,7 @@
           </w:tcPr>
           <w:p>
             <w:pPr>
+              <w:keepNext w:val="false"/>
               <w:spacing w:after="40" w:before="0"/>
               <w:jc w:val="left"/>
             </w:pPr>
@@ -10374,6 +10585,7 @@
           </w:tcPr>
           <w:p>
             <w:pPr>
+              <w:keepNext w:val="false"/>
               <w:spacing w:after="40" w:before="0"/>
               <w:jc w:val="left"/>
             </w:pPr>
@@ -10411,7 +10623,7 @@
             <w:pPr>
               <w:spacing w:after="20" w:before="0"/>
             </w:pPr>
-            <w:hyperlink w:history="1" r:id="rIdspaindnbcopck4hqxawla">
+            <w:hyperlink w:history="1" r:id="rId7jdeuwdmw6bwmghuu7wjx">
               <w:r>
                 <w:rPr>
                   <w:rFonts w:ascii="Arial" w:cs="Arial" w:eastAsia="Arial" w:hAnsi="Arial"/>
@@ -10460,7 +10672,7 @@
               <w:spacing w:after="10" w:before="0"/>
               <w:ind w:left="120"/>
             </w:pPr>
-            <w:hyperlink w:history="1" r:id="rIdubwtpzo_icgz8qyunwljr">
+            <w:hyperlink w:history="1" r:id="rIdhfheffqd7a2cyeiepldsz">
               <w:r>
                 <w:rPr>
                   <w:rFonts w:ascii="Arial" w:cs="Arial" w:eastAsia="Arial" w:hAnsi="Arial"/>
@@ -10522,7 +10734,7 @@
               <w:spacing w:after="10" w:before="0"/>
               <w:ind w:left="120"/>
             </w:pPr>
-            <w:hyperlink w:history="1" r:id="rIdu1sqtr3qiunfni2d6jhyc">
+            <w:hyperlink w:history="1" r:id="rIdfkqhsef-utybaf55jjdn3">
               <w:r>
                 <w:rPr>
                   <w:rFonts w:ascii="Arial" w:cs="Arial" w:eastAsia="Arial" w:hAnsi="Arial"/>
@@ -10565,6 +10777,7 @@
           </w:tcPr>
           <w:p>
             <w:pPr>
+              <w:keepNext w:val="false"/>
               <w:spacing w:after="40" w:before="0"/>
               <w:jc w:val="left"/>
             </w:pPr>
@@ -10597,6 +10810,7 @@
           </w:tcPr>
           <w:p>
             <w:pPr>
+              <w:keepNext w:val="false"/>
               <w:spacing w:after="40" w:before="0"/>
               <w:jc w:val="left"/>
             </w:pPr>
@@ -10629,6 +10843,7 @@
           </w:tcPr>
           <w:p>
             <w:pPr>
+              <w:keepNext w:val="false"/>
               <w:spacing w:after="40" w:before="0"/>
               <w:jc w:val="left"/>
             </w:pPr>
@@ -10661,6 +10876,7 @@
           </w:tcPr>
           <w:p>
             <w:pPr>
+              <w:keepNext w:val="false"/>
               <w:spacing w:after="40" w:before="0"/>
               <w:jc w:val="left"/>
             </w:pPr>
@@ -10720,6 +10936,7 @@
           </w:tcPr>
           <w:p>
             <w:pPr>
+              <w:keepNext w:val="false"/>
               <w:spacing w:after="40" w:before="0"/>
               <w:jc w:val="center"/>
             </w:pPr>
@@ -10754,6 +10971,7 @@
           </w:tcPr>
           <w:p>
             <w:pPr>
+              <w:keepNext w:val="false"/>
               <w:spacing w:after="40" w:before="0"/>
               <w:jc w:val="left"/>
             </w:pPr>
@@ -10815,6 +11033,7 @@
           </w:tcPr>
           <w:p>
             <w:pPr>
+              <w:keepNext w:val="false"/>
               <w:spacing w:after="40" w:before="0"/>
               <w:jc w:val="center"/>
             </w:pPr>
@@ -10849,6 +11068,7 @@
           </w:tcPr>
           <w:p>
             <w:pPr>
+              <w:keepNext w:val="false"/>
               <w:spacing w:after="40" w:before="0"/>
               <w:jc w:val="left"/>
             </w:pPr>
@@ -10881,6 +11101,7 @@
           </w:tcPr>
           <w:p>
             <w:pPr>
+              <w:keepNext w:val="false"/>
               <w:spacing w:after="40" w:before="0"/>
               <w:jc w:val="left"/>
             </w:pPr>
@@ -10915,6 +11136,7 @@
           </w:tcPr>
           <w:p>
             <w:pPr>
+              <w:keepNext w:val="false"/>
               <w:spacing w:after="40" w:before="0"/>
               <w:jc w:val="left"/>
             </w:pPr>
@@ -10947,6 +11169,7 @@
           </w:tcPr>
           <w:p>
             <w:pPr>
+              <w:keepNext w:val="false"/>
               <w:spacing w:after="40" w:before="0"/>
               <w:jc w:val="left"/>
             </w:pPr>
@@ -10981,6 +11204,7 @@
           </w:tcPr>
           <w:p>
             <w:pPr>
+              <w:keepNext w:val="false"/>
               <w:spacing w:after="40" w:before="0"/>
               <w:jc w:val="left"/>
             </w:pPr>
@@ -11013,6 +11237,7 @@
           </w:tcPr>
           <w:p>
             <w:pPr>
+              <w:keepNext w:val="false"/>
               <w:spacing w:after="40" w:before="0"/>
               <w:jc w:val="left"/>
             </w:pPr>
@@ -11049,7 +11274,7 @@
         </w:rPr>
         <w:t xml:space="preserve">© 2026 SeaVuria and ARES. Aligned with KICD objectives. Developed by SeaVuria; technical implementation by ARES (with AI assistance from Claude). Licensed under </w:t>
       </w:r>
-      <w:hyperlink w:history="1" r:id="rIdnh-xzeurzxz8fxkejr3qz">
+      <w:hyperlink w:history="1" r:id="rId_t7ftmvuoz2_jylvtsndn">
         <w:r>
           <w:rPr>
             <w:rFonts w:ascii="Arial" w:cs="Arial" w:eastAsia="Arial" w:hAnsi="Arial"/>
@@ -11070,7 +11295,7 @@
         </w:rPr>
         <w:t xml:space="preserve"> (</w:t>
       </w:r>
-      <w:hyperlink w:history="1" r:id="rIdtzw8boeyoz0ueehsawj1h">
+      <w:hyperlink w:history="1" r:id="rIdskmit3hrr47lgkbqet1xa">
         <w:r>
           <w:rPr>
             <w:rFonts w:ascii="Arial" w:cs="Arial" w:eastAsia="Arial" w:hAnsi="Arial"/>
@@ -11130,6 +11355,7 @@
           </w:tcPr>
           <w:p>
             <w:pPr>
+              <w:keepNext w:val="false"/>
               <w:spacing w:after="40" w:before="0"/>
               <w:jc w:val="center"/>
             </w:pPr>
@@ -11165,6 +11391,7 @@
           </w:tcPr>
           <w:p>
             <w:pPr>
+              <w:keepNext w:val="false"/>
               <w:spacing w:after="40" w:before="0"/>
               <w:jc w:val="center"/>
             </w:pPr>
@@ -11199,6 +11426,7 @@
           </w:tcPr>
           <w:p>
             <w:pPr>
+              <w:keepNext w:val="false"/>
               <w:spacing w:after="40" w:before="0"/>
               <w:jc w:val="left"/>
             </w:pPr>
@@ -11231,6 +11459,7 @@
           </w:tcPr>
           <w:p>
             <w:pPr>
+              <w:keepNext w:val="false"/>
               <w:spacing w:after="40" w:before="0"/>
               <w:jc w:val="left"/>
             </w:pPr>
@@ -11265,6 +11494,7 @@
           </w:tcPr>
           <w:p>
             <w:pPr>
+              <w:keepNext w:val="false"/>
               <w:spacing w:after="40" w:before="0"/>
               <w:jc w:val="left"/>
             </w:pPr>
@@ -11297,6 +11527,7 @@
           </w:tcPr>
           <w:p>
             <w:pPr>
+              <w:keepNext w:val="false"/>
               <w:spacing w:after="40" w:before="0"/>
               <w:jc w:val="left"/>
             </w:pPr>
@@ -11331,6 +11562,7 @@
           </w:tcPr>
           <w:p>
             <w:pPr>
+              <w:keepNext w:val="false"/>
               <w:spacing w:after="40" w:before="0"/>
               <w:jc w:val="left"/>
             </w:pPr>
@@ -11363,6 +11595,7 @@
           </w:tcPr>
           <w:p>
             <w:pPr>
+              <w:keepNext w:val="false"/>
               <w:spacing w:after="40" w:before="0"/>
               <w:jc w:val="left"/>
             </w:pPr>
@@ -11397,6 +11630,7 @@
           </w:tcPr>
           <w:p>
             <w:pPr>
+              <w:keepNext w:val="false"/>
               <w:spacing w:after="40" w:before="0"/>
               <w:jc w:val="left"/>
             </w:pPr>
@@ -11429,6 +11663,7 @@
           </w:tcPr>
           <w:p>
             <w:pPr>
+              <w:keepNext w:val="false"/>
               <w:spacing w:after="40" w:before="0"/>
               <w:jc w:val="left"/>
             </w:pPr>
@@ -11463,6 +11698,7 @@
           </w:tcPr>
           <w:p>
             <w:pPr>
+              <w:keepNext w:val="false"/>
               <w:spacing w:after="40" w:before="0"/>
               <w:jc w:val="left"/>
             </w:pPr>
@@ -11495,6 +11731,7 @@
           </w:tcPr>
           <w:p>
             <w:pPr>
+              <w:keepNext w:val="false"/>
               <w:spacing w:after="40" w:before="0"/>
               <w:jc w:val="left"/>
             </w:pPr>
@@ -11529,6 +11766,7 @@
           </w:tcPr>
           <w:p>
             <w:pPr>
+              <w:keepNext w:val="false"/>
               <w:spacing w:after="40" w:before="0"/>
               <w:jc w:val="left"/>
             </w:pPr>
@@ -11561,6 +11799,7 @@
           </w:tcPr>
           <w:p>
             <w:pPr>
+              <w:keepNext w:val="false"/>
               <w:spacing w:after="40" w:before="0"/>
               <w:jc w:val="left"/>
             </w:pPr>
@@ -11595,6 +11834,7 @@
           </w:tcPr>
           <w:p>
             <w:pPr>
+              <w:keepNext w:val="false"/>
               <w:spacing w:after="40" w:before="0"/>
               <w:jc w:val="left"/>
             </w:pPr>
@@ -11627,6 +11867,7 @@
           </w:tcPr>
           <w:p>
             <w:pPr>
+              <w:keepNext w:val="false"/>
               <w:spacing w:after="40" w:before="0"/>
               <w:jc w:val="left"/>
             </w:pPr>
@@ -11661,6 +11902,7 @@
           </w:tcPr>
           <w:p>
             <w:pPr>
+              <w:keepNext w:val="false"/>
               <w:spacing w:after="40" w:before="0"/>
               <w:jc w:val="left"/>
             </w:pPr>
@@ -11693,6 +11935,7 @@
           </w:tcPr>
           <w:p>
             <w:pPr>
+              <w:keepNext w:val="false"/>
               <w:spacing w:after="40" w:before="0"/>
               <w:jc w:val="left"/>
             </w:pPr>
@@ -11752,6 +11995,7 @@
           </w:tcPr>
           <w:p>
             <w:pPr>
+              <w:keepNext w:val="false"/>
               <w:spacing w:after="40" w:before="0"/>
               <w:jc w:val="center"/>
             </w:pPr>
@@ -11786,6 +12030,7 @@
           </w:tcPr>
           <w:p>
             <w:pPr>
+              <w:keepNext w:val="false"/>
               <w:spacing w:after="40" w:before="0"/>
               <w:jc w:val="left"/>
             </w:pPr>
@@ -11850,6 +12095,7 @@
           </w:tcPr>
           <w:p>
             <w:pPr>
+              <w:keepNext w:val="false"/>
               <w:spacing w:after="40" w:before="0"/>
               <w:jc w:val="center"/>
             </w:pPr>
@@ -11884,6 +12130,7 @@
           </w:tcPr>
           <w:p>
             <w:pPr>
+              <w:keepNext w:val="false"/>
               <w:spacing w:after="40" w:before="0"/>
               <w:jc w:val="left"/>
             </w:pPr>
@@ -11916,6 +12163,7 @@
           </w:tcPr>
           <w:p>
             <w:pPr>
+              <w:keepNext w:val="false"/>
               <w:spacing w:after="40" w:before="0"/>
               <w:jc w:val="left"/>
             </w:pPr>
@@ -11948,6 +12196,7 @@
           </w:tcPr>
           <w:p>
             <w:pPr>
+              <w:keepNext w:val="false"/>
               <w:spacing w:after="40" w:before="0"/>
               <w:jc w:val="left"/>
             </w:pPr>
@@ -11980,6 +12229,7 @@
           </w:tcPr>
           <w:p>
             <w:pPr>
+              <w:keepNext w:val="false"/>
               <w:spacing w:after="40" w:before="0"/>
               <w:jc w:val="left"/>
             </w:pPr>
@@ -12012,6 +12262,7 @@
           </w:tcPr>
           <w:p>
             <w:pPr>
+              <w:keepNext w:val="false"/>
               <w:spacing w:after="40" w:before="0"/>
               <w:jc w:val="left"/>
             </w:pPr>
@@ -12046,6 +12297,7 @@
           </w:tcPr>
           <w:p>
             <w:pPr>
+              <w:keepNext w:val="false"/>
               <w:spacing w:after="40" w:before="0"/>
               <w:jc w:val="left"/>
             </w:pPr>
@@ -12083,7 +12335,7 @@
             <w:pPr>
               <w:spacing w:after="20" w:before="0"/>
             </w:pPr>
-            <w:hyperlink w:history="1" r:id="rIdltagyata5xlmg2yjf4dzq">
+            <w:hyperlink w:history="1" r:id="rIdhyxuhsuhgh-satrno5-g-">
               <w:r>
                 <w:rPr>
                   <w:rFonts w:ascii="Arial" w:cs="Arial" w:eastAsia="Arial" w:hAnsi="Arial"/>
@@ -12132,7 +12384,7 @@
               <w:spacing w:after="10" w:before="0"/>
               <w:ind w:left="120"/>
             </w:pPr>
-            <w:hyperlink w:history="1" r:id="rIdfedmi1vgmzitatvnpnemo">
+            <w:hyperlink w:history="1" r:id="rIdr2_5fsescvkjig02dw4mq">
               <w:r>
                 <w:rPr>
                   <w:rFonts w:ascii="Arial" w:cs="Arial" w:eastAsia="Arial" w:hAnsi="Arial"/>
@@ -12194,7 +12446,7 @@
               <w:spacing w:after="10" w:before="0"/>
               <w:ind w:left="120"/>
             </w:pPr>
-            <w:hyperlink w:history="1" r:id="rIdowaaso9k1tbshhyajo8tj">
+            <w:hyperlink w:history="1" r:id="rId5rztxqqncdy2e35ks-qwk">
               <w:r>
                 <w:rPr>
                   <w:rFonts w:ascii="Arial" w:cs="Arial" w:eastAsia="Arial" w:hAnsi="Arial"/>
@@ -12237,6 +12489,7 @@
           </w:tcPr>
           <w:p>
             <w:pPr>
+              <w:keepNext w:val="false"/>
               <w:spacing w:after="40" w:before="0"/>
               <w:jc w:val="left"/>
             </w:pPr>
@@ -12269,6 +12522,7 @@
           </w:tcPr>
           <w:p>
             <w:pPr>
+              <w:keepNext w:val="false"/>
               <w:spacing w:after="40" w:before="0"/>
               <w:jc w:val="left"/>
             </w:pPr>
@@ -12301,6 +12555,7 @@
           </w:tcPr>
           <w:p>
             <w:pPr>
+              <w:keepNext w:val="false"/>
               <w:spacing w:after="40" w:before="0"/>
               <w:jc w:val="left"/>
             </w:pPr>
@@ -12333,6 +12588,7 @@
           </w:tcPr>
           <w:p>
             <w:pPr>
+              <w:keepNext w:val="false"/>
               <w:spacing w:after="40" w:before="0"/>
               <w:jc w:val="left"/>
             </w:pPr>
@@ -12367,6 +12623,7 @@
           </w:tcPr>
           <w:p>
             <w:pPr>
+              <w:keepNext w:val="false"/>
               <w:spacing w:after="40" w:before="0"/>
               <w:jc w:val="left"/>
             </w:pPr>
@@ -12404,7 +12661,7 @@
             <w:pPr>
               <w:spacing w:after="20" w:before="0"/>
             </w:pPr>
-            <w:hyperlink w:history="1" r:id="rIdusy1d8xla4bdprm3u3mxr">
+            <w:hyperlink w:history="1" r:id="rIdncjfmzudniedbrwmzpb1b">
               <w:r>
                 <w:rPr>
                   <w:rFonts w:ascii="Arial" w:cs="Arial" w:eastAsia="Arial" w:hAnsi="Arial"/>
@@ -12453,7 +12710,7 @@
               <w:spacing w:after="10" w:before="0"/>
               <w:ind w:left="120"/>
             </w:pPr>
-            <w:hyperlink w:history="1" r:id="rId_jzwlug-shzdjkg2i1yvx">
+            <w:hyperlink w:history="1" r:id="rId5aey69iez8srxzefr5zav">
               <w:r>
                 <w:rPr>
                   <w:rFonts w:ascii="Arial" w:cs="Arial" w:eastAsia="Arial" w:hAnsi="Arial"/>
@@ -12515,7 +12772,7 @@
               <w:spacing w:after="10" w:before="0"/>
               <w:ind w:left="120"/>
             </w:pPr>
-            <w:hyperlink w:history="1" r:id="rId3emsedbfhssw1rgkaztc6">
+            <w:hyperlink w:history="1" r:id="rIdt2wreinl7sdadw5yvhrjr">
               <w:r>
                 <w:rPr>
                   <w:rFonts w:ascii="Arial" w:cs="Arial" w:eastAsia="Arial" w:hAnsi="Arial"/>
@@ -12558,6 +12815,7 @@
           </w:tcPr>
           <w:p>
             <w:pPr>
+              <w:keepNext w:val="false"/>
               <w:spacing w:after="40" w:before="0"/>
               <w:jc w:val="left"/>
             </w:pPr>
@@ -12590,6 +12848,7 @@
           </w:tcPr>
           <w:p>
             <w:pPr>
+              <w:keepNext w:val="false"/>
               <w:spacing w:after="40" w:before="0"/>
               <w:jc w:val="left"/>
             </w:pPr>
@@ -12622,6 +12881,7 @@
           </w:tcPr>
           <w:p>
             <w:pPr>
+              <w:keepNext w:val="false"/>
               <w:spacing w:after="40" w:before="0"/>
               <w:jc w:val="left"/>
             </w:pPr>
@@ -12654,6 +12914,7 @@
           </w:tcPr>
           <w:p>
             <w:pPr>
+              <w:keepNext w:val="false"/>
               <w:spacing w:after="40" w:before="0"/>
               <w:jc w:val="left"/>
             </w:pPr>
@@ -12688,6 +12949,7 @@
           </w:tcPr>
           <w:p>
             <w:pPr>
+              <w:keepNext w:val="false"/>
               <w:spacing w:after="40" w:before="0"/>
               <w:jc w:val="left"/>
             </w:pPr>
@@ -12725,7 +12987,7 @@
             <w:pPr>
               <w:spacing w:after="20" w:before="0"/>
             </w:pPr>
-            <w:hyperlink w:history="1" r:id="rIdnbmx-exjw0mpqruwoflmy">
+            <w:hyperlink w:history="1" r:id="rIdekguhd7wc67uzrf0_bgxl">
               <w:r>
                 <w:rPr>
                   <w:rFonts w:ascii="Arial" w:cs="Arial" w:eastAsia="Arial" w:hAnsi="Arial"/>
@@ -12774,7 +13036,7 @@
               <w:spacing w:after="10" w:before="0"/>
               <w:ind w:left="120"/>
             </w:pPr>
-            <w:hyperlink w:history="1" r:id="rIdwmm_pk2u14a_utum4yzms">
+            <w:hyperlink w:history="1" r:id="rIdfzlwhxb3dfavmk1jfbc56">
               <w:r>
                 <w:rPr>
                   <w:rFonts w:ascii="Arial" w:cs="Arial" w:eastAsia="Arial" w:hAnsi="Arial"/>
@@ -12836,7 +13098,7 @@
               <w:spacing w:after="10" w:before="0"/>
               <w:ind w:left="120"/>
             </w:pPr>
-            <w:hyperlink w:history="1" r:id="rIdd_ow0stydfrcji5pke5mh">
+            <w:hyperlink w:history="1" r:id="rIdfvroc-yiumm3ca0exs-wq">
               <w:r>
                 <w:rPr>
                   <w:rFonts w:ascii="Arial" w:cs="Arial" w:eastAsia="Arial" w:hAnsi="Arial"/>
@@ -12879,6 +13141,7 @@
           </w:tcPr>
           <w:p>
             <w:pPr>
+              <w:keepNext w:val="false"/>
               <w:spacing w:after="40" w:before="0"/>
               <w:jc w:val="left"/>
             </w:pPr>
@@ -12911,6 +13174,7 @@
           </w:tcPr>
           <w:p>
             <w:pPr>
+              <w:keepNext w:val="false"/>
               <w:spacing w:after="40" w:before="0"/>
               <w:jc w:val="left"/>
             </w:pPr>
@@ -12943,6 +13207,7 @@
           </w:tcPr>
           <w:p>
             <w:pPr>
+              <w:keepNext w:val="false"/>
               <w:spacing w:after="40" w:before="0"/>
               <w:jc w:val="left"/>
             </w:pPr>
@@ -12975,6 +13240,7 @@
           </w:tcPr>
           <w:p>
             <w:pPr>
+              <w:keepNext w:val="false"/>
               <w:spacing w:after="40" w:before="0"/>
               <w:jc w:val="left"/>
             </w:pPr>
@@ -13009,6 +13275,7 @@
           </w:tcPr>
           <w:p>
             <w:pPr>
+              <w:keepNext w:val="false"/>
               <w:spacing w:after="40" w:before="0"/>
               <w:jc w:val="left"/>
             </w:pPr>
@@ -13046,7 +13313,7 @@
             <w:pPr>
               <w:spacing w:after="20" w:before="0"/>
             </w:pPr>
-            <w:hyperlink w:history="1" r:id="rIdztuy2d1sl_ff1sky1jpsp">
+            <w:hyperlink w:history="1" r:id="rIdcdrzqjys7yrsw0wlx4rrz">
               <w:r>
                 <w:rPr>
                   <w:rFonts w:ascii="Arial" w:cs="Arial" w:eastAsia="Arial" w:hAnsi="Arial"/>
@@ -13095,7 +13362,7 @@
               <w:spacing w:after="10" w:before="0"/>
               <w:ind w:left="120"/>
             </w:pPr>
-            <w:hyperlink w:history="1" r:id="rIdqi-slvylgcrgjlkiqxcud">
+            <w:hyperlink w:history="1" r:id="rIdi_ixlhaqemetxhgerim9v">
               <w:r>
                 <w:rPr>
                   <w:rFonts w:ascii="Arial" w:cs="Arial" w:eastAsia="Arial" w:hAnsi="Arial"/>
@@ -13157,7 +13424,7 @@
               <w:spacing w:after="10" w:before="0"/>
               <w:ind w:left="120"/>
             </w:pPr>
-            <w:hyperlink w:history="1" r:id="rId3ixt5leziy7fzglwtn0j1">
+            <w:hyperlink w:history="1" r:id="rIddjmytsuh8nuqkjkucbizo">
               <w:r>
                 <w:rPr>
                   <w:rFonts w:ascii="Arial" w:cs="Arial" w:eastAsia="Arial" w:hAnsi="Arial"/>
@@ -13200,6 +13467,7 @@
           </w:tcPr>
           <w:p>
             <w:pPr>
+              <w:keepNext w:val="false"/>
               <w:spacing w:after="40" w:before="0"/>
               <w:jc w:val="left"/>
             </w:pPr>
@@ -13232,6 +13500,7 @@
           </w:tcPr>
           <w:p>
             <w:pPr>
+              <w:keepNext w:val="false"/>
               <w:spacing w:after="40" w:before="0"/>
               <w:jc w:val="left"/>
             </w:pPr>
@@ -13264,6 +13533,7 @@
           </w:tcPr>
           <w:p>
             <w:pPr>
+              <w:keepNext w:val="false"/>
               <w:spacing w:after="40" w:before="0"/>
               <w:jc w:val="left"/>
             </w:pPr>
@@ -13296,6 +13566,7 @@
           </w:tcPr>
           <w:p>
             <w:pPr>
+              <w:keepNext w:val="false"/>
               <w:spacing w:after="40" w:before="0"/>
               <w:jc w:val="left"/>
             </w:pPr>
@@ -13330,6 +13601,7 @@
           </w:tcPr>
           <w:p>
             <w:pPr>
+              <w:keepNext w:val="false"/>
               <w:spacing w:after="40" w:before="0"/>
               <w:jc w:val="left"/>
             </w:pPr>
@@ -13367,7 +13639,7 @@
             <w:pPr>
               <w:spacing w:after="20" w:before="0"/>
             </w:pPr>
-            <w:hyperlink w:history="1" r:id="rId5qokyrxfzxtuq3th4houj">
+            <w:hyperlink w:history="1" r:id="rId1owv_i-erzlgjnrzahog9">
               <w:r>
                 <w:rPr>
                   <w:rFonts w:ascii="Arial" w:cs="Arial" w:eastAsia="Arial" w:hAnsi="Arial"/>
@@ -13416,7 +13688,7 @@
               <w:spacing w:after="10" w:before="0"/>
               <w:ind w:left="120"/>
             </w:pPr>
-            <w:hyperlink w:history="1" r:id="rIdk4r6db4rhobgsmb7hdfb-">
+            <w:hyperlink w:history="1" r:id="rIdou9-7irabxqqvdby6-2dd">
               <w:r>
                 <w:rPr>
                   <w:rFonts w:ascii="Arial" w:cs="Arial" w:eastAsia="Arial" w:hAnsi="Arial"/>
@@ -13478,7 +13750,7 @@
               <w:spacing w:after="10" w:before="0"/>
               <w:ind w:left="120"/>
             </w:pPr>
-            <w:hyperlink w:history="1" r:id="rIdcq93ci3tocoghkso2hg6p">
+            <w:hyperlink w:history="1" r:id="rIdvv4gvewzn-bij_xlnu7qu">
               <w:r>
                 <w:rPr>
                   <w:rFonts w:ascii="Arial" w:cs="Arial" w:eastAsia="Arial" w:hAnsi="Arial"/>
@@ -13521,6 +13793,7 @@
           </w:tcPr>
           <w:p>
             <w:pPr>
+              <w:keepNext w:val="false"/>
               <w:spacing w:after="40" w:before="0"/>
               <w:jc w:val="left"/>
             </w:pPr>
@@ -13553,6 +13826,7 @@
           </w:tcPr>
           <w:p>
             <w:pPr>
+              <w:keepNext w:val="false"/>
               <w:spacing w:after="40" w:before="0"/>
               <w:jc w:val="left"/>
             </w:pPr>
@@ -13585,6 +13859,7 @@
           </w:tcPr>
           <w:p>
             <w:pPr>
+              <w:keepNext w:val="false"/>
               <w:spacing w:after="40" w:before="0"/>
               <w:jc w:val="left"/>
             </w:pPr>
@@ -13617,6 +13892,7 @@
           </w:tcPr>
           <w:p>
             <w:pPr>
+              <w:keepNext w:val="false"/>
               <w:spacing w:after="40" w:before="0"/>
               <w:jc w:val="left"/>
             </w:pPr>
@@ -13676,6 +13952,7 @@
           </w:tcPr>
           <w:p>
             <w:pPr>
+              <w:keepNext w:val="false"/>
               <w:spacing w:after="40" w:before="0"/>
               <w:jc w:val="center"/>
             </w:pPr>
@@ -13710,6 +13987,7 @@
           </w:tcPr>
           <w:p>
             <w:pPr>
+              <w:keepNext w:val="false"/>
               <w:spacing w:after="40" w:before="0"/>
               <w:jc w:val="left"/>
             </w:pPr>
@@ -13771,6 +14049,7 @@
           </w:tcPr>
           <w:p>
             <w:pPr>
+              <w:keepNext w:val="false"/>
               <w:spacing w:after="40" w:before="0"/>
               <w:jc w:val="center"/>
             </w:pPr>
@@ -13805,6 +14084,7 @@
           </w:tcPr>
           <w:p>
             <w:pPr>
+              <w:keepNext w:val="false"/>
               <w:spacing w:after="40" w:before="0"/>
               <w:jc w:val="left"/>
             </w:pPr>
@@ -13837,6 +14117,7 @@
           </w:tcPr>
           <w:p>
             <w:pPr>
+              <w:keepNext w:val="false"/>
               <w:spacing w:after="40" w:before="0"/>
               <w:jc w:val="left"/>
             </w:pPr>
@@ -13871,6 +14152,7 @@
           </w:tcPr>
           <w:p>
             <w:pPr>
+              <w:keepNext w:val="false"/>
               <w:spacing w:after="40" w:before="0"/>
               <w:jc w:val="left"/>
             </w:pPr>
@@ -13903,6 +14185,7 @@
           </w:tcPr>
           <w:p>
             <w:pPr>
+              <w:keepNext w:val="false"/>
               <w:spacing w:after="40" w:before="0"/>
               <w:jc w:val="left"/>
             </w:pPr>
@@ -13937,6 +14220,7 @@
           </w:tcPr>
           <w:p>
             <w:pPr>
+              <w:keepNext w:val="false"/>
               <w:spacing w:after="40" w:before="0"/>
               <w:jc w:val="left"/>
             </w:pPr>
@@ -13969,6 +14253,7 @@
           </w:tcPr>
           <w:p>
             <w:pPr>
+              <w:keepNext w:val="false"/>
               <w:spacing w:after="40" w:before="0"/>
               <w:jc w:val="left"/>
             </w:pPr>
@@ -14005,7 +14290,7 @@
         </w:rPr>
         <w:t xml:space="preserve">© 2026 SeaVuria and ARES. Aligned with KICD objectives. Developed by SeaVuria; technical implementation by ARES (with AI assistance from Claude). Licensed under </w:t>
       </w:r>
-      <w:hyperlink w:history="1" r:id="rId5jv1dm2rrh94nwzyox6ap">
+      <w:hyperlink w:history="1" r:id="rIdog4a_dzofvblusvqolo1r">
         <w:r>
           <w:rPr>
             <w:rFonts w:ascii="Arial" w:cs="Arial" w:eastAsia="Arial" w:hAnsi="Arial"/>
@@ -14026,7 +14311,7 @@
         </w:rPr>
         <w:t xml:space="preserve"> (</w:t>
       </w:r>
-      <w:hyperlink w:history="1" r:id="rIdfsrxk92fxlbhpvnhikkor">
+      <w:hyperlink w:history="1" r:id="rId_szi0mezr9qhiojpdcda2">
         <w:r>
           <w:rPr>
             <w:rFonts w:ascii="Arial" w:cs="Arial" w:eastAsia="Arial" w:hAnsi="Arial"/>
@@ -14086,6 +14371,7 @@
           </w:tcPr>
           <w:p>
             <w:pPr>
+              <w:keepNext w:val="false"/>
               <w:spacing w:after="40" w:before="0"/>
               <w:jc w:val="center"/>
             </w:pPr>
@@ -14121,6 +14407,7 @@
           </w:tcPr>
           <w:p>
             <w:pPr>
+              <w:keepNext w:val="false"/>
               <w:spacing w:after="40" w:before="0"/>
               <w:jc w:val="center"/>
             </w:pPr>
@@ -14155,6 +14442,7 @@
           </w:tcPr>
           <w:p>
             <w:pPr>
+              <w:keepNext w:val="false"/>
               <w:spacing w:after="40" w:before="0"/>
               <w:jc w:val="left"/>
             </w:pPr>
@@ -14187,6 +14475,7 @@
           </w:tcPr>
           <w:p>
             <w:pPr>
+              <w:keepNext w:val="false"/>
               <w:spacing w:after="40" w:before="0"/>
               <w:jc w:val="left"/>
             </w:pPr>
@@ -14221,6 +14510,7 @@
           </w:tcPr>
           <w:p>
             <w:pPr>
+              <w:keepNext w:val="false"/>
               <w:spacing w:after="40" w:before="0"/>
               <w:jc w:val="left"/>
             </w:pPr>
@@ -14253,6 +14543,7 @@
           </w:tcPr>
           <w:p>
             <w:pPr>
+              <w:keepNext w:val="false"/>
               <w:spacing w:after="40" w:before="0"/>
               <w:jc w:val="left"/>
             </w:pPr>
@@ -14287,6 +14578,7 @@
           </w:tcPr>
           <w:p>
             <w:pPr>
+              <w:keepNext w:val="false"/>
               <w:spacing w:after="40" w:before="0"/>
               <w:jc w:val="left"/>
             </w:pPr>
@@ -14319,6 +14611,7 @@
           </w:tcPr>
           <w:p>
             <w:pPr>
+              <w:keepNext w:val="false"/>
               <w:spacing w:after="40" w:before="0"/>
               <w:jc w:val="left"/>
             </w:pPr>
@@ -14353,6 +14646,7 @@
           </w:tcPr>
           <w:p>
             <w:pPr>
+              <w:keepNext w:val="false"/>
               <w:spacing w:after="40" w:before="0"/>
               <w:jc w:val="left"/>
             </w:pPr>
@@ -14385,6 +14679,7 @@
           </w:tcPr>
           <w:p>
             <w:pPr>
+              <w:keepNext w:val="false"/>
               <w:spacing w:after="40" w:before="0"/>
               <w:jc w:val="left"/>
             </w:pPr>
@@ -14419,6 +14714,7 @@
           </w:tcPr>
           <w:p>
             <w:pPr>
+              <w:keepNext w:val="false"/>
               <w:spacing w:after="40" w:before="0"/>
               <w:jc w:val="left"/>
             </w:pPr>
@@ -14451,6 +14747,7 @@
           </w:tcPr>
           <w:p>
             <w:pPr>
+              <w:keepNext w:val="false"/>
               <w:spacing w:after="40" w:before="0"/>
               <w:jc w:val="left"/>
             </w:pPr>
@@ -14485,6 +14782,7 @@
           </w:tcPr>
           <w:p>
             <w:pPr>
+              <w:keepNext w:val="false"/>
               <w:spacing w:after="40" w:before="0"/>
               <w:jc w:val="left"/>
             </w:pPr>
@@ -14517,6 +14815,7 @@
           </w:tcPr>
           <w:p>
             <w:pPr>
+              <w:keepNext w:val="false"/>
               <w:spacing w:after="40" w:before="0"/>
               <w:jc w:val="left"/>
             </w:pPr>
@@ -14551,6 +14850,7 @@
           </w:tcPr>
           <w:p>
             <w:pPr>
+              <w:keepNext w:val="false"/>
               <w:spacing w:after="40" w:before="0"/>
               <w:jc w:val="left"/>
             </w:pPr>
@@ -14583,6 +14883,7 @@
           </w:tcPr>
           <w:p>
             <w:pPr>
+              <w:keepNext w:val="false"/>
               <w:spacing w:after="40" w:before="0"/>
               <w:jc w:val="left"/>
             </w:pPr>
@@ -14617,6 +14918,7 @@
           </w:tcPr>
           <w:p>
             <w:pPr>
+              <w:keepNext w:val="false"/>
               <w:spacing w:after="40" w:before="0"/>
               <w:jc w:val="left"/>
             </w:pPr>
@@ -14649,6 +14951,7 @@
           </w:tcPr>
           <w:p>
             <w:pPr>
+              <w:keepNext w:val="false"/>
               <w:spacing w:after="40" w:before="0"/>
               <w:jc w:val="left"/>
             </w:pPr>
@@ -14708,6 +15011,7 @@
           </w:tcPr>
           <w:p>
             <w:pPr>
+              <w:keepNext w:val="false"/>
               <w:spacing w:after="40" w:before="0"/>
               <w:jc w:val="center"/>
             </w:pPr>
@@ -14742,6 +15046,7 @@
           </w:tcPr>
           <w:p>
             <w:pPr>
+              <w:keepNext w:val="false"/>
               <w:spacing w:after="40" w:before="0"/>
               <w:jc w:val="left"/>
             </w:pPr>
@@ -14806,6 +15111,7 @@
           </w:tcPr>
           <w:p>
             <w:pPr>
+              <w:keepNext w:val="false"/>
               <w:spacing w:after="40" w:before="0"/>
               <w:jc w:val="center"/>
             </w:pPr>
@@ -14840,6 +15146,7 @@
           </w:tcPr>
           <w:p>
             <w:pPr>
+              <w:keepNext w:val="false"/>
               <w:spacing w:after="40" w:before="0"/>
               <w:jc w:val="left"/>
             </w:pPr>
@@ -14872,6 +15179,7 @@
           </w:tcPr>
           <w:p>
             <w:pPr>
+              <w:keepNext w:val="false"/>
               <w:spacing w:after="40" w:before="0"/>
               <w:jc w:val="left"/>
             </w:pPr>
@@ -14904,6 +15212,7 @@
           </w:tcPr>
           <w:p>
             <w:pPr>
+              <w:keepNext w:val="false"/>
               <w:spacing w:after="40" w:before="0"/>
               <w:jc w:val="left"/>
             </w:pPr>
@@ -14936,6 +15245,7 @@
           </w:tcPr>
           <w:p>
             <w:pPr>
+              <w:keepNext w:val="false"/>
               <w:spacing w:after="40" w:before="0"/>
               <w:jc w:val="left"/>
             </w:pPr>
@@ -14968,6 +15278,7 @@
           </w:tcPr>
           <w:p>
             <w:pPr>
+              <w:keepNext w:val="false"/>
               <w:spacing w:after="40" w:before="0"/>
               <w:jc w:val="left"/>
             </w:pPr>
@@ -15002,6 +15313,7 @@
           </w:tcPr>
           <w:p>
             <w:pPr>
+              <w:keepNext w:val="false"/>
               <w:spacing w:after="40" w:before="0"/>
               <w:jc w:val="left"/>
             </w:pPr>
@@ -15056,7 +15368,7 @@
               <w:spacing w:after="10" w:before="0"/>
               <w:ind w:left="120"/>
             </w:pPr>
-            <w:hyperlink w:history="1" r:id="rIdbxou1b4nbyggxjdpacppw">
+            <w:hyperlink w:history="1" r:id="rIdrym2rbroq2e7oynxwkk2t">
               <w:r>
                 <w:rPr>
                   <w:rFonts w:ascii="Arial" w:cs="Arial" w:eastAsia="Arial" w:hAnsi="Arial"/>
@@ -15133,7 +15445,7 @@
               <w:spacing w:after="10" w:before="0"/>
               <w:ind w:left="120"/>
             </w:pPr>
-            <w:hyperlink w:history="1" r:id="rId8l2tf0eel-r9pwa1yvjry">
+            <w:hyperlink w:history="1" r:id="rIdfxjxvjpdegfv8tchgebxu">
               <w:r>
                 <w:rPr>
                   <w:rFonts w:ascii="Arial" w:cs="Arial" w:eastAsia="Arial" w:hAnsi="Arial"/>
@@ -15176,6 +15488,7 @@
           </w:tcPr>
           <w:p>
             <w:pPr>
+              <w:keepNext w:val="false"/>
               <w:spacing w:after="40" w:before="0"/>
               <w:jc w:val="left"/>
             </w:pPr>
@@ -15208,6 +15521,7 @@
           </w:tcPr>
           <w:p>
             <w:pPr>
+              <w:keepNext w:val="false"/>
               <w:spacing w:after="40" w:before="0"/>
               <w:jc w:val="left"/>
             </w:pPr>
@@ -15240,6 +15554,7 @@
           </w:tcPr>
           <w:p>
             <w:pPr>
+              <w:keepNext w:val="false"/>
               <w:spacing w:after="40" w:before="0"/>
               <w:jc w:val="left"/>
             </w:pPr>
@@ -15272,6 +15587,7 @@
           </w:tcPr>
           <w:p>
             <w:pPr>
+              <w:keepNext w:val="false"/>
               <w:spacing w:after="40" w:before="0"/>
               <w:jc w:val="left"/>
             </w:pPr>
@@ -15306,6 +15622,7 @@
           </w:tcPr>
           <w:p>
             <w:pPr>
+              <w:keepNext w:val="false"/>
               <w:spacing w:after="40" w:before="0"/>
               <w:jc w:val="left"/>
             </w:pPr>
@@ -15360,7 +15677,7 @@
               <w:spacing w:after="10" w:before="0"/>
               <w:ind w:left="120"/>
             </w:pPr>
-            <w:hyperlink w:history="1" r:id="rIdwnrksfby2r-yvfiyvzu-c">
+            <w:hyperlink w:history="1" r:id="rIdsds7k_oeixgywnfqvp5ql">
               <w:r>
                 <w:rPr>
                   <w:rFonts w:ascii="Arial" w:cs="Arial" w:eastAsia="Arial" w:hAnsi="Arial"/>
@@ -15437,7 +15754,7 @@
               <w:spacing w:after="10" w:before="0"/>
               <w:ind w:left="120"/>
             </w:pPr>
-            <w:hyperlink w:history="1" r:id="rId16z3japsmmeagnhpmqlex">
+            <w:hyperlink w:history="1" r:id="rIdhlynqyzlithgilk7lj7o6">
               <w:r>
                 <w:rPr>
                   <w:rFonts w:ascii="Arial" w:cs="Arial" w:eastAsia="Arial" w:hAnsi="Arial"/>
@@ -15480,6 +15797,7 @@
           </w:tcPr>
           <w:p>
             <w:pPr>
+              <w:keepNext w:val="false"/>
               <w:spacing w:after="40" w:before="0"/>
               <w:jc w:val="left"/>
             </w:pPr>
@@ -15512,6 +15830,7 @@
           </w:tcPr>
           <w:p>
             <w:pPr>
+              <w:keepNext w:val="false"/>
               <w:spacing w:after="40" w:before="0"/>
               <w:jc w:val="left"/>
             </w:pPr>
@@ -15544,6 +15863,7 @@
           </w:tcPr>
           <w:p>
             <w:pPr>
+              <w:keepNext w:val="false"/>
               <w:spacing w:after="40" w:before="0"/>
               <w:jc w:val="left"/>
             </w:pPr>
@@ -15576,6 +15896,7 @@
           </w:tcPr>
           <w:p>
             <w:pPr>
+              <w:keepNext w:val="false"/>
               <w:spacing w:after="40" w:before="0"/>
               <w:jc w:val="left"/>
             </w:pPr>
@@ -15610,6 +15931,7 @@
           </w:tcPr>
           <w:p>
             <w:pPr>
+              <w:keepNext w:val="false"/>
               <w:spacing w:after="40" w:before="0"/>
               <w:jc w:val="left"/>
             </w:pPr>
@@ -15664,7 +15986,7 @@
               <w:spacing w:after="10" w:before="0"/>
               <w:ind w:left="120"/>
             </w:pPr>
-            <w:hyperlink w:history="1" r:id="rIdjvo2aqihsywgv1auvgpwd">
+            <w:hyperlink w:history="1" r:id="rIdji3upog84ygsuo_qpipmj">
               <w:r>
                 <w:rPr>
                   <w:rFonts w:ascii="Arial" w:cs="Arial" w:eastAsia="Arial" w:hAnsi="Arial"/>
@@ -15741,7 +16063,7 @@
               <w:spacing w:after="10" w:before="0"/>
               <w:ind w:left="120"/>
             </w:pPr>
-            <w:hyperlink w:history="1" r:id="rIdcbqf4xyfzacblkyfnstp_">
+            <w:hyperlink w:history="1" r:id="rIdouviren8mhj0lwdmenhur">
               <w:r>
                 <w:rPr>
                   <w:rFonts w:ascii="Arial" w:cs="Arial" w:eastAsia="Arial" w:hAnsi="Arial"/>
@@ -15784,6 +16106,7 @@
           </w:tcPr>
           <w:p>
             <w:pPr>
+              <w:keepNext w:val="false"/>
               <w:spacing w:after="40" w:before="0"/>
               <w:jc w:val="left"/>
             </w:pPr>
@@ -15816,6 +16139,7 @@
           </w:tcPr>
           <w:p>
             <w:pPr>
+              <w:keepNext w:val="false"/>
               <w:spacing w:after="40" w:before="0"/>
               <w:jc w:val="left"/>
             </w:pPr>
@@ -15848,6 +16172,7 @@
           </w:tcPr>
           <w:p>
             <w:pPr>
+              <w:keepNext w:val="false"/>
               <w:spacing w:after="40" w:before="0"/>
               <w:jc w:val="left"/>
             </w:pPr>
@@ -15880,6 +16205,7 @@
           </w:tcPr>
           <w:p>
             <w:pPr>
+              <w:keepNext w:val="false"/>
               <w:spacing w:after="40" w:before="0"/>
               <w:jc w:val="left"/>
             </w:pPr>
@@ -15914,6 +16240,7 @@
           </w:tcPr>
           <w:p>
             <w:pPr>
+              <w:keepNext w:val="false"/>
               <w:spacing w:after="40" w:before="0"/>
               <w:jc w:val="left"/>
             </w:pPr>
@@ -15968,7 +16295,7 @@
               <w:spacing w:after="10" w:before="0"/>
               <w:ind w:left="120"/>
             </w:pPr>
-            <w:hyperlink w:history="1" r:id="rIdsl59zu4m56dt50vhlawvy">
+            <w:hyperlink w:history="1" r:id="rIdk1dn2mifalg6nmyhgbush">
               <w:r>
                 <w:rPr>
                   <w:rFonts w:ascii="Arial" w:cs="Arial" w:eastAsia="Arial" w:hAnsi="Arial"/>
@@ -16045,7 +16372,7 @@
               <w:spacing w:after="10" w:before="0"/>
               <w:ind w:left="120"/>
             </w:pPr>
-            <w:hyperlink w:history="1" r:id="rIdaztsx3a51lq-g54hhyn15">
+            <w:hyperlink w:history="1" r:id="rIddk6c8shzjtziuc9aqgfld">
               <w:r>
                 <w:rPr>
                   <w:rFonts w:ascii="Arial" w:cs="Arial" w:eastAsia="Arial" w:hAnsi="Arial"/>
@@ -16088,6 +16415,7 @@
           </w:tcPr>
           <w:p>
             <w:pPr>
+              <w:keepNext w:val="false"/>
               <w:spacing w:after="40" w:before="0"/>
               <w:jc w:val="left"/>
             </w:pPr>
@@ -16120,6 +16448,7 @@
           </w:tcPr>
           <w:p>
             <w:pPr>
+              <w:keepNext w:val="false"/>
               <w:spacing w:after="40" w:before="0"/>
               <w:jc w:val="left"/>
             </w:pPr>
@@ -16152,6 +16481,7 @@
           </w:tcPr>
           <w:p>
             <w:pPr>
+              <w:keepNext w:val="false"/>
               <w:spacing w:after="40" w:before="0"/>
               <w:jc w:val="left"/>
             </w:pPr>
@@ -16184,6 +16514,7 @@
           </w:tcPr>
           <w:p>
             <w:pPr>
+              <w:keepNext w:val="false"/>
               <w:spacing w:after="40" w:before="0"/>
               <w:jc w:val="left"/>
             </w:pPr>
@@ -16218,6 +16549,7 @@
           </w:tcPr>
           <w:p>
             <w:pPr>
+              <w:keepNext w:val="false"/>
               <w:spacing w:after="40" w:before="0"/>
               <w:jc w:val="left"/>
             </w:pPr>
@@ -16272,7 +16604,7 @@
               <w:spacing w:after="10" w:before="0"/>
               <w:ind w:left="120"/>
             </w:pPr>
-            <w:hyperlink w:history="1" r:id="rIdjnzolz9sl9yrjfykb_zna">
+            <w:hyperlink w:history="1" r:id="rIdysungtw08stxno0pdanbd">
               <w:r>
                 <w:rPr>
                   <w:rFonts w:ascii="Arial" w:cs="Arial" w:eastAsia="Arial" w:hAnsi="Arial"/>
@@ -16349,7 +16681,7 @@
               <w:spacing w:after="10" w:before="0"/>
               <w:ind w:left="120"/>
             </w:pPr>
-            <w:hyperlink w:history="1" r:id="rIdhveqmoe8nqbjfaetsllgl">
+            <w:hyperlink w:history="1" r:id="rIdlmycnqx05ew95jcbggxaf">
               <w:r>
                 <w:rPr>
                   <w:rFonts w:ascii="Arial" w:cs="Arial" w:eastAsia="Arial" w:hAnsi="Arial"/>
@@ -16392,6 +16724,7 @@
           </w:tcPr>
           <w:p>
             <w:pPr>
+              <w:keepNext w:val="false"/>
               <w:spacing w:after="40" w:before="0"/>
               <w:jc w:val="left"/>
             </w:pPr>
@@ -16424,6 +16757,7 @@
           </w:tcPr>
           <w:p>
             <w:pPr>
+              <w:keepNext w:val="false"/>
               <w:spacing w:after="40" w:before="0"/>
               <w:jc w:val="left"/>
             </w:pPr>
@@ -16456,6 +16790,7 @@
           </w:tcPr>
           <w:p>
             <w:pPr>
+              <w:keepNext w:val="false"/>
               <w:spacing w:after="40" w:before="0"/>
               <w:jc w:val="left"/>
             </w:pPr>
@@ -16488,6 +16823,7 @@
           </w:tcPr>
           <w:p>
             <w:pPr>
+              <w:keepNext w:val="false"/>
               <w:spacing w:after="40" w:before="0"/>
               <w:jc w:val="left"/>
             </w:pPr>
@@ -16547,6 +16883,7 @@
           </w:tcPr>
           <w:p>
             <w:pPr>
+              <w:keepNext w:val="false"/>
               <w:spacing w:after="40" w:before="0"/>
               <w:jc w:val="center"/>
             </w:pPr>
@@ -16581,6 +16918,7 @@
           </w:tcPr>
           <w:p>
             <w:pPr>
+              <w:keepNext w:val="false"/>
               <w:spacing w:after="40" w:before="0"/>
               <w:jc w:val="left"/>
             </w:pPr>
@@ -16642,6 +16980,7 @@
           </w:tcPr>
           <w:p>
             <w:pPr>
+              <w:keepNext w:val="false"/>
               <w:spacing w:after="40" w:before="0"/>
               <w:jc w:val="center"/>
             </w:pPr>
@@ -16676,6 +17015,7 @@
           </w:tcPr>
           <w:p>
             <w:pPr>
+              <w:keepNext w:val="false"/>
               <w:spacing w:after="40" w:before="0"/>
               <w:jc w:val="left"/>
             </w:pPr>
@@ -16708,6 +17048,7 @@
           </w:tcPr>
           <w:p>
             <w:pPr>
+              <w:keepNext w:val="false"/>
               <w:spacing w:after="40" w:before="0"/>
               <w:jc w:val="left"/>
             </w:pPr>
@@ -16742,6 +17083,7 @@
           </w:tcPr>
           <w:p>
             <w:pPr>
+              <w:keepNext w:val="false"/>
               <w:spacing w:after="40" w:before="0"/>
               <w:jc w:val="left"/>
             </w:pPr>
@@ -16774,6 +17116,7 @@
           </w:tcPr>
           <w:p>
             <w:pPr>
+              <w:keepNext w:val="false"/>
               <w:spacing w:after="40" w:before="0"/>
               <w:jc w:val="left"/>
             </w:pPr>
@@ -16808,6 +17151,7 @@
           </w:tcPr>
           <w:p>
             <w:pPr>
+              <w:keepNext w:val="false"/>
               <w:spacing w:after="40" w:before="0"/>
               <w:jc w:val="left"/>
             </w:pPr>
@@ -16840,6 +17184,7 @@
           </w:tcPr>
           <w:p>
             <w:pPr>
+              <w:keepNext w:val="false"/>
               <w:spacing w:after="40" w:before="0"/>
               <w:jc w:val="left"/>
             </w:pPr>
@@ -16876,7 +17221,7 @@
         </w:rPr>
         <w:t xml:space="preserve">© 2026 SeaVuria and ARES. Aligned with KICD objectives. Developed by SeaVuria; technical implementation by ARES (with AI assistance from Claude). Licensed under </w:t>
       </w:r>
-      <w:hyperlink w:history="1" r:id="rIdsy3mctwfxolfgyl9-zmxl">
+      <w:hyperlink w:history="1" r:id="rIdxts5i59jwf-gli_dqdad-">
         <w:r>
           <w:rPr>
             <w:rFonts w:ascii="Arial" w:cs="Arial" w:eastAsia="Arial" w:hAnsi="Arial"/>
@@ -16897,7 +17242,7 @@
         </w:rPr>
         <w:t xml:space="preserve"> (</w:t>
       </w:r>
-      <w:hyperlink w:history="1" r:id="rIdbpruje4ishj6wdgv7ntd3">
+      <w:hyperlink w:history="1" r:id="rIdwbiv5bspsbrhhovoyudag">
         <w:r>
           <w:rPr>
             <w:rFonts w:ascii="Arial" w:cs="Arial" w:eastAsia="Arial" w:hAnsi="Arial"/>
@@ -16957,6 +17302,7 @@
           </w:tcPr>
           <w:p>
             <w:pPr>
+              <w:keepNext w:val="false"/>
               <w:spacing w:after="40" w:before="0"/>
               <w:jc w:val="center"/>
             </w:pPr>
@@ -16992,6 +17338,7 @@
           </w:tcPr>
           <w:p>
             <w:pPr>
+              <w:keepNext w:val="false"/>
               <w:spacing w:after="40" w:before="0"/>
               <w:jc w:val="center"/>
             </w:pPr>
@@ -17026,6 +17373,7 @@
           </w:tcPr>
           <w:p>
             <w:pPr>
+              <w:keepNext w:val="false"/>
               <w:spacing w:after="40" w:before="0"/>
               <w:jc w:val="left"/>
             </w:pPr>
@@ -17058,6 +17406,7 @@
           </w:tcPr>
           <w:p>
             <w:pPr>
+              <w:keepNext w:val="false"/>
               <w:spacing w:after="40" w:before="0"/>
               <w:jc w:val="left"/>
             </w:pPr>
@@ -17092,6 +17441,7 @@
           </w:tcPr>
           <w:p>
             <w:pPr>
+              <w:keepNext w:val="false"/>
               <w:spacing w:after="40" w:before="0"/>
               <w:jc w:val="left"/>
             </w:pPr>
@@ -17124,6 +17474,7 @@
           </w:tcPr>
           <w:p>
             <w:pPr>
+              <w:keepNext w:val="false"/>
               <w:spacing w:after="40" w:before="0"/>
               <w:jc w:val="left"/>
             </w:pPr>
@@ -17158,6 +17509,7 @@
           </w:tcPr>
           <w:p>
             <w:pPr>
+              <w:keepNext w:val="false"/>
               <w:spacing w:after="40" w:before="0"/>
               <w:jc w:val="left"/>
             </w:pPr>
@@ -17190,6 +17542,7 @@
           </w:tcPr>
           <w:p>
             <w:pPr>
+              <w:keepNext w:val="false"/>
               <w:spacing w:after="40" w:before="0"/>
               <w:jc w:val="left"/>
             </w:pPr>
@@ -17224,6 +17577,7 @@
           </w:tcPr>
           <w:p>
             <w:pPr>
+              <w:keepNext w:val="false"/>
               <w:spacing w:after="40" w:before="0"/>
               <w:jc w:val="left"/>
             </w:pPr>
@@ -17256,6 +17610,7 @@
           </w:tcPr>
           <w:p>
             <w:pPr>
+              <w:keepNext w:val="false"/>
               <w:spacing w:after="40" w:before="0"/>
               <w:jc w:val="left"/>
             </w:pPr>
@@ -17290,6 +17645,7 @@
           </w:tcPr>
           <w:p>
             <w:pPr>
+              <w:keepNext w:val="false"/>
               <w:spacing w:after="40" w:before="0"/>
               <w:jc w:val="left"/>
             </w:pPr>
@@ -17322,6 +17678,7 @@
           </w:tcPr>
           <w:p>
             <w:pPr>
+              <w:keepNext w:val="false"/>
               <w:spacing w:after="40" w:before="0"/>
               <w:jc w:val="left"/>
             </w:pPr>
@@ -17356,6 +17713,7 @@
           </w:tcPr>
           <w:p>
             <w:pPr>
+              <w:keepNext w:val="false"/>
               <w:spacing w:after="40" w:before="0"/>
               <w:jc w:val="left"/>
             </w:pPr>
@@ -17388,6 +17746,7 @@
           </w:tcPr>
           <w:p>
             <w:pPr>
+              <w:keepNext w:val="false"/>
               <w:spacing w:after="40" w:before="0"/>
               <w:jc w:val="left"/>
             </w:pPr>
@@ -17422,6 +17781,7 @@
           </w:tcPr>
           <w:p>
             <w:pPr>
+              <w:keepNext w:val="false"/>
               <w:spacing w:after="40" w:before="0"/>
               <w:jc w:val="left"/>
             </w:pPr>
@@ -17454,6 +17814,7 @@
           </w:tcPr>
           <w:p>
             <w:pPr>
+              <w:keepNext w:val="false"/>
               <w:spacing w:after="40" w:before="0"/>
               <w:jc w:val="left"/>
             </w:pPr>
@@ -17488,6 +17849,7 @@
           </w:tcPr>
           <w:p>
             <w:pPr>
+              <w:keepNext w:val="false"/>
               <w:spacing w:after="40" w:before="0"/>
               <w:jc w:val="left"/>
             </w:pPr>
@@ -17520,6 +17882,7 @@
           </w:tcPr>
           <w:p>
             <w:pPr>
+              <w:keepNext w:val="false"/>
               <w:spacing w:after="40" w:before="0"/>
               <w:jc w:val="left"/>
             </w:pPr>
@@ -17579,6 +17942,7 @@
           </w:tcPr>
           <w:p>
             <w:pPr>
+              <w:keepNext w:val="false"/>
               <w:spacing w:after="40" w:before="0"/>
               <w:jc w:val="center"/>
             </w:pPr>
@@ -17613,6 +17977,7 @@
           </w:tcPr>
           <w:p>
             <w:pPr>
+              <w:keepNext w:val="false"/>
               <w:spacing w:after="40" w:before="0"/>
               <w:jc w:val="left"/>
             </w:pPr>
@@ -17677,6 +18042,7 @@
           </w:tcPr>
           <w:p>
             <w:pPr>
+              <w:keepNext w:val="false"/>
               <w:spacing w:after="40" w:before="0"/>
               <w:jc w:val="center"/>
             </w:pPr>
@@ -17711,6 +18077,7 @@
           </w:tcPr>
           <w:p>
             <w:pPr>
+              <w:keepNext w:val="false"/>
               <w:spacing w:after="40" w:before="0"/>
               <w:jc w:val="left"/>
             </w:pPr>
@@ -17743,6 +18110,7 @@
           </w:tcPr>
           <w:p>
             <w:pPr>
+              <w:keepNext w:val="false"/>
               <w:spacing w:after="40" w:before="0"/>
               <w:jc w:val="left"/>
             </w:pPr>
@@ -17775,6 +18143,7 @@
           </w:tcPr>
           <w:p>
             <w:pPr>
+              <w:keepNext w:val="false"/>
               <w:spacing w:after="40" w:before="0"/>
               <w:jc w:val="left"/>
             </w:pPr>
@@ -17807,6 +18176,7 @@
           </w:tcPr>
           <w:p>
             <w:pPr>
+              <w:keepNext w:val="false"/>
               <w:spacing w:after="40" w:before="0"/>
               <w:jc w:val="left"/>
             </w:pPr>
@@ -17839,6 +18209,7 @@
           </w:tcPr>
           <w:p>
             <w:pPr>
+              <w:keepNext w:val="false"/>
               <w:spacing w:after="40" w:before="0"/>
               <w:jc w:val="left"/>
             </w:pPr>
@@ -17873,6 +18244,7 @@
           </w:tcPr>
           <w:p>
             <w:pPr>
+              <w:keepNext w:val="false"/>
               <w:spacing w:after="40" w:before="0"/>
               <w:jc w:val="left"/>
             </w:pPr>
@@ -17927,7 +18299,7 @@
               <w:spacing w:after="10" w:before="0"/>
               <w:ind w:left="120"/>
             </w:pPr>
-            <w:hyperlink w:history="1" r:id="rIdtlbyraswhxidqlu0nud8q">
+            <w:hyperlink w:history="1" r:id="rIdl1vqovdw3h2xw9btqdoel">
               <w:r>
                 <w:rPr>
                   <w:rFonts w:ascii="Arial" w:cs="Arial" w:eastAsia="Arial" w:hAnsi="Arial"/>
@@ -18004,7 +18376,7 @@
               <w:spacing w:after="10" w:before="0"/>
               <w:ind w:left="120"/>
             </w:pPr>
-            <w:hyperlink w:history="1" r:id="rId5gzi3jxt3dwwxaxgbeoc9">
+            <w:hyperlink w:history="1" r:id="rIdr3zyhbtloiq6e6hl7k2ur">
               <w:r>
                 <w:rPr>
                   <w:rFonts w:ascii="Arial" w:cs="Arial" w:eastAsia="Arial" w:hAnsi="Arial"/>
@@ -18047,6 +18419,7 @@
           </w:tcPr>
           <w:p>
             <w:pPr>
+              <w:keepNext w:val="false"/>
               <w:spacing w:after="40" w:before="0"/>
               <w:jc w:val="left"/>
             </w:pPr>
@@ -18079,6 +18452,7 @@
           </w:tcPr>
           <w:p>
             <w:pPr>
+              <w:keepNext w:val="false"/>
               <w:spacing w:after="40" w:before="0"/>
               <w:jc w:val="left"/>
             </w:pPr>
@@ -18111,6 +18485,7 @@
           </w:tcPr>
           <w:p>
             <w:pPr>
+              <w:keepNext w:val="false"/>
               <w:spacing w:after="40" w:before="0"/>
               <w:jc w:val="left"/>
             </w:pPr>
@@ -18143,6 +18518,7 @@
           </w:tcPr>
           <w:p>
             <w:pPr>
+              <w:keepNext w:val="false"/>
               <w:spacing w:after="40" w:before="0"/>
               <w:jc w:val="left"/>
             </w:pPr>
@@ -18177,6 +18553,7 @@
           </w:tcPr>
           <w:p>
             <w:pPr>
+              <w:keepNext w:val="false"/>
               <w:spacing w:after="40" w:before="0"/>
               <w:jc w:val="left"/>
             </w:pPr>
@@ -18231,7 +18608,7 @@
               <w:spacing w:after="10" w:before="0"/>
               <w:ind w:left="120"/>
             </w:pPr>
-            <w:hyperlink w:history="1" r:id="rIdbz0xvmj_9yahghjzpwyiq">
+            <w:hyperlink w:history="1" r:id="rIdopqdxddsplkpybbo9_f59">
               <w:r>
                 <w:rPr>
                   <w:rFonts w:ascii="Arial" w:cs="Arial" w:eastAsia="Arial" w:hAnsi="Arial"/>
@@ -18308,7 +18685,7 @@
               <w:spacing w:after="10" w:before="0"/>
               <w:ind w:left="120"/>
             </w:pPr>
-            <w:hyperlink w:history="1" r:id="rId8ustso1loag-ihu8-ijpc">
+            <w:hyperlink w:history="1" r:id="rIdbqhptqwrudznvfio_gxjk">
               <w:r>
                 <w:rPr>
                   <w:rFonts w:ascii="Arial" w:cs="Arial" w:eastAsia="Arial" w:hAnsi="Arial"/>
@@ -18351,6 +18728,7 @@
           </w:tcPr>
           <w:p>
             <w:pPr>
+              <w:keepNext w:val="false"/>
               <w:spacing w:after="40" w:before="0"/>
               <w:jc w:val="left"/>
             </w:pPr>
@@ -18383,6 +18761,7 @@
           </w:tcPr>
           <w:p>
             <w:pPr>
+              <w:keepNext w:val="false"/>
               <w:spacing w:after="40" w:before="0"/>
               <w:jc w:val="left"/>
             </w:pPr>
@@ -18415,6 +18794,7 @@
           </w:tcPr>
           <w:p>
             <w:pPr>
+              <w:keepNext w:val="false"/>
               <w:spacing w:after="40" w:before="0"/>
               <w:jc w:val="left"/>
             </w:pPr>
@@ -18447,6 +18827,7 @@
           </w:tcPr>
           <w:p>
             <w:pPr>
+              <w:keepNext w:val="false"/>
               <w:spacing w:after="40" w:before="0"/>
               <w:jc w:val="left"/>
             </w:pPr>
@@ -18481,6 +18862,7 @@
           </w:tcPr>
           <w:p>
             <w:pPr>
+              <w:keepNext w:val="false"/>
               <w:spacing w:after="40" w:before="0"/>
               <w:jc w:val="left"/>
             </w:pPr>
@@ -18535,7 +18917,7 @@
               <w:spacing w:after="10" w:before="0"/>
               <w:ind w:left="120"/>
             </w:pPr>
-            <w:hyperlink w:history="1" r:id="rIdrhr3brlfcnr2jpoqcazqf">
+            <w:hyperlink w:history="1" r:id="rId3b8l3h3k_rhmzkhzmsiqx">
               <w:r>
                 <w:rPr>
                   <w:rFonts w:ascii="Arial" w:cs="Arial" w:eastAsia="Arial" w:hAnsi="Arial"/>
@@ -18612,7 +18994,7 @@
               <w:spacing w:after="10" w:before="0"/>
               <w:ind w:left="120"/>
             </w:pPr>
-            <w:hyperlink w:history="1" r:id="rIdzzunoiqkg8pi-s3tcdepp">
+            <w:hyperlink w:history="1" r:id="rId0axm8ejyd3t6cwm5kjxib">
               <w:r>
                 <w:rPr>
                   <w:rFonts w:ascii="Arial" w:cs="Arial" w:eastAsia="Arial" w:hAnsi="Arial"/>
@@ -18655,6 +19037,7 @@
           </w:tcPr>
           <w:p>
             <w:pPr>
+              <w:keepNext w:val="false"/>
               <w:spacing w:after="40" w:before="0"/>
               <w:jc w:val="left"/>
             </w:pPr>
@@ -18687,6 +19070,7 @@
           </w:tcPr>
           <w:p>
             <w:pPr>
+              <w:keepNext w:val="false"/>
               <w:spacing w:after="40" w:before="0"/>
               <w:jc w:val="left"/>
             </w:pPr>
@@ -18719,6 +19103,7 @@
           </w:tcPr>
           <w:p>
             <w:pPr>
+              <w:keepNext w:val="false"/>
               <w:spacing w:after="40" w:before="0"/>
               <w:jc w:val="left"/>
             </w:pPr>
@@ -18751,6 +19136,7 @@
           </w:tcPr>
           <w:p>
             <w:pPr>
+              <w:keepNext w:val="false"/>
               <w:spacing w:after="40" w:before="0"/>
               <w:jc w:val="left"/>
             </w:pPr>
@@ -18785,6 +19171,7 @@
           </w:tcPr>
           <w:p>
             <w:pPr>
+              <w:keepNext w:val="false"/>
               <w:spacing w:after="40" w:before="0"/>
               <w:jc w:val="left"/>
             </w:pPr>
@@ -18839,7 +19226,7 @@
               <w:spacing w:after="10" w:before="0"/>
               <w:ind w:left="120"/>
             </w:pPr>
-            <w:hyperlink w:history="1" r:id="rId3uddmcam8pbudspqjscrv">
+            <w:hyperlink w:history="1" r:id="rIdeit4iqa6wlzhanilpcicm">
               <w:r>
                 <w:rPr>
                   <w:rFonts w:ascii="Arial" w:cs="Arial" w:eastAsia="Arial" w:hAnsi="Arial"/>
@@ -18916,7 +19303,7 @@
               <w:spacing w:after="10" w:before="0"/>
               <w:ind w:left="120"/>
             </w:pPr>
-            <w:hyperlink w:history="1" r:id="rIdla0rszjmh74jtqjfmai_h">
+            <w:hyperlink w:history="1" r:id="rIdvk0onzny3mfurhes-aj8w">
               <w:r>
                 <w:rPr>
                   <w:rFonts w:ascii="Arial" w:cs="Arial" w:eastAsia="Arial" w:hAnsi="Arial"/>
@@ -18959,6 +19346,7 @@
           </w:tcPr>
           <w:p>
             <w:pPr>
+              <w:keepNext w:val="false"/>
               <w:spacing w:after="40" w:before="0"/>
               <w:jc w:val="left"/>
             </w:pPr>
@@ -18991,6 +19379,7 @@
           </w:tcPr>
           <w:p>
             <w:pPr>
+              <w:keepNext w:val="false"/>
               <w:spacing w:after="40" w:before="0"/>
               <w:jc w:val="left"/>
             </w:pPr>
@@ -19023,6 +19412,7 @@
           </w:tcPr>
           <w:p>
             <w:pPr>
+              <w:keepNext w:val="false"/>
               <w:spacing w:after="40" w:before="0"/>
               <w:jc w:val="left"/>
             </w:pPr>
@@ -19055,6 +19445,7 @@
           </w:tcPr>
           <w:p>
             <w:pPr>
+              <w:keepNext w:val="false"/>
               <w:spacing w:after="40" w:before="0"/>
               <w:jc w:val="left"/>
             </w:pPr>
@@ -19089,6 +19480,7 @@
           </w:tcPr>
           <w:p>
             <w:pPr>
+              <w:keepNext w:val="false"/>
               <w:spacing w:after="40" w:before="0"/>
               <w:jc w:val="left"/>
             </w:pPr>
@@ -19143,7 +19535,7 @@
               <w:spacing w:after="10" w:before="0"/>
               <w:ind w:left="120"/>
             </w:pPr>
-            <w:hyperlink w:history="1" r:id="rIduq-rqnkocbpwx8qvlqfmn">
+            <w:hyperlink w:history="1" r:id="rIdgfbpqhqvz0itsj8iorxoq">
               <w:r>
                 <w:rPr>
                   <w:rFonts w:ascii="Arial" w:cs="Arial" w:eastAsia="Arial" w:hAnsi="Arial"/>
@@ -19220,7 +19612,7 @@
               <w:spacing w:after="10" w:before="0"/>
               <w:ind w:left="120"/>
             </w:pPr>
-            <w:hyperlink w:history="1" r:id="rIdya3rgb8huonf_xrjakejr">
+            <w:hyperlink w:history="1" r:id="rIdgcrueyrh_ngbthp74usce">
               <w:r>
                 <w:rPr>
                   <w:rFonts w:ascii="Arial" w:cs="Arial" w:eastAsia="Arial" w:hAnsi="Arial"/>
@@ -19263,6 +19655,7 @@
           </w:tcPr>
           <w:p>
             <w:pPr>
+              <w:keepNext w:val="false"/>
               <w:spacing w:after="40" w:before="0"/>
               <w:jc w:val="left"/>
             </w:pPr>
@@ -19295,6 +19688,7 @@
           </w:tcPr>
           <w:p>
             <w:pPr>
+              <w:keepNext w:val="false"/>
               <w:spacing w:after="40" w:before="0"/>
               <w:jc w:val="left"/>
             </w:pPr>
@@ -19327,6 +19721,7 @@
           </w:tcPr>
           <w:p>
             <w:pPr>
+              <w:keepNext w:val="false"/>
               <w:spacing w:after="40" w:before="0"/>
               <w:jc w:val="left"/>
             </w:pPr>
@@ -19359,6 +19754,7 @@
           </w:tcPr>
           <w:p>
             <w:pPr>
+              <w:keepNext w:val="false"/>
               <w:spacing w:after="40" w:before="0"/>
               <w:jc w:val="left"/>
             </w:pPr>
@@ -19418,6 +19814,7 @@
           </w:tcPr>
           <w:p>
             <w:pPr>
+              <w:keepNext w:val="false"/>
               <w:spacing w:after="40" w:before="0"/>
               <w:jc w:val="center"/>
             </w:pPr>
@@ -19452,6 +19849,7 @@
           </w:tcPr>
           <w:p>
             <w:pPr>
+              <w:keepNext w:val="false"/>
               <w:spacing w:after="40" w:before="0"/>
               <w:jc w:val="left"/>
             </w:pPr>
@@ -19513,6 +19911,7 @@
           </w:tcPr>
           <w:p>
             <w:pPr>
+              <w:keepNext w:val="false"/>
               <w:spacing w:after="40" w:before="0"/>
               <w:jc w:val="center"/>
             </w:pPr>
@@ -19547,6 +19946,7 @@
           </w:tcPr>
           <w:p>
             <w:pPr>
+              <w:keepNext w:val="false"/>
               <w:spacing w:after="40" w:before="0"/>
               <w:jc w:val="left"/>
             </w:pPr>
@@ -19579,6 +19979,7 @@
           </w:tcPr>
           <w:p>
             <w:pPr>
+              <w:keepNext w:val="false"/>
               <w:spacing w:after="40" w:before="0"/>
               <w:jc w:val="left"/>
             </w:pPr>
@@ -19613,6 +20014,7 @@
           </w:tcPr>
           <w:p>
             <w:pPr>
+              <w:keepNext w:val="false"/>
               <w:spacing w:after="40" w:before="0"/>
               <w:jc w:val="left"/>
             </w:pPr>
@@ -19645,6 +20047,7 @@
           </w:tcPr>
           <w:p>
             <w:pPr>
+              <w:keepNext w:val="false"/>
               <w:spacing w:after="40" w:before="0"/>
               <w:jc w:val="left"/>
             </w:pPr>
@@ -19679,6 +20082,7 @@
           </w:tcPr>
           <w:p>
             <w:pPr>
+              <w:keepNext w:val="false"/>
               <w:spacing w:after="40" w:before="0"/>
               <w:jc w:val="left"/>
             </w:pPr>
@@ -19711,6 +20115,7 @@
           </w:tcPr>
           <w:p>
             <w:pPr>
+              <w:keepNext w:val="false"/>
               <w:spacing w:after="40" w:before="0"/>
               <w:jc w:val="left"/>
             </w:pPr>
@@ -19747,7 +20152,7 @@
         </w:rPr>
         <w:t xml:space="preserve">© 2026 SeaVuria and ARES. Aligned with KICD objectives. Developed by SeaVuria; technical implementation by ARES (with AI assistance from Claude). Licensed under </w:t>
       </w:r>
-      <w:hyperlink w:history="1" r:id="rIdygb6ebvnlgovmnjcl-hkw">
+      <w:hyperlink w:history="1" r:id="rId-jmlggxkezto_6i62flit">
         <w:r>
           <w:rPr>
             <w:rFonts w:ascii="Arial" w:cs="Arial" w:eastAsia="Arial" w:hAnsi="Arial"/>
@@ -19768,7 +20173,7 @@
         </w:rPr>
         <w:t xml:space="preserve"> (</w:t>
       </w:r>
-      <w:hyperlink w:history="1" r:id="rId-dcmzeeqppwekfhi5rk1f">
+      <w:hyperlink w:history="1" r:id="rIdnhib1wec5cwyxd-vgql4b">
         <w:r>
           <w:rPr>
             <w:rFonts w:ascii="Arial" w:cs="Arial" w:eastAsia="Arial" w:hAnsi="Arial"/>
@@ -19828,6 +20233,7 @@
           </w:tcPr>
           <w:p>
             <w:pPr>
+              <w:keepNext w:val="false"/>
               <w:spacing w:after="40" w:before="0"/>
               <w:jc w:val="center"/>
             </w:pPr>
@@ -19863,6 +20269,7 @@
           </w:tcPr>
           <w:p>
             <w:pPr>
+              <w:keepNext w:val="false"/>
               <w:spacing w:after="40" w:before="0"/>
               <w:jc w:val="center"/>
             </w:pPr>
@@ -19897,6 +20304,7 @@
           </w:tcPr>
           <w:p>
             <w:pPr>
+              <w:keepNext w:val="false"/>
               <w:spacing w:after="40" w:before="0"/>
               <w:jc w:val="left"/>
             </w:pPr>
@@ -19929,6 +20337,7 @@
           </w:tcPr>
           <w:p>
             <w:pPr>
+              <w:keepNext w:val="false"/>
               <w:spacing w:after="40" w:before="0"/>
               <w:jc w:val="left"/>
             </w:pPr>
@@ -19963,6 +20372,7 @@
           </w:tcPr>
           <w:p>
             <w:pPr>
+              <w:keepNext w:val="false"/>
               <w:spacing w:after="40" w:before="0"/>
               <w:jc w:val="left"/>
             </w:pPr>
@@ -19995,6 +20405,7 @@
           </w:tcPr>
           <w:p>
             <w:pPr>
+              <w:keepNext w:val="false"/>
               <w:spacing w:after="40" w:before="0"/>
               <w:jc w:val="left"/>
             </w:pPr>
@@ -20029,6 +20440,7 @@
           </w:tcPr>
           <w:p>
             <w:pPr>
+              <w:keepNext w:val="false"/>
               <w:spacing w:after="40" w:before="0"/>
               <w:jc w:val="left"/>
             </w:pPr>
@@ -20061,6 +20473,7 @@
           </w:tcPr>
           <w:p>
             <w:pPr>
+              <w:keepNext w:val="false"/>
               <w:spacing w:after="40" w:before="0"/>
               <w:jc w:val="left"/>
             </w:pPr>
@@ -20095,6 +20508,7 @@
           </w:tcPr>
           <w:p>
             <w:pPr>
+              <w:keepNext w:val="false"/>
               <w:spacing w:after="40" w:before="0"/>
               <w:jc w:val="left"/>
             </w:pPr>
@@ -20127,6 +20541,7 @@
           </w:tcPr>
           <w:p>
             <w:pPr>
+              <w:keepNext w:val="false"/>
               <w:spacing w:after="40" w:before="0"/>
               <w:jc w:val="left"/>
             </w:pPr>
@@ -20161,6 +20576,7 @@
           </w:tcPr>
           <w:p>
             <w:pPr>
+              <w:keepNext w:val="false"/>
               <w:spacing w:after="40" w:before="0"/>
               <w:jc w:val="left"/>
             </w:pPr>
@@ -20193,6 +20609,7 @@
           </w:tcPr>
           <w:p>
             <w:pPr>
+              <w:keepNext w:val="false"/>
               <w:spacing w:after="40" w:before="0"/>
               <w:jc w:val="left"/>
             </w:pPr>
@@ -20227,6 +20644,7 @@
           </w:tcPr>
           <w:p>
             <w:pPr>
+              <w:keepNext w:val="false"/>
               <w:spacing w:after="40" w:before="0"/>
               <w:jc w:val="left"/>
             </w:pPr>
@@ -20259,6 +20677,7 @@
           </w:tcPr>
           <w:p>
             <w:pPr>
+              <w:keepNext w:val="false"/>
               <w:spacing w:after="40" w:before="0"/>
               <w:jc w:val="left"/>
             </w:pPr>
@@ -20293,6 +20712,7 @@
           </w:tcPr>
           <w:p>
             <w:pPr>
+              <w:keepNext w:val="false"/>
               <w:spacing w:after="40" w:before="0"/>
               <w:jc w:val="left"/>
             </w:pPr>
@@ -20325,6 +20745,7 @@
           </w:tcPr>
           <w:p>
             <w:pPr>
+              <w:keepNext w:val="false"/>
               <w:spacing w:after="40" w:before="0"/>
               <w:jc w:val="left"/>
             </w:pPr>
@@ -20359,6 +20780,7 @@
           </w:tcPr>
           <w:p>
             <w:pPr>
+              <w:keepNext w:val="false"/>
               <w:spacing w:after="40" w:before="0"/>
               <w:jc w:val="left"/>
             </w:pPr>
@@ -20391,6 +20813,7 @@
           </w:tcPr>
           <w:p>
             <w:pPr>
+              <w:keepNext w:val="false"/>
               <w:spacing w:after="40" w:before="0"/>
               <w:jc w:val="left"/>
             </w:pPr>
@@ -20450,6 +20873,7 @@
           </w:tcPr>
           <w:p>
             <w:pPr>
+              <w:keepNext w:val="false"/>
               <w:spacing w:after="40" w:before="0"/>
               <w:jc w:val="center"/>
             </w:pPr>
@@ -20484,6 +20908,7 @@
           </w:tcPr>
           <w:p>
             <w:pPr>
+              <w:keepNext w:val="false"/>
               <w:spacing w:after="40" w:before="0"/>
               <w:jc w:val="left"/>
             </w:pPr>
@@ -20548,6 +20973,7 @@
           </w:tcPr>
           <w:p>
             <w:pPr>
+              <w:keepNext w:val="false"/>
               <w:spacing w:after="40" w:before="0"/>
               <w:jc w:val="center"/>
             </w:pPr>
@@ -20582,6 +21008,7 @@
           </w:tcPr>
           <w:p>
             <w:pPr>
+              <w:keepNext w:val="false"/>
               <w:spacing w:after="40" w:before="0"/>
               <w:jc w:val="left"/>
             </w:pPr>
@@ -20614,6 +21041,7 @@
           </w:tcPr>
           <w:p>
             <w:pPr>
+              <w:keepNext w:val="false"/>
               <w:spacing w:after="40" w:before="0"/>
               <w:jc w:val="left"/>
             </w:pPr>
@@ -20646,6 +21074,7 @@
           </w:tcPr>
           <w:p>
             <w:pPr>
+              <w:keepNext w:val="false"/>
               <w:spacing w:after="40" w:before="0"/>
               <w:jc w:val="left"/>
             </w:pPr>
@@ -20678,6 +21107,7 @@
           </w:tcPr>
           <w:p>
             <w:pPr>
+              <w:keepNext w:val="false"/>
               <w:spacing w:after="40" w:before="0"/>
               <w:jc w:val="left"/>
             </w:pPr>
@@ -20710,6 +21140,7 @@
           </w:tcPr>
           <w:p>
             <w:pPr>
+              <w:keepNext w:val="false"/>
               <w:spacing w:after="40" w:before="0"/>
               <w:jc w:val="left"/>
             </w:pPr>
@@ -20744,6 +21175,7 @@
           </w:tcPr>
           <w:p>
             <w:pPr>
+              <w:keepNext w:val="false"/>
               <w:spacing w:after="40" w:before="0"/>
               <w:jc w:val="left"/>
             </w:pPr>
@@ -20781,7 +21213,7 @@
             <w:pPr>
               <w:spacing w:after="20" w:before="0"/>
             </w:pPr>
-            <w:hyperlink w:history="1" r:id="rIdjdjf0fyvfmmho6adgxc3k">
+            <w:hyperlink w:history="1" r:id="rIdnbtslb3lgfy572bxklbd9">
               <w:r>
                 <w:rPr>
                   <w:rFonts w:ascii="Arial" w:cs="Arial" w:eastAsia="Arial" w:hAnsi="Arial"/>
@@ -20814,7 +21246,7 @@
               <w:spacing w:after="10" w:before="0"/>
               <w:ind w:left="120"/>
             </w:pPr>
-            <w:hyperlink w:history="1" r:id="rId4ljtbgusy9yi7sbxnekn4">
+            <w:hyperlink w:history="1" r:id="rId9lxopndsfd3t_7eivsdvz">
               <w:r>
                 <w:rPr>
                   <w:rFonts w:ascii="Arial" w:cs="Arial" w:eastAsia="Arial" w:hAnsi="Arial"/>
@@ -20859,7 +21291,7 @@
             <w:pPr>
               <w:spacing w:after="20" w:before="0"/>
             </w:pPr>
-            <w:hyperlink w:history="1" r:id="rIdo7f40itgasehjc97j6izg">
+            <w:hyperlink w:history="1" r:id="rIdrrqszbht_j2ydpj80yz0r">
               <w:r>
                 <w:rPr>
                   <w:rFonts w:ascii="Arial" w:cs="Arial" w:eastAsia="Arial" w:hAnsi="Arial"/>
@@ -20892,7 +21324,7 @@
               <w:spacing w:after="10" w:before="0"/>
               <w:ind w:left="120"/>
             </w:pPr>
-            <w:hyperlink w:history="1" r:id="rIdmk-ytpbsxc1ypncpvk9dw">
+            <w:hyperlink w:history="1" r:id="rIdwtuju_-e72m4vu6jtmm1l">
               <w:r>
                 <w:rPr>
                   <w:rFonts w:ascii="Arial" w:cs="Arial" w:eastAsia="Arial" w:hAnsi="Arial"/>
@@ -20920,6 +21352,7 @@
           </w:tcPr>
           <w:p>
             <w:pPr>
+              <w:keepNext w:val="false"/>
               <w:spacing w:after="40" w:before="0"/>
               <w:jc w:val="left"/>
             </w:pPr>
@@ -20952,6 +21385,7 @@
           </w:tcPr>
           <w:p>
             <w:pPr>
+              <w:keepNext w:val="false"/>
               <w:spacing w:after="40" w:before="0"/>
               <w:jc w:val="left"/>
             </w:pPr>
@@ -20984,6 +21418,7 @@
           </w:tcPr>
           <w:p>
             <w:pPr>
+              <w:keepNext w:val="false"/>
               <w:spacing w:after="40" w:before="0"/>
               <w:jc w:val="left"/>
             </w:pPr>
@@ -21016,6 +21451,7 @@
           </w:tcPr>
           <w:p>
             <w:pPr>
+              <w:keepNext w:val="false"/>
               <w:spacing w:after="40" w:before="0"/>
               <w:jc w:val="left"/>
             </w:pPr>
@@ -21050,6 +21486,7 @@
           </w:tcPr>
           <w:p>
             <w:pPr>
+              <w:keepNext w:val="false"/>
               <w:spacing w:after="40" w:before="0"/>
               <w:jc w:val="left"/>
             </w:pPr>
@@ -21087,7 +21524,7 @@
             <w:pPr>
               <w:spacing w:after="20" w:before="0"/>
             </w:pPr>
-            <w:hyperlink w:history="1" r:id="rIdpw_gzlgybe7-9zjygq-zp">
+            <w:hyperlink w:history="1" r:id="rId0y5gartpal4wx7u9eprvx">
               <w:r>
                 <w:rPr>
                   <w:rFonts w:ascii="Arial" w:cs="Arial" w:eastAsia="Arial" w:hAnsi="Arial"/>
@@ -21120,7 +21557,7 @@
               <w:spacing w:after="10" w:before="0"/>
               <w:ind w:left="120"/>
             </w:pPr>
-            <w:hyperlink w:history="1" r:id="rIdl6kilecj064ompsiwln6i">
+            <w:hyperlink w:history="1" r:id="rIdfjxdfeeu5yt2jmwmklzr7">
               <w:r>
                 <w:rPr>
                   <w:rFonts w:ascii="Arial" w:cs="Arial" w:eastAsia="Arial" w:hAnsi="Arial"/>
@@ -21165,7 +21602,7 @@
             <w:pPr>
               <w:spacing w:after="20" w:before="0"/>
             </w:pPr>
-            <w:hyperlink w:history="1" r:id="rIdqmhrysbdwvzw9a0q0pvq_">
+            <w:hyperlink w:history="1" r:id="rId_9xvj5uuee1dhbdup_vsr">
               <w:r>
                 <w:rPr>
                   <w:rFonts w:ascii="Arial" w:cs="Arial" w:eastAsia="Arial" w:hAnsi="Arial"/>
@@ -21198,7 +21635,7 @@
               <w:spacing w:after="10" w:before="0"/>
               <w:ind w:left="120"/>
             </w:pPr>
-            <w:hyperlink w:history="1" r:id="rIdbmxsbf36aih-n-5vlponk">
+            <w:hyperlink w:history="1" r:id="rIdcsljfgqod9uc4p_ag6t6x">
               <w:r>
                 <w:rPr>
                   <w:rFonts w:ascii="Arial" w:cs="Arial" w:eastAsia="Arial" w:hAnsi="Arial"/>
@@ -21226,6 +21663,7 @@
           </w:tcPr>
           <w:p>
             <w:pPr>
+              <w:keepNext w:val="false"/>
               <w:spacing w:after="40" w:before="0"/>
               <w:jc w:val="left"/>
             </w:pPr>
@@ -21258,6 +21696,7 @@
           </w:tcPr>
           <w:p>
             <w:pPr>
+              <w:keepNext w:val="false"/>
               <w:spacing w:after="40" w:before="0"/>
               <w:jc w:val="left"/>
             </w:pPr>
@@ -21290,6 +21729,7 @@
           </w:tcPr>
           <w:p>
             <w:pPr>
+              <w:keepNext w:val="false"/>
               <w:spacing w:after="40" w:before="0"/>
               <w:jc w:val="left"/>
             </w:pPr>
@@ -21322,6 +21762,7 @@
           </w:tcPr>
           <w:p>
             <w:pPr>
+              <w:keepNext w:val="false"/>
               <w:spacing w:after="40" w:before="0"/>
               <w:jc w:val="left"/>
             </w:pPr>
@@ -21356,6 +21797,7 @@
           </w:tcPr>
           <w:p>
             <w:pPr>
+              <w:keepNext w:val="false"/>
               <w:spacing w:after="40" w:before="0"/>
               <w:jc w:val="left"/>
             </w:pPr>
@@ -21393,7 +21835,7 @@
             <w:pPr>
               <w:spacing w:after="20" w:before="0"/>
             </w:pPr>
-            <w:hyperlink w:history="1" r:id="rIdtteajtzyc9arsw8c7lftq">
+            <w:hyperlink w:history="1" r:id="rIdv929kuf6zsfwpogsoe1st">
               <w:r>
                 <w:rPr>
                   <w:rFonts w:ascii="Arial" w:cs="Arial" w:eastAsia="Arial" w:hAnsi="Arial"/>
@@ -21442,7 +21884,7 @@
               <w:spacing w:after="10" w:before="0"/>
               <w:ind w:left="120"/>
             </w:pPr>
-            <w:hyperlink w:history="1" r:id="rIddss0tpistm-1dla7yk82k">
+            <w:hyperlink w:history="1" r:id="rIdrpqewfybxxee3msp3kiht">
               <w:r>
                 <w:rPr>
                   <w:rFonts w:ascii="Arial" w:cs="Arial" w:eastAsia="Arial" w:hAnsi="Arial"/>
@@ -21487,7 +21929,7 @@
             <w:pPr>
               <w:spacing w:after="20" w:before="0"/>
             </w:pPr>
-            <w:hyperlink w:history="1" r:id="rIdjtundggrxbg4htd-zp9hl">
+            <w:hyperlink w:history="1" r:id="rId1gclamyecyofwwnwhyh7x">
               <w:r>
                 <w:rPr>
                   <w:rFonts w:ascii="Arial" w:cs="Arial" w:eastAsia="Arial" w:hAnsi="Arial"/>
@@ -21536,7 +21978,7 @@
               <w:spacing w:after="10" w:before="0"/>
               <w:ind w:left="120"/>
             </w:pPr>
-            <w:hyperlink w:history="1" r:id="rIdvyxvi8jar9ywhlcukut5h">
+            <w:hyperlink w:history="1" r:id="rIdktmykkueovkxwr2hxgtil">
               <w:r>
                 <w:rPr>
                   <w:rFonts w:ascii="Arial" w:cs="Arial" w:eastAsia="Arial" w:hAnsi="Arial"/>
@@ -21564,6 +22006,7 @@
           </w:tcPr>
           <w:p>
             <w:pPr>
+              <w:keepNext w:val="false"/>
               <w:spacing w:after="40" w:before="0"/>
               <w:jc w:val="left"/>
             </w:pPr>
@@ -21596,6 +22039,7 @@
           </w:tcPr>
           <w:p>
             <w:pPr>
+              <w:keepNext w:val="false"/>
               <w:spacing w:after="40" w:before="0"/>
               <w:jc w:val="left"/>
             </w:pPr>
@@ -21628,6 +22072,7 @@
           </w:tcPr>
           <w:p>
             <w:pPr>
+              <w:keepNext w:val="false"/>
               <w:spacing w:after="40" w:before="0"/>
               <w:jc w:val="left"/>
             </w:pPr>
@@ -21660,6 +22105,7 @@
           </w:tcPr>
           <w:p>
             <w:pPr>
+              <w:keepNext w:val="false"/>
               <w:spacing w:after="40" w:before="0"/>
               <w:jc w:val="left"/>
             </w:pPr>
@@ -21694,6 +22140,7 @@
           </w:tcPr>
           <w:p>
             <w:pPr>
+              <w:keepNext w:val="false"/>
               <w:spacing w:after="40" w:before="0"/>
               <w:jc w:val="left"/>
             </w:pPr>
@@ -21731,7 +22178,7 @@
             <w:pPr>
               <w:spacing w:after="20" w:before="0"/>
             </w:pPr>
-            <w:hyperlink w:history="1" r:id="rIdijuwihpgubbxupaftae7h">
+            <w:hyperlink w:history="1" r:id="rIdzl3c-eer7bsdjti6ijtuy">
               <w:r>
                 <w:rPr>
                   <w:rFonts w:ascii="Arial" w:cs="Arial" w:eastAsia="Arial" w:hAnsi="Arial"/>
@@ -21764,7 +22211,7 @@
               <w:spacing w:after="10" w:before="0"/>
               <w:ind w:left="120"/>
             </w:pPr>
-            <w:hyperlink w:history="1" r:id="rIdixhrycwq7fc5jnvub7pwb">
+            <w:hyperlink w:history="1" r:id="rIdh3at8opgequt9_nstdcys">
               <w:r>
                 <w:rPr>
                   <w:rFonts w:ascii="Arial" w:cs="Arial" w:eastAsia="Arial" w:hAnsi="Arial"/>
@@ -21809,7 +22256,7 @@
             <w:pPr>
               <w:spacing w:after="20" w:before="0"/>
             </w:pPr>
-            <w:hyperlink w:history="1" r:id="rId5o3esqubcprjxlkvtgz8r">
+            <w:hyperlink w:history="1" r:id="rIdfo98aqwdgndnaabuf7iz5">
               <w:r>
                 <w:rPr>
                   <w:rFonts w:ascii="Arial" w:cs="Arial" w:eastAsia="Arial" w:hAnsi="Arial"/>
@@ -21858,7 +22305,7 @@
               <w:spacing w:after="10" w:before="0"/>
               <w:ind w:left="120"/>
             </w:pPr>
-            <w:hyperlink w:history="1" r:id="rIdkchwmuo-8peh313tmouvd">
+            <w:hyperlink w:history="1" r:id="rIdqaot1tzo1h3hrahow4rxl">
               <w:r>
                 <w:rPr>
                   <w:rFonts w:ascii="Arial" w:cs="Arial" w:eastAsia="Arial" w:hAnsi="Arial"/>
@@ -21886,6 +22333,7 @@
           </w:tcPr>
           <w:p>
             <w:pPr>
+              <w:keepNext w:val="false"/>
               <w:spacing w:after="40" w:before="0"/>
               <w:jc w:val="left"/>
             </w:pPr>
@@ -21918,6 +22366,7 @@
           </w:tcPr>
           <w:p>
             <w:pPr>
+              <w:keepNext w:val="false"/>
               <w:spacing w:after="40" w:before="0"/>
               <w:jc w:val="left"/>
             </w:pPr>
@@ -21950,6 +22399,7 @@
           </w:tcPr>
           <w:p>
             <w:pPr>
+              <w:keepNext w:val="false"/>
               <w:spacing w:after="40" w:before="0"/>
               <w:jc w:val="left"/>
             </w:pPr>
@@ -21982,6 +22432,7 @@
           </w:tcPr>
           <w:p>
             <w:pPr>
+              <w:keepNext w:val="false"/>
               <w:spacing w:after="40" w:before="0"/>
               <w:jc w:val="left"/>
             </w:pPr>
@@ -22016,6 +22467,7 @@
           </w:tcPr>
           <w:p>
             <w:pPr>
+              <w:keepNext w:val="false"/>
               <w:spacing w:after="40" w:before="0"/>
               <w:jc w:val="left"/>
             </w:pPr>
@@ -22053,7 +22505,7 @@
             <w:pPr>
               <w:spacing w:after="20" w:before="0"/>
             </w:pPr>
-            <w:hyperlink w:history="1" r:id="rIdn1pcufzrmzpzugr-bu0kh">
+            <w:hyperlink w:history="1" r:id="rIdvyopkzis66zuiwluood3k">
               <w:r>
                 <w:rPr>
                   <w:rFonts w:ascii="Arial" w:cs="Arial" w:eastAsia="Arial" w:hAnsi="Arial"/>
@@ -22086,7 +22538,7 @@
               <w:spacing w:after="10" w:before="0"/>
               <w:ind w:left="120"/>
             </w:pPr>
-            <w:hyperlink w:history="1" r:id="rIdqlzbpna43a4xlpozdp-sv">
+            <w:hyperlink w:history="1" r:id="rIdk-1ca6hitklexi05c1e61">
               <w:r>
                 <w:rPr>
                   <w:rFonts w:ascii="Arial" w:cs="Arial" w:eastAsia="Arial" w:hAnsi="Arial"/>
@@ -22131,7 +22583,7 @@
             <w:pPr>
               <w:spacing w:after="20" w:before="0"/>
             </w:pPr>
-            <w:hyperlink w:history="1" r:id="rIdrww_boescxdurougsginw">
+            <w:hyperlink w:history="1" r:id="rIdwofipyapomsne6j-zdbph">
               <w:r>
                 <w:rPr>
                   <w:rFonts w:ascii="Arial" w:cs="Arial" w:eastAsia="Arial" w:hAnsi="Arial"/>
@@ -22164,7 +22616,7 @@
               <w:spacing w:after="10" w:before="0"/>
               <w:ind w:left="120"/>
             </w:pPr>
-            <w:hyperlink w:history="1" r:id="rIdlzqzb8ugh9shoqzoreihd">
+            <w:hyperlink w:history="1" r:id="rIdg9ply_behgxlcb9u-rie9">
               <w:r>
                 <w:rPr>
                   <w:rFonts w:ascii="Arial" w:cs="Arial" w:eastAsia="Arial" w:hAnsi="Arial"/>
@@ -22192,6 +22644,7 @@
           </w:tcPr>
           <w:p>
             <w:pPr>
+              <w:keepNext w:val="false"/>
               <w:spacing w:after="40" w:before="0"/>
               <w:jc w:val="left"/>
             </w:pPr>
@@ -22224,6 +22677,7 @@
           </w:tcPr>
           <w:p>
             <w:pPr>
+              <w:keepNext w:val="false"/>
               <w:spacing w:after="40" w:before="0"/>
               <w:jc w:val="left"/>
             </w:pPr>
@@ -22256,6 +22710,7 @@
           </w:tcPr>
           <w:p>
             <w:pPr>
+              <w:keepNext w:val="false"/>
               <w:spacing w:after="40" w:before="0"/>
               <w:jc w:val="left"/>
             </w:pPr>
@@ -22288,6 +22743,7 @@
           </w:tcPr>
           <w:p>
             <w:pPr>
+              <w:keepNext w:val="false"/>
               <w:spacing w:after="40" w:before="0"/>
               <w:jc w:val="left"/>
             </w:pPr>
@@ -22347,6 +22803,7 @@
           </w:tcPr>
           <w:p>
             <w:pPr>
+              <w:keepNext w:val="false"/>
               <w:spacing w:after="40" w:before="0"/>
               <w:jc w:val="center"/>
             </w:pPr>
@@ -22381,6 +22838,7 @@
           </w:tcPr>
           <w:p>
             <w:pPr>
+              <w:keepNext w:val="false"/>
               <w:spacing w:after="40" w:before="0"/>
               <w:jc w:val="left"/>
             </w:pPr>
@@ -22442,6 +22900,7 @@
           </w:tcPr>
           <w:p>
             <w:pPr>
+              <w:keepNext w:val="false"/>
               <w:spacing w:after="40" w:before="0"/>
               <w:jc w:val="center"/>
             </w:pPr>
@@ -22476,6 +22935,7 @@
           </w:tcPr>
           <w:p>
             <w:pPr>
+              <w:keepNext w:val="false"/>
               <w:spacing w:after="40" w:before="0"/>
               <w:jc w:val="left"/>
             </w:pPr>
@@ -22508,6 +22968,7 @@
           </w:tcPr>
           <w:p>
             <w:pPr>
+              <w:keepNext w:val="false"/>
               <w:spacing w:after="40" w:before="0"/>
               <w:jc w:val="left"/>
             </w:pPr>
@@ -22542,6 +23003,7 @@
           </w:tcPr>
           <w:p>
             <w:pPr>
+              <w:keepNext w:val="false"/>
               <w:spacing w:after="40" w:before="0"/>
               <w:jc w:val="left"/>
             </w:pPr>
@@ -22574,6 +23036,7 @@
           </w:tcPr>
           <w:p>
             <w:pPr>
+              <w:keepNext w:val="false"/>
               <w:spacing w:after="40" w:before="0"/>
               <w:jc w:val="left"/>
             </w:pPr>
@@ -22608,6 +23071,7 @@
           </w:tcPr>
           <w:p>
             <w:pPr>
+              <w:keepNext w:val="false"/>
               <w:spacing w:after="40" w:before="0"/>
               <w:jc w:val="left"/>
             </w:pPr>
@@ -22640,6 +23104,7 @@
           </w:tcPr>
           <w:p>
             <w:pPr>
+              <w:keepNext w:val="false"/>
               <w:spacing w:after="40" w:before="0"/>
               <w:jc w:val="left"/>
             </w:pPr>
@@ -22676,7 +23141,7 @@
         </w:rPr>
         <w:t xml:space="preserve">© 2026 SeaVuria and ARES. Aligned with KICD objectives. Developed by SeaVuria; technical implementation by ARES (with AI assistance from Claude). Licensed under </w:t>
       </w:r>
-      <w:hyperlink w:history="1" r:id="rIdppyeg5fseodhmcvlcddtq">
+      <w:hyperlink w:history="1" r:id="rIdr6upaz26-cer_awid9hc7">
         <w:r>
           <w:rPr>
             <w:rFonts w:ascii="Arial" w:cs="Arial" w:eastAsia="Arial" w:hAnsi="Arial"/>
@@ -22697,7 +23162,7 @@
         </w:rPr>
         <w:t xml:space="preserve"> (</w:t>
       </w:r>
-      <w:hyperlink w:history="1" r:id="rIdlm3vce2v5bbquor9ebjmf">
+      <w:hyperlink w:history="1" r:id="rIdcbv6zwnykwiscnhyuikfz">
         <w:r>
           <w:rPr>
             <w:rFonts w:ascii="Arial" w:cs="Arial" w:eastAsia="Arial" w:hAnsi="Arial"/>
@@ -22757,6 +23222,7 @@
           </w:tcPr>
           <w:p>
             <w:pPr>
+              <w:keepNext w:val="false"/>
               <w:spacing w:after="40" w:before="0"/>
               <w:jc w:val="center"/>
             </w:pPr>
@@ -22792,6 +23258,7 @@
           </w:tcPr>
           <w:p>
             <w:pPr>
+              <w:keepNext w:val="false"/>
               <w:spacing w:after="40" w:before="0"/>
               <w:jc w:val="center"/>
             </w:pPr>
@@ -22826,6 +23293,7 @@
           </w:tcPr>
           <w:p>
             <w:pPr>
+              <w:keepNext w:val="false"/>
               <w:spacing w:after="40" w:before="0"/>
               <w:jc w:val="left"/>
             </w:pPr>
@@ -22858,6 +23326,7 @@
           </w:tcPr>
           <w:p>
             <w:pPr>
+              <w:keepNext w:val="false"/>
               <w:spacing w:after="40" w:before="0"/>
               <w:jc w:val="left"/>
             </w:pPr>
@@ -22892,6 +23361,7 @@
           </w:tcPr>
           <w:p>
             <w:pPr>
+              <w:keepNext w:val="false"/>
               <w:spacing w:after="40" w:before="0"/>
               <w:jc w:val="left"/>
             </w:pPr>
@@ -22924,6 +23394,7 @@
           </w:tcPr>
           <w:p>
             <w:pPr>
+              <w:keepNext w:val="false"/>
               <w:spacing w:after="40" w:before="0"/>
               <w:jc w:val="left"/>
             </w:pPr>
@@ -22958,6 +23429,7 @@
           </w:tcPr>
           <w:p>
             <w:pPr>
+              <w:keepNext w:val="false"/>
               <w:spacing w:after="40" w:before="0"/>
               <w:jc w:val="left"/>
             </w:pPr>
@@ -22990,6 +23462,7 @@
           </w:tcPr>
           <w:p>
             <w:pPr>
+              <w:keepNext w:val="false"/>
               <w:spacing w:after="40" w:before="0"/>
               <w:jc w:val="left"/>
             </w:pPr>
@@ -23024,6 +23497,7 @@
           </w:tcPr>
           <w:p>
             <w:pPr>
+              <w:keepNext w:val="false"/>
               <w:spacing w:after="40" w:before="0"/>
               <w:jc w:val="left"/>
             </w:pPr>
@@ -23056,6 +23530,7 @@
           </w:tcPr>
           <w:p>
             <w:pPr>
+              <w:keepNext w:val="false"/>
               <w:spacing w:after="40" w:before="0"/>
               <w:jc w:val="left"/>
             </w:pPr>
@@ -23090,6 +23565,7 @@
           </w:tcPr>
           <w:p>
             <w:pPr>
+              <w:keepNext w:val="false"/>
               <w:spacing w:after="40" w:before="0"/>
               <w:jc w:val="left"/>
             </w:pPr>
@@ -23122,6 +23598,7 @@
           </w:tcPr>
           <w:p>
             <w:pPr>
+              <w:keepNext w:val="false"/>
               <w:spacing w:after="40" w:before="0"/>
               <w:jc w:val="left"/>
             </w:pPr>
@@ -23156,6 +23633,7 @@
           </w:tcPr>
           <w:p>
             <w:pPr>
+              <w:keepNext w:val="false"/>
               <w:spacing w:after="40" w:before="0"/>
               <w:jc w:val="left"/>
             </w:pPr>
@@ -23188,6 +23666,7 @@
           </w:tcPr>
           <w:p>
             <w:pPr>
+              <w:keepNext w:val="false"/>
               <w:spacing w:after="40" w:before="0"/>
               <w:jc w:val="left"/>
             </w:pPr>
@@ -23222,6 +23701,7 @@
           </w:tcPr>
           <w:p>
             <w:pPr>
+              <w:keepNext w:val="false"/>
               <w:spacing w:after="40" w:before="0"/>
               <w:jc w:val="left"/>
             </w:pPr>
@@ -23254,6 +23734,7 @@
           </w:tcPr>
           <w:p>
             <w:pPr>
+              <w:keepNext w:val="false"/>
               <w:spacing w:after="40" w:before="0"/>
               <w:jc w:val="left"/>
             </w:pPr>
@@ -23288,6 +23769,7 @@
           </w:tcPr>
           <w:p>
             <w:pPr>
+              <w:keepNext w:val="false"/>
               <w:spacing w:after="40" w:before="0"/>
               <w:jc w:val="left"/>
             </w:pPr>
@@ -23320,6 +23802,7 @@
           </w:tcPr>
           <w:p>
             <w:pPr>
+              <w:keepNext w:val="false"/>
               <w:spacing w:after="40" w:before="0"/>
               <w:jc w:val="left"/>
             </w:pPr>
@@ -23379,6 +23862,7 @@
           </w:tcPr>
           <w:p>
             <w:pPr>
+              <w:keepNext w:val="false"/>
               <w:spacing w:after="40" w:before="0"/>
               <w:jc w:val="center"/>
             </w:pPr>
@@ -23413,6 +23897,7 @@
           </w:tcPr>
           <w:p>
             <w:pPr>
+              <w:keepNext w:val="false"/>
               <w:spacing w:after="40" w:before="0"/>
               <w:jc w:val="left"/>
             </w:pPr>
@@ -23477,6 +23962,7 @@
           </w:tcPr>
           <w:p>
             <w:pPr>
+              <w:keepNext w:val="false"/>
               <w:spacing w:after="40" w:before="0"/>
               <w:jc w:val="center"/>
             </w:pPr>
@@ -23511,6 +23997,7 @@
           </w:tcPr>
           <w:p>
             <w:pPr>
+              <w:keepNext w:val="false"/>
               <w:spacing w:after="40" w:before="0"/>
               <w:jc w:val="left"/>
             </w:pPr>
@@ -23543,6 +24030,7 @@
           </w:tcPr>
           <w:p>
             <w:pPr>
+              <w:keepNext w:val="false"/>
               <w:spacing w:after="40" w:before="0"/>
               <w:jc w:val="left"/>
             </w:pPr>
@@ -23575,6 +24063,7 @@
           </w:tcPr>
           <w:p>
             <w:pPr>
+              <w:keepNext w:val="false"/>
               <w:spacing w:after="40" w:before="0"/>
               <w:jc w:val="left"/>
             </w:pPr>
@@ -23607,6 +24096,7 @@
           </w:tcPr>
           <w:p>
             <w:pPr>
+              <w:keepNext w:val="false"/>
               <w:spacing w:after="40" w:before="0"/>
               <w:jc w:val="left"/>
             </w:pPr>
@@ -23639,6 +24129,7 @@
           </w:tcPr>
           <w:p>
             <w:pPr>
+              <w:keepNext w:val="false"/>
               <w:spacing w:after="40" w:before="0"/>
               <w:jc w:val="left"/>
             </w:pPr>
@@ -23673,6 +24164,7 @@
           </w:tcPr>
           <w:p>
             <w:pPr>
+              <w:keepNext w:val="false"/>
               <w:spacing w:after="40" w:before="0"/>
               <w:jc w:val="left"/>
             </w:pPr>
@@ -23710,7 +24202,7 @@
             <w:pPr>
               <w:spacing w:after="20" w:before="0"/>
             </w:pPr>
-            <w:hyperlink w:history="1" r:id="rIdgthzl1njya5qyndyunbiq">
+            <w:hyperlink w:history="1" r:id="rIdiqhc1slwssq1owyisfyqa">
               <w:r>
                 <w:rPr>
                   <w:rFonts w:ascii="Arial" w:cs="Arial" w:eastAsia="Arial" w:hAnsi="Arial"/>
@@ -23759,7 +24251,7 @@
               <w:spacing w:after="10" w:before="0"/>
               <w:ind w:left="120"/>
             </w:pPr>
-            <w:hyperlink w:history="1" r:id="rIdinv3pqnznx40etph6mfnk">
+            <w:hyperlink w:history="1" r:id="rId2meooexqycpy6xeoqpfhx">
               <w:r>
                 <w:rPr>
                   <w:rFonts w:ascii="Arial" w:cs="Arial" w:eastAsia="Arial" w:hAnsi="Arial"/>
@@ -23804,7 +24296,7 @@
             <w:pPr>
               <w:spacing w:after="20" w:before="0"/>
             </w:pPr>
-            <w:hyperlink w:history="1" r:id="rIdzm_feg-a4sy8yxyvtnfkd">
+            <w:hyperlink w:history="1" r:id="rIdwmuz29ledd86tud6az8u0">
               <w:r>
                 <w:rPr>
                   <w:rFonts w:ascii="Arial" w:cs="Arial" w:eastAsia="Arial" w:hAnsi="Arial"/>
@@ -23837,7 +24329,7 @@
               <w:spacing w:after="10" w:before="0"/>
               <w:ind w:left="120"/>
             </w:pPr>
-            <w:hyperlink w:history="1" r:id="rIdmuddaj8qqpfj_mvx8wnj-">
+            <w:hyperlink w:history="1" r:id="rIdcagvtvltzzxgsbpmqzqmv">
               <w:r>
                 <w:rPr>
                   <w:rFonts w:ascii="Arial" w:cs="Arial" w:eastAsia="Arial" w:hAnsi="Arial"/>
@@ -23865,6 +24357,7 @@
           </w:tcPr>
           <w:p>
             <w:pPr>
+              <w:keepNext w:val="false"/>
               <w:spacing w:after="40" w:before="0"/>
               <w:jc w:val="left"/>
             </w:pPr>
@@ -23897,6 +24390,7 @@
           </w:tcPr>
           <w:p>
             <w:pPr>
+              <w:keepNext w:val="false"/>
               <w:spacing w:after="40" w:before="0"/>
               <w:jc w:val="left"/>
             </w:pPr>
@@ -23929,6 +24423,7 @@
           </w:tcPr>
           <w:p>
             <w:pPr>
+              <w:keepNext w:val="false"/>
               <w:spacing w:after="40" w:before="0"/>
               <w:jc w:val="left"/>
             </w:pPr>
@@ -23961,6 +24456,7 @@
           </w:tcPr>
           <w:p>
             <w:pPr>
+              <w:keepNext w:val="false"/>
               <w:spacing w:after="40" w:before="0"/>
               <w:jc w:val="left"/>
             </w:pPr>
@@ -23995,6 +24491,7 @@
           </w:tcPr>
           <w:p>
             <w:pPr>
+              <w:keepNext w:val="false"/>
               <w:spacing w:after="40" w:before="0"/>
               <w:jc w:val="left"/>
             </w:pPr>
@@ -24032,7 +24529,7 @@
             <w:pPr>
               <w:spacing w:after="20" w:before="0"/>
             </w:pPr>
-            <w:hyperlink w:history="1" r:id="rIdg4qmy12qipvtkp3x2o3js">
+            <w:hyperlink w:history="1" r:id="rIdefnpggb3dtrdit18xvpfi">
               <w:r>
                 <w:rPr>
                   <w:rFonts w:ascii="Arial" w:cs="Arial" w:eastAsia="Arial" w:hAnsi="Arial"/>
@@ -24081,7 +24578,7 @@
               <w:spacing w:after="10" w:before="0"/>
               <w:ind w:left="120"/>
             </w:pPr>
-            <w:hyperlink w:history="1" r:id="rId8q4inbyufqgrhanrhhh7c">
+            <w:hyperlink w:history="1" r:id="rIduwucqpoktcncojt6jylfi">
               <w:r>
                 <w:rPr>
                   <w:rFonts w:ascii="Arial" w:cs="Arial" w:eastAsia="Arial" w:hAnsi="Arial"/>
@@ -24126,7 +24623,7 @@
             <w:pPr>
               <w:spacing w:after="20" w:before="0"/>
             </w:pPr>
-            <w:hyperlink w:history="1" r:id="rIdvik3fxpx0_dbt2qlstghm">
+            <w:hyperlink w:history="1" r:id="rIdpfdtr1oxxmhz0zsvhclfu">
               <w:r>
                 <w:rPr>
                   <w:rFonts w:ascii="Arial" w:cs="Arial" w:eastAsia="Arial" w:hAnsi="Arial"/>
@@ -24159,7 +24656,7 @@
               <w:spacing w:after="10" w:before="0"/>
               <w:ind w:left="120"/>
             </w:pPr>
-            <w:hyperlink w:history="1" r:id="rId7pv5azbbstnogzdlf6eo_">
+            <w:hyperlink w:history="1" r:id="rIdjy2kfc1c0yoyrnwl_zucu">
               <w:r>
                 <w:rPr>
                   <w:rFonts w:ascii="Arial" w:cs="Arial" w:eastAsia="Arial" w:hAnsi="Arial"/>
@@ -24187,6 +24684,7 @@
           </w:tcPr>
           <w:p>
             <w:pPr>
+              <w:keepNext w:val="false"/>
               <w:spacing w:after="40" w:before="0"/>
               <w:jc w:val="left"/>
             </w:pPr>
@@ -24219,6 +24717,7 @@
           </w:tcPr>
           <w:p>
             <w:pPr>
+              <w:keepNext w:val="false"/>
               <w:spacing w:after="40" w:before="0"/>
               <w:jc w:val="left"/>
             </w:pPr>
@@ -24251,6 +24750,7 @@
           </w:tcPr>
           <w:p>
             <w:pPr>
+              <w:keepNext w:val="false"/>
               <w:spacing w:after="40" w:before="0"/>
               <w:jc w:val="left"/>
             </w:pPr>
@@ -24283,6 +24783,7 @@
           </w:tcPr>
           <w:p>
             <w:pPr>
+              <w:keepNext w:val="false"/>
               <w:spacing w:after="40" w:before="0"/>
               <w:jc w:val="left"/>
             </w:pPr>
@@ -24317,6 +24818,7 @@
           </w:tcPr>
           <w:p>
             <w:pPr>
+              <w:keepNext w:val="false"/>
               <w:spacing w:after="40" w:before="0"/>
               <w:jc w:val="left"/>
             </w:pPr>
@@ -24354,7 +24856,7 @@
             <w:pPr>
               <w:spacing w:after="20" w:before="0"/>
             </w:pPr>
-            <w:hyperlink w:history="1" r:id="rIdfxmf0nqghl95w2z3mud6m">
+            <w:hyperlink w:history="1" r:id="rIdl22yzo89zlv9s-xtkrncy">
               <w:r>
                 <w:rPr>
                   <w:rFonts w:ascii="Arial" w:cs="Arial" w:eastAsia="Arial" w:hAnsi="Arial"/>
@@ -24403,7 +24905,7 @@
               <w:spacing w:after="10" w:before="0"/>
               <w:ind w:left="120"/>
             </w:pPr>
-            <w:hyperlink w:history="1" r:id="rIdruzkt8ywux5pdk7zu27x3">
+            <w:hyperlink w:history="1" r:id="rId5hyfpf6y6dabeefuf945l">
               <w:r>
                 <w:rPr>
                   <w:rFonts w:ascii="Arial" w:cs="Arial" w:eastAsia="Arial" w:hAnsi="Arial"/>
@@ -24448,7 +24950,7 @@
             <w:pPr>
               <w:spacing w:after="20" w:before="0"/>
             </w:pPr>
-            <w:hyperlink w:history="1" r:id="rIdb25lv3teivo4catwgscza">
+            <w:hyperlink w:history="1" r:id="rId2_2muamdksbkpxj1hxlio">
               <w:r>
                 <w:rPr>
                   <w:rFonts w:ascii="Arial" w:cs="Arial" w:eastAsia="Arial" w:hAnsi="Arial"/>
@@ -24481,7 +24983,7 @@
               <w:spacing w:after="10" w:before="0"/>
               <w:ind w:left="120"/>
             </w:pPr>
-            <w:hyperlink w:history="1" r:id="rIdbd0a817wfg6z6mlff7ahp">
+            <w:hyperlink w:history="1" r:id="rId8iugfdmiljvtqb7olb-cy">
               <w:r>
                 <w:rPr>
                   <w:rFonts w:ascii="Arial" w:cs="Arial" w:eastAsia="Arial" w:hAnsi="Arial"/>
@@ -24509,6 +25011,7 @@
           </w:tcPr>
           <w:p>
             <w:pPr>
+              <w:keepNext w:val="false"/>
               <w:spacing w:after="40" w:before="0"/>
               <w:jc w:val="left"/>
             </w:pPr>
@@ -24541,6 +25044,7 @@
           </w:tcPr>
           <w:p>
             <w:pPr>
+              <w:keepNext w:val="false"/>
               <w:spacing w:after="40" w:before="0"/>
               <w:jc w:val="left"/>
             </w:pPr>
@@ -24573,6 +25077,7 @@
           </w:tcPr>
           <w:p>
             <w:pPr>
+              <w:keepNext w:val="false"/>
               <w:spacing w:after="40" w:before="0"/>
               <w:jc w:val="left"/>
             </w:pPr>
@@ -24605,6 +25110,7 @@
           </w:tcPr>
           <w:p>
             <w:pPr>
+              <w:keepNext w:val="false"/>
               <w:spacing w:after="40" w:before="0"/>
               <w:jc w:val="left"/>
             </w:pPr>
@@ -24639,6 +25145,7 @@
           </w:tcPr>
           <w:p>
             <w:pPr>
+              <w:keepNext w:val="false"/>
               <w:spacing w:after="40" w:before="0"/>
               <w:jc w:val="left"/>
             </w:pPr>
@@ -24676,7 +25183,7 @@
             <w:pPr>
               <w:spacing w:after="20" w:before="0"/>
             </w:pPr>
-            <w:hyperlink w:history="1" r:id="rIdjifagtmokybd8wrfdr8c5">
+            <w:hyperlink w:history="1" r:id="rIduwrefjmy8f4vt7oq6spbp">
               <w:r>
                 <w:rPr>
                   <w:rFonts w:ascii="Arial" w:cs="Arial" w:eastAsia="Arial" w:hAnsi="Arial"/>
@@ -24725,7 +25232,7 @@
               <w:spacing w:after="10" w:before="0"/>
               <w:ind w:left="120"/>
             </w:pPr>
-            <w:hyperlink w:history="1" r:id="rIdgzhb43cbebio9kedbll7m">
+            <w:hyperlink w:history="1" r:id="rIdf93zpbuigwxsqy5a8g2db">
               <w:r>
                 <w:rPr>
                   <w:rFonts w:ascii="Arial" w:cs="Arial" w:eastAsia="Arial" w:hAnsi="Arial"/>
@@ -24770,7 +25277,7 @@
             <w:pPr>
               <w:spacing w:after="20" w:before="0"/>
             </w:pPr>
-            <w:hyperlink w:history="1" r:id="rIdps6dxjwkygngfmecobs1e">
+            <w:hyperlink w:history="1" r:id="rIdo6sypf-jpeatebe61irzt">
               <w:r>
                 <w:rPr>
                   <w:rFonts w:ascii="Arial" w:cs="Arial" w:eastAsia="Arial" w:hAnsi="Arial"/>
@@ -24803,7 +25310,7 @@
               <w:spacing w:after="10" w:before="0"/>
               <w:ind w:left="120"/>
             </w:pPr>
-            <w:hyperlink w:history="1" r:id="rId52y-zjkagyoooo6p3fa-y">
+            <w:hyperlink w:history="1" r:id="rIdqgennwxuq9fotizudkb1d">
               <w:r>
                 <w:rPr>
                   <w:rFonts w:ascii="Arial" w:cs="Arial" w:eastAsia="Arial" w:hAnsi="Arial"/>
@@ -24831,6 +25338,7 @@
           </w:tcPr>
           <w:p>
             <w:pPr>
+              <w:keepNext w:val="false"/>
               <w:spacing w:after="40" w:before="0"/>
               <w:jc w:val="left"/>
             </w:pPr>
@@ -24863,6 +25371,7 @@
           </w:tcPr>
           <w:p>
             <w:pPr>
+              <w:keepNext w:val="false"/>
               <w:spacing w:after="40" w:before="0"/>
               <w:jc w:val="left"/>
             </w:pPr>
@@ -24895,6 +25404,7 @@
           </w:tcPr>
           <w:p>
             <w:pPr>
+              <w:keepNext w:val="false"/>
               <w:spacing w:after="40" w:before="0"/>
               <w:jc w:val="left"/>
             </w:pPr>
@@ -24927,6 +25437,7 @@
           </w:tcPr>
           <w:p>
             <w:pPr>
+              <w:keepNext w:val="false"/>
               <w:spacing w:after="40" w:before="0"/>
               <w:jc w:val="left"/>
             </w:pPr>
@@ -24961,6 +25472,7 @@
           </w:tcPr>
           <w:p>
             <w:pPr>
+              <w:keepNext w:val="false"/>
               <w:spacing w:after="40" w:before="0"/>
               <w:jc w:val="left"/>
             </w:pPr>
@@ -24998,7 +25510,7 @@
             <w:pPr>
               <w:spacing w:after="20" w:before="0"/>
             </w:pPr>
-            <w:hyperlink w:history="1" r:id="rIdrh6pr3xxz1fegkevbbpom">
+            <w:hyperlink w:history="1" r:id="rIdde9bsq_rwpb0q3uf9cp7g">
               <w:r>
                 <w:rPr>
                   <w:rFonts w:ascii="Arial" w:cs="Arial" w:eastAsia="Arial" w:hAnsi="Arial"/>
@@ -25047,7 +25559,7 @@
               <w:spacing w:after="10" w:before="0"/>
               <w:ind w:left="120"/>
             </w:pPr>
-            <w:hyperlink w:history="1" r:id="rIdpv7h9rb7fs0shdo3ytazc">
+            <w:hyperlink w:history="1" r:id="rIdlm3ddeu_6ikojn2g0lcth">
               <w:r>
                 <w:rPr>
                   <w:rFonts w:ascii="Arial" w:cs="Arial" w:eastAsia="Arial" w:hAnsi="Arial"/>
@@ -25092,7 +25604,7 @@
             <w:pPr>
               <w:spacing w:after="20" w:before="0"/>
             </w:pPr>
-            <w:hyperlink w:history="1" r:id="rIdllvy9smgov-x4p2khypwh">
+            <w:hyperlink w:history="1" r:id="rIdkdzbsw5hrnzqlenuanyhm">
               <w:r>
                 <w:rPr>
                   <w:rFonts w:ascii="Arial" w:cs="Arial" w:eastAsia="Arial" w:hAnsi="Arial"/>
@@ -25125,7 +25637,7 @@
               <w:spacing w:after="10" w:before="0"/>
               <w:ind w:left="120"/>
             </w:pPr>
-            <w:hyperlink w:history="1" r:id="rIdoetrk0gdcaet4iyfptji7">
+            <w:hyperlink w:history="1" r:id="rIdniifjs1mvyfyg3nlrbn0u">
               <w:r>
                 <w:rPr>
                   <w:rFonts w:ascii="Arial" w:cs="Arial" w:eastAsia="Arial" w:hAnsi="Arial"/>
@@ -25153,6 +25665,7 @@
           </w:tcPr>
           <w:p>
             <w:pPr>
+              <w:keepNext w:val="false"/>
               <w:spacing w:after="40" w:before="0"/>
               <w:jc w:val="left"/>
             </w:pPr>
@@ -25185,6 +25698,7 @@
           </w:tcPr>
           <w:p>
             <w:pPr>
+              <w:keepNext w:val="false"/>
               <w:spacing w:after="40" w:before="0"/>
               <w:jc w:val="left"/>
             </w:pPr>
@@ -25217,6 +25731,7 @@
           </w:tcPr>
           <w:p>
             <w:pPr>
+              <w:keepNext w:val="false"/>
               <w:spacing w:after="40" w:before="0"/>
               <w:jc w:val="left"/>
             </w:pPr>
@@ -25249,6 +25764,7 @@
           </w:tcPr>
           <w:p>
             <w:pPr>
+              <w:keepNext w:val="false"/>
               <w:spacing w:after="40" w:before="0"/>
               <w:jc w:val="left"/>
             </w:pPr>
@@ -25308,6 +25824,7 @@
           </w:tcPr>
           <w:p>
             <w:pPr>
+              <w:keepNext w:val="false"/>
               <w:spacing w:after="40" w:before="0"/>
               <w:jc w:val="center"/>
             </w:pPr>
@@ -25342,6 +25859,7 @@
           </w:tcPr>
           <w:p>
             <w:pPr>
+              <w:keepNext w:val="false"/>
               <w:spacing w:after="40" w:before="0"/>
               <w:jc w:val="left"/>
             </w:pPr>
@@ -25403,6 +25921,7 @@
           </w:tcPr>
           <w:p>
             <w:pPr>
+              <w:keepNext w:val="false"/>
               <w:spacing w:after="40" w:before="0"/>
               <w:jc w:val="center"/>
             </w:pPr>
@@ -25437,6 +25956,7 @@
           </w:tcPr>
           <w:p>
             <w:pPr>
+              <w:keepNext w:val="false"/>
               <w:spacing w:after="40" w:before="0"/>
               <w:jc w:val="left"/>
             </w:pPr>
@@ -25469,6 +25989,7 @@
           </w:tcPr>
           <w:p>
             <w:pPr>
+              <w:keepNext w:val="false"/>
               <w:spacing w:after="40" w:before="0"/>
               <w:jc w:val="left"/>
             </w:pPr>
@@ -25503,6 +26024,7 @@
           </w:tcPr>
           <w:p>
             <w:pPr>
+              <w:keepNext w:val="false"/>
               <w:spacing w:after="40" w:before="0"/>
               <w:jc w:val="left"/>
             </w:pPr>
@@ -25535,6 +26057,7 @@
           </w:tcPr>
           <w:p>
             <w:pPr>
+              <w:keepNext w:val="false"/>
               <w:spacing w:after="40" w:before="0"/>
               <w:jc w:val="left"/>
             </w:pPr>
@@ -25569,6 +26092,7 @@
           </w:tcPr>
           <w:p>
             <w:pPr>
+              <w:keepNext w:val="false"/>
               <w:spacing w:after="40" w:before="0"/>
               <w:jc w:val="left"/>
             </w:pPr>
@@ -25601,6 +26125,7 @@
           </w:tcPr>
           <w:p>
             <w:pPr>
+              <w:keepNext w:val="false"/>
               <w:spacing w:after="40" w:before="0"/>
               <w:jc w:val="left"/>
             </w:pPr>
@@ -25637,7 +26162,7 @@
         </w:rPr>
         <w:t xml:space="preserve">© 2026 SeaVuria and ARES. Aligned with KICD objectives. Developed by SeaVuria; technical implementation by ARES (with AI assistance from Claude). Licensed under </w:t>
       </w:r>
-      <w:hyperlink w:history="1" r:id="rId70stdj_vgrzsrjwtldawb">
+      <w:hyperlink w:history="1" r:id="rIdd7m7mheml-euwkrqxmfge">
         <w:r>
           <w:rPr>
             <w:rFonts w:ascii="Arial" w:cs="Arial" w:eastAsia="Arial" w:hAnsi="Arial"/>
@@ -25658,7 +26183,7 @@
         </w:rPr>
         <w:t xml:space="preserve"> (</w:t>
       </w:r>
-      <w:hyperlink w:history="1" r:id="rIdajn4tyfg0ifx9220yde5c">
+      <w:hyperlink w:history="1" r:id="rIdauz5fazaom4daxi1hif1c">
         <w:r>
           <w:rPr>
             <w:rFonts w:ascii="Arial" w:cs="Arial" w:eastAsia="Arial" w:hAnsi="Arial"/>
@@ -25719,6 +26244,7 @@
           </w:tcPr>
           <w:p>
             <w:pPr>
+              <w:keepNext w:val="false"/>
               <w:spacing w:after="40" w:before="0"/>
               <w:jc w:val="center"/>
             </w:pPr>
@@ -25753,6 +26279,7 @@
           </w:tcPr>
           <w:p>
             <w:pPr>
+              <w:keepNext w:val="false"/>
               <w:spacing w:after="40" w:before="0"/>
               <w:jc w:val="left"/>
             </w:pPr>
@@ -25785,6 +26312,7 @@
           </w:tcPr>
           <w:p>
             <w:pPr>
+              <w:keepNext w:val="false"/>
               <w:spacing w:after="40" w:before="0"/>
               <w:jc w:val="left"/>
             </w:pPr>
@@ -25817,6 +26345,7 @@
           </w:tcPr>
           <w:p>
             <w:pPr>
+              <w:keepNext w:val="false"/>
               <w:spacing w:after="40" w:before="0"/>
               <w:jc w:val="left"/>
             </w:pPr>
@@ -25851,6 +26380,7 @@
           </w:tcPr>
           <w:p>
             <w:pPr>
+              <w:keepNext w:val="false"/>
               <w:spacing w:after="40" w:before="0"/>
               <w:jc w:val="left"/>
             </w:pPr>
@@ -25883,6 +26413,7 @@
           </w:tcPr>
           <w:p>
             <w:pPr>
+              <w:keepNext w:val="false"/>
               <w:spacing w:after="40" w:before="0"/>
               <w:jc w:val="left"/>
             </w:pPr>
@@ -25915,6 +26446,7 @@
           </w:tcPr>
           <w:p>
             <w:pPr>
+              <w:keepNext w:val="false"/>
               <w:spacing w:after="40" w:before="0"/>
               <w:jc w:val="left"/>
             </w:pPr>
@@ -25949,6 +26481,7 @@
           </w:tcPr>
           <w:p>
             <w:pPr>
+              <w:keepNext w:val="false"/>
               <w:spacing w:after="40" w:before="0"/>
               <w:jc w:val="left"/>
             </w:pPr>
@@ -25981,6 +26514,7 @@
           </w:tcPr>
           <w:p>
             <w:pPr>
+              <w:keepNext w:val="false"/>
               <w:spacing w:after="40" w:before="0"/>
               <w:jc w:val="left"/>
             </w:pPr>
@@ -26013,6 +26547,7 @@
           </w:tcPr>
           <w:p>
             <w:pPr>
+              <w:keepNext w:val="false"/>
               <w:spacing w:after="40" w:before="0"/>
               <w:jc w:val="left"/>
             </w:pPr>
@@ -26047,6 +26582,7 @@
           </w:tcPr>
           <w:p>
             <w:pPr>
+              <w:keepNext w:val="false"/>
               <w:spacing w:after="40" w:before="0"/>
               <w:jc w:val="left"/>
             </w:pPr>
@@ -26079,6 +26615,7 @@
           </w:tcPr>
           <w:p>
             <w:pPr>
+              <w:keepNext w:val="false"/>
               <w:spacing w:after="40" w:before="0"/>
               <w:jc w:val="left"/>
             </w:pPr>
@@ -26111,6 +26648,7 @@
           </w:tcPr>
           <w:p>
             <w:pPr>
+              <w:keepNext w:val="false"/>
               <w:spacing w:after="40" w:before="0"/>
               <w:jc w:val="left"/>
             </w:pPr>

--- a/data/outputs/v2/Grade11/Biology/Lesson_Plans/SS1.1_Taxonomy_I/Biology_Taxonomy_I_CBE_LessonSequence.docx
+++ b/data/outputs/v2/Grade11/Biology/Lesson_Plans/SS1.1_Taxonomy_I/Biology_Taxonomy_I_CBE_LessonSequence.docx
@@ -2118,7 +2118,7 @@
         </w:rPr>
         <w:t xml:space="preserve">© 2026 SeaVuria and ARES. This work is licensed under a </w:t>
       </w:r>
-      <w:hyperlink w:history="1" r:id="rIdjrv8wyuvrmmzts7sbnitx">
+      <w:hyperlink w:history="1" r:id="rIdim_oob4hfhuvbdvkrjqwd">
         <w:r>
           <w:rPr>
             <w:rFonts w:ascii="Arial" w:cs="Arial" w:eastAsia="Arial" w:hAnsi="Arial"/>
@@ -2138,7 +2138,7 @@
         </w:rPr>
         <w:t xml:space="preserve"> (</w:t>
       </w:r>
-      <w:hyperlink w:history="1" r:id="rIdf5v4pc_ezihwb5c_45j7c">
+      <w:hyperlink w:history="1" r:id="rId-3nmdxpatiqzc6v2cpexc">
         <w:r>
           <w:rPr>
             <w:rFonts w:ascii="Arial" w:cs="Arial" w:eastAsia="Arial" w:hAnsi="Arial"/>
@@ -2158,7 +2158,7 @@
         </w:rPr>
         <w:t xml:space="preserve">). To view a copy of this license, visit </w:t>
       </w:r>
-      <w:hyperlink w:history="1" r:id="rIdo99fdoghwbrmzxxmihc3f">
+      <w:hyperlink w:history="1" r:id="rId8wlnnnoqw6kem-ectnpig">
         <w:r>
           <w:rPr>
             <w:rFonts w:ascii="Arial" w:cs="Arial" w:eastAsia="Arial" w:hAnsi="Arial"/>
@@ -3197,7 +3197,7 @@
             <w:pPr>
               <w:spacing w:after="20" w:before="0"/>
             </w:pPr>
-            <w:hyperlink w:history="1" r:id="rIdrtmbygomc1iv4ryipayx2">
+            <w:hyperlink w:history="1" r:id="rIdhjklxg5dbqkqtbwrfodqj">
               <w:r>
                 <w:rPr>
                   <w:rFonts w:ascii="Arial" w:cs="Arial" w:eastAsia="Arial" w:hAnsi="Arial"/>
@@ -3246,7 +3246,7 @@
               <w:spacing w:after="10" w:before="0"/>
               <w:ind w:left="120"/>
             </w:pPr>
-            <w:hyperlink w:history="1" r:id="rIdvvjn5hoi5mre_msqzx2x2">
+            <w:hyperlink w:history="1" r:id="rIdmrbipwpnhjukkqmmng-ia">
               <w:r>
                 <w:rPr>
                   <w:rFonts w:ascii="Arial" w:cs="Arial" w:eastAsia="Arial" w:hAnsi="Arial"/>
@@ -3291,7 +3291,7 @@
             <w:pPr>
               <w:spacing w:after="20" w:before="0"/>
             </w:pPr>
-            <w:hyperlink w:history="1" r:id="rIdl-zjfcyikp3prmqkshzot">
+            <w:hyperlink w:history="1" r:id="rId1xa8fxej3hqx_wkhplp2u">
               <w:r>
                 <w:rPr>
                   <w:rFonts w:ascii="Arial" w:cs="Arial" w:eastAsia="Arial" w:hAnsi="Arial"/>
@@ -3324,7 +3324,7 @@
               <w:spacing w:after="10" w:before="0"/>
               <w:ind w:left="120"/>
             </w:pPr>
-            <w:hyperlink w:history="1" r:id="rIddf2l95veravhshzsntnic">
+            <w:hyperlink w:history="1" r:id="rIddqhinwsngmaqed6kwbvbj">
               <w:r>
                 <w:rPr>
                   <w:rFonts w:ascii="Arial" w:cs="Arial" w:eastAsia="Arial" w:hAnsi="Arial"/>
@@ -3524,7 +3524,7 @@
             <w:pPr>
               <w:spacing w:after="20" w:before="0"/>
             </w:pPr>
-            <w:hyperlink w:history="1" r:id="rIdgzodlo5uryoffhkyn_7wb">
+            <w:hyperlink w:history="1" r:id="rId2c5fmx28c7dogfehly51c">
               <w:r>
                 <w:rPr>
                   <w:rFonts w:ascii="Arial" w:cs="Arial" w:eastAsia="Arial" w:hAnsi="Arial"/>
@@ -3573,7 +3573,7 @@
               <w:spacing w:after="10" w:before="0"/>
               <w:ind w:left="120"/>
             </w:pPr>
-            <w:hyperlink w:history="1" r:id="rId6_qcp0a233xki-xwx9n4d">
+            <w:hyperlink w:history="1" r:id="rIdmru_basy0_dierlomlabc">
               <w:r>
                 <w:rPr>
                   <w:rFonts w:ascii="Arial" w:cs="Arial" w:eastAsia="Arial" w:hAnsi="Arial"/>
@@ -3618,7 +3618,7 @@
             <w:pPr>
               <w:spacing w:after="20" w:before="0"/>
             </w:pPr>
-            <w:hyperlink w:history="1" r:id="rIdadnf-ggde0-slgrgb0fiy">
+            <w:hyperlink w:history="1" r:id="rIdc6ffzpmfq5on-diiaramq">
               <w:r>
                 <w:rPr>
                   <w:rFonts w:ascii="Arial" w:cs="Arial" w:eastAsia="Arial" w:hAnsi="Arial"/>
@@ -3651,7 +3651,7 @@
               <w:spacing w:after="10" w:before="0"/>
               <w:ind w:left="120"/>
             </w:pPr>
-            <w:hyperlink w:history="1" r:id="rIdg0rbetvgmwlybois2iqrf">
+            <w:hyperlink w:history="1" r:id="rIdihjazeo5zajzh0wevfoso">
               <w:r>
                 <w:rPr>
                   <w:rFonts w:ascii="Arial" w:cs="Arial" w:eastAsia="Arial" w:hAnsi="Arial"/>
@@ -3851,7 +3851,7 @@
             <w:pPr>
               <w:spacing w:after="20" w:before="0"/>
             </w:pPr>
-            <w:hyperlink w:history="1" r:id="rIdrfng4cksmnewmrsbanvoj">
+            <w:hyperlink w:history="1" r:id="rIdyghsz8-awtgvfmutseavj">
               <w:r>
                 <w:rPr>
                   <w:rFonts w:ascii="Arial" w:cs="Arial" w:eastAsia="Arial" w:hAnsi="Arial"/>
@@ -3900,7 +3900,7 @@
               <w:spacing w:after="10" w:before="0"/>
               <w:ind w:left="120"/>
             </w:pPr>
-            <w:hyperlink w:history="1" r:id="rId8m-zrg9fdy78hgimc4pyi">
+            <w:hyperlink w:history="1" r:id="rIdlqydlqn6k4pb2r462dqlq">
               <w:r>
                 <w:rPr>
                   <w:rFonts w:ascii="Arial" w:cs="Arial" w:eastAsia="Arial" w:hAnsi="Arial"/>
@@ -3945,7 +3945,7 @@
             <w:pPr>
               <w:spacing w:after="20" w:before="0"/>
             </w:pPr>
-            <w:hyperlink w:history="1" r:id="rId6xlgu0wicvaut34f9tpbf">
+            <w:hyperlink w:history="1" r:id="rId-pvqvqtrbw1csopdwutze">
               <w:r>
                 <w:rPr>
                   <w:rFonts w:ascii="Arial" w:cs="Arial" w:eastAsia="Arial" w:hAnsi="Arial"/>
@@ -3978,7 +3978,7 @@
               <w:spacing w:after="10" w:before="0"/>
               <w:ind w:left="120"/>
             </w:pPr>
-            <w:hyperlink w:history="1" r:id="rIdxhp5fdw6nfuchsfw3caou">
+            <w:hyperlink w:history="1" r:id="rIdkjmp9ojnhp882zxaxuhyo">
               <w:r>
                 <w:rPr>
                   <w:rFonts w:ascii="Arial" w:cs="Arial" w:eastAsia="Arial" w:hAnsi="Arial"/>
@@ -4178,7 +4178,7 @@
             <w:pPr>
               <w:spacing w:after="20" w:before="0"/>
             </w:pPr>
-            <w:hyperlink w:history="1" r:id="rIdkfi4jyquvml-yi_cccvyr">
+            <w:hyperlink w:history="1" r:id="rId4zq4sg3b_9zihbqptqtme">
               <w:r>
                 <w:rPr>
                   <w:rFonts w:ascii="Arial" w:cs="Arial" w:eastAsia="Arial" w:hAnsi="Arial"/>
@@ -4227,7 +4227,7 @@
               <w:spacing w:after="10" w:before="0"/>
               <w:ind w:left="120"/>
             </w:pPr>
-            <w:hyperlink w:history="1" r:id="rId2lsdiq_hwkly2q2pjkfkm">
+            <w:hyperlink w:history="1" r:id="rId5qihpkafdrgvxybupkccq">
               <w:r>
                 <w:rPr>
                   <w:rFonts w:ascii="Arial" w:cs="Arial" w:eastAsia="Arial" w:hAnsi="Arial"/>
@@ -4272,7 +4272,7 @@
             <w:pPr>
               <w:spacing w:after="20" w:before="0"/>
             </w:pPr>
-            <w:hyperlink w:history="1" r:id="rIdi4j7nwns1hkgl8mekdr_v">
+            <w:hyperlink w:history="1" r:id="rIdijb7f4mxqncpsmqpxm2a2">
               <w:r>
                 <w:rPr>
                   <w:rFonts w:ascii="Arial" w:cs="Arial" w:eastAsia="Arial" w:hAnsi="Arial"/>
@@ -4305,7 +4305,7 @@
               <w:spacing w:after="10" w:before="0"/>
               <w:ind w:left="120"/>
             </w:pPr>
-            <w:hyperlink w:history="1" r:id="rIdf9hbecjj6isdi7r9sfrzz">
+            <w:hyperlink w:history="1" r:id="rIdmjujzlznxpzmpvuuqm1sn">
               <w:r>
                 <w:rPr>
                   <w:rFonts w:ascii="Arial" w:cs="Arial" w:eastAsia="Arial" w:hAnsi="Arial"/>
@@ -4505,7 +4505,7 @@
             <w:pPr>
               <w:spacing w:after="20" w:before="0"/>
             </w:pPr>
-            <w:hyperlink w:history="1" r:id="rIdcfeolnqy8lshalxi4yoah">
+            <w:hyperlink w:history="1" r:id="rId6cm38kxtq5rw8uyvyqji6">
               <w:r>
                 <w:rPr>
                   <w:rFonts w:ascii="Arial" w:cs="Arial" w:eastAsia="Arial" w:hAnsi="Arial"/>
@@ -4554,7 +4554,7 @@
               <w:spacing w:after="10" w:before="0"/>
               <w:ind w:left="120"/>
             </w:pPr>
-            <w:hyperlink w:history="1" r:id="rIdzv4gnvzrfc9j_jmcuoi7j">
+            <w:hyperlink w:history="1" r:id="rIde_ce8g-k45xpgbijaastz">
               <w:r>
                 <w:rPr>
                   <w:rFonts w:ascii="Arial" w:cs="Arial" w:eastAsia="Arial" w:hAnsi="Arial"/>
@@ -4599,7 +4599,7 @@
             <w:pPr>
               <w:spacing w:after="20" w:before="0"/>
             </w:pPr>
-            <w:hyperlink w:history="1" r:id="rIdoouvefnj7ow8c79stc8kw">
+            <w:hyperlink w:history="1" r:id="rIdod0zfrrtw9zqdxkxdzoxh">
               <w:r>
                 <w:rPr>
                   <w:rFonts w:ascii="Arial" w:cs="Arial" w:eastAsia="Arial" w:hAnsi="Arial"/>
@@ -4632,7 +4632,7 @@
               <w:spacing w:after="10" w:before="0"/>
               <w:ind w:left="120"/>
             </w:pPr>
-            <w:hyperlink w:history="1" r:id="rIdmkb6bt47qeur9rwv0kthw">
+            <w:hyperlink w:history="1" r:id="rIdwyfuiwmx7qlfq4afohhz0">
               <w:r>
                 <w:rPr>
                   <w:rFonts w:ascii="Arial" w:cs="Arial" w:eastAsia="Arial" w:hAnsi="Arial"/>
@@ -5157,7 +5157,7 @@
         </w:rPr>
         <w:t xml:space="preserve">© 2026 SeaVuria and ARES. Aligned with KICD objectives. Developed by SeaVuria; technical implementation by ARES (with AI assistance from Claude). Licensed under </w:t>
       </w:r>
-      <w:hyperlink w:history="1" r:id="rIdtj_2pecqiz2mmxetofiiw">
+      <w:hyperlink w:history="1" r:id="rIdo0icocnc2h5eojywmotkg">
         <w:r>
           <w:rPr>
             <w:rFonts w:ascii="Arial" w:cs="Arial" w:eastAsia="Arial" w:hAnsi="Arial"/>
@@ -5178,7 +5178,7 @@
         </w:rPr>
         <w:t xml:space="preserve"> (</w:t>
       </w:r>
-      <w:hyperlink w:history="1" r:id="rIda21nmzp-31t9lnff0otlf">
+      <w:hyperlink w:history="1" r:id="rIddvdxdtvcnwodjkwdxlush">
         <w:r>
           <w:rPr>
             <w:rFonts w:ascii="Arial" w:cs="Arial" w:eastAsia="Arial" w:hAnsi="Arial"/>
@@ -6218,7 +6218,7 @@
             <w:pPr>
               <w:spacing w:after="20" w:before="0"/>
             </w:pPr>
-            <w:hyperlink w:history="1" r:id="rIdbonojoyitrddlflkgcgex">
+            <w:hyperlink w:history="1" r:id="rIdl7honh6t6plckpo_lohpy">
               <w:r>
                 <w:rPr>
                   <w:rFonts w:ascii="Arial" w:cs="Arial" w:eastAsia="Arial" w:hAnsi="Arial"/>
@@ -6267,7 +6267,7 @@
               <w:spacing w:after="10" w:before="0"/>
               <w:ind w:left="120"/>
             </w:pPr>
-            <w:hyperlink w:history="1" r:id="rIdfehlrzgawoto8-t515w1g">
+            <w:hyperlink w:history="1" r:id="rId0j-bt2orw_g2ktfaaq0po">
               <w:r>
                 <w:rPr>
                   <w:rFonts w:ascii="Arial" w:cs="Arial" w:eastAsia="Arial" w:hAnsi="Arial"/>
@@ -6312,7 +6312,7 @@
             <w:pPr>
               <w:spacing w:after="20" w:before="0"/>
             </w:pPr>
-            <w:hyperlink w:history="1" r:id="rIdfmopfugbr73y7e7j0sqhh">
+            <w:hyperlink w:history="1" r:id="rIdzcdsbfdc0obwgpccywty4">
               <w:r>
                 <w:rPr>
                   <w:rFonts w:ascii="Arial" w:cs="Arial" w:eastAsia="Arial" w:hAnsi="Arial"/>
@@ -6361,7 +6361,7 @@
               <w:spacing w:after="10" w:before="0"/>
               <w:ind w:left="120"/>
             </w:pPr>
-            <w:hyperlink w:history="1" r:id="rIdfzozot8e2zgc7r7vpjsky">
+            <w:hyperlink w:history="1" r:id="rIdcosrtawgwz35n5ib34-uc">
               <w:r>
                 <w:rPr>
                   <w:rFonts w:ascii="Arial" w:cs="Arial" w:eastAsia="Arial" w:hAnsi="Arial"/>
@@ -6561,7 +6561,7 @@
             <w:pPr>
               <w:spacing w:after="20" w:before="0"/>
             </w:pPr>
-            <w:hyperlink w:history="1" r:id="rIdibjhoucxqewyanvvuzhus">
+            <w:hyperlink w:history="1" r:id="rId3wzkpfsrgvrvlx0xpbif6">
               <w:r>
                 <w:rPr>
                   <w:rFonts w:ascii="Arial" w:cs="Arial" w:eastAsia="Arial" w:hAnsi="Arial"/>
@@ -6610,7 +6610,7 @@
               <w:spacing w:after="10" w:before="0"/>
               <w:ind w:left="120"/>
             </w:pPr>
-            <w:hyperlink w:history="1" r:id="rIduunxjiwbyksmyrw3rslys">
+            <w:hyperlink w:history="1" r:id="rIdfxoyke6irycsw_4wl4zwv">
               <w:r>
                 <w:rPr>
                   <w:rFonts w:ascii="Arial" w:cs="Arial" w:eastAsia="Arial" w:hAnsi="Arial"/>
@@ -6655,7 +6655,7 @@
             <w:pPr>
               <w:spacing w:after="20" w:before="0"/>
             </w:pPr>
-            <w:hyperlink w:history="1" r:id="rIdisygbshbgvepk2k3yggu8">
+            <w:hyperlink w:history="1" r:id="rIdwy7ywackcdhuijjt_edto">
               <w:r>
                 <w:rPr>
                   <w:rFonts w:ascii="Arial" w:cs="Arial" w:eastAsia="Arial" w:hAnsi="Arial"/>
@@ -6704,7 +6704,7 @@
               <w:spacing w:after="10" w:before="0"/>
               <w:ind w:left="120"/>
             </w:pPr>
-            <w:hyperlink w:history="1" r:id="rIdnluatgig9a1pdjmvhkiuk">
+            <w:hyperlink w:history="1" r:id="rIdsgt4oj3kfv4zjicync6om">
               <w:r>
                 <w:rPr>
                   <w:rFonts w:ascii="Arial" w:cs="Arial" w:eastAsia="Arial" w:hAnsi="Arial"/>
@@ -6904,7 +6904,7 @@
             <w:pPr>
               <w:spacing w:after="20" w:before="0"/>
             </w:pPr>
-            <w:hyperlink w:history="1" r:id="rIdvyffmkpxn66zkydu5ic9v">
+            <w:hyperlink w:history="1" r:id="rIdidytbuh9jzbzanfsku4yl">
               <w:r>
                 <w:rPr>
                   <w:rFonts w:ascii="Arial" w:cs="Arial" w:eastAsia="Arial" w:hAnsi="Arial"/>
@@ -6953,7 +6953,7 @@
               <w:spacing w:after="10" w:before="0"/>
               <w:ind w:left="120"/>
             </w:pPr>
-            <w:hyperlink w:history="1" r:id="rIdgcx_gq6atwstczwk_zgai">
+            <w:hyperlink w:history="1" r:id="rIdx3o7puhus6id8anueflax">
               <w:r>
                 <w:rPr>
                   <w:rFonts w:ascii="Arial" w:cs="Arial" w:eastAsia="Arial" w:hAnsi="Arial"/>
@@ -6998,7 +6998,7 @@
             <w:pPr>
               <w:spacing w:after="20" w:before="0"/>
             </w:pPr>
-            <w:hyperlink w:history="1" r:id="rIdmu8wnxuxewvtkrxhttm9a">
+            <w:hyperlink w:history="1" r:id="rIdbgzsiaeks0xkcnmgph9fu">
               <w:r>
                 <w:rPr>
                   <w:rFonts w:ascii="Arial" w:cs="Arial" w:eastAsia="Arial" w:hAnsi="Arial"/>
@@ -7047,7 +7047,7 @@
               <w:spacing w:after="10" w:before="0"/>
               <w:ind w:left="120"/>
             </w:pPr>
-            <w:hyperlink w:history="1" r:id="rIdbdqjjp9jbvbgiqqvrd8xh">
+            <w:hyperlink w:history="1" r:id="rIdltizbzuysrw7auqfqi0nv">
               <w:r>
                 <w:rPr>
                   <w:rFonts w:ascii="Arial" w:cs="Arial" w:eastAsia="Arial" w:hAnsi="Arial"/>
@@ -7247,7 +7247,7 @@
             <w:pPr>
               <w:spacing w:after="20" w:before="0"/>
             </w:pPr>
-            <w:hyperlink w:history="1" r:id="rId95l7f946avabmzexxspum">
+            <w:hyperlink w:history="1" r:id="rIdyhpdpfyzbupjmu2tccurl">
               <w:r>
                 <w:rPr>
                   <w:rFonts w:ascii="Arial" w:cs="Arial" w:eastAsia="Arial" w:hAnsi="Arial"/>
@@ -7296,7 +7296,7 @@
               <w:spacing w:after="10" w:before="0"/>
               <w:ind w:left="120"/>
             </w:pPr>
-            <w:hyperlink w:history="1" r:id="rIdsnesip7eatzxai9omekm7">
+            <w:hyperlink w:history="1" r:id="rIdy0_jtcbkvth64q3brs6o-">
               <w:r>
                 <w:rPr>
                   <w:rFonts w:ascii="Arial" w:cs="Arial" w:eastAsia="Arial" w:hAnsi="Arial"/>
@@ -7341,7 +7341,7 @@
             <w:pPr>
               <w:spacing w:after="20" w:before="0"/>
             </w:pPr>
-            <w:hyperlink w:history="1" r:id="rIdlh8wgiaeojtggq8b3qxld">
+            <w:hyperlink w:history="1" r:id="rIdmifw3csexa7hw-yube-zx">
               <w:r>
                 <w:rPr>
                   <w:rFonts w:ascii="Arial" w:cs="Arial" w:eastAsia="Arial" w:hAnsi="Arial"/>
@@ -7390,7 +7390,7 @@
               <w:spacing w:after="10" w:before="0"/>
               <w:ind w:left="120"/>
             </w:pPr>
-            <w:hyperlink w:history="1" r:id="rIddpxgtdfablszox3mamp_o">
+            <w:hyperlink w:history="1" r:id="rIdc_zcnqaywkh7np9rqquce">
               <w:r>
                 <w:rPr>
                   <w:rFonts w:ascii="Arial" w:cs="Arial" w:eastAsia="Arial" w:hAnsi="Arial"/>
@@ -7590,7 +7590,7 @@
             <w:pPr>
               <w:spacing w:after="20" w:before="0"/>
             </w:pPr>
-            <w:hyperlink w:history="1" r:id="rIdrdvksgsmigokky3dnqlwk">
+            <w:hyperlink w:history="1" r:id="rIdien_ephzlulvdz4_r7xun">
               <w:r>
                 <w:rPr>
                   <w:rFonts w:ascii="Arial" w:cs="Arial" w:eastAsia="Arial" w:hAnsi="Arial"/>
@@ -7639,7 +7639,7 @@
               <w:spacing w:after="10" w:before="0"/>
               <w:ind w:left="120"/>
             </w:pPr>
-            <w:hyperlink w:history="1" r:id="rIdhr5vaduhmre9b0hrgh-9r">
+            <w:hyperlink w:history="1" r:id="rIdwvvs79xn_ulofxqcvrfgy">
               <w:r>
                 <w:rPr>
                   <w:rFonts w:ascii="Arial" w:cs="Arial" w:eastAsia="Arial" w:hAnsi="Arial"/>
@@ -7684,7 +7684,7 @@
             <w:pPr>
               <w:spacing w:after="20" w:before="0"/>
             </w:pPr>
-            <w:hyperlink w:history="1" r:id="rId3tshav4rnngrs5bjos84v">
+            <w:hyperlink w:history="1" r:id="rIdmlcbb47ql22lhqmwke1m8">
               <w:r>
                 <w:rPr>
                   <w:rFonts w:ascii="Arial" w:cs="Arial" w:eastAsia="Arial" w:hAnsi="Arial"/>
@@ -7733,7 +7733,7 @@
               <w:spacing w:after="10" w:before="0"/>
               <w:ind w:left="120"/>
             </w:pPr>
-            <w:hyperlink w:history="1" r:id="rIdugrn16a0bpt5iagoybzho">
+            <w:hyperlink w:history="1" r:id="rId4xsblpiwvmzhdtv3wtyzy">
               <w:r>
                 <w:rPr>
                   <w:rFonts w:ascii="Arial" w:cs="Arial" w:eastAsia="Arial" w:hAnsi="Arial"/>
@@ -8258,7 +8258,7 @@
         </w:rPr>
         <w:t xml:space="preserve">© 2026 SeaVuria and ARES. Aligned with KICD objectives. Developed by SeaVuria; technical implementation by ARES (with AI assistance from Claude). Licensed under </w:t>
       </w:r>
-      <w:hyperlink w:history="1" r:id="rIdqdpq1yrmp_erdvurq0rag">
+      <w:hyperlink w:history="1" r:id="rIdejjjmlntd1fcnxhlskvsd">
         <w:r>
           <w:rPr>
             <w:rFonts w:ascii="Arial" w:cs="Arial" w:eastAsia="Arial" w:hAnsi="Arial"/>
@@ -8279,7 +8279,7 @@
         </w:rPr>
         <w:t xml:space="preserve"> (</w:t>
       </w:r>
-      <w:hyperlink w:history="1" r:id="rIdctybbsnrysfhx92hgyis-">
+      <w:hyperlink w:history="1" r:id="rIdrz9oz5xyvlkkvbqva4snd">
         <w:r>
           <w:rPr>
             <w:rFonts w:ascii="Arial" w:cs="Arial" w:eastAsia="Arial" w:hAnsi="Arial"/>
@@ -9319,7 +9319,7 @@
             <w:pPr>
               <w:spacing w:after="20" w:before="0"/>
             </w:pPr>
-            <w:hyperlink w:history="1" r:id="rIdg-vy8uxxitkqnkstpa1n_">
+            <w:hyperlink w:history="1" r:id="rId69f5uaz1qaplaci3geabf">
               <w:r>
                 <w:rPr>
                   <w:rFonts w:ascii="Arial" w:cs="Arial" w:eastAsia="Arial" w:hAnsi="Arial"/>
@@ -9368,7 +9368,7 @@
               <w:spacing w:after="10" w:before="0"/>
               <w:ind w:left="120"/>
             </w:pPr>
-            <w:hyperlink w:history="1" r:id="rId8yy8anxe8abaex-qshplt">
+            <w:hyperlink w:history="1" r:id="rIdzjnud3pcwxwcp6yikbalt">
               <w:r>
                 <w:rPr>
                   <w:rFonts w:ascii="Arial" w:cs="Arial" w:eastAsia="Arial" w:hAnsi="Arial"/>
@@ -9430,7 +9430,7 @@
               <w:spacing w:after="10" w:before="0"/>
               <w:ind w:left="120"/>
             </w:pPr>
-            <w:hyperlink w:history="1" r:id="rIdgd_-nv5rzyhwiegh_v8dx">
+            <w:hyperlink w:history="1" r:id="rIdxwr6aemml-fys0bschpa_">
               <w:r>
                 <w:rPr>
                   <w:rFonts w:ascii="Arial" w:cs="Arial" w:eastAsia="Arial" w:hAnsi="Arial"/>
@@ -9645,7 +9645,7 @@
             <w:pPr>
               <w:spacing w:after="20" w:before="0"/>
             </w:pPr>
-            <w:hyperlink w:history="1" r:id="rIdmxcxvaotncfkimjuakxt8">
+            <w:hyperlink w:history="1" r:id="rIdmy0vzulfu-_x4f7_oohn6">
               <w:r>
                 <w:rPr>
                   <w:rFonts w:ascii="Arial" w:cs="Arial" w:eastAsia="Arial" w:hAnsi="Arial"/>
@@ -9694,7 +9694,7 @@
               <w:spacing w:after="10" w:before="0"/>
               <w:ind w:left="120"/>
             </w:pPr>
-            <w:hyperlink w:history="1" r:id="rIdje99ohhuq9ghnci_cnyki">
+            <w:hyperlink w:history="1" r:id="rIdl1bll_i3rnnjyeaggglbz">
               <w:r>
                 <w:rPr>
                   <w:rFonts w:ascii="Arial" w:cs="Arial" w:eastAsia="Arial" w:hAnsi="Arial"/>
@@ -9756,7 +9756,7 @@
               <w:spacing w:after="10" w:before="0"/>
               <w:ind w:left="120"/>
             </w:pPr>
-            <w:hyperlink w:history="1" r:id="rIdcyqgnxgwe5wy8xsdn5sam">
+            <w:hyperlink w:history="1" r:id="rId78puwtiewzvr3smty9jdo">
               <w:r>
                 <w:rPr>
                   <w:rFonts w:ascii="Arial" w:cs="Arial" w:eastAsia="Arial" w:hAnsi="Arial"/>
@@ -9971,7 +9971,7 @@
             <w:pPr>
               <w:spacing w:after="20" w:before="0"/>
             </w:pPr>
-            <w:hyperlink w:history="1" r:id="rIdvuhcj6tb_miv9rgbjaoxx">
+            <w:hyperlink w:history="1" r:id="rIdhf6lhkrbvog3i85uaa9vr">
               <w:r>
                 <w:rPr>
                   <w:rFonts w:ascii="Arial" w:cs="Arial" w:eastAsia="Arial" w:hAnsi="Arial"/>
@@ -10020,7 +10020,7 @@
               <w:spacing w:after="10" w:before="0"/>
               <w:ind w:left="120"/>
             </w:pPr>
-            <w:hyperlink w:history="1" r:id="rIdcrxduy_g3ytdnju63ecpq">
+            <w:hyperlink w:history="1" r:id="rIdoxddqxk5rkigakymco2bi">
               <w:r>
                 <w:rPr>
                   <w:rFonts w:ascii="Arial" w:cs="Arial" w:eastAsia="Arial" w:hAnsi="Arial"/>
@@ -10082,7 +10082,7 @@
               <w:spacing w:after="10" w:before="0"/>
               <w:ind w:left="120"/>
             </w:pPr>
-            <w:hyperlink w:history="1" r:id="rIdh_5pfeytn-zqt5ptszcqw">
+            <w:hyperlink w:history="1" r:id="rIdnw1op3g_05sgp-7mmwfgp">
               <w:r>
                 <w:rPr>
                   <w:rFonts w:ascii="Arial" w:cs="Arial" w:eastAsia="Arial" w:hAnsi="Arial"/>
@@ -10297,7 +10297,7 @@
             <w:pPr>
               <w:spacing w:after="20" w:before="0"/>
             </w:pPr>
-            <w:hyperlink w:history="1" r:id="rIdx3dfoqogah08mjvgwxqmd">
+            <w:hyperlink w:history="1" r:id="rIdhbfphvb1f2bkp-q4u8di7">
               <w:r>
                 <w:rPr>
                   <w:rFonts w:ascii="Arial" w:cs="Arial" w:eastAsia="Arial" w:hAnsi="Arial"/>
@@ -10346,7 +10346,7 @@
               <w:spacing w:after="10" w:before="0"/>
               <w:ind w:left="120"/>
             </w:pPr>
-            <w:hyperlink w:history="1" r:id="rIdap0tibcmtfldmhvh0tely">
+            <w:hyperlink w:history="1" r:id="rIdifvhjbbauod9bopafh3iu">
               <w:r>
                 <w:rPr>
                   <w:rFonts w:ascii="Arial" w:cs="Arial" w:eastAsia="Arial" w:hAnsi="Arial"/>
@@ -10408,7 +10408,7 @@
               <w:spacing w:after="10" w:before="0"/>
               <w:ind w:left="120"/>
             </w:pPr>
-            <w:hyperlink w:history="1" r:id="rIdzjx8933tt_ko9a7bmmpw-">
+            <w:hyperlink w:history="1" r:id="rId8ckkoc-b2htzxl6u91fj3">
               <w:r>
                 <w:rPr>
                   <w:rFonts w:ascii="Arial" w:cs="Arial" w:eastAsia="Arial" w:hAnsi="Arial"/>
@@ -10623,7 +10623,7 @@
             <w:pPr>
               <w:spacing w:after="20" w:before="0"/>
             </w:pPr>
-            <w:hyperlink w:history="1" r:id="rId7jdeuwdmw6bwmghuu7wjx">
+            <w:hyperlink w:history="1" r:id="rIdd11qhjfgzq3js-tfepjx-">
               <w:r>
                 <w:rPr>
                   <w:rFonts w:ascii="Arial" w:cs="Arial" w:eastAsia="Arial" w:hAnsi="Arial"/>
@@ -10672,7 +10672,7 @@
               <w:spacing w:after="10" w:before="0"/>
               <w:ind w:left="120"/>
             </w:pPr>
-            <w:hyperlink w:history="1" r:id="rIdhfheffqd7a2cyeiepldsz">
+            <w:hyperlink w:history="1" r:id="rIdf5xzwampic7zfhizfshzg">
               <w:r>
                 <w:rPr>
                   <w:rFonts w:ascii="Arial" w:cs="Arial" w:eastAsia="Arial" w:hAnsi="Arial"/>
@@ -10734,7 +10734,7 @@
               <w:spacing w:after="10" w:before="0"/>
               <w:ind w:left="120"/>
             </w:pPr>
-            <w:hyperlink w:history="1" r:id="rIdfkqhsef-utybaf55jjdn3">
+            <w:hyperlink w:history="1" r:id="rId0xf3cil0x8oj2wbtz3s-m">
               <w:r>
                 <w:rPr>
                   <w:rFonts w:ascii="Arial" w:cs="Arial" w:eastAsia="Arial" w:hAnsi="Arial"/>
@@ -11274,7 +11274,7 @@
         </w:rPr>
         <w:t xml:space="preserve">© 2026 SeaVuria and ARES. Aligned with KICD objectives. Developed by SeaVuria; technical implementation by ARES (with AI assistance from Claude). Licensed under </w:t>
       </w:r>
-      <w:hyperlink w:history="1" r:id="rId_t7ftmvuoz2_jylvtsndn">
+      <w:hyperlink w:history="1" r:id="rIdbfpng4dp3c2v6upgosyhx">
         <w:r>
           <w:rPr>
             <w:rFonts w:ascii="Arial" w:cs="Arial" w:eastAsia="Arial" w:hAnsi="Arial"/>
@@ -11295,7 +11295,7 @@
         </w:rPr>
         <w:t xml:space="preserve"> (</w:t>
       </w:r>
-      <w:hyperlink w:history="1" r:id="rIdskmit3hrr47lgkbqet1xa">
+      <w:hyperlink w:history="1" r:id="rIdrbmb0sw5nj41qd_dbzsva">
         <w:r>
           <w:rPr>
             <w:rFonts w:ascii="Arial" w:cs="Arial" w:eastAsia="Arial" w:hAnsi="Arial"/>
@@ -12335,7 +12335,7 @@
             <w:pPr>
               <w:spacing w:after="20" w:before="0"/>
             </w:pPr>
-            <w:hyperlink w:history="1" r:id="rIdhyxuhsuhgh-satrno5-g-">
+            <w:hyperlink w:history="1" r:id="rIdtpdouxt6899adm28zpgxr">
               <w:r>
                 <w:rPr>
                   <w:rFonts w:ascii="Arial" w:cs="Arial" w:eastAsia="Arial" w:hAnsi="Arial"/>
@@ -12384,7 +12384,7 @@
               <w:spacing w:after="10" w:before="0"/>
               <w:ind w:left="120"/>
             </w:pPr>
-            <w:hyperlink w:history="1" r:id="rIdr2_5fsescvkjig02dw4mq">
+            <w:hyperlink w:history="1" r:id="rIdb4ggvfk1tlelwy2fvhtcj">
               <w:r>
                 <w:rPr>
                   <w:rFonts w:ascii="Arial" w:cs="Arial" w:eastAsia="Arial" w:hAnsi="Arial"/>
@@ -12446,7 +12446,7 @@
               <w:spacing w:after="10" w:before="0"/>
               <w:ind w:left="120"/>
             </w:pPr>
-            <w:hyperlink w:history="1" r:id="rId5rztxqqncdy2e35ks-qwk">
+            <w:hyperlink w:history="1" r:id="rIdxq8mmqfepkzbq2wj6badq">
               <w:r>
                 <w:rPr>
                   <w:rFonts w:ascii="Arial" w:cs="Arial" w:eastAsia="Arial" w:hAnsi="Arial"/>
@@ -12661,7 +12661,7 @@
             <w:pPr>
               <w:spacing w:after="20" w:before="0"/>
             </w:pPr>
-            <w:hyperlink w:history="1" r:id="rIdncjfmzudniedbrwmzpb1b">
+            <w:hyperlink w:history="1" r:id="rId1dbcdosy7_ktmc4kzy1nq">
               <w:r>
                 <w:rPr>
                   <w:rFonts w:ascii="Arial" w:cs="Arial" w:eastAsia="Arial" w:hAnsi="Arial"/>
@@ -12710,7 +12710,7 @@
               <w:spacing w:after="10" w:before="0"/>
               <w:ind w:left="120"/>
             </w:pPr>
-            <w:hyperlink w:history="1" r:id="rId5aey69iez8srxzefr5zav">
+            <w:hyperlink w:history="1" r:id="rIdxv-p3xi9nnge_vlsybn38">
               <w:r>
                 <w:rPr>
                   <w:rFonts w:ascii="Arial" w:cs="Arial" w:eastAsia="Arial" w:hAnsi="Arial"/>
@@ -12772,7 +12772,7 @@
               <w:spacing w:after="10" w:before="0"/>
               <w:ind w:left="120"/>
             </w:pPr>
-            <w:hyperlink w:history="1" r:id="rIdt2wreinl7sdadw5yvhrjr">
+            <w:hyperlink w:history="1" r:id="rIdotngofu34cscy5xhraw9x">
               <w:r>
                 <w:rPr>
                   <w:rFonts w:ascii="Arial" w:cs="Arial" w:eastAsia="Arial" w:hAnsi="Arial"/>
@@ -12987,7 +12987,7 @@
             <w:pPr>
               <w:spacing w:after="20" w:before="0"/>
             </w:pPr>
-            <w:hyperlink w:history="1" r:id="rIdekguhd7wc67uzrf0_bgxl">
+            <w:hyperlink w:history="1" r:id="rIdomg8o87fk0cnggl0khhig">
               <w:r>
                 <w:rPr>
                   <w:rFonts w:ascii="Arial" w:cs="Arial" w:eastAsia="Arial" w:hAnsi="Arial"/>
@@ -13036,7 +13036,7 @@
               <w:spacing w:after="10" w:before="0"/>
               <w:ind w:left="120"/>
             </w:pPr>
-            <w:hyperlink w:history="1" r:id="rIdfzlwhxb3dfavmk1jfbc56">
+            <w:hyperlink w:history="1" r:id="rIdxsxfm14brbbgrkkiqh4r2">
               <w:r>
                 <w:rPr>
                   <w:rFonts w:ascii="Arial" w:cs="Arial" w:eastAsia="Arial" w:hAnsi="Arial"/>
@@ -13098,7 +13098,7 @@
               <w:spacing w:after="10" w:before="0"/>
               <w:ind w:left="120"/>
             </w:pPr>
-            <w:hyperlink w:history="1" r:id="rIdfvroc-yiumm3ca0exs-wq">
+            <w:hyperlink w:history="1" r:id="rIddxrxtjs7h6izndweaizkt">
               <w:r>
                 <w:rPr>
                   <w:rFonts w:ascii="Arial" w:cs="Arial" w:eastAsia="Arial" w:hAnsi="Arial"/>
@@ -13313,7 +13313,7 @@
             <w:pPr>
               <w:spacing w:after="20" w:before="0"/>
             </w:pPr>
-            <w:hyperlink w:history="1" r:id="rIdcdrzqjys7yrsw0wlx4rrz">
+            <w:hyperlink w:history="1" r:id="rId2j97ibacfy0_fml9jlklj">
               <w:r>
                 <w:rPr>
                   <w:rFonts w:ascii="Arial" w:cs="Arial" w:eastAsia="Arial" w:hAnsi="Arial"/>
@@ -13362,7 +13362,7 @@
               <w:spacing w:after="10" w:before="0"/>
               <w:ind w:left="120"/>
             </w:pPr>
-            <w:hyperlink w:history="1" r:id="rIdi_ixlhaqemetxhgerim9v">
+            <w:hyperlink w:history="1" r:id="rIdlliglnyubjjhhjpkdhj42">
               <w:r>
                 <w:rPr>
                   <w:rFonts w:ascii="Arial" w:cs="Arial" w:eastAsia="Arial" w:hAnsi="Arial"/>
@@ -13424,7 +13424,7 @@
               <w:spacing w:after="10" w:before="0"/>
               <w:ind w:left="120"/>
             </w:pPr>
-            <w:hyperlink w:history="1" r:id="rIddjmytsuh8nuqkjkucbizo">
+            <w:hyperlink w:history="1" r:id="rIdtw1ffkrexzx4gbwpvvdm8">
               <w:r>
                 <w:rPr>
                   <w:rFonts w:ascii="Arial" w:cs="Arial" w:eastAsia="Arial" w:hAnsi="Arial"/>
@@ -13639,7 +13639,7 @@
             <w:pPr>
               <w:spacing w:after="20" w:before="0"/>
             </w:pPr>
-            <w:hyperlink w:history="1" r:id="rId1owv_i-erzlgjnrzahog9">
+            <w:hyperlink w:history="1" r:id="rIdos8mnt_tgjsyc_swnptf7">
               <w:r>
                 <w:rPr>
                   <w:rFonts w:ascii="Arial" w:cs="Arial" w:eastAsia="Arial" w:hAnsi="Arial"/>
@@ -13688,7 +13688,7 @@
               <w:spacing w:after="10" w:before="0"/>
               <w:ind w:left="120"/>
             </w:pPr>
-            <w:hyperlink w:history="1" r:id="rIdou9-7irabxqqvdby6-2dd">
+            <w:hyperlink w:history="1" r:id="rIdzz1fuiungrtdnotc_zdbn">
               <w:r>
                 <w:rPr>
                   <w:rFonts w:ascii="Arial" w:cs="Arial" w:eastAsia="Arial" w:hAnsi="Arial"/>
@@ -13750,7 +13750,7 @@
               <w:spacing w:after="10" w:before="0"/>
               <w:ind w:left="120"/>
             </w:pPr>
-            <w:hyperlink w:history="1" r:id="rIdvv4gvewzn-bij_xlnu7qu">
+            <w:hyperlink w:history="1" r:id="rIdsiijyd3kvnwdwew1clcb5">
               <w:r>
                 <w:rPr>
                   <w:rFonts w:ascii="Arial" w:cs="Arial" w:eastAsia="Arial" w:hAnsi="Arial"/>
@@ -14290,7 +14290,7 @@
         </w:rPr>
         <w:t xml:space="preserve">© 2026 SeaVuria and ARES. Aligned with KICD objectives. Developed by SeaVuria; technical implementation by ARES (with AI assistance from Claude). Licensed under </w:t>
       </w:r>
-      <w:hyperlink w:history="1" r:id="rIdog4a_dzofvblusvqolo1r">
+      <w:hyperlink w:history="1" r:id="rIdrsjaagq_sd3cwguielbtt">
         <w:r>
           <w:rPr>
             <w:rFonts w:ascii="Arial" w:cs="Arial" w:eastAsia="Arial" w:hAnsi="Arial"/>
@@ -14311,7 +14311,7 @@
         </w:rPr>
         <w:t xml:space="preserve"> (</w:t>
       </w:r>
-      <w:hyperlink w:history="1" r:id="rId_szi0mezr9qhiojpdcda2">
+      <w:hyperlink w:history="1" r:id="rIdmienf21xvi2t8rv-6or0c">
         <w:r>
           <w:rPr>
             <w:rFonts w:ascii="Arial" w:cs="Arial" w:eastAsia="Arial" w:hAnsi="Arial"/>
@@ -15368,7 +15368,7 @@
               <w:spacing w:after="10" w:before="0"/>
               <w:ind w:left="120"/>
             </w:pPr>
-            <w:hyperlink w:history="1" r:id="rIdrym2rbroq2e7oynxwkk2t">
+            <w:hyperlink w:history="1" r:id="rIddtdphg_meltf-uqwm8tu4">
               <w:r>
                 <w:rPr>
                   <w:rFonts w:ascii="Arial" w:cs="Arial" w:eastAsia="Arial" w:hAnsi="Arial"/>
@@ -15445,7 +15445,7 @@
               <w:spacing w:after="10" w:before="0"/>
               <w:ind w:left="120"/>
             </w:pPr>
-            <w:hyperlink w:history="1" r:id="rIdfxjxvjpdegfv8tchgebxu">
+            <w:hyperlink w:history="1" r:id="rIdu2h1ql3ii04wjzbswdlnh">
               <w:r>
                 <w:rPr>
                   <w:rFonts w:ascii="Arial" w:cs="Arial" w:eastAsia="Arial" w:hAnsi="Arial"/>
@@ -15677,7 +15677,7 @@
               <w:spacing w:after="10" w:before="0"/>
               <w:ind w:left="120"/>
             </w:pPr>
-            <w:hyperlink w:history="1" r:id="rIdsds7k_oeixgywnfqvp5ql">
+            <w:hyperlink w:history="1" r:id="rIdrih21kkuvtp8z68czty5k">
               <w:r>
                 <w:rPr>
                   <w:rFonts w:ascii="Arial" w:cs="Arial" w:eastAsia="Arial" w:hAnsi="Arial"/>
@@ -15754,7 +15754,7 @@
               <w:spacing w:after="10" w:before="0"/>
               <w:ind w:left="120"/>
             </w:pPr>
-            <w:hyperlink w:history="1" r:id="rIdhlynqyzlithgilk7lj7o6">
+            <w:hyperlink w:history="1" r:id="rIdpqbpr9rzmzpdop2nkwv2w">
               <w:r>
                 <w:rPr>
                   <w:rFonts w:ascii="Arial" w:cs="Arial" w:eastAsia="Arial" w:hAnsi="Arial"/>
@@ -15986,7 +15986,7 @@
               <w:spacing w:after="10" w:before="0"/>
               <w:ind w:left="120"/>
             </w:pPr>
-            <w:hyperlink w:history="1" r:id="rIdji3upog84ygsuo_qpipmj">
+            <w:hyperlink w:history="1" r:id="rIdvgboyaiv3gkkqncoyib2l">
               <w:r>
                 <w:rPr>
                   <w:rFonts w:ascii="Arial" w:cs="Arial" w:eastAsia="Arial" w:hAnsi="Arial"/>
@@ -16063,7 +16063,7 @@
               <w:spacing w:after="10" w:before="0"/>
               <w:ind w:left="120"/>
             </w:pPr>
-            <w:hyperlink w:history="1" r:id="rIdouviren8mhj0lwdmenhur">
+            <w:hyperlink w:history="1" r:id="rIdnnnt_83-n-7ncof2wfmhs">
               <w:r>
                 <w:rPr>
                   <w:rFonts w:ascii="Arial" w:cs="Arial" w:eastAsia="Arial" w:hAnsi="Arial"/>
@@ -16295,7 +16295,7 @@
               <w:spacing w:after="10" w:before="0"/>
               <w:ind w:left="120"/>
             </w:pPr>
-            <w:hyperlink w:history="1" r:id="rIdk1dn2mifalg6nmyhgbush">
+            <w:hyperlink w:history="1" r:id="rIdejsolmy_uaje_r3dcaiv9">
               <w:r>
                 <w:rPr>
                   <w:rFonts w:ascii="Arial" w:cs="Arial" w:eastAsia="Arial" w:hAnsi="Arial"/>
@@ -16372,7 +16372,7 @@
               <w:spacing w:after="10" w:before="0"/>
               <w:ind w:left="120"/>
             </w:pPr>
-            <w:hyperlink w:history="1" r:id="rIddk6c8shzjtziuc9aqgfld">
+            <w:hyperlink w:history="1" r:id="rId0gad-3z7mudyyimsem31g">
               <w:r>
                 <w:rPr>
                   <w:rFonts w:ascii="Arial" w:cs="Arial" w:eastAsia="Arial" w:hAnsi="Arial"/>
@@ -16604,7 +16604,7 @@
               <w:spacing w:after="10" w:before="0"/>
               <w:ind w:left="120"/>
             </w:pPr>
-            <w:hyperlink w:history="1" r:id="rIdysungtw08stxno0pdanbd">
+            <w:hyperlink w:history="1" r:id="rIdesbltt2d3bmup5perlzmj">
               <w:r>
                 <w:rPr>
                   <w:rFonts w:ascii="Arial" w:cs="Arial" w:eastAsia="Arial" w:hAnsi="Arial"/>
@@ -16681,7 +16681,7 @@
               <w:spacing w:after="10" w:before="0"/>
               <w:ind w:left="120"/>
             </w:pPr>
-            <w:hyperlink w:history="1" r:id="rIdlmycnqx05ew95jcbggxaf">
+            <w:hyperlink w:history="1" r:id="rIdfx1kcs7uhce9a_e194evo">
               <w:r>
                 <w:rPr>
                   <w:rFonts w:ascii="Arial" w:cs="Arial" w:eastAsia="Arial" w:hAnsi="Arial"/>
@@ -17221,7 +17221,7 @@
         </w:rPr>
         <w:t xml:space="preserve">© 2026 SeaVuria and ARES. Aligned with KICD objectives. Developed by SeaVuria; technical implementation by ARES (with AI assistance from Claude). Licensed under </w:t>
       </w:r>
-      <w:hyperlink w:history="1" r:id="rIdxts5i59jwf-gli_dqdad-">
+      <w:hyperlink w:history="1" r:id="rIdlcku_ysd1egre2qtc31l0">
         <w:r>
           <w:rPr>
             <w:rFonts w:ascii="Arial" w:cs="Arial" w:eastAsia="Arial" w:hAnsi="Arial"/>
@@ -17242,7 +17242,7 @@
         </w:rPr>
         <w:t xml:space="preserve"> (</w:t>
       </w:r>
-      <w:hyperlink w:history="1" r:id="rIdwbiv5bspsbrhhovoyudag">
+      <w:hyperlink w:history="1" r:id="rIdebwzbliemuyonc85mszfc">
         <w:r>
           <w:rPr>
             <w:rFonts w:ascii="Arial" w:cs="Arial" w:eastAsia="Arial" w:hAnsi="Arial"/>
@@ -18299,7 +18299,7 @@
               <w:spacing w:after="10" w:before="0"/>
               <w:ind w:left="120"/>
             </w:pPr>
-            <w:hyperlink w:history="1" r:id="rIdl1vqovdw3h2xw9btqdoel">
+            <w:hyperlink w:history="1" r:id="rIdiq2xttuwzlb2kxedbntsc">
               <w:r>
                 <w:rPr>
                   <w:rFonts w:ascii="Arial" w:cs="Arial" w:eastAsia="Arial" w:hAnsi="Arial"/>
@@ -18376,7 +18376,7 @@
               <w:spacing w:after="10" w:before="0"/>
               <w:ind w:left="120"/>
             </w:pPr>
-            <w:hyperlink w:history="1" r:id="rIdr3zyhbtloiq6e6hl7k2ur">
+            <w:hyperlink w:history="1" r:id="rIdawmvmrkyimqud7s21n8fw">
               <w:r>
                 <w:rPr>
                   <w:rFonts w:ascii="Arial" w:cs="Arial" w:eastAsia="Arial" w:hAnsi="Arial"/>
@@ -18608,7 +18608,7 @@
               <w:spacing w:after="10" w:before="0"/>
               <w:ind w:left="120"/>
             </w:pPr>
-            <w:hyperlink w:history="1" r:id="rIdopqdxddsplkpybbo9_f59">
+            <w:hyperlink w:history="1" r:id="rIdffa4rbho2iw-jvlmxbmus">
               <w:r>
                 <w:rPr>
                   <w:rFonts w:ascii="Arial" w:cs="Arial" w:eastAsia="Arial" w:hAnsi="Arial"/>
@@ -18685,7 +18685,7 @@
               <w:spacing w:after="10" w:before="0"/>
               <w:ind w:left="120"/>
             </w:pPr>
-            <w:hyperlink w:history="1" r:id="rIdbqhptqwrudznvfio_gxjk">
+            <w:hyperlink w:history="1" r:id="rIdlzljgtlhqje4_heexvfyu">
               <w:r>
                 <w:rPr>
                   <w:rFonts w:ascii="Arial" w:cs="Arial" w:eastAsia="Arial" w:hAnsi="Arial"/>
@@ -18917,7 +18917,7 @@
               <w:spacing w:after="10" w:before="0"/>
               <w:ind w:left="120"/>
             </w:pPr>
-            <w:hyperlink w:history="1" r:id="rId3b8l3h3k_rhmzkhzmsiqx">
+            <w:hyperlink w:history="1" r:id="rIddlxmgc_prgblyua-1jpu_">
               <w:r>
                 <w:rPr>
                   <w:rFonts w:ascii="Arial" w:cs="Arial" w:eastAsia="Arial" w:hAnsi="Arial"/>
@@ -18994,7 +18994,7 @@
               <w:spacing w:after="10" w:before="0"/>
               <w:ind w:left="120"/>
             </w:pPr>
-            <w:hyperlink w:history="1" r:id="rId0axm8ejyd3t6cwm5kjxib">
+            <w:hyperlink w:history="1" r:id="rIdtklhrcw3t6tsb3e_m4uaw">
               <w:r>
                 <w:rPr>
                   <w:rFonts w:ascii="Arial" w:cs="Arial" w:eastAsia="Arial" w:hAnsi="Arial"/>
@@ -19226,7 +19226,7 @@
               <w:spacing w:after="10" w:before="0"/>
               <w:ind w:left="120"/>
             </w:pPr>
-            <w:hyperlink w:history="1" r:id="rIdeit4iqa6wlzhanilpcicm">
+            <w:hyperlink w:history="1" r:id="rIdstxs2ecwysa4tguh7p6bj">
               <w:r>
                 <w:rPr>
                   <w:rFonts w:ascii="Arial" w:cs="Arial" w:eastAsia="Arial" w:hAnsi="Arial"/>
@@ -19303,7 +19303,7 @@
               <w:spacing w:after="10" w:before="0"/>
               <w:ind w:left="120"/>
             </w:pPr>
-            <w:hyperlink w:history="1" r:id="rIdvk0onzny3mfurhes-aj8w">
+            <w:hyperlink w:history="1" r:id="rId7s9bbuwgrf4gcrarhrw6y">
               <w:r>
                 <w:rPr>
                   <w:rFonts w:ascii="Arial" w:cs="Arial" w:eastAsia="Arial" w:hAnsi="Arial"/>
@@ -19535,7 +19535,7 @@
               <w:spacing w:after="10" w:before="0"/>
               <w:ind w:left="120"/>
             </w:pPr>
-            <w:hyperlink w:history="1" r:id="rIdgfbpqhqvz0itsj8iorxoq">
+            <w:hyperlink w:history="1" r:id="rIdxtnbb30-qloijvfrhdide">
               <w:r>
                 <w:rPr>
                   <w:rFonts w:ascii="Arial" w:cs="Arial" w:eastAsia="Arial" w:hAnsi="Arial"/>
@@ -19612,7 +19612,7 @@
               <w:spacing w:after="10" w:before="0"/>
               <w:ind w:left="120"/>
             </w:pPr>
-            <w:hyperlink w:history="1" r:id="rIdgcrueyrh_ngbthp74usce">
+            <w:hyperlink w:history="1" r:id="rIdbcm8zghqsciu6gijubose">
               <w:r>
                 <w:rPr>
                   <w:rFonts w:ascii="Arial" w:cs="Arial" w:eastAsia="Arial" w:hAnsi="Arial"/>
@@ -20152,7 +20152,7 @@
         </w:rPr>
         <w:t xml:space="preserve">© 2026 SeaVuria and ARES. Aligned with KICD objectives. Developed by SeaVuria; technical implementation by ARES (with AI assistance from Claude). Licensed under </w:t>
       </w:r>
-      <w:hyperlink w:history="1" r:id="rId-jmlggxkezto_6i62flit">
+      <w:hyperlink w:history="1" r:id="rIdjid74scecu7o812ist81u">
         <w:r>
           <w:rPr>
             <w:rFonts w:ascii="Arial" w:cs="Arial" w:eastAsia="Arial" w:hAnsi="Arial"/>
@@ -20173,7 +20173,7 @@
         </w:rPr>
         <w:t xml:space="preserve"> (</w:t>
       </w:r>
-      <w:hyperlink w:history="1" r:id="rIdnhib1wec5cwyxd-vgql4b">
+      <w:hyperlink w:history="1" r:id="rIdhvs4igzeu1oc4csdl9ylk">
         <w:r>
           <w:rPr>
             <w:rFonts w:ascii="Arial" w:cs="Arial" w:eastAsia="Arial" w:hAnsi="Arial"/>
@@ -21213,7 +21213,7 @@
             <w:pPr>
               <w:spacing w:after="20" w:before="0"/>
             </w:pPr>
-            <w:hyperlink w:history="1" r:id="rIdnbtslb3lgfy572bxklbd9">
+            <w:hyperlink w:history="1" r:id="rId9qimagofuv_oxqmlpwbcr">
               <w:r>
                 <w:rPr>
                   <w:rFonts w:ascii="Arial" w:cs="Arial" w:eastAsia="Arial" w:hAnsi="Arial"/>
@@ -21246,7 +21246,7 @@
               <w:spacing w:after="10" w:before="0"/>
               <w:ind w:left="120"/>
             </w:pPr>
-            <w:hyperlink w:history="1" r:id="rId9lxopndsfd3t_7eivsdvz">
+            <w:hyperlink w:history="1" r:id="rIdhzve3i9fmi51dupht_dam">
               <w:r>
                 <w:rPr>
                   <w:rFonts w:ascii="Arial" w:cs="Arial" w:eastAsia="Arial" w:hAnsi="Arial"/>
@@ -21291,7 +21291,7 @@
             <w:pPr>
               <w:spacing w:after="20" w:before="0"/>
             </w:pPr>
-            <w:hyperlink w:history="1" r:id="rIdrrqszbht_j2ydpj80yz0r">
+            <w:hyperlink w:history="1" r:id="rIda6rnnleb4dd3eltlrypjj">
               <w:r>
                 <w:rPr>
                   <w:rFonts w:ascii="Arial" w:cs="Arial" w:eastAsia="Arial" w:hAnsi="Arial"/>
@@ -21324,7 +21324,7 @@
               <w:spacing w:after="10" w:before="0"/>
               <w:ind w:left="120"/>
             </w:pPr>
-            <w:hyperlink w:history="1" r:id="rIdwtuju_-e72m4vu6jtmm1l">
+            <w:hyperlink w:history="1" r:id="rIdkypukrrn7fcjjxb2c9-kn">
               <w:r>
                 <w:rPr>
                   <w:rFonts w:ascii="Arial" w:cs="Arial" w:eastAsia="Arial" w:hAnsi="Arial"/>
@@ -21524,7 +21524,7 @@
             <w:pPr>
               <w:spacing w:after="20" w:before="0"/>
             </w:pPr>
-            <w:hyperlink w:history="1" r:id="rId0y5gartpal4wx7u9eprvx">
+            <w:hyperlink w:history="1" r:id="rIda5ifliwfs2wnhcrkqkr34">
               <w:r>
                 <w:rPr>
                   <w:rFonts w:ascii="Arial" w:cs="Arial" w:eastAsia="Arial" w:hAnsi="Arial"/>
@@ -21557,7 +21557,7 @@
               <w:spacing w:after="10" w:before="0"/>
               <w:ind w:left="120"/>
             </w:pPr>
-            <w:hyperlink w:history="1" r:id="rIdfjxdfeeu5yt2jmwmklzr7">
+            <w:hyperlink w:history="1" r:id="rIdu8erz06hsnwirxgemz1y0">
               <w:r>
                 <w:rPr>
                   <w:rFonts w:ascii="Arial" w:cs="Arial" w:eastAsia="Arial" w:hAnsi="Arial"/>
@@ -21602,7 +21602,7 @@
             <w:pPr>
               <w:spacing w:after="20" w:before="0"/>
             </w:pPr>
-            <w:hyperlink w:history="1" r:id="rId_9xvj5uuee1dhbdup_vsr">
+            <w:hyperlink w:history="1" r:id="rIdquz_q-7swy94yvxhp6n6a">
               <w:r>
                 <w:rPr>
                   <w:rFonts w:ascii="Arial" w:cs="Arial" w:eastAsia="Arial" w:hAnsi="Arial"/>
@@ -21635,7 +21635,7 @@
               <w:spacing w:after="10" w:before="0"/>
               <w:ind w:left="120"/>
             </w:pPr>
-            <w:hyperlink w:history="1" r:id="rIdcsljfgqod9uc4p_ag6t6x">
+            <w:hyperlink w:history="1" r:id="rIddft8cbwcurb8xkcjp5vic">
               <w:r>
                 <w:rPr>
                   <w:rFonts w:ascii="Arial" w:cs="Arial" w:eastAsia="Arial" w:hAnsi="Arial"/>
@@ -21835,7 +21835,7 @@
             <w:pPr>
               <w:spacing w:after="20" w:before="0"/>
             </w:pPr>
-            <w:hyperlink w:history="1" r:id="rIdv929kuf6zsfwpogsoe1st">
+            <w:hyperlink w:history="1" r:id="rIdxszcyngrp1_yvj0cv77hi">
               <w:r>
                 <w:rPr>
                   <w:rFonts w:ascii="Arial" w:cs="Arial" w:eastAsia="Arial" w:hAnsi="Arial"/>
@@ -21884,7 +21884,7 @@
               <w:spacing w:after="10" w:before="0"/>
               <w:ind w:left="120"/>
             </w:pPr>
-            <w:hyperlink w:history="1" r:id="rIdrpqewfybxxee3msp3kiht">
+            <w:hyperlink w:history="1" r:id="rId2mtkizblmyv-ba7yvmqyb">
               <w:r>
                 <w:rPr>
                   <w:rFonts w:ascii="Arial" w:cs="Arial" w:eastAsia="Arial" w:hAnsi="Arial"/>
@@ -21929,7 +21929,7 @@
             <w:pPr>
               <w:spacing w:after="20" w:before="0"/>
             </w:pPr>
-            <w:hyperlink w:history="1" r:id="rId1gclamyecyofwwnwhyh7x">
+            <w:hyperlink w:history="1" r:id="rId1uhur-ef9bbut9dzoaohv">
               <w:r>
                 <w:rPr>
                   <w:rFonts w:ascii="Arial" w:cs="Arial" w:eastAsia="Arial" w:hAnsi="Arial"/>
@@ -21978,7 +21978,7 @@
               <w:spacing w:after="10" w:before="0"/>
               <w:ind w:left="120"/>
             </w:pPr>
-            <w:hyperlink w:history="1" r:id="rIdktmykkueovkxwr2hxgtil">
+            <w:hyperlink w:history="1" r:id="rIdrrrvhdgrad3o1q18ckbfb">
               <w:r>
                 <w:rPr>
                   <w:rFonts w:ascii="Arial" w:cs="Arial" w:eastAsia="Arial" w:hAnsi="Arial"/>
@@ -22178,7 +22178,7 @@
             <w:pPr>
               <w:spacing w:after="20" w:before="0"/>
             </w:pPr>
-            <w:hyperlink w:history="1" r:id="rIdzl3c-eer7bsdjti6ijtuy">
+            <w:hyperlink w:history="1" r:id="rIdccjqu1narav02hufomijb">
               <w:r>
                 <w:rPr>
                   <w:rFonts w:ascii="Arial" w:cs="Arial" w:eastAsia="Arial" w:hAnsi="Arial"/>
@@ -22211,7 +22211,7 @@
               <w:spacing w:after="10" w:before="0"/>
               <w:ind w:left="120"/>
             </w:pPr>
-            <w:hyperlink w:history="1" r:id="rIdh3at8opgequt9_nstdcys">
+            <w:hyperlink w:history="1" r:id="rIdsornurgyxr2ztmozfue4k">
               <w:r>
                 <w:rPr>
                   <w:rFonts w:ascii="Arial" w:cs="Arial" w:eastAsia="Arial" w:hAnsi="Arial"/>
@@ -22256,7 +22256,7 @@
             <w:pPr>
               <w:spacing w:after="20" w:before="0"/>
             </w:pPr>
-            <w:hyperlink w:history="1" r:id="rIdfo98aqwdgndnaabuf7iz5">
+            <w:hyperlink w:history="1" r:id="rId-yvntpuefy9t_brc_xapj">
               <w:r>
                 <w:rPr>
                   <w:rFonts w:ascii="Arial" w:cs="Arial" w:eastAsia="Arial" w:hAnsi="Arial"/>
@@ -22305,7 +22305,7 @@
               <w:spacing w:after="10" w:before="0"/>
               <w:ind w:left="120"/>
             </w:pPr>
-            <w:hyperlink w:history="1" r:id="rIdqaot1tzo1h3hrahow4rxl">
+            <w:hyperlink w:history="1" r:id="rIde_6rulai5yfst-ig6nhwj">
               <w:r>
                 <w:rPr>
                   <w:rFonts w:ascii="Arial" w:cs="Arial" w:eastAsia="Arial" w:hAnsi="Arial"/>
@@ -22505,7 +22505,7 @@
             <w:pPr>
               <w:spacing w:after="20" w:before="0"/>
             </w:pPr>
-            <w:hyperlink w:history="1" r:id="rIdvyopkzis66zuiwluood3k">
+            <w:hyperlink w:history="1" r:id="rIdz9fgdqby0dtqt5l4svdne">
               <w:r>
                 <w:rPr>
                   <w:rFonts w:ascii="Arial" w:cs="Arial" w:eastAsia="Arial" w:hAnsi="Arial"/>
@@ -22538,7 +22538,7 @@
               <w:spacing w:after="10" w:before="0"/>
               <w:ind w:left="120"/>
             </w:pPr>
-            <w:hyperlink w:history="1" r:id="rIdk-1ca6hitklexi05c1e61">
+            <w:hyperlink w:history="1" r:id="rIdihf7l2rqhc70gnqmsahzi">
               <w:r>
                 <w:rPr>
                   <w:rFonts w:ascii="Arial" w:cs="Arial" w:eastAsia="Arial" w:hAnsi="Arial"/>
@@ -22583,7 +22583,7 @@
             <w:pPr>
               <w:spacing w:after="20" w:before="0"/>
             </w:pPr>
-            <w:hyperlink w:history="1" r:id="rIdwofipyapomsne6j-zdbph">
+            <w:hyperlink w:history="1" r:id="rIdpam8z8-ubsncv3epm8h4u">
               <w:r>
                 <w:rPr>
                   <w:rFonts w:ascii="Arial" w:cs="Arial" w:eastAsia="Arial" w:hAnsi="Arial"/>
@@ -22616,7 +22616,7 @@
               <w:spacing w:after="10" w:before="0"/>
               <w:ind w:left="120"/>
             </w:pPr>
-            <w:hyperlink w:history="1" r:id="rIdg9ply_behgxlcb9u-rie9">
+            <w:hyperlink w:history="1" r:id="rIdnverb4_egska_vnynkqds">
               <w:r>
                 <w:rPr>
                   <w:rFonts w:ascii="Arial" w:cs="Arial" w:eastAsia="Arial" w:hAnsi="Arial"/>
@@ -23141,7 +23141,7 @@
         </w:rPr>
         <w:t xml:space="preserve">© 2026 SeaVuria and ARES. Aligned with KICD objectives. Developed by SeaVuria; technical implementation by ARES (with AI assistance from Claude). Licensed under </w:t>
       </w:r>
-      <w:hyperlink w:history="1" r:id="rIdr6upaz26-cer_awid9hc7">
+      <w:hyperlink w:history="1" r:id="rIdhdttrzsgfy0ozimoddszl">
         <w:r>
           <w:rPr>
             <w:rFonts w:ascii="Arial" w:cs="Arial" w:eastAsia="Arial" w:hAnsi="Arial"/>
@@ -23162,7 +23162,7 @@
         </w:rPr>
         <w:t xml:space="preserve"> (</w:t>
       </w:r>
-      <w:hyperlink w:history="1" r:id="rIdcbv6zwnykwiscnhyuikfz">
+      <w:hyperlink w:history="1" r:id="rIdlab_lugyld-4tjbjmosiu">
         <w:r>
           <w:rPr>
             <w:rFonts w:ascii="Arial" w:cs="Arial" w:eastAsia="Arial" w:hAnsi="Arial"/>
@@ -24202,7 +24202,7 @@
             <w:pPr>
               <w:spacing w:after="20" w:before="0"/>
             </w:pPr>
-            <w:hyperlink w:history="1" r:id="rIdiqhc1slwssq1owyisfyqa">
+            <w:hyperlink w:history="1" r:id="rIdixhik6ba05ahimwjnjlc8">
               <w:r>
                 <w:rPr>
                   <w:rFonts w:ascii="Arial" w:cs="Arial" w:eastAsia="Arial" w:hAnsi="Arial"/>
@@ -24251,7 +24251,7 @@
               <w:spacing w:after="10" w:before="0"/>
               <w:ind w:left="120"/>
             </w:pPr>
-            <w:hyperlink w:history="1" r:id="rId2meooexqycpy6xeoqpfhx">
+            <w:hyperlink w:history="1" r:id="rIdaas-vae9xhwrwm0jk2icx">
               <w:r>
                 <w:rPr>
                   <w:rFonts w:ascii="Arial" w:cs="Arial" w:eastAsia="Arial" w:hAnsi="Arial"/>
@@ -24296,7 +24296,7 @@
             <w:pPr>
               <w:spacing w:after="20" w:before="0"/>
             </w:pPr>
-            <w:hyperlink w:history="1" r:id="rIdwmuz29ledd86tud6az8u0">
+            <w:hyperlink w:history="1" r:id="rIdxxnyvgx3-lxut5w2docq7">
               <w:r>
                 <w:rPr>
                   <w:rFonts w:ascii="Arial" w:cs="Arial" w:eastAsia="Arial" w:hAnsi="Arial"/>
@@ -24329,7 +24329,7 @@
               <w:spacing w:after="10" w:before="0"/>
               <w:ind w:left="120"/>
             </w:pPr>
-            <w:hyperlink w:history="1" r:id="rIdcagvtvltzzxgsbpmqzqmv">
+            <w:hyperlink w:history="1" r:id="rIdxunewxgdhgza9v8dt_k0l">
               <w:r>
                 <w:rPr>
                   <w:rFonts w:ascii="Arial" w:cs="Arial" w:eastAsia="Arial" w:hAnsi="Arial"/>
@@ -24529,7 +24529,7 @@
             <w:pPr>
               <w:spacing w:after="20" w:before="0"/>
             </w:pPr>
-            <w:hyperlink w:history="1" r:id="rIdefnpggb3dtrdit18xvpfi">
+            <w:hyperlink w:history="1" r:id="rIdyomoknpcbkmn6vl5m1-zv">
               <w:r>
                 <w:rPr>
                   <w:rFonts w:ascii="Arial" w:cs="Arial" w:eastAsia="Arial" w:hAnsi="Arial"/>
@@ -24578,7 +24578,7 @@
               <w:spacing w:after="10" w:before="0"/>
               <w:ind w:left="120"/>
             </w:pPr>
-            <w:hyperlink w:history="1" r:id="rIduwucqpoktcncojt6jylfi">
+            <w:hyperlink w:history="1" r:id="rIdadwxgfoj65v7cknsy5s4k">
               <w:r>
                 <w:rPr>
                   <w:rFonts w:ascii="Arial" w:cs="Arial" w:eastAsia="Arial" w:hAnsi="Arial"/>
@@ -24623,7 +24623,7 @@
             <w:pPr>
               <w:spacing w:after="20" w:before="0"/>
             </w:pPr>
-            <w:hyperlink w:history="1" r:id="rIdpfdtr1oxxmhz0zsvhclfu">
+            <w:hyperlink w:history="1" r:id="rIdxguy9inwpwdy9wbs1bv0v">
               <w:r>
                 <w:rPr>
                   <w:rFonts w:ascii="Arial" w:cs="Arial" w:eastAsia="Arial" w:hAnsi="Arial"/>
@@ -24656,7 +24656,7 @@
               <w:spacing w:after="10" w:before="0"/>
               <w:ind w:left="120"/>
             </w:pPr>
-            <w:hyperlink w:history="1" r:id="rIdjy2kfc1c0yoyrnwl_zucu">
+            <w:hyperlink w:history="1" r:id="rIdvs1_hbdqfpkadxcn2xsnq">
               <w:r>
                 <w:rPr>
                   <w:rFonts w:ascii="Arial" w:cs="Arial" w:eastAsia="Arial" w:hAnsi="Arial"/>
@@ -24856,7 +24856,7 @@
             <w:pPr>
               <w:spacing w:after="20" w:before="0"/>
             </w:pPr>
-            <w:hyperlink w:history="1" r:id="rIdl22yzo89zlv9s-xtkrncy">
+            <w:hyperlink w:history="1" r:id="rIdnekyqounjt2nai9xhsrva">
               <w:r>
                 <w:rPr>
                   <w:rFonts w:ascii="Arial" w:cs="Arial" w:eastAsia="Arial" w:hAnsi="Arial"/>
@@ -24905,7 +24905,7 @@
               <w:spacing w:after="10" w:before="0"/>
               <w:ind w:left="120"/>
             </w:pPr>
-            <w:hyperlink w:history="1" r:id="rId5hyfpf6y6dabeefuf945l">
+            <w:hyperlink w:history="1" r:id="rIdywmpat3icpmw9ui1fiz9t">
               <w:r>
                 <w:rPr>
                   <w:rFonts w:ascii="Arial" w:cs="Arial" w:eastAsia="Arial" w:hAnsi="Arial"/>
@@ -24950,7 +24950,7 @@
             <w:pPr>
               <w:spacing w:after="20" w:before="0"/>
             </w:pPr>
-            <w:hyperlink w:history="1" r:id="rId2_2muamdksbkpxj1hxlio">
+            <w:hyperlink w:history="1" r:id="rIdpzkwybumn7z436vvcdqhk">
               <w:r>
                 <w:rPr>
                   <w:rFonts w:ascii="Arial" w:cs="Arial" w:eastAsia="Arial" w:hAnsi="Arial"/>
@@ -24983,7 +24983,7 @@
               <w:spacing w:after="10" w:before="0"/>
               <w:ind w:left="120"/>
             </w:pPr>
-            <w:hyperlink w:history="1" r:id="rId8iugfdmiljvtqb7olb-cy">
+            <w:hyperlink w:history="1" r:id="rIdk2ffr2-bkcfkdxqdn8ydk">
               <w:r>
                 <w:rPr>
                   <w:rFonts w:ascii="Arial" w:cs="Arial" w:eastAsia="Arial" w:hAnsi="Arial"/>
@@ -25183,7 +25183,7 @@
             <w:pPr>
               <w:spacing w:after="20" w:before="0"/>
             </w:pPr>
-            <w:hyperlink w:history="1" r:id="rIduwrefjmy8f4vt7oq6spbp">
+            <w:hyperlink w:history="1" r:id="rId7ntqhdyblzkrttahdt4v3">
               <w:r>
                 <w:rPr>
                   <w:rFonts w:ascii="Arial" w:cs="Arial" w:eastAsia="Arial" w:hAnsi="Arial"/>
@@ -25232,7 +25232,7 @@
               <w:spacing w:after="10" w:before="0"/>
               <w:ind w:left="120"/>
             </w:pPr>
-            <w:hyperlink w:history="1" r:id="rIdf93zpbuigwxsqy5a8g2db">
+            <w:hyperlink w:history="1" r:id="rIdmrcy5jitd2afg3sa-4ddo">
               <w:r>
                 <w:rPr>
                   <w:rFonts w:ascii="Arial" w:cs="Arial" w:eastAsia="Arial" w:hAnsi="Arial"/>
@@ -25277,7 +25277,7 @@
             <w:pPr>
               <w:spacing w:after="20" w:before="0"/>
             </w:pPr>
-            <w:hyperlink w:history="1" r:id="rIdo6sypf-jpeatebe61irzt">
+            <w:hyperlink w:history="1" r:id="rId1sbzk4dgfdyesr0ksqfxk">
               <w:r>
                 <w:rPr>
                   <w:rFonts w:ascii="Arial" w:cs="Arial" w:eastAsia="Arial" w:hAnsi="Arial"/>
@@ -25310,7 +25310,7 @@
               <w:spacing w:after="10" w:before="0"/>
               <w:ind w:left="120"/>
             </w:pPr>
-            <w:hyperlink w:history="1" r:id="rIdqgennwxuq9fotizudkb1d">
+            <w:hyperlink w:history="1" r:id="rIddolb5_1jkk3p1vcinsmln">
               <w:r>
                 <w:rPr>
                   <w:rFonts w:ascii="Arial" w:cs="Arial" w:eastAsia="Arial" w:hAnsi="Arial"/>
@@ -25510,7 +25510,7 @@
             <w:pPr>
               <w:spacing w:after="20" w:before="0"/>
             </w:pPr>
-            <w:hyperlink w:history="1" r:id="rIdde9bsq_rwpb0q3uf9cp7g">
+            <w:hyperlink w:history="1" r:id="rIdwe-88zhr5h_wzoqu3nr4l">
               <w:r>
                 <w:rPr>
                   <w:rFonts w:ascii="Arial" w:cs="Arial" w:eastAsia="Arial" w:hAnsi="Arial"/>
@@ -25559,7 +25559,7 @@
               <w:spacing w:after="10" w:before="0"/>
               <w:ind w:left="120"/>
             </w:pPr>
-            <w:hyperlink w:history="1" r:id="rIdlm3ddeu_6ikojn2g0lcth">
+            <w:hyperlink w:history="1" r:id="rIdkussxn_ela3l78sg-lz9u">
               <w:r>
                 <w:rPr>
                   <w:rFonts w:ascii="Arial" w:cs="Arial" w:eastAsia="Arial" w:hAnsi="Arial"/>
@@ -25604,7 +25604,7 @@
             <w:pPr>
               <w:spacing w:after="20" w:before="0"/>
             </w:pPr>
-            <w:hyperlink w:history="1" r:id="rIdkdzbsw5hrnzqlenuanyhm">
+            <w:hyperlink w:history="1" r:id="rIdkpjgu7d-amdpehnl5rvbd">
               <w:r>
                 <w:rPr>
                   <w:rFonts w:ascii="Arial" w:cs="Arial" w:eastAsia="Arial" w:hAnsi="Arial"/>
@@ -25637,7 +25637,7 @@
               <w:spacing w:after="10" w:before="0"/>
               <w:ind w:left="120"/>
             </w:pPr>
-            <w:hyperlink w:history="1" r:id="rIdniifjs1mvyfyg3nlrbn0u">
+            <w:hyperlink w:history="1" r:id="rId6xcnkqvj_tar2jaapp5rr">
               <w:r>
                 <w:rPr>
                   <w:rFonts w:ascii="Arial" w:cs="Arial" w:eastAsia="Arial" w:hAnsi="Arial"/>
@@ -26162,7 +26162,7 @@
         </w:rPr>
         <w:t xml:space="preserve">© 2026 SeaVuria and ARES. Aligned with KICD objectives. Developed by SeaVuria; technical implementation by ARES (with AI assistance from Claude). Licensed under </w:t>
       </w:r>
-      <w:hyperlink w:history="1" r:id="rIdd7m7mheml-euwkrqxmfge">
+      <w:hyperlink w:history="1" r:id="rIdajrsc9wgr7hpwyrjat_ia">
         <w:r>
           <w:rPr>
             <w:rFonts w:ascii="Arial" w:cs="Arial" w:eastAsia="Arial" w:hAnsi="Arial"/>
@@ -26183,7 +26183,7 @@
         </w:rPr>
         <w:t xml:space="preserve"> (</w:t>
       </w:r>
-      <w:hyperlink w:history="1" r:id="rIdauz5fazaom4daxi1hif1c">
+      <w:hyperlink w:history="1" r:id="rIdcbbiguwsw7zk8f3lelbwa">
         <w:r>
           <w:rPr>
             <w:rFonts w:ascii="Arial" w:cs="Arial" w:eastAsia="Arial" w:hAnsi="Arial"/>
